--- a/Modul2/ADAI_Modul2_Tag2_Selbststudium.docx
+++ b/Modul2/ADAI_Modul2_Tag2_Selbststudium.docx
@@ -113,25 +113,7 @@
                 <w:sz w:val="17"/>
                 <w:szCs w:val="17"/>
               </w:rPr>
-              <w:t xml:space="preserve">Modul 2 · Tag </w:t>
-            </w:r>
-            <w:proofErr w:type="gramStart"/>
-            <w:r>
-              <w:rPr>
-                <w:color w:val="475569"/>
-                <w:sz w:val="17"/>
-                <w:szCs w:val="17"/>
-              </w:rPr>
-              <w:t>2  —</w:t>
-            </w:r>
-            <w:proofErr w:type="gramEnd"/>
-            <w:r>
-              <w:rPr>
-                <w:color w:val="475569"/>
-                <w:sz w:val="17"/>
-                <w:szCs w:val="17"/>
-              </w:rPr>
-              <w:t xml:space="preserve">  Selbststudium: </w:t>
+              <w:t xml:space="preserve">Modul 2 · Tag 2  —  Selbststudium: </w:t>
             </w:r>
             <w:proofErr w:type="spellStart"/>
             <w:r>
@@ -848,25 +830,7 @@
                 <w:sz w:val="18"/>
                 <w:szCs w:val="18"/>
               </w:rPr>
-              <w:t xml:space="preserve">Welche User Stories </w:t>
-            </w:r>
-            <w:proofErr w:type="gramStart"/>
-            <w:r>
-              <w:rPr>
-                <w:color w:val="FFFFFF"/>
-                <w:sz w:val="18"/>
-                <w:szCs w:val="18"/>
-              </w:rPr>
-              <w:t>sind</w:t>
-            </w:r>
-            <w:proofErr w:type="gramEnd"/>
-            <w:r>
-              <w:rPr>
-                <w:color w:val="FFFFFF"/>
-                <w:sz w:val="18"/>
-                <w:szCs w:val="18"/>
-              </w:rPr>
-              <w:t xml:space="preserve"> wirklich wichtig — und was kann warten?</w:t>
+              <w:t>Welche User Stories sind wirklich wichtig — und was kann warten?</w:t>
             </w:r>
           </w:p>
         </w:tc>
@@ -1900,39 +1864,46 @@
             <w:pPr>
               <w:spacing w:before="25" w:after="25"/>
               <w:ind w:left="160"/>
-            </w:pPr>
-            <w:bookmarkStart w:id="0" w:name="OLE_LINK1"/>
-            <w:r>
               <w:rPr>
                 <w:rFonts w:ascii="Courier New" w:eastAsia="Courier New" w:hAnsi="Courier New" w:cs="Courier New"/>
                 <w:color w:val="69F0AE"/>
                 <w:sz w:val="19"/>
                 <w:szCs w:val="19"/>
               </w:rPr>
-              <w:t>Hier sind unsere User Stories: [EURE USER STORIES EINFÜGEN]</w:t>
+            </w:pPr>
+            <w:r>
+              <w:rPr>
+                <w:rFonts w:ascii="Courier New" w:eastAsia="Courier New" w:hAnsi="Courier New" w:cs="Courier New"/>
+                <w:color w:val="69F0AE"/>
+                <w:sz w:val="19"/>
+                <w:szCs w:val="19"/>
+              </w:rPr>
+              <w:t>Hier sind unsere User Stories:</w:t>
             </w:r>
           </w:p>
           <w:p>
             <w:pPr>
               <w:spacing w:before="25" w:after="25"/>
               <w:ind w:left="160"/>
+              <w:rPr>
+                <w:rFonts w:ascii="Courier New" w:eastAsia="Courier New" w:hAnsi="Courier New" w:cs="Courier New"/>
+                <w:color w:val="69F0AE"/>
+                <w:sz w:val="19"/>
+                <w:szCs w:val="19"/>
+              </w:rPr>
             </w:pPr>
           </w:p>
           <w:p>
             <w:pPr>
               <w:spacing w:before="25" w:after="25"/>
               <w:ind w:left="160"/>
-            </w:pPr>
-            <w:r>
               <w:rPr>
                 <w:rFonts w:ascii="Courier New" w:eastAsia="Courier New" w:hAnsi="Courier New" w:cs="Courier New"/>
                 <w:color w:val="69F0AE"/>
                 <w:sz w:val="19"/>
                 <w:szCs w:val="19"/>
               </w:rPr>
-              <w:t xml:space="preserve">Priorisiere diese nach </w:t>
-            </w:r>
-            <w:proofErr w:type="spellStart"/>
+            </w:pPr>
             <w:r>
               <w:rPr>
                 <w:rFonts w:ascii="Courier New" w:eastAsia="Courier New" w:hAnsi="Courier New" w:cs="Courier New"/>
@@ -1940,70 +1911,144 @@
                 <w:sz w:val="19"/>
                 <w:szCs w:val="19"/>
               </w:rPr>
-              <w:t>MoSCoW</w:t>
-            </w:r>
-            <w:proofErr w:type="spellEnd"/>
-            <w:r>
+              <w:t>1. Als Lara möchte ich ein Konto erstellen und mich einloggen können, damit meine Daten sicher gespeichert sind und ich von verschiedenen Geräten darauf zugreifen kann.</w:t>
+            </w:r>
+          </w:p>
+          <w:p>
+            <w:pPr>
+              <w:spacing w:before="25" w:after="25"/>
+              <w:ind w:left="160"/>
               <w:rPr>
                 <w:rFonts w:ascii="Courier New" w:eastAsia="Courier New" w:hAnsi="Courier New" w:cs="Courier New"/>
                 <w:color w:val="69F0AE"/>
                 <w:sz w:val="19"/>
                 <w:szCs w:val="19"/>
               </w:rPr>
-              <w:t xml:space="preserve"> für ein MVP in 3 Monaten.</w:t>
+            </w:pPr>
+            <w:r>
+              <w:rPr>
+                <w:rFonts w:ascii="Courier New" w:eastAsia="Courier New" w:hAnsi="Courier New" w:cs="Courier New"/>
+                <w:color w:val="69F0AE"/>
+                <w:sz w:val="19"/>
+                <w:szCs w:val="19"/>
+              </w:rPr>
+              <w:t>2. Als Marc möchte ich einen Datenschutz-Consent-Schritt durchlaufen, bevor meine Daten verarbeitet werden, damit ich weiss, was mit meinen sensiblen Finanzdaten passiert und ihnen bewusst zustimme.</w:t>
             </w:r>
           </w:p>
           <w:p>
             <w:pPr>
               <w:spacing w:before="25" w:after="25"/>
               <w:ind w:left="160"/>
-            </w:pPr>
-            <w:r>
               <w:rPr>
                 <w:rFonts w:ascii="Courier New" w:eastAsia="Courier New" w:hAnsi="Courier New" w:cs="Courier New"/>
                 <w:color w:val="69F0AE"/>
                 <w:sz w:val="19"/>
                 <w:szCs w:val="19"/>
               </w:rPr>
-              <w:t>Team: 2-3 Personen, gemischter Tech-Background.</w:t>
+            </w:pPr>
+            <w:r>
+              <w:rPr>
+                <w:rFonts w:ascii="Courier New" w:eastAsia="Courier New" w:hAnsi="Courier New" w:cs="Courier New"/>
+                <w:color w:val="69F0AE"/>
+                <w:sz w:val="19"/>
+                <w:szCs w:val="19"/>
+              </w:rPr>
+              <w:t>3. Als Lara möchte ich beim ersten Einrichten meine monatlichen Fixkosten (z.B. Miete, Krankenkasse, Handy) erfassen können, damit der Safe-</w:t>
+            </w:r>
+            <w:proofErr w:type="spellStart"/>
+            <w:r>
+              <w:rPr>
+                <w:rFonts w:ascii="Courier New" w:eastAsia="Courier New" w:hAnsi="Courier New" w:cs="Courier New"/>
+                <w:color w:val="69F0AE"/>
+                <w:sz w:val="19"/>
+                <w:szCs w:val="19"/>
+              </w:rPr>
+              <w:t>to</w:t>
+            </w:r>
+            <w:proofErr w:type="spellEnd"/>
+            <w:r>
+              <w:rPr>
+                <w:rFonts w:ascii="Courier New" w:eastAsia="Courier New" w:hAnsi="Courier New" w:cs="Courier New"/>
+                <w:color w:val="69F0AE"/>
+                <w:sz w:val="19"/>
+                <w:szCs w:val="19"/>
+              </w:rPr>
+              <w:t>-</w:t>
+            </w:r>
+            <w:proofErr w:type="spellStart"/>
+            <w:r>
+              <w:rPr>
+                <w:rFonts w:ascii="Courier New" w:eastAsia="Courier New" w:hAnsi="Courier New" w:cs="Courier New"/>
+                <w:color w:val="69F0AE"/>
+                <w:sz w:val="19"/>
+                <w:szCs w:val="19"/>
+              </w:rPr>
+              <w:t>Spend</w:t>
+            </w:r>
+            <w:proofErr w:type="spellEnd"/>
+            <w:r>
+              <w:rPr>
+                <w:rFonts w:ascii="Courier New" w:eastAsia="Courier New" w:hAnsi="Courier New" w:cs="Courier New"/>
+                <w:color w:val="69F0AE"/>
+                <w:sz w:val="19"/>
+                <w:szCs w:val="19"/>
+              </w:rPr>
+              <w:t>-Betrag von Anfang an realistisch berechnet wird.</w:t>
             </w:r>
           </w:p>
           <w:p>
             <w:pPr>
               <w:spacing w:before="25" w:after="25"/>
               <w:ind w:left="160"/>
-            </w:pPr>
+              <w:rPr>
+                <w:rFonts w:ascii="Courier New" w:eastAsia="Courier New" w:hAnsi="Courier New" w:cs="Courier New"/>
+                <w:color w:val="69F0AE"/>
+                <w:sz w:val="19"/>
+                <w:szCs w:val="19"/>
+              </w:rPr>
+            </w:pPr>
+            <w:r>
+              <w:rPr>
+                <w:rFonts w:ascii="Courier New" w:eastAsia="Courier New" w:hAnsi="Courier New" w:cs="Courier New"/>
+                <w:color w:val="69F0AE"/>
+                <w:sz w:val="19"/>
+                <w:szCs w:val="19"/>
+              </w:rPr>
+              <w:t>4. Als Lara möchte ich einen Kontoauszug als PDF hochladen, damit meine Transaktionen automatisch eingelesen werden.</w:t>
+            </w:r>
           </w:p>
           <w:p>
             <w:pPr>
               <w:spacing w:before="25" w:after="25"/>
               <w:ind w:left="160"/>
-            </w:pPr>
-            <w:r>
               <w:rPr>
                 <w:rFonts w:ascii="Courier New" w:eastAsia="Courier New" w:hAnsi="Courier New" w:cs="Courier New"/>
                 <w:color w:val="69F0AE"/>
                 <w:sz w:val="19"/>
                 <w:szCs w:val="19"/>
               </w:rPr>
-              <w:t>Für jede Story:</w:t>
+            </w:pPr>
+            <w:r>
+              <w:rPr>
+                <w:rFonts w:ascii="Courier New" w:eastAsia="Courier New" w:hAnsi="Courier New" w:cs="Courier New"/>
+                <w:color w:val="69F0AE"/>
+                <w:sz w:val="19"/>
+                <w:szCs w:val="19"/>
+              </w:rPr>
+              <w:t>5. Als Lara möchte ich meine Transaktionen in Kategorien sehen, damit ich weiss, wofür ich wie viel ausgebe.</w:t>
             </w:r>
           </w:p>
           <w:p>
             <w:pPr>
               <w:spacing w:before="25" w:after="25"/>
               <w:ind w:left="160"/>
-            </w:pPr>
-            <w:r>
               <w:rPr>
                 <w:rFonts w:ascii="Courier New" w:eastAsia="Courier New" w:hAnsi="Courier New" w:cs="Courier New"/>
                 <w:color w:val="69F0AE"/>
                 <w:sz w:val="19"/>
                 <w:szCs w:val="19"/>
               </w:rPr>
-              <w:t>1. Kategorie (</w:t>
-            </w:r>
-            <w:proofErr w:type="spellStart"/>
+            </w:pPr>
             <w:r>
               <w:rPr>
                 <w:rFonts w:ascii="Courier New" w:eastAsia="Courier New" w:hAnsi="Courier New" w:cs="Courier New"/>
@@ -2011,9 +2056,9 @@
                 <w:sz w:val="19"/>
                 <w:szCs w:val="19"/>
               </w:rPr>
-              <w:t>Must</w:t>
-            </w:r>
-            <w:proofErr w:type="spellEnd"/>
+              <w:t>6. Als Lara möchte ich einen wöchentlichen "Safe-</w:t>
+            </w:r>
+            <w:proofErr w:type="spellStart"/>
             <w:r>
               <w:rPr>
                 <w:rFonts w:ascii="Courier New" w:eastAsia="Courier New" w:hAnsi="Courier New" w:cs="Courier New"/>
@@ -2021,9 +2066,9 @@
                 <w:sz w:val="19"/>
                 <w:szCs w:val="19"/>
               </w:rPr>
-              <w:t xml:space="preserve"> / </w:t>
-            </w:r>
-            <w:proofErr w:type="spellStart"/>
+              <w:t>to</w:t>
+            </w:r>
+            <w:proofErr w:type="spellEnd"/>
             <w:r>
               <w:rPr>
                 <w:rFonts w:ascii="Courier New" w:eastAsia="Courier New" w:hAnsi="Courier New" w:cs="Courier New"/>
@@ -2031,9 +2076,9 @@
                 <w:sz w:val="19"/>
                 <w:szCs w:val="19"/>
               </w:rPr>
-              <w:t>Should</w:t>
-            </w:r>
-            <w:proofErr w:type="spellEnd"/>
+              <w:t>-</w:t>
+            </w:r>
+            <w:proofErr w:type="spellStart"/>
             <w:r>
               <w:rPr>
                 <w:rFonts w:ascii="Courier New" w:eastAsia="Courier New" w:hAnsi="Courier New" w:cs="Courier New"/>
@@ -2041,9 +2086,9 @@
                 <w:sz w:val="19"/>
                 <w:szCs w:val="19"/>
               </w:rPr>
-              <w:t xml:space="preserve"> / </w:t>
-            </w:r>
-            <w:proofErr w:type="spellStart"/>
+              <w:t>Spend</w:t>
+            </w:r>
+            <w:proofErr w:type="spellEnd"/>
             <w:r>
               <w:rPr>
                 <w:rFonts w:ascii="Courier New" w:eastAsia="Courier New" w:hAnsi="Courier New" w:cs="Courier New"/>
@@ -2051,19 +2096,20 @@
                 <w:sz w:val="19"/>
                 <w:szCs w:val="19"/>
               </w:rPr>
-              <w:t>Could</w:t>
-            </w:r>
-            <w:proofErr w:type="spellEnd"/>
-            <w:r>
+              <w:t>"-Betrag sehen, damit ich ohne schlechtes Gewissen Geld ausgeben kann.</w:t>
+            </w:r>
+          </w:p>
+          <w:p>
+            <w:pPr>
+              <w:spacing w:before="25" w:after="25"/>
+              <w:ind w:left="160"/>
               <w:rPr>
                 <w:rFonts w:ascii="Courier New" w:eastAsia="Courier New" w:hAnsi="Courier New" w:cs="Courier New"/>
                 <w:color w:val="69F0AE"/>
                 <w:sz w:val="19"/>
                 <w:szCs w:val="19"/>
               </w:rPr>
-              <w:t xml:space="preserve"> / </w:t>
-            </w:r>
-            <w:proofErr w:type="spellStart"/>
+            </w:pPr>
             <w:r>
               <w:rPr>
                 <w:rFonts w:ascii="Courier New" w:eastAsia="Courier New" w:hAnsi="Courier New" w:cs="Courier New"/>
@@ -2071,49 +2117,63 @@
                 <w:sz w:val="19"/>
                 <w:szCs w:val="19"/>
               </w:rPr>
-              <w:t>Won't</w:t>
-            </w:r>
-            <w:proofErr w:type="spellEnd"/>
-            <w:r>
+              <w:lastRenderedPageBreak/>
+              <w:t>7. Als Marc möchte ich ein Sparziel definieren können, damit ich meinen Fortschritt in Richtung Notgroschen verfolgen kann.</w:t>
+            </w:r>
+          </w:p>
+          <w:p>
+            <w:pPr>
+              <w:spacing w:before="25" w:after="25"/>
+              <w:ind w:left="160"/>
               <w:rPr>
                 <w:rFonts w:ascii="Courier New" w:eastAsia="Courier New" w:hAnsi="Courier New" w:cs="Courier New"/>
                 <w:color w:val="69F0AE"/>
                 <w:sz w:val="19"/>
                 <w:szCs w:val="19"/>
               </w:rPr>
-              <w:t>)</w:t>
+            </w:pPr>
+            <w:r>
+              <w:rPr>
+                <w:rFonts w:ascii="Courier New" w:eastAsia="Courier New" w:hAnsi="Courier New" w:cs="Courier New"/>
+                <w:color w:val="69F0AE"/>
+                <w:sz w:val="19"/>
+                <w:szCs w:val="19"/>
+              </w:rPr>
+              <w:t>8. Als Marc möchte ich wiederkehrende Ausgaben (Abos, Ratenzahlungen) auf einen Blick sehen, damit ich versteckte Kosten erkennen kann.</w:t>
             </w:r>
           </w:p>
           <w:p>
             <w:pPr>
               <w:spacing w:before="25" w:after="25"/>
               <w:ind w:left="160"/>
-            </w:pPr>
-            <w:r>
               <w:rPr>
                 <w:rFonts w:ascii="Courier New" w:eastAsia="Courier New" w:hAnsi="Courier New" w:cs="Courier New"/>
                 <w:color w:val="69F0AE"/>
                 <w:sz w:val="19"/>
                 <w:szCs w:val="19"/>
               </w:rPr>
-              <w:t>2. Begründung in einem Satz</w:t>
+            </w:pPr>
+            <w:r>
+              <w:rPr>
+                <w:rFonts w:ascii="Courier New" w:eastAsia="Courier New" w:hAnsi="Courier New" w:cs="Courier New"/>
+                <w:color w:val="69F0AE"/>
+                <w:sz w:val="19"/>
+                <w:szCs w:val="19"/>
+              </w:rPr>
+              <w:t>9. Als Lara möchte ich einmal im Monat einen KI-generierten Monatsbericht erhalten, damit ich automatisch einen Überblick über mein Finanzverhalten und gezielte Sparvorschläge bekomme.</w:t>
             </w:r>
           </w:p>
           <w:p>
             <w:pPr>
               <w:spacing w:before="25" w:after="25"/>
               <w:ind w:left="160"/>
-            </w:pPr>
-            <w:r>
               <w:rPr>
                 <w:rFonts w:ascii="Courier New" w:eastAsia="Courier New" w:hAnsi="Courier New" w:cs="Courier New"/>
                 <w:color w:val="69F0AE"/>
                 <w:sz w:val="19"/>
                 <w:szCs w:val="19"/>
               </w:rPr>
-              <w:t xml:space="preserve">3. Falls </w:t>
-            </w:r>
-            <w:proofErr w:type="spellStart"/>
+            </w:pPr>
             <w:r>
               <w:rPr>
                 <w:rFonts w:ascii="Courier New" w:eastAsia="Courier New" w:hAnsi="Courier New" w:cs="Courier New"/>
@@ -2121,54 +2181,433 @@
                 <w:sz w:val="19"/>
                 <w:szCs w:val="19"/>
               </w:rPr>
-              <w:t>Won't</w:t>
-            </w:r>
-            <w:proofErr w:type="spellEnd"/>
-            <w:r>
+              <w:t>10. Als Lara möchte ich meine Ausgaben des aktuellen Monats mit dem Vormonat vergleichen, damit ich Trends in meinem Verhalten erkenne.</w:t>
+            </w:r>
+          </w:p>
+          <w:p>
+            <w:pPr>
+              <w:spacing w:before="25" w:after="25"/>
+              <w:ind w:left="160"/>
               <w:rPr>
                 <w:rFonts w:ascii="Courier New" w:eastAsia="Courier New" w:hAnsi="Courier New" w:cs="Courier New"/>
                 <w:color w:val="69F0AE"/>
                 <w:sz w:val="19"/>
                 <w:szCs w:val="19"/>
               </w:rPr>
-              <w:t>: wann könnte es relevant werden?</w:t>
+            </w:pPr>
+            <w:r>
+              <w:rPr>
+                <w:rFonts w:ascii="Courier New" w:eastAsia="Courier New" w:hAnsi="Courier New" w:cs="Courier New"/>
+                <w:color w:val="69F0AE"/>
+                <w:sz w:val="19"/>
+                <w:szCs w:val="19"/>
+              </w:rPr>
+              <w:t xml:space="preserve">11. Als Lara möchte ich mein Bankkonto über eine </w:t>
+            </w:r>
+            <w:proofErr w:type="spellStart"/>
+            <w:r>
+              <w:rPr>
+                <w:rFonts w:ascii="Courier New" w:eastAsia="Courier New" w:hAnsi="Courier New" w:cs="Courier New"/>
+                <w:color w:val="69F0AE"/>
+                <w:sz w:val="19"/>
+                <w:szCs w:val="19"/>
+              </w:rPr>
+              <w:t>OpenBanking</w:t>
+            </w:r>
+            <w:proofErr w:type="spellEnd"/>
+            <w:r>
+              <w:rPr>
+                <w:rFonts w:ascii="Courier New" w:eastAsia="Courier New" w:hAnsi="Courier New" w:cs="Courier New"/>
+                <w:color w:val="69F0AE"/>
+                <w:sz w:val="19"/>
+                <w:szCs w:val="19"/>
+              </w:rPr>
+              <w:t>-Schnittstelle direkt verbinden, damit meine Transaktionen automatisch und ohne manuellen PDF-Upload aktuell gehalten werden.</w:t>
             </w:r>
           </w:p>
           <w:p>
             <w:pPr>
               <w:spacing w:before="25" w:after="25"/>
               <w:ind w:left="160"/>
-            </w:pPr>
+              <w:rPr>
+                <w:rFonts w:ascii="Courier New" w:eastAsia="Courier New" w:hAnsi="Courier New" w:cs="Courier New"/>
+                <w:color w:val="69F0AE"/>
+                <w:sz w:val="19"/>
+                <w:szCs w:val="19"/>
+              </w:rPr>
+            </w:pPr>
+            <w:r>
+              <w:rPr>
+                <w:rFonts w:ascii="Courier New" w:eastAsia="Courier New" w:hAnsi="Courier New" w:cs="Courier New"/>
+                <w:color w:val="69F0AE"/>
+                <w:sz w:val="19"/>
+                <w:szCs w:val="19"/>
+              </w:rPr>
+              <w:t>12. Als Lara möchte ich zwischen verschiedenen Monaten wechseln können, damit ich meine historischen Ausgaben einsehen kann.</w:t>
+            </w:r>
           </w:p>
           <w:p>
             <w:pPr>
               <w:spacing w:before="25" w:after="25"/>
               <w:ind w:left="160"/>
-            </w:pPr>
-            <w:r>
               <w:rPr>
                 <w:rFonts w:ascii="Courier New" w:eastAsia="Courier New" w:hAnsi="Courier New" w:cs="Courier New"/>
                 <w:color w:val="69F0AE"/>
                 <w:sz w:val="19"/>
                 <w:szCs w:val="19"/>
               </w:rPr>
+            </w:pPr>
+            <w:r>
+              <w:rPr>
+                <w:rFonts w:ascii="Courier New" w:eastAsia="Courier New" w:hAnsi="Courier New" w:cs="Courier New"/>
+                <w:color w:val="69F0AE"/>
+                <w:sz w:val="19"/>
+                <w:szCs w:val="19"/>
+              </w:rPr>
+              <w:t>13. Als Lara möchte ich die Einzeltransaktionen einer Kategorie einsehen können, damit ich genau nachvollziehen kann, wofür ich Geld ausgegeben habe.</w:t>
+            </w:r>
+          </w:p>
+          <w:p>
+            <w:pPr>
+              <w:spacing w:before="25" w:after="25"/>
+              <w:ind w:left="160"/>
+              <w:rPr>
+                <w:rFonts w:ascii="Courier New" w:eastAsia="Courier New" w:hAnsi="Courier New" w:cs="Courier New"/>
+                <w:color w:val="69F0AE"/>
+                <w:sz w:val="19"/>
+                <w:szCs w:val="19"/>
+              </w:rPr>
+            </w:pPr>
+            <w:r>
+              <w:rPr>
+                <w:rFonts w:ascii="Courier New" w:eastAsia="Courier New" w:hAnsi="Courier New" w:cs="Courier New"/>
+                <w:color w:val="69F0AE"/>
+                <w:sz w:val="19"/>
+                <w:szCs w:val="19"/>
+              </w:rPr>
+              <w:t>14. Als Marc möchte ich mein Passwort und mein Einkommen in den Einstellungen anpassen können, damit ich mein Konto aktuell halten kann.</w:t>
+            </w:r>
+          </w:p>
+          <w:p>
+            <w:pPr>
+              <w:spacing w:before="25" w:after="25"/>
+              <w:ind w:left="160"/>
+              <w:rPr>
+                <w:rFonts w:ascii="Courier New" w:eastAsia="Courier New" w:hAnsi="Courier New" w:cs="Courier New"/>
+                <w:color w:val="69F0AE"/>
+                <w:sz w:val="19"/>
+                <w:szCs w:val="19"/>
+              </w:rPr>
+            </w:pPr>
+          </w:p>
+          <w:p>
+            <w:pPr>
+              <w:spacing w:before="25" w:after="25"/>
+              <w:ind w:left="160"/>
+              <w:rPr>
+                <w:rFonts w:ascii="Courier New" w:eastAsia="Courier New" w:hAnsi="Courier New" w:cs="Courier New"/>
+                <w:color w:val="69F0AE"/>
+                <w:sz w:val="19"/>
+                <w:szCs w:val="19"/>
+              </w:rPr>
+            </w:pPr>
+            <w:r>
+              <w:rPr>
+                <w:rFonts w:ascii="Courier New" w:eastAsia="Courier New" w:hAnsi="Courier New" w:cs="Courier New"/>
+                <w:color w:val="69F0AE"/>
+                <w:sz w:val="19"/>
+                <w:szCs w:val="19"/>
+              </w:rPr>
+              <w:t xml:space="preserve">Priorisiere diese nach </w:t>
+            </w:r>
+            <w:proofErr w:type="spellStart"/>
+            <w:r>
+              <w:rPr>
+                <w:rFonts w:ascii="Courier New" w:eastAsia="Courier New" w:hAnsi="Courier New" w:cs="Courier New"/>
+                <w:color w:val="69F0AE"/>
+                <w:sz w:val="19"/>
+                <w:szCs w:val="19"/>
+              </w:rPr>
+              <w:t>MoSCoW</w:t>
+            </w:r>
+            <w:proofErr w:type="spellEnd"/>
+            <w:r>
+              <w:rPr>
+                <w:rFonts w:ascii="Courier New" w:eastAsia="Courier New" w:hAnsi="Courier New" w:cs="Courier New"/>
+                <w:color w:val="69F0AE"/>
+                <w:sz w:val="19"/>
+                <w:szCs w:val="19"/>
+              </w:rPr>
+              <w:t xml:space="preserve"> für ein MVP in 3 Monaten.</w:t>
+            </w:r>
+          </w:p>
+          <w:p>
+            <w:pPr>
+              <w:spacing w:before="25" w:after="25"/>
+              <w:ind w:left="160"/>
+              <w:rPr>
+                <w:rFonts w:ascii="Courier New" w:eastAsia="Courier New" w:hAnsi="Courier New" w:cs="Courier New"/>
+                <w:color w:val="69F0AE"/>
+                <w:sz w:val="19"/>
+                <w:szCs w:val="19"/>
+              </w:rPr>
+            </w:pPr>
+            <w:r>
+              <w:rPr>
+                <w:rFonts w:ascii="Courier New" w:eastAsia="Courier New" w:hAnsi="Courier New" w:cs="Courier New"/>
+                <w:color w:val="69F0AE"/>
+                <w:sz w:val="19"/>
+                <w:szCs w:val="19"/>
+              </w:rPr>
+              <w:t>Team: 2-3 Personen, gemischter Tech-Background.</w:t>
+            </w:r>
+          </w:p>
+          <w:p>
+            <w:pPr>
+              <w:spacing w:before="25" w:after="25"/>
+              <w:ind w:left="160"/>
+              <w:rPr>
+                <w:rFonts w:ascii="Courier New" w:eastAsia="Courier New" w:hAnsi="Courier New" w:cs="Courier New"/>
+                <w:color w:val="69F0AE"/>
+                <w:sz w:val="19"/>
+                <w:szCs w:val="19"/>
+              </w:rPr>
+            </w:pPr>
+          </w:p>
+          <w:p>
+            <w:pPr>
+              <w:spacing w:before="25" w:after="25"/>
+              <w:ind w:left="160"/>
+              <w:rPr>
+                <w:rFonts w:ascii="Courier New" w:eastAsia="Courier New" w:hAnsi="Courier New" w:cs="Courier New"/>
+                <w:color w:val="69F0AE"/>
+                <w:sz w:val="19"/>
+                <w:szCs w:val="19"/>
+              </w:rPr>
+            </w:pPr>
+            <w:r>
+              <w:rPr>
+                <w:rFonts w:ascii="Courier New" w:eastAsia="Courier New" w:hAnsi="Courier New" w:cs="Courier New"/>
+                <w:color w:val="69F0AE"/>
+                <w:sz w:val="19"/>
+                <w:szCs w:val="19"/>
+              </w:rPr>
+              <w:t>Für jede Story:</w:t>
+            </w:r>
+          </w:p>
+          <w:p>
+            <w:pPr>
+              <w:spacing w:before="25" w:after="25"/>
+              <w:ind w:left="160"/>
+              <w:rPr>
+                <w:rFonts w:ascii="Courier New" w:eastAsia="Courier New" w:hAnsi="Courier New" w:cs="Courier New"/>
+                <w:color w:val="69F0AE"/>
+                <w:sz w:val="19"/>
+                <w:szCs w:val="19"/>
+              </w:rPr>
+            </w:pPr>
+            <w:r>
+              <w:rPr>
+                <w:rFonts w:ascii="Courier New" w:eastAsia="Courier New" w:hAnsi="Courier New" w:cs="Courier New"/>
+                <w:color w:val="69F0AE"/>
+                <w:sz w:val="19"/>
+                <w:szCs w:val="19"/>
+              </w:rPr>
+              <w:t>1. Kategorie (</w:t>
+            </w:r>
+            <w:proofErr w:type="spellStart"/>
+            <w:r>
+              <w:rPr>
+                <w:rFonts w:ascii="Courier New" w:eastAsia="Courier New" w:hAnsi="Courier New" w:cs="Courier New"/>
+                <w:color w:val="69F0AE"/>
+                <w:sz w:val="19"/>
+                <w:szCs w:val="19"/>
+              </w:rPr>
+              <w:t>Must</w:t>
+            </w:r>
+            <w:proofErr w:type="spellEnd"/>
+            <w:r>
+              <w:rPr>
+                <w:rFonts w:ascii="Courier New" w:eastAsia="Courier New" w:hAnsi="Courier New" w:cs="Courier New"/>
+                <w:color w:val="69F0AE"/>
+                <w:sz w:val="19"/>
+                <w:szCs w:val="19"/>
+              </w:rPr>
+              <w:t xml:space="preserve"> / </w:t>
+            </w:r>
+            <w:proofErr w:type="spellStart"/>
+            <w:r>
+              <w:rPr>
+                <w:rFonts w:ascii="Courier New" w:eastAsia="Courier New" w:hAnsi="Courier New" w:cs="Courier New"/>
+                <w:color w:val="69F0AE"/>
+                <w:sz w:val="19"/>
+                <w:szCs w:val="19"/>
+              </w:rPr>
+              <w:t>Should</w:t>
+            </w:r>
+            <w:proofErr w:type="spellEnd"/>
+            <w:r>
+              <w:rPr>
+                <w:rFonts w:ascii="Courier New" w:eastAsia="Courier New" w:hAnsi="Courier New" w:cs="Courier New"/>
+                <w:color w:val="69F0AE"/>
+                <w:sz w:val="19"/>
+                <w:szCs w:val="19"/>
+              </w:rPr>
+              <w:t xml:space="preserve"> / </w:t>
+            </w:r>
+            <w:proofErr w:type="spellStart"/>
+            <w:r>
+              <w:rPr>
+                <w:rFonts w:ascii="Courier New" w:eastAsia="Courier New" w:hAnsi="Courier New" w:cs="Courier New"/>
+                <w:color w:val="69F0AE"/>
+                <w:sz w:val="19"/>
+                <w:szCs w:val="19"/>
+              </w:rPr>
+              <w:t>Could</w:t>
+            </w:r>
+            <w:proofErr w:type="spellEnd"/>
+            <w:r>
+              <w:rPr>
+                <w:rFonts w:ascii="Courier New" w:eastAsia="Courier New" w:hAnsi="Courier New" w:cs="Courier New"/>
+                <w:color w:val="69F0AE"/>
+                <w:sz w:val="19"/>
+                <w:szCs w:val="19"/>
+              </w:rPr>
+              <w:t xml:space="preserve"> / </w:t>
+            </w:r>
+            <w:proofErr w:type="spellStart"/>
+            <w:r>
+              <w:rPr>
+                <w:rFonts w:ascii="Courier New" w:eastAsia="Courier New" w:hAnsi="Courier New" w:cs="Courier New"/>
+                <w:color w:val="69F0AE"/>
+                <w:sz w:val="19"/>
+                <w:szCs w:val="19"/>
+              </w:rPr>
+              <w:t>Won't</w:t>
+            </w:r>
+            <w:proofErr w:type="spellEnd"/>
+            <w:r>
+              <w:rPr>
+                <w:rFonts w:ascii="Courier New" w:eastAsia="Courier New" w:hAnsi="Courier New" w:cs="Courier New"/>
+                <w:color w:val="69F0AE"/>
+                <w:sz w:val="19"/>
+                <w:szCs w:val="19"/>
+              </w:rPr>
+              <w:t xml:space="preserve">) dabei sollen maximum 4 in der Kategorie </w:t>
+            </w:r>
+            <w:proofErr w:type="spellStart"/>
+            <w:r>
+              <w:rPr>
+                <w:rFonts w:ascii="Courier New" w:eastAsia="Courier New" w:hAnsi="Courier New" w:cs="Courier New"/>
+                <w:color w:val="69F0AE"/>
+                <w:sz w:val="19"/>
+                <w:szCs w:val="19"/>
+              </w:rPr>
+              <w:t>must</w:t>
+            </w:r>
+            <w:proofErr w:type="spellEnd"/>
+            <w:r>
+              <w:rPr>
+                <w:rFonts w:ascii="Courier New" w:eastAsia="Courier New" w:hAnsi="Courier New" w:cs="Courier New"/>
+                <w:color w:val="69F0AE"/>
+                <w:sz w:val="19"/>
+                <w:szCs w:val="19"/>
+              </w:rPr>
+              <w:t xml:space="preserve"> sein</w:t>
+            </w:r>
+          </w:p>
+          <w:p>
+            <w:pPr>
+              <w:spacing w:before="25" w:after="25"/>
+              <w:ind w:left="160"/>
+              <w:rPr>
+                <w:rFonts w:ascii="Courier New" w:eastAsia="Courier New" w:hAnsi="Courier New" w:cs="Courier New"/>
+                <w:color w:val="69F0AE"/>
+                <w:sz w:val="19"/>
+                <w:szCs w:val="19"/>
+              </w:rPr>
+            </w:pPr>
+            <w:r>
+              <w:rPr>
+                <w:rFonts w:ascii="Courier New" w:eastAsia="Courier New" w:hAnsi="Courier New" w:cs="Courier New"/>
+                <w:color w:val="69F0AE"/>
+                <w:sz w:val="19"/>
+                <w:szCs w:val="19"/>
+              </w:rPr>
+              <w:t>2. Begründung in einem Satz</w:t>
+            </w:r>
+          </w:p>
+          <w:p>
+            <w:pPr>
+              <w:spacing w:before="25" w:after="25"/>
+              <w:ind w:left="160"/>
+              <w:rPr>
+                <w:rFonts w:ascii="Courier New" w:eastAsia="Courier New" w:hAnsi="Courier New" w:cs="Courier New"/>
+                <w:color w:val="69F0AE"/>
+                <w:sz w:val="19"/>
+                <w:szCs w:val="19"/>
+              </w:rPr>
+            </w:pPr>
+            <w:r>
+              <w:rPr>
+                <w:rFonts w:ascii="Courier New" w:eastAsia="Courier New" w:hAnsi="Courier New" w:cs="Courier New"/>
+                <w:color w:val="69F0AE"/>
+                <w:sz w:val="19"/>
+                <w:szCs w:val="19"/>
+              </w:rPr>
+              <w:t xml:space="preserve">3. Falls </w:t>
+            </w:r>
+            <w:proofErr w:type="spellStart"/>
+            <w:r>
+              <w:rPr>
+                <w:rFonts w:ascii="Courier New" w:eastAsia="Courier New" w:hAnsi="Courier New" w:cs="Courier New"/>
+                <w:color w:val="69F0AE"/>
+                <w:sz w:val="19"/>
+                <w:szCs w:val="19"/>
+              </w:rPr>
+              <w:t>Won't</w:t>
+            </w:r>
+            <w:proofErr w:type="spellEnd"/>
+            <w:r>
+              <w:rPr>
+                <w:rFonts w:ascii="Courier New" w:eastAsia="Courier New" w:hAnsi="Courier New" w:cs="Courier New"/>
+                <w:color w:val="69F0AE"/>
+                <w:sz w:val="19"/>
+                <w:szCs w:val="19"/>
+              </w:rPr>
+              <w:t>: wann könnte es relevant werden?</w:t>
+            </w:r>
+          </w:p>
+          <w:p>
+            <w:pPr>
+              <w:spacing w:before="25" w:after="25"/>
+              <w:ind w:left="160"/>
+              <w:rPr>
+                <w:rFonts w:ascii="Courier New" w:eastAsia="Courier New" w:hAnsi="Courier New" w:cs="Courier New"/>
+                <w:color w:val="69F0AE"/>
+                <w:sz w:val="19"/>
+                <w:szCs w:val="19"/>
+              </w:rPr>
+            </w:pPr>
+          </w:p>
+          <w:p>
+            <w:pPr>
+              <w:spacing w:before="25" w:after="25"/>
+              <w:ind w:left="160"/>
+            </w:pPr>
+            <w:r>
+              <w:rPr>
+                <w:rFonts w:ascii="Courier New" w:eastAsia="Courier New" w:hAnsi="Courier New" w:cs="Courier New"/>
+                <w:color w:val="69F0AE"/>
+                <w:sz w:val="19"/>
+                <w:szCs w:val="19"/>
+              </w:rPr>
               <w:t>Identifiziere auch: Gibt es Stories die sich widersprechen?</w:t>
             </w:r>
-            <w:bookmarkEnd w:id="0"/>
           </w:p>
         </w:tc>
       </w:tr>
     </w:tbl>
-    <w:p>
-      <w:pPr>
-        <w:spacing w:before="90" w:after="90"/>
-      </w:pPr>
-    </w:p>
-    <w:p>
-      <w:pPr>
-        <w:spacing w:before="90" w:after="90"/>
-      </w:pPr>
-    </w:p>
     <w:p>
       <w:pPr>
         <w:spacing w:before="90" w:after="90"/>
@@ -2193,8 +2632,8 @@
       </w:tblPr>
       <w:tblGrid>
         <w:gridCol w:w="512"/>
-        <w:gridCol w:w="4680"/>
-        <w:gridCol w:w="1199"/>
+        <w:gridCol w:w="4681"/>
+        <w:gridCol w:w="1198"/>
         <w:gridCol w:w="2969"/>
       </w:tblGrid>
       <w:tr>
@@ -2233,7 +2672,6 @@
                 <w:sz w:val="19"/>
                 <w:szCs w:val="19"/>
               </w:rPr>
-              <w:lastRenderedPageBreak/>
               <w:t>#</w:t>
             </w:r>
           </w:p>
@@ -2406,6 +2844,9 @@
             <w:r>
               <w:t xml:space="preserve"> </w:t>
             </w:r>
+            <w:r>
+              <w:t>Konto / Login</w:t>
+            </w:r>
           </w:p>
         </w:tc>
         <w:tc>
@@ -2429,9 +2870,11 @@
             <w:pPr>
               <w:spacing w:before="80" w:after="80"/>
             </w:pPr>
-            <w:r>
-              <w:t xml:space="preserve"> </w:t>
-            </w:r>
+            <w:proofErr w:type="spellStart"/>
+            <w:r>
+              <w:t>Should</w:t>
+            </w:r>
+            <w:proofErr w:type="spellEnd"/>
           </w:p>
         </w:tc>
         <w:tc>
@@ -2457,6 +2900,17 @@
             </w:pPr>
             <w:r>
               <w:t xml:space="preserve"> </w:t>
+            </w:r>
+            <w:r>
+              <w:t xml:space="preserve">Für realen Einsatz unverzichtbar, in einer Demo-Phase aber mit einem </w:t>
+            </w:r>
+            <w:proofErr w:type="spellStart"/>
+            <w:r>
+              <w:t>hardcoded</w:t>
+            </w:r>
+            <w:proofErr w:type="spellEnd"/>
+            <w:r>
+              <w:t xml:space="preserve"> User überbrückbar.</w:t>
             </w:r>
           </w:p>
         </w:tc>
@@ -2526,6 +2980,9 @@
             <w:r>
               <w:t xml:space="preserve"> </w:t>
             </w:r>
+            <w:r>
+              <w:t>Datenschutz-Consent</w:t>
+            </w:r>
           </w:p>
         </w:tc>
         <w:tc>
@@ -2549,9 +3006,11 @@
             <w:pPr>
               <w:spacing w:before="80" w:after="80"/>
             </w:pPr>
-            <w:r>
-              <w:t xml:space="preserve"> </w:t>
-            </w:r>
+            <w:proofErr w:type="spellStart"/>
+            <w:r>
+              <w:t>Should</w:t>
+            </w:r>
+            <w:proofErr w:type="spellEnd"/>
           </w:p>
         </w:tc>
         <w:tc>
@@ -2577,6 +3036,14 @@
             </w:pPr>
             <w:r>
               <w:t xml:space="preserve"> </w:t>
+            </w:r>
+            <w:proofErr w:type="spellStart"/>
+            <w:r>
+              <w:t>nDSG</w:t>
+            </w:r>
+            <w:proofErr w:type="spellEnd"/>
+            <w:r>
+              <w:t>-pflichtig sobald echte User-Daten verarbeitet werden — als statische Zustimmungsseite günstig nachrüstbar.</w:t>
             </w:r>
           </w:p>
         </w:tc>
@@ -2646,6 +3113,9 @@
             <w:r>
               <w:t xml:space="preserve"> </w:t>
             </w:r>
+            <w:r>
+              <w:t>Fixkosten erfassen</w:t>
+            </w:r>
           </w:p>
         </w:tc>
         <w:tc>
@@ -2672,6 +3142,11 @@
             <w:r>
               <w:t xml:space="preserve"> </w:t>
             </w:r>
+            <w:proofErr w:type="spellStart"/>
+            <w:r>
+              <w:t>Must</w:t>
+            </w:r>
+            <w:proofErr w:type="spellEnd"/>
           </w:p>
         </w:tc>
         <w:tc>
@@ -2697,6 +3172,33 @@
             </w:pPr>
             <w:r>
               <w:t xml:space="preserve"> </w:t>
+            </w:r>
+            <w:r>
+              <w:t>Pflicht-Input der Safe-</w:t>
+            </w:r>
+            <w:proofErr w:type="spellStart"/>
+            <w:r>
+              <w:t>to</w:t>
+            </w:r>
+            <w:proofErr w:type="spellEnd"/>
+            <w:r>
+              <w:t>-</w:t>
+            </w:r>
+            <w:proofErr w:type="spellStart"/>
+            <w:r>
+              <w:t>Spend</w:t>
+            </w:r>
+            <w:proofErr w:type="spellEnd"/>
+            <w:r>
+              <w:t xml:space="preserve">-Formel — ohne Fixkosten kein realistischer </w:t>
+            </w:r>
+            <w:proofErr w:type="spellStart"/>
+            <w:r>
+              <w:t>Kernwert</w:t>
+            </w:r>
+            <w:proofErr w:type="spellEnd"/>
+            <w:r>
+              <w:t>.</w:t>
             </w:r>
           </w:p>
         </w:tc>
@@ -2766,6 +3268,9 @@
             <w:r>
               <w:t xml:space="preserve"> </w:t>
             </w:r>
+            <w:r>
+              <w:t xml:space="preserve">PDF-Upload  </w:t>
+            </w:r>
           </w:p>
         </w:tc>
         <w:tc>
@@ -2789,9 +3294,11 @@
             <w:pPr>
               <w:spacing w:before="80" w:after="80"/>
             </w:pPr>
-            <w:r>
-              <w:t xml:space="preserve"> </w:t>
-            </w:r>
+            <w:proofErr w:type="spellStart"/>
+            <w:r>
+              <w:t>Must</w:t>
+            </w:r>
+            <w:proofErr w:type="spellEnd"/>
           </w:p>
         </w:tc>
         <w:tc>
@@ -2816,7 +3323,7 @@
               <w:spacing w:before="80" w:after="80"/>
             </w:pPr>
             <w:r>
-              <w:t xml:space="preserve"> </w:t>
+              <w:t>Einzige Datenquelle im MVP — ohne diese Story gibt es nichts zu rechnen.</w:t>
             </w:r>
           </w:p>
         </w:tc>
@@ -2886,6 +3393,9 @@
             <w:r>
               <w:t xml:space="preserve"> </w:t>
             </w:r>
+            <w:r>
+              <w:t>Transaktionen in Kategorien</w:t>
+            </w:r>
           </w:p>
         </w:tc>
         <w:tc>
@@ -2909,9 +3419,11 @@
             <w:pPr>
               <w:spacing w:before="80" w:after="80"/>
             </w:pPr>
-            <w:r>
-              <w:t xml:space="preserve"> </w:t>
-            </w:r>
+            <w:proofErr w:type="spellStart"/>
+            <w:r>
+              <w:t>Must</w:t>
+            </w:r>
+            <w:proofErr w:type="spellEnd"/>
           </w:p>
         </w:tc>
         <w:tc>
@@ -2937,6 +3449,9 @@
             </w:pPr>
             <w:r>
               <w:t xml:space="preserve"> </w:t>
+            </w:r>
+            <w:r>
+              <w:t>Macht aus Rohdaten Erkenntnis und ist Voraussetzung für jede sinnvolle Auswertung.</w:t>
             </w:r>
           </w:p>
         </w:tc>
@@ -2978,6 +3493,7 @@
                 <w:sz w:val="19"/>
                 <w:szCs w:val="19"/>
               </w:rPr>
+              <w:lastRenderedPageBreak/>
               <w:t>6</w:t>
             </w:r>
           </w:p>
@@ -3006,6 +3522,22 @@
             <w:r>
               <w:t xml:space="preserve"> </w:t>
             </w:r>
+            <w:r>
+              <w:t>Safe-</w:t>
+            </w:r>
+            <w:proofErr w:type="spellStart"/>
+            <w:r>
+              <w:t>to</w:t>
+            </w:r>
+            <w:proofErr w:type="spellEnd"/>
+            <w:r>
+              <w:t>-</w:t>
+            </w:r>
+            <w:proofErr w:type="spellStart"/>
+            <w:r>
+              <w:t>Spend</w:t>
+            </w:r>
+            <w:proofErr w:type="spellEnd"/>
           </w:p>
         </w:tc>
         <w:tc>
@@ -3029,9 +3561,11 @@
             <w:pPr>
               <w:spacing w:before="80" w:after="80"/>
             </w:pPr>
-            <w:r>
-              <w:t xml:space="preserve"> </w:t>
-            </w:r>
+            <w:proofErr w:type="spellStart"/>
+            <w:r>
+              <w:t>Must</w:t>
+            </w:r>
+            <w:proofErr w:type="spellEnd"/>
           </w:p>
         </w:tc>
         <w:tc>
@@ -3057,6 +3591,17 @@
             </w:pPr>
             <w:r>
               <w:t xml:space="preserve"> </w:t>
+            </w:r>
+            <w:r>
+              <w:t xml:space="preserve">Die Kern-Value-Proposition — entfällt sie, gibt es kein </w:t>
+            </w:r>
+            <w:proofErr w:type="spellStart"/>
+            <w:r>
+              <w:t>BudgetBuddy</w:t>
+            </w:r>
+            <w:proofErr w:type="spellEnd"/>
+            <w:r>
+              <w:t>.</w:t>
             </w:r>
           </w:p>
         </w:tc>
@@ -3126,6 +3671,9 @@
             <w:r>
               <w:t xml:space="preserve"> </w:t>
             </w:r>
+            <w:r>
+              <w:t>Sparziel definieren</w:t>
+            </w:r>
           </w:p>
         </w:tc>
         <w:tc>
@@ -3149,9 +3697,11 @@
             <w:pPr>
               <w:spacing w:before="80" w:after="80"/>
             </w:pPr>
-            <w:r>
-              <w:t xml:space="preserve"> </w:t>
-            </w:r>
+            <w:proofErr w:type="spellStart"/>
+            <w:r>
+              <w:t>Could</w:t>
+            </w:r>
+            <w:proofErr w:type="spellEnd"/>
           </w:p>
         </w:tc>
         <w:tc>
@@ -3177,6 +3727,33 @@
             </w:pPr>
             <w:r>
               <w:t xml:space="preserve"> </w:t>
+            </w:r>
+            <w:r>
+              <w:t xml:space="preserve">Adressiert Marc gezielt, aber der </w:t>
+            </w:r>
+            <w:proofErr w:type="spellStart"/>
+            <w:r>
+              <w:t>Kernwert</w:t>
+            </w:r>
+            <w:proofErr w:type="spellEnd"/>
+            <w:r>
+              <w:t xml:space="preserve"> (Safe-</w:t>
+            </w:r>
+            <w:proofErr w:type="spellStart"/>
+            <w:r>
+              <w:t>to</w:t>
+            </w:r>
+            <w:proofErr w:type="spellEnd"/>
+            <w:r>
+              <w:t>-</w:t>
+            </w:r>
+            <w:proofErr w:type="spellStart"/>
+            <w:r>
+              <w:t>Spend</w:t>
+            </w:r>
+            <w:proofErr w:type="spellEnd"/>
+            <w:r>
+              <w:t>) funktioniert komplett ohne.</w:t>
             </w:r>
           </w:p>
         </w:tc>
@@ -3246,6 +3823,9 @@
             <w:r>
               <w:t xml:space="preserve"> </w:t>
             </w:r>
+            <w:r>
+              <w:t>Wiederkehrende Ausgaben</w:t>
+            </w:r>
           </w:p>
         </w:tc>
         <w:tc>
@@ -3269,9 +3849,11 @@
             <w:pPr>
               <w:spacing w:before="80" w:after="80"/>
             </w:pPr>
-            <w:r>
-              <w:t xml:space="preserve"> </w:t>
-            </w:r>
+            <w:proofErr w:type="spellStart"/>
+            <w:r>
+              <w:t>Could</w:t>
+            </w:r>
+            <w:proofErr w:type="spellEnd"/>
           </w:p>
         </w:tc>
         <w:tc>
@@ -3297,6 +3879,9 @@
             </w:pPr>
             <w:r>
               <w:t xml:space="preserve"> </w:t>
+            </w:r>
+            <w:r>
+              <w:t>Setzt mindestens 2 Monate Daten und zusätzliche Erkennungs-Logik voraus — Aufwand/Nutzen passt nicht ins MVP-Fenster.</w:t>
             </w:r>
           </w:p>
         </w:tc>
@@ -3366,6 +3951,9 @@
             <w:r>
               <w:t xml:space="preserve"> </w:t>
             </w:r>
+            <w:r>
+              <w:t>KI-Monatsbericht</w:t>
+            </w:r>
           </w:p>
         </w:tc>
         <w:tc>
@@ -3389,9 +3977,11 @@
             <w:pPr>
               <w:spacing w:before="80" w:after="80"/>
             </w:pPr>
-            <w:r>
-              <w:t xml:space="preserve"> </w:t>
-            </w:r>
+            <w:proofErr w:type="spellStart"/>
+            <w:r>
+              <w:t>Could</w:t>
+            </w:r>
+            <w:proofErr w:type="spellEnd"/>
           </w:p>
         </w:tc>
         <w:tc>
@@ -3417,6 +4007,9 @@
             </w:pPr>
             <w:r>
               <w:t xml:space="preserve"> </w:t>
+            </w:r>
+            <w:r>
+              <w:t>Schönes Differenzierungs-Feature, aber Sonnet-Integration + manueller Quality-Review sind teuer für 3 Monate.</w:t>
             </w:r>
           </w:p>
         </w:tc>
@@ -3486,6 +4079,9 @@
             <w:r>
               <w:t xml:space="preserve"> </w:t>
             </w:r>
+            <w:r>
+              <w:t>Monatsvergleich</w:t>
+            </w:r>
           </w:p>
         </w:tc>
         <w:tc>
@@ -3509,9 +4105,11 @@
             <w:pPr>
               <w:spacing w:before="80" w:after="80"/>
             </w:pPr>
-            <w:r>
-              <w:t xml:space="preserve"> </w:t>
-            </w:r>
+            <w:proofErr w:type="spellStart"/>
+            <w:r>
+              <w:t>Could</w:t>
+            </w:r>
+            <w:proofErr w:type="spellEnd"/>
           </w:p>
         </w:tc>
         <w:tc>
@@ -3537,6 +4135,546 @@
             </w:pPr>
             <w:r>
               <w:t xml:space="preserve"> </w:t>
+            </w:r>
+            <w:r>
+              <w:t>Liefert frühestens am MVP-Ende Wert (braucht 2 vollständige Monate Daten).</w:t>
+            </w:r>
+          </w:p>
+        </w:tc>
+      </w:tr>
+      <w:tr>
+        <w:tblPrEx>
+          <w:tblCellMar>
+            <w:top w:w="0" w:type="dxa"/>
+            <w:bottom w:w="0" w:type="dxa"/>
+          </w:tblCellMar>
+        </w:tblPrEx>
+        <w:tc>
+          <w:tcPr>
+            <w:tcW w:w="400" w:type="dxa"/>
+            <w:tcBorders>
+              <w:top w:val="single" w:sz="1" w:space="0" w:color="C8D0E8"/>
+              <w:left w:val="single" w:sz="1" w:space="0" w:color="C8D0E8"/>
+              <w:bottom w:val="single" w:sz="1" w:space="0" w:color="C8D0E8"/>
+              <w:right w:val="single" w:sz="1" w:space="0" w:color="C8D0E8"/>
+            </w:tcBorders>
+            <w:shd w:val="clear" w:color="auto" w:fill="F4F7FF"/>
+            <w:tcMar>
+              <w:top w:w="110" w:type="dxa"/>
+              <w:left w:w="150" w:type="dxa"/>
+              <w:bottom w:w="110" w:type="dxa"/>
+              <w:right w:w="150" w:type="dxa"/>
+            </w:tcMar>
+          </w:tcPr>
+          <w:p>
+            <w:pPr>
+              <w:spacing w:before="50" w:after="50"/>
+              <w:jc w:val="center"/>
+              <w:rPr>
+                <w:b/>
+                <w:bCs/>
+                <w:color w:val="3B82F6"/>
+                <w:sz w:val="19"/>
+                <w:szCs w:val="19"/>
+              </w:rPr>
+            </w:pPr>
+            <w:r>
+              <w:rPr>
+                <w:b/>
+                <w:bCs/>
+                <w:color w:val="3B82F6"/>
+                <w:sz w:val="19"/>
+                <w:szCs w:val="19"/>
+              </w:rPr>
+              <w:t>11</w:t>
+            </w:r>
+          </w:p>
+        </w:tc>
+        <w:tc>
+          <w:tcPr>
+            <w:tcW w:w="4760" w:type="dxa"/>
+            <w:tcBorders>
+              <w:top w:val="single" w:sz="1" w:space="0" w:color="C8D0E8"/>
+              <w:left w:val="single" w:sz="1" w:space="0" w:color="C8D0E8"/>
+              <w:bottom w:val="single" w:sz="1" w:space="0" w:color="C8D0E8"/>
+              <w:right w:val="single" w:sz="1" w:space="0" w:color="C8D0E8"/>
+            </w:tcBorders>
+            <w:shd w:val="clear" w:color="auto" w:fill="F4F7FF"/>
+            <w:tcMar>
+              <w:top w:w="80" w:type="dxa"/>
+              <w:left w:w="150" w:type="dxa"/>
+              <w:bottom w:w="80" w:type="dxa"/>
+              <w:right w:w="150" w:type="dxa"/>
+            </w:tcMar>
+          </w:tcPr>
+          <w:p>
+            <w:pPr>
+              <w:spacing w:before="80" w:after="80"/>
+            </w:pPr>
+            <w:proofErr w:type="spellStart"/>
+            <w:r>
+              <w:t>OpenBanking</w:t>
+            </w:r>
+            <w:proofErr w:type="spellEnd"/>
+            <w:r>
+              <w:t>-Anbindung</w:t>
+            </w:r>
+          </w:p>
+        </w:tc>
+        <w:tc>
+          <w:tcPr>
+            <w:tcW w:w="1200" w:type="dxa"/>
+            <w:tcBorders>
+              <w:top w:val="single" w:sz="1" w:space="0" w:color="C8D0E8"/>
+              <w:left w:val="single" w:sz="1" w:space="0" w:color="C8D0E8"/>
+              <w:bottom w:val="single" w:sz="1" w:space="0" w:color="C8D0E8"/>
+              <w:right w:val="single" w:sz="1" w:space="0" w:color="C8D0E8"/>
+            </w:tcBorders>
+            <w:shd w:val="clear" w:color="auto" w:fill="F4F7FF"/>
+            <w:tcMar>
+              <w:top w:w="80" w:type="dxa"/>
+              <w:left w:w="150" w:type="dxa"/>
+              <w:bottom w:w="80" w:type="dxa"/>
+              <w:right w:w="150" w:type="dxa"/>
+            </w:tcMar>
+          </w:tcPr>
+          <w:p>
+            <w:pPr>
+              <w:spacing w:before="80" w:after="80"/>
+            </w:pPr>
+            <w:proofErr w:type="spellStart"/>
+            <w:r>
+              <w:t>Won’t</w:t>
+            </w:r>
+            <w:proofErr w:type="spellEnd"/>
+          </w:p>
+        </w:tc>
+        <w:tc>
+          <w:tcPr>
+            <w:tcW w:w="3000" w:type="dxa"/>
+            <w:tcBorders>
+              <w:top w:val="single" w:sz="1" w:space="0" w:color="C8D0E8"/>
+              <w:left w:val="single" w:sz="1" w:space="0" w:color="C8D0E8"/>
+              <w:bottom w:val="single" w:sz="1" w:space="0" w:color="C8D0E8"/>
+              <w:right w:val="single" w:sz="1" w:space="0" w:color="C8D0E8"/>
+            </w:tcBorders>
+            <w:shd w:val="clear" w:color="auto" w:fill="F4F7FF"/>
+            <w:tcMar>
+              <w:top w:w="80" w:type="dxa"/>
+              <w:left w:w="150" w:type="dxa"/>
+              <w:bottom w:w="80" w:type="dxa"/>
+              <w:right w:w="150" w:type="dxa"/>
+            </w:tcMar>
+          </w:tcPr>
+          <w:p>
+            <w:pPr>
+              <w:spacing w:before="80" w:after="80"/>
+            </w:pPr>
+            <w:r>
+              <w:t xml:space="preserve">Wann relevant?: Erst nach validiertem Product-Market-Fit. Voraussetzungen: FINMA-/Swiss-Open-Banking-Klärung, Vertrag mit SIX </w:t>
+            </w:r>
+            <w:proofErr w:type="spellStart"/>
+            <w:r>
+              <w:t>b.Link</w:t>
+            </w:r>
+            <w:proofErr w:type="spellEnd"/>
+            <w:r>
+              <w:t xml:space="preserve"> oder einer Einzelbank, OAuth2/FAPI-Implementierung — realistisch v2.0,</w:t>
+            </w:r>
+          </w:p>
+          <w:p>
+            <w:pPr>
+              <w:spacing w:before="80" w:after="80"/>
+            </w:pPr>
+            <w:r>
+              <w:t xml:space="preserve">    frühestens 6+ Monate nach MVP-Launch.</w:t>
+            </w:r>
+          </w:p>
+        </w:tc>
+      </w:tr>
+      <w:tr>
+        <w:tblPrEx>
+          <w:tblCellMar>
+            <w:top w:w="0" w:type="dxa"/>
+            <w:bottom w:w="0" w:type="dxa"/>
+          </w:tblCellMar>
+        </w:tblPrEx>
+        <w:tc>
+          <w:tcPr>
+            <w:tcW w:w="400" w:type="dxa"/>
+            <w:tcBorders>
+              <w:top w:val="single" w:sz="1" w:space="0" w:color="C8D0E8"/>
+              <w:left w:val="single" w:sz="1" w:space="0" w:color="C8D0E8"/>
+              <w:bottom w:val="single" w:sz="1" w:space="0" w:color="C8D0E8"/>
+              <w:right w:val="single" w:sz="1" w:space="0" w:color="C8D0E8"/>
+            </w:tcBorders>
+            <w:shd w:val="clear" w:color="auto" w:fill="F4F7FF"/>
+            <w:tcMar>
+              <w:top w:w="110" w:type="dxa"/>
+              <w:left w:w="150" w:type="dxa"/>
+              <w:bottom w:w="110" w:type="dxa"/>
+              <w:right w:w="150" w:type="dxa"/>
+            </w:tcMar>
+          </w:tcPr>
+          <w:p>
+            <w:pPr>
+              <w:spacing w:before="50" w:after="50"/>
+              <w:jc w:val="center"/>
+              <w:rPr>
+                <w:b/>
+                <w:bCs/>
+                <w:color w:val="3B82F6"/>
+                <w:sz w:val="19"/>
+                <w:szCs w:val="19"/>
+              </w:rPr>
+            </w:pPr>
+            <w:r>
+              <w:rPr>
+                <w:b/>
+                <w:bCs/>
+                <w:color w:val="3B82F6"/>
+                <w:sz w:val="19"/>
+                <w:szCs w:val="19"/>
+              </w:rPr>
+              <w:t>12</w:t>
+            </w:r>
+          </w:p>
+        </w:tc>
+        <w:tc>
+          <w:tcPr>
+            <w:tcW w:w="4760" w:type="dxa"/>
+            <w:tcBorders>
+              <w:top w:val="single" w:sz="1" w:space="0" w:color="C8D0E8"/>
+              <w:left w:val="single" w:sz="1" w:space="0" w:color="C8D0E8"/>
+              <w:bottom w:val="single" w:sz="1" w:space="0" w:color="C8D0E8"/>
+              <w:right w:val="single" w:sz="1" w:space="0" w:color="C8D0E8"/>
+            </w:tcBorders>
+            <w:shd w:val="clear" w:color="auto" w:fill="F4F7FF"/>
+            <w:tcMar>
+              <w:top w:w="80" w:type="dxa"/>
+              <w:left w:w="150" w:type="dxa"/>
+              <w:bottom w:w="80" w:type="dxa"/>
+              <w:right w:w="150" w:type="dxa"/>
+            </w:tcMar>
+          </w:tcPr>
+          <w:p>
+            <w:pPr>
+              <w:spacing w:before="80" w:after="80"/>
+            </w:pPr>
+            <w:r>
+              <w:t>Monatswechsel</w:t>
+            </w:r>
+          </w:p>
+        </w:tc>
+        <w:tc>
+          <w:tcPr>
+            <w:tcW w:w="1200" w:type="dxa"/>
+            <w:tcBorders>
+              <w:top w:val="single" w:sz="1" w:space="0" w:color="C8D0E8"/>
+              <w:left w:val="single" w:sz="1" w:space="0" w:color="C8D0E8"/>
+              <w:bottom w:val="single" w:sz="1" w:space="0" w:color="C8D0E8"/>
+              <w:right w:val="single" w:sz="1" w:space="0" w:color="C8D0E8"/>
+            </w:tcBorders>
+            <w:shd w:val="clear" w:color="auto" w:fill="F4F7FF"/>
+            <w:tcMar>
+              <w:top w:w="80" w:type="dxa"/>
+              <w:left w:w="150" w:type="dxa"/>
+              <w:bottom w:w="80" w:type="dxa"/>
+              <w:right w:w="150" w:type="dxa"/>
+            </w:tcMar>
+          </w:tcPr>
+          <w:p>
+            <w:pPr>
+              <w:spacing w:before="80" w:after="80"/>
+            </w:pPr>
+            <w:proofErr w:type="spellStart"/>
+            <w:r>
+              <w:t>Should</w:t>
+            </w:r>
+            <w:proofErr w:type="spellEnd"/>
+          </w:p>
+        </w:tc>
+        <w:tc>
+          <w:tcPr>
+            <w:tcW w:w="3000" w:type="dxa"/>
+            <w:tcBorders>
+              <w:top w:val="single" w:sz="1" w:space="0" w:color="C8D0E8"/>
+              <w:left w:val="single" w:sz="1" w:space="0" w:color="C8D0E8"/>
+              <w:bottom w:val="single" w:sz="1" w:space="0" w:color="C8D0E8"/>
+              <w:right w:val="single" w:sz="1" w:space="0" w:color="C8D0E8"/>
+            </w:tcBorders>
+            <w:shd w:val="clear" w:color="auto" w:fill="F4F7FF"/>
+            <w:tcMar>
+              <w:top w:w="80" w:type="dxa"/>
+              <w:left w:w="150" w:type="dxa"/>
+              <w:bottom w:w="80" w:type="dxa"/>
+              <w:right w:w="150" w:type="dxa"/>
+            </w:tcMar>
+          </w:tcPr>
+          <w:p>
+            <w:pPr>
+              <w:spacing w:before="80" w:after="80"/>
+            </w:pPr>
+            <w:r>
+              <w:t>Wird ab dem 2. importierten PDF nötig, um die Daten überhaupt navigieren zu können.</w:t>
+            </w:r>
+          </w:p>
+        </w:tc>
+      </w:tr>
+      <w:tr>
+        <w:tblPrEx>
+          <w:tblCellMar>
+            <w:top w:w="0" w:type="dxa"/>
+            <w:bottom w:w="0" w:type="dxa"/>
+          </w:tblCellMar>
+        </w:tblPrEx>
+        <w:tc>
+          <w:tcPr>
+            <w:tcW w:w="400" w:type="dxa"/>
+            <w:tcBorders>
+              <w:top w:val="single" w:sz="1" w:space="0" w:color="C8D0E8"/>
+              <w:left w:val="single" w:sz="1" w:space="0" w:color="C8D0E8"/>
+              <w:bottom w:val="single" w:sz="1" w:space="0" w:color="C8D0E8"/>
+              <w:right w:val="single" w:sz="1" w:space="0" w:color="C8D0E8"/>
+            </w:tcBorders>
+            <w:shd w:val="clear" w:color="auto" w:fill="F4F7FF"/>
+            <w:tcMar>
+              <w:top w:w="110" w:type="dxa"/>
+              <w:left w:w="150" w:type="dxa"/>
+              <w:bottom w:w="110" w:type="dxa"/>
+              <w:right w:w="150" w:type="dxa"/>
+            </w:tcMar>
+          </w:tcPr>
+          <w:p>
+            <w:pPr>
+              <w:spacing w:before="50" w:after="50"/>
+              <w:jc w:val="center"/>
+              <w:rPr>
+                <w:b/>
+                <w:bCs/>
+                <w:color w:val="3B82F6"/>
+                <w:sz w:val="19"/>
+                <w:szCs w:val="19"/>
+              </w:rPr>
+            </w:pPr>
+            <w:r>
+              <w:rPr>
+                <w:b/>
+                <w:bCs/>
+                <w:color w:val="3B82F6"/>
+                <w:sz w:val="19"/>
+                <w:szCs w:val="19"/>
+              </w:rPr>
+              <w:t>13</w:t>
+            </w:r>
+          </w:p>
+        </w:tc>
+        <w:tc>
+          <w:tcPr>
+            <w:tcW w:w="4760" w:type="dxa"/>
+            <w:tcBorders>
+              <w:top w:val="single" w:sz="1" w:space="0" w:color="C8D0E8"/>
+              <w:left w:val="single" w:sz="1" w:space="0" w:color="C8D0E8"/>
+              <w:bottom w:val="single" w:sz="1" w:space="0" w:color="C8D0E8"/>
+              <w:right w:val="single" w:sz="1" w:space="0" w:color="C8D0E8"/>
+            </w:tcBorders>
+            <w:shd w:val="clear" w:color="auto" w:fill="F4F7FF"/>
+            <w:tcMar>
+              <w:top w:w="80" w:type="dxa"/>
+              <w:left w:w="150" w:type="dxa"/>
+              <w:bottom w:w="80" w:type="dxa"/>
+              <w:right w:w="150" w:type="dxa"/>
+            </w:tcMar>
+          </w:tcPr>
+          <w:p>
+            <w:pPr>
+              <w:spacing w:before="80" w:after="80"/>
+            </w:pPr>
+            <w:r>
+              <w:t>Einzeltransaktionen je Kategorie</w:t>
+            </w:r>
+          </w:p>
+        </w:tc>
+        <w:tc>
+          <w:tcPr>
+            <w:tcW w:w="1200" w:type="dxa"/>
+            <w:tcBorders>
+              <w:top w:val="single" w:sz="1" w:space="0" w:color="C8D0E8"/>
+              <w:left w:val="single" w:sz="1" w:space="0" w:color="C8D0E8"/>
+              <w:bottom w:val="single" w:sz="1" w:space="0" w:color="C8D0E8"/>
+              <w:right w:val="single" w:sz="1" w:space="0" w:color="C8D0E8"/>
+            </w:tcBorders>
+            <w:shd w:val="clear" w:color="auto" w:fill="F4F7FF"/>
+            <w:tcMar>
+              <w:top w:w="80" w:type="dxa"/>
+              <w:left w:w="150" w:type="dxa"/>
+              <w:bottom w:w="80" w:type="dxa"/>
+              <w:right w:w="150" w:type="dxa"/>
+            </w:tcMar>
+          </w:tcPr>
+          <w:p>
+            <w:pPr>
+              <w:spacing w:before="80" w:after="80"/>
+            </w:pPr>
+            <w:proofErr w:type="spellStart"/>
+            <w:r>
+              <w:t>Should</w:t>
+            </w:r>
+            <w:proofErr w:type="spellEnd"/>
+          </w:p>
+        </w:tc>
+        <w:tc>
+          <w:tcPr>
+            <w:tcW w:w="3000" w:type="dxa"/>
+            <w:tcBorders>
+              <w:top w:val="single" w:sz="1" w:space="0" w:color="C8D0E8"/>
+              <w:left w:val="single" w:sz="1" w:space="0" w:color="C8D0E8"/>
+              <w:bottom w:val="single" w:sz="1" w:space="0" w:color="C8D0E8"/>
+              <w:right w:val="single" w:sz="1" w:space="0" w:color="C8D0E8"/>
+            </w:tcBorders>
+            <w:shd w:val="clear" w:color="auto" w:fill="F4F7FF"/>
+            <w:tcMar>
+              <w:top w:w="80" w:type="dxa"/>
+              <w:left w:w="150" w:type="dxa"/>
+              <w:bottom w:w="80" w:type="dxa"/>
+              <w:right w:w="150" w:type="dxa"/>
+            </w:tcMar>
+          </w:tcPr>
+          <w:p>
+            <w:pPr>
+              <w:spacing w:before="80" w:after="80"/>
+            </w:pPr>
+            <w:r>
+              <w:t>Drill-Down ist die Voraussetzung dafür, dass Nutzer der Auto-Kategorisierung vertrauen.</w:t>
+            </w:r>
+          </w:p>
+        </w:tc>
+      </w:tr>
+      <w:tr>
+        <w:tblPrEx>
+          <w:tblCellMar>
+            <w:top w:w="0" w:type="dxa"/>
+            <w:bottom w:w="0" w:type="dxa"/>
+          </w:tblCellMar>
+        </w:tblPrEx>
+        <w:tc>
+          <w:tcPr>
+            <w:tcW w:w="400" w:type="dxa"/>
+            <w:tcBorders>
+              <w:top w:val="single" w:sz="1" w:space="0" w:color="C8D0E8"/>
+              <w:left w:val="single" w:sz="1" w:space="0" w:color="C8D0E8"/>
+              <w:bottom w:val="single" w:sz="1" w:space="0" w:color="C8D0E8"/>
+              <w:right w:val="single" w:sz="1" w:space="0" w:color="C8D0E8"/>
+            </w:tcBorders>
+            <w:shd w:val="clear" w:color="auto" w:fill="F4F7FF"/>
+            <w:tcMar>
+              <w:top w:w="110" w:type="dxa"/>
+              <w:left w:w="150" w:type="dxa"/>
+              <w:bottom w:w="110" w:type="dxa"/>
+              <w:right w:w="150" w:type="dxa"/>
+            </w:tcMar>
+          </w:tcPr>
+          <w:p>
+            <w:pPr>
+              <w:spacing w:before="50" w:after="50"/>
+              <w:jc w:val="center"/>
+              <w:rPr>
+                <w:b/>
+                <w:bCs/>
+                <w:color w:val="3B82F6"/>
+                <w:sz w:val="19"/>
+                <w:szCs w:val="19"/>
+              </w:rPr>
+            </w:pPr>
+            <w:r>
+              <w:rPr>
+                <w:b/>
+                <w:bCs/>
+                <w:color w:val="3B82F6"/>
+                <w:sz w:val="19"/>
+                <w:szCs w:val="19"/>
+              </w:rPr>
+              <w:t>14</w:t>
+            </w:r>
+          </w:p>
+        </w:tc>
+        <w:tc>
+          <w:tcPr>
+            <w:tcW w:w="4760" w:type="dxa"/>
+            <w:tcBorders>
+              <w:top w:val="single" w:sz="1" w:space="0" w:color="C8D0E8"/>
+              <w:left w:val="single" w:sz="1" w:space="0" w:color="C8D0E8"/>
+              <w:bottom w:val="single" w:sz="1" w:space="0" w:color="C8D0E8"/>
+              <w:right w:val="single" w:sz="1" w:space="0" w:color="C8D0E8"/>
+            </w:tcBorders>
+            <w:shd w:val="clear" w:color="auto" w:fill="F4F7FF"/>
+            <w:tcMar>
+              <w:top w:w="80" w:type="dxa"/>
+              <w:left w:w="150" w:type="dxa"/>
+              <w:bottom w:w="80" w:type="dxa"/>
+              <w:right w:w="150" w:type="dxa"/>
+            </w:tcMar>
+          </w:tcPr>
+          <w:p>
+            <w:pPr>
+              <w:spacing w:before="80" w:after="80"/>
+            </w:pPr>
+            <w:r>
+              <w:t>Passwort &amp; Einkommen ändern</w:t>
+            </w:r>
+          </w:p>
+        </w:tc>
+        <w:tc>
+          <w:tcPr>
+            <w:tcW w:w="1200" w:type="dxa"/>
+            <w:tcBorders>
+              <w:top w:val="single" w:sz="1" w:space="0" w:color="C8D0E8"/>
+              <w:left w:val="single" w:sz="1" w:space="0" w:color="C8D0E8"/>
+              <w:bottom w:val="single" w:sz="1" w:space="0" w:color="C8D0E8"/>
+              <w:right w:val="single" w:sz="1" w:space="0" w:color="C8D0E8"/>
+            </w:tcBorders>
+            <w:shd w:val="clear" w:color="auto" w:fill="F4F7FF"/>
+            <w:tcMar>
+              <w:top w:w="80" w:type="dxa"/>
+              <w:left w:w="150" w:type="dxa"/>
+              <w:bottom w:w="80" w:type="dxa"/>
+              <w:right w:w="150" w:type="dxa"/>
+            </w:tcMar>
+          </w:tcPr>
+          <w:p>
+            <w:pPr>
+              <w:spacing w:before="80" w:after="80"/>
+            </w:pPr>
+            <w:proofErr w:type="spellStart"/>
+            <w:r>
+              <w:t>Should</w:t>
+            </w:r>
+            <w:proofErr w:type="spellEnd"/>
+          </w:p>
+        </w:tc>
+        <w:tc>
+          <w:tcPr>
+            <w:tcW w:w="3000" w:type="dxa"/>
+            <w:tcBorders>
+              <w:top w:val="single" w:sz="1" w:space="0" w:color="C8D0E8"/>
+              <w:left w:val="single" w:sz="1" w:space="0" w:color="C8D0E8"/>
+              <w:bottom w:val="single" w:sz="1" w:space="0" w:color="C8D0E8"/>
+              <w:right w:val="single" w:sz="1" w:space="0" w:color="C8D0E8"/>
+            </w:tcBorders>
+            <w:shd w:val="clear" w:color="auto" w:fill="F4F7FF"/>
+            <w:tcMar>
+              <w:top w:w="80" w:type="dxa"/>
+              <w:left w:w="150" w:type="dxa"/>
+              <w:bottom w:w="80" w:type="dxa"/>
+              <w:right w:w="150" w:type="dxa"/>
+            </w:tcMar>
+          </w:tcPr>
+          <w:p>
+            <w:pPr>
+              <w:spacing w:before="80" w:after="80"/>
+            </w:pPr>
+            <w:r>
+              <w:t>Einkommen-Änderung hängt direkt an US-6; ohne US-1 ist Passwort-Change irrelevant.</w:t>
             </w:r>
           </w:p>
         </w:tc>
@@ -3596,24 +4734,13 @@
               <w:spacing w:before="60" w:after="60"/>
             </w:pPr>
             <w:r>
-              <w:t>⚠</w:t>
-            </w:r>
-            <w:proofErr w:type="gramStart"/>
-            <w:r>
-              <w:t xml:space="preserve">️  </w:t>
+              <w:t xml:space="preserve">⚠️  </w:t>
             </w:r>
             <w:r>
               <w:rPr>
                 <w:color w:val="DC2626"/>
               </w:rPr>
-              <w:t>AI</w:t>
-            </w:r>
-            <w:proofErr w:type="gramEnd"/>
-            <w:r>
-              <w:rPr>
-                <w:color w:val="DC2626"/>
-              </w:rPr>
-              <w:t xml:space="preserve"> macht Vorschläge — ihr entscheidet. Business-Kontext kennt nur ihr. Jede Entscheidung muss euer Team vertreten können.</w:t>
+              <w:t>AI macht Vorschläge — ihr entscheidet. Business-Kontext kennt nur ihr. Jede Entscheidung muss euer Team vertreten können.</w:t>
             </w:r>
           </w:p>
         </w:tc>
@@ -3680,6 +4807,7 @@
                 <w:sz w:val="18"/>
                 <w:szCs w:val="18"/>
               </w:rPr>
+              <w:lastRenderedPageBreak/>
               <w:t>Widersprüche die AI gefunden hat:</w:t>
             </w:r>
           </w:p>
@@ -3712,6 +4840,161 @@
             <w:pPr>
               <w:spacing w:before="240"/>
             </w:pPr>
+            <w:r>
+              <w:t xml:space="preserve">  1. Einkommen-Erfassung ist nicht eindeutig zugeordnet — US-3 erfasst nur Fixkosten, US-6 verweist auf "Einstellungen", US-14 erlaubt nur das </w:t>
+            </w:r>
+            <w:proofErr w:type="spellStart"/>
+            <w:r>
+              <w:t>Ändern</w:t>
+            </w:r>
+            <w:proofErr w:type="spellEnd"/>
+            <w:r>
+              <w:t>. Wo wird das Einkommen zuerst erfasst? Empfehlung: als</w:t>
+            </w:r>
+          </w:p>
+          <w:p>
+            <w:pPr>
+              <w:spacing w:before="240"/>
+            </w:pPr>
+            <w:r>
+              <w:t xml:space="preserve">  Pflichtfeld in den Wizard von US-3 integrieren.</w:t>
+            </w:r>
+          </w:p>
+          <w:p>
+            <w:pPr>
+              <w:spacing w:before="240"/>
+            </w:pPr>
+            <w:r>
+              <w:t xml:space="preserve">  2. US-5 ↔ US-13 überschneiden sich — "Transaktionen in Kategorien sehen" und "Einzeltransaktionen einer Kategorie einsehen" sind kaum trennbar. Risiko doppelter UI-Arbeit; entweder zusammenlegen oder klar als</w:t>
+            </w:r>
+          </w:p>
+          <w:p>
+            <w:pPr>
+              <w:spacing w:before="240"/>
+            </w:pPr>
+            <w:r>
+              <w:t xml:space="preserve">  Aggregat- vs. Drill-down-View abgrenzen.</w:t>
+            </w:r>
+          </w:p>
+          <w:p>
+            <w:pPr>
+              <w:spacing w:before="240"/>
+            </w:pPr>
+            <w:r>
+              <w:t xml:space="preserve">  3. US-7 mischt zwei Features — Acceptance Criterion 4 ("90 CHF für Takeaway → spar 45 CHF") ist ein KI-Sparvorschlag und gehört inhaltlich zu US-9. So wie geschrieben hängt US-7 von US-9 ab oder dupliziert</w:t>
+            </w:r>
+          </w:p>
+          <w:p>
+            <w:pPr>
+              <w:spacing w:before="240"/>
+            </w:pPr>
+            <w:r>
+              <w:t xml:space="preserve">  Logik.</w:t>
+            </w:r>
+          </w:p>
+          <w:p>
+            <w:pPr>
+              <w:spacing w:before="240"/>
+            </w:pPr>
+            <w:r>
+              <w:t xml:space="preserve">  4. US-6 "verbleibende Wochen" unterspezifiziert — Kalenderwoche, Rolling 7-Tage oder angebrochene Woche? Bei Monatsmitte ergibt jede Variante einen anderen Safe-</w:t>
+            </w:r>
+            <w:proofErr w:type="spellStart"/>
+            <w:r>
+              <w:t>to</w:t>
+            </w:r>
+            <w:proofErr w:type="spellEnd"/>
+            <w:r>
+              <w:t>-</w:t>
+            </w:r>
+            <w:proofErr w:type="spellStart"/>
+            <w:r>
+              <w:t>Spend</w:t>
+            </w:r>
+            <w:proofErr w:type="spellEnd"/>
+            <w:r>
+              <w:t>-Wert; Definition fehlt.</w:t>
+            </w:r>
+          </w:p>
+          <w:p>
+            <w:pPr>
+              <w:spacing w:before="240"/>
+            </w:pPr>
+            <w:r>
+              <w:t xml:space="preserve">  5. US-4 ↔ US-11 latenter Konflikt — Wenn </w:t>
+            </w:r>
+            <w:proofErr w:type="spellStart"/>
+            <w:r>
+              <w:t>OpenBanking</w:t>
+            </w:r>
+            <w:proofErr w:type="spellEnd"/>
+            <w:r>
+              <w:t xml:space="preserve"> später dazukommt, müssen Duplikat-Erkennung (US-4) und </w:t>
+            </w:r>
+            <w:proofErr w:type="spellStart"/>
+            <w:r>
+              <w:t>Sync</w:t>
+            </w:r>
+            <w:proofErr w:type="spellEnd"/>
+            <w:r>
+              <w:t>-Logik (US-11) koexistieren. Für den MVP irrelevant, aber die Architektur sollte beide</w:t>
+            </w:r>
+          </w:p>
+          <w:p>
+            <w:pPr>
+              <w:spacing w:before="240"/>
+            </w:pPr>
+            <w:r>
+              <w:t xml:space="preserve">  Datenquellen vorsehen.</w:t>
+            </w:r>
+          </w:p>
+          <w:p>
+            <w:pPr>
+              <w:spacing w:before="240"/>
+            </w:pPr>
+            <w:r>
+              <w:t xml:space="preserve">  6. </w:t>
+            </w:r>
+            <w:proofErr w:type="spellStart"/>
+            <w:r>
+              <w:t>Must</w:t>
+            </w:r>
+            <w:proofErr w:type="spellEnd"/>
+            <w:r>
+              <w:t xml:space="preserve">-Auswahl steht in Spannung zu US-2 — Strikt gelesen verlangt </w:t>
+            </w:r>
+            <w:proofErr w:type="spellStart"/>
+            <w:r>
+              <w:t>nDSG</w:t>
+            </w:r>
+            <w:proofErr w:type="spellEnd"/>
+            <w:r>
+              <w:t xml:space="preserve">, dass Consent vor jeder Datenverarbeitung erfolgt. In meiner </w:t>
+            </w:r>
+            <w:proofErr w:type="spellStart"/>
+            <w:r>
+              <w:t>Must</w:t>
+            </w:r>
+            <w:proofErr w:type="spellEnd"/>
+            <w:r>
+              <w:t>-Auswahl ist US-2 nur "</w:t>
+            </w:r>
+            <w:proofErr w:type="spellStart"/>
+            <w:r>
+              <w:t>Should</w:t>
+            </w:r>
+            <w:proofErr w:type="spellEnd"/>
+            <w:r>
+              <w:t>". Konsequenz: solange US-2 nicht</w:t>
+            </w:r>
+          </w:p>
+          <w:p>
+            <w:pPr>
+              <w:spacing w:before="240"/>
+            </w:pPr>
+            <w:r>
+              <w:t xml:space="preserve">  implementiert ist, darf das Produkt nicht mit echten Nutzerdaten betrieben werden — Demo mit Testdaten ist ok, Pilot mit echten Personen nicht.</w:t>
+            </w:r>
           </w:p>
         </w:tc>
       </w:tr>
@@ -3829,7 +5112,6 @@
             <w:pPr>
               <w:spacing w:before="60" w:after="60"/>
             </w:pPr>
-            <w:proofErr w:type="gramStart"/>
             <w:r>
               <w:t xml:space="preserve">💡  </w:t>
             </w:r>
@@ -3837,14 +5119,7 @@
               <w:rPr>
                 <w:color w:val="1E293B"/>
               </w:rPr>
-              <w:t>Wenn</w:t>
-            </w:r>
-            <w:proofErr w:type="gramEnd"/>
-            <w:r>
-              <w:rPr>
-                <w:color w:val="1E293B"/>
-              </w:rPr>
-              <w:t xml:space="preserve"> ihr mehr als 4-5 Must-haves habt — seid kritischer. Ein echter MVP hat maximal 3-4 Must-have Stories.</w:t>
+              <w:t>Wenn ihr mehr als 4-5 Must-haves habt — seid kritischer. Ein echter MVP hat maximal 3-4 Must-have Stories.</w:t>
             </w:r>
           </w:p>
         </w:tc>
@@ -4007,21 +5282,7 @@
         <w:rPr>
           <w:color w:val="1E293B"/>
         </w:rPr>
-        <w:t xml:space="preserve">-Technik: Ihr lasst AI bewusst nach allem </w:t>
-      </w:r>
-      <w:proofErr w:type="gramStart"/>
-      <w:r>
-        <w:rPr>
-          <w:color w:val="1E293B"/>
-        </w:rPr>
-        <w:t>suchen</w:t>
-      </w:r>
-      <w:proofErr w:type="gramEnd"/>
-      <w:r>
-        <w:rPr>
-          <w:color w:val="1E293B"/>
-        </w:rPr>
-        <w:t xml:space="preserve"> was fehlt, falsch ist oder schiefgehen könnte.</w:t>
+        <w:t>-Technik: Ihr lasst AI bewusst nach allem suchen was fehlt, falsch ist oder schiefgehen könnte.</w:t>
       </w:r>
     </w:p>
     <w:p/>
@@ -4229,6 +5490,9 @@
                   <w:pPr>
                     <w:spacing w:before="25" w:after="25"/>
                     <w:ind w:left="160"/>
+                    <w:rPr>
+                      <w:lang w:val="fr-CH"/>
+                    </w:rPr>
                   </w:pPr>
                   <w:r>
                     <w:rPr>
@@ -4236,6 +5500,7 @@
                       <w:color w:val="69F0AE"/>
                       <w:sz w:val="19"/>
                       <w:szCs w:val="19"/>
+                      <w:lang w:val="fr-CH"/>
                     </w:rPr>
                     <w:t>Denke an: Error Cases, Edge Cases, Security,</w:t>
                   </w:r>
@@ -4244,6 +5509,9 @@
                   <w:pPr>
                     <w:spacing w:before="25" w:after="25"/>
                     <w:ind w:left="160"/>
+                    <w:rPr>
+                      <w:lang w:val="fr-CH"/>
+                    </w:rPr>
                   </w:pPr>
                   <w:r>
                     <w:rPr>
@@ -4251,8 +5519,31 @@
                       <w:color w:val="69F0AE"/>
                       <w:sz w:val="19"/>
                       <w:szCs w:val="19"/>
-                    </w:rPr>
-                    <w:t>Performance, Offline-Szenarien, Admin-Flows,</w:t>
+                      <w:lang w:val="fr-CH"/>
+                    </w:rPr>
+                    <w:t>Performance, Offline-</w:t>
+                  </w:r>
+                  <w:proofErr w:type="spellStart"/>
+                  <w:r>
+                    <w:rPr>
+                      <w:rFonts w:ascii="Courier New" w:eastAsia="Courier New" w:hAnsi="Courier New" w:cs="Courier New"/>
+                      <w:color w:val="69F0AE"/>
+                      <w:sz w:val="19"/>
+                      <w:szCs w:val="19"/>
+                      <w:lang w:val="fr-CH"/>
+                    </w:rPr>
+                    <w:t>Szenarien</w:t>
+                  </w:r>
+                  <w:proofErr w:type="spellEnd"/>
+                  <w:r>
+                    <w:rPr>
+                      <w:rFonts w:ascii="Courier New" w:eastAsia="Courier New" w:hAnsi="Courier New" w:cs="Courier New"/>
+                      <w:color w:val="69F0AE"/>
+                      <w:sz w:val="19"/>
+                      <w:szCs w:val="19"/>
+                      <w:lang w:val="fr-CH"/>
+                    </w:rPr>
+                    <w:t>, Admin-Flows,</w:t>
                   </w:r>
                 </w:p>
                 <w:p>
@@ -4752,27 +6043,7 @@
                       <w:sz w:val="19"/>
                       <w:szCs w:val="19"/>
                     </w:rPr>
-                    <w:t xml:space="preserve">Wo haben wir implizite </w:t>
-                  </w:r>
-                  <w:proofErr w:type="gramStart"/>
-                  <w:r>
-                    <w:rPr>
-                      <w:rFonts w:ascii="Courier New" w:eastAsia="Courier New" w:hAnsi="Courier New" w:cs="Courier New"/>
-                      <w:color w:val="69F0AE"/>
-                      <w:sz w:val="19"/>
-                      <w:szCs w:val="19"/>
-                    </w:rPr>
-                    <w:t>Annahmen</w:t>
-                  </w:r>
-                  <w:proofErr w:type="gramEnd"/>
-                  <w:r>
-                    <w:rPr>
-                      <w:rFonts w:ascii="Courier New" w:eastAsia="Courier New" w:hAnsi="Courier New" w:cs="Courier New"/>
-                      <w:color w:val="69F0AE"/>
-                      <w:sz w:val="19"/>
-                      <w:szCs w:val="19"/>
-                    </w:rPr>
-                    <w:t xml:space="preserve"> die nicht stimmen?</w:t>
+                    <w:t>Wo haben wir implizite Annahmen die nicht stimmen?</w:t>
                   </w:r>
                 </w:p>
                 <w:p>
@@ -6606,7 +7877,6 @@
             <w:pPr>
               <w:spacing w:before="60" w:after="60"/>
             </w:pPr>
-            <w:proofErr w:type="gramStart"/>
             <w:r>
               <w:t xml:space="preserve">💡  </w:t>
             </w:r>
@@ -6614,14 +7884,7 @@
               <w:rPr>
                 <w:color w:val="1E293B"/>
               </w:rPr>
-              <w:t>Keine</w:t>
-            </w:r>
-            <w:proofErr w:type="gramEnd"/>
-            <w:r>
-              <w:rPr>
-                <w:color w:val="1E293B"/>
-              </w:rPr>
-              <w:t xml:space="preserve"> Arbeit in der Mittagspause. Wer erschöpft ist, macht schlechtere Entscheidungen. Comeback um 13:00 Uhr.</w:t>
+              <w:t>Keine Arbeit in der Mittagspause. Wer erschöpft ist, macht schlechtere Entscheidungen. Comeback um 13:00 Uhr.</w:t>
             </w:r>
           </w:p>
         </w:tc>
@@ -7952,27 +9215,7 @@
                 <w:sz w:val="19"/>
                 <w:szCs w:val="19"/>
               </w:rPr>
-              <w:t xml:space="preserve">2. 2 Personas </w:t>
-            </w:r>
-            <w:proofErr w:type="gramStart"/>
-            <w:r>
-              <w:rPr>
-                <w:rFonts w:ascii="Courier New" w:eastAsia="Courier New" w:hAnsi="Courier New" w:cs="Courier New"/>
-                <w:color w:val="69F0AE"/>
-                <w:sz w:val="19"/>
-                <w:szCs w:val="19"/>
-              </w:rPr>
-              <w:t>mit Name</w:t>
-            </w:r>
-            <w:proofErr w:type="gramEnd"/>
-            <w:r>
-              <w:rPr>
-                <w:rFonts w:ascii="Courier New" w:eastAsia="Courier New" w:hAnsi="Courier New" w:cs="Courier New"/>
-                <w:color w:val="69F0AE"/>
-                <w:sz w:val="19"/>
-                <w:szCs w:val="19"/>
-              </w:rPr>
-              <w:t>, Job, Problem, Ziel</w:t>
+              <w:t>2. 2 Personas mit Name, Job, Problem, Ziel</w:t>
             </w:r>
           </w:p>
           <w:p>
@@ -9524,21 +10767,7 @@
               <w:rPr>
                 <w:color w:val="1E293B"/>
               </w:rPr>
-              <w:t xml:space="preserve">Was hat AI </w:t>
-            </w:r>
-            <w:proofErr w:type="gramStart"/>
-            <w:r>
-              <w:rPr>
-                <w:color w:val="1E293B"/>
-              </w:rPr>
-              <w:t>gefunden</w:t>
-            </w:r>
-            <w:proofErr w:type="gramEnd"/>
-            <w:r>
-              <w:rPr>
-                <w:color w:val="1E293B"/>
-              </w:rPr>
-              <w:t xml:space="preserve"> das ihr vergessen hattet?</w:t>
+              <w:t>Was hat AI gefunden das ihr vergessen hattet?</w:t>
             </w:r>
           </w:p>
         </w:tc>
@@ -9758,9 +10987,14 @@
                 <w:sz w:val="19"/>
                 <w:szCs w:val="19"/>
               </w:rPr>
-              <w:t xml:space="preserve">Wir haben 5 </w:t>
-            </w:r>
-            <w:proofErr w:type="gramStart"/>
+              <w:t>Wir haben 5 Minuten um unser Projekt zu präsentieren.</w:t>
+            </w:r>
+          </w:p>
+          <w:p>
+            <w:pPr>
+              <w:spacing w:before="25" w:after="25"/>
+              <w:ind w:left="160"/>
+            </w:pPr>
             <w:r>
               <w:rPr>
                 <w:rFonts w:ascii="Courier New" w:eastAsia="Courier New" w:hAnsi="Courier New" w:cs="Courier New"/>
@@ -9768,9 +11002,9 @@
                 <w:sz w:val="19"/>
                 <w:szCs w:val="19"/>
               </w:rPr>
-              <w:t>Minuten</w:t>
-            </w:r>
-            <w:proofErr w:type="gramEnd"/>
+              <w:t xml:space="preserve">Hier ist unser </w:t>
+            </w:r>
+            <w:proofErr w:type="spellStart"/>
             <w:r>
               <w:rPr>
                 <w:rFonts w:ascii="Courier New" w:eastAsia="Courier New" w:hAnsi="Courier New" w:cs="Courier New"/>
@@ -9778,7 +11012,37 @@
                 <w:sz w:val="19"/>
                 <w:szCs w:val="19"/>
               </w:rPr>
-              <w:t xml:space="preserve"> um unser Projekt zu präsentieren.</w:t>
+              <w:t>Requirements</w:t>
+            </w:r>
+            <w:proofErr w:type="spellEnd"/>
+            <w:r>
+              <w:rPr>
+                <w:rFonts w:ascii="Courier New" w:eastAsia="Courier New" w:hAnsi="Courier New" w:cs="Courier New"/>
+                <w:color w:val="69F0AE"/>
+                <w:sz w:val="19"/>
+                <w:szCs w:val="19"/>
+              </w:rPr>
+              <w:t xml:space="preserve"> </w:t>
+            </w:r>
+            <w:proofErr w:type="spellStart"/>
+            <w:r>
+              <w:rPr>
+                <w:rFonts w:ascii="Courier New" w:eastAsia="Courier New" w:hAnsi="Courier New" w:cs="Courier New"/>
+                <w:color w:val="69F0AE"/>
+                <w:sz w:val="19"/>
+                <w:szCs w:val="19"/>
+              </w:rPr>
+              <w:t>Document</w:t>
+            </w:r>
+            <w:proofErr w:type="spellEnd"/>
+            <w:r>
+              <w:rPr>
+                <w:rFonts w:ascii="Courier New" w:eastAsia="Courier New" w:hAnsi="Courier New" w:cs="Courier New"/>
+                <w:color w:val="69F0AE"/>
+                <w:sz w:val="19"/>
+                <w:szCs w:val="19"/>
+              </w:rPr>
+              <w:t>: [EINFÜGEN]</w:t>
             </w:r>
           </w:p>
           <w:p>
@@ -9786,6 +11050,12 @@
               <w:spacing w:before="25" w:after="25"/>
               <w:ind w:left="160"/>
             </w:pPr>
+          </w:p>
+          <w:p>
+            <w:pPr>
+              <w:spacing w:before="25" w:after="25"/>
+              <w:ind w:left="160"/>
+            </w:pPr>
             <w:r>
               <w:rPr>
                 <w:rFonts w:ascii="Courier New" w:eastAsia="Courier New" w:hAnsi="Courier New" w:cs="Courier New"/>
@@ -9793,9 +11063,14 @@
                 <w:sz w:val="19"/>
                 <w:szCs w:val="19"/>
               </w:rPr>
-              <w:t xml:space="preserve">Hier ist unser </w:t>
-            </w:r>
-            <w:proofErr w:type="spellStart"/>
+              <w:t>Was sind die 5 wichtigsten Punkte die wir ansprechen müssen?</w:t>
+            </w:r>
+          </w:p>
+          <w:p>
+            <w:pPr>
+              <w:spacing w:before="25" w:after="25"/>
+              <w:ind w:left="160"/>
+            </w:pPr>
             <w:r>
               <w:rPr>
                 <w:rFonts w:ascii="Courier New" w:eastAsia="Courier New" w:hAnsi="Courier New" w:cs="Courier New"/>
@@ -9803,9 +11078,14 @@
                 <w:sz w:val="19"/>
                 <w:szCs w:val="19"/>
               </w:rPr>
-              <w:t>Requirements</w:t>
-            </w:r>
-            <w:proofErr w:type="spellEnd"/>
+              <w:t>Was würde einen erfahrenen Software-Architekten</w:t>
+            </w:r>
+          </w:p>
+          <w:p>
+            <w:pPr>
+              <w:spacing w:before="25" w:after="25"/>
+              <w:ind w:left="160"/>
+            </w:pPr>
             <w:r>
               <w:rPr>
                 <w:rFonts w:ascii="Courier New" w:eastAsia="Courier New" w:hAnsi="Courier New" w:cs="Courier New"/>
@@ -9813,9 +11093,14 @@
                 <w:sz w:val="19"/>
                 <w:szCs w:val="19"/>
               </w:rPr>
-              <w:t xml:space="preserve"> </w:t>
-            </w:r>
-            <w:proofErr w:type="spellStart"/>
+              <w:t>sofort interessieren?</w:t>
+            </w:r>
+          </w:p>
+          <w:p>
+            <w:pPr>
+              <w:spacing w:before="25" w:after="25"/>
+              <w:ind w:left="160"/>
+            </w:pPr>
             <w:r>
               <w:rPr>
                 <w:rFonts w:ascii="Courier New" w:eastAsia="Courier New" w:hAnsi="Courier New" w:cs="Courier New"/>
@@ -9823,123 +11108,7 @@
                 <w:sz w:val="19"/>
                 <w:szCs w:val="19"/>
               </w:rPr>
-              <w:t>Document</w:t>
-            </w:r>
-            <w:proofErr w:type="spellEnd"/>
-            <w:r>
-              <w:rPr>
-                <w:rFonts w:ascii="Courier New" w:eastAsia="Courier New" w:hAnsi="Courier New" w:cs="Courier New"/>
-                <w:color w:val="69F0AE"/>
-                <w:sz w:val="19"/>
-                <w:szCs w:val="19"/>
-              </w:rPr>
-              <w:t>: [EINFÜGEN]</w:t>
-            </w:r>
-          </w:p>
-          <w:p>
-            <w:pPr>
-              <w:spacing w:before="25" w:after="25"/>
-              <w:ind w:left="160"/>
-            </w:pPr>
-          </w:p>
-          <w:p>
-            <w:pPr>
-              <w:spacing w:before="25" w:after="25"/>
-              <w:ind w:left="160"/>
-            </w:pPr>
-            <w:r>
-              <w:rPr>
-                <w:rFonts w:ascii="Courier New" w:eastAsia="Courier New" w:hAnsi="Courier New" w:cs="Courier New"/>
-                <w:color w:val="69F0AE"/>
-                <w:sz w:val="19"/>
-                <w:szCs w:val="19"/>
-              </w:rPr>
-              <w:t xml:space="preserve">Was sind die 5 wichtigsten </w:t>
-            </w:r>
-            <w:proofErr w:type="gramStart"/>
-            <w:r>
-              <w:rPr>
-                <w:rFonts w:ascii="Courier New" w:eastAsia="Courier New" w:hAnsi="Courier New" w:cs="Courier New"/>
-                <w:color w:val="69F0AE"/>
-                <w:sz w:val="19"/>
-                <w:szCs w:val="19"/>
-              </w:rPr>
-              <w:t>Punkte</w:t>
-            </w:r>
-            <w:proofErr w:type="gramEnd"/>
-            <w:r>
-              <w:rPr>
-                <w:rFonts w:ascii="Courier New" w:eastAsia="Courier New" w:hAnsi="Courier New" w:cs="Courier New"/>
-                <w:color w:val="69F0AE"/>
-                <w:sz w:val="19"/>
-                <w:szCs w:val="19"/>
-              </w:rPr>
-              <w:t xml:space="preserve"> die wir ansprechen müssen?</w:t>
-            </w:r>
-          </w:p>
-          <w:p>
-            <w:pPr>
-              <w:spacing w:before="25" w:after="25"/>
-              <w:ind w:left="160"/>
-            </w:pPr>
-            <w:r>
-              <w:rPr>
-                <w:rFonts w:ascii="Courier New" w:eastAsia="Courier New" w:hAnsi="Courier New" w:cs="Courier New"/>
-                <w:color w:val="69F0AE"/>
-                <w:sz w:val="19"/>
-                <w:szCs w:val="19"/>
-              </w:rPr>
-              <w:t>Was würde einen erfahrenen Software-Architekten</w:t>
-            </w:r>
-          </w:p>
-          <w:p>
-            <w:pPr>
-              <w:spacing w:before="25" w:after="25"/>
-              <w:ind w:left="160"/>
-            </w:pPr>
-            <w:r>
-              <w:rPr>
-                <w:rFonts w:ascii="Courier New" w:eastAsia="Courier New" w:hAnsi="Courier New" w:cs="Courier New"/>
-                <w:color w:val="69F0AE"/>
-                <w:sz w:val="19"/>
-                <w:szCs w:val="19"/>
-              </w:rPr>
-              <w:t>sofort interessieren?</w:t>
-            </w:r>
-          </w:p>
-          <w:p>
-            <w:pPr>
-              <w:spacing w:before="25" w:after="25"/>
-              <w:ind w:left="160"/>
-            </w:pPr>
-            <w:r>
-              <w:rPr>
-                <w:rFonts w:ascii="Courier New" w:eastAsia="Courier New" w:hAnsi="Courier New" w:cs="Courier New"/>
-                <w:color w:val="69F0AE"/>
-                <w:sz w:val="19"/>
-                <w:szCs w:val="19"/>
-              </w:rPr>
-              <w:t xml:space="preserve">Was sollten wir NICHT </w:t>
-            </w:r>
-            <w:proofErr w:type="gramStart"/>
-            <w:r>
-              <w:rPr>
-                <w:rFonts w:ascii="Courier New" w:eastAsia="Courier New" w:hAnsi="Courier New" w:cs="Courier New"/>
-                <w:color w:val="69F0AE"/>
-                <w:sz w:val="19"/>
-                <w:szCs w:val="19"/>
-              </w:rPr>
-              <w:t>sagen</w:t>
-            </w:r>
-            <w:proofErr w:type="gramEnd"/>
-            <w:r>
-              <w:rPr>
-                <w:rFonts w:ascii="Courier New" w:eastAsia="Courier New" w:hAnsi="Courier New" w:cs="Courier New"/>
-                <w:color w:val="69F0AE"/>
-                <w:sz w:val="19"/>
-                <w:szCs w:val="19"/>
-              </w:rPr>
-              <w:t xml:space="preserve"> um nicht Zeit zu verlieren?</w:t>
+              <w:t>Was sollten wir NICHT sagen um nicht Zeit zu verlieren?</w:t>
             </w:r>
           </w:p>
         </w:tc>
@@ -10458,10 +11627,64 @@
 <file path=word/numbering.xml><?xml version="1.0" encoding="utf-8"?>
 <w:numbering xmlns:wpc="http://schemas.microsoft.com/office/word/2010/wordprocessingCanvas" xmlns:cx="http://schemas.microsoft.com/office/drawing/2014/chartex" xmlns:cx1="http://schemas.microsoft.com/office/drawing/2015/9/8/chartex" xmlns:cx2="http://schemas.microsoft.com/office/drawing/2015/10/21/chartex" xmlns:cx3="http://schemas.microsoft.com/office/drawing/2016/5/9/chartex" xmlns:cx4="http://schemas.microsoft.com/office/drawing/2016/5/10/chartex" xmlns:cx5="http://schemas.microsoft.com/office/drawing/2016/5/11/chartex" xmlns:cx6="http://schemas.microsoft.com/office/drawing/2016/5/12/chartex" xmlns:cx7="http://schemas.microsoft.com/office/drawing/2016/5/13/chartex" xmlns:cx8="http://schemas.microsoft.com/office/drawing/2016/5/14/chartex" xmlns:mc="http://schemas.openxmlformats.org/markup-compatibility/2006" xmlns:aink="http://schemas.microsoft.com/office/drawing/2016/ink" xmlns:am3d="http://schemas.microsoft.com/office/drawing/2017/model3d" xmlns:o="urn:schemas-microsoft-com:office:office" xmlns:oel="http://schemas.microsoft.com/office/2019/extlst" xmlns:r="http://schemas.openxmlformats.org/officeDocument/2006/relationships" xmlns:m="http://schemas.openxmlformats.org/officeDocument/2006/math" xmlns:v="urn:schemas-microsoft-com:vml" xmlns:wp14="http://schemas.microsoft.com/office/word/2010/wordprocessingDrawing" xmlns:wp="http://schemas.openxmlformats.org/drawingml/2006/wordprocessingDrawing" xmlns:w10="urn:schemas-microsoft-com:office:word" xmlns:w="http://schemas.openxmlformats.org/wordprocessingml/2006/main" xmlns:w14="http://schemas.microsoft.com/office/word/2010/wordml" xmlns:w15="http://schemas.microsoft.com/office/word/2012/wordml" xmlns:w16cex="http://schemas.microsoft.com/office/word/2018/wordml/cex" xmlns:w16cid="http://schemas.microsoft.com/office/word/2016/wordml/cid" xmlns:w16="http://schemas.microsoft.com/office/word/2018/wordml" xmlns:w16du="http://schemas.microsoft.com/office/word/2023/wordml/word16du" xmlns:w16sdtdh="http://schemas.microsoft.com/office/word/2020/wordml/sdtdatahash" xmlns:w16sdtfl="http://schemas.microsoft.com/office/word/2024/wordml/sdtformatlock" xmlns:w16se="http://schemas.microsoft.com/office/word/2015/wordml/symex" xmlns:wpg="http://schemas.microsoft.com/office/word/2010/wordprocessingGroup" xmlns:wpi="http://schemas.microsoft.com/office/word/2010/wordprocessingInk" xmlns:wne="http://schemas.microsoft.com/office/word/2006/wordml" xmlns:wps="http://schemas.microsoft.com/office/word/2010/wordprocessingShape" mc:Ignorable="w14 w15 w16se w16cid w16 w16cex w16sdtdh w16sdtfl w16du wp14">
   <w:abstractNum w:abstractNumId="0" w15:restartNumberingAfterBreak="0">
-    <w:nsid w:val="0C695B84"/>
+    <w:nsid w:val="0B5B6101"/>
     <w:multiLevelType w:val="hybridMultilevel"/>
-    <w:tmpl w:val="3A8C8B42"/>
-    <w:lvl w:ilvl="0" w:tplc="D37AA6F2">
+    <w:tmpl w:val="3E3857BE"/>
+    <w:lvl w:ilvl="0" w:tplc="A35810FC">
+      <w:start w:val="1"/>
+      <w:numFmt w:val="decimal"/>
+      <w:lvlText w:val="%1."/>
+      <w:lvlJc w:val="left"/>
+      <w:pPr>
+        <w:ind w:left="480" w:hanging="240"/>
+      </w:pPr>
+    </w:lvl>
+    <w:lvl w:ilvl="1" w:tplc="DDE09BBC">
+      <w:numFmt w:val="decimal"/>
+      <w:lvlText w:val=""/>
+      <w:lvlJc w:val="left"/>
+    </w:lvl>
+    <w:lvl w:ilvl="2" w:tplc="EB2EE8CC">
+      <w:numFmt w:val="decimal"/>
+      <w:lvlText w:val=""/>
+      <w:lvlJc w:val="left"/>
+    </w:lvl>
+    <w:lvl w:ilvl="3" w:tplc="68CCF092">
+      <w:numFmt w:val="decimal"/>
+      <w:lvlText w:val=""/>
+      <w:lvlJc w:val="left"/>
+    </w:lvl>
+    <w:lvl w:ilvl="4" w:tplc="B15A6352">
+      <w:numFmt w:val="decimal"/>
+      <w:lvlText w:val=""/>
+      <w:lvlJc w:val="left"/>
+    </w:lvl>
+    <w:lvl w:ilvl="5" w:tplc="A4666A34">
+      <w:numFmt w:val="decimal"/>
+      <w:lvlText w:val=""/>
+      <w:lvlJc w:val="left"/>
+    </w:lvl>
+    <w:lvl w:ilvl="6" w:tplc="EB162C60">
+      <w:numFmt w:val="decimal"/>
+      <w:lvlText w:val=""/>
+      <w:lvlJc w:val="left"/>
+    </w:lvl>
+    <w:lvl w:ilvl="7" w:tplc="EBDE4A56">
+      <w:numFmt w:val="decimal"/>
+      <w:lvlText w:val=""/>
+      <w:lvlJc w:val="left"/>
+    </w:lvl>
+    <w:lvl w:ilvl="8" w:tplc="26529702">
+      <w:numFmt w:val="decimal"/>
+      <w:lvlText w:val=""/>
+      <w:lvlJc w:val="left"/>
+    </w:lvl>
+  </w:abstractNum>
+  <w:abstractNum w:abstractNumId="1" w15:restartNumberingAfterBreak="0">
+    <w:nsid w:val="31345E2F"/>
+    <w:multiLevelType w:val="hybridMultilevel"/>
+    <w:tmpl w:val="EB0E2976"/>
+    <w:lvl w:ilvl="0" w:tplc="04B01860">
       <w:start w:val="1"/>
       <w:numFmt w:val="bullet"/>
       <w:lvlText w:val="•"/>
@@ -10470,52 +11693,52 @@
         <w:ind w:left="480" w:hanging="240"/>
       </w:pPr>
     </w:lvl>
-    <w:lvl w:ilvl="1" w:tplc="289C51AE">
+    <w:lvl w:ilvl="1" w:tplc="610C9996">
       <w:numFmt w:val="decimal"/>
       <w:lvlText w:val=""/>
       <w:lvlJc w:val="left"/>
     </w:lvl>
-    <w:lvl w:ilvl="2" w:tplc="D3F63602">
+    <w:lvl w:ilvl="2" w:tplc="BCB86106">
       <w:numFmt w:val="decimal"/>
       <w:lvlText w:val=""/>
       <w:lvlJc w:val="left"/>
     </w:lvl>
-    <w:lvl w:ilvl="3" w:tplc="4B86AF40">
+    <w:lvl w:ilvl="3" w:tplc="A508A9E4">
       <w:numFmt w:val="decimal"/>
       <w:lvlText w:val=""/>
       <w:lvlJc w:val="left"/>
     </w:lvl>
-    <w:lvl w:ilvl="4" w:tplc="A0100CEE">
+    <w:lvl w:ilvl="4" w:tplc="3E001AD2">
       <w:numFmt w:val="decimal"/>
       <w:lvlText w:val=""/>
       <w:lvlJc w:val="left"/>
     </w:lvl>
-    <w:lvl w:ilvl="5" w:tplc="703A00FA">
+    <w:lvl w:ilvl="5" w:tplc="3FDADC4C">
       <w:numFmt w:val="decimal"/>
       <w:lvlText w:val=""/>
       <w:lvlJc w:val="left"/>
     </w:lvl>
-    <w:lvl w:ilvl="6" w:tplc="C7D24E04">
+    <w:lvl w:ilvl="6" w:tplc="D1A2F1E8">
       <w:numFmt w:val="decimal"/>
       <w:lvlText w:val=""/>
       <w:lvlJc w:val="left"/>
     </w:lvl>
-    <w:lvl w:ilvl="7" w:tplc="70E8F5A8">
+    <w:lvl w:ilvl="7" w:tplc="00C4D768">
       <w:numFmt w:val="decimal"/>
       <w:lvlText w:val=""/>
       <w:lvlJc w:val="left"/>
     </w:lvl>
-    <w:lvl w:ilvl="8" w:tplc="BFC6C852">
+    <w:lvl w:ilvl="8" w:tplc="6A3010E0">
       <w:numFmt w:val="decimal"/>
       <w:lvlText w:val=""/>
       <w:lvlJc w:val="left"/>
     </w:lvl>
   </w:abstractNum>
-  <w:abstractNum w:abstractNumId="1" w15:restartNumberingAfterBreak="0">
-    <w:nsid w:val="3DB4508A"/>
+  <w:abstractNum w:abstractNumId="2" w15:restartNumberingAfterBreak="0">
+    <w:nsid w:val="7E862B6D"/>
     <w:multiLevelType w:val="hybridMultilevel"/>
-    <w:tmpl w:val="4DDAF536"/>
-    <w:lvl w:ilvl="0" w:tplc="AF5AA676">
+    <w:tmpl w:val="364EA954"/>
+    <w:lvl w:ilvl="0" w:tplc="A9803452">
       <w:start w:val="1"/>
       <w:numFmt w:val="bullet"/>
       <w:lvlText w:val="●"/>
@@ -10524,7 +11747,7 @@
         <w:ind w:left="720" w:hanging="360"/>
       </w:pPr>
     </w:lvl>
-    <w:lvl w:ilvl="1" w:tplc="ADE601F8">
+    <w:lvl w:ilvl="1" w:tplc="8F286E18">
       <w:start w:val="1"/>
       <w:numFmt w:val="bullet"/>
       <w:lvlText w:val="○"/>
@@ -10533,7 +11756,7 @@
         <w:ind w:left="1440" w:hanging="360"/>
       </w:pPr>
     </w:lvl>
-    <w:lvl w:ilvl="2" w:tplc="DDFEDD3C">
+    <w:lvl w:ilvl="2" w:tplc="0EE828E4">
       <w:start w:val="1"/>
       <w:numFmt w:val="bullet"/>
       <w:lvlText w:val="■"/>
@@ -10542,7 +11765,7 @@
         <w:ind w:left="2160" w:hanging="360"/>
       </w:pPr>
     </w:lvl>
-    <w:lvl w:ilvl="3" w:tplc="CA387AF0">
+    <w:lvl w:ilvl="3" w:tplc="1E7857D6">
       <w:start w:val="1"/>
       <w:numFmt w:val="bullet"/>
       <w:lvlText w:val="●"/>
@@ -10551,7 +11774,7 @@
         <w:ind w:left="2880" w:hanging="360"/>
       </w:pPr>
     </w:lvl>
-    <w:lvl w:ilvl="4" w:tplc="D30E4D82">
+    <w:lvl w:ilvl="4" w:tplc="29BC5864">
       <w:start w:val="1"/>
       <w:numFmt w:val="bullet"/>
       <w:lvlText w:val="○"/>
@@ -10560,7 +11783,7 @@
         <w:ind w:left="3600" w:hanging="360"/>
       </w:pPr>
     </w:lvl>
-    <w:lvl w:ilvl="5" w:tplc="02AE4A52">
+    <w:lvl w:ilvl="5" w:tplc="8E164E44">
       <w:start w:val="1"/>
       <w:numFmt w:val="bullet"/>
       <w:lvlText w:val="■"/>
@@ -10569,7 +11792,7 @@
         <w:ind w:left="4320" w:hanging="360"/>
       </w:pPr>
     </w:lvl>
-    <w:lvl w:ilvl="6" w:tplc="B6FEE12E">
+    <w:lvl w:ilvl="6" w:tplc="1108D2BA">
       <w:start w:val="1"/>
       <w:numFmt w:val="bullet"/>
       <w:lvlText w:val="●"/>
@@ -10578,7 +11801,7 @@
         <w:ind w:left="5040" w:hanging="360"/>
       </w:pPr>
     </w:lvl>
-    <w:lvl w:ilvl="7" w:tplc="5ADC02BA">
+    <w:lvl w:ilvl="7" w:tplc="D5EA12EC">
       <w:start w:val="1"/>
       <w:numFmt w:val="bullet"/>
       <w:lvlText w:val="●"/>
@@ -10587,7 +11810,7 @@
         <w:ind w:left="5760" w:hanging="360"/>
       </w:pPr>
     </w:lvl>
-    <w:lvl w:ilvl="8" w:tplc="EB6AF3B0">
+    <w:lvl w:ilvl="8" w:tplc="329E575E">
       <w:start w:val="1"/>
       <w:numFmt w:val="bullet"/>
       <w:lvlText w:val="●"/>
@@ -10597,68 +11820,14 @@
       </w:pPr>
     </w:lvl>
   </w:abstractNum>
-  <w:abstractNum w:abstractNumId="2" w15:restartNumberingAfterBreak="0">
-    <w:nsid w:val="5CF97759"/>
-    <w:multiLevelType w:val="hybridMultilevel"/>
-    <w:tmpl w:val="C6C85A24"/>
-    <w:lvl w:ilvl="0" w:tplc="7E589486">
-      <w:start w:val="1"/>
-      <w:numFmt w:val="decimal"/>
-      <w:lvlText w:val="%1."/>
-      <w:lvlJc w:val="left"/>
-      <w:pPr>
-        <w:ind w:left="480" w:hanging="240"/>
-      </w:pPr>
-    </w:lvl>
-    <w:lvl w:ilvl="1" w:tplc="6ACECF58">
-      <w:numFmt w:val="decimal"/>
-      <w:lvlText w:val=""/>
-      <w:lvlJc w:val="left"/>
-    </w:lvl>
-    <w:lvl w:ilvl="2" w:tplc="F6AA7336">
-      <w:numFmt w:val="decimal"/>
-      <w:lvlText w:val=""/>
-      <w:lvlJc w:val="left"/>
-    </w:lvl>
-    <w:lvl w:ilvl="3" w:tplc="640A429E">
-      <w:numFmt w:val="decimal"/>
-      <w:lvlText w:val=""/>
-      <w:lvlJc w:val="left"/>
-    </w:lvl>
-    <w:lvl w:ilvl="4" w:tplc="2E442C14">
-      <w:numFmt w:val="decimal"/>
-      <w:lvlText w:val=""/>
-      <w:lvlJc w:val="left"/>
-    </w:lvl>
-    <w:lvl w:ilvl="5" w:tplc="5254CA6E">
-      <w:numFmt w:val="decimal"/>
-      <w:lvlText w:val=""/>
-      <w:lvlJc w:val="left"/>
-    </w:lvl>
-    <w:lvl w:ilvl="6" w:tplc="983EEF5A">
-      <w:numFmt w:val="decimal"/>
-      <w:lvlText w:val=""/>
-      <w:lvlJc w:val="left"/>
-    </w:lvl>
-    <w:lvl w:ilvl="7" w:tplc="E6FCF736">
-      <w:numFmt w:val="decimal"/>
-      <w:lvlText w:val=""/>
-      <w:lvlJc w:val="left"/>
-    </w:lvl>
-    <w:lvl w:ilvl="8" w:tplc="799E2DAC">
-      <w:numFmt w:val="decimal"/>
-      <w:lvlText w:val=""/>
-      <w:lvlJc w:val="left"/>
-    </w:lvl>
-  </w:abstractNum>
-  <w:num w:numId="1" w16cid:durableId="1912495968">
-    <w:abstractNumId w:val="1"/>
+  <w:num w:numId="1" w16cid:durableId="839585053">
+    <w:abstractNumId w:val="2"/>
     <w:lvlOverride w:ilvl="0">
       <w:startOverride w:val="1"/>
     </w:lvlOverride>
   </w:num>
-  <w:num w:numId="2" w16cid:durableId="502278015">
-    <w:abstractNumId w:val="0"/>
+  <w:num w:numId="2" w16cid:durableId="277640351">
+    <w:abstractNumId w:val="1"/>
     <w:lvlOverride w:ilvl="0">
       <w:startOverride w:val="1"/>
     </w:lvlOverride>
@@ -10672,7 +11841,7 @@
     <w:rPrDefault>
       <w:rPr>
         <w:rFonts w:ascii="Arial" w:eastAsia="Arial" w:hAnsi="Arial" w:cs="Arial"/>
-        <w:lang w:val="de-CH" w:eastAsia="de-DE" w:bidi="ar-SA"/>
+        <w:lang w:val="de-CH" w:eastAsia="de-CH" w:bidi="ar-SA"/>
       </w:rPr>
     </w:rPrDefault>
     <w:pPrDefault/>

--- a/Modul2/ADAI_Modul2_Tag2_Selbststudium.docx
+++ b/Modul2/ADAI_Modul2_Tag2_Selbststudium.docx
@@ -24,12 +24,6 @@
         <w:gridCol w:w="2360"/>
       </w:tblGrid>
       <w:tr>
-        <w:tblPrEx>
-          <w:tblCellMar>
-            <w:top w:w="0" w:type="dxa"/>
-            <w:bottom w:w="0" w:type="dxa"/>
-          </w:tblCellMar>
-        </w:tblPrEx>
         <w:tc>
           <w:tcPr>
             <w:tcW w:w="7000" w:type="dxa"/>
@@ -113,7 +107,25 @@
                 <w:sz w:val="17"/>
                 <w:szCs w:val="17"/>
               </w:rPr>
-              <w:t xml:space="preserve">Modul 2 · Tag 2  —  Selbststudium: </w:t>
+              <w:t xml:space="preserve">Modul 2 · Tag </w:t>
+            </w:r>
+            <w:proofErr w:type="gramStart"/>
+            <w:r>
+              <w:rPr>
+                <w:color w:val="475569"/>
+                <w:sz w:val="17"/>
+                <w:szCs w:val="17"/>
+              </w:rPr>
+              <w:t>2  —</w:t>
+            </w:r>
+            <w:proofErr w:type="gramEnd"/>
+            <w:r>
+              <w:rPr>
+                <w:color w:val="475569"/>
+                <w:sz w:val="17"/>
+                <w:szCs w:val="17"/>
+              </w:rPr>
+              <w:t xml:space="preserve">  Selbststudium: </w:t>
             </w:r>
             <w:proofErr w:type="spellStart"/>
             <w:r>
@@ -286,12 +298,6 @@
         <w:gridCol w:w="9360"/>
       </w:tblGrid>
       <w:tr>
-        <w:tblPrEx>
-          <w:tblCellMar>
-            <w:top w:w="0" w:type="dxa"/>
-            <w:bottom w:w="0" w:type="dxa"/>
-          </w:tblCellMar>
-        </w:tblPrEx>
         <w:tc>
           <w:tcPr>
             <w:tcW w:w="9360" w:type="dxa"/>
@@ -361,12 +367,6 @@
         <w:gridCol w:w="1872"/>
       </w:tblGrid>
       <w:tr>
-        <w:tblPrEx>
-          <w:tblCellMar>
-            <w:top w:w="0" w:type="dxa"/>
-            <w:bottom w:w="0" w:type="dxa"/>
-          </w:tblCellMar>
-        </w:tblPrEx>
         <w:tc>
           <w:tcPr>
             <w:tcW w:w="1872" w:type="dxa"/>
@@ -727,12 +727,6 @@
         <w:gridCol w:w="8660"/>
       </w:tblGrid>
       <w:tr>
-        <w:tblPrEx>
-          <w:tblCellMar>
-            <w:top w:w="0" w:type="dxa"/>
-            <w:bottom w:w="0" w:type="dxa"/>
-          </w:tblCellMar>
-        </w:tblPrEx>
         <w:tc>
           <w:tcPr>
             <w:tcW w:w="700" w:type="dxa"/>
@@ -830,7 +824,25 @@
                 <w:sz w:val="18"/>
                 <w:szCs w:val="18"/>
               </w:rPr>
-              <w:t>Welche User Stories sind wirklich wichtig — und was kann warten?</w:t>
+              <w:t xml:space="preserve">Welche User Stories </w:t>
+            </w:r>
+            <w:proofErr w:type="gramStart"/>
+            <w:r>
+              <w:rPr>
+                <w:color w:val="FFFFFF"/>
+                <w:sz w:val="18"/>
+                <w:szCs w:val="18"/>
+              </w:rPr>
+              <w:t>sind</w:t>
+            </w:r>
+            <w:proofErr w:type="gramEnd"/>
+            <w:r>
+              <w:rPr>
+                <w:color w:val="FFFFFF"/>
+                <w:sz w:val="18"/>
+                <w:szCs w:val="18"/>
+              </w:rPr>
+              <w:t xml:space="preserve"> wirklich wichtig — und was kann warten?</w:t>
             </w:r>
           </w:p>
         </w:tc>
@@ -862,12 +874,6 @@
         <w:gridCol w:w="9362"/>
       </w:tblGrid>
       <w:tr>
-        <w:tblPrEx>
-          <w:tblCellMar>
-            <w:top w:w="0" w:type="dxa"/>
-            <w:bottom w:w="0" w:type="dxa"/>
-          </w:tblCellMar>
-        </w:tblPrEx>
         <w:tc>
           <w:tcPr>
             <w:tcW w:w="9360" w:type="dxa"/>
@@ -925,12 +931,6 @@
         </w:tc>
       </w:tr>
       <w:tr>
-        <w:tblPrEx>
-          <w:tblCellMar>
-            <w:top w:w="0" w:type="dxa"/>
-            <w:bottom w:w="0" w:type="dxa"/>
-          </w:tblCellMar>
-        </w:tblPrEx>
         <w:tc>
           <w:tcPr>
             <w:tcW w:w="9360" w:type="dxa"/>
@@ -972,12 +972,6 @@
               <w:gridCol w:w="3530"/>
             </w:tblGrid>
             <w:tr>
-              <w:tblPrEx>
-                <w:tblCellMar>
-                  <w:top w:w="0" w:type="dxa"/>
-                  <w:bottom w:w="0" w:type="dxa"/>
-                </w:tblCellMar>
-              </w:tblPrEx>
               <w:tc>
                 <w:tcPr>
                   <w:tcW w:w="700" w:type="dxa"/>
@@ -1164,12 +1158,6 @@
               </w:tc>
             </w:tr>
             <w:tr>
-              <w:tblPrEx>
-                <w:tblCellMar>
-                  <w:top w:w="0" w:type="dxa"/>
-                  <w:bottom w:w="0" w:type="dxa"/>
-                </w:tblCellMar>
-              </w:tblPrEx>
               <w:tc>
                 <w:tcPr>
                   <w:tcW w:w="700" w:type="dxa"/>
@@ -1356,12 +1344,6 @@
               </w:tc>
             </w:tr>
             <w:tr>
-              <w:tblPrEx>
-                <w:tblCellMar>
-                  <w:top w:w="0" w:type="dxa"/>
-                  <w:bottom w:w="0" w:type="dxa"/>
-                </w:tblCellMar>
-              </w:tblPrEx>
               <w:tc>
                 <w:tcPr>
                   <w:tcW w:w="700" w:type="dxa"/>
@@ -1566,12 +1548,6 @@
               </w:tc>
             </w:tr>
             <w:tr>
-              <w:tblPrEx>
-                <w:tblCellMar>
-                  <w:top w:w="0" w:type="dxa"/>
-                  <w:bottom w:w="0" w:type="dxa"/>
-                </w:tblCellMar>
-              </w:tblPrEx>
               <w:tc>
                 <w:tcPr>
                   <w:tcW w:w="700" w:type="dxa"/>
@@ -1837,12 +1813,6 @@
         <w:gridCol w:w="9360"/>
       </w:tblGrid>
       <w:tr>
-        <w:tblPrEx>
-          <w:tblCellMar>
-            <w:top w:w="0" w:type="dxa"/>
-            <w:bottom w:w="0" w:type="dxa"/>
-          </w:tblCellMar>
-        </w:tblPrEx>
         <w:tc>
           <w:tcPr>
             <w:tcW w:w="9360" w:type="dxa"/>
@@ -1864,12 +1834,28 @@
             <w:pPr>
               <w:spacing w:before="25" w:after="25"/>
               <w:ind w:left="160"/>
+            </w:pPr>
+            <w:bookmarkStart w:id="0" w:name="OLE_LINK1"/>
+            <w:r>
               <w:rPr>
                 <w:rFonts w:ascii="Courier New" w:eastAsia="Courier New" w:hAnsi="Courier New" w:cs="Courier New"/>
                 <w:color w:val="69F0AE"/>
                 <w:sz w:val="19"/>
                 <w:szCs w:val="19"/>
               </w:rPr>
+              <w:t>Hier sind unsere User Stories: [EURE USER STORIES EINFÜGEN]</w:t>
+            </w:r>
+          </w:p>
+          <w:p>
+            <w:pPr>
+              <w:spacing w:before="25" w:after="25"/>
+              <w:ind w:left="160"/>
+            </w:pPr>
+          </w:p>
+          <w:p>
+            <w:pPr>
+              <w:spacing w:before="25" w:after="25"/>
+              <w:ind w:left="160"/>
             </w:pPr>
             <w:r>
               <w:rPr>
@@ -1878,31 +1864,33 @@
                 <w:sz w:val="19"/>
                 <w:szCs w:val="19"/>
               </w:rPr>
-              <w:t>Hier sind unsere User Stories:</w:t>
-            </w:r>
-          </w:p>
-          <w:p>
-            <w:pPr>
-              <w:spacing w:before="25" w:after="25"/>
-              <w:ind w:left="160"/>
+              <w:t xml:space="preserve">Priorisiere diese nach </w:t>
+            </w:r>
+            <w:proofErr w:type="spellStart"/>
+            <w:r>
               <w:rPr>
                 <w:rFonts w:ascii="Courier New" w:eastAsia="Courier New" w:hAnsi="Courier New" w:cs="Courier New"/>
                 <w:color w:val="69F0AE"/>
                 <w:sz w:val="19"/>
                 <w:szCs w:val="19"/>
               </w:rPr>
-            </w:pPr>
-          </w:p>
-          <w:p>
-            <w:pPr>
-              <w:spacing w:before="25" w:after="25"/>
-              <w:ind w:left="160"/>
+              <w:t>MoSCoW</w:t>
+            </w:r>
+            <w:proofErr w:type="spellEnd"/>
+            <w:r>
               <w:rPr>
                 <w:rFonts w:ascii="Courier New" w:eastAsia="Courier New" w:hAnsi="Courier New" w:cs="Courier New"/>
                 <w:color w:val="69F0AE"/>
                 <w:sz w:val="19"/>
                 <w:szCs w:val="19"/>
               </w:rPr>
+              <w:t xml:space="preserve"> für ein MVP in 3 Monaten.</w:t>
+            </w:r>
+          </w:p>
+          <w:p>
+            <w:pPr>
+              <w:spacing w:before="25" w:after="25"/>
+              <w:ind w:left="160"/>
             </w:pPr>
             <w:r>
               <w:rPr>
@@ -1911,19 +1899,34 @@
                 <w:sz w:val="19"/>
                 <w:szCs w:val="19"/>
               </w:rPr>
-              <w:t>1. Als Lara möchte ich ein Konto erstellen und mich einloggen können, damit meine Daten sicher gespeichert sind und ich von verschiedenen Geräten darauf zugreifen kann.</w:t>
+              <w:t>Team: 2-3 Personen, gemischter Tech-Background.</w:t>
             </w:r>
           </w:p>
           <w:p>
             <w:pPr>
               <w:spacing w:before="25" w:after="25"/>
               <w:ind w:left="160"/>
+            </w:pPr>
+          </w:p>
+          <w:p>
+            <w:pPr>
+              <w:spacing w:before="25" w:after="25"/>
+              <w:ind w:left="160"/>
+            </w:pPr>
+            <w:r>
               <w:rPr>
                 <w:rFonts w:ascii="Courier New" w:eastAsia="Courier New" w:hAnsi="Courier New" w:cs="Courier New"/>
                 <w:color w:val="69F0AE"/>
                 <w:sz w:val="19"/>
                 <w:szCs w:val="19"/>
               </w:rPr>
+              <w:t>Für jede Story:</w:t>
+            </w:r>
+          </w:p>
+          <w:p>
+            <w:pPr>
+              <w:spacing w:before="25" w:after="25"/>
+              <w:ind w:left="160"/>
             </w:pPr>
             <w:r>
               <w:rPr>
@@ -1932,20 +1935,19 @@
                 <w:sz w:val="19"/>
                 <w:szCs w:val="19"/>
               </w:rPr>
-              <w:t>2. Als Marc möchte ich einen Datenschutz-Consent-Schritt durchlaufen, bevor meine Daten verarbeitet werden, damit ich weiss, was mit meinen sensiblen Finanzdaten passiert und ihnen bewusst zustimme.</w:t>
-            </w:r>
-          </w:p>
-          <w:p>
-            <w:pPr>
-              <w:spacing w:before="25" w:after="25"/>
-              <w:ind w:left="160"/>
+              <w:t>1. Kategorie (</w:t>
+            </w:r>
+            <w:proofErr w:type="spellStart"/>
+            <w:r>
               <w:rPr>
                 <w:rFonts w:ascii="Courier New" w:eastAsia="Courier New" w:hAnsi="Courier New" w:cs="Courier New"/>
                 <w:color w:val="69F0AE"/>
                 <w:sz w:val="19"/>
                 <w:szCs w:val="19"/>
               </w:rPr>
-            </w:pPr>
+              <w:t>Must</w:t>
+            </w:r>
+            <w:proofErr w:type="spellEnd"/>
             <w:r>
               <w:rPr>
                 <w:rFonts w:ascii="Courier New" w:eastAsia="Courier New" w:hAnsi="Courier New" w:cs="Courier New"/>
@@ -1953,7 +1955,7 @@
                 <w:sz w:val="19"/>
                 <w:szCs w:val="19"/>
               </w:rPr>
-              <w:t>3. Als Lara möchte ich beim ersten Einrichten meine monatlichen Fixkosten (z.B. Miete, Krankenkasse, Handy) erfassen können, damit der Safe-</w:t>
+              <w:t xml:space="preserve"> / </w:t>
             </w:r>
             <w:proofErr w:type="spellStart"/>
             <w:r>
@@ -1963,7 +1965,7 @@
                 <w:sz w:val="19"/>
                 <w:szCs w:val="19"/>
               </w:rPr>
-              <w:t>to</w:t>
+              <w:t>Should</w:t>
             </w:r>
             <w:proofErr w:type="spellEnd"/>
             <w:r>
@@ -1973,7 +1975,7 @@
                 <w:sz w:val="19"/>
                 <w:szCs w:val="19"/>
               </w:rPr>
-              <w:t>-</w:t>
+              <w:t xml:space="preserve"> / </w:t>
             </w:r>
             <w:proofErr w:type="spellStart"/>
             <w:r>
@@ -1983,7 +1985,7 @@
                 <w:sz w:val="19"/>
                 <w:szCs w:val="19"/>
               </w:rPr>
-              <w:t>Spend</w:t>
+              <w:t>Could</w:t>
             </w:r>
             <w:proofErr w:type="spellEnd"/>
             <w:r>
@@ -1993,20 +1995,19 @@
                 <w:sz w:val="19"/>
                 <w:szCs w:val="19"/>
               </w:rPr>
-              <w:t>-Betrag von Anfang an realistisch berechnet wird.</w:t>
-            </w:r>
-          </w:p>
-          <w:p>
-            <w:pPr>
-              <w:spacing w:before="25" w:after="25"/>
-              <w:ind w:left="160"/>
+              <w:t xml:space="preserve"> / </w:t>
+            </w:r>
+            <w:proofErr w:type="spellStart"/>
+            <w:r>
               <w:rPr>
                 <w:rFonts w:ascii="Courier New" w:eastAsia="Courier New" w:hAnsi="Courier New" w:cs="Courier New"/>
                 <w:color w:val="69F0AE"/>
                 <w:sz w:val="19"/>
                 <w:szCs w:val="19"/>
               </w:rPr>
-            </w:pPr>
+              <w:t>Won't</w:t>
+            </w:r>
+            <w:proofErr w:type="spellEnd"/>
             <w:r>
               <w:rPr>
                 <w:rFonts w:ascii="Courier New" w:eastAsia="Courier New" w:hAnsi="Courier New" w:cs="Courier New"/>
@@ -2014,19 +2015,28 @@
                 <w:sz w:val="19"/>
                 <w:szCs w:val="19"/>
               </w:rPr>
-              <w:t>4. Als Lara möchte ich einen Kontoauszug als PDF hochladen, damit meine Transaktionen automatisch eingelesen werden.</w:t>
+              <w:t>)</w:t>
             </w:r>
           </w:p>
           <w:p>
             <w:pPr>
               <w:spacing w:before="25" w:after="25"/>
               <w:ind w:left="160"/>
+            </w:pPr>
+            <w:r>
               <w:rPr>
                 <w:rFonts w:ascii="Courier New" w:eastAsia="Courier New" w:hAnsi="Courier New" w:cs="Courier New"/>
                 <w:color w:val="69F0AE"/>
                 <w:sz w:val="19"/>
                 <w:szCs w:val="19"/>
               </w:rPr>
+              <w:t>2. Begründung in einem Satz</w:t>
+            </w:r>
+          </w:p>
+          <w:p>
+            <w:pPr>
+              <w:spacing w:before="25" w:after="25"/>
+              <w:ind w:left="160"/>
             </w:pPr>
             <w:r>
               <w:rPr>
@@ -2035,20 +2045,19 @@
                 <w:sz w:val="19"/>
                 <w:szCs w:val="19"/>
               </w:rPr>
-              <w:t>5. Als Lara möchte ich meine Transaktionen in Kategorien sehen, damit ich weiss, wofür ich wie viel ausgebe.</w:t>
-            </w:r>
-          </w:p>
-          <w:p>
-            <w:pPr>
-              <w:spacing w:before="25" w:after="25"/>
-              <w:ind w:left="160"/>
+              <w:t xml:space="preserve">3. Falls </w:t>
+            </w:r>
+            <w:proofErr w:type="spellStart"/>
+            <w:r>
               <w:rPr>
                 <w:rFonts w:ascii="Courier New" w:eastAsia="Courier New" w:hAnsi="Courier New" w:cs="Courier New"/>
                 <w:color w:val="69F0AE"/>
                 <w:sz w:val="19"/>
                 <w:szCs w:val="19"/>
               </w:rPr>
-            </w:pPr>
+              <w:t>Won't</w:t>
+            </w:r>
+            <w:proofErr w:type="spellEnd"/>
             <w:r>
               <w:rPr>
                 <w:rFonts w:ascii="Courier New" w:eastAsia="Courier New" w:hAnsi="Courier New" w:cs="Courier New"/>
@@ -2056,9 +2065,20 @@
                 <w:sz w:val="19"/>
                 <w:szCs w:val="19"/>
               </w:rPr>
-              <w:t>6. Als Lara möchte ich einen wöchentlichen "Safe-</w:t>
-            </w:r>
-            <w:proofErr w:type="spellStart"/>
+              <w:t>: wann könnte es relevant werden?</w:t>
+            </w:r>
+          </w:p>
+          <w:p>
+            <w:pPr>
+              <w:spacing w:before="25" w:after="25"/>
+              <w:ind w:left="160"/>
+            </w:pPr>
+          </w:p>
+          <w:p>
+            <w:pPr>
+              <w:spacing w:before="25" w:after="25"/>
+              <w:ind w:left="160"/>
+            </w:pPr>
             <w:r>
               <w:rPr>
                 <w:rFonts w:ascii="Courier New" w:eastAsia="Courier New" w:hAnsi="Courier New" w:cs="Courier New"/>
@@ -2066,548 +2086,23 @@
                 <w:sz w:val="19"/>
                 <w:szCs w:val="19"/>
               </w:rPr>
-              <w:t>to</w:t>
-            </w:r>
-            <w:proofErr w:type="spellEnd"/>
-            <w:r>
-              <w:rPr>
-                <w:rFonts w:ascii="Courier New" w:eastAsia="Courier New" w:hAnsi="Courier New" w:cs="Courier New"/>
-                <w:color w:val="69F0AE"/>
-                <w:sz w:val="19"/>
-                <w:szCs w:val="19"/>
-              </w:rPr>
-              <w:t>-</w:t>
-            </w:r>
-            <w:proofErr w:type="spellStart"/>
-            <w:r>
-              <w:rPr>
-                <w:rFonts w:ascii="Courier New" w:eastAsia="Courier New" w:hAnsi="Courier New" w:cs="Courier New"/>
-                <w:color w:val="69F0AE"/>
-                <w:sz w:val="19"/>
-                <w:szCs w:val="19"/>
-              </w:rPr>
-              <w:t>Spend</w:t>
-            </w:r>
-            <w:proofErr w:type="spellEnd"/>
-            <w:r>
-              <w:rPr>
-                <w:rFonts w:ascii="Courier New" w:eastAsia="Courier New" w:hAnsi="Courier New" w:cs="Courier New"/>
-                <w:color w:val="69F0AE"/>
-                <w:sz w:val="19"/>
-                <w:szCs w:val="19"/>
-              </w:rPr>
-              <w:t>"-Betrag sehen, damit ich ohne schlechtes Gewissen Geld ausgeben kann.</w:t>
-            </w:r>
-          </w:p>
-          <w:p>
-            <w:pPr>
-              <w:spacing w:before="25" w:after="25"/>
-              <w:ind w:left="160"/>
-              <w:rPr>
-                <w:rFonts w:ascii="Courier New" w:eastAsia="Courier New" w:hAnsi="Courier New" w:cs="Courier New"/>
-                <w:color w:val="69F0AE"/>
-                <w:sz w:val="19"/>
-                <w:szCs w:val="19"/>
-              </w:rPr>
-            </w:pPr>
-            <w:r>
-              <w:rPr>
-                <w:rFonts w:ascii="Courier New" w:eastAsia="Courier New" w:hAnsi="Courier New" w:cs="Courier New"/>
-                <w:color w:val="69F0AE"/>
-                <w:sz w:val="19"/>
-                <w:szCs w:val="19"/>
-              </w:rPr>
-              <w:lastRenderedPageBreak/>
-              <w:t>7. Als Marc möchte ich ein Sparziel definieren können, damit ich meinen Fortschritt in Richtung Notgroschen verfolgen kann.</w:t>
-            </w:r>
-          </w:p>
-          <w:p>
-            <w:pPr>
-              <w:spacing w:before="25" w:after="25"/>
-              <w:ind w:left="160"/>
-              <w:rPr>
-                <w:rFonts w:ascii="Courier New" w:eastAsia="Courier New" w:hAnsi="Courier New" w:cs="Courier New"/>
-                <w:color w:val="69F0AE"/>
-                <w:sz w:val="19"/>
-                <w:szCs w:val="19"/>
-              </w:rPr>
-            </w:pPr>
-            <w:r>
-              <w:rPr>
-                <w:rFonts w:ascii="Courier New" w:eastAsia="Courier New" w:hAnsi="Courier New" w:cs="Courier New"/>
-                <w:color w:val="69F0AE"/>
-                <w:sz w:val="19"/>
-                <w:szCs w:val="19"/>
-              </w:rPr>
-              <w:t>8. Als Marc möchte ich wiederkehrende Ausgaben (Abos, Ratenzahlungen) auf einen Blick sehen, damit ich versteckte Kosten erkennen kann.</w:t>
-            </w:r>
-          </w:p>
-          <w:p>
-            <w:pPr>
-              <w:spacing w:before="25" w:after="25"/>
-              <w:ind w:left="160"/>
-              <w:rPr>
-                <w:rFonts w:ascii="Courier New" w:eastAsia="Courier New" w:hAnsi="Courier New" w:cs="Courier New"/>
-                <w:color w:val="69F0AE"/>
-                <w:sz w:val="19"/>
-                <w:szCs w:val="19"/>
-              </w:rPr>
-            </w:pPr>
-            <w:r>
-              <w:rPr>
-                <w:rFonts w:ascii="Courier New" w:eastAsia="Courier New" w:hAnsi="Courier New" w:cs="Courier New"/>
-                <w:color w:val="69F0AE"/>
-                <w:sz w:val="19"/>
-                <w:szCs w:val="19"/>
-              </w:rPr>
-              <w:t>9. Als Lara möchte ich einmal im Monat einen KI-generierten Monatsbericht erhalten, damit ich automatisch einen Überblick über mein Finanzverhalten und gezielte Sparvorschläge bekomme.</w:t>
-            </w:r>
-          </w:p>
-          <w:p>
-            <w:pPr>
-              <w:spacing w:before="25" w:after="25"/>
-              <w:ind w:left="160"/>
-              <w:rPr>
-                <w:rFonts w:ascii="Courier New" w:eastAsia="Courier New" w:hAnsi="Courier New" w:cs="Courier New"/>
-                <w:color w:val="69F0AE"/>
-                <w:sz w:val="19"/>
-                <w:szCs w:val="19"/>
-              </w:rPr>
-            </w:pPr>
-            <w:r>
-              <w:rPr>
-                <w:rFonts w:ascii="Courier New" w:eastAsia="Courier New" w:hAnsi="Courier New" w:cs="Courier New"/>
-                <w:color w:val="69F0AE"/>
-                <w:sz w:val="19"/>
-                <w:szCs w:val="19"/>
-              </w:rPr>
-              <w:t>10. Als Lara möchte ich meine Ausgaben des aktuellen Monats mit dem Vormonat vergleichen, damit ich Trends in meinem Verhalten erkenne.</w:t>
-            </w:r>
-          </w:p>
-          <w:p>
-            <w:pPr>
-              <w:spacing w:before="25" w:after="25"/>
-              <w:ind w:left="160"/>
-              <w:rPr>
-                <w:rFonts w:ascii="Courier New" w:eastAsia="Courier New" w:hAnsi="Courier New" w:cs="Courier New"/>
-                <w:color w:val="69F0AE"/>
-                <w:sz w:val="19"/>
-                <w:szCs w:val="19"/>
-              </w:rPr>
-            </w:pPr>
-            <w:r>
-              <w:rPr>
-                <w:rFonts w:ascii="Courier New" w:eastAsia="Courier New" w:hAnsi="Courier New" w:cs="Courier New"/>
-                <w:color w:val="69F0AE"/>
-                <w:sz w:val="19"/>
-                <w:szCs w:val="19"/>
-              </w:rPr>
-              <w:t xml:space="preserve">11. Als Lara möchte ich mein Bankkonto über eine </w:t>
-            </w:r>
-            <w:proofErr w:type="spellStart"/>
-            <w:r>
-              <w:rPr>
-                <w:rFonts w:ascii="Courier New" w:eastAsia="Courier New" w:hAnsi="Courier New" w:cs="Courier New"/>
-                <w:color w:val="69F0AE"/>
-                <w:sz w:val="19"/>
-                <w:szCs w:val="19"/>
-              </w:rPr>
-              <w:t>OpenBanking</w:t>
-            </w:r>
-            <w:proofErr w:type="spellEnd"/>
-            <w:r>
-              <w:rPr>
-                <w:rFonts w:ascii="Courier New" w:eastAsia="Courier New" w:hAnsi="Courier New" w:cs="Courier New"/>
-                <w:color w:val="69F0AE"/>
-                <w:sz w:val="19"/>
-                <w:szCs w:val="19"/>
-              </w:rPr>
-              <w:t>-Schnittstelle direkt verbinden, damit meine Transaktionen automatisch und ohne manuellen PDF-Upload aktuell gehalten werden.</w:t>
-            </w:r>
-          </w:p>
-          <w:p>
-            <w:pPr>
-              <w:spacing w:before="25" w:after="25"/>
-              <w:ind w:left="160"/>
-              <w:rPr>
-                <w:rFonts w:ascii="Courier New" w:eastAsia="Courier New" w:hAnsi="Courier New" w:cs="Courier New"/>
-                <w:color w:val="69F0AE"/>
-                <w:sz w:val="19"/>
-                <w:szCs w:val="19"/>
-              </w:rPr>
-            </w:pPr>
-            <w:r>
-              <w:rPr>
-                <w:rFonts w:ascii="Courier New" w:eastAsia="Courier New" w:hAnsi="Courier New" w:cs="Courier New"/>
-                <w:color w:val="69F0AE"/>
-                <w:sz w:val="19"/>
-                <w:szCs w:val="19"/>
-              </w:rPr>
-              <w:t>12. Als Lara möchte ich zwischen verschiedenen Monaten wechseln können, damit ich meine historischen Ausgaben einsehen kann.</w:t>
-            </w:r>
-          </w:p>
-          <w:p>
-            <w:pPr>
-              <w:spacing w:before="25" w:after="25"/>
-              <w:ind w:left="160"/>
-              <w:rPr>
-                <w:rFonts w:ascii="Courier New" w:eastAsia="Courier New" w:hAnsi="Courier New" w:cs="Courier New"/>
-                <w:color w:val="69F0AE"/>
-                <w:sz w:val="19"/>
-                <w:szCs w:val="19"/>
-              </w:rPr>
-            </w:pPr>
-            <w:r>
-              <w:rPr>
-                <w:rFonts w:ascii="Courier New" w:eastAsia="Courier New" w:hAnsi="Courier New" w:cs="Courier New"/>
-                <w:color w:val="69F0AE"/>
-                <w:sz w:val="19"/>
-                <w:szCs w:val="19"/>
-              </w:rPr>
-              <w:t>13. Als Lara möchte ich die Einzeltransaktionen einer Kategorie einsehen können, damit ich genau nachvollziehen kann, wofür ich Geld ausgegeben habe.</w:t>
-            </w:r>
-          </w:p>
-          <w:p>
-            <w:pPr>
-              <w:spacing w:before="25" w:after="25"/>
-              <w:ind w:left="160"/>
-              <w:rPr>
-                <w:rFonts w:ascii="Courier New" w:eastAsia="Courier New" w:hAnsi="Courier New" w:cs="Courier New"/>
-                <w:color w:val="69F0AE"/>
-                <w:sz w:val="19"/>
-                <w:szCs w:val="19"/>
-              </w:rPr>
-            </w:pPr>
-            <w:r>
-              <w:rPr>
-                <w:rFonts w:ascii="Courier New" w:eastAsia="Courier New" w:hAnsi="Courier New" w:cs="Courier New"/>
-                <w:color w:val="69F0AE"/>
-                <w:sz w:val="19"/>
-                <w:szCs w:val="19"/>
-              </w:rPr>
-              <w:t>14. Als Marc möchte ich mein Passwort und mein Einkommen in den Einstellungen anpassen können, damit ich mein Konto aktuell halten kann.</w:t>
-            </w:r>
-          </w:p>
-          <w:p>
-            <w:pPr>
-              <w:spacing w:before="25" w:after="25"/>
-              <w:ind w:left="160"/>
-              <w:rPr>
-                <w:rFonts w:ascii="Courier New" w:eastAsia="Courier New" w:hAnsi="Courier New" w:cs="Courier New"/>
-                <w:color w:val="69F0AE"/>
-                <w:sz w:val="19"/>
-                <w:szCs w:val="19"/>
-              </w:rPr>
-            </w:pPr>
-          </w:p>
-          <w:p>
-            <w:pPr>
-              <w:spacing w:before="25" w:after="25"/>
-              <w:ind w:left="160"/>
-              <w:rPr>
-                <w:rFonts w:ascii="Courier New" w:eastAsia="Courier New" w:hAnsi="Courier New" w:cs="Courier New"/>
-                <w:color w:val="69F0AE"/>
-                <w:sz w:val="19"/>
-                <w:szCs w:val="19"/>
-              </w:rPr>
-            </w:pPr>
-            <w:r>
-              <w:rPr>
-                <w:rFonts w:ascii="Courier New" w:eastAsia="Courier New" w:hAnsi="Courier New" w:cs="Courier New"/>
-                <w:color w:val="69F0AE"/>
-                <w:sz w:val="19"/>
-                <w:szCs w:val="19"/>
-              </w:rPr>
-              <w:t xml:space="preserve">Priorisiere diese nach </w:t>
-            </w:r>
-            <w:proofErr w:type="spellStart"/>
-            <w:r>
-              <w:rPr>
-                <w:rFonts w:ascii="Courier New" w:eastAsia="Courier New" w:hAnsi="Courier New" w:cs="Courier New"/>
-                <w:color w:val="69F0AE"/>
-                <w:sz w:val="19"/>
-                <w:szCs w:val="19"/>
-              </w:rPr>
-              <w:t>MoSCoW</w:t>
-            </w:r>
-            <w:proofErr w:type="spellEnd"/>
-            <w:r>
-              <w:rPr>
-                <w:rFonts w:ascii="Courier New" w:eastAsia="Courier New" w:hAnsi="Courier New" w:cs="Courier New"/>
-                <w:color w:val="69F0AE"/>
-                <w:sz w:val="19"/>
-                <w:szCs w:val="19"/>
-              </w:rPr>
-              <w:t xml:space="preserve"> für ein MVP in 3 Monaten.</w:t>
-            </w:r>
-          </w:p>
-          <w:p>
-            <w:pPr>
-              <w:spacing w:before="25" w:after="25"/>
-              <w:ind w:left="160"/>
-              <w:rPr>
-                <w:rFonts w:ascii="Courier New" w:eastAsia="Courier New" w:hAnsi="Courier New" w:cs="Courier New"/>
-                <w:color w:val="69F0AE"/>
-                <w:sz w:val="19"/>
-                <w:szCs w:val="19"/>
-              </w:rPr>
-            </w:pPr>
-            <w:r>
-              <w:rPr>
-                <w:rFonts w:ascii="Courier New" w:eastAsia="Courier New" w:hAnsi="Courier New" w:cs="Courier New"/>
-                <w:color w:val="69F0AE"/>
-                <w:sz w:val="19"/>
-                <w:szCs w:val="19"/>
-              </w:rPr>
-              <w:t>Team: 2-3 Personen, gemischter Tech-Background.</w:t>
-            </w:r>
-          </w:p>
-          <w:p>
-            <w:pPr>
-              <w:spacing w:before="25" w:after="25"/>
-              <w:ind w:left="160"/>
-              <w:rPr>
-                <w:rFonts w:ascii="Courier New" w:eastAsia="Courier New" w:hAnsi="Courier New" w:cs="Courier New"/>
-                <w:color w:val="69F0AE"/>
-                <w:sz w:val="19"/>
-                <w:szCs w:val="19"/>
-              </w:rPr>
-            </w:pPr>
-          </w:p>
-          <w:p>
-            <w:pPr>
-              <w:spacing w:before="25" w:after="25"/>
-              <w:ind w:left="160"/>
-              <w:rPr>
-                <w:rFonts w:ascii="Courier New" w:eastAsia="Courier New" w:hAnsi="Courier New" w:cs="Courier New"/>
-                <w:color w:val="69F0AE"/>
-                <w:sz w:val="19"/>
-                <w:szCs w:val="19"/>
-              </w:rPr>
-            </w:pPr>
-            <w:r>
-              <w:rPr>
-                <w:rFonts w:ascii="Courier New" w:eastAsia="Courier New" w:hAnsi="Courier New" w:cs="Courier New"/>
-                <w:color w:val="69F0AE"/>
-                <w:sz w:val="19"/>
-                <w:szCs w:val="19"/>
-              </w:rPr>
-              <w:t>Für jede Story:</w:t>
-            </w:r>
-          </w:p>
-          <w:p>
-            <w:pPr>
-              <w:spacing w:before="25" w:after="25"/>
-              <w:ind w:left="160"/>
-              <w:rPr>
-                <w:rFonts w:ascii="Courier New" w:eastAsia="Courier New" w:hAnsi="Courier New" w:cs="Courier New"/>
-                <w:color w:val="69F0AE"/>
-                <w:sz w:val="19"/>
-                <w:szCs w:val="19"/>
-              </w:rPr>
-            </w:pPr>
-            <w:r>
-              <w:rPr>
-                <w:rFonts w:ascii="Courier New" w:eastAsia="Courier New" w:hAnsi="Courier New" w:cs="Courier New"/>
-                <w:color w:val="69F0AE"/>
-                <w:sz w:val="19"/>
-                <w:szCs w:val="19"/>
-              </w:rPr>
-              <w:t>1. Kategorie (</w:t>
-            </w:r>
-            <w:proofErr w:type="spellStart"/>
-            <w:r>
-              <w:rPr>
-                <w:rFonts w:ascii="Courier New" w:eastAsia="Courier New" w:hAnsi="Courier New" w:cs="Courier New"/>
-                <w:color w:val="69F0AE"/>
-                <w:sz w:val="19"/>
-                <w:szCs w:val="19"/>
-              </w:rPr>
-              <w:t>Must</w:t>
-            </w:r>
-            <w:proofErr w:type="spellEnd"/>
-            <w:r>
-              <w:rPr>
-                <w:rFonts w:ascii="Courier New" w:eastAsia="Courier New" w:hAnsi="Courier New" w:cs="Courier New"/>
-                <w:color w:val="69F0AE"/>
-                <w:sz w:val="19"/>
-                <w:szCs w:val="19"/>
-              </w:rPr>
-              <w:t xml:space="preserve"> / </w:t>
-            </w:r>
-            <w:proofErr w:type="spellStart"/>
-            <w:r>
-              <w:rPr>
-                <w:rFonts w:ascii="Courier New" w:eastAsia="Courier New" w:hAnsi="Courier New" w:cs="Courier New"/>
-                <w:color w:val="69F0AE"/>
-                <w:sz w:val="19"/>
-                <w:szCs w:val="19"/>
-              </w:rPr>
-              <w:t>Should</w:t>
-            </w:r>
-            <w:proofErr w:type="spellEnd"/>
-            <w:r>
-              <w:rPr>
-                <w:rFonts w:ascii="Courier New" w:eastAsia="Courier New" w:hAnsi="Courier New" w:cs="Courier New"/>
-                <w:color w:val="69F0AE"/>
-                <w:sz w:val="19"/>
-                <w:szCs w:val="19"/>
-              </w:rPr>
-              <w:t xml:space="preserve"> / </w:t>
-            </w:r>
-            <w:proofErr w:type="spellStart"/>
-            <w:r>
-              <w:rPr>
-                <w:rFonts w:ascii="Courier New" w:eastAsia="Courier New" w:hAnsi="Courier New" w:cs="Courier New"/>
-                <w:color w:val="69F0AE"/>
-                <w:sz w:val="19"/>
-                <w:szCs w:val="19"/>
-              </w:rPr>
-              <w:t>Could</w:t>
-            </w:r>
-            <w:proofErr w:type="spellEnd"/>
-            <w:r>
-              <w:rPr>
-                <w:rFonts w:ascii="Courier New" w:eastAsia="Courier New" w:hAnsi="Courier New" w:cs="Courier New"/>
-                <w:color w:val="69F0AE"/>
-                <w:sz w:val="19"/>
-                <w:szCs w:val="19"/>
-              </w:rPr>
-              <w:t xml:space="preserve"> / </w:t>
-            </w:r>
-            <w:proofErr w:type="spellStart"/>
-            <w:r>
-              <w:rPr>
-                <w:rFonts w:ascii="Courier New" w:eastAsia="Courier New" w:hAnsi="Courier New" w:cs="Courier New"/>
-                <w:color w:val="69F0AE"/>
-                <w:sz w:val="19"/>
-                <w:szCs w:val="19"/>
-              </w:rPr>
-              <w:t>Won't</w:t>
-            </w:r>
-            <w:proofErr w:type="spellEnd"/>
-            <w:r>
-              <w:rPr>
-                <w:rFonts w:ascii="Courier New" w:eastAsia="Courier New" w:hAnsi="Courier New" w:cs="Courier New"/>
-                <w:color w:val="69F0AE"/>
-                <w:sz w:val="19"/>
-                <w:szCs w:val="19"/>
-              </w:rPr>
-              <w:t xml:space="preserve">) dabei sollen maximum 4 in der Kategorie </w:t>
-            </w:r>
-            <w:proofErr w:type="spellStart"/>
-            <w:r>
-              <w:rPr>
-                <w:rFonts w:ascii="Courier New" w:eastAsia="Courier New" w:hAnsi="Courier New" w:cs="Courier New"/>
-                <w:color w:val="69F0AE"/>
-                <w:sz w:val="19"/>
-                <w:szCs w:val="19"/>
-              </w:rPr>
-              <w:t>must</w:t>
-            </w:r>
-            <w:proofErr w:type="spellEnd"/>
-            <w:r>
-              <w:rPr>
-                <w:rFonts w:ascii="Courier New" w:eastAsia="Courier New" w:hAnsi="Courier New" w:cs="Courier New"/>
-                <w:color w:val="69F0AE"/>
-                <w:sz w:val="19"/>
-                <w:szCs w:val="19"/>
-              </w:rPr>
-              <w:t xml:space="preserve"> sein</w:t>
-            </w:r>
-          </w:p>
-          <w:p>
-            <w:pPr>
-              <w:spacing w:before="25" w:after="25"/>
-              <w:ind w:left="160"/>
-              <w:rPr>
-                <w:rFonts w:ascii="Courier New" w:eastAsia="Courier New" w:hAnsi="Courier New" w:cs="Courier New"/>
-                <w:color w:val="69F0AE"/>
-                <w:sz w:val="19"/>
-                <w:szCs w:val="19"/>
-              </w:rPr>
-            </w:pPr>
-            <w:r>
-              <w:rPr>
-                <w:rFonts w:ascii="Courier New" w:eastAsia="Courier New" w:hAnsi="Courier New" w:cs="Courier New"/>
-                <w:color w:val="69F0AE"/>
-                <w:sz w:val="19"/>
-                <w:szCs w:val="19"/>
-              </w:rPr>
-              <w:t>2. Begründung in einem Satz</w:t>
-            </w:r>
-          </w:p>
-          <w:p>
-            <w:pPr>
-              <w:spacing w:before="25" w:after="25"/>
-              <w:ind w:left="160"/>
-              <w:rPr>
-                <w:rFonts w:ascii="Courier New" w:eastAsia="Courier New" w:hAnsi="Courier New" w:cs="Courier New"/>
-                <w:color w:val="69F0AE"/>
-                <w:sz w:val="19"/>
-                <w:szCs w:val="19"/>
-              </w:rPr>
-            </w:pPr>
-            <w:r>
-              <w:rPr>
-                <w:rFonts w:ascii="Courier New" w:eastAsia="Courier New" w:hAnsi="Courier New" w:cs="Courier New"/>
-                <w:color w:val="69F0AE"/>
-                <w:sz w:val="19"/>
-                <w:szCs w:val="19"/>
-              </w:rPr>
-              <w:t xml:space="preserve">3. Falls </w:t>
-            </w:r>
-            <w:proofErr w:type="spellStart"/>
-            <w:r>
-              <w:rPr>
-                <w:rFonts w:ascii="Courier New" w:eastAsia="Courier New" w:hAnsi="Courier New" w:cs="Courier New"/>
-                <w:color w:val="69F0AE"/>
-                <w:sz w:val="19"/>
-                <w:szCs w:val="19"/>
-              </w:rPr>
-              <w:t>Won't</w:t>
-            </w:r>
-            <w:proofErr w:type="spellEnd"/>
-            <w:r>
-              <w:rPr>
-                <w:rFonts w:ascii="Courier New" w:eastAsia="Courier New" w:hAnsi="Courier New" w:cs="Courier New"/>
-                <w:color w:val="69F0AE"/>
-                <w:sz w:val="19"/>
-                <w:szCs w:val="19"/>
-              </w:rPr>
-              <w:t>: wann könnte es relevant werden?</w:t>
-            </w:r>
-          </w:p>
-          <w:p>
-            <w:pPr>
-              <w:spacing w:before="25" w:after="25"/>
-              <w:ind w:left="160"/>
-              <w:rPr>
-                <w:rFonts w:ascii="Courier New" w:eastAsia="Courier New" w:hAnsi="Courier New" w:cs="Courier New"/>
-                <w:color w:val="69F0AE"/>
-                <w:sz w:val="19"/>
-                <w:szCs w:val="19"/>
-              </w:rPr>
-            </w:pPr>
-          </w:p>
-          <w:p>
-            <w:pPr>
-              <w:spacing w:before="25" w:after="25"/>
-              <w:ind w:left="160"/>
-            </w:pPr>
-            <w:r>
-              <w:rPr>
-                <w:rFonts w:ascii="Courier New" w:eastAsia="Courier New" w:hAnsi="Courier New" w:cs="Courier New"/>
-                <w:color w:val="69F0AE"/>
-                <w:sz w:val="19"/>
-                <w:szCs w:val="19"/>
-              </w:rPr>
               <w:t>Identifiziere auch: Gibt es Stories die sich widersprechen?</w:t>
             </w:r>
+            <w:bookmarkEnd w:id="0"/>
           </w:p>
         </w:tc>
       </w:tr>
     </w:tbl>
+    <w:p>
+      <w:pPr>
+        <w:spacing w:before="90" w:after="90"/>
+      </w:pPr>
+    </w:p>
+    <w:p>
+      <w:pPr>
+        <w:spacing w:before="90" w:after="90"/>
+      </w:pPr>
+    </w:p>
     <w:p>
       <w:pPr>
         <w:spacing w:before="90" w:after="90"/>
@@ -2631,21 +2126,15 @@
         <w:tblLook w:val="04A0" w:firstRow="1" w:lastRow="0" w:firstColumn="1" w:lastColumn="0" w:noHBand="0" w:noVBand="1"/>
       </w:tblPr>
       <w:tblGrid>
-        <w:gridCol w:w="512"/>
-        <w:gridCol w:w="4681"/>
-        <w:gridCol w:w="1198"/>
-        <w:gridCol w:w="2969"/>
+        <w:gridCol w:w="523"/>
+        <w:gridCol w:w="3311"/>
+        <w:gridCol w:w="1275"/>
+        <w:gridCol w:w="4251"/>
       </w:tblGrid>
       <w:tr>
-        <w:tblPrEx>
-          <w:tblCellMar>
-            <w:top w:w="0" w:type="dxa"/>
-            <w:bottom w:w="0" w:type="dxa"/>
-          </w:tblCellMar>
-        </w:tblPrEx>
-        <w:tc>
-          <w:tcPr>
-            <w:tcW w:w="400" w:type="dxa"/>
+        <w:tc>
+          <w:tcPr>
+            <w:tcW w:w="512" w:type="dxa"/>
             <w:tcBorders>
               <w:top w:val="single" w:sz="1" w:space="0" w:color="1E2761"/>
               <w:left w:val="single" w:sz="1" w:space="0" w:color="1E2761"/>
@@ -2672,13 +2161,14 @@
                 <w:sz w:val="19"/>
                 <w:szCs w:val="19"/>
               </w:rPr>
+              <w:lastRenderedPageBreak/>
               <w:t>#</w:t>
             </w:r>
           </w:p>
         </w:tc>
         <w:tc>
           <w:tcPr>
-            <w:tcW w:w="4760" w:type="dxa"/>
+            <w:tcW w:w="3315" w:type="dxa"/>
             <w:tcBorders>
               <w:top w:val="single" w:sz="1" w:space="0" w:color="1E2761"/>
               <w:left w:val="single" w:sz="1" w:space="0" w:color="1E2761"/>
@@ -2711,7 +2201,7 @@
         </w:tc>
         <w:tc>
           <w:tcPr>
-            <w:tcW w:w="1200" w:type="dxa"/>
+            <w:tcW w:w="1275" w:type="dxa"/>
             <w:tcBorders>
               <w:top w:val="single" w:sz="1" w:space="0" w:color="1E2761"/>
               <w:left w:val="single" w:sz="1" w:space="0" w:color="1E2761"/>
@@ -2747,7 +2237,7 @@
         </w:tc>
         <w:tc>
           <w:tcPr>
-            <w:tcW w:w="3000" w:type="dxa"/>
+            <w:tcW w:w="4258" w:type="dxa"/>
             <w:tcBorders>
               <w:top w:val="single" w:sz="1" w:space="0" w:color="1E2761"/>
               <w:left w:val="single" w:sz="1" w:space="0" w:color="1E2761"/>
@@ -2780,15 +2270,9 @@
         </w:tc>
       </w:tr>
       <w:tr>
-        <w:tblPrEx>
-          <w:tblCellMar>
-            <w:top w:w="0" w:type="dxa"/>
-            <w:bottom w:w="0" w:type="dxa"/>
-          </w:tblCellMar>
-        </w:tblPrEx>
-        <w:tc>
-          <w:tcPr>
-            <w:tcW w:w="400" w:type="dxa"/>
+        <w:tc>
+          <w:tcPr>
+            <w:tcW w:w="512" w:type="dxa"/>
             <w:tcBorders>
               <w:top w:val="single" w:sz="1" w:space="0" w:color="C8D0E8"/>
               <w:left w:val="single" w:sz="1" w:space="0" w:color="C8D0E8"/>
@@ -2796,6 +2280,1129 @@
               <w:right w:val="single" w:sz="1" w:space="0" w:color="C8D0E8"/>
             </w:tcBorders>
             <w:shd w:val="clear" w:color="auto" w:fill="FAFBFF"/>
+            <w:tcMar>
+              <w:top w:w="110" w:type="dxa"/>
+              <w:left w:w="150" w:type="dxa"/>
+              <w:bottom w:w="110" w:type="dxa"/>
+              <w:right w:w="150" w:type="dxa"/>
+            </w:tcMar>
+          </w:tcPr>
+          <w:p>
+            <w:pPr>
+              <w:spacing w:before="50" w:after="50"/>
+              <w:jc w:val="center"/>
+            </w:pPr>
+            <w:r>
+              <w:t>3</w:t>
+            </w:r>
+          </w:p>
+        </w:tc>
+        <w:tc>
+          <w:tcPr>
+            <w:tcW w:w="3315" w:type="dxa"/>
+            <w:tcBorders>
+              <w:top w:val="single" w:sz="1" w:space="0" w:color="C8D0E8"/>
+              <w:left w:val="single" w:sz="1" w:space="0" w:color="C8D0E8"/>
+              <w:bottom w:val="single" w:sz="1" w:space="0" w:color="C8D0E8"/>
+              <w:right w:val="single" w:sz="1" w:space="0" w:color="C8D0E8"/>
+            </w:tcBorders>
+            <w:shd w:val="clear" w:color="auto" w:fill="FAFBFF"/>
+            <w:tcMar>
+              <w:top w:w="80" w:type="dxa"/>
+              <w:left w:w="150" w:type="dxa"/>
+              <w:bottom w:w="80" w:type="dxa"/>
+              <w:right w:w="150" w:type="dxa"/>
+            </w:tcMar>
+          </w:tcPr>
+          <w:p>
+            <w:pPr>
+              <w:spacing w:before="80" w:after="80"/>
+            </w:pPr>
+            <w:r>
+              <w:t xml:space="preserve"> </w:t>
+            </w:r>
+            <w:r>
+              <w:t>Fixkosten erfassen</w:t>
+            </w:r>
+          </w:p>
+        </w:tc>
+        <w:tc>
+          <w:tcPr>
+            <w:tcW w:w="1275" w:type="dxa"/>
+            <w:tcBorders>
+              <w:top w:val="single" w:sz="1" w:space="0" w:color="C8D0E8"/>
+              <w:left w:val="single" w:sz="1" w:space="0" w:color="C8D0E8"/>
+              <w:bottom w:val="single" w:sz="1" w:space="0" w:color="C8D0E8"/>
+              <w:right w:val="single" w:sz="1" w:space="0" w:color="C8D0E8"/>
+            </w:tcBorders>
+            <w:shd w:val="clear" w:color="auto" w:fill="FAFBFF"/>
+            <w:tcMar>
+              <w:top w:w="80" w:type="dxa"/>
+              <w:left w:w="150" w:type="dxa"/>
+              <w:bottom w:w="80" w:type="dxa"/>
+              <w:right w:w="150" w:type="dxa"/>
+            </w:tcMar>
+          </w:tcPr>
+          <w:p>
+            <w:pPr>
+              <w:spacing w:before="80" w:after="80"/>
+            </w:pPr>
+            <w:r>
+              <w:t xml:space="preserve"> </w:t>
+            </w:r>
+            <w:bookmarkStart w:id="1" w:name="OLE_LINK2"/>
+            <w:proofErr w:type="spellStart"/>
+            <w:r>
+              <w:t>Must</w:t>
+            </w:r>
+            <w:bookmarkEnd w:id="1"/>
+            <w:proofErr w:type="spellEnd"/>
+          </w:p>
+        </w:tc>
+        <w:tc>
+          <w:tcPr>
+            <w:tcW w:w="4258" w:type="dxa"/>
+            <w:tcBorders>
+              <w:top w:val="single" w:sz="1" w:space="0" w:color="C8D0E8"/>
+              <w:left w:val="single" w:sz="1" w:space="0" w:color="C8D0E8"/>
+              <w:bottom w:val="single" w:sz="1" w:space="0" w:color="C8D0E8"/>
+              <w:right w:val="single" w:sz="1" w:space="0" w:color="C8D0E8"/>
+            </w:tcBorders>
+            <w:shd w:val="clear" w:color="auto" w:fill="FAFBFF"/>
+            <w:tcMar>
+              <w:top w:w="80" w:type="dxa"/>
+              <w:left w:w="150" w:type="dxa"/>
+              <w:bottom w:w="80" w:type="dxa"/>
+              <w:right w:w="150" w:type="dxa"/>
+            </w:tcMar>
+          </w:tcPr>
+          <w:p>
+            <w:pPr>
+              <w:spacing w:before="80" w:after="80"/>
+            </w:pPr>
+            <w:r>
+              <w:t xml:space="preserve"> </w:t>
+            </w:r>
+            <w:r>
+              <w:t>Pflicht-Input der Safe-</w:t>
+            </w:r>
+            <w:proofErr w:type="spellStart"/>
+            <w:r>
+              <w:t>to</w:t>
+            </w:r>
+            <w:proofErr w:type="spellEnd"/>
+            <w:r>
+              <w:t>-</w:t>
+            </w:r>
+            <w:proofErr w:type="spellStart"/>
+            <w:r>
+              <w:t>Spend</w:t>
+            </w:r>
+            <w:proofErr w:type="spellEnd"/>
+            <w:r>
+              <w:t>-Formel — ohne Fixkosten kein</w:t>
+            </w:r>
+            <w:r>
+              <w:t xml:space="preserve"> </w:t>
+            </w:r>
+            <w:r>
+              <w:t xml:space="preserve">realistischer </w:t>
+            </w:r>
+            <w:proofErr w:type="spellStart"/>
+            <w:r>
+              <w:t>Kernwert</w:t>
+            </w:r>
+            <w:proofErr w:type="spellEnd"/>
+            <w:r>
+              <w:t>.</w:t>
+            </w:r>
+          </w:p>
+        </w:tc>
+      </w:tr>
+      <w:tr>
+        <w:tc>
+          <w:tcPr>
+            <w:tcW w:w="512" w:type="dxa"/>
+            <w:tcBorders>
+              <w:top w:val="single" w:sz="1" w:space="0" w:color="C8D0E8"/>
+              <w:left w:val="single" w:sz="1" w:space="0" w:color="C8D0E8"/>
+              <w:bottom w:val="single" w:sz="1" w:space="0" w:color="C8D0E8"/>
+              <w:right w:val="single" w:sz="1" w:space="0" w:color="C8D0E8"/>
+            </w:tcBorders>
+            <w:shd w:val="clear" w:color="auto" w:fill="F4F7FF"/>
+            <w:tcMar>
+              <w:top w:w="110" w:type="dxa"/>
+              <w:left w:w="150" w:type="dxa"/>
+              <w:bottom w:w="110" w:type="dxa"/>
+              <w:right w:w="150" w:type="dxa"/>
+            </w:tcMar>
+          </w:tcPr>
+          <w:p>
+            <w:pPr>
+              <w:spacing w:before="50" w:after="50"/>
+              <w:jc w:val="center"/>
+            </w:pPr>
+            <w:r>
+              <w:t>4</w:t>
+            </w:r>
+          </w:p>
+        </w:tc>
+        <w:tc>
+          <w:tcPr>
+            <w:tcW w:w="3315" w:type="dxa"/>
+            <w:tcBorders>
+              <w:top w:val="single" w:sz="1" w:space="0" w:color="C8D0E8"/>
+              <w:left w:val="single" w:sz="1" w:space="0" w:color="C8D0E8"/>
+              <w:bottom w:val="single" w:sz="1" w:space="0" w:color="C8D0E8"/>
+              <w:right w:val="single" w:sz="1" w:space="0" w:color="C8D0E8"/>
+            </w:tcBorders>
+            <w:shd w:val="clear" w:color="auto" w:fill="F4F7FF"/>
+            <w:tcMar>
+              <w:top w:w="80" w:type="dxa"/>
+              <w:left w:w="150" w:type="dxa"/>
+              <w:bottom w:w="80" w:type="dxa"/>
+              <w:right w:w="150" w:type="dxa"/>
+            </w:tcMar>
+          </w:tcPr>
+          <w:p>
+            <w:pPr>
+              <w:spacing w:before="80" w:after="80"/>
+            </w:pPr>
+            <w:r>
+              <w:t xml:space="preserve"> </w:t>
+            </w:r>
+            <w:r>
+              <w:t>PDF-Upload</w:t>
+            </w:r>
+          </w:p>
+        </w:tc>
+        <w:tc>
+          <w:tcPr>
+            <w:tcW w:w="1275" w:type="dxa"/>
+            <w:tcBorders>
+              <w:top w:val="single" w:sz="1" w:space="0" w:color="C8D0E8"/>
+              <w:left w:val="single" w:sz="1" w:space="0" w:color="C8D0E8"/>
+              <w:bottom w:val="single" w:sz="1" w:space="0" w:color="C8D0E8"/>
+              <w:right w:val="single" w:sz="1" w:space="0" w:color="C8D0E8"/>
+            </w:tcBorders>
+            <w:shd w:val="clear" w:color="auto" w:fill="F4F7FF"/>
+            <w:tcMar>
+              <w:top w:w="80" w:type="dxa"/>
+              <w:left w:w="150" w:type="dxa"/>
+              <w:bottom w:w="80" w:type="dxa"/>
+              <w:right w:w="150" w:type="dxa"/>
+            </w:tcMar>
+          </w:tcPr>
+          <w:p>
+            <w:pPr>
+              <w:spacing w:before="80" w:after="80"/>
+            </w:pPr>
+            <w:r>
+              <w:t xml:space="preserve"> </w:t>
+            </w:r>
+            <w:proofErr w:type="spellStart"/>
+            <w:r>
+              <w:t>Must</w:t>
+            </w:r>
+            <w:proofErr w:type="spellEnd"/>
+          </w:p>
+        </w:tc>
+        <w:tc>
+          <w:tcPr>
+            <w:tcW w:w="4258" w:type="dxa"/>
+            <w:tcBorders>
+              <w:top w:val="single" w:sz="1" w:space="0" w:color="C8D0E8"/>
+              <w:left w:val="single" w:sz="1" w:space="0" w:color="C8D0E8"/>
+              <w:bottom w:val="single" w:sz="1" w:space="0" w:color="C8D0E8"/>
+              <w:right w:val="single" w:sz="1" w:space="0" w:color="C8D0E8"/>
+            </w:tcBorders>
+            <w:shd w:val="clear" w:color="auto" w:fill="F4F7FF"/>
+            <w:tcMar>
+              <w:top w:w="80" w:type="dxa"/>
+              <w:left w:w="150" w:type="dxa"/>
+              <w:bottom w:w="80" w:type="dxa"/>
+              <w:right w:w="150" w:type="dxa"/>
+            </w:tcMar>
+          </w:tcPr>
+          <w:p>
+            <w:pPr>
+              <w:spacing w:before="80" w:after="80"/>
+            </w:pPr>
+            <w:r>
+              <w:t xml:space="preserve"> </w:t>
+            </w:r>
+            <w:r>
+              <w:t>Einzige Datenquelle im MVP — ohne diese Story gibt es nichts zu rechnen.</w:t>
+            </w:r>
+          </w:p>
+        </w:tc>
+      </w:tr>
+      <w:tr>
+        <w:tc>
+          <w:tcPr>
+            <w:tcW w:w="512" w:type="dxa"/>
+            <w:tcBorders>
+              <w:top w:val="single" w:sz="1" w:space="0" w:color="C8D0E8"/>
+              <w:left w:val="single" w:sz="1" w:space="0" w:color="C8D0E8"/>
+              <w:bottom w:val="single" w:sz="1" w:space="0" w:color="C8D0E8"/>
+              <w:right w:val="single" w:sz="1" w:space="0" w:color="C8D0E8"/>
+            </w:tcBorders>
+            <w:shd w:val="clear" w:color="auto" w:fill="FAFBFF"/>
+            <w:tcMar>
+              <w:top w:w="110" w:type="dxa"/>
+              <w:left w:w="150" w:type="dxa"/>
+              <w:bottom w:w="110" w:type="dxa"/>
+              <w:right w:w="150" w:type="dxa"/>
+            </w:tcMar>
+          </w:tcPr>
+          <w:p>
+            <w:pPr>
+              <w:spacing w:before="50" w:after="50"/>
+              <w:jc w:val="center"/>
+            </w:pPr>
+            <w:r>
+              <w:t>5</w:t>
+            </w:r>
+          </w:p>
+        </w:tc>
+        <w:tc>
+          <w:tcPr>
+            <w:tcW w:w="3315" w:type="dxa"/>
+            <w:tcBorders>
+              <w:top w:val="single" w:sz="1" w:space="0" w:color="C8D0E8"/>
+              <w:left w:val="single" w:sz="1" w:space="0" w:color="C8D0E8"/>
+              <w:bottom w:val="single" w:sz="1" w:space="0" w:color="C8D0E8"/>
+              <w:right w:val="single" w:sz="1" w:space="0" w:color="C8D0E8"/>
+            </w:tcBorders>
+            <w:shd w:val="clear" w:color="auto" w:fill="FAFBFF"/>
+            <w:tcMar>
+              <w:top w:w="80" w:type="dxa"/>
+              <w:left w:w="150" w:type="dxa"/>
+              <w:bottom w:w="80" w:type="dxa"/>
+              <w:right w:w="150" w:type="dxa"/>
+            </w:tcMar>
+          </w:tcPr>
+          <w:p>
+            <w:pPr>
+              <w:spacing w:before="80" w:after="80"/>
+            </w:pPr>
+            <w:r>
+              <w:t xml:space="preserve"> </w:t>
+            </w:r>
+            <w:r>
+              <w:t>Transaktionen in Kategorien</w:t>
+            </w:r>
+          </w:p>
+        </w:tc>
+        <w:tc>
+          <w:tcPr>
+            <w:tcW w:w="1275" w:type="dxa"/>
+            <w:tcBorders>
+              <w:top w:val="single" w:sz="1" w:space="0" w:color="C8D0E8"/>
+              <w:left w:val="single" w:sz="1" w:space="0" w:color="C8D0E8"/>
+              <w:bottom w:val="single" w:sz="1" w:space="0" w:color="C8D0E8"/>
+              <w:right w:val="single" w:sz="1" w:space="0" w:color="C8D0E8"/>
+            </w:tcBorders>
+            <w:shd w:val="clear" w:color="auto" w:fill="FAFBFF"/>
+            <w:tcMar>
+              <w:top w:w="80" w:type="dxa"/>
+              <w:left w:w="150" w:type="dxa"/>
+              <w:bottom w:w="80" w:type="dxa"/>
+              <w:right w:w="150" w:type="dxa"/>
+            </w:tcMar>
+          </w:tcPr>
+          <w:p>
+            <w:pPr>
+              <w:spacing w:before="80" w:after="80"/>
+            </w:pPr>
+            <w:r>
+              <w:t xml:space="preserve"> </w:t>
+            </w:r>
+            <w:proofErr w:type="spellStart"/>
+            <w:r>
+              <w:t>Must</w:t>
+            </w:r>
+            <w:proofErr w:type="spellEnd"/>
+          </w:p>
+        </w:tc>
+        <w:tc>
+          <w:tcPr>
+            <w:tcW w:w="4258" w:type="dxa"/>
+            <w:tcBorders>
+              <w:top w:val="single" w:sz="1" w:space="0" w:color="C8D0E8"/>
+              <w:left w:val="single" w:sz="1" w:space="0" w:color="C8D0E8"/>
+              <w:bottom w:val="single" w:sz="1" w:space="0" w:color="C8D0E8"/>
+              <w:right w:val="single" w:sz="1" w:space="0" w:color="C8D0E8"/>
+            </w:tcBorders>
+            <w:shd w:val="clear" w:color="auto" w:fill="FAFBFF"/>
+            <w:tcMar>
+              <w:top w:w="80" w:type="dxa"/>
+              <w:left w:w="150" w:type="dxa"/>
+              <w:bottom w:w="80" w:type="dxa"/>
+              <w:right w:w="150" w:type="dxa"/>
+            </w:tcMar>
+          </w:tcPr>
+          <w:p>
+            <w:pPr>
+              <w:spacing w:before="80" w:after="80"/>
+            </w:pPr>
+            <w:r>
+              <w:t xml:space="preserve"> </w:t>
+            </w:r>
+            <w:r>
+              <w:t>Macht aus Rohdaten Erkenntnis und ist Voraussetzung für jede sinnvolle Auswertung.</w:t>
+            </w:r>
+          </w:p>
+        </w:tc>
+      </w:tr>
+      <w:tr>
+        <w:tc>
+          <w:tcPr>
+            <w:tcW w:w="512" w:type="dxa"/>
+            <w:tcBorders>
+              <w:top w:val="single" w:sz="1" w:space="0" w:color="C8D0E8"/>
+              <w:left w:val="single" w:sz="1" w:space="0" w:color="C8D0E8"/>
+              <w:bottom w:val="single" w:sz="1" w:space="0" w:color="C8D0E8"/>
+              <w:right w:val="single" w:sz="1" w:space="0" w:color="C8D0E8"/>
+            </w:tcBorders>
+            <w:shd w:val="clear" w:color="auto" w:fill="F4F7FF"/>
+            <w:tcMar>
+              <w:top w:w="110" w:type="dxa"/>
+              <w:left w:w="150" w:type="dxa"/>
+              <w:bottom w:w="110" w:type="dxa"/>
+              <w:right w:w="150" w:type="dxa"/>
+            </w:tcMar>
+          </w:tcPr>
+          <w:p>
+            <w:pPr>
+              <w:spacing w:before="50" w:after="50"/>
+              <w:jc w:val="center"/>
+            </w:pPr>
+            <w:r>
+              <w:t>6</w:t>
+            </w:r>
+          </w:p>
+        </w:tc>
+        <w:tc>
+          <w:tcPr>
+            <w:tcW w:w="3315" w:type="dxa"/>
+            <w:tcBorders>
+              <w:top w:val="single" w:sz="1" w:space="0" w:color="C8D0E8"/>
+              <w:left w:val="single" w:sz="1" w:space="0" w:color="C8D0E8"/>
+              <w:bottom w:val="single" w:sz="1" w:space="0" w:color="C8D0E8"/>
+              <w:right w:val="single" w:sz="1" w:space="0" w:color="C8D0E8"/>
+            </w:tcBorders>
+            <w:shd w:val="clear" w:color="auto" w:fill="F4F7FF"/>
+            <w:tcMar>
+              <w:top w:w="80" w:type="dxa"/>
+              <w:left w:w="150" w:type="dxa"/>
+              <w:bottom w:w="80" w:type="dxa"/>
+              <w:right w:w="150" w:type="dxa"/>
+            </w:tcMar>
+          </w:tcPr>
+          <w:p>
+            <w:pPr>
+              <w:spacing w:before="80" w:after="80"/>
+            </w:pPr>
+            <w:r>
+              <w:t xml:space="preserve"> </w:t>
+            </w:r>
+            <w:r>
+              <w:t>Safe-</w:t>
+            </w:r>
+            <w:proofErr w:type="spellStart"/>
+            <w:r>
+              <w:t>to</w:t>
+            </w:r>
+            <w:proofErr w:type="spellEnd"/>
+            <w:r>
+              <w:t>-</w:t>
+            </w:r>
+            <w:proofErr w:type="spellStart"/>
+            <w:r>
+              <w:t>Spend</w:t>
+            </w:r>
+            <w:proofErr w:type="spellEnd"/>
+          </w:p>
+        </w:tc>
+        <w:tc>
+          <w:tcPr>
+            <w:tcW w:w="1275" w:type="dxa"/>
+            <w:tcBorders>
+              <w:top w:val="single" w:sz="1" w:space="0" w:color="C8D0E8"/>
+              <w:left w:val="single" w:sz="1" w:space="0" w:color="C8D0E8"/>
+              <w:bottom w:val="single" w:sz="1" w:space="0" w:color="C8D0E8"/>
+              <w:right w:val="single" w:sz="1" w:space="0" w:color="C8D0E8"/>
+            </w:tcBorders>
+            <w:shd w:val="clear" w:color="auto" w:fill="F4F7FF"/>
+            <w:tcMar>
+              <w:top w:w="80" w:type="dxa"/>
+              <w:left w:w="150" w:type="dxa"/>
+              <w:bottom w:w="80" w:type="dxa"/>
+              <w:right w:w="150" w:type="dxa"/>
+            </w:tcMar>
+          </w:tcPr>
+          <w:p>
+            <w:pPr>
+              <w:spacing w:before="80" w:after="80"/>
+            </w:pPr>
+            <w:r>
+              <w:t xml:space="preserve"> </w:t>
+            </w:r>
+            <w:proofErr w:type="spellStart"/>
+            <w:r>
+              <w:t>Must</w:t>
+            </w:r>
+            <w:proofErr w:type="spellEnd"/>
+          </w:p>
+        </w:tc>
+        <w:tc>
+          <w:tcPr>
+            <w:tcW w:w="4258" w:type="dxa"/>
+            <w:tcBorders>
+              <w:top w:val="single" w:sz="1" w:space="0" w:color="C8D0E8"/>
+              <w:left w:val="single" w:sz="1" w:space="0" w:color="C8D0E8"/>
+              <w:bottom w:val="single" w:sz="1" w:space="0" w:color="C8D0E8"/>
+              <w:right w:val="single" w:sz="1" w:space="0" w:color="C8D0E8"/>
+            </w:tcBorders>
+            <w:shd w:val="clear" w:color="auto" w:fill="F4F7FF"/>
+            <w:tcMar>
+              <w:top w:w="80" w:type="dxa"/>
+              <w:left w:w="150" w:type="dxa"/>
+              <w:bottom w:w="80" w:type="dxa"/>
+              <w:right w:w="150" w:type="dxa"/>
+            </w:tcMar>
+          </w:tcPr>
+          <w:p>
+            <w:pPr>
+              <w:spacing w:before="80" w:after="80"/>
+            </w:pPr>
+            <w:r>
+              <w:t xml:space="preserve"> </w:t>
+            </w:r>
+            <w:r>
+              <w:t xml:space="preserve">Die Kern-Value-Proposition — entfällt sie, gibt es kein </w:t>
+            </w:r>
+            <w:proofErr w:type="spellStart"/>
+            <w:r>
+              <w:t>BudgetBuddy</w:t>
+            </w:r>
+            <w:proofErr w:type="spellEnd"/>
+          </w:p>
+        </w:tc>
+      </w:tr>
+      <w:tr>
+        <w:tc>
+          <w:tcPr>
+            <w:tcW w:w="512" w:type="dxa"/>
+            <w:tcBorders>
+              <w:top w:val="single" w:sz="1" w:space="0" w:color="C8D0E8"/>
+              <w:left w:val="single" w:sz="1" w:space="0" w:color="C8D0E8"/>
+              <w:bottom w:val="single" w:sz="1" w:space="0" w:color="C8D0E8"/>
+              <w:right w:val="single" w:sz="1" w:space="0" w:color="C8D0E8"/>
+            </w:tcBorders>
+            <w:shd w:val="clear" w:color="auto" w:fill="FAFBFF"/>
+            <w:tcMar>
+              <w:top w:w="110" w:type="dxa"/>
+              <w:left w:w="150" w:type="dxa"/>
+              <w:bottom w:w="110" w:type="dxa"/>
+              <w:right w:w="150" w:type="dxa"/>
+            </w:tcMar>
+          </w:tcPr>
+          <w:p>
+            <w:pPr>
+              <w:spacing w:before="50" w:after="50"/>
+              <w:jc w:val="center"/>
+            </w:pPr>
+            <w:r>
+              <w:t>1</w:t>
+            </w:r>
+          </w:p>
+        </w:tc>
+        <w:tc>
+          <w:tcPr>
+            <w:tcW w:w="3315" w:type="dxa"/>
+            <w:tcBorders>
+              <w:top w:val="single" w:sz="1" w:space="0" w:color="C8D0E8"/>
+              <w:left w:val="single" w:sz="1" w:space="0" w:color="C8D0E8"/>
+              <w:bottom w:val="single" w:sz="1" w:space="0" w:color="C8D0E8"/>
+              <w:right w:val="single" w:sz="1" w:space="0" w:color="C8D0E8"/>
+            </w:tcBorders>
+            <w:shd w:val="clear" w:color="auto" w:fill="FAFBFF"/>
+            <w:tcMar>
+              <w:top w:w="80" w:type="dxa"/>
+              <w:left w:w="150" w:type="dxa"/>
+              <w:bottom w:w="80" w:type="dxa"/>
+              <w:right w:w="150" w:type="dxa"/>
+            </w:tcMar>
+          </w:tcPr>
+          <w:p>
+            <w:pPr>
+              <w:spacing w:before="80" w:after="80"/>
+            </w:pPr>
+            <w:r>
+              <w:t xml:space="preserve"> </w:t>
+            </w:r>
+            <w:r>
+              <w:t>Konto / Login</w:t>
+            </w:r>
+          </w:p>
+        </w:tc>
+        <w:tc>
+          <w:tcPr>
+            <w:tcW w:w="1275" w:type="dxa"/>
+            <w:tcBorders>
+              <w:top w:val="single" w:sz="1" w:space="0" w:color="C8D0E8"/>
+              <w:left w:val="single" w:sz="1" w:space="0" w:color="C8D0E8"/>
+              <w:bottom w:val="single" w:sz="1" w:space="0" w:color="C8D0E8"/>
+              <w:right w:val="single" w:sz="1" w:space="0" w:color="C8D0E8"/>
+            </w:tcBorders>
+            <w:shd w:val="clear" w:color="auto" w:fill="FAFBFF"/>
+            <w:tcMar>
+              <w:top w:w="80" w:type="dxa"/>
+              <w:left w:w="150" w:type="dxa"/>
+              <w:bottom w:w="80" w:type="dxa"/>
+              <w:right w:w="150" w:type="dxa"/>
+            </w:tcMar>
+          </w:tcPr>
+          <w:p>
+            <w:pPr>
+              <w:spacing w:before="80" w:after="80"/>
+            </w:pPr>
+            <w:r>
+              <w:t xml:space="preserve"> </w:t>
+            </w:r>
+            <w:bookmarkStart w:id="2" w:name="OLE_LINK3"/>
+            <w:proofErr w:type="spellStart"/>
+            <w:r>
+              <w:t>Should</w:t>
+            </w:r>
+            <w:bookmarkEnd w:id="2"/>
+            <w:proofErr w:type="spellEnd"/>
+          </w:p>
+        </w:tc>
+        <w:tc>
+          <w:tcPr>
+            <w:tcW w:w="4258" w:type="dxa"/>
+            <w:tcBorders>
+              <w:top w:val="single" w:sz="1" w:space="0" w:color="C8D0E8"/>
+              <w:left w:val="single" w:sz="1" w:space="0" w:color="C8D0E8"/>
+              <w:bottom w:val="single" w:sz="1" w:space="0" w:color="C8D0E8"/>
+              <w:right w:val="single" w:sz="1" w:space="0" w:color="C8D0E8"/>
+            </w:tcBorders>
+            <w:shd w:val="clear" w:color="auto" w:fill="FAFBFF"/>
+            <w:tcMar>
+              <w:top w:w="80" w:type="dxa"/>
+              <w:left w:w="150" w:type="dxa"/>
+              <w:bottom w:w="80" w:type="dxa"/>
+              <w:right w:w="150" w:type="dxa"/>
+            </w:tcMar>
+          </w:tcPr>
+          <w:p>
+            <w:pPr>
+              <w:spacing w:before="80" w:after="80"/>
+            </w:pPr>
+            <w:r>
+              <w:t xml:space="preserve"> </w:t>
+            </w:r>
+            <w:r>
+              <w:t xml:space="preserve">Für realen Einsatz unverzichtbar, in einer Demo-Phase aber mit einem </w:t>
+            </w:r>
+            <w:proofErr w:type="spellStart"/>
+            <w:r>
+              <w:t>hardcoded</w:t>
+            </w:r>
+            <w:proofErr w:type="spellEnd"/>
+            <w:r>
+              <w:t xml:space="preserve"> User überbrückbar.</w:t>
+            </w:r>
+          </w:p>
+        </w:tc>
+      </w:tr>
+      <w:tr>
+        <w:tc>
+          <w:tcPr>
+            <w:tcW w:w="512" w:type="dxa"/>
+            <w:tcBorders>
+              <w:top w:val="single" w:sz="1" w:space="0" w:color="C8D0E8"/>
+              <w:left w:val="single" w:sz="1" w:space="0" w:color="C8D0E8"/>
+              <w:bottom w:val="single" w:sz="1" w:space="0" w:color="C8D0E8"/>
+              <w:right w:val="single" w:sz="1" w:space="0" w:color="C8D0E8"/>
+            </w:tcBorders>
+            <w:shd w:val="clear" w:color="auto" w:fill="F4F7FF"/>
+            <w:tcMar>
+              <w:top w:w="110" w:type="dxa"/>
+              <w:left w:w="150" w:type="dxa"/>
+              <w:bottom w:w="110" w:type="dxa"/>
+              <w:right w:w="150" w:type="dxa"/>
+            </w:tcMar>
+          </w:tcPr>
+          <w:p>
+            <w:pPr>
+              <w:spacing w:before="50" w:after="50"/>
+              <w:jc w:val="center"/>
+            </w:pPr>
+            <w:r>
+              <w:t>2</w:t>
+            </w:r>
+          </w:p>
+        </w:tc>
+        <w:tc>
+          <w:tcPr>
+            <w:tcW w:w="3315" w:type="dxa"/>
+            <w:tcBorders>
+              <w:top w:val="single" w:sz="1" w:space="0" w:color="C8D0E8"/>
+              <w:left w:val="single" w:sz="1" w:space="0" w:color="C8D0E8"/>
+              <w:bottom w:val="single" w:sz="1" w:space="0" w:color="C8D0E8"/>
+              <w:right w:val="single" w:sz="1" w:space="0" w:color="C8D0E8"/>
+            </w:tcBorders>
+            <w:shd w:val="clear" w:color="auto" w:fill="F4F7FF"/>
+            <w:tcMar>
+              <w:top w:w="80" w:type="dxa"/>
+              <w:left w:w="150" w:type="dxa"/>
+              <w:bottom w:w="80" w:type="dxa"/>
+              <w:right w:w="150" w:type="dxa"/>
+            </w:tcMar>
+          </w:tcPr>
+          <w:p>
+            <w:pPr>
+              <w:spacing w:before="80" w:after="80"/>
+            </w:pPr>
+            <w:r>
+              <w:t xml:space="preserve"> </w:t>
+            </w:r>
+            <w:r>
+              <w:t>Datenschutz-Consent</w:t>
+            </w:r>
+          </w:p>
+        </w:tc>
+        <w:tc>
+          <w:tcPr>
+            <w:tcW w:w="1275" w:type="dxa"/>
+            <w:tcBorders>
+              <w:top w:val="single" w:sz="1" w:space="0" w:color="C8D0E8"/>
+              <w:left w:val="single" w:sz="1" w:space="0" w:color="C8D0E8"/>
+              <w:bottom w:val="single" w:sz="1" w:space="0" w:color="C8D0E8"/>
+              <w:right w:val="single" w:sz="1" w:space="0" w:color="C8D0E8"/>
+            </w:tcBorders>
+            <w:shd w:val="clear" w:color="auto" w:fill="F4F7FF"/>
+            <w:tcMar>
+              <w:top w:w="80" w:type="dxa"/>
+              <w:left w:w="150" w:type="dxa"/>
+              <w:bottom w:w="80" w:type="dxa"/>
+              <w:right w:w="150" w:type="dxa"/>
+            </w:tcMar>
+          </w:tcPr>
+          <w:p>
+            <w:pPr>
+              <w:spacing w:before="80" w:after="80"/>
+            </w:pPr>
+            <w:r>
+              <w:t xml:space="preserve"> </w:t>
+            </w:r>
+            <w:proofErr w:type="spellStart"/>
+            <w:r>
+              <w:t>Should</w:t>
+            </w:r>
+            <w:proofErr w:type="spellEnd"/>
+          </w:p>
+        </w:tc>
+        <w:tc>
+          <w:tcPr>
+            <w:tcW w:w="4258" w:type="dxa"/>
+            <w:tcBorders>
+              <w:top w:val="single" w:sz="1" w:space="0" w:color="C8D0E8"/>
+              <w:left w:val="single" w:sz="1" w:space="0" w:color="C8D0E8"/>
+              <w:bottom w:val="single" w:sz="1" w:space="0" w:color="C8D0E8"/>
+              <w:right w:val="single" w:sz="1" w:space="0" w:color="C8D0E8"/>
+            </w:tcBorders>
+            <w:shd w:val="clear" w:color="auto" w:fill="F4F7FF"/>
+            <w:tcMar>
+              <w:top w:w="80" w:type="dxa"/>
+              <w:left w:w="150" w:type="dxa"/>
+              <w:bottom w:w="80" w:type="dxa"/>
+              <w:right w:w="150" w:type="dxa"/>
+            </w:tcMar>
+          </w:tcPr>
+          <w:p>
+            <w:pPr>
+              <w:spacing w:before="80" w:after="80"/>
+            </w:pPr>
+            <w:proofErr w:type="spellStart"/>
+            <w:r>
+              <w:t>nDSG</w:t>
+            </w:r>
+            <w:proofErr w:type="spellEnd"/>
+            <w:r>
+              <w:t xml:space="preserve">-pflichtig </w:t>
+            </w:r>
+            <w:proofErr w:type="gramStart"/>
+            <w:r>
+              <w:t>sobald</w:t>
+            </w:r>
+            <w:proofErr w:type="gramEnd"/>
+            <w:r>
+              <w:t xml:space="preserve"> echte User-Daten verarbeitet werden — als statische Zustimmungsseite günstig nachrüstbar.</w:t>
+            </w:r>
+          </w:p>
+        </w:tc>
+      </w:tr>
+      <w:tr>
+        <w:tc>
+          <w:tcPr>
+            <w:tcW w:w="512" w:type="dxa"/>
+            <w:tcBorders>
+              <w:top w:val="single" w:sz="1" w:space="0" w:color="C8D0E8"/>
+              <w:left w:val="single" w:sz="1" w:space="0" w:color="C8D0E8"/>
+              <w:bottom w:val="single" w:sz="1" w:space="0" w:color="C8D0E8"/>
+              <w:right w:val="single" w:sz="1" w:space="0" w:color="C8D0E8"/>
+            </w:tcBorders>
+            <w:shd w:val="clear" w:color="auto" w:fill="FAFBFF"/>
+            <w:tcMar>
+              <w:top w:w="110" w:type="dxa"/>
+              <w:left w:w="150" w:type="dxa"/>
+              <w:bottom w:w="110" w:type="dxa"/>
+              <w:right w:w="150" w:type="dxa"/>
+            </w:tcMar>
+          </w:tcPr>
+          <w:p>
+            <w:pPr>
+              <w:spacing w:before="50" w:after="50"/>
+              <w:jc w:val="center"/>
+            </w:pPr>
+            <w:r>
+              <w:t>12</w:t>
+            </w:r>
+          </w:p>
+        </w:tc>
+        <w:tc>
+          <w:tcPr>
+            <w:tcW w:w="3315" w:type="dxa"/>
+            <w:tcBorders>
+              <w:top w:val="single" w:sz="1" w:space="0" w:color="C8D0E8"/>
+              <w:left w:val="single" w:sz="1" w:space="0" w:color="C8D0E8"/>
+              <w:bottom w:val="single" w:sz="1" w:space="0" w:color="C8D0E8"/>
+              <w:right w:val="single" w:sz="1" w:space="0" w:color="C8D0E8"/>
+            </w:tcBorders>
+            <w:shd w:val="clear" w:color="auto" w:fill="FAFBFF"/>
+            <w:tcMar>
+              <w:top w:w="80" w:type="dxa"/>
+              <w:left w:w="150" w:type="dxa"/>
+              <w:bottom w:w="80" w:type="dxa"/>
+              <w:right w:w="150" w:type="dxa"/>
+            </w:tcMar>
+          </w:tcPr>
+          <w:p>
+            <w:pPr>
+              <w:spacing w:before="80" w:after="80"/>
+            </w:pPr>
+            <w:r>
+              <w:t xml:space="preserve"> </w:t>
+            </w:r>
+            <w:r>
+              <w:t>Monatswechsel</w:t>
+            </w:r>
+          </w:p>
+        </w:tc>
+        <w:tc>
+          <w:tcPr>
+            <w:tcW w:w="1275" w:type="dxa"/>
+            <w:tcBorders>
+              <w:top w:val="single" w:sz="1" w:space="0" w:color="C8D0E8"/>
+              <w:left w:val="single" w:sz="1" w:space="0" w:color="C8D0E8"/>
+              <w:bottom w:val="single" w:sz="1" w:space="0" w:color="C8D0E8"/>
+              <w:right w:val="single" w:sz="1" w:space="0" w:color="C8D0E8"/>
+            </w:tcBorders>
+            <w:shd w:val="clear" w:color="auto" w:fill="FAFBFF"/>
+            <w:tcMar>
+              <w:top w:w="80" w:type="dxa"/>
+              <w:left w:w="150" w:type="dxa"/>
+              <w:bottom w:w="80" w:type="dxa"/>
+              <w:right w:w="150" w:type="dxa"/>
+            </w:tcMar>
+          </w:tcPr>
+          <w:p>
+            <w:pPr>
+              <w:spacing w:before="80" w:after="80"/>
+            </w:pPr>
+            <w:r>
+              <w:t xml:space="preserve"> </w:t>
+            </w:r>
+            <w:proofErr w:type="spellStart"/>
+            <w:r>
+              <w:t>Should</w:t>
+            </w:r>
+            <w:proofErr w:type="spellEnd"/>
+          </w:p>
+        </w:tc>
+        <w:tc>
+          <w:tcPr>
+            <w:tcW w:w="4258" w:type="dxa"/>
+            <w:tcBorders>
+              <w:top w:val="single" w:sz="1" w:space="0" w:color="C8D0E8"/>
+              <w:left w:val="single" w:sz="1" w:space="0" w:color="C8D0E8"/>
+              <w:bottom w:val="single" w:sz="1" w:space="0" w:color="C8D0E8"/>
+              <w:right w:val="single" w:sz="1" w:space="0" w:color="C8D0E8"/>
+            </w:tcBorders>
+            <w:shd w:val="clear" w:color="auto" w:fill="FAFBFF"/>
+            <w:tcMar>
+              <w:top w:w="80" w:type="dxa"/>
+              <w:left w:w="150" w:type="dxa"/>
+              <w:bottom w:w="80" w:type="dxa"/>
+              <w:right w:w="150" w:type="dxa"/>
+            </w:tcMar>
+          </w:tcPr>
+          <w:p>
+            <w:pPr>
+              <w:spacing w:before="80" w:after="80"/>
+            </w:pPr>
+            <w:r>
+              <w:t>Wird ab dem 2. importierten PDF nötig, um die Daten überhaupt navigieren zu können.</w:t>
+            </w:r>
+          </w:p>
+        </w:tc>
+      </w:tr>
+      <w:tr>
+        <w:tc>
+          <w:tcPr>
+            <w:tcW w:w="512" w:type="dxa"/>
+            <w:tcBorders>
+              <w:top w:val="single" w:sz="1" w:space="0" w:color="C8D0E8"/>
+              <w:left w:val="single" w:sz="1" w:space="0" w:color="C8D0E8"/>
+              <w:bottom w:val="single" w:sz="1" w:space="0" w:color="C8D0E8"/>
+              <w:right w:val="single" w:sz="1" w:space="0" w:color="C8D0E8"/>
+            </w:tcBorders>
+            <w:shd w:val="clear" w:color="auto" w:fill="F4F7FF"/>
+            <w:tcMar>
+              <w:top w:w="110" w:type="dxa"/>
+              <w:left w:w="150" w:type="dxa"/>
+              <w:bottom w:w="110" w:type="dxa"/>
+              <w:right w:w="150" w:type="dxa"/>
+            </w:tcMar>
+          </w:tcPr>
+          <w:p>
+            <w:pPr>
+              <w:spacing w:before="50" w:after="50"/>
+              <w:jc w:val="center"/>
+            </w:pPr>
+            <w:r>
+              <w:t>13</w:t>
+            </w:r>
+          </w:p>
+        </w:tc>
+        <w:tc>
+          <w:tcPr>
+            <w:tcW w:w="3315" w:type="dxa"/>
+            <w:tcBorders>
+              <w:top w:val="single" w:sz="1" w:space="0" w:color="C8D0E8"/>
+              <w:left w:val="single" w:sz="1" w:space="0" w:color="C8D0E8"/>
+              <w:bottom w:val="single" w:sz="1" w:space="0" w:color="C8D0E8"/>
+              <w:right w:val="single" w:sz="1" w:space="0" w:color="C8D0E8"/>
+            </w:tcBorders>
+            <w:shd w:val="clear" w:color="auto" w:fill="F4F7FF"/>
+            <w:tcMar>
+              <w:top w:w="80" w:type="dxa"/>
+              <w:left w:w="150" w:type="dxa"/>
+              <w:bottom w:w="80" w:type="dxa"/>
+              <w:right w:w="150" w:type="dxa"/>
+            </w:tcMar>
+          </w:tcPr>
+          <w:p>
+            <w:pPr>
+              <w:spacing w:before="80" w:after="80"/>
+            </w:pPr>
+            <w:r>
+              <w:t xml:space="preserve"> </w:t>
+            </w:r>
+            <w:r>
+              <w:t>Einzeltransaktionen je Kategorie</w:t>
+            </w:r>
+          </w:p>
+        </w:tc>
+        <w:tc>
+          <w:tcPr>
+            <w:tcW w:w="1275" w:type="dxa"/>
+            <w:tcBorders>
+              <w:top w:val="single" w:sz="1" w:space="0" w:color="C8D0E8"/>
+              <w:left w:val="single" w:sz="1" w:space="0" w:color="C8D0E8"/>
+              <w:bottom w:val="single" w:sz="1" w:space="0" w:color="C8D0E8"/>
+              <w:right w:val="single" w:sz="1" w:space="0" w:color="C8D0E8"/>
+            </w:tcBorders>
+            <w:shd w:val="clear" w:color="auto" w:fill="F4F7FF"/>
+            <w:tcMar>
+              <w:top w:w="80" w:type="dxa"/>
+              <w:left w:w="150" w:type="dxa"/>
+              <w:bottom w:w="80" w:type="dxa"/>
+              <w:right w:w="150" w:type="dxa"/>
+            </w:tcMar>
+          </w:tcPr>
+          <w:p>
+            <w:pPr>
+              <w:spacing w:before="80" w:after="80"/>
+            </w:pPr>
+            <w:r>
+              <w:t xml:space="preserve"> </w:t>
+            </w:r>
+            <w:proofErr w:type="spellStart"/>
+            <w:r>
+              <w:t>Should</w:t>
+            </w:r>
+            <w:proofErr w:type="spellEnd"/>
+          </w:p>
+        </w:tc>
+        <w:tc>
+          <w:tcPr>
+            <w:tcW w:w="4258" w:type="dxa"/>
+            <w:tcBorders>
+              <w:top w:val="single" w:sz="1" w:space="0" w:color="C8D0E8"/>
+              <w:left w:val="single" w:sz="1" w:space="0" w:color="C8D0E8"/>
+              <w:bottom w:val="single" w:sz="1" w:space="0" w:color="C8D0E8"/>
+              <w:right w:val="single" w:sz="1" w:space="0" w:color="C8D0E8"/>
+            </w:tcBorders>
+            <w:shd w:val="clear" w:color="auto" w:fill="F4F7FF"/>
+            <w:tcMar>
+              <w:top w:w="80" w:type="dxa"/>
+              <w:left w:w="150" w:type="dxa"/>
+              <w:bottom w:w="80" w:type="dxa"/>
+              <w:right w:w="150" w:type="dxa"/>
+            </w:tcMar>
+          </w:tcPr>
+          <w:p>
+            <w:pPr>
+              <w:spacing w:before="80" w:after="80"/>
+            </w:pPr>
+            <w:r>
+              <w:t>Drill-Down ist die Voraussetzung dafür, dass Nutzer der Auto-Kategorisierung vertrauen.</w:t>
+            </w:r>
+          </w:p>
+        </w:tc>
+      </w:tr>
+      <w:tr>
+        <w:tc>
+          <w:tcPr>
+            <w:tcW w:w="512" w:type="dxa"/>
+            <w:tcBorders>
+              <w:top w:val="single" w:sz="1" w:space="0" w:color="C8D0E8"/>
+              <w:left w:val="single" w:sz="1" w:space="0" w:color="C8D0E8"/>
+              <w:bottom w:val="single" w:sz="1" w:space="0" w:color="C8D0E8"/>
+              <w:right w:val="single" w:sz="1" w:space="0" w:color="C8D0E8"/>
+            </w:tcBorders>
+            <w:shd w:val="clear" w:color="auto" w:fill="FAFBFF"/>
+            <w:tcMar>
+              <w:top w:w="110" w:type="dxa"/>
+              <w:left w:w="150" w:type="dxa"/>
+              <w:bottom w:w="110" w:type="dxa"/>
+              <w:right w:w="150" w:type="dxa"/>
+            </w:tcMar>
+          </w:tcPr>
+          <w:p>
+            <w:pPr>
+              <w:spacing w:before="50" w:after="50"/>
+              <w:jc w:val="center"/>
+            </w:pPr>
+            <w:r>
+              <w:t>14</w:t>
+            </w:r>
+          </w:p>
+        </w:tc>
+        <w:tc>
+          <w:tcPr>
+            <w:tcW w:w="3315" w:type="dxa"/>
+            <w:tcBorders>
+              <w:top w:val="single" w:sz="1" w:space="0" w:color="C8D0E8"/>
+              <w:left w:val="single" w:sz="1" w:space="0" w:color="C8D0E8"/>
+              <w:bottom w:val="single" w:sz="1" w:space="0" w:color="C8D0E8"/>
+              <w:right w:val="single" w:sz="1" w:space="0" w:color="C8D0E8"/>
+            </w:tcBorders>
+            <w:shd w:val="clear" w:color="auto" w:fill="FAFBFF"/>
+            <w:tcMar>
+              <w:top w:w="80" w:type="dxa"/>
+              <w:left w:w="150" w:type="dxa"/>
+              <w:bottom w:w="80" w:type="dxa"/>
+              <w:right w:w="150" w:type="dxa"/>
+            </w:tcMar>
+          </w:tcPr>
+          <w:p>
+            <w:pPr>
+              <w:spacing w:before="80" w:after="80"/>
+            </w:pPr>
+            <w:r>
+              <w:t xml:space="preserve"> </w:t>
+            </w:r>
+            <w:r>
+              <w:t>Passwort &amp; Einkommen ändern</w:t>
+            </w:r>
+          </w:p>
+        </w:tc>
+        <w:tc>
+          <w:tcPr>
+            <w:tcW w:w="1275" w:type="dxa"/>
+            <w:tcBorders>
+              <w:top w:val="single" w:sz="1" w:space="0" w:color="C8D0E8"/>
+              <w:left w:val="single" w:sz="1" w:space="0" w:color="C8D0E8"/>
+              <w:bottom w:val="single" w:sz="1" w:space="0" w:color="C8D0E8"/>
+              <w:right w:val="single" w:sz="1" w:space="0" w:color="C8D0E8"/>
+            </w:tcBorders>
+            <w:shd w:val="clear" w:color="auto" w:fill="FAFBFF"/>
+            <w:tcMar>
+              <w:top w:w="80" w:type="dxa"/>
+              <w:left w:w="150" w:type="dxa"/>
+              <w:bottom w:w="80" w:type="dxa"/>
+              <w:right w:w="150" w:type="dxa"/>
+            </w:tcMar>
+          </w:tcPr>
+          <w:p>
+            <w:pPr>
+              <w:spacing w:before="80" w:after="80"/>
+            </w:pPr>
+            <w:r>
+              <w:t xml:space="preserve"> </w:t>
+            </w:r>
+            <w:proofErr w:type="spellStart"/>
+            <w:r>
+              <w:t>Should</w:t>
+            </w:r>
+            <w:proofErr w:type="spellEnd"/>
+          </w:p>
+        </w:tc>
+        <w:tc>
+          <w:tcPr>
+            <w:tcW w:w="4258" w:type="dxa"/>
+            <w:tcBorders>
+              <w:top w:val="single" w:sz="1" w:space="0" w:color="C8D0E8"/>
+              <w:left w:val="single" w:sz="1" w:space="0" w:color="C8D0E8"/>
+              <w:bottom w:val="single" w:sz="1" w:space="0" w:color="C8D0E8"/>
+              <w:right w:val="single" w:sz="1" w:space="0" w:color="C8D0E8"/>
+            </w:tcBorders>
+            <w:shd w:val="clear" w:color="auto" w:fill="FAFBFF"/>
+            <w:tcMar>
+              <w:top w:w="80" w:type="dxa"/>
+              <w:left w:w="150" w:type="dxa"/>
+              <w:bottom w:w="80" w:type="dxa"/>
+              <w:right w:w="150" w:type="dxa"/>
+            </w:tcMar>
+          </w:tcPr>
+          <w:p>
+            <w:pPr>
+              <w:spacing w:before="80" w:after="80"/>
+            </w:pPr>
+            <w:r>
+              <w:t>Einkommen-Änderung hängt direkt an US-6; ohne US-1 ist Passwort-Change</w:t>
+            </w:r>
+          </w:p>
+        </w:tc>
+      </w:tr>
+      <w:tr>
+        <w:tc>
+          <w:tcPr>
+            <w:tcW w:w="512" w:type="dxa"/>
+            <w:tcBorders>
+              <w:top w:val="single" w:sz="1" w:space="0" w:color="C8D0E8"/>
+              <w:left w:val="single" w:sz="1" w:space="0" w:color="C8D0E8"/>
+              <w:bottom w:val="single" w:sz="1" w:space="0" w:color="C8D0E8"/>
+              <w:right w:val="single" w:sz="1" w:space="0" w:color="C8D0E8"/>
+            </w:tcBorders>
+            <w:shd w:val="clear" w:color="auto" w:fill="F4F7FF"/>
             <w:tcMar>
               <w:top w:w="110" w:type="dxa"/>
               <w:left w:w="150" w:type="dxa"/>
@@ -2816,20 +3423,20 @@
                 <w:sz w:val="19"/>
                 <w:szCs w:val="19"/>
               </w:rPr>
-              <w:t>1</w:t>
-            </w:r>
-          </w:p>
-        </w:tc>
-        <w:tc>
-          <w:tcPr>
-            <w:tcW w:w="4760" w:type="dxa"/>
+              <w:t>7</w:t>
+            </w:r>
+          </w:p>
+        </w:tc>
+        <w:tc>
+          <w:tcPr>
+            <w:tcW w:w="3315" w:type="dxa"/>
             <w:tcBorders>
               <w:top w:val="single" w:sz="1" w:space="0" w:color="C8D0E8"/>
               <w:left w:val="single" w:sz="1" w:space="0" w:color="C8D0E8"/>
               <w:bottom w:val="single" w:sz="1" w:space="0" w:color="C8D0E8"/>
               <w:right w:val="single" w:sz="1" w:space="0" w:color="C8D0E8"/>
             </w:tcBorders>
-            <w:shd w:val="clear" w:color="auto" w:fill="FAFBFF"/>
+            <w:shd w:val="clear" w:color="auto" w:fill="F4F7FF"/>
             <w:tcMar>
               <w:top w:w="80" w:type="dxa"/>
               <w:left w:w="150" w:type="dxa"/>
@@ -2842,23 +3449,20 @@
               <w:spacing w:before="80" w:after="80"/>
             </w:pPr>
             <w:r>
-              <w:t xml:space="preserve"> </w:t>
-            </w:r>
-            <w:r>
-              <w:t>Konto / Login</w:t>
-            </w:r>
-          </w:p>
-        </w:tc>
-        <w:tc>
-          <w:tcPr>
-            <w:tcW w:w="1200" w:type="dxa"/>
+              <w:t>Sparziel definieren</w:t>
+            </w:r>
+          </w:p>
+        </w:tc>
+        <w:tc>
+          <w:tcPr>
+            <w:tcW w:w="1275" w:type="dxa"/>
             <w:tcBorders>
               <w:top w:val="single" w:sz="1" w:space="0" w:color="C8D0E8"/>
               <w:left w:val="single" w:sz="1" w:space="0" w:color="C8D0E8"/>
               <w:bottom w:val="single" w:sz="1" w:space="0" w:color="C8D0E8"/>
               <w:right w:val="single" w:sz="1" w:space="0" w:color="C8D0E8"/>
             </w:tcBorders>
-            <w:shd w:val="clear" w:color="auto" w:fill="FAFBFF"/>
+            <w:shd w:val="clear" w:color="auto" w:fill="F4F7FF"/>
             <w:tcMar>
               <w:top w:w="80" w:type="dxa"/>
               <w:left w:w="150" w:type="dxa"/>
@@ -2872,21 +3476,21 @@
             </w:pPr>
             <w:proofErr w:type="spellStart"/>
             <w:r>
-              <w:t>Should</w:t>
+              <w:t>Could</w:t>
             </w:r>
             <w:proofErr w:type="spellEnd"/>
           </w:p>
         </w:tc>
         <w:tc>
           <w:tcPr>
-            <w:tcW w:w="3000" w:type="dxa"/>
+            <w:tcW w:w="4258" w:type="dxa"/>
             <w:tcBorders>
               <w:top w:val="single" w:sz="1" w:space="0" w:color="C8D0E8"/>
               <w:left w:val="single" w:sz="1" w:space="0" w:color="C8D0E8"/>
               <w:bottom w:val="single" w:sz="1" w:space="0" w:color="C8D0E8"/>
               <w:right w:val="single" w:sz="1" w:space="0" w:color="C8D0E8"/>
             </w:tcBorders>
-            <w:shd w:val="clear" w:color="auto" w:fill="FAFBFF"/>
+            <w:shd w:val="clear" w:color="auto" w:fill="F4F7FF"/>
             <w:tcMar>
               <w:top w:w="80" w:type="dxa"/>
               <w:left w:w="150" w:type="dxa"/>
@@ -2902,29 +3506,39 @@
               <w:t xml:space="preserve"> </w:t>
             </w:r>
             <w:r>
-              <w:t xml:space="preserve">Für realen Einsatz unverzichtbar, in einer Demo-Phase aber mit einem </w:t>
+              <w:t xml:space="preserve">Adressiert Marc gezielt, aber der </w:t>
             </w:r>
             <w:proofErr w:type="spellStart"/>
             <w:r>
-              <w:t>hardcoded</w:t>
+              <w:t>Kernwert</w:t>
             </w:r>
             <w:proofErr w:type="spellEnd"/>
             <w:r>
-              <w:t xml:space="preserve"> User überbrückbar.</w:t>
+              <w:t xml:space="preserve"> (Safe-</w:t>
+            </w:r>
+            <w:proofErr w:type="spellStart"/>
+            <w:r>
+              <w:t>to</w:t>
+            </w:r>
+            <w:proofErr w:type="spellEnd"/>
+            <w:r>
+              <w:t>-</w:t>
+            </w:r>
+            <w:proofErr w:type="spellStart"/>
+            <w:r>
+              <w:t>Spend</w:t>
+            </w:r>
+            <w:proofErr w:type="spellEnd"/>
+            <w:r>
+              <w:t>) funktioniert komplett ohne.</w:t>
             </w:r>
           </w:p>
         </w:tc>
       </w:tr>
       <w:tr>
-        <w:tblPrEx>
-          <w:tblCellMar>
-            <w:top w:w="0" w:type="dxa"/>
-            <w:bottom w:w="0" w:type="dxa"/>
-          </w:tblCellMar>
-        </w:tblPrEx>
-        <w:tc>
-          <w:tcPr>
-            <w:tcW w:w="400" w:type="dxa"/>
+        <w:tc>
+          <w:tcPr>
+            <w:tcW w:w="512" w:type="dxa"/>
             <w:tcBorders>
               <w:top w:val="single" w:sz="1" w:space="0" w:color="C8D0E8"/>
               <w:left w:val="single" w:sz="1" w:space="0" w:color="C8D0E8"/>
@@ -2943,8 +3557,6 @@
             <w:pPr>
               <w:spacing w:before="50" w:after="50"/>
               <w:jc w:val="center"/>
-            </w:pPr>
-            <w:r>
               <w:rPr>
                 <w:b/>
                 <w:bCs/>
@@ -2952,130 +3564,6 @@
                 <w:sz w:val="19"/>
                 <w:szCs w:val="19"/>
               </w:rPr>
-              <w:t>2</w:t>
-            </w:r>
-          </w:p>
-        </w:tc>
-        <w:tc>
-          <w:tcPr>
-            <w:tcW w:w="4760" w:type="dxa"/>
-            <w:tcBorders>
-              <w:top w:val="single" w:sz="1" w:space="0" w:color="C8D0E8"/>
-              <w:left w:val="single" w:sz="1" w:space="0" w:color="C8D0E8"/>
-              <w:bottom w:val="single" w:sz="1" w:space="0" w:color="C8D0E8"/>
-              <w:right w:val="single" w:sz="1" w:space="0" w:color="C8D0E8"/>
-            </w:tcBorders>
-            <w:shd w:val="clear" w:color="auto" w:fill="F4F7FF"/>
-            <w:tcMar>
-              <w:top w:w="80" w:type="dxa"/>
-              <w:left w:w="150" w:type="dxa"/>
-              <w:bottom w:w="80" w:type="dxa"/>
-              <w:right w:w="150" w:type="dxa"/>
-            </w:tcMar>
-          </w:tcPr>
-          <w:p>
-            <w:pPr>
-              <w:spacing w:before="80" w:after="80"/>
-            </w:pPr>
-            <w:r>
-              <w:t xml:space="preserve"> </w:t>
-            </w:r>
-            <w:r>
-              <w:t>Datenschutz-Consent</w:t>
-            </w:r>
-          </w:p>
-        </w:tc>
-        <w:tc>
-          <w:tcPr>
-            <w:tcW w:w="1200" w:type="dxa"/>
-            <w:tcBorders>
-              <w:top w:val="single" w:sz="1" w:space="0" w:color="C8D0E8"/>
-              <w:left w:val="single" w:sz="1" w:space="0" w:color="C8D0E8"/>
-              <w:bottom w:val="single" w:sz="1" w:space="0" w:color="C8D0E8"/>
-              <w:right w:val="single" w:sz="1" w:space="0" w:color="C8D0E8"/>
-            </w:tcBorders>
-            <w:shd w:val="clear" w:color="auto" w:fill="F4F7FF"/>
-            <w:tcMar>
-              <w:top w:w="80" w:type="dxa"/>
-              <w:left w:w="150" w:type="dxa"/>
-              <w:bottom w:w="80" w:type="dxa"/>
-              <w:right w:w="150" w:type="dxa"/>
-            </w:tcMar>
-          </w:tcPr>
-          <w:p>
-            <w:pPr>
-              <w:spacing w:before="80" w:after="80"/>
-            </w:pPr>
-            <w:proofErr w:type="spellStart"/>
-            <w:r>
-              <w:t>Should</w:t>
-            </w:r>
-            <w:proofErr w:type="spellEnd"/>
-          </w:p>
-        </w:tc>
-        <w:tc>
-          <w:tcPr>
-            <w:tcW w:w="3000" w:type="dxa"/>
-            <w:tcBorders>
-              <w:top w:val="single" w:sz="1" w:space="0" w:color="C8D0E8"/>
-              <w:left w:val="single" w:sz="1" w:space="0" w:color="C8D0E8"/>
-              <w:bottom w:val="single" w:sz="1" w:space="0" w:color="C8D0E8"/>
-              <w:right w:val="single" w:sz="1" w:space="0" w:color="C8D0E8"/>
-            </w:tcBorders>
-            <w:shd w:val="clear" w:color="auto" w:fill="F4F7FF"/>
-            <w:tcMar>
-              <w:top w:w="80" w:type="dxa"/>
-              <w:left w:w="150" w:type="dxa"/>
-              <w:bottom w:w="80" w:type="dxa"/>
-              <w:right w:w="150" w:type="dxa"/>
-            </w:tcMar>
-          </w:tcPr>
-          <w:p>
-            <w:pPr>
-              <w:spacing w:before="80" w:after="80"/>
-            </w:pPr>
-            <w:r>
-              <w:t xml:space="preserve"> </w:t>
-            </w:r>
-            <w:proofErr w:type="spellStart"/>
-            <w:r>
-              <w:t>nDSG</w:t>
-            </w:r>
-            <w:proofErr w:type="spellEnd"/>
-            <w:r>
-              <w:t>-pflichtig sobald echte User-Daten verarbeitet werden — als statische Zustimmungsseite günstig nachrüstbar.</w:t>
-            </w:r>
-          </w:p>
-        </w:tc>
-      </w:tr>
-      <w:tr>
-        <w:tblPrEx>
-          <w:tblCellMar>
-            <w:top w:w="0" w:type="dxa"/>
-            <w:bottom w:w="0" w:type="dxa"/>
-          </w:tblCellMar>
-        </w:tblPrEx>
-        <w:tc>
-          <w:tcPr>
-            <w:tcW w:w="400" w:type="dxa"/>
-            <w:tcBorders>
-              <w:top w:val="single" w:sz="1" w:space="0" w:color="C8D0E8"/>
-              <w:left w:val="single" w:sz="1" w:space="0" w:color="C8D0E8"/>
-              <w:bottom w:val="single" w:sz="1" w:space="0" w:color="C8D0E8"/>
-              <w:right w:val="single" w:sz="1" w:space="0" w:color="C8D0E8"/>
-            </w:tcBorders>
-            <w:shd w:val="clear" w:color="auto" w:fill="FAFBFF"/>
-            <w:tcMar>
-              <w:top w:w="110" w:type="dxa"/>
-              <w:left w:w="150" w:type="dxa"/>
-              <w:bottom w:w="110" w:type="dxa"/>
-              <w:right w:w="150" w:type="dxa"/>
-            </w:tcMar>
-          </w:tcPr>
-          <w:p>
-            <w:pPr>
-              <w:spacing w:before="50" w:after="50"/>
-              <w:jc w:val="center"/>
             </w:pPr>
             <w:r>
               <w:rPr>
@@ -3085,20 +3573,20 @@
                 <w:sz w:val="19"/>
                 <w:szCs w:val="19"/>
               </w:rPr>
-              <w:t>3</w:t>
-            </w:r>
-          </w:p>
-        </w:tc>
-        <w:tc>
-          <w:tcPr>
-            <w:tcW w:w="4760" w:type="dxa"/>
+              <w:t>8</w:t>
+            </w:r>
+          </w:p>
+        </w:tc>
+        <w:tc>
+          <w:tcPr>
+            <w:tcW w:w="3315" w:type="dxa"/>
             <w:tcBorders>
               <w:top w:val="single" w:sz="1" w:space="0" w:color="C8D0E8"/>
               <w:left w:val="single" w:sz="1" w:space="0" w:color="C8D0E8"/>
               <w:bottom w:val="single" w:sz="1" w:space="0" w:color="C8D0E8"/>
               <w:right w:val="single" w:sz="1" w:space="0" w:color="C8D0E8"/>
             </w:tcBorders>
-            <w:shd w:val="clear" w:color="auto" w:fill="FAFBFF"/>
+            <w:shd w:val="clear" w:color="auto" w:fill="F4F7FF"/>
             <w:tcMar>
               <w:top w:w="80" w:type="dxa"/>
               <w:left w:w="150" w:type="dxa"/>
@@ -3111,23 +3599,20 @@
               <w:spacing w:before="80" w:after="80"/>
             </w:pPr>
             <w:r>
-              <w:t xml:space="preserve"> </w:t>
-            </w:r>
-            <w:r>
-              <w:t>Fixkosten erfassen</w:t>
-            </w:r>
-          </w:p>
-        </w:tc>
-        <w:tc>
-          <w:tcPr>
-            <w:tcW w:w="1200" w:type="dxa"/>
+              <w:t>Wiederkehrende Ausgaben</w:t>
+            </w:r>
+          </w:p>
+        </w:tc>
+        <w:tc>
+          <w:tcPr>
+            <w:tcW w:w="1275" w:type="dxa"/>
             <w:tcBorders>
               <w:top w:val="single" w:sz="1" w:space="0" w:color="C8D0E8"/>
               <w:left w:val="single" w:sz="1" w:space="0" w:color="C8D0E8"/>
               <w:bottom w:val="single" w:sz="1" w:space="0" w:color="C8D0E8"/>
               <w:right w:val="single" w:sz="1" w:space="0" w:color="C8D0E8"/>
             </w:tcBorders>
-            <w:shd w:val="clear" w:color="auto" w:fill="FAFBFF"/>
+            <w:shd w:val="clear" w:color="auto" w:fill="F4F7FF"/>
             <w:tcMar>
               <w:top w:w="80" w:type="dxa"/>
               <w:left w:w="150" w:type="dxa"/>
@@ -3139,26 +3624,23 @@
             <w:pPr>
               <w:spacing w:before="80" w:after="80"/>
             </w:pPr>
-            <w:r>
-              <w:t xml:space="preserve"> </w:t>
-            </w:r>
             <w:proofErr w:type="spellStart"/>
             <w:r>
-              <w:t>Must</w:t>
+              <w:t>Could</w:t>
             </w:r>
             <w:proofErr w:type="spellEnd"/>
           </w:p>
         </w:tc>
         <w:tc>
           <w:tcPr>
-            <w:tcW w:w="3000" w:type="dxa"/>
+            <w:tcW w:w="4258" w:type="dxa"/>
             <w:tcBorders>
               <w:top w:val="single" w:sz="1" w:space="0" w:color="C8D0E8"/>
               <w:left w:val="single" w:sz="1" w:space="0" w:color="C8D0E8"/>
               <w:bottom w:val="single" w:sz="1" w:space="0" w:color="C8D0E8"/>
               <w:right w:val="single" w:sz="1" w:space="0" w:color="C8D0E8"/>
             </w:tcBorders>
-            <w:shd w:val="clear" w:color="auto" w:fill="FAFBFF"/>
+            <w:shd w:val="clear" w:color="auto" w:fill="F4F7FF"/>
             <w:tcMar>
               <w:top w:w="80" w:type="dxa"/>
               <w:left w:w="150" w:type="dxa"/>
@@ -3171,48 +3653,15 @@
               <w:spacing w:before="80" w:after="80"/>
             </w:pPr>
             <w:r>
-              <w:t xml:space="preserve"> </w:t>
-            </w:r>
-            <w:r>
-              <w:t>Pflicht-Input der Safe-</w:t>
-            </w:r>
-            <w:proofErr w:type="spellStart"/>
-            <w:r>
-              <w:t>to</w:t>
-            </w:r>
-            <w:proofErr w:type="spellEnd"/>
-            <w:r>
-              <w:t>-</w:t>
-            </w:r>
-            <w:proofErr w:type="spellStart"/>
-            <w:r>
-              <w:t>Spend</w:t>
-            </w:r>
-            <w:proofErr w:type="spellEnd"/>
-            <w:r>
-              <w:t xml:space="preserve">-Formel — ohne Fixkosten kein realistischer </w:t>
-            </w:r>
-            <w:proofErr w:type="spellStart"/>
-            <w:r>
-              <w:t>Kernwert</w:t>
-            </w:r>
-            <w:proofErr w:type="spellEnd"/>
-            <w:r>
-              <w:t>.</w:t>
+              <w:t>Setzt mindestens 2 Monate Daten und zusätzliche Erkennungs-Logik voraus — Aufwand/Nutzen passt nicht ins MVP-Fenster.</w:t>
             </w:r>
           </w:p>
         </w:tc>
       </w:tr>
       <w:tr>
-        <w:tblPrEx>
-          <w:tblCellMar>
-            <w:top w:w="0" w:type="dxa"/>
-            <w:bottom w:w="0" w:type="dxa"/>
-          </w:tblCellMar>
-        </w:tblPrEx>
-        <w:tc>
-          <w:tcPr>
-            <w:tcW w:w="400" w:type="dxa"/>
+        <w:tc>
+          <w:tcPr>
+            <w:tcW w:w="512" w:type="dxa"/>
             <w:tcBorders>
               <w:top w:val="single" w:sz="1" w:space="0" w:color="C8D0E8"/>
               <w:left w:val="single" w:sz="1" w:space="0" w:color="C8D0E8"/>
@@ -3231,8 +3680,6 @@
             <w:pPr>
               <w:spacing w:before="50" w:after="50"/>
               <w:jc w:val="center"/>
-            </w:pPr>
-            <w:r>
               <w:rPr>
                 <w:b/>
                 <w:bCs/>
@@ -3240,122 +3687,6 @@
                 <w:sz w:val="19"/>
                 <w:szCs w:val="19"/>
               </w:rPr>
-              <w:t>4</w:t>
-            </w:r>
-          </w:p>
-        </w:tc>
-        <w:tc>
-          <w:tcPr>
-            <w:tcW w:w="4760" w:type="dxa"/>
-            <w:tcBorders>
-              <w:top w:val="single" w:sz="1" w:space="0" w:color="C8D0E8"/>
-              <w:left w:val="single" w:sz="1" w:space="0" w:color="C8D0E8"/>
-              <w:bottom w:val="single" w:sz="1" w:space="0" w:color="C8D0E8"/>
-              <w:right w:val="single" w:sz="1" w:space="0" w:color="C8D0E8"/>
-            </w:tcBorders>
-            <w:shd w:val="clear" w:color="auto" w:fill="F4F7FF"/>
-            <w:tcMar>
-              <w:top w:w="80" w:type="dxa"/>
-              <w:left w:w="150" w:type="dxa"/>
-              <w:bottom w:w="80" w:type="dxa"/>
-              <w:right w:w="150" w:type="dxa"/>
-            </w:tcMar>
-          </w:tcPr>
-          <w:p>
-            <w:pPr>
-              <w:spacing w:before="80" w:after="80"/>
-            </w:pPr>
-            <w:r>
-              <w:t xml:space="preserve"> </w:t>
-            </w:r>
-            <w:r>
-              <w:t xml:space="preserve">PDF-Upload  </w:t>
-            </w:r>
-          </w:p>
-        </w:tc>
-        <w:tc>
-          <w:tcPr>
-            <w:tcW w:w="1200" w:type="dxa"/>
-            <w:tcBorders>
-              <w:top w:val="single" w:sz="1" w:space="0" w:color="C8D0E8"/>
-              <w:left w:val="single" w:sz="1" w:space="0" w:color="C8D0E8"/>
-              <w:bottom w:val="single" w:sz="1" w:space="0" w:color="C8D0E8"/>
-              <w:right w:val="single" w:sz="1" w:space="0" w:color="C8D0E8"/>
-            </w:tcBorders>
-            <w:shd w:val="clear" w:color="auto" w:fill="F4F7FF"/>
-            <w:tcMar>
-              <w:top w:w="80" w:type="dxa"/>
-              <w:left w:w="150" w:type="dxa"/>
-              <w:bottom w:w="80" w:type="dxa"/>
-              <w:right w:w="150" w:type="dxa"/>
-            </w:tcMar>
-          </w:tcPr>
-          <w:p>
-            <w:pPr>
-              <w:spacing w:before="80" w:after="80"/>
-            </w:pPr>
-            <w:proofErr w:type="spellStart"/>
-            <w:r>
-              <w:t>Must</w:t>
-            </w:r>
-            <w:proofErr w:type="spellEnd"/>
-          </w:p>
-        </w:tc>
-        <w:tc>
-          <w:tcPr>
-            <w:tcW w:w="3000" w:type="dxa"/>
-            <w:tcBorders>
-              <w:top w:val="single" w:sz="1" w:space="0" w:color="C8D0E8"/>
-              <w:left w:val="single" w:sz="1" w:space="0" w:color="C8D0E8"/>
-              <w:bottom w:val="single" w:sz="1" w:space="0" w:color="C8D0E8"/>
-              <w:right w:val="single" w:sz="1" w:space="0" w:color="C8D0E8"/>
-            </w:tcBorders>
-            <w:shd w:val="clear" w:color="auto" w:fill="F4F7FF"/>
-            <w:tcMar>
-              <w:top w:w="80" w:type="dxa"/>
-              <w:left w:w="150" w:type="dxa"/>
-              <w:bottom w:w="80" w:type="dxa"/>
-              <w:right w:w="150" w:type="dxa"/>
-            </w:tcMar>
-          </w:tcPr>
-          <w:p>
-            <w:pPr>
-              <w:spacing w:before="80" w:after="80"/>
-            </w:pPr>
-            <w:r>
-              <w:t>Einzige Datenquelle im MVP — ohne diese Story gibt es nichts zu rechnen.</w:t>
-            </w:r>
-          </w:p>
-        </w:tc>
-      </w:tr>
-      <w:tr>
-        <w:tblPrEx>
-          <w:tblCellMar>
-            <w:top w:w="0" w:type="dxa"/>
-            <w:bottom w:w="0" w:type="dxa"/>
-          </w:tblCellMar>
-        </w:tblPrEx>
-        <w:tc>
-          <w:tcPr>
-            <w:tcW w:w="400" w:type="dxa"/>
-            <w:tcBorders>
-              <w:top w:val="single" w:sz="1" w:space="0" w:color="C8D0E8"/>
-              <w:left w:val="single" w:sz="1" w:space="0" w:color="C8D0E8"/>
-              <w:bottom w:val="single" w:sz="1" w:space="0" w:color="C8D0E8"/>
-              <w:right w:val="single" w:sz="1" w:space="0" w:color="C8D0E8"/>
-            </w:tcBorders>
-            <w:shd w:val="clear" w:color="auto" w:fill="FAFBFF"/>
-            <w:tcMar>
-              <w:top w:w="110" w:type="dxa"/>
-              <w:left w:w="150" w:type="dxa"/>
-              <w:bottom w:w="110" w:type="dxa"/>
-              <w:right w:w="150" w:type="dxa"/>
-            </w:tcMar>
-          </w:tcPr>
-          <w:p>
-            <w:pPr>
-              <w:spacing w:before="50" w:after="50"/>
-              <w:jc w:val="center"/>
             </w:pPr>
             <w:r>
               <w:rPr>
@@ -3365,20 +3696,20 @@
                 <w:sz w:val="19"/>
                 <w:szCs w:val="19"/>
               </w:rPr>
-              <w:t>5</w:t>
-            </w:r>
-          </w:p>
-        </w:tc>
-        <w:tc>
-          <w:tcPr>
-            <w:tcW w:w="4760" w:type="dxa"/>
+              <w:t>9</w:t>
+            </w:r>
+          </w:p>
+        </w:tc>
+        <w:tc>
+          <w:tcPr>
+            <w:tcW w:w="3315" w:type="dxa"/>
             <w:tcBorders>
               <w:top w:val="single" w:sz="1" w:space="0" w:color="C8D0E8"/>
               <w:left w:val="single" w:sz="1" w:space="0" w:color="C8D0E8"/>
               <w:bottom w:val="single" w:sz="1" w:space="0" w:color="C8D0E8"/>
               <w:right w:val="single" w:sz="1" w:space="0" w:color="C8D0E8"/>
             </w:tcBorders>
-            <w:shd w:val="clear" w:color="auto" w:fill="FAFBFF"/>
+            <w:shd w:val="clear" w:color="auto" w:fill="F4F7FF"/>
             <w:tcMar>
               <w:top w:w="80" w:type="dxa"/>
               <w:left w:w="150" w:type="dxa"/>
@@ -3391,23 +3722,20 @@
               <w:spacing w:before="80" w:after="80"/>
             </w:pPr>
             <w:r>
-              <w:t xml:space="preserve"> </w:t>
-            </w:r>
-            <w:r>
-              <w:t>Transaktionen in Kategorien</w:t>
-            </w:r>
-          </w:p>
-        </w:tc>
-        <w:tc>
-          <w:tcPr>
-            <w:tcW w:w="1200" w:type="dxa"/>
+              <w:t>KI-Monatsbericht</w:t>
+            </w:r>
+          </w:p>
+        </w:tc>
+        <w:tc>
+          <w:tcPr>
+            <w:tcW w:w="1275" w:type="dxa"/>
             <w:tcBorders>
               <w:top w:val="single" w:sz="1" w:space="0" w:color="C8D0E8"/>
               <w:left w:val="single" w:sz="1" w:space="0" w:color="C8D0E8"/>
               <w:bottom w:val="single" w:sz="1" w:space="0" w:color="C8D0E8"/>
               <w:right w:val="single" w:sz="1" w:space="0" w:color="C8D0E8"/>
             </w:tcBorders>
-            <w:shd w:val="clear" w:color="auto" w:fill="FAFBFF"/>
+            <w:shd w:val="clear" w:color="auto" w:fill="F4F7FF"/>
             <w:tcMar>
               <w:top w:w="80" w:type="dxa"/>
               <w:left w:w="150" w:type="dxa"/>
@@ -3419,23 +3747,25 @@
             <w:pPr>
               <w:spacing w:before="80" w:after="80"/>
             </w:pPr>
+            <w:bookmarkStart w:id="3" w:name="OLE_LINK4"/>
             <w:proofErr w:type="spellStart"/>
             <w:r>
-              <w:t>Must</w:t>
-            </w:r>
+              <w:t>Could</w:t>
+            </w:r>
+            <w:bookmarkEnd w:id="3"/>
             <w:proofErr w:type="spellEnd"/>
           </w:p>
         </w:tc>
         <w:tc>
           <w:tcPr>
-            <w:tcW w:w="3000" w:type="dxa"/>
+            <w:tcW w:w="4258" w:type="dxa"/>
             <w:tcBorders>
               <w:top w:val="single" w:sz="1" w:space="0" w:color="C8D0E8"/>
               <w:left w:val="single" w:sz="1" w:space="0" w:color="C8D0E8"/>
               <w:bottom w:val="single" w:sz="1" w:space="0" w:color="C8D0E8"/>
               <w:right w:val="single" w:sz="1" w:space="0" w:color="C8D0E8"/>
             </w:tcBorders>
-            <w:shd w:val="clear" w:color="auto" w:fill="FAFBFF"/>
+            <w:shd w:val="clear" w:color="auto" w:fill="F4F7FF"/>
             <w:tcMar>
               <w:top w:w="80" w:type="dxa"/>
               <w:left w:w="150" w:type="dxa"/>
@@ -3448,24 +3778,15 @@
               <w:spacing w:before="80" w:after="80"/>
             </w:pPr>
             <w:r>
-              <w:t xml:space="preserve"> </w:t>
-            </w:r>
-            <w:r>
-              <w:t>Macht aus Rohdaten Erkenntnis und ist Voraussetzung für jede sinnvolle Auswertung.</w:t>
+              <w:t>Schönes Differenzierungs-Feature, aber Sonnet-Integration + manueller Quality-Review sind teuer für 3 Monate.</w:t>
             </w:r>
           </w:p>
         </w:tc>
       </w:tr>
       <w:tr>
-        <w:tblPrEx>
-          <w:tblCellMar>
-            <w:top w:w="0" w:type="dxa"/>
-            <w:bottom w:w="0" w:type="dxa"/>
-          </w:tblCellMar>
-        </w:tblPrEx>
-        <w:tc>
-          <w:tcPr>
-            <w:tcW w:w="400" w:type="dxa"/>
+        <w:tc>
+          <w:tcPr>
+            <w:tcW w:w="512" w:type="dxa"/>
             <w:tcBorders>
               <w:top w:val="single" w:sz="1" w:space="0" w:color="C8D0E8"/>
               <w:left w:val="single" w:sz="1" w:space="0" w:color="C8D0E8"/>
@@ -3484,8 +3805,6 @@
             <w:pPr>
               <w:spacing w:before="50" w:after="50"/>
               <w:jc w:val="center"/>
-            </w:pPr>
-            <w:r>
               <w:rPr>
                 <w:b/>
                 <w:bCs/>
@@ -3493,147 +3812,6 @@
                 <w:sz w:val="19"/>
                 <w:szCs w:val="19"/>
               </w:rPr>
-              <w:lastRenderedPageBreak/>
-              <w:t>6</w:t>
-            </w:r>
-          </w:p>
-        </w:tc>
-        <w:tc>
-          <w:tcPr>
-            <w:tcW w:w="4760" w:type="dxa"/>
-            <w:tcBorders>
-              <w:top w:val="single" w:sz="1" w:space="0" w:color="C8D0E8"/>
-              <w:left w:val="single" w:sz="1" w:space="0" w:color="C8D0E8"/>
-              <w:bottom w:val="single" w:sz="1" w:space="0" w:color="C8D0E8"/>
-              <w:right w:val="single" w:sz="1" w:space="0" w:color="C8D0E8"/>
-            </w:tcBorders>
-            <w:shd w:val="clear" w:color="auto" w:fill="F4F7FF"/>
-            <w:tcMar>
-              <w:top w:w="80" w:type="dxa"/>
-              <w:left w:w="150" w:type="dxa"/>
-              <w:bottom w:w="80" w:type="dxa"/>
-              <w:right w:w="150" w:type="dxa"/>
-            </w:tcMar>
-          </w:tcPr>
-          <w:p>
-            <w:pPr>
-              <w:spacing w:before="80" w:after="80"/>
-            </w:pPr>
-            <w:r>
-              <w:t xml:space="preserve"> </w:t>
-            </w:r>
-            <w:r>
-              <w:t>Safe-</w:t>
-            </w:r>
-            <w:proofErr w:type="spellStart"/>
-            <w:r>
-              <w:t>to</w:t>
-            </w:r>
-            <w:proofErr w:type="spellEnd"/>
-            <w:r>
-              <w:t>-</w:t>
-            </w:r>
-            <w:proofErr w:type="spellStart"/>
-            <w:r>
-              <w:t>Spend</w:t>
-            </w:r>
-            <w:proofErr w:type="spellEnd"/>
-          </w:p>
-        </w:tc>
-        <w:tc>
-          <w:tcPr>
-            <w:tcW w:w="1200" w:type="dxa"/>
-            <w:tcBorders>
-              <w:top w:val="single" w:sz="1" w:space="0" w:color="C8D0E8"/>
-              <w:left w:val="single" w:sz="1" w:space="0" w:color="C8D0E8"/>
-              <w:bottom w:val="single" w:sz="1" w:space="0" w:color="C8D0E8"/>
-              <w:right w:val="single" w:sz="1" w:space="0" w:color="C8D0E8"/>
-            </w:tcBorders>
-            <w:shd w:val="clear" w:color="auto" w:fill="F4F7FF"/>
-            <w:tcMar>
-              <w:top w:w="80" w:type="dxa"/>
-              <w:left w:w="150" w:type="dxa"/>
-              <w:bottom w:w="80" w:type="dxa"/>
-              <w:right w:w="150" w:type="dxa"/>
-            </w:tcMar>
-          </w:tcPr>
-          <w:p>
-            <w:pPr>
-              <w:spacing w:before="80" w:after="80"/>
-            </w:pPr>
-            <w:proofErr w:type="spellStart"/>
-            <w:r>
-              <w:t>Must</w:t>
-            </w:r>
-            <w:proofErr w:type="spellEnd"/>
-          </w:p>
-        </w:tc>
-        <w:tc>
-          <w:tcPr>
-            <w:tcW w:w="3000" w:type="dxa"/>
-            <w:tcBorders>
-              <w:top w:val="single" w:sz="1" w:space="0" w:color="C8D0E8"/>
-              <w:left w:val="single" w:sz="1" w:space="0" w:color="C8D0E8"/>
-              <w:bottom w:val="single" w:sz="1" w:space="0" w:color="C8D0E8"/>
-              <w:right w:val="single" w:sz="1" w:space="0" w:color="C8D0E8"/>
-            </w:tcBorders>
-            <w:shd w:val="clear" w:color="auto" w:fill="F4F7FF"/>
-            <w:tcMar>
-              <w:top w:w="80" w:type="dxa"/>
-              <w:left w:w="150" w:type="dxa"/>
-              <w:bottom w:w="80" w:type="dxa"/>
-              <w:right w:w="150" w:type="dxa"/>
-            </w:tcMar>
-          </w:tcPr>
-          <w:p>
-            <w:pPr>
-              <w:spacing w:before="80" w:after="80"/>
-            </w:pPr>
-            <w:r>
-              <w:t xml:space="preserve"> </w:t>
-            </w:r>
-            <w:r>
-              <w:t xml:space="preserve">Die Kern-Value-Proposition — entfällt sie, gibt es kein </w:t>
-            </w:r>
-            <w:proofErr w:type="spellStart"/>
-            <w:r>
-              <w:t>BudgetBuddy</w:t>
-            </w:r>
-            <w:proofErr w:type="spellEnd"/>
-            <w:r>
-              <w:t>.</w:t>
-            </w:r>
-          </w:p>
-        </w:tc>
-      </w:tr>
-      <w:tr>
-        <w:tblPrEx>
-          <w:tblCellMar>
-            <w:top w:w="0" w:type="dxa"/>
-            <w:bottom w:w="0" w:type="dxa"/>
-          </w:tblCellMar>
-        </w:tblPrEx>
-        <w:tc>
-          <w:tcPr>
-            <w:tcW w:w="400" w:type="dxa"/>
-            <w:tcBorders>
-              <w:top w:val="single" w:sz="1" w:space="0" w:color="C8D0E8"/>
-              <w:left w:val="single" w:sz="1" w:space="0" w:color="C8D0E8"/>
-              <w:bottom w:val="single" w:sz="1" w:space="0" w:color="C8D0E8"/>
-              <w:right w:val="single" w:sz="1" w:space="0" w:color="C8D0E8"/>
-            </w:tcBorders>
-            <w:shd w:val="clear" w:color="auto" w:fill="FAFBFF"/>
-            <w:tcMar>
-              <w:top w:w="110" w:type="dxa"/>
-              <w:left w:w="150" w:type="dxa"/>
-              <w:bottom w:w="110" w:type="dxa"/>
-              <w:right w:w="150" w:type="dxa"/>
-            </w:tcMar>
-          </w:tcPr>
-          <w:p>
-            <w:pPr>
-              <w:spacing w:before="50" w:after="50"/>
-              <w:jc w:val="center"/>
             </w:pPr>
             <w:r>
               <w:rPr>
@@ -3643,20 +3821,20 @@
                 <w:sz w:val="19"/>
                 <w:szCs w:val="19"/>
               </w:rPr>
-              <w:t>7</w:t>
-            </w:r>
-          </w:p>
-        </w:tc>
-        <w:tc>
-          <w:tcPr>
-            <w:tcW w:w="4760" w:type="dxa"/>
+              <w:t>10</w:t>
+            </w:r>
+          </w:p>
+        </w:tc>
+        <w:tc>
+          <w:tcPr>
+            <w:tcW w:w="3315" w:type="dxa"/>
             <w:tcBorders>
               <w:top w:val="single" w:sz="1" w:space="0" w:color="C8D0E8"/>
               <w:left w:val="single" w:sz="1" w:space="0" w:color="C8D0E8"/>
               <w:bottom w:val="single" w:sz="1" w:space="0" w:color="C8D0E8"/>
               <w:right w:val="single" w:sz="1" w:space="0" w:color="C8D0E8"/>
             </w:tcBorders>
-            <w:shd w:val="clear" w:color="auto" w:fill="FAFBFF"/>
+            <w:shd w:val="clear" w:color="auto" w:fill="F4F7FF"/>
             <w:tcMar>
               <w:top w:w="80" w:type="dxa"/>
               <w:left w:w="150" w:type="dxa"/>
@@ -3669,23 +3847,20 @@
               <w:spacing w:before="80" w:after="80"/>
             </w:pPr>
             <w:r>
-              <w:t xml:space="preserve"> </w:t>
-            </w:r>
-            <w:r>
-              <w:t>Sparziel definieren</w:t>
-            </w:r>
-          </w:p>
-        </w:tc>
-        <w:tc>
-          <w:tcPr>
-            <w:tcW w:w="1200" w:type="dxa"/>
+              <w:t>Monatsvergleich</w:t>
+            </w:r>
+          </w:p>
+        </w:tc>
+        <w:tc>
+          <w:tcPr>
+            <w:tcW w:w="1275" w:type="dxa"/>
             <w:tcBorders>
               <w:top w:val="single" w:sz="1" w:space="0" w:color="C8D0E8"/>
               <w:left w:val="single" w:sz="1" w:space="0" w:color="C8D0E8"/>
               <w:bottom w:val="single" w:sz="1" w:space="0" w:color="C8D0E8"/>
               <w:right w:val="single" w:sz="1" w:space="0" w:color="C8D0E8"/>
             </w:tcBorders>
-            <w:shd w:val="clear" w:color="auto" w:fill="FAFBFF"/>
+            <w:shd w:val="clear" w:color="auto" w:fill="F4F7FF"/>
             <w:tcMar>
               <w:top w:w="80" w:type="dxa"/>
               <w:left w:w="150" w:type="dxa"/>
@@ -3706,14 +3881,14 @@
         </w:tc>
         <w:tc>
           <w:tcPr>
-            <w:tcW w:w="3000" w:type="dxa"/>
+            <w:tcW w:w="4258" w:type="dxa"/>
             <w:tcBorders>
               <w:top w:val="single" w:sz="1" w:space="0" w:color="C8D0E8"/>
               <w:left w:val="single" w:sz="1" w:space="0" w:color="C8D0E8"/>
               <w:bottom w:val="single" w:sz="1" w:space="0" w:color="C8D0E8"/>
               <w:right w:val="single" w:sz="1" w:space="0" w:color="C8D0E8"/>
             </w:tcBorders>
-            <w:shd w:val="clear" w:color="auto" w:fill="FAFBFF"/>
+            <w:shd w:val="clear" w:color="auto" w:fill="F4F7FF"/>
             <w:tcMar>
               <w:top w:w="80" w:type="dxa"/>
               <w:left w:w="150" w:type="dxa"/>
@@ -3726,48 +3901,15 @@
               <w:spacing w:before="80" w:after="80"/>
             </w:pPr>
             <w:r>
-              <w:t xml:space="preserve"> </w:t>
-            </w:r>
-            <w:r>
-              <w:t xml:space="preserve">Adressiert Marc gezielt, aber der </w:t>
-            </w:r>
-            <w:proofErr w:type="spellStart"/>
-            <w:r>
-              <w:t>Kernwert</w:t>
-            </w:r>
-            <w:proofErr w:type="spellEnd"/>
-            <w:r>
-              <w:t xml:space="preserve"> (Safe-</w:t>
-            </w:r>
-            <w:proofErr w:type="spellStart"/>
-            <w:r>
-              <w:t>to</w:t>
-            </w:r>
-            <w:proofErr w:type="spellEnd"/>
-            <w:r>
-              <w:t>-</w:t>
-            </w:r>
-            <w:proofErr w:type="spellStart"/>
-            <w:r>
-              <w:t>Spend</w:t>
-            </w:r>
-            <w:proofErr w:type="spellEnd"/>
-            <w:r>
-              <w:t>) funktioniert komplett ohne.</w:t>
+              <w:t>Liefert frühestens am MVP-Ende Wert (braucht 2 vollständige Monate Daten).</w:t>
             </w:r>
           </w:p>
         </w:tc>
       </w:tr>
       <w:tr>
-        <w:tblPrEx>
-          <w:tblCellMar>
-            <w:top w:w="0" w:type="dxa"/>
-            <w:bottom w:w="0" w:type="dxa"/>
-          </w:tblCellMar>
-        </w:tblPrEx>
-        <w:tc>
-          <w:tcPr>
-            <w:tcW w:w="400" w:type="dxa"/>
+        <w:tc>
+          <w:tcPr>
+            <w:tcW w:w="512" w:type="dxa"/>
             <w:tcBorders>
               <w:top w:val="single" w:sz="1" w:space="0" w:color="C8D0E8"/>
               <w:left w:val="single" w:sz="1" w:space="0" w:color="C8D0E8"/>
@@ -3786,8 +3928,6 @@
             <w:pPr>
               <w:spacing w:before="50" w:after="50"/>
               <w:jc w:val="center"/>
-            </w:pPr>
-            <w:r>
               <w:rPr>
                 <w:b/>
                 <w:bCs/>
@@ -3795,125 +3935,6 @@
                 <w:sz w:val="19"/>
                 <w:szCs w:val="19"/>
               </w:rPr>
-              <w:t>8</w:t>
-            </w:r>
-          </w:p>
-        </w:tc>
-        <w:tc>
-          <w:tcPr>
-            <w:tcW w:w="4760" w:type="dxa"/>
-            <w:tcBorders>
-              <w:top w:val="single" w:sz="1" w:space="0" w:color="C8D0E8"/>
-              <w:left w:val="single" w:sz="1" w:space="0" w:color="C8D0E8"/>
-              <w:bottom w:val="single" w:sz="1" w:space="0" w:color="C8D0E8"/>
-              <w:right w:val="single" w:sz="1" w:space="0" w:color="C8D0E8"/>
-            </w:tcBorders>
-            <w:shd w:val="clear" w:color="auto" w:fill="F4F7FF"/>
-            <w:tcMar>
-              <w:top w:w="80" w:type="dxa"/>
-              <w:left w:w="150" w:type="dxa"/>
-              <w:bottom w:w="80" w:type="dxa"/>
-              <w:right w:w="150" w:type="dxa"/>
-            </w:tcMar>
-          </w:tcPr>
-          <w:p>
-            <w:pPr>
-              <w:spacing w:before="80" w:after="80"/>
-            </w:pPr>
-            <w:r>
-              <w:t xml:space="preserve"> </w:t>
-            </w:r>
-            <w:r>
-              <w:t>Wiederkehrende Ausgaben</w:t>
-            </w:r>
-          </w:p>
-        </w:tc>
-        <w:tc>
-          <w:tcPr>
-            <w:tcW w:w="1200" w:type="dxa"/>
-            <w:tcBorders>
-              <w:top w:val="single" w:sz="1" w:space="0" w:color="C8D0E8"/>
-              <w:left w:val="single" w:sz="1" w:space="0" w:color="C8D0E8"/>
-              <w:bottom w:val="single" w:sz="1" w:space="0" w:color="C8D0E8"/>
-              <w:right w:val="single" w:sz="1" w:space="0" w:color="C8D0E8"/>
-            </w:tcBorders>
-            <w:shd w:val="clear" w:color="auto" w:fill="F4F7FF"/>
-            <w:tcMar>
-              <w:top w:w="80" w:type="dxa"/>
-              <w:left w:w="150" w:type="dxa"/>
-              <w:bottom w:w="80" w:type="dxa"/>
-              <w:right w:w="150" w:type="dxa"/>
-            </w:tcMar>
-          </w:tcPr>
-          <w:p>
-            <w:pPr>
-              <w:spacing w:before="80" w:after="80"/>
-            </w:pPr>
-            <w:proofErr w:type="spellStart"/>
-            <w:r>
-              <w:t>Could</w:t>
-            </w:r>
-            <w:proofErr w:type="spellEnd"/>
-          </w:p>
-        </w:tc>
-        <w:tc>
-          <w:tcPr>
-            <w:tcW w:w="3000" w:type="dxa"/>
-            <w:tcBorders>
-              <w:top w:val="single" w:sz="1" w:space="0" w:color="C8D0E8"/>
-              <w:left w:val="single" w:sz="1" w:space="0" w:color="C8D0E8"/>
-              <w:bottom w:val="single" w:sz="1" w:space="0" w:color="C8D0E8"/>
-              <w:right w:val="single" w:sz="1" w:space="0" w:color="C8D0E8"/>
-            </w:tcBorders>
-            <w:shd w:val="clear" w:color="auto" w:fill="F4F7FF"/>
-            <w:tcMar>
-              <w:top w:w="80" w:type="dxa"/>
-              <w:left w:w="150" w:type="dxa"/>
-              <w:bottom w:w="80" w:type="dxa"/>
-              <w:right w:w="150" w:type="dxa"/>
-            </w:tcMar>
-          </w:tcPr>
-          <w:p>
-            <w:pPr>
-              <w:spacing w:before="80" w:after="80"/>
-            </w:pPr>
-            <w:r>
-              <w:t xml:space="preserve"> </w:t>
-            </w:r>
-            <w:r>
-              <w:t>Setzt mindestens 2 Monate Daten und zusätzliche Erkennungs-Logik voraus — Aufwand/Nutzen passt nicht ins MVP-Fenster.</w:t>
-            </w:r>
-          </w:p>
-        </w:tc>
-      </w:tr>
-      <w:tr>
-        <w:tblPrEx>
-          <w:tblCellMar>
-            <w:top w:w="0" w:type="dxa"/>
-            <w:bottom w:w="0" w:type="dxa"/>
-          </w:tblCellMar>
-        </w:tblPrEx>
-        <w:tc>
-          <w:tcPr>
-            <w:tcW w:w="400" w:type="dxa"/>
-            <w:tcBorders>
-              <w:top w:val="single" w:sz="1" w:space="0" w:color="C8D0E8"/>
-              <w:left w:val="single" w:sz="1" w:space="0" w:color="C8D0E8"/>
-              <w:bottom w:val="single" w:sz="1" w:space="0" w:color="C8D0E8"/>
-              <w:right w:val="single" w:sz="1" w:space="0" w:color="C8D0E8"/>
-            </w:tcBorders>
-            <w:shd w:val="clear" w:color="auto" w:fill="FAFBFF"/>
-            <w:tcMar>
-              <w:top w:w="110" w:type="dxa"/>
-              <w:left w:w="150" w:type="dxa"/>
-              <w:bottom w:w="110" w:type="dxa"/>
-              <w:right w:w="150" w:type="dxa"/>
-            </w:tcMar>
-          </w:tcPr>
-          <w:p>
-            <w:pPr>
-              <w:spacing w:before="50" w:after="50"/>
-              <w:jc w:val="center"/>
             </w:pPr>
             <w:r>
               <w:rPr>
@@ -3923,20 +3944,20 @@
                 <w:sz w:val="19"/>
                 <w:szCs w:val="19"/>
               </w:rPr>
-              <w:t>9</w:t>
-            </w:r>
-          </w:p>
-        </w:tc>
-        <w:tc>
-          <w:tcPr>
-            <w:tcW w:w="4760" w:type="dxa"/>
+              <w:t>11</w:t>
+            </w:r>
+          </w:p>
+        </w:tc>
+        <w:tc>
+          <w:tcPr>
+            <w:tcW w:w="3315" w:type="dxa"/>
             <w:tcBorders>
               <w:top w:val="single" w:sz="1" w:space="0" w:color="C8D0E8"/>
               <w:left w:val="single" w:sz="1" w:space="0" w:color="C8D0E8"/>
               <w:bottom w:val="single" w:sz="1" w:space="0" w:color="C8D0E8"/>
               <w:right w:val="single" w:sz="1" w:space="0" w:color="C8D0E8"/>
             </w:tcBorders>
-            <w:shd w:val="clear" w:color="auto" w:fill="FAFBFF"/>
+            <w:shd w:val="clear" w:color="auto" w:fill="F4F7FF"/>
             <w:tcMar>
               <w:top w:w="80" w:type="dxa"/>
               <w:left w:w="150" w:type="dxa"/>
@@ -3948,24 +3969,26 @@
             <w:pPr>
               <w:spacing w:before="80" w:after="80"/>
             </w:pPr>
-            <w:r>
-              <w:t xml:space="preserve"> </w:t>
-            </w:r>
-            <w:r>
-              <w:t>KI-Monatsbericht</w:t>
-            </w:r>
-          </w:p>
-        </w:tc>
-        <w:tc>
-          <w:tcPr>
-            <w:tcW w:w="1200" w:type="dxa"/>
+            <w:proofErr w:type="spellStart"/>
+            <w:r>
+              <w:t>OpenBanking</w:t>
+            </w:r>
+            <w:proofErr w:type="spellEnd"/>
+            <w:r>
+              <w:t>-Anbindung</w:t>
+            </w:r>
+          </w:p>
+        </w:tc>
+        <w:tc>
+          <w:tcPr>
+            <w:tcW w:w="1275" w:type="dxa"/>
             <w:tcBorders>
               <w:top w:val="single" w:sz="1" w:space="0" w:color="C8D0E8"/>
               <w:left w:val="single" w:sz="1" w:space="0" w:color="C8D0E8"/>
               <w:bottom w:val="single" w:sz="1" w:space="0" w:color="C8D0E8"/>
               <w:right w:val="single" w:sz="1" w:space="0" w:color="C8D0E8"/>
             </w:tcBorders>
-            <w:shd w:val="clear" w:color="auto" w:fill="FAFBFF"/>
+            <w:shd w:val="clear" w:color="auto" w:fill="F4F7FF"/>
             <w:tcMar>
               <w:top w:w="80" w:type="dxa"/>
               <w:left w:w="150" w:type="dxa"/>
@@ -3979,21 +4002,21 @@
             </w:pPr>
             <w:proofErr w:type="spellStart"/>
             <w:r>
-              <w:t>Could</w:t>
+              <w:t>Won't</w:t>
             </w:r>
             <w:proofErr w:type="spellEnd"/>
           </w:p>
         </w:tc>
         <w:tc>
           <w:tcPr>
-            <w:tcW w:w="3000" w:type="dxa"/>
+            <w:tcW w:w="4258" w:type="dxa"/>
             <w:tcBorders>
               <w:top w:val="single" w:sz="1" w:space="0" w:color="C8D0E8"/>
               <w:left w:val="single" w:sz="1" w:space="0" w:color="C8D0E8"/>
               <w:bottom w:val="single" w:sz="1" w:space="0" w:color="C8D0E8"/>
               <w:right w:val="single" w:sz="1" w:space="0" w:color="C8D0E8"/>
             </w:tcBorders>
-            <w:shd w:val="clear" w:color="auto" w:fill="FAFBFF"/>
+            <w:shd w:val="clear" w:color="auto" w:fill="F4F7FF"/>
             <w:tcMar>
               <w:top w:w="80" w:type="dxa"/>
               <w:left w:w="150" w:type="dxa"/>
@@ -4006,675 +4029,24 @@
               <w:spacing w:before="80" w:after="80"/>
             </w:pPr>
             <w:r>
-              <w:t xml:space="preserve"> </w:t>
-            </w:r>
-            <w:r>
-              <w:t>Schönes Differenzierungs-Feature, aber Sonnet-Integration + manueller Quality-Review sind teuer für 3 Monate.</w:t>
-            </w:r>
-          </w:p>
-        </w:tc>
-      </w:tr>
-      <w:tr>
-        <w:tblPrEx>
-          <w:tblCellMar>
-            <w:top w:w="0" w:type="dxa"/>
-            <w:bottom w:w="0" w:type="dxa"/>
-          </w:tblCellMar>
-        </w:tblPrEx>
-        <w:tc>
-          <w:tcPr>
-            <w:tcW w:w="400" w:type="dxa"/>
-            <w:tcBorders>
-              <w:top w:val="single" w:sz="1" w:space="0" w:color="C8D0E8"/>
-              <w:left w:val="single" w:sz="1" w:space="0" w:color="C8D0E8"/>
-              <w:bottom w:val="single" w:sz="1" w:space="0" w:color="C8D0E8"/>
-              <w:right w:val="single" w:sz="1" w:space="0" w:color="C8D0E8"/>
-            </w:tcBorders>
-            <w:shd w:val="clear" w:color="auto" w:fill="F4F7FF"/>
-            <w:tcMar>
-              <w:top w:w="110" w:type="dxa"/>
-              <w:left w:w="150" w:type="dxa"/>
-              <w:bottom w:w="110" w:type="dxa"/>
-              <w:right w:w="150" w:type="dxa"/>
-            </w:tcMar>
-          </w:tcPr>
-          <w:p>
-            <w:pPr>
-              <w:spacing w:before="50" w:after="50"/>
-              <w:jc w:val="center"/>
-            </w:pPr>
-            <w:r>
-              <w:rPr>
-                <w:b/>
-                <w:bCs/>
-                <w:color w:val="3B82F6"/>
-                <w:sz w:val="19"/>
-                <w:szCs w:val="19"/>
-              </w:rPr>
-              <w:t>10</w:t>
-            </w:r>
-          </w:p>
-        </w:tc>
-        <w:tc>
-          <w:tcPr>
-            <w:tcW w:w="4760" w:type="dxa"/>
-            <w:tcBorders>
-              <w:top w:val="single" w:sz="1" w:space="0" w:color="C8D0E8"/>
-              <w:left w:val="single" w:sz="1" w:space="0" w:color="C8D0E8"/>
-              <w:bottom w:val="single" w:sz="1" w:space="0" w:color="C8D0E8"/>
-              <w:right w:val="single" w:sz="1" w:space="0" w:color="C8D0E8"/>
-            </w:tcBorders>
-            <w:shd w:val="clear" w:color="auto" w:fill="F4F7FF"/>
-            <w:tcMar>
-              <w:top w:w="80" w:type="dxa"/>
-              <w:left w:w="150" w:type="dxa"/>
-              <w:bottom w:w="80" w:type="dxa"/>
-              <w:right w:w="150" w:type="dxa"/>
-            </w:tcMar>
-          </w:tcPr>
+              <w:t xml:space="preserve">Erst nach validiertem Product-Market-Fit. Voraussetzungen: FINMA-/Swiss-Open-Banking-Klärung, Vertrag mit SIX </w:t>
+            </w:r>
+            <w:proofErr w:type="spellStart"/>
+            <w:r>
+              <w:t>b.Link</w:t>
+            </w:r>
+            <w:proofErr w:type="spellEnd"/>
+            <w:r>
+              <w:t xml:space="preserve"> oder einer Einzelbank, OAuth2/FAPI-Implementierung — realistisch</w:t>
+            </w:r>
+          </w:p>
           <w:p>
             <w:pPr>
               <w:spacing w:before="80" w:after="80"/>
             </w:pPr>
             <w:r>
-              <w:t xml:space="preserve"> </w:t>
-            </w:r>
-            <w:r>
-              <w:t>Monatsvergleich</w:t>
-            </w:r>
-          </w:p>
-        </w:tc>
-        <w:tc>
-          <w:tcPr>
-            <w:tcW w:w="1200" w:type="dxa"/>
-            <w:tcBorders>
-              <w:top w:val="single" w:sz="1" w:space="0" w:color="C8D0E8"/>
-              <w:left w:val="single" w:sz="1" w:space="0" w:color="C8D0E8"/>
-              <w:bottom w:val="single" w:sz="1" w:space="0" w:color="C8D0E8"/>
-              <w:right w:val="single" w:sz="1" w:space="0" w:color="C8D0E8"/>
-            </w:tcBorders>
-            <w:shd w:val="clear" w:color="auto" w:fill="F4F7FF"/>
-            <w:tcMar>
-              <w:top w:w="80" w:type="dxa"/>
-              <w:left w:w="150" w:type="dxa"/>
-              <w:bottom w:w="80" w:type="dxa"/>
-              <w:right w:w="150" w:type="dxa"/>
-            </w:tcMar>
-          </w:tcPr>
-          <w:p>
-            <w:pPr>
-              <w:spacing w:before="80" w:after="80"/>
-            </w:pPr>
-            <w:proofErr w:type="spellStart"/>
-            <w:r>
-              <w:t>Could</w:t>
-            </w:r>
-            <w:proofErr w:type="spellEnd"/>
-          </w:p>
-        </w:tc>
-        <w:tc>
-          <w:tcPr>
-            <w:tcW w:w="3000" w:type="dxa"/>
-            <w:tcBorders>
-              <w:top w:val="single" w:sz="1" w:space="0" w:color="C8D0E8"/>
-              <w:left w:val="single" w:sz="1" w:space="0" w:color="C8D0E8"/>
-              <w:bottom w:val="single" w:sz="1" w:space="0" w:color="C8D0E8"/>
-              <w:right w:val="single" w:sz="1" w:space="0" w:color="C8D0E8"/>
-            </w:tcBorders>
-            <w:shd w:val="clear" w:color="auto" w:fill="F4F7FF"/>
-            <w:tcMar>
-              <w:top w:w="80" w:type="dxa"/>
-              <w:left w:w="150" w:type="dxa"/>
-              <w:bottom w:w="80" w:type="dxa"/>
-              <w:right w:w="150" w:type="dxa"/>
-            </w:tcMar>
-          </w:tcPr>
-          <w:p>
-            <w:pPr>
-              <w:spacing w:before="80" w:after="80"/>
-            </w:pPr>
-            <w:r>
-              <w:t xml:space="preserve"> </w:t>
-            </w:r>
-            <w:r>
-              <w:t>Liefert frühestens am MVP-Ende Wert (braucht 2 vollständige Monate Daten).</w:t>
-            </w:r>
-          </w:p>
-        </w:tc>
-      </w:tr>
-      <w:tr>
-        <w:tblPrEx>
-          <w:tblCellMar>
-            <w:top w:w="0" w:type="dxa"/>
-            <w:bottom w:w="0" w:type="dxa"/>
-          </w:tblCellMar>
-        </w:tblPrEx>
-        <w:tc>
-          <w:tcPr>
-            <w:tcW w:w="400" w:type="dxa"/>
-            <w:tcBorders>
-              <w:top w:val="single" w:sz="1" w:space="0" w:color="C8D0E8"/>
-              <w:left w:val="single" w:sz="1" w:space="0" w:color="C8D0E8"/>
-              <w:bottom w:val="single" w:sz="1" w:space="0" w:color="C8D0E8"/>
-              <w:right w:val="single" w:sz="1" w:space="0" w:color="C8D0E8"/>
-            </w:tcBorders>
-            <w:shd w:val="clear" w:color="auto" w:fill="F4F7FF"/>
-            <w:tcMar>
-              <w:top w:w="110" w:type="dxa"/>
-              <w:left w:w="150" w:type="dxa"/>
-              <w:bottom w:w="110" w:type="dxa"/>
-              <w:right w:w="150" w:type="dxa"/>
-            </w:tcMar>
-          </w:tcPr>
-          <w:p>
-            <w:pPr>
-              <w:spacing w:before="50" w:after="50"/>
-              <w:jc w:val="center"/>
-              <w:rPr>
-                <w:b/>
-                <w:bCs/>
-                <w:color w:val="3B82F6"/>
-                <w:sz w:val="19"/>
-                <w:szCs w:val="19"/>
-              </w:rPr>
-            </w:pPr>
-            <w:r>
-              <w:rPr>
-                <w:b/>
-                <w:bCs/>
-                <w:color w:val="3B82F6"/>
-                <w:sz w:val="19"/>
-                <w:szCs w:val="19"/>
-              </w:rPr>
-              <w:t>11</w:t>
-            </w:r>
-          </w:p>
-        </w:tc>
-        <w:tc>
-          <w:tcPr>
-            <w:tcW w:w="4760" w:type="dxa"/>
-            <w:tcBorders>
-              <w:top w:val="single" w:sz="1" w:space="0" w:color="C8D0E8"/>
-              <w:left w:val="single" w:sz="1" w:space="0" w:color="C8D0E8"/>
-              <w:bottom w:val="single" w:sz="1" w:space="0" w:color="C8D0E8"/>
-              <w:right w:val="single" w:sz="1" w:space="0" w:color="C8D0E8"/>
-            </w:tcBorders>
-            <w:shd w:val="clear" w:color="auto" w:fill="F4F7FF"/>
-            <w:tcMar>
-              <w:top w:w="80" w:type="dxa"/>
-              <w:left w:w="150" w:type="dxa"/>
-              <w:bottom w:w="80" w:type="dxa"/>
-              <w:right w:w="150" w:type="dxa"/>
-            </w:tcMar>
-          </w:tcPr>
-          <w:p>
-            <w:pPr>
-              <w:spacing w:before="80" w:after="80"/>
-            </w:pPr>
-            <w:proofErr w:type="spellStart"/>
-            <w:r>
-              <w:t>OpenBanking</w:t>
-            </w:r>
-            <w:proofErr w:type="spellEnd"/>
-            <w:r>
-              <w:t>-Anbindung</w:t>
-            </w:r>
-          </w:p>
-        </w:tc>
-        <w:tc>
-          <w:tcPr>
-            <w:tcW w:w="1200" w:type="dxa"/>
-            <w:tcBorders>
-              <w:top w:val="single" w:sz="1" w:space="0" w:color="C8D0E8"/>
-              <w:left w:val="single" w:sz="1" w:space="0" w:color="C8D0E8"/>
-              <w:bottom w:val="single" w:sz="1" w:space="0" w:color="C8D0E8"/>
-              <w:right w:val="single" w:sz="1" w:space="0" w:color="C8D0E8"/>
-            </w:tcBorders>
-            <w:shd w:val="clear" w:color="auto" w:fill="F4F7FF"/>
-            <w:tcMar>
-              <w:top w:w="80" w:type="dxa"/>
-              <w:left w:w="150" w:type="dxa"/>
-              <w:bottom w:w="80" w:type="dxa"/>
-              <w:right w:w="150" w:type="dxa"/>
-            </w:tcMar>
-          </w:tcPr>
-          <w:p>
-            <w:pPr>
-              <w:spacing w:before="80" w:after="80"/>
-            </w:pPr>
-            <w:proofErr w:type="spellStart"/>
-            <w:r>
-              <w:t>Won’t</w:t>
-            </w:r>
-            <w:proofErr w:type="spellEnd"/>
-          </w:p>
-        </w:tc>
-        <w:tc>
-          <w:tcPr>
-            <w:tcW w:w="3000" w:type="dxa"/>
-            <w:tcBorders>
-              <w:top w:val="single" w:sz="1" w:space="0" w:color="C8D0E8"/>
-              <w:left w:val="single" w:sz="1" w:space="0" w:color="C8D0E8"/>
-              <w:bottom w:val="single" w:sz="1" w:space="0" w:color="C8D0E8"/>
-              <w:right w:val="single" w:sz="1" w:space="0" w:color="C8D0E8"/>
-            </w:tcBorders>
-            <w:shd w:val="clear" w:color="auto" w:fill="F4F7FF"/>
-            <w:tcMar>
-              <w:top w:w="80" w:type="dxa"/>
-              <w:left w:w="150" w:type="dxa"/>
-              <w:bottom w:w="80" w:type="dxa"/>
-              <w:right w:w="150" w:type="dxa"/>
-            </w:tcMar>
-          </w:tcPr>
-          <w:p>
-            <w:pPr>
-              <w:spacing w:before="80" w:after="80"/>
-            </w:pPr>
-            <w:r>
-              <w:t xml:space="preserve">Wann relevant?: Erst nach validiertem Product-Market-Fit. Voraussetzungen: FINMA-/Swiss-Open-Banking-Klärung, Vertrag mit SIX </w:t>
-            </w:r>
-            <w:proofErr w:type="spellStart"/>
-            <w:r>
-              <w:t>b.Link</w:t>
-            </w:r>
-            <w:proofErr w:type="spellEnd"/>
-            <w:r>
-              <w:t xml:space="preserve"> oder einer Einzelbank, OAuth2/FAPI-Implementierung — realistisch v2.0,</w:t>
-            </w:r>
-          </w:p>
-          <w:p>
-            <w:pPr>
-              <w:spacing w:before="80" w:after="80"/>
-            </w:pPr>
-            <w:r>
-              <w:t xml:space="preserve">    frühestens 6+ Monate nach MVP-Launch.</w:t>
-            </w:r>
-          </w:p>
-        </w:tc>
-      </w:tr>
-      <w:tr>
-        <w:tblPrEx>
-          <w:tblCellMar>
-            <w:top w:w="0" w:type="dxa"/>
-            <w:bottom w:w="0" w:type="dxa"/>
-          </w:tblCellMar>
-        </w:tblPrEx>
-        <w:tc>
-          <w:tcPr>
-            <w:tcW w:w="400" w:type="dxa"/>
-            <w:tcBorders>
-              <w:top w:val="single" w:sz="1" w:space="0" w:color="C8D0E8"/>
-              <w:left w:val="single" w:sz="1" w:space="0" w:color="C8D0E8"/>
-              <w:bottom w:val="single" w:sz="1" w:space="0" w:color="C8D0E8"/>
-              <w:right w:val="single" w:sz="1" w:space="0" w:color="C8D0E8"/>
-            </w:tcBorders>
-            <w:shd w:val="clear" w:color="auto" w:fill="F4F7FF"/>
-            <w:tcMar>
-              <w:top w:w="110" w:type="dxa"/>
-              <w:left w:w="150" w:type="dxa"/>
-              <w:bottom w:w="110" w:type="dxa"/>
-              <w:right w:w="150" w:type="dxa"/>
-            </w:tcMar>
-          </w:tcPr>
-          <w:p>
-            <w:pPr>
-              <w:spacing w:before="50" w:after="50"/>
-              <w:jc w:val="center"/>
-              <w:rPr>
-                <w:b/>
-                <w:bCs/>
-                <w:color w:val="3B82F6"/>
-                <w:sz w:val="19"/>
-                <w:szCs w:val="19"/>
-              </w:rPr>
-            </w:pPr>
-            <w:r>
-              <w:rPr>
-                <w:b/>
-                <w:bCs/>
-                <w:color w:val="3B82F6"/>
-                <w:sz w:val="19"/>
-                <w:szCs w:val="19"/>
-              </w:rPr>
-              <w:t>12</w:t>
-            </w:r>
-          </w:p>
-        </w:tc>
-        <w:tc>
-          <w:tcPr>
-            <w:tcW w:w="4760" w:type="dxa"/>
-            <w:tcBorders>
-              <w:top w:val="single" w:sz="1" w:space="0" w:color="C8D0E8"/>
-              <w:left w:val="single" w:sz="1" w:space="0" w:color="C8D0E8"/>
-              <w:bottom w:val="single" w:sz="1" w:space="0" w:color="C8D0E8"/>
-              <w:right w:val="single" w:sz="1" w:space="0" w:color="C8D0E8"/>
-            </w:tcBorders>
-            <w:shd w:val="clear" w:color="auto" w:fill="F4F7FF"/>
-            <w:tcMar>
-              <w:top w:w="80" w:type="dxa"/>
-              <w:left w:w="150" w:type="dxa"/>
-              <w:bottom w:w="80" w:type="dxa"/>
-              <w:right w:w="150" w:type="dxa"/>
-            </w:tcMar>
-          </w:tcPr>
-          <w:p>
-            <w:pPr>
-              <w:spacing w:before="80" w:after="80"/>
-            </w:pPr>
-            <w:r>
-              <w:t>Monatswechsel</w:t>
-            </w:r>
-          </w:p>
-        </w:tc>
-        <w:tc>
-          <w:tcPr>
-            <w:tcW w:w="1200" w:type="dxa"/>
-            <w:tcBorders>
-              <w:top w:val="single" w:sz="1" w:space="0" w:color="C8D0E8"/>
-              <w:left w:val="single" w:sz="1" w:space="0" w:color="C8D0E8"/>
-              <w:bottom w:val="single" w:sz="1" w:space="0" w:color="C8D0E8"/>
-              <w:right w:val="single" w:sz="1" w:space="0" w:color="C8D0E8"/>
-            </w:tcBorders>
-            <w:shd w:val="clear" w:color="auto" w:fill="F4F7FF"/>
-            <w:tcMar>
-              <w:top w:w="80" w:type="dxa"/>
-              <w:left w:w="150" w:type="dxa"/>
-              <w:bottom w:w="80" w:type="dxa"/>
-              <w:right w:w="150" w:type="dxa"/>
-            </w:tcMar>
-          </w:tcPr>
-          <w:p>
-            <w:pPr>
-              <w:spacing w:before="80" w:after="80"/>
-            </w:pPr>
-            <w:proofErr w:type="spellStart"/>
-            <w:r>
-              <w:t>Should</w:t>
-            </w:r>
-            <w:proofErr w:type="spellEnd"/>
-          </w:p>
-        </w:tc>
-        <w:tc>
-          <w:tcPr>
-            <w:tcW w:w="3000" w:type="dxa"/>
-            <w:tcBorders>
-              <w:top w:val="single" w:sz="1" w:space="0" w:color="C8D0E8"/>
-              <w:left w:val="single" w:sz="1" w:space="0" w:color="C8D0E8"/>
-              <w:bottom w:val="single" w:sz="1" w:space="0" w:color="C8D0E8"/>
-              <w:right w:val="single" w:sz="1" w:space="0" w:color="C8D0E8"/>
-            </w:tcBorders>
-            <w:shd w:val="clear" w:color="auto" w:fill="F4F7FF"/>
-            <w:tcMar>
-              <w:top w:w="80" w:type="dxa"/>
-              <w:left w:w="150" w:type="dxa"/>
-              <w:bottom w:w="80" w:type="dxa"/>
-              <w:right w:w="150" w:type="dxa"/>
-            </w:tcMar>
-          </w:tcPr>
-          <w:p>
-            <w:pPr>
-              <w:spacing w:before="80" w:after="80"/>
-            </w:pPr>
-            <w:r>
-              <w:t>Wird ab dem 2. importierten PDF nötig, um die Daten überhaupt navigieren zu können.</w:t>
-            </w:r>
-          </w:p>
-        </w:tc>
-      </w:tr>
-      <w:tr>
-        <w:tblPrEx>
-          <w:tblCellMar>
-            <w:top w:w="0" w:type="dxa"/>
-            <w:bottom w:w="0" w:type="dxa"/>
-          </w:tblCellMar>
-        </w:tblPrEx>
-        <w:tc>
-          <w:tcPr>
-            <w:tcW w:w="400" w:type="dxa"/>
-            <w:tcBorders>
-              <w:top w:val="single" w:sz="1" w:space="0" w:color="C8D0E8"/>
-              <w:left w:val="single" w:sz="1" w:space="0" w:color="C8D0E8"/>
-              <w:bottom w:val="single" w:sz="1" w:space="0" w:color="C8D0E8"/>
-              <w:right w:val="single" w:sz="1" w:space="0" w:color="C8D0E8"/>
-            </w:tcBorders>
-            <w:shd w:val="clear" w:color="auto" w:fill="F4F7FF"/>
-            <w:tcMar>
-              <w:top w:w="110" w:type="dxa"/>
-              <w:left w:w="150" w:type="dxa"/>
-              <w:bottom w:w="110" w:type="dxa"/>
-              <w:right w:w="150" w:type="dxa"/>
-            </w:tcMar>
-          </w:tcPr>
-          <w:p>
-            <w:pPr>
-              <w:spacing w:before="50" w:after="50"/>
-              <w:jc w:val="center"/>
-              <w:rPr>
-                <w:b/>
-                <w:bCs/>
-                <w:color w:val="3B82F6"/>
-                <w:sz w:val="19"/>
-                <w:szCs w:val="19"/>
-              </w:rPr>
-            </w:pPr>
-            <w:r>
-              <w:rPr>
-                <w:b/>
-                <w:bCs/>
-                <w:color w:val="3B82F6"/>
-                <w:sz w:val="19"/>
-                <w:szCs w:val="19"/>
-              </w:rPr>
-              <w:t>13</w:t>
-            </w:r>
-          </w:p>
-        </w:tc>
-        <w:tc>
-          <w:tcPr>
-            <w:tcW w:w="4760" w:type="dxa"/>
-            <w:tcBorders>
-              <w:top w:val="single" w:sz="1" w:space="0" w:color="C8D0E8"/>
-              <w:left w:val="single" w:sz="1" w:space="0" w:color="C8D0E8"/>
-              <w:bottom w:val="single" w:sz="1" w:space="0" w:color="C8D0E8"/>
-              <w:right w:val="single" w:sz="1" w:space="0" w:color="C8D0E8"/>
-            </w:tcBorders>
-            <w:shd w:val="clear" w:color="auto" w:fill="F4F7FF"/>
-            <w:tcMar>
-              <w:top w:w="80" w:type="dxa"/>
-              <w:left w:w="150" w:type="dxa"/>
-              <w:bottom w:w="80" w:type="dxa"/>
-              <w:right w:w="150" w:type="dxa"/>
-            </w:tcMar>
-          </w:tcPr>
-          <w:p>
-            <w:pPr>
-              <w:spacing w:before="80" w:after="80"/>
-            </w:pPr>
-            <w:r>
-              <w:t>Einzeltransaktionen je Kategorie</w:t>
-            </w:r>
-          </w:p>
-        </w:tc>
-        <w:tc>
-          <w:tcPr>
-            <w:tcW w:w="1200" w:type="dxa"/>
-            <w:tcBorders>
-              <w:top w:val="single" w:sz="1" w:space="0" w:color="C8D0E8"/>
-              <w:left w:val="single" w:sz="1" w:space="0" w:color="C8D0E8"/>
-              <w:bottom w:val="single" w:sz="1" w:space="0" w:color="C8D0E8"/>
-              <w:right w:val="single" w:sz="1" w:space="0" w:color="C8D0E8"/>
-            </w:tcBorders>
-            <w:shd w:val="clear" w:color="auto" w:fill="F4F7FF"/>
-            <w:tcMar>
-              <w:top w:w="80" w:type="dxa"/>
-              <w:left w:w="150" w:type="dxa"/>
-              <w:bottom w:w="80" w:type="dxa"/>
-              <w:right w:w="150" w:type="dxa"/>
-            </w:tcMar>
-          </w:tcPr>
-          <w:p>
-            <w:pPr>
-              <w:spacing w:before="80" w:after="80"/>
-            </w:pPr>
-            <w:proofErr w:type="spellStart"/>
-            <w:r>
-              <w:t>Should</w:t>
-            </w:r>
-            <w:proofErr w:type="spellEnd"/>
-          </w:p>
-        </w:tc>
-        <w:tc>
-          <w:tcPr>
-            <w:tcW w:w="3000" w:type="dxa"/>
-            <w:tcBorders>
-              <w:top w:val="single" w:sz="1" w:space="0" w:color="C8D0E8"/>
-              <w:left w:val="single" w:sz="1" w:space="0" w:color="C8D0E8"/>
-              <w:bottom w:val="single" w:sz="1" w:space="0" w:color="C8D0E8"/>
-              <w:right w:val="single" w:sz="1" w:space="0" w:color="C8D0E8"/>
-            </w:tcBorders>
-            <w:shd w:val="clear" w:color="auto" w:fill="F4F7FF"/>
-            <w:tcMar>
-              <w:top w:w="80" w:type="dxa"/>
-              <w:left w:w="150" w:type="dxa"/>
-              <w:bottom w:w="80" w:type="dxa"/>
-              <w:right w:w="150" w:type="dxa"/>
-            </w:tcMar>
-          </w:tcPr>
-          <w:p>
-            <w:pPr>
-              <w:spacing w:before="80" w:after="80"/>
-            </w:pPr>
-            <w:r>
-              <w:t>Drill-Down ist die Voraussetzung dafür, dass Nutzer der Auto-Kategorisierung vertrauen.</w:t>
-            </w:r>
-          </w:p>
-        </w:tc>
-      </w:tr>
-      <w:tr>
-        <w:tblPrEx>
-          <w:tblCellMar>
-            <w:top w:w="0" w:type="dxa"/>
-            <w:bottom w:w="0" w:type="dxa"/>
-          </w:tblCellMar>
-        </w:tblPrEx>
-        <w:tc>
-          <w:tcPr>
-            <w:tcW w:w="400" w:type="dxa"/>
-            <w:tcBorders>
-              <w:top w:val="single" w:sz="1" w:space="0" w:color="C8D0E8"/>
-              <w:left w:val="single" w:sz="1" w:space="0" w:color="C8D0E8"/>
-              <w:bottom w:val="single" w:sz="1" w:space="0" w:color="C8D0E8"/>
-              <w:right w:val="single" w:sz="1" w:space="0" w:color="C8D0E8"/>
-            </w:tcBorders>
-            <w:shd w:val="clear" w:color="auto" w:fill="F4F7FF"/>
-            <w:tcMar>
-              <w:top w:w="110" w:type="dxa"/>
-              <w:left w:w="150" w:type="dxa"/>
-              <w:bottom w:w="110" w:type="dxa"/>
-              <w:right w:w="150" w:type="dxa"/>
-            </w:tcMar>
-          </w:tcPr>
-          <w:p>
-            <w:pPr>
-              <w:spacing w:before="50" w:after="50"/>
-              <w:jc w:val="center"/>
-              <w:rPr>
-                <w:b/>
-                <w:bCs/>
-                <w:color w:val="3B82F6"/>
-                <w:sz w:val="19"/>
-                <w:szCs w:val="19"/>
-              </w:rPr>
-            </w:pPr>
-            <w:r>
-              <w:rPr>
-                <w:b/>
-                <w:bCs/>
-                <w:color w:val="3B82F6"/>
-                <w:sz w:val="19"/>
-                <w:szCs w:val="19"/>
-              </w:rPr>
-              <w:t>14</w:t>
-            </w:r>
-          </w:p>
-        </w:tc>
-        <w:tc>
-          <w:tcPr>
-            <w:tcW w:w="4760" w:type="dxa"/>
-            <w:tcBorders>
-              <w:top w:val="single" w:sz="1" w:space="0" w:color="C8D0E8"/>
-              <w:left w:val="single" w:sz="1" w:space="0" w:color="C8D0E8"/>
-              <w:bottom w:val="single" w:sz="1" w:space="0" w:color="C8D0E8"/>
-              <w:right w:val="single" w:sz="1" w:space="0" w:color="C8D0E8"/>
-            </w:tcBorders>
-            <w:shd w:val="clear" w:color="auto" w:fill="F4F7FF"/>
-            <w:tcMar>
-              <w:top w:w="80" w:type="dxa"/>
-              <w:left w:w="150" w:type="dxa"/>
-              <w:bottom w:w="80" w:type="dxa"/>
-              <w:right w:w="150" w:type="dxa"/>
-            </w:tcMar>
-          </w:tcPr>
-          <w:p>
-            <w:pPr>
-              <w:spacing w:before="80" w:after="80"/>
-            </w:pPr>
-            <w:r>
-              <w:t>Passwort &amp; Einkommen ändern</w:t>
-            </w:r>
-          </w:p>
-        </w:tc>
-        <w:tc>
-          <w:tcPr>
-            <w:tcW w:w="1200" w:type="dxa"/>
-            <w:tcBorders>
-              <w:top w:val="single" w:sz="1" w:space="0" w:color="C8D0E8"/>
-              <w:left w:val="single" w:sz="1" w:space="0" w:color="C8D0E8"/>
-              <w:bottom w:val="single" w:sz="1" w:space="0" w:color="C8D0E8"/>
-              <w:right w:val="single" w:sz="1" w:space="0" w:color="C8D0E8"/>
-            </w:tcBorders>
-            <w:shd w:val="clear" w:color="auto" w:fill="F4F7FF"/>
-            <w:tcMar>
-              <w:top w:w="80" w:type="dxa"/>
-              <w:left w:w="150" w:type="dxa"/>
-              <w:bottom w:w="80" w:type="dxa"/>
-              <w:right w:w="150" w:type="dxa"/>
-            </w:tcMar>
-          </w:tcPr>
-          <w:p>
-            <w:pPr>
-              <w:spacing w:before="80" w:after="80"/>
-            </w:pPr>
-            <w:proofErr w:type="spellStart"/>
-            <w:r>
-              <w:t>Should</w:t>
-            </w:r>
-            <w:proofErr w:type="spellEnd"/>
-          </w:p>
-        </w:tc>
-        <w:tc>
-          <w:tcPr>
-            <w:tcW w:w="3000" w:type="dxa"/>
-            <w:tcBorders>
-              <w:top w:val="single" w:sz="1" w:space="0" w:color="C8D0E8"/>
-              <w:left w:val="single" w:sz="1" w:space="0" w:color="C8D0E8"/>
-              <w:bottom w:val="single" w:sz="1" w:space="0" w:color="C8D0E8"/>
-              <w:right w:val="single" w:sz="1" w:space="0" w:color="C8D0E8"/>
-            </w:tcBorders>
-            <w:shd w:val="clear" w:color="auto" w:fill="F4F7FF"/>
-            <w:tcMar>
-              <w:top w:w="80" w:type="dxa"/>
-              <w:left w:w="150" w:type="dxa"/>
-              <w:bottom w:w="80" w:type="dxa"/>
-              <w:right w:w="150" w:type="dxa"/>
-            </w:tcMar>
-          </w:tcPr>
-          <w:p>
-            <w:pPr>
-              <w:spacing w:before="80" w:after="80"/>
-            </w:pPr>
-            <w:r>
-              <w:t>Einkommen-Änderung hängt direkt an US-6; ohne US-1 ist Passwort-Change irrelevant.</w:t>
+              <w:lastRenderedPageBreak/>
+              <w:t xml:space="preserve">    v2.0, frühestens 6+ Monate nach MVP-Launch.</w:t>
             </w:r>
           </w:p>
         </w:tc>
@@ -4706,12 +4078,6 @@
         <w:gridCol w:w="9360"/>
       </w:tblGrid>
       <w:tr>
-        <w:tblPrEx>
-          <w:tblCellMar>
-            <w:top w:w="0" w:type="dxa"/>
-            <w:bottom w:w="0" w:type="dxa"/>
-          </w:tblCellMar>
-        </w:tblPrEx>
         <w:tc>
           <w:tcPr>
             <w:tcW w:w="9360" w:type="dxa"/>
@@ -4734,13 +4100,24 @@
               <w:spacing w:before="60" w:after="60"/>
             </w:pPr>
             <w:r>
-              <w:t xml:space="preserve">⚠️  </w:t>
+              <w:t>⚠</w:t>
+            </w:r>
+            <w:proofErr w:type="gramStart"/>
+            <w:r>
+              <w:t xml:space="preserve">️  </w:t>
             </w:r>
             <w:r>
               <w:rPr>
                 <w:color w:val="DC2626"/>
               </w:rPr>
-              <w:t>AI macht Vorschläge — ihr entscheidet. Business-Kontext kennt nur ihr. Jede Entscheidung muss euer Team vertreten können.</w:t>
+              <w:t>AI</w:t>
+            </w:r>
+            <w:proofErr w:type="gramEnd"/>
+            <w:r>
+              <w:rPr>
+                <w:color w:val="DC2626"/>
+              </w:rPr>
+              <w:t xml:space="preserve"> macht Vorschläge — ihr entscheidet. Business-Kontext kennt nur ihr. Jede Entscheidung muss euer Team vertreten können.</w:t>
             </w:r>
           </w:p>
         </w:tc>
@@ -4772,12 +4149,6 @@
         <w:gridCol w:w="9360"/>
       </w:tblGrid>
       <w:tr>
-        <w:tblPrEx>
-          <w:tblCellMar>
-            <w:top w:w="0" w:type="dxa"/>
-            <w:bottom w:w="0" w:type="dxa"/>
-          </w:tblCellMar>
-        </w:tblPrEx>
         <w:tc>
           <w:tcPr>
             <w:tcW w:w="9360" w:type="dxa"/>
@@ -4807,19 +4178,12 @@
                 <w:sz w:val="18"/>
                 <w:szCs w:val="18"/>
               </w:rPr>
-              <w:lastRenderedPageBreak/>
               <w:t>Widersprüche die AI gefunden hat:</w:t>
             </w:r>
           </w:p>
         </w:tc>
       </w:tr>
       <w:tr>
-        <w:tblPrEx>
-          <w:tblCellMar>
-            <w:top w:w="0" w:type="dxa"/>
-            <w:bottom w:w="0" w:type="dxa"/>
-          </w:tblCellMar>
-        </w:tblPrEx>
         <w:tc>
           <w:tcPr>
             <w:tcW w:w="9360" w:type="dxa"/>
@@ -4841,7 +4205,7 @@
               <w:spacing w:before="240"/>
             </w:pPr>
             <w:r>
-              <w:t xml:space="preserve">  1. Einkommen-Erfassung ist nicht eindeutig zugeordnet — US-3 erfasst nur Fixkosten, US-6 verweist auf "Einstellungen", US-14 erlaubt nur das </w:t>
+              <w:t xml:space="preserve">1. Einkommen-Erfassung ist nicht eindeutig zugeordnet — US-3 erfasst nur Fixkosten, US-6 verweist auf "Einstellungen", US-14 erlaubt nur das </w:t>
             </w:r>
             <w:proofErr w:type="spellStart"/>
             <w:r>
@@ -4849,7 +4213,7 @@
             </w:r>
             <w:proofErr w:type="spellEnd"/>
             <w:r>
-              <w:t>. Wo wird das Einkommen zuerst erfasst? Empfehlung: als</w:t>
+              <w:t>. Wo wird das Einkommen zuerst erfasst? Empfehlung:</w:t>
             </w:r>
           </w:p>
           <w:p>
@@ -4857,7 +4221,7 @@
               <w:spacing w:before="240"/>
             </w:pPr>
             <w:r>
-              <w:t xml:space="preserve">  Pflichtfeld in den Wizard von US-3 integrieren.</w:t>
+              <w:t xml:space="preserve">  als Pflichtfeld in den Wizard von US-3 integrieren.</w:t>
             </w:r>
           </w:p>
           <w:p>
@@ -4865,7 +4229,7 @@
               <w:spacing w:before="240"/>
             </w:pPr>
             <w:r>
-              <w:t xml:space="preserve">  2. US-5 ↔ US-13 überschneiden sich — "Transaktionen in Kategorien sehen" und "Einzeltransaktionen einer Kategorie einsehen" sind kaum trennbar. Risiko doppelter UI-Arbeit; entweder zusammenlegen oder klar als</w:t>
+              <w:t xml:space="preserve">  2. US-5 ↔ US-13 überschneiden sich — "Transaktionen in Kategorien sehen" und "Einzeltransaktionen einer Kategorie einsehen" sind kaum trennbar. Risiko doppelter UI-Arbeit; entweder zusammenlegen oder</w:t>
             </w:r>
           </w:p>
           <w:p>
@@ -4873,7 +4237,7 @@
               <w:spacing w:before="240"/>
             </w:pPr>
             <w:r>
-              <w:t xml:space="preserve">  Aggregat- vs. Drill-down-View abgrenzen.</w:t>
+              <w:t xml:space="preserve">   klar als Aggregat- vs. Drill-down-View abgrenzen.</w:t>
             </w:r>
           </w:p>
           <w:p>
@@ -4881,7 +4245,7 @@
               <w:spacing w:before="240"/>
             </w:pPr>
             <w:r>
-              <w:t xml:space="preserve">  3. US-7 mischt zwei Features — Acceptance Criterion 4 ("90 CHF für Takeaway → spar 45 CHF") ist ein KI-Sparvorschlag und gehört inhaltlich zu US-9. So wie geschrieben hängt US-7 von US-9 ab oder dupliziert</w:t>
+              <w:t xml:space="preserve">  3. US-7 mischt zwei Features — Acceptance Criterion 4 ("90 CHF für Takeaway → spar 45 CHF") ist ein KI-Sparvorschlag und gehört inhaltlich zu US-9. So wie geschrieben hängt US-7 von US-9 ab oder</w:t>
             </w:r>
           </w:p>
           <w:p>
@@ -4889,7 +4253,7 @@
               <w:spacing w:before="240"/>
             </w:pPr>
             <w:r>
-              <w:t xml:space="preserve">  Logik.</w:t>
+              <w:t xml:space="preserve">  dupliziert Logik.</w:t>
             </w:r>
           </w:p>
           <w:p>
@@ -4985,7 +4349,15 @@
             </w:r>
             <w:proofErr w:type="spellEnd"/>
             <w:r>
-              <w:t>". Konsequenz: solange US-2 nicht</w:t>
+              <w:t xml:space="preserve">". Konsequenz: </w:t>
+            </w:r>
+            <w:proofErr w:type="gramStart"/>
+            <w:r>
+              <w:t>solange</w:t>
+            </w:r>
+            <w:proofErr w:type="gramEnd"/>
+            <w:r>
+              <w:t xml:space="preserve"> US-2</w:t>
             </w:r>
           </w:p>
           <w:p>
@@ -4993,18 +4365,12 @@
               <w:spacing w:before="240"/>
             </w:pPr>
             <w:r>
-              <w:t xml:space="preserve">  implementiert ist, darf das Produkt nicht mit echten Nutzerdaten betrieben werden — Demo mit Testdaten ist ok, Pilot mit echten Personen nicht.</w:t>
+              <w:t xml:space="preserve">  nicht implementiert ist, darf das Produkt nicht mit echten Nutzerdaten betrieben werden — Demo mit Testdaten ist ok, Pilot mit echten Personen nicht.</w:t>
             </w:r>
           </w:p>
         </w:tc>
       </w:tr>
       <w:tr>
-        <w:tblPrEx>
-          <w:tblCellMar>
-            <w:top w:w="0" w:type="dxa"/>
-            <w:bottom w:w="0" w:type="dxa"/>
-          </w:tblCellMar>
-        </w:tblPrEx>
         <w:tc>
           <w:tcPr>
             <w:tcW w:w="9360" w:type="dxa"/>
@@ -5029,12 +4395,6 @@
         </w:tc>
       </w:tr>
       <w:tr>
-        <w:tblPrEx>
-          <w:tblCellMar>
-            <w:top w:w="0" w:type="dxa"/>
-            <w:bottom w:w="0" w:type="dxa"/>
-          </w:tblCellMar>
-        </w:tblPrEx>
         <w:tc>
           <w:tcPr>
             <w:tcW w:w="9360" w:type="dxa"/>
@@ -5085,12 +4445,6 @@
         <w:gridCol w:w="9360"/>
       </w:tblGrid>
       <w:tr>
-        <w:tblPrEx>
-          <w:tblCellMar>
-            <w:top w:w="0" w:type="dxa"/>
-            <w:bottom w:w="0" w:type="dxa"/>
-          </w:tblCellMar>
-        </w:tblPrEx>
         <w:tc>
           <w:tcPr>
             <w:tcW w:w="9360" w:type="dxa"/>
@@ -5112,6 +4466,7 @@
             <w:pPr>
               <w:spacing w:before="60" w:after="60"/>
             </w:pPr>
+            <w:proofErr w:type="gramStart"/>
             <w:r>
               <w:t xml:space="preserve">💡  </w:t>
             </w:r>
@@ -5119,7 +4474,14 @@
               <w:rPr>
                 <w:color w:val="1E293B"/>
               </w:rPr>
-              <w:t>Wenn ihr mehr als 4-5 Must-haves habt — seid kritischer. Ein echter MVP hat maximal 3-4 Must-have Stories.</w:t>
+              <w:t>Wenn</w:t>
+            </w:r>
+            <w:proofErr w:type="gramEnd"/>
+            <w:r>
+              <w:rPr>
+                <w:color w:val="1E293B"/>
+              </w:rPr>
+              <w:t xml:space="preserve"> ihr mehr als 4-5 Must-haves habt — seid kritischer. Ein echter MVP hat maximal 3-4 Must-have Stories.</w:t>
             </w:r>
           </w:p>
         </w:tc>
@@ -5157,12 +4519,6 @@
         <w:gridCol w:w="8660"/>
       </w:tblGrid>
       <w:tr>
-        <w:tblPrEx>
-          <w:tblCellMar>
-            <w:top w:w="0" w:type="dxa"/>
-            <w:bottom w:w="0" w:type="dxa"/>
-          </w:tblCellMar>
-        </w:tblPrEx>
         <w:tc>
           <w:tcPr>
             <w:tcW w:w="700" w:type="dxa"/>
@@ -5282,7 +4638,21 @@
         <w:rPr>
           <w:color w:val="1E293B"/>
         </w:rPr>
-        <w:t>-Technik: Ihr lasst AI bewusst nach allem suchen was fehlt, falsch ist oder schiefgehen könnte.</w:t>
+        <w:t xml:space="preserve">-Technik: Ihr lasst AI bewusst nach allem </w:t>
+      </w:r>
+      <w:proofErr w:type="gramStart"/>
+      <w:r>
+        <w:rPr>
+          <w:color w:val="1E293B"/>
+        </w:rPr>
+        <w:t>suchen</w:t>
+      </w:r>
+      <w:proofErr w:type="gramEnd"/>
+      <w:r>
+        <w:rPr>
+          <w:color w:val="1E293B"/>
+        </w:rPr>
+        <w:t xml:space="preserve"> was fehlt, falsch ist oder schiefgehen könnte.</w:t>
       </w:r>
     </w:p>
     <w:p/>
@@ -5307,12 +4677,6 @@
         <w:gridCol w:w="9362"/>
       </w:tblGrid>
       <w:tr>
-        <w:tblPrEx>
-          <w:tblCellMar>
-            <w:top w:w="0" w:type="dxa"/>
-            <w:bottom w:w="0" w:type="dxa"/>
-          </w:tblCellMar>
-        </w:tblPrEx>
         <w:tc>
           <w:tcPr>
             <w:tcW w:w="9360" w:type="dxa"/>
@@ -5348,12 +4712,6 @@
         </w:tc>
       </w:tr>
       <w:tr>
-        <w:tblPrEx>
-          <w:tblCellMar>
-            <w:top w:w="0" w:type="dxa"/>
-            <w:bottom w:w="0" w:type="dxa"/>
-          </w:tblCellMar>
-        </w:tblPrEx>
         <w:tc>
           <w:tcPr>
             <w:tcW w:w="9360" w:type="dxa"/>
@@ -5407,12 +4765,6 @@
               <w:gridCol w:w="9060"/>
             </w:tblGrid>
             <w:tr>
-              <w:tblPrEx>
-                <w:tblCellMar>
-                  <w:top w:w="0" w:type="dxa"/>
-                  <w:bottom w:w="0" w:type="dxa"/>
-                </w:tblCellMar>
-              </w:tblPrEx>
               <w:tc>
                 <w:tcPr>
                   <w:tcW w:w="9060" w:type="dxa"/>
@@ -5490,9 +4842,6 @@
                   <w:pPr>
                     <w:spacing w:before="25" w:after="25"/>
                     <w:ind w:left="160"/>
-                    <w:rPr>
-                      <w:lang w:val="fr-CH"/>
-                    </w:rPr>
                   </w:pPr>
                   <w:r>
                     <w:rPr>
@@ -5500,7 +4849,6 @@
                       <w:color w:val="69F0AE"/>
                       <w:sz w:val="19"/>
                       <w:szCs w:val="19"/>
-                      <w:lang w:val="fr-CH"/>
                     </w:rPr>
                     <w:t>Denke an: Error Cases, Edge Cases, Security,</w:t>
                   </w:r>
@@ -5509,9 +4857,6 @@
                   <w:pPr>
                     <w:spacing w:before="25" w:after="25"/>
                     <w:ind w:left="160"/>
-                    <w:rPr>
-                      <w:lang w:val="fr-CH"/>
-                    </w:rPr>
                   </w:pPr>
                   <w:r>
                     <w:rPr>
@@ -5519,31 +4864,8 @@
                       <w:color w:val="69F0AE"/>
                       <w:sz w:val="19"/>
                       <w:szCs w:val="19"/>
-                      <w:lang w:val="fr-CH"/>
-                    </w:rPr>
-                    <w:t>Performance, Offline-</w:t>
-                  </w:r>
-                  <w:proofErr w:type="spellStart"/>
-                  <w:r>
-                    <w:rPr>
-                      <w:rFonts w:ascii="Courier New" w:eastAsia="Courier New" w:hAnsi="Courier New" w:cs="Courier New"/>
-                      <w:color w:val="69F0AE"/>
-                      <w:sz w:val="19"/>
-                      <w:szCs w:val="19"/>
-                      <w:lang w:val="fr-CH"/>
-                    </w:rPr>
-                    <w:t>Szenarien</w:t>
-                  </w:r>
-                  <w:proofErr w:type="spellEnd"/>
-                  <w:r>
-                    <w:rPr>
-                      <w:rFonts w:ascii="Courier New" w:eastAsia="Courier New" w:hAnsi="Courier New" w:cs="Courier New"/>
-                      <w:color w:val="69F0AE"/>
-                      <w:sz w:val="19"/>
-                      <w:szCs w:val="19"/>
-                      <w:lang w:val="fr-CH"/>
-                    </w:rPr>
-                    <w:t>, Admin-Flows,</w:t>
+                    </w:rPr>
+                    <w:t>Performance, Offline-Szenarien, Admin-Flows,</w:t>
                   </w:r>
                 </w:p>
                 <w:p>
@@ -5611,12 +4933,6 @@
               <w:gridCol w:w="9060"/>
             </w:tblGrid>
             <w:tr>
-              <w:tblPrEx>
-                <w:tblCellMar>
-                  <w:top w:w="0" w:type="dxa"/>
-                  <w:bottom w:w="0" w:type="dxa"/>
-                </w:tblCellMar>
-              </w:tblPrEx>
               <w:tc>
                 <w:tcPr>
                   <w:tcW w:w="9060" w:type="dxa"/>
@@ -5652,12 +4968,6 @@
               </w:tc>
             </w:tr>
             <w:tr>
-              <w:tblPrEx>
-                <w:tblCellMar>
-                  <w:top w:w="0" w:type="dxa"/>
-                  <w:bottom w:w="0" w:type="dxa"/>
-                </w:tblCellMar>
-              </w:tblPrEx>
               <w:tc>
                 <w:tcPr>
                   <w:tcW w:w="9060" w:type="dxa"/>
@@ -5682,12 +4992,6 @@
               </w:tc>
             </w:tr>
             <w:tr>
-              <w:tblPrEx>
-                <w:tblCellMar>
-                  <w:top w:w="0" w:type="dxa"/>
-                  <w:bottom w:w="0" w:type="dxa"/>
-                </w:tblCellMar>
-              </w:tblPrEx>
               <w:tc>
                 <w:tcPr>
                   <w:tcW w:w="9060" w:type="dxa"/>
@@ -5712,12 +5016,6 @@
               </w:tc>
             </w:tr>
             <w:tr>
-              <w:tblPrEx>
-                <w:tblCellMar>
-                  <w:top w:w="0" w:type="dxa"/>
-                  <w:bottom w:w="0" w:type="dxa"/>
-                </w:tblCellMar>
-              </w:tblPrEx>
               <w:tc>
                 <w:tcPr>
                   <w:tcW w:w="9060" w:type="dxa"/>
@@ -5742,12 +5040,6 @@
               </w:tc>
             </w:tr>
             <w:tr>
-              <w:tblPrEx>
-                <w:tblCellMar>
-                  <w:top w:w="0" w:type="dxa"/>
-                  <w:bottom w:w="0" w:type="dxa"/>
-                </w:tblCellMar>
-              </w:tblPrEx>
               <w:tc>
                 <w:tcPr>
                   <w:tcW w:w="9060" w:type="dxa"/>
@@ -5772,12 +5064,6 @@
               </w:tc>
             </w:tr>
             <w:tr>
-              <w:tblPrEx>
-                <w:tblCellMar>
-                  <w:top w:w="0" w:type="dxa"/>
-                  <w:bottom w:w="0" w:type="dxa"/>
-                </w:tblCellMar>
-              </w:tblPrEx>
               <w:tc>
                 <w:tcPr>
                   <w:tcW w:w="9060" w:type="dxa"/>
@@ -5837,12 +5123,6 @@
         <w:gridCol w:w="9362"/>
       </w:tblGrid>
       <w:tr>
-        <w:tblPrEx>
-          <w:tblCellMar>
-            <w:top w:w="0" w:type="dxa"/>
-            <w:bottom w:w="0" w:type="dxa"/>
-          </w:tblCellMar>
-        </w:tblPrEx>
         <w:tc>
           <w:tcPr>
             <w:tcW w:w="9360" w:type="dxa"/>
@@ -5878,12 +5158,6 @@
         </w:tc>
       </w:tr>
       <w:tr>
-        <w:tblPrEx>
-          <w:tblCellMar>
-            <w:top w:w="0" w:type="dxa"/>
-            <w:bottom w:w="0" w:type="dxa"/>
-          </w:tblCellMar>
-        </w:tblPrEx>
         <w:tc>
           <w:tcPr>
             <w:tcW w:w="9360" w:type="dxa"/>
@@ -5937,12 +5211,6 @@
               <w:gridCol w:w="9060"/>
             </w:tblGrid>
             <w:tr>
-              <w:tblPrEx>
-                <w:tblCellMar>
-                  <w:top w:w="0" w:type="dxa"/>
-                  <w:bottom w:w="0" w:type="dxa"/>
-                </w:tblCellMar>
-              </w:tblPrEx>
               <w:tc>
                 <w:tcPr>
                   <w:tcW w:w="9060" w:type="dxa"/>
@@ -6043,7 +5311,27 @@
                       <w:sz w:val="19"/>
                       <w:szCs w:val="19"/>
                     </w:rPr>
-                    <w:t>Wo haben wir implizite Annahmen die nicht stimmen?</w:t>
+                    <w:t xml:space="preserve">Wo haben wir implizite </w:t>
+                  </w:r>
+                  <w:proofErr w:type="gramStart"/>
+                  <w:r>
+                    <w:rPr>
+                      <w:rFonts w:ascii="Courier New" w:eastAsia="Courier New" w:hAnsi="Courier New" w:cs="Courier New"/>
+                      <w:color w:val="69F0AE"/>
+                      <w:sz w:val="19"/>
+                      <w:szCs w:val="19"/>
+                    </w:rPr>
+                    <w:t>Annahmen</w:t>
+                  </w:r>
+                  <w:proofErr w:type="gramEnd"/>
+                  <w:r>
+                    <w:rPr>
+                      <w:rFonts w:ascii="Courier New" w:eastAsia="Courier New" w:hAnsi="Courier New" w:cs="Courier New"/>
+                      <w:color w:val="69F0AE"/>
+                      <w:sz w:val="19"/>
+                      <w:szCs w:val="19"/>
+                    </w:rPr>
+                    <w:t xml:space="preserve"> die nicht stimmen?</w:t>
                   </w:r>
                 </w:p>
                 <w:p>
@@ -6096,12 +5384,6 @@
               <w:gridCol w:w="9060"/>
             </w:tblGrid>
             <w:tr>
-              <w:tblPrEx>
-                <w:tblCellMar>
-                  <w:top w:w="0" w:type="dxa"/>
-                  <w:bottom w:w="0" w:type="dxa"/>
-                </w:tblCellMar>
-              </w:tblPrEx>
               <w:tc>
                 <w:tcPr>
                   <w:tcW w:w="9060" w:type="dxa"/>
@@ -6137,12 +5419,6 @@
               </w:tc>
             </w:tr>
             <w:tr>
-              <w:tblPrEx>
-                <w:tblCellMar>
-                  <w:top w:w="0" w:type="dxa"/>
-                  <w:bottom w:w="0" w:type="dxa"/>
-                </w:tblCellMar>
-              </w:tblPrEx>
               <w:tc>
                 <w:tcPr>
                   <w:tcW w:w="9060" w:type="dxa"/>
@@ -6167,12 +5443,6 @@
               </w:tc>
             </w:tr>
             <w:tr>
-              <w:tblPrEx>
-                <w:tblCellMar>
-                  <w:top w:w="0" w:type="dxa"/>
-                  <w:bottom w:w="0" w:type="dxa"/>
-                </w:tblCellMar>
-              </w:tblPrEx>
               <w:tc>
                 <w:tcPr>
                   <w:tcW w:w="9060" w:type="dxa"/>
@@ -6197,12 +5467,6 @@
               </w:tc>
             </w:tr>
             <w:tr>
-              <w:tblPrEx>
-                <w:tblCellMar>
-                  <w:top w:w="0" w:type="dxa"/>
-                  <w:bottom w:w="0" w:type="dxa"/>
-                </w:tblCellMar>
-              </w:tblPrEx>
               <w:tc>
                 <w:tcPr>
                   <w:tcW w:w="9060" w:type="dxa"/>
@@ -6227,12 +5491,6 @@
               </w:tc>
             </w:tr>
             <w:tr>
-              <w:tblPrEx>
-                <w:tblCellMar>
-                  <w:top w:w="0" w:type="dxa"/>
-                  <w:bottom w:w="0" w:type="dxa"/>
-                </w:tblCellMar>
-              </w:tblPrEx>
               <w:tc>
                 <w:tcPr>
                   <w:tcW w:w="9060" w:type="dxa"/>
@@ -6292,12 +5550,6 @@
         <w:gridCol w:w="9362"/>
       </w:tblGrid>
       <w:tr>
-        <w:tblPrEx>
-          <w:tblCellMar>
-            <w:top w:w="0" w:type="dxa"/>
-            <w:bottom w:w="0" w:type="dxa"/>
-          </w:tblCellMar>
-        </w:tblPrEx>
         <w:tc>
           <w:tcPr>
             <w:tcW w:w="9360" w:type="dxa"/>
@@ -6333,12 +5585,6 @@
         </w:tc>
       </w:tr>
       <w:tr>
-        <w:tblPrEx>
-          <w:tblCellMar>
-            <w:top w:w="0" w:type="dxa"/>
-            <w:bottom w:w="0" w:type="dxa"/>
-          </w:tblCellMar>
-        </w:tblPrEx>
         <w:tc>
           <w:tcPr>
             <w:tcW w:w="9360" w:type="dxa"/>
@@ -6392,12 +5638,6 @@
               <w:gridCol w:w="9060"/>
             </w:tblGrid>
             <w:tr>
-              <w:tblPrEx>
-                <w:tblCellMar>
-                  <w:top w:w="0" w:type="dxa"/>
-                  <w:bottom w:w="0" w:type="dxa"/>
-                </w:tblCellMar>
-              </w:tblPrEx>
               <w:tc>
                 <w:tcPr>
                   <w:tcW w:w="9060" w:type="dxa"/>
@@ -6540,12 +5780,6 @@
               <w:gridCol w:w="9060"/>
             </w:tblGrid>
             <w:tr>
-              <w:tblPrEx>
-                <w:tblCellMar>
-                  <w:top w:w="0" w:type="dxa"/>
-                  <w:bottom w:w="0" w:type="dxa"/>
-                </w:tblCellMar>
-              </w:tblPrEx>
               <w:tc>
                 <w:tcPr>
                   <w:tcW w:w="9060" w:type="dxa"/>
@@ -6581,12 +5815,6 @@
               </w:tc>
             </w:tr>
             <w:tr>
-              <w:tblPrEx>
-                <w:tblCellMar>
-                  <w:top w:w="0" w:type="dxa"/>
-                  <w:bottom w:w="0" w:type="dxa"/>
-                </w:tblCellMar>
-              </w:tblPrEx>
               <w:tc>
                 <w:tcPr>
                   <w:tcW w:w="9060" w:type="dxa"/>
@@ -6611,12 +5839,6 @@
               </w:tc>
             </w:tr>
             <w:tr>
-              <w:tblPrEx>
-                <w:tblCellMar>
-                  <w:top w:w="0" w:type="dxa"/>
-                  <w:bottom w:w="0" w:type="dxa"/>
-                </w:tblCellMar>
-              </w:tblPrEx>
               <w:tc>
                 <w:tcPr>
                   <w:tcW w:w="9060" w:type="dxa"/>
@@ -6641,12 +5863,6 @@
               </w:tc>
             </w:tr>
             <w:tr>
-              <w:tblPrEx>
-                <w:tblCellMar>
-                  <w:top w:w="0" w:type="dxa"/>
-                  <w:bottom w:w="0" w:type="dxa"/>
-                </w:tblCellMar>
-              </w:tblPrEx>
               <w:tc>
                 <w:tcPr>
                   <w:tcW w:w="9060" w:type="dxa"/>
@@ -6671,12 +5887,6 @@
               </w:tc>
             </w:tr>
             <w:tr>
-              <w:tblPrEx>
-                <w:tblCellMar>
-                  <w:top w:w="0" w:type="dxa"/>
-                  <w:bottom w:w="0" w:type="dxa"/>
-                </w:tblCellMar>
-              </w:tblPrEx>
               <w:tc>
                 <w:tcPr>
                   <w:tcW w:w="9060" w:type="dxa"/>
@@ -6736,12 +5946,6 @@
         <w:gridCol w:w="9362"/>
       </w:tblGrid>
       <w:tr>
-        <w:tblPrEx>
-          <w:tblCellMar>
-            <w:top w:w="0" w:type="dxa"/>
-            <w:bottom w:w="0" w:type="dxa"/>
-          </w:tblCellMar>
-        </w:tblPrEx>
         <w:tc>
           <w:tcPr>
             <w:tcW w:w="9360" w:type="dxa"/>
@@ -6777,12 +5981,6 @@
         </w:tc>
       </w:tr>
       <w:tr>
-        <w:tblPrEx>
-          <w:tblCellMar>
-            <w:top w:w="0" w:type="dxa"/>
-            <w:bottom w:w="0" w:type="dxa"/>
-          </w:tblCellMar>
-        </w:tblPrEx>
         <w:tc>
           <w:tcPr>
             <w:tcW w:w="9360" w:type="dxa"/>
@@ -6836,12 +6034,6 @@
               <w:gridCol w:w="9060"/>
             </w:tblGrid>
             <w:tr>
-              <w:tblPrEx>
-                <w:tblCellMar>
-                  <w:top w:w="0" w:type="dxa"/>
-                  <w:bottom w:w="0" w:type="dxa"/>
-                </w:tblCellMar>
-              </w:tblPrEx>
               <w:tc>
                 <w:tcPr>
                   <w:tcW w:w="9060" w:type="dxa"/>
@@ -7024,12 +6216,6 @@
               <w:gridCol w:w="9060"/>
             </w:tblGrid>
             <w:tr>
-              <w:tblPrEx>
-                <w:tblCellMar>
-                  <w:top w:w="0" w:type="dxa"/>
-                  <w:bottom w:w="0" w:type="dxa"/>
-                </w:tblCellMar>
-              </w:tblPrEx>
               <w:tc>
                 <w:tcPr>
                   <w:tcW w:w="9060" w:type="dxa"/>
@@ -7065,12 +6251,6 @@
               </w:tc>
             </w:tr>
             <w:tr>
-              <w:tblPrEx>
-                <w:tblCellMar>
-                  <w:top w:w="0" w:type="dxa"/>
-                  <w:bottom w:w="0" w:type="dxa"/>
-                </w:tblCellMar>
-              </w:tblPrEx>
               <w:tc>
                 <w:tcPr>
                   <w:tcW w:w="9060" w:type="dxa"/>
@@ -7095,12 +6275,6 @@
               </w:tc>
             </w:tr>
             <w:tr>
-              <w:tblPrEx>
-                <w:tblCellMar>
-                  <w:top w:w="0" w:type="dxa"/>
-                  <w:bottom w:w="0" w:type="dxa"/>
-                </w:tblCellMar>
-              </w:tblPrEx>
               <w:tc>
                 <w:tcPr>
                   <w:tcW w:w="9060" w:type="dxa"/>
@@ -7125,12 +6299,6 @@
               </w:tc>
             </w:tr>
             <w:tr>
-              <w:tblPrEx>
-                <w:tblCellMar>
-                  <w:top w:w="0" w:type="dxa"/>
-                  <w:bottom w:w="0" w:type="dxa"/>
-                </w:tblCellMar>
-              </w:tblPrEx>
               <w:tc>
                 <w:tcPr>
                   <w:tcW w:w="9060" w:type="dxa"/>
@@ -7155,12 +6323,6 @@
               </w:tc>
             </w:tr>
             <w:tr>
-              <w:tblPrEx>
-                <w:tblCellMar>
-                  <w:top w:w="0" w:type="dxa"/>
-                  <w:bottom w:w="0" w:type="dxa"/>
-                </w:tblCellMar>
-              </w:tblPrEx>
               <w:tc>
                 <w:tcPr>
                   <w:tcW w:w="9060" w:type="dxa"/>
@@ -7220,12 +6382,6 @@
         <w:gridCol w:w="9662"/>
       </w:tblGrid>
       <w:tr>
-        <w:tblPrEx>
-          <w:tblCellMar>
-            <w:top w:w="0" w:type="dxa"/>
-            <w:bottom w:w="0" w:type="dxa"/>
-          </w:tblCellMar>
-        </w:tblPrEx>
         <w:tc>
           <w:tcPr>
             <w:tcW w:w="9360" w:type="dxa"/>
@@ -7261,12 +6417,6 @@
         </w:tc>
       </w:tr>
       <w:tr>
-        <w:tblPrEx>
-          <w:tblCellMar>
-            <w:top w:w="0" w:type="dxa"/>
-            <w:bottom w:w="0" w:type="dxa"/>
-          </w:tblCellMar>
-        </w:tblPrEx>
         <w:tc>
           <w:tcPr>
             <w:tcW w:w="9360" w:type="dxa"/>
@@ -7305,12 +6455,6 @@
               <w:gridCol w:w="9360"/>
             </w:tblGrid>
             <w:tr>
-              <w:tblPrEx>
-                <w:tblCellMar>
-                  <w:top w:w="0" w:type="dxa"/>
-                  <w:bottom w:w="0" w:type="dxa"/>
-                </w:tblCellMar>
-              </w:tblPrEx>
               <w:tc>
                 <w:tcPr>
                   <w:tcW w:w="9360" w:type="dxa"/>
@@ -7346,12 +6490,6 @@
               </w:tc>
             </w:tr>
             <w:tr>
-              <w:tblPrEx>
-                <w:tblCellMar>
-                  <w:top w:w="0" w:type="dxa"/>
-                  <w:bottom w:w="0" w:type="dxa"/>
-                </w:tblCellMar>
-              </w:tblPrEx>
               <w:tc>
                 <w:tcPr>
                   <w:tcW w:w="9360" w:type="dxa"/>
@@ -7376,12 +6514,6 @@
               </w:tc>
             </w:tr>
             <w:tr>
-              <w:tblPrEx>
-                <w:tblCellMar>
-                  <w:top w:w="0" w:type="dxa"/>
-                  <w:bottom w:w="0" w:type="dxa"/>
-                </w:tblCellMar>
-              </w:tblPrEx>
               <w:tc>
                 <w:tcPr>
                   <w:tcW w:w="9360" w:type="dxa"/>
@@ -7406,12 +6538,6 @@
               </w:tc>
             </w:tr>
             <w:tr>
-              <w:tblPrEx>
-                <w:tblCellMar>
-                  <w:top w:w="0" w:type="dxa"/>
-                  <w:bottom w:w="0" w:type="dxa"/>
-                </w:tblCellMar>
-              </w:tblPrEx>
               <w:tc>
                 <w:tcPr>
                   <w:tcW w:w="9360" w:type="dxa"/>
@@ -7462,12 +6588,6 @@
               <w:gridCol w:w="9360"/>
             </w:tblGrid>
             <w:tr>
-              <w:tblPrEx>
-                <w:tblCellMar>
-                  <w:top w:w="0" w:type="dxa"/>
-                  <w:bottom w:w="0" w:type="dxa"/>
-                </w:tblCellMar>
-              </w:tblPrEx>
               <w:tc>
                 <w:tcPr>
                   <w:tcW w:w="9360" w:type="dxa"/>
@@ -7503,12 +6623,6 @@
               </w:tc>
             </w:tr>
             <w:tr>
-              <w:tblPrEx>
-                <w:tblCellMar>
-                  <w:top w:w="0" w:type="dxa"/>
-                  <w:bottom w:w="0" w:type="dxa"/>
-                </w:tblCellMar>
-              </w:tblPrEx>
               <w:tc>
                 <w:tcPr>
                   <w:tcW w:w="9360" w:type="dxa"/>
@@ -7533,12 +6647,6 @@
               </w:tc>
             </w:tr>
             <w:tr>
-              <w:tblPrEx>
-                <w:tblCellMar>
-                  <w:top w:w="0" w:type="dxa"/>
-                  <w:bottom w:w="0" w:type="dxa"/>
-                </w:tblCellMar>
-              </w:tblPrEx>
               <w:tc>
                 <w:tcPr>
                   <w:tcW w:w="9360" w:type="dxa"/>
@@ -7589,12 +6697,6 @@
               <w:gridCol w:w="9360"/>
             </w:tblGrid>
             <w:tr>
-              <w:tblPrEx>
-                <w:tblCellMar>
-                  <w:top w:w="0" w:type="dxa"/>
-                  <w:bottom w:w="0" w:type="dxa"/>
-                </w:tblCellMar>
-              </w:tblPrEx>
               <w:tc>
                 <w:tcPr>
                   <w:tcW w:w="9360" w:type="dxa"/>
@@ -7630,12 +6732,6 @@
               </w:tc>
             </w:tr>
             <w:tr>
-              <w:tblPrEx>
-                <w:tblCellMar>
-                  <w:top w:w="0" w:type="dxa"/>
-                  <w:bottom w:w="0" w:type="dxa"/>
-                </w:tblCellMar>
-              </w:tblPrEx>
               <w:tc>
                 <w:tcPr>
                   <w:tcW w:w="9360" w:type="dxa"/>
@@ -7660,12 +6756,6 @@
               </w:tc>
             </w:tr>
             <w:tr>
-              <w:tblPrEx>
-                <w:tblCellMar>
-                  <w:top w:w="0" w:type="dxa"/>
-                  <w:bottom w:w="0" w:type="dxa"/>
-                </w:tblCellMar>
-              </w:tblPrEx>
               <w:tc>
                 <w:tcPr>
                   <w:tcW w:w="9360" w:type="dxa"/>
@@ -7726,12 +6816,6 @@
         <w:gridCol w:w="8660"/>
       </w:tblGrid>
       <w:tr>
-        <w:tblPrEx>
-          <w:tblCellMar>
-            <w:top w:w="0" w:type="dxa"/>
-            <w:bottom w:w="0" w:type="dxa"/>
-          </w:tblCellMar>
-        </w:tblPrEx>
         <w:tc>
           <w:tcPr>
             <w:tcW w:w="700" w:type="dxa"/>
@@ -7850,12 +6934,6 @@
         <w:gridCol w:w="9360"/>
       </w:tblGrid>
       <w:tr>
-        <w:tblPrEx>
-          <w:tblCellMar>
-            <w:top w:w="0" w:type="dxa"/>
-            <w:bottom w:w="0" w:type="dxa"/>
-          </w:tblCellMar>
-        </w:tblPrEx>
         <w:tc>
           <w:tcPr>
             <w:tcW w:w="9360" w:type="dxa"/>
@@ -7877,6 +6955,7 @@
             <w:pPr>
               <w:spacing w:before="60" w:after="60"/>
             </w:pPr>
+            <w:proofErr w:type="gramStart"/>
             <w:r>
               <w:t xml:space="preserve">💡  </w:t>
             </w:r>
@@ -7884,7 +6963,14 @@
               <w:rPr>
                 <w:color w:val="1E293B"/>
               </w:rPr>
-              <w:t>Keine Arbeit in der Mittagspause. Wer erschöpft ist, macht schlechtere Entscheidungen. Comeback um 13:00 Uhr.</w:t>
+              <w:t>Keine</w:t>
+            </w:r>
+            <w:proofErr w:type="gramEnd"/>
+            <w:r>
+              <w:rPr>
+                <w:color w:val="1E293B"/>
+              </w:rPr>
+              <w:t xml:space="preserve"> Arbeit in der Mittagspause. Wer erschöpft ist, macht schlechtere Entscheidungen. Comeback um 13:00 Uhr.</w:t>
             </w:r>
           </w:p>
         </w:tc>
@@ -7922,12 +7008,6 @@
         <w:gridCol w:w="8660"/>
       </w:tblGrid>
       <w:tr>
-        <w:tblPrEx>
-          <w:tblCellMar>
-            <w:top w:w="0" w:type="dxa"/>
-            <w:bottom w:w="0" w:type="dxa"/>
-          </w:tblCellMar>
-        </w:tblPrEx>
         <w:tc>
           <w:tcPr>
             <w:tcW w:w="700" w:type="dxa"/>
@@ -8119,12 +7199,6 @@
         <w:gridCol w:w="9362"/>
       </w:tblGrid>
       <w:tr>
-        <w:tblPrEx>
-          <w:tblCellMar>
-            <w:top w:w="0" w:type="dxa"/>
-            <w:bottom w:w="0" w:type="dxa"/>
-          </w:tblCellMar>
-        </w:tblPrEx>
         <w:tc>
           <w:tcPr>
             <w:tcW w:w="9360" w:type="dxa"/>
@@ -8160,12 +7234,6 @@
         </w:tc>
       </w:tr>
       <w:tr>
-        <w:tblPrEx>
-          <w:tblCellMar>
-            <w:top w:w="0" w:type="dxa"/>
-            <w:bottom w:w="0" w:type="dxa"/>
-          </w:tblCellMar>
-        </w:tblPrEx>
         <w:tc>
           <w:tcPr>
             <w:tcW w:w="9360" w:type="dxa"/>
@@ -8206,12 +7274,6 @@
               <w:gridCol w:w="5230"/>
             </w:tblGrid>
             <w:tr>
-              <w:tblPrEx>
-                <w:tblCellMar>
-                  <w:top w:w="0" w:type="dxa"/>
-                  <w:bottom w:w="0" w:type="dxa"/>
-                </w:tblCellMar>
-              </w:tblPrEx>
               <w:tc>
                 <w:tcPr>
                   <w:tcW w:w="600" w:type="dxa"/>
@@ -8309,12 +7371,6 @@
               </w:tc>
             </w:tr>
             <w:tr>
-              <w:tblPrEx>
-                <w:tblCellMar>
-                  <w:top w:w="0" w:type="dxa"/>
-                  <w:bottom w:w="0" w:type="dxa"/>
-                </w:tblCellMar>
-              </w:tblPrEx>
               <w:tc>
                 <w:tcPr>
                   <w:tcW w:w="600" w:type="dxa"/>
@@ -8412,12 +7468,6 @@
               </w:tc>
             </w:tr>
             <w:tr>
-              <w:tblPrEx>
-                <w:tblCellMar>
-                  <w:top w:w="0" w:type="dxa"/>
-                  <w:bottom w:w="0" w:type="dxa"/>
-                </w:tblCellMar>
-              </w:tblPrEx>
               <w:tc>
                 <w:tcPr>
                   <w:tcW w:w="600" w:type="dxa"/>
@@ -8525,12 +7575,6 @@
               </w:tc>
             </w:tr>
             <w:tr>
-              <w:tblPrEx>
-                <w:tblCellMar>
-                  <w:top w:w="0" w:type="dxa"/>
-                  <w:bottom w:w="0" w:type="dxa"/>
-                </w:tblCellMar>
-              </w:tblPrEx>
               <w:tc>
                 <w:tcPr>
                   <w:tcW w:w="600" w:type="dxa"/>
@@ -8638,12 +7682,6 @@
               </w:tc>
             </w:tr>
             <w:tr>
-              <w:tblPrEx>
-                <w:tblCellMar>
-                  <w:top w:w="0" w:type="dxa"/>
-                  <w:bottom w:w="0" w:type="dxa"/>
-                </w:tblCellMar>
-              </w:tblPrEx>
               <w:tc>
                 <w:tcPr>
                   <w:tcW w:w="600" w:type="dxa"/>
@@ -8741,12 +7779,6 @@
               </w:tc>
             </w:tr>
             <w:tr>
-              <w:tblPrEx>
-                <w:tblCellMar>
-                  <w:top w:w="0" w:type="dxa"/>
-                  <w:bottom w:w="0" w:type="dxa"/>
-                </w:tblCellMar>
-              </w:tblPrEx>
               <w:tc>
                 <w:tcPr>
                   <w:tcW w:w="600" w:type="dxa"/>
@@ -8933,12 +7965,6 @@
         <w:gridCol w:w="9360"/>
       </w:tblGrid>
       <w:tr>
-        <w:tblPrEx>
-          <w:tblCellMar>
-            <w:top w:w="0" w:type="dxa"/>
-            <w:bottom w:w="0" w:type="dxa"/>
-          </w:tblCellMar>
-        </w:tblPrEx>
         <w:tc>
           <w:tcPr>
             <w:tcW w:w="9360" w:type="dxa"/>
@@ -9215,7 +8241,27 @@
                 <w:sz w:val="19"/>
                 <w:szCs w:val="19"/>
               </w:rPr>
-              <w:t>2. 2 Personas mit Name, Job, Problem, Ziel</w:t>
+              <w:t xml:space="preserve">2. 2 Personas </w:t>
+            </w:r>
+            <w:proofErr w:type="gramStart"/>
+            <w:r>
+              <w:rPr>
+                <w:rFonts w:ascii="Courier New" w:eastAsia="Courier New" w:hAnsi="Courier New" w:cs="Courier New"/>
+                <w:color w:val="69F0AE"/>
+                <w:sz w:val="19"/>
+                <w:szCs w:val="19"/>
+              </w:rPr>
+              <w:t>mit Name</w:t>
+            </w:r>
+            <w:proofErr w:type="gramEnd"/>
+            <w:r>
+              <w:rPr>
+                <w:rFonts w:ascii="Courier New" w:eastAsia="Courier New" w:hAnsi="Courier New" w:cs="Courier New"/>
+                <w:color w:val="69F0AE"/>
+                <w:sz w:val="19"/>
+                <w:szCs w:val="19"/>
+              </w:rPr>
+              <w:t>, Job, Problem, Ziel</w:t>
             </w:r>
           </w:p>
           <w:p>
@@ -9394,12 +8440,6 @@
         <w:gridCol w:w="9362"/>
       </w:tblGrid>
       <w:tr>
-        <w:tblPrEx>
-          <w:tblCellMar>
-            <w:top w:w="0" w:type="dxa"/>
-            <w:bottom w:w="0" w:type="dxa"/>
-          </w:tblCellMar>
-        </w:tblPrEx>
         <w:tc>
           <w:tcPr>
             <w:tcW w:w="9360" w:type="dxa"/>
@@ -9435,12 +8475,6 @@
         </w:tc>
       </w:tr>
       <w:tr>
-        <w:tblPrEx>
-          <w:tblCellMar>
-            <w:top w:w="0" w:type="dxa"/>
-            <w:bottom w:w="0" w:type="dxa"/>
-          </w:tblCellMar>
-        </w:tblPrEx>
         <w:tc>
           <w:tcPr>
             <w:tcW w:w="9360" w:type="dxa"/>
@@ -9480,12 +8514,6 @@
               <w:gridCol w:w="8460"/>
             </w:tblGrid>
             <w:tr>
-              <w:tblPrEx>
-                <w:tblCellMar>
-                  <w:top w:w="0" w:type="dxa"/>
-                  <w:bottom w:w="0" w:type="dxa"/>
-                </w:tblCellMar>
-              </w:tblPrEx>
               <w:tc>
                 <w:tcPr>
                   <w:tcW w:w="600" w:type="dxa"/>
@@ -9552,12 +8580,6 @@
               </w:tc>
             </w:tr>
             <w:tr>
-              <w:tblPrEx>
-                <w:tblCellMar>
-                  <w:top w:w="0" w:type="dxa"/>
-                  <w:bottom w:w="0" w:type="dxa"/>
-                </w:tblCellMar>
-              </w:tblPrEx>
               <w:tc>
                 <w:tcPr>
                   <w:tcW w:w="600" w:type="dxa"/>
@@ -9642,12 +8664,6 @@
               </w:tc>
             </w:tr>
             <w:tr>
-              <w:tblPrEx>
-                <w:tblCellMar>
-                  <w:top w:w="0" w:type="dxa"/>
-                  <w:bottom w:w="0" w:type="dxa"/>
-                </w:tblCellMar>
-              </w:tblPrEx>
               <w:tc>
                 <w:tcPr>
                   <w:tcW w:w="600" w:type="dxa"/>
@@ -9732,12 +8748,6 @@
               </w:tc>
             </w:tr>
             <w:tr>
-              <w:tblPrEx>
-                <w:tblCellMar>
-                  <w:top w:w="0" w:type="dxa"/>
-                  <w:bottom w:w="0" w:type="dxa"/>
-                </w:tblCellMar>
-              </w:tblPrEx>
               <w:tc>
                 <w:tcPr>
                   <w:tcW w:w="600" w:type="dxa"/>
@@ -9804,12 +8814,6 @@
               </w:tc>
             </w:tr>
             <w:tr>
-              <w:tblPrEx>
-                <w:tblCellMar>
-                  <w:top w:w="0" w:type="dxa"/>
-                  <w:bottom w:w="0" w:type="dxa"/>
-                </w:tblCellMar>
-              </w:tblPrEx>
               <w:tc>
                 <w:tcPr>
                   <w:tcW w:w="600" w:type="dxa"/>
@@ -9876,12 +8880,6 @@
               </w:tc>
             </w:tr>
             <w:tr>
-              <w:tblPrEx>
-                <w:tblCellMar>
-                  <w:top w:w="0" w:type="dxa"/>
-                  <w:bottom w:w="0" w:type="dxa"/>
-                </w:tblCellMar>
-              </w:tblPrEx>
               <w:tc>
                 <w:tcPr>
                   <w:tcW w:w="600" w:type="dxa"/>
@@ -9967,12 +8965,6 @@
               </w:tc>
             </w:tr>
             <w:tr>
-              <w:tblPrEx>
-                <w:tblCellMar>
-                  <w:top w:w="0" w:type="dxa"/>
-                  <w:bottom w:w="0" w:type="dxa"/>
-                </w:tblCellMar>
-              </w:tblPrEx>
               <w:tc>
                 <w:tcPr>
                   <w:tcW w:w="600" w:type="dxa"/>
@@ -10039,12 +9031,6 @@
               </w:tc>
             </w:tr>
             <w:tr>
-              <w:tblPrEx>
-                <w:tblCellMar>
-                  <w:top w:w="0" w:type="dxa"/>
-                  <w:bottom w:w="0" w:type="dxa"/>
-                </w:tblCellMar>
-              </w:tblPrEx>
               <w:tc>
                 <w:tcPr>
                   <w:tcW w:w="600" w:type="dxa"/>
@@ -10234,12 +9220,6 @@
         <w:gridCol w:w="9360"/>
       </w:tblGrid>
       <w:tr>
-        <w:tblPrEx>
-          <w:tblCellMar>
-            <w:top w:w="0" w:type="dxa"/>
-            <w:bottom w:w="0" w:type="dxa"/>
-          </w:tblCellMar>
-        </w:tblPrEx>
         <w:tc>
           <w:tcPr>
             <w:tcW w:w="9360" w:type="dxa"/>
@@ -10275,12 +9255,6 @@
         </w:tc>
       </w:tr>
       <w:tr>
-        <w:tblPrEx>
-          <w:tblCellMar>
-            <w:top w:w="0" w:type="dxa"/>
-            <w:bottom w:w="0" w:type="dxa"/>
-          </w:tblCellMar>
-        </w:tblPrEx>
         <w:tc>
           <w:tcPr>
             <w:tcW w:w="9360" w:type="dxa"/>
@@ -10305,12 +9279,6 @@
         </w:tc>
       </w:tr>
       <w:tr>
-        <w:tblPrEx>
-          <w:tblCellMar>
-            <w:top w:w="0" w:type="dxa"/>
-            <w:bottom w:w="0" w:type="dxa"/>
-          </w:tblCellMar>
-        </w:tblPrEx>
         <w:tc>
           <w:tcPr>
             <w:tcW w:w="9360" w:type="dxa"/>
@@ -10335,12 +9303,6 @@
         </w:tc>
       </w:tr>
       <w:tr>
-        <w:tblPrEx>
-          <w:tblCellMar>
-            <w:top w:w="0" w:type="dxa"/>
-            <w:bottom w:w="0" w:type="dxa"/>
-          </w:tblCellMar>
-        </w:tblPrEx>
         <w:tc>
           <w:tcPr>
             <w:tcW w:w="9360" w:type="dxa"/>
@@ -10365,12 +9327,6 @@
         </w:tc>
       </w:tr>
       <w:tr>
-        <w:tblPrEx>
-          <w:tblCellMar>
-            <w:top w:w="0" w:type="dxa"/>
-            <w:bottom w:w="0" w:type="dxa"/>
-          </w:tblCellMar>
-        </w:tblPrEx>
         <w:tc>
           <w:tcPr>
             <w:tcW w:w="9360" w:type="dxa"/>
@@ -10427,12 +9383,6 @@
         <w:gridCol w:w="8660"/>
       </w:tblGrid>
       <w:tr>
-        <w:tblPrEx>
-          <w:tblCellMar>
-            <w:top w:w="0" w:type="dxa"/>
-            <w:bottom w:w="0" w:type="dxa"/>
-          </w:tblCellMar>
-        </w:tblPrEx>
         <w:tc>
           <w:tcPr>
             <w:tcW w:w="700" w:type="dxa"/>
@@ -10563,12 +9513,6 @@
         <w:gridCol w:w="8760"/>
       </w:tblGrid>
       <w:tr>
-        <w:tblPrEx>
-          <w:tblCellMar>
-            <w:top w:w="0" w:type="dxa"/>
-            <w:bottom w:w="0" w:type="dxa"/>
-          </w:tblCellMar>
-        </w:tblPrEx>
         <w:tc>
           <w:tcPr>
             <w:tcW w:w="600" w:type="dxa"/>
@@ -10633,12 +9577,6 @@
         </w:tc>
       </w:tr>
       <w:tr>
-        <w:tblPrEx>
-          <w:tblCellMar>
-            <w:top w:w="0" w:type="dxa"/>
-            <w:bottom w:w="0" w:type="dxa"/>
-          </w:tblCellMar>
-        </w:tblPrEx>
         <w:tc>
           <w:tcPr>
             <w:tcW w:w="600" w:type="dxa"/>
@@ -10703,12 +9641,6 @@
         </w:tc>
       </w:tr>
       <w:tr>
-        <w:tblPrEx>
-          <w:tblCellMar>
-            <w:top w:w="0" w:type="dxa"/>
-            <w:bottom w:w="0" w:type="dxa"/>
-          </w:tblCellMar>
-        </w:tblPrEx>
         <w:tc>
           <w:tcPr>
             <w:tcW w:w="600" w:type="dxa"/>
@@ -10767,18 +9699,26 @@
               <w:rPr>
                 <w:color w:val="1E293B"/>
               </w:rPr>
-              <w:t>Was hat AI gefunden das ihr vergessen hattet?</w:t>
+              <w:t xml:space="preserve">Was hat AI </w:t>
+            </w:r>
+            <w:proofErr w:type="gramStart"/>
+            <w:r>
+              <w:rPr>
+                <w:color w:val="1E293B"/>
+              </w:rPr>
+              <w:t>gefunden</w:t>
+            </w:r>
+            <w:proofErr w:type="gramEnd"/>
+            <w:r>
+              <w:rPr>
+                <w:color w:val="1E293B"/>
+              </w:rPr>
+              <w:t xml:space="preserve"> das ihr vergessen hattet?</w:t>
             </w:r>
           </w:p>
         </w:tc>
       </w:tr>
       <w:tr>
-        <w:tblPrEx>
-          <w:tblCellMar>
-            <w:top w:w="0" w:type="dxa"/>
-            <w:bottom w:w="0" w:type="dxa"/>
-          </w:tblCellMar>
-        </w:tblPrEx>
         <w:tc>
           <w:tcPr>
             <w:tcW w:w="600" w:type="dxa"/>
@@ -10843,12 +9783,6 @@
         </w:tc>
       </w:tr>
       <w:tr>
-        <w:tblPrEx>
-          <w:tblCellMar>
-            <w:top w:w="0" w:type="dxa"/>
-            <w:bottom w:w="0" w:type="dxa"/>
-          </w:tblCellMar>
-        </w:tblPrEx>
         <w:tc>
           <w:tcPr>
             <w:tcW w:w="600" w:type="dxa"/>
@@ -10952,12 +9886,6 @@
         <w:gridCol w:w="9360"/>
       </w:tblGrid>
       <w:tr>
-        <w:tblPrEx>
-          <w:tblCellMar>
-            <w:top w:w="0" w:type="dxa"/>
-            <w:bottom w:w="0" w:type="dxa"/>
-          </w:tblCellMar>
-        </w:tblPrEx>
         <w:tc>
           <w:tcPr>
             <w:tcW w:w="9360" w:type="dxa"/>
@@ -10987,14 +9915,9 @@
                 <w:sz w:val="19"/>
                 <w:szCs w:val="19"/>
               </w:rPr>
-              <w:t>Wir haben 5 Minuten um unser Projekt zu präsentieren.</w:t>
-            </w:r>
-          </w:p>
-          <w:p>
-            <w:pPr>
-              <w:spacing w:before="25" w:after="25"/>
-              <w:ind w:left="160"/>
-            </w:pPr>
+              <w:t xml:space="preserve">Wir haben 5 </w:t>
+            </w:r>
+            <w:proofErr w:type="gramStart"/>
             <w:r>
               <w:rPr>
                 <w:rFonts w:ascii="Courier New" w:eastAsia="Courier New" w:hAnsi="Courier New" w:cs="Courier New"/>
@@ -11002,9 +9925,9 @@
                 <w:sz w:val="19"/>
                 <w:szCs w:val="19"/>
               </w:rPr>
-              <w:t xml:space="preserve">Hier ist unser </w:t>
-            </w:r>
-            <w:proofErr w:type="spellStart"/>
+              <w:t>Minuten</w:t>
+            </w:r>
+            <w:proofErr w:type="gramEnd"/>
             <w:r>
               <w:rPr>
                 <w:rFonts w:ascii="Courier New" w:eastAsia="Courier New" w:hAnsi="Courier New" w:cs="Courier New"/>
@@ -11012,9 +9935,14 @@
                 <w:sz w:val="19"/>
                 <w:szCs w:val="19"/>
               </w:rPr>
-              <w:t>Requirements</w:t>
-            </w:r>
-            <w:proofErr w:type="spellEnd"/>
+              <w:t xml:space="preserve"> um unser Projekt zu präsentieren.</w:t>
+            </w:r>
+          </w:p>
+          <w:p>
+            <w:pPr>
+              <w:spacing w:before="25" w:after="25"/>
+              <w:ind w:left="160"/>
+            </w:pPr>
             <w:r>
               <w:rPr>
                 <w:rFonts w:ascii="Courier New" w:eastAsia="Courier New" w:hAnsi="Courier New" w:cs="Courier New"/>
@@ -11022,7 +9950,7 @@
                 <w:sz w:val="19"/>
                 <w:szCs w:val="19"/>
               </w:rPr>
-              <w:t xml:space="preserve"> </w:t>
+              <w:t xml:space="preserve">Hier ist unser </w:t>
             </w:r>
             <w:proofErr w:type="spellStart"/>
             <w:r>
@@ -11032,7 +9960,7 @@
                 <w:sz w:val="19"/>
                 <w:szCs w:val="19"/>
               </w:rPr>
-              <w:t>Document</w:t>
+              <w:t>Requirements</w:t>
             </w:r>
             <w:proofErr w:type="spellEnd"/>
             <w:r>
@@ -11042,20 +9970,9 @@
                 <w:sz w:val="19"/>
                 <w:szCs w:val="19"/>
               </w:rPr>
-              <w:t>: [EINFÜGEN]</w:t>
-            </w:r>
-          </w:p>
-          <w:p>
-            <w:pPr>
-              <w:spacing w:before="25" w:after="25"/>
-              <w:ind w:left="160"/>
-            </w:pPr>
-          </w:p>
-          <w:p>
-            <w:pPr>
-              <w:spacing w:before="25" w:after="25"/>
-              <w:ind w:left="160"/>
-            </w:pPr>
+              <w:t xml:space="preserve"> </w:t>
+            </w:r>
+            <w:proofErr w:type="spellStart"/>
             <w:r>
               <w:rPr>
                 <w:rFonts w:ascii="Courier New" w:eastAsia="Courier New" w:hAnsi="Courier New" w:cs="Courier New"/>
@@ -11063,14 +9980,9 @@
                 <w:sz w:val="19"/>
                 <w:szCs w:val="19"/>
               </w:rPr>
-              <w:t>Was sind die 5 wichtigsten Punkte die wir ansprechen müssen?</w:t>
-            </w:r>
-          </w:p>
-          <w:p>
-            <w:pPr>
-              <w:spacing w:before="25" w:after="25"/>
-              <w:ind w:left="160"/>
-            </w:pPr>
+              <w:t>Document</w:t>
+            </w:r>
+            <w:proofErr w:type="spellEnd"/>
             <w:r>
               <w:rPr>
                 <w:rFonts w:ascii="Courier New" w:eastAsia="Courier New" w:hAnsi="Courier New" w:cs="Courier New"/>
@@ -11078,8 +9990,14 @@
                 <w:sz w:val="19"/>
                 <w:szCs w:val="19"/>
               </w:rPr>
-              <w:t>Was würde einen erfahrenen Software-Architekten</w:t>
-            </w:r>
+              <w:t>: [EINFÜGEN]</w:t>
+            </w:r>
+          </w:p>
+          <w:p>
+            <w:pPr>
+              <w:spacing w:before="25" w:after="25"/>
+              <w:ind w:left="160"/>
+            </w:pPr>
           </w:p>
           <w:p>
             <w:pPr>
@@ -11093,14 +10011,9 @@
                 <w:sz w:val="19"/>
                 <w:szCs w:val="19"/>
               </w:rPr>
-              <w:t>sofort interessieren?</w:t>
-            </w:r>
-          </w:p>
-          <w:p>
-            <w:pPr>
-              <w:spacing w:before="25" w:after="25"/>
-              <w:ind w:left="160"/>
-            </w:pPr>
+              <w:t xml:space="preserve">Was sind die 5 wichtigsten </w:t>
+            </w:r>
+            <w:proofErr w:type="gramStart"/>
             <w:r>
               <w:rPr>
                 <w:rFonts w:ascii="Courier New" w:eastAsia="Courier New" w:hAnsi="Courier New" w:cs="Courier New"/>
@@ -11108,7 +10021,82 @@
                 <w:sz w:val="19"/>
                 <w:szCs w:val="19"/>
               </w:rPr>
-              <w:t>Was sollten wir NICHT sagen um nicht Zeit zu verlieren?</w:t>
+              <w:t>Punkte</w:t>
+            </w:r>
+            <w:proofErr w:type="gramEnd"/>
+            <w:r>
+              <w:rPr>
+                <w:rFonts w:ascii="Courier New" w:eastAsia="Courier New" w:hAnsi="Courier New" w:cs="Courier New"/>
+                <w:color w:val="69F0AE"/>
+                <w:sz w:val="19"/>
+                <w:szCs w:val="19"/>
+              </w:rPr>
+              <w:t xml:space="preserve"> die wir ansprechen müssen?</w:t>
+            </w:r>
+          </w:p>
+          <w:p>
+            <w:pPr>
+              <w:spacing w:before="25" w:after="25"/>
+              <w:ind w:left="160"/>
+            </w:pPr>
+            <w:r>
+              <w:rPr>
+                <w:rFonts w:ascii="Courier New" w:eastAsia="Courier New" w:hAnsi="Courier New" w:cs="Courier New"/>
+                <w:color w:val="69F0AE"/>
+                <w:sz w:val="19"/>
+                <w:szCs w:val="19"/>
+              </w:rPr>
+              <w:t>Was würde einen erfahrenen Software-Architekten</w:t>
+            </w:r>
+          </w:p>
+          <w:p>
+            <w:pPr>
+              <w:spacing w:before="25" w:after="25"/>
+              <w:ind w:left="160"/>
+            </w:pPr>
+            <w:r>
+              <w:rPr>
+                <w:rFonts w:ascii="Courier New" w:eastAsia="Courier New" w:hAnsi="Courier New" w:cs="Courier New"/>
+                <w:color w:val="69F0AE"/>
+                <w:sz w:val="19"/>
+                <w:szCs w:val="19"/>
+              </w:rPr>
+              <w:t>sofort interessieren?</w:t>
+            </w:r>
+          </w:p>
+          <w:p>
+            <w:pPr>
+              <w:spacing w:before="25" w:after="25"/>
+              <w:ind w:left="160"/>
+            </w:pPr>
+            <w:r>
+              <w:rPr>
+                <w:rFonts w:ascii="Courier New" w:eastAsia="Courier New" w:hAnsi="Courier New" w:cs="Courier New"/>
+                <w:color w:val="69F0AE"/>
+                <w:sz w:val="19"/>
+                <w:szCs w:val="19"/>
+              </w:rPr>
+              <w:t xml:space="preserve">Was sollten wir NICHT </w:t>
+            </w:r>
+            <w:proofErr w:type="gramStart"/>
+            <w:r>
+              <w:rPr>
+                <w:rFonts w:ascii="Courier New" w:eastAsia="Courier New" w:hAnsi="Courier New" w:cs="Courier New"/>
+                <w:color w:val="69F0AE"/>
+                <w:sz w:val="19"/>
+                <w:szCs w:val="19"/>
+              </w:rPr>
+              <w:t>sagen</w:t>
+            </w:r>
+            <w:proofErr w:type="gramEnd"/>
+            <w:r>
+              <w:rPr>
+                <w:rFonts w:ascii="Courier New" w:eastAsia="Courier New" w:hAnsi="Courier New" w:cs="Courier New"/>
+                <w:color w:val="69F0AE"/>
+                <w:sz w:val="19"/>
+                <w:szCs w:val="19"/>
+              </w:rPr>
+              <w:t xml:space="preserve"> um nicht Zeit zu verlieren?</w:t>
             </w:r>
           </w:p>
         </w:tc>
@@ -11140,12 +10128,6 @@
         <w:gridCol w:w="9360"/>
       </w:tblGrid>
       <w:tr>
-        <w:tblPrEx>
-          <w:tblCellMar>
-            <w:top w:w="0" w:type="dxa"/>
-            <w:bottom w:w="0" w:type="dxa"/>
-          </w:tblCellMar>
-        </w:tblPrEx>
         <w:tc>
           <w:tcPr>
             <w:tcW w:w="9360" w:type="dxa"/>
@@ -11181,12 +10163,6 @@
         </w:tc>
       </w:tr>
       <w:tr>
-        <w:tblPrEx>
-          <w:tblCellMar>
-            <w:top w:w="0" w:type="dxa"/>
-            <w:bottom w:w="0" w:type="dxa"/>
-          </w:tblCellMar>
-        </w:tblPrEx>
         <w:tc>
           <w:tcPr>
             <w:tcW w:w="9360" w:type="dxa"/>
@@ -11211,12 +10187,6 @@
         </w:tc>
       </w:tr>
       <w:tr>
-        <w:tblPrEx>
-          <w:tblCellMar>
-            <w:top w:w="0" w:type="dxa"/>
-            <w:bottom w:w="0" w:type="dxa"/>
-          </w:tblCellMar>
-        </w:tblPrEx>
         <w:tc>
           <w:tcPr>
             <w:tcW w:w="9360" w:type="dxa"/>
@@ -11241,12 +10211,6 @@
         </w:tc>
       </w:tr>
       <w:tr>
-        <w:tblPrEx>
-          <w:tblCellMar>
-            <w:top w:w="0" w:type="dxa"/>
-            <w:bottom w:w="0" w:type="dxa"/>
-          </w:tblCellMar>
-        </w:tblPrEx>
         <w:tc>
           <w:tcPr>
             <w:tcW w:w="9360" w:type="dxa"/>
@@ -11271,12 +10235,6 @@
         </w:tc>
       </w:tr>
       <w:tr>
-        <w:tblPrEx>
-          <w:tblCellMar>
-            <w:top w:w="0" w:type="dxa"/>
-            <w:bottom w:w="0" w:type="dxa"/>
-          </w:tblCellMar>
-        </w:tblPrEx>
         <w:tc>
           <w:tcPr>
             <w:tcW w:w="9360" w:type="dxa"/>
@@ -11301,12 +10259,6 @@
         </w:tc>
       </w:tr>
       <w:tr>
-        <w:tblPrEx>
-          <w:tblCellMar>
-            <w:top w:w="0" w:type="dxa"/>
-            <w:bottom w:w="0" w:type="dxa"/>
-          </w:tblCellMar>
-        </w:tblPrEx>
         <w:tc>
           <w:tcPr>
             <w:tcW w:w="9360" w:type="dxa"/>
@@ -11357,12 +10309,6 @@
         <w:gridCol w:w="9360"/>
       </w:tblGrid>
       <w:tr>
-        <w:tblPrEx>
-          <w:tblCellMar>
-            <w:top w:w="0" w:type="dxa"/>
-            <w:bottom w:w="0" w:type="dxa"/>
-          </w:tblCellMar>
-        </w:tblPrEx>
         <w:tc>
           <w:tcPr>
             <w:tcW w:w="9360" w:type="dxa"/>
@@ -11398,12 +10344,6 @@
         </w:tc>
       </w:tr>
       <w:tr>
-        <w:tblPrEx>
-          <w:tblCellMar>
-            <w:top w:w="0" w:type="dxa"/>
-            <w:bottom w:w="0" w:type="dxa"/>
-          </w:tblCellMar>
-        </w:tblPrEx>
         <w:tc>
           <w:tcPr>
             <w:tcW w:w="9360" w:type="dxa"/>
@@ -11627,64 +10567,10 @@
 <file path=word/numbering.xml><?xml version="1.0" encoding="utf-8"?>
 <w:numbering xmlns:wpc="http://schemas.microsoft.com/office/word/2010/wordprocessingCanvas" xmlns:cx="http://schemas.microsoft.com/office/drawing/2014/chartex" xmlns:cx1="http://schemas.microsoft.com/office/drawing/2015/9/8/chartex" xmlns:cx2="http://schemas.microsoft.com/office/drawing/2015/10/21/chartex" xmlns:cx3="http://schemas.microsoft.com/office/drawing/2016/5/9/chartex" xmlns:cx4="http://schemas.microsoft.com/office/drawing/2016/5/10/chartex" xmlns:cx5="http://schemas.microsoft.com/office/drawing/2016/5/11/chartex" xmlns:cx6="http://schemas.microsoft.com/office/drawing/2016/5/12/chartex" xmlns:cx7="http://schemas.microsoft.com/office/drawing/2016/5/13/chartex" xmlns:cx8="http://schemas.microsoft.com/office/drawing/2016/5/14/chartex" xmlns:mc="http://schemas.openxmlformats.org/markup-compatibility/2006" xmlns:aink="http://schemas.microsoft.com/office/drawing/2016/ink" xmlns:am3d="http://schemas.microsoft.com/office/drawing/2017/model3d" xmlns:o="urn:schemas-microsoft-com:office:office" xmlns:oel="http://schemas.microsoft.com/office/2019/extlst" xmlns:r="http://schemas.openxmlformats.org/officeDocument/2006/relationships" xmlns:m="http://schemas.openxmlformats.org/officeDocument/2006/math" xmlns:v="urn:schemas-microsoft-com:vml" xmlns:wp14="http://schemas.microsoft.com/office/word/2010/wordprocessingDrawing" xmlns:wp="http://schemas.openxmlformats.org/drawingml/2006/wordprocessingDrawing" xmlns:w10="urn:schemas-microsoft-com:office:word" xmlns:w="http://schemas.openxmlformats.org/wordprocessingml/2006/main" xmlns:w14="http://schemas.microsoft.com/office/word/2010/wordml" xmlns:w15="http://schemas.microsoft.com/office/word/2012/wordml" xmlns:w16cex="http://schemas.microsoft.com/office/word/2018/wordml/cex" xmlns:w16cid="http://schemas.microsoft.com/office/word/2016/wordml/cid" xmlns:w16="http://schemas.microsoft.com/office/word/2018/wordml" xmlns:w16du="http://schemas.microsoft.com/office/word/2023/wordml/word16du" xmlns:w16sdtdh="http://schemas.microsoft.com/office/word/2020/wordml/sdtdatahash" xmlns:w16sdtfl="http://schemas.microsoft.com/office/word/2024/wordml/sdtformatlock" xmlns:w16se="http://schemas.microsoft.com/office/word/2015/wordml/symex" xmlns:wpg="http://schemas.microsoft.com/office/word/2010/wordprocessingGroup" xmlns:wpi="http://schemas.microsoft.com/office/word/2010/wordprocessingInk" xmlns:wne="http://schemas.microsoft.com/office/word/2006/wordml" xmlns:wps="http://schemas.microsoft.com/office/word/2010/wordprocessingShape" mc:Ignorable="w14 w15 w16se w16cid w16 w16cex w16sdtdh w16sdtfl w16du wp14">
   <w:abstractNum w:abstractNumId="0" w15:restartNumberingAfterBreak="0">
-    <w:nsid w:val="0B5B6101"/>
+    <w:nsid w:val="0C695B84"/>
     <w:multiLevelType w:val="hybridMultilevel"/>
-    <w:tmpl w:val="3E3857BE"/>
-    <w:lvl w:ilvl="0" w:tplc="A35810FC">
-      <w:start w:val="1"/>
-      <w:numFmt w:val="decimal"/>
-      <w:lvlText w:val="%1."/>
-      <w:lvlJc w:val="left"/>
-      <w:pPr>
-        <w:ind w:left="480" w:hanging="240"/>
-      </w:pPr>
-    </w:lvl>
-    <w:lvl w:ilvl="1" w:tplc="DDE09BBC">
-      <w:numFmt w:val="decimal"/>
-      <w:lvlText w:val=""/>
-      <w:lvlJc w:val="left"/>
-    </w:lvl>
-    <w:lvl w:ilvl="2" w:tplc="EB2EE8CC">
-      <w:numFmt w:val="decimal"/>
-      <w:lvlText w:val=""/>
-      <w:lvlJc w:val="left"/>
-    </w:lvl>
-    <w:lvl w:ilvl="3" w:tplc="68CCF092">
-      <w:numFmt w:val="decimal"/>
-      <w:lvlText w:val=""/>
-      <w:lvlJc w:val="left"/>
-    </w:lvl>
-    <w:lvl w:ilvl="4" w:tplc="B15A6352">
-      <w:numFmt w:val="decimal"/>
-      <w:lvlText w:val=""/>
-      <w:lvlJc w:val="left"/>
-    </w:lvl>
-    <w:lvl w:ilvl="5" w:tplc="A4666A34">
-      <w:numFmt w:val="decimal"/>
-      <w:lvlText w:val=""/>
-      <w:lvlJc w:val="left"/>
-    </w:lvl>
-    <w:lvl w:ilvl="6" w:tplc="EB162C60">
-      <w:numFmt w:val="decimal"/>
-      <w:lvlText w:val=""/>
-      <w:lvlJc w:val="left"/>
-    </w:lvl>
-    <w:lvl w:ilvl="7" w:tplc="EBDE4A56">
-      <w:numFmt w:val="decimal"/>
-      <w:lvlText w:val=""/>
-      <w:lvlJc w:val="left"/>
-    </w:lvl>
-    <w:lvl w:ilvl="8" w:tplc="26529702">
-      <w:numFmt w:val="decimal"/>
-      <w:lvlText w:val=""/>
-      <w:lvlJc w:val="left"/>
-    </w:lvl>
-  </w:abstractNum>
-  <w:abstractNum w:abstractNumId="1" w15:restartNumberingAfterBreak="0">
-    <w:nsid w:val="31345E2F"/>
-    <w:multiLevelType w:val="hybridMultilevel"/>
-    <w:tmpl w:val="EB0E2976"/>
-    <w:lvl w:ilvl="0" w:tplc="04B01860">
+    <w:tmpl w:val="3A8C8B42"/>
+    <w:lvl w:ilvl="0" w:tplc="D37AA6F2">
       <w:start w:val="1"/>
       <w:numFmt w:val="bullet"/>
       <w:lvlText w:val="•"/>
@@ -11693,52 +10579,52 @@
         <w:ind w:left="480" w:hanging="240"/>
       </w:pPr>
     </w:lvl>
-    <w:lvl w:ilvl="1" w:tplc="610C9996">
+    <w:lvl w:ilvl="1" w:tplc="289C51AE">
       <w:numFmt w:val="decimal"/>
       <w:lvlText w:val=""/>
       <w:lvlJc w:val="left"/>
     </w:lvl>
-    <w:lvl w:ilvl="2" w:tplc="BCB86106">
+    <w:lvl w:ilvl="2" w:tplc="D3F63602">
       <w:numFmt w:val="decimal"/>
       <w:lvlText w:val=""/>
       <w:lvlJc w:val="left"/>
     </w:lvl>
-    <w:lvl w:ilvl="3" w:tplc="A508A9E4">
+    <w:lvl w:ilvl="3" w:tplc="4B86AF40">
       <w:numFmt w:val="decimal"/>
       <w:lvlText w:val=""/>
       <w:lvlJc w:val="left"/>
     </w:lvl>
-    <w:lvl w:ilvl="4" w:tplc="3E001AD2">
+    <w:lvl w:ilvl="4" w:tplc="A0100CEE">
       <w:numFmt w:val="decimal"/>
       <w:lvlText w:val=""/>
       <w:lvlJc w:val="left"/>
     </w:lvl>
-    <w:lvl w:ilvl="5" w:tplc="3FDADC4C">
+    <w:lvl w:ilvl="5" w:tplc="703A00FA">
       <w:numFmt w:val="decimal"/>
       <w:lvlText w:val=""/>
       <w:lvlJc w:val="left"/>
     </w:lvl>
-    <w:lvl w:ilvl="6" w:tplc="D1A2F1E8">
+    <w:lvl w:ilvl="6" w:tplc="C7D24E04">
       <w:numFmt w:val="decimal"/>
       <w:lvlText w:val=""/>
       <w:lvlJc w:val="left"/>
     </w:lvl>
-    <w:lvl w:ilvl="7" w:tplc="00C4D768">
+    <w:lvl w:ilvl="7" w:tplc="70E8F5A8">
       <w:numFmt w:val="decimal"/>
       <w:lvlText w:val=""/>
       <w:lvlJc w:val="left"/>
     </w:lvl>
-    <w:lvl w:ilvl="8" w:tplc="6A3010E0">
+    <w:lvl w:ilvl="8" w:tplc="BFC6C852">
       <w:numFmt w:val="decimal"/>
       <w:lvlText w:val=""/>
       <w:lvlJc w:val="left"/>
     </w:lvl>
   </w:abstractNum>
-  <w:abstractNum w:abstractNumId="2" w15:restartNumberingAfterBreak="0">
-    <w:nsid w:val="7E862B6D"/>
+  <w:abstractNum w:abstractNumId="1" w15:restartNumberingAfterBreak="0">
+    <w:nsid w:val="3DB4508A"/>
     <w:multiLevelType w:val="hybridMultilevel"/>
-    <w:tmpl w:val="364EA954"/>
-    <w:lvl w:ilvl="0" w:tplc="A9803452">
+    <w:tmpl w:val="4DDAF536"/>
+    <w:lvl w:ilvl="0" w:tplc="AF5AA676">
       <w:start w:val="1"/>
       <w:numFmt w:val="bullet"/>
       <w:lvlText w:val="●"/>
@@ -11747,7 +10633,7 @@
         <w:ind w:left="720" w:hanging="360"/>
       </w:pPr>
     </w:lvl>
-    <w:lvl w:ilvl="1" w:tplc="8F286E18">
+    <w:lvl w:ilvl="1" w:tplc="ADE601F8">
       <w:start w:val="1"/>
       <w:numFmt w:val="bullet"/>
       <w:lvlText w:val="○"/>
@@ -11756,7 +10642,7 @@
         <w:ind w:left="1440" w:hanging="360"/>
       </w:pPr>
     </w:lvl>
-    <w:lvl w:ilvl="2" w:tplc="0EE828E4">
+    <w:lvl w:ilvl="2" w:tplc="DDFEDD3C">
       <w:start w:val="1"/>
       <w:numFmt w:val="bullet"/>
       <w:lvlText w:val="■"/>
@@ -11765,7 +10651,7 @@
         <w:ind w:left="2160" w:hanging="360"/>
       </w:pPr>
     </w:lvl>
-    <w:lvl w:ilvl="3" w:tplc="1E7857D6">
+    <w:lvl w:ilvl="3" w:tplc="CA387AF0">
       <w:start w:val="1"/>
       <w:numFmt w:val="bullet"/>
       <w:lvlText w:val="●"/>
@@ -11774,7 +10660,7 @@
         <w:ind w:left="2880" w:hanging="360"/>
       </w:pPr>
     </w:lvl>
-    <w:lvl w:ilvl="4" w:tplc="29BC5864">
+    <w:lvl w:ilvl="4" w:tplc="D30E4D82">
       <w:start w:val="1"/>
       <w:numFmt w:val="bullet"/>
       <w:lvlText w:val="○"/>
@@ -11783,7 +10669,7 @@
         <w:ind w:left="3600" w:hanging="360"/>
       </w:pPr>
     </w:lvl>
-    <w:lvl w:ilvl="5" w:tplc="8E164E44">
+    <w:lvl w:ilvl="5" w:tplc="02AE4A52">
       <w:start w:val="1"/>
       <w:numFmt w:val="bullet"/>
       <w:lvlText w:val="■"/>
@@ -11792,7 +10678,7 @@
         <w:ind w:left="4320" w:hanging="360"/>
       </w:pPr>
     </w:lvl>
-    <w:lvl w:ilvl="6" w:tplc="1108D2BA">
+    <w:lvl w:ilvl="6" w:tplc="B6FEE12E">
       <w:start w:val="1"/>
       <w:numFmt w:val="bullet"/>
       <w:lvlText w:val="●"/>
@@ -11801,7 +10687,7 @@
         <w:ind w:left="5040" w:hanging="360"/>
       </w:pPr>
     </w:lvl>
-    <w:lvl w:ilvl="7" w:tplc="D5EA12EC">
+    <w:lvl w:ilvl="7" w:tplc="5ADC02BA">
       <w:start w:val="1"/>
       <w:numFmt w:val="bullet"/>
       <w:lvlText w:val="●"/>
@@ -11810,7 +10696,7 @@
         <w:ind w:left="5760" w:hanging="360"/>
       </w:pPr>
     </w:lvl>
-    <w:lvl w:ilvl="8" w:tplc="329E575E">
+    <w:lvl w:ilvl="8" w:tplc="EB6AF3B0">
       <w:start w:val="1"/>
       <w:numFmt w:val="bullet"/>
       <w:lvlText w:val="●"/>
@@ -11820,14 +10706,68 @@
       </w:pPr>
     </w:lvl>
   </w:abstractNum>
-  <w:num w:numId="1" w16cid:durableId="839585053">
-    <w:abstractNumId w:val="2"/>
+  <w:abstractNum w:abstractNumId="2" w15:restartNumberingAfterBreak="0">
+    <w:nsid w:val="5CF97759"/>
+    <w:multiLevelType w:val="hybridMultilevel"/>
+    <w:tmpl w:val="C6C85A24"/>
+    <w:lvl w:ilvl="0" w:tplc="7E589486">
+      <w:start w:val="1"/>
+      <w:numFmt w:val="decimal"/>
+      <w:lvlText w:val="%1."/>
+      <w:lvlJc w:val="left"/>
+      <w:pPr>
+        <w:ind w:left="480" w:hanging="240"/>
+      </w:pPr>
+    </w:lvl>
+    <w:lvl w:ilvl="1" w:tplc="6ACECF58">
+      <w:numFmt w:val="decimal"/>
+      <w:lvlText w:val=""/>
+      <w:lvlJc w:val="left"/>
+    </w:lvl>
+    <w:lvl w:ilvl="2" w:tplc="F6AA7336">
+      <w:numFmt w:val="decimal"/>
+      <w:lvlText w:val=""/>
+      <w:lvlJc w:val="left"/>
+    </w:lvl>
+    <w:lvl w:ilvl="3" w:tplc="640A429E">
+      <w:numFmt w:val="decimal"/>
+      <w:lvlText w:val=""/>
+      <w:lvlJc w:val="left"/>
+    </w:lvl>
+    <w:lvl w:ilvl="4" w:tplc="2E442C14">
+      <w:numFmt w:val="decimal"/>
+      <w:lvlText w:val=""/>
+      <w:lvlJc w:val="left"/>
+    </w:lvl>
+    <w:lvl w:ilvl="5" w:tplc="5254CA6E">
+      <w:numFmt w:val="decimal"/>
+      <w:lvlText w:val=""/>
+      <w:lvlJc w:val="left"/>
+    </w:lvl>
+    <w:lvl w:ilvl="6" w:tplc="983EEF5A">
+      <w:numFmt w:val="decimal"/>
+      <w:lvlText w:val=""/>
+      <w:lvlJc w:val="left"/>
+    </w:lvl>
+    <w:lvl w:ilvl="7" w:tplc="E6FCF736">
+      <w:numFmt w:val="decimal"/>
+      <w:lvlText w:val=""/>
+      <w:lvlJc w:val="left"/>
+    </w:lvl>
+    <w:lvl w:ilvl="8" w:tplc="799E2DAC">
+      <w:numFmt w:val="decimal"/>
+      <w:lvlText w:val=""/>
+      <w:lvlJc w:val="left"/>
+    </w:lvl>
+  </w:abstractNum>
+  <w:num w:numId="1" w16cid:durableId="1912495968">
+    <w:abstractNumId w:val="1"/>
     <w:lvlOverride w:ilvl="0">
       <w:startOverride w:val="1"/>
     </w:lvlOverride>
   </w:num>
-  <w:num w:numId="2" w16cid:durableId="277640351">
-    <w:abstractNumId w:val="1"/>
+  <w:num w:numId="2" w16cid:durableId="502278015">
+    <w:abstractNumId w:val="0"/>
     <w:lvlOverride w:ilvl="0">
       <w:startOverride w:val="1"/>
     </w:lvlOverride>
@@ -11841,7 +10781,7 @@
     <w:rPrDefault>
       <w:rPr>
         <w:rFonts w:ascii="Arial" w:eastAsia="Arial" w:hAnsi="Arial" w:cs="Arial"/>
-        <w:lang w:val="de-CH" w:eastAsia="de-CH" w:bidi="ar-SA"/>
+        <w:lang w:val="de-CH" w:eastAsia="de-DE" w:bidi="ar-SA"/>
       </w:rPr>
     </w:rPrDefault>
     <w:pPrDefault/>

--- a/Modul2/ADAI_Modul2_Tag2_Selbststudium.docx
+++ b/Modul2/ADAI_Modul2_Tag2_Selbststudium.docx
@@ -54,47 +54,7 @@
                 <w:szCs w:val="17"/>
                 <w:lang w:val="fr-CH"/>
               </w:rPr>
-              <w:t xml:space="preserve">CAS Application </w:t>
-            </w:r>
-            <w:proofErr w:type="spellStart"/>
-            <w:r>
-              <w:rPr>
-                <w:color w:val="0891B2"/>
-                <w:sz w:val="17"/>
-                <w:szCs w:val="17"/>
-                <w:lang w:val="fr-CH"/>
-              </w:rPr>
-              <w:t>Development</w:t>
-            </w:r>
-            <w:proofErr w:type="spellEnd"/>
-            <w:r>
-              <w:rPr>
-                <w:color w:val="0891B2"/>
-                <w:sz w:val="17"/>
-                <w:szCs w:val="17"/>
-                <w:lang w:val="fr-CH"/>
-              </w:rPr>
-              <w:t xml:space="preserve"> </w:t>
-            </w:r>
-            <w:proofErr w:type="spellStart"/>
-            <w:r>
-              <w:rPr>
-                <w:color w:val="0891B2"/>
-                <w:sz w:val="17"/>
-                <w:szCs w:val="17"/>
-                <w:lang w:val="fr-CH"/>
-              </w:rPr>
-              <w:t>with</w:t>
-            </w:r>
-            <w:proofErr w:type="spellEnd"/>
-            <w:r>
-              <w:rPr>
-                <w:color w:val="0891B2"/>
-                <w:sz w:val="17"/>
-                <w:szCs w:val="17"/>
-                <w:lang w:val="fr-CH"/>
-              </w:rPr>
-              <w:t xml:space="preserve"> AI (ADAI) · 2026</w:t>
+              <w:t>CAS Application Development with AI (ADAI) · 2026</w:t>
             </w:r>
           </w:p>
           <w:p>
@@ -125,36 +85,8 @@
                 <w:sz w:val="17"/>
                 <w:szCs w:val="17"/>
               </w:rPr>
-              <w:t xml:space="preserve">  Selbststudium: </w:t>
-            </w:r>
-            <w:proofErr w:type="spellStart"/>
-            <w:r>
-              <w:rPr>
-                <w:color w:val="475569"/>
-                <w:sz w:val="17"/>
-                <w:szCs w:val="17"/>
-              </w:rPr>
-              <w:t>MoSCoW</w:t>
-            </w:r>
-            <w:proofErr w:type="spellEnd"/>
-            <w:r>
-              <w:rPr>
-                <w:color w:val="475569"/>
-                <w:sz w:val="17"/>
-                <w:szCs w:val="17"/>
-              </w:rPr>
-              <w:t xml:space="preserve"> &amp; </w:t>
-            </w:r>
-            <w:proofErr w:type="spellStart"/>
-            <w:r>
-              <w:rPr>
-                <w:color w:val="475569"/>
-                <w:sz w:val="17"/>
-                <w:szCs w:val="17"/>
-              </w:rPr>
-              <w:t>Requirements</w:t>
-            </w:r>
-            <w:proofErr w:type="spellEnd"/>
+              <w:t xml:space="preserve">  Selbststudium: MoSCoW &amp; Requirements</w:t>
+            </w:r>
           </w:p>
         </w:tc>
         <w:tc>
@@ -219,63 +151,13 @@
           <w:lang w:val="fr-CH"/>
         </w:rPr>
       </w:pPr>
-      <w:proofErr w:type="spellStart"/>
       <w:r>
         <w:rPr>
           <w:color w:val="475569"/>
           <w:lang w:val="fr-CH"/>
         </w:rPr>
-        <w:t>MoSCoW</w:t>
+        <w:t>MoSCoW · Gaps finden · Requirements Document finalisieren</w:t>
       </w:r>
-      <w:proofErr w:type="spellEnd"/>
-      <w:r>
-        <w:rPr>
-          <w:color w:val="475569"/>
-          <w:lang w:val="fr-CH"/>
-        </w:rPr>
-        <w:t xml:space="preserve"> · Gaps </w:t>
-      </w:r>
-      <w:proofErr w:type="spellStart"/>
-      <w:r>
-        <w:rPr>
-          <w:color w:val="475569"/>
-          <w:lang w:val="fr-CH"/>
-        </w:rPr>
-        <w:t>finden</w:t>
-      </w:r>
-      <w:proofErr w:type="spellEnd"/>
-      <w:r>
-        <w:rPr>
-          <w:color w:val="475569"/>
-          <w:lang w:val="fr-CH"/>
-        </w:rPr>
-        <w:t xml:space="preserve"> · </w:t>
-      </w:r>
-      <w:proofErr w:type="spellStart"/>
-      <w:r>
-        <w:rPr>
-          <w:color w:val="475569"/>
-          <w:lang w:val="fr-CH"/>
-        </w:rPr>
-        <w:t>Requirements</w:t>
-      </w:r>
-      <w:proofErr w:type="spellEnd"/>
-      <w:r>
-        <w:rPr>
-          <w:color w:val="475569"/>
-          <w:lang w:val="fr-CH"/>
-        </w:rPr>
-        <w:t xml:space="preserve"> Document </w:t>
-      </w:r>
-      <w:proofErr w:type="spellStart"/>
-      <w:r>
-        <w:rPr>
-          <w:color w:val="475569"/>
-          <w:lang w:val="fr-CH"/>
-        </w:rPr>
-        <w:t>finalisieren</w:t>
-      </w:r>
-      <w:proofErr w:type="spellEnd"/>
     </w:p>
     <w:tbl>
       <w:tblPr>
@@ -416,7 +298,6 @@
             <w:pPr>
               <w:spacing w:before="50" w:after="50"/>
             </w:pPr>
-            <w:proofErr w:type="spellStart"/>
             <w:r>
               <w:rPr>
                 <w:b/>
@@ -427,7 +308,6 @@
               </w:rPr>
               <w:t>MoSCoW</w:t>
             </w:r>
-            <w:proofErr w:type="spellEnd"/>
           </w:p>
         </w:tc>
         <w:tc>
@@ -601,7 +481,6 @@
             <w:pPr>
               <w:spacing w:before="50" w:after="50"/>
             </w:pPr>
-            <w:proofErr w:type="spellStart"/>
             <w:r>
               <w:rPr>
                 <w:b/>
@@ -610,31 +489,8 @@
                 <w:sz w:val="18"/>
                 <w:szCs w:val="18"/>
               </w:rPr>
-              <w:t>Req</w:t>
-            </w:r>
-            <w:proofErr w:type="spellEnd"/>
-            <w:r>
-              <w:rPr>
-                <w:b/>
-                <w:bCs/>
-                <w:color w:val="1E293B"/>
-                <w:sz w:val="18"/>
-                <w:szCs w:val="18"/>
-              </w:rPr>
-              <w:t xml:space="preserve">. </w:t>
-            </w:r>
-            <w:proofErr w:type="spellStart"/>
-            <w:r>
-              <w:rPr>
-                <w:b/>
-                <w:bCs/>
-                <w:color w:val="1E293B"/>
-                <w:sz w:val="18"/>
-                <w:szCs w:val="18"/>
-              </w:rPr>
-              <w:t>Document</w:t>
-            </w:r>
-            <w:proofErr w:type="spellEnd"/>
+              <w:t>Req. Document</w:t>
+            </w:r>
           </w:p>
         </w:tc>
         <w:tc>
@@ -783,7 +639,6 @@
             <w:pPr>
               <w:spacing w:after="15"/>
             </w:pPr>
-            <w:proofErr w:type="spellStart"/>
             <w:r>
               <w:rPr>
                 <w:b/>
@@ -792,18 +647,7 @@
                 <w:sz w:val="26"/>
                 <w:szCs w:val="26"/>
               </w:rPr>
-              <w:t>MoSCoW</w:t>
-            </w:r>
-            <w:proofErr w:type="spellEnd"/>
-            <w:r>
-              <w:rPr>
-                <w:b/>
-                <w:bCs/>
-                <w:color w:val="FFFFFF"/>
-                <w:sz w:val="26"/>
-                <w:szCs w:val="26"/>
-              </w:rPr>
-              <w:t>-Priorisierung</w:t>
+              <w:t>MoSCoW-Priorisierung</w:t>
             </w:r>
             <w:r>
               <w:rPr>
@@ -903,29 +747,7 @@
                 <w:sz w:val="22"/>
                 <w:szCs w:val="22"/>
               </w:rPr>
-              <w:t xml:space="preserve">Was bedeutet </w:t>
-            </w:r>
-            <w:proofErr w:type="spellStart"/>
-            <w:r>
-              <w:rPr>
-                <w:b/>
-                <w:bCs/>
-                <w:color w:val="FFFFFF"/>
-                <w:sz w:val="22"/>
-                <w:szCs w:val="22"/>
-              </w:rPr>
-              <w:t>MoSCoW</w:t>
-            </w:r>
-            <w:proofErr w:type="spellEnd"/>
-            <w:r>
-              <w:rPr>
-                <w:b/>
-                <w:bCs/>
-                <w:color w:val="FFFFFF"/>
-                <w:sz w:val="22"/>
-                <w:szCs w:val="22"/>
-              </w:rPr>
-              <w:t>?</w:t>
+              <w:t>Was bedeutet MoSCoW?</w:t>
             </w:r>
           </w:p>
         </w:tc>
@@ -1028,34 +850,14 @@
                   <w:pPr>
                     <w:spacing w:before="50" w:after="50"/>
                   </w:pPr>
-                  <w:proofErr w:type="spellStart"/>
                   <w:r>
                     <w:rPr>
                       <w:b/>
                       <w:bCs/>
                       <w:color w:val="DC2626"/>
                     </w:rPr>
-                    <w:t>Must</w:t>
-                  </w:r>
-                  <w:proofErr w:type="spellEnd"/>
-                  <w:r>
-                    <w:rPr>
-                      <w:b/>
-                      <w:bCs/>
-                      <w:color w:val="DC2626"/>
-                    </w:rPr>
-                    <w:t xml:space="preserve"> </w:t>
-                  </w:r>
-                  <w:proofErr w:type="spellStart"/>
-                  <w:r>
-                    <w:rPr>
-                      <w:b/>
-                      <w:bCs/>
-                      <w:color w:val="DC2626"/>
-                    </w:rPr>
-                    <w:t>have</w:t>
-                  </w:r>
-                  <w:proofErr w:type="spellEnd"/>
+                    <w:t>Must have</w:t>
+                  </w:r>
                 </w:p>
               </w:tc>
               <w:tc>
@@ -1116,43 +918,7 @@
                       <w:sz w:val="18"/>
                       <w:szCs w:val="18"/>
                     </w:rPr>
-                    <w:t xml:space="preserve">Frage: Kann das Produkt ohne das geliefert werden? Nein → </w:t>
-                  </w:r>
-                  <w:proofErr w:type="spellStart"/>
-                  <w:r>
-                    <w:rPr>
-                      <w:color w:val="475569"/>
-                      <w:sz w:val="18"/>
-                      <w:szCs w:val="18"/>
-                    </w:rPr>
-                    <w:t>Must</w:t>
-                  </w:r>
-                  <w:proofErr w:type="spellEnd"/>
-                  <w:r>
-                    <w:rPr>
-                      <w:color w:val="475569"/>
-                      <w:sz w:val="18"/>
-                      <w:szCs w:val="18"/>
-                    </w:rPr>
-                    <w:t xml:space="preserve"> </w:t>
-                  </w:r>
-                  <w:proofErr w:type="spellStart"/>
-                  <w:r>
-                    <w:rPr>
-                      <w:color w:val="475569"/>
-                      <w:sz w:val="18"/>
-                      <w:szCs w:val="18"/>
-                    </w:rPr>
-                    <w:t>have</w:t>
-                  </w:r>
-                  <w:proofErr w:type="spellEnd"/>
-                  <w:r>
-                    <w:rPr>
-                      <w:color w:val="475569"/>
-                      <w:sz w:val="18"/>
-                      <w:szCs w:val="18"/>
-                    </w:rPr>
-                    <w:t>.</w:t>
+                    <w:t>Frage: Kann das Produkt ohne das geliefert werden? Nein → Must have.</w:t>
                   </w:r>
                 </w:p>
               </w:tc>
@@ -1214,34 +980,14 @@
                   <w:pPr>
                     <w:spacing w:before="50" w:after="50"/>
                   </w:pPr>
-                  <w:proofErr w:type="spellStart"/>
                   <w:r>
                     <w:rPr>
                       <w:b/>
                       <w:bCs/>
                       <w:color w:val="D97706"/>
                     </w:rPr>
-                    <w:t>Should</w:t>
-                  </w:r>
-                  <w:proofErr w:type="spellEnd"/>
-                  <w:r>
-                    <w:rPr>
-                      <w:b/>
-                      <w:bCs/>
-                      <w:color w:val="D97706"/>
-                    </w:rPr>
-                    <w:t xml:space="preserve"> </w:t>
-                  </w:r>
-                  <w:proofErr w:type="spellStart"/>
-                  <w:r>
-                    <w:rPr>
-                      <w:b/>
-                      <w:bCs/>
-                      <w:color w:val="D97706"/>
-                    </w:rPr>
-                    <w:t>have</w:t>
-                  </w:r>
-                  <w:proofErr w:type="spellEnd"/>
+                    <w:t>Should have</w:t>
+                  </w:r>
                 </w:p>
               </w:tc>
               <w:tc>
@@ -1302,43 +1048,7 @@
                       <w:sz w:val="18"/>
                       <w:szCs w:val="18"/>
                     </w:rPr>
-                    <w:t xml:space="preserve">Frage: Schadet das Fehlen dem Nutzer stark? Ja → </w:t>
-                  </w:r>
-                  <w:proofErr w:type="spellStart"/>
-                  <w:r>
-                    <w:rPr>
-                      <w:color w:val="475569"/>
-                      <w:sz w:val="18"/>
-                      <w:szCs w:val="18"/>
-                    </w:rPr>
-                    <w:t>Should</w:t>
-                  </w:r>
-                  <w:proofErr w:type="spellEnd"/>
-                  <w:r>
-                    <w:rPr>
-                      <w:color w:val="475569"/>
-                      <w:sz w:val="18"/>
-                      <w:szCs w:val="18"/>
-                    </w:rPr>
-                    <w:t xml:space="preserve"> </w:t>
-                  </w:r>
-                  <w:proofErr w:type="spellStart"/>
-                  <w:r>
-                    <w:rPr>
-                      <w:color w:val="475569"/>
-                      <w:sz w:val="18"/>
-                      <w:szCs w:val="18"/>
-                    </w:rPr>
-                    <w:t>have</w:t>
-                  </w:r>
-                  <w:proofErr w:type="spellEnd"/>
-                  <w:r>
-                    <w:rPr>
-                      <w:color w:val="475569"/>
-                      <w:sz w:val="18"/>
-                      <w:szCs w:val="18"/>
-                    </w:rPr>
-                    <w:t>.</w:t>
+                    <w:t>Frage: Schadet das Fehlen dem Nutzer stark? Ja → Should have.</w:t>
                   </w:r>
                 </w:p>
               </w:tc>
@@ -1400,34 +1110,14 @@
                   <w:pPr>
                     <w:spacing w:before="50" w:after="50"/>
                   </w:pPr>
-                  <w:proofErr w:type="spellStart"/>
                   <w:r>
                     <w:rPr>
                       <w:b/>
                       <w:bCs/>
                       <w:color w:val="059669"/>
                     </w:rPr>
-                    <w:t>Could</w:t>
-                  </w:r>
-                  <w:proofErr w:type="spellEnd"/>
-                  <w:r>
-                    <w:rPr>
-                      <w:b/>
-                      <w:bCs/>
-                      <w:color w:val="059669"/>
-                    </w:rPr>
-                    <w:t xml:space="preserve"> </w:t>
-                  </w:r>
-                  <w:proofErr w:type="spellStart"/>
-                  <w:r>
-                    <w:rPr>
-                      <w:b/>
-                      <w:bCs/>
-                      <w:color w:val="059669"/>
-                    </w:rPr>
-                    <w:t>have</w:t>
-                  </w:r>
-                  <w:proofErr w:type="spellEnd"/>
+                    <w:t>Could have</w:t>
+                  </w:r>
                 </w:p>
               </w:tc>
               <w:tc>
@@ -1457,43 +1147,7 @@
                       <w:sz w:val="19"/>
                       <w:szCs w:val="19"/>
                     </w:rPr>
-                    <w:t>Nice-</w:t>
-                  </w:r>
-                  <w:proofErr w:type="spellStart"/>
-                  <w:r>
-                    <w:rPr>
-                      <w:color w:val="1E293B"/>
-                      <w:sz w:val="19"/>
-                      <w:szCs w:val="19"/>
-                    </w:rPr>
-                    <w:t>to</w:t>
-                  </w:r>
-                  <w:proofErr w:type="spellEnd"/>
-                  <w:r>
-                    <w:rPr>
-                      <w:color w:val="1E293B"/>
-                      <w:sz w:val="19"/>
-                      <w:szCs w:val="19"/>
-                    </w:rPr>
-                    <w:t>-</w:t>
-                  </w:r>
-                  <w:proofErr w:type="spellStart"/>
-                  <w:r>
-                    <w:rPr>
-                      <w:color w:val="1E293B"/>
-                      <w:sz w:val="19"/>
-                      <w:szCs w:val="19"/>
-                    </w:rPr>
-                    <w:t>have</w:t>
-                  </w:r>
-                  <w:proofErr w:type="spellEnd"/>
-                  <w:r>
-                    <w:rPr>
-                      <w:color w:val="1E293B"/>
-                      <w:sz w:val="19"/>
-                      <w:szCs w:val="19"/>
-                    </w:rPr>
-                    <w:t>. Kommt wenn Kapazität da ist.</w:t>
+                    <w:t>Nice-to-have. Kommt wenn Kapazität da ist.</w:t>
                   </w:r>
                 </w:p>
               </w:tc>
@@ -1524,25 +1178,7 @@
                       <w:sz w:val="18"/>
                       <w:szCs w:val="18"/>
                     </w:rPr>
-                    <w:t xml:space="preserve">Frage: Freut Nutzer — würde er es aber nicht vermissen? → </w:t>
-                  </w:r>
-                  <w:proofErr w:type="spellStart"/>
-                  <w:r>
-                    <w:rPr>
-                      <w:color w:val="475569"/>
-                      <w:sz w:val="18"/>
-                      <w:szCs w:val="18"/>
-                    </w:rPr>
-                    <w:t>Could</w:t>
-                  </w:r>
-                  <w:proofErr w:type="spellEnd"/>
-                  <w:r>
-                    <w:rPr>
-                      <w:color w:val="475569"/>
-                      <w:sz w:val="18"/>
-                      <w:szCs w:val="18"/>
-                    </w:rPr>
-                    <w:t>.</w:t>
+                    <w:t>Frage: Freut Nutzer — würde er es aber nicht vermissen? → Could.</w:t>
                   </w:r>
                 </w:p>
               </w:tc>
@@ -1604,34 +1240,14 @@
                   <w:pPr>
                     <w:spacing w:before="50" w:after="50"/>
                   </w:pPr>
-                  <w:proofErr w:type="spellStart"/>
                   <w:r>
                     <w:rPr>
                       <w:b/>
                       <w:bCs/>
                       <w:color w:val="7C3AED"/>
                     </w:rPr>
-                    <w:t>Won't</w:t>
-                  </w:r>
-                  <w:proofErr w:type="spellEnd"/>
-                  <w:r>
-                    <w:rPr>
-                      <w:b/>
-                      <w:bCs/>
-                      <w:color w:val="7C3AED"/>
-                    </w:rPr>
-                    <w:t xml:space="preserve"> </w:t>
-                  </w:r>
-                  <w:proofErr w:type="spellStart"/>
-                  <w:r>
-                    <w:rPr>
-                      <w:b/>
-                      <w:bCs/>
-                      <w:color w:val="7C3AED"/>
-                    </w:rPr>
-                    <w:t>have</w:t>
-                  </w:r>
-                  <w:proofErr w:type="spellEnd"/>
+                    <w:t>Won't have</w:t>
+                  </w:r>
                 </w:p>
               </w:tc>
               <w:tc>
@@ -1692,61 +1308,7 @@
                       <w:sz w:val="18"/>
                       <w:szCs w:val="18"/>
                     </w:rPr>
-                    <w:t xml:space="preserve">Frage: Zu gross für jetzt? → </w:t>
-                  </w:r>
-                  <w:proofErr w:type="spellStart"/>
-                  <w:r>
-                    <w:rPr>
-                      <w:color w:val="475569"/>
-                      <w:sz w:val="18"/>
-                      <w:szCs w:val="18"/>
-                    </w:rPr>
-                    <w:t>Won't</w:t>
-                  </w:r>
-                  <w:proofErr w:type="spellEnd"/>
-                  <w:r>
-                    <w:rPr>
-                      <w:color w:val="475569"/>
-                      <w:sz w:val="18"/>
-                      <w:szCs w:val="18"/>
-                    </w:rPr>
-                    <w:t xml:space="preserve"> </w:t>
-                  </w:r>
-                  <w:proofErr w:type="spellStart"/>
-                  <w:r>
-                    <w:rPr>
-                      <w:color w:val="475569"/>
-                      <w:sz w:val="18"/>
-                      <w:szCs w:val="18"/>
-                    </w:rPr>
-                    <w:t>have</w:t>
-                  </w:r>
-                  <w:proofErr w:type="spellEnd"/>
-                  <w:r>
-                    <w:rPr>
-                      <w:color w:val="475569"/>
-                      <w:sz w:val="18"/>
-                      <w:szCs w:val="18"/>
-                    </w:rPr>
-                    <w:t xml:space="preserve"> (</w:t>
-                  </w:r>
-                  <w:proofErr w:type="spellStart"/>
-                  <w:r>
-                    <w:rPr>
-                      <w:color w:val="475569"/>
-                      <w:sz w:val="18"/>
-                      <w:szCs w:val="18"/>
-                    </w:rPr>
-                    <w:t>this</w:t>
-                  </w:r>
-                  <w:proofErr w:type="spellEnd"/>
-                  <w:r>
-                    <w:rPr>
-                      <w:color w:val="475569"/>
-                      <w:sz w:val="18"/>
-                      <w:szCs w:val="18"/>
-                    </w:rPr>
-                    <w:t xml:space="preserve"> time).</w:t>
+                    <w:t>Frage: Zu gross für jetzt? → Won't have (this time).</w:t>
                   </w:r>
                 </w:p>
               </w:tc>
@@ -1771,25 +1333,7 @@
           <w:bCs/>
           <w:color w:val="475569"/>
         </w:rPr>
-        <w:t xml:space="preserve">Schritt 1 — </w:t>
-      </w:r>
-      <w:proofErr w:type="spellStart"/>
-      <w:r>
-        <w:rPr>
-          <w:b/>
-          <w:bCs/>
-          <w:color w:val="475569"/>
-        </w:rPr>
-        <w:t>MoSCoW</w:t>
-      </w:r>
-      <w:proofErr w:type="spellEnd"/>
-      <w:r>
-        <w:rPr>
-          <w:b/>
-          <w:bCs/>
-          <w:color w:val="475569"/>
-        </w:rPr>
-        <w:t xml:space="preserve"> mit AI erstellen:</w:t>
+        <w:t>Schritt 1 — MoSCoW mit AI erstellen:</w:t>
       </w:r>
     </w:p>
     <w:tbl>
@@ -1864,9 +1408,14 @@
                 <w:sz w:val="19"/>
                 <w:szCs w:val="19"/>
               </w:rPr>
-              <w:t xml:space="preserve">Priorisiere diese nach </w:t>
-            </w:r>
-            <w:proofErr w:type="spellStart"/>
+              <w:t>Priorisiere diese nach MoSCoW für ein MVP in 3 Monaten.</w:t>
+            </w:r>
+          </w:p>
+          <w:p>
+            <w:pPr>
+              <w:spacing w:before="25" w:after="25"/>
+              <w:ind w:left="160"/>
+            </w:pPr>
             <w:r>
               <w:rPr>
                 <w:rFonts w:ascii="Courier New" w:eastAsia="Courier New" w:hAnsi="Courier New" w:cs="Courier New"/>
@@ -1874,9 +1423,20 @@
                 <w:sz w:val="19"/>
                 <w:szCs w:val="19"/>
               </w:rPr>
-              <w:t>MoSCoW</w:t>
-            </w:r>
-            <w:proofErr w:type="spellEnd"/>
+              <w:t>Team: 2-3 Personen, gemischter Tech-Background.</w:t>
+            </w:r>
+          </w:p>
+          <w:p>
+            <w:pPr>
+              <w:spacing w:before="25" w:after="25"/>
+              <w:ind w:left="160"/>
+            </w:pPr>
+          </w:p>
+          <w:p>
+            <w:pPr>
+              <w:spacing w:before="25" w:after="25"/>
+              <w:ind w:left="160"/>
+            </w:pPr>
             <w:r>
               <w:rPr>
                 <w:rFonts w:ascii="Courier New" w:eastAsia="Courier New" w:hAnsi="Courier New" w:cs="Courier New"/>
@@ -1884,7 +1444,7 @@
                 <w:sz w:val="19"/>
                 <w:szCs w:val="19"/>
               </w:rPr>
-              <w:t xml:space="preserve"> für ein MVP in 3 Monaten.</w:t>
+              <w:t>Für jede Story:</w:t>
             </w:r>
           </w:p>
           <w:p>
@@ -1899,14 +1459,8 @@
                 <w:sz w:val="19"/>
                 <w:szCs w:val="19"/>
               </w:rPr>
-              <w:t>Team: 2-3 Personen, gemischter Tech-Background.</w:t>
-            </w:r>
-          </w:p>
-          <w:p>
-            <w:pPr>
-              <w:spacing w:before="25" w:after="25"/>
-              <w:ind w:left="160"/>
-            </w:pPr>
+              <w:t>1. Kategorie (Must / Should / Could / Won't)</w:t>
+            </w:r>
           </w:p>
           <w:p>
             <w:pPr>
@@ -1920,7 +1474,7 @@
                 <w:sz w:val="19"/>
                 <w:szCs w:val="19"/>
               </w:rPr>
-              <w:t>Für jede Story:</w:t>
+              <w:t>2. Begründung in einem Satz</w:t>
             </w:r>
           </w:p>
           <w:p>
@@ -1935,137 +1489,7 @@
                 <w:sz w:val="19"/>
                 <w:szCs w:val="19"/>
               </w:rPr>
-              <w:t>1. Kategorie (</w:t>
-            </w:r>
-            <w:proofErr w:type="spellStart"/>
-            <w:r>
-              <w:rPr>
-                <w:rFonts w:ascii="Courier New" w:eastAsia="Courier New" w:hAnsi="Courier New" w:cs="Courier New"/>
-                <w:color w:val="69F0AE"/>
-                <w:sz w:val="19"/>
-                <w:szCs w:val="19"/>
-              </w:rPr>
-              <w:t>Must</w:t>
-            </w:r>
-            <w:proofErr w:type="spellEnd"/>
-            <w:r>
-              <w:rPr>
-                <w:rFonts w:ascii="Courier New" w:eastAsia="Courier New" w:hAnsi="Courier New" w:cs="Courier New"/>
-                <w:color w:val="69F0AE"/>
-                <w:sz w:val="19"/>
-                <w:szCs w:val="19"/>
-              </w:rPr>
-              <w:t xml:space="preserve"> / </w:t>
-            </w:r>
-            <w:proofErr w:type="spellStart"/>
-            <w:r>
-              <w:rPr>
-                <w:rFonts w:ascii="Courier New" w:eastAsia="Courier New" w:hAnsi="Courier New" w:cs="Courier New"/>
-                <w:color w:val="69F0AE"/>
-                <w:sz w:val="19"/>
-                <w:szCs w:val="19"/>
-              </w:rPr>
-              <w:t>Should</w:t>
-            </w:r>
-            <w:proofErr w:type="spellEnd"/>
-            <w:r>
-              <w:rPr>
-                <w:rFonts w:ascii="Courier New" w:eastAsia="Courier New" w:hAnsi="Courier New" w:cs="Courier New"/>
-                <w:color w:val="69F0AE"/>
-                <w:sz w:val="19"/>
-                <w:szCs w:val="19"/>
-              </w:rPr>
-              <w:t xml:space="preserve"> / </w:t>
-            </w:r>
-            <w:proofErr w:type="spellStart"/>
-            <w:r>
-              <w:rPr>
-                <w:rFonts w:ascii="Courier New" w:eastAsia="Courier New" w:hAnsi="Courier New" w:cs="Courier New"/>
-                <w:color w:val="69F0AE"/>
-                <w:sz w:val="19"/>
-                <w:szCs w:val="19"/>
-              </w:rPr>
-              <w:t>Could</w:t>
-            </w:r>
-            <w:proofErr w:type="spellEnd"/>
-            <w:r>
-              <w:rPr>
-                <w:rFonts w:ascii="Courier New" w:eastAsia="Courier New" w:hAnsi="Courier New" w:cs="Courier New"/>
-                <w:color w:val="69F0AE"/>
-                <w:sz w:val="19"/>
-                <w:szCs w:val="19"/>
-              </w:rPr>
-              <w:t xml:space="preserve"> / </w:t>
-            </w:r>
-            <w:proofErr w:type="spellStart"/>
-            <w:r>
-              <w:rPr>
-                <w:rFonts w:ascii="Courier New" w:eastAsia="Courier New" w:hAnsi="Courier New" w:cs="Courier New"/>
-                <w:color w:val="69F0AE"/>
-                <w:sz w:val="19"/>
-                <w:szCs w:val="19"/>
-              </w:rPr>
-              <w:t>Won't</w:t>
-            </w:r>
-            <w:proofErr w:type="spellEnd"/>
-            <w:r>
-              <w:rPr>
-                <w:rFonts w:ascii="Courier New" w:eastAsia="Courier New" w:hAnsi="Courier New" w:cs="Courier New"/>
-                <w:color w:val="69F0AE"/>
-                <w:sz w:val="19"/>
-                <w:szCs w:val="19"/>
-              </w:rPr>
-              <w:t>)</w:t>
-            </w:r>
-          </w:p>
-          <w:p>
-            <w:pPr>
-              <w:spacing w:before="25" w:after="25"/>
-              <w:ind w:left="160"/>
-            </w:pPr>
-            <w:r>
-              <w:rPr>
-                <w:rFonts w:ascii="Courier New" w:eastAsia="Courier New" w:hAnsi="Courier New" w:cs="Courier New"/>
-                <w:color w:val="69F0AE"/>
-                <w:sz w:val="19"/>
-                <w:szCs w:val="19"/>
-              </w:rPr>
-              <w:t>2. Begründung in einem Satz</w:t>
-            </w:r>
-          </w:p>
-          <w:p>
-            <w:pPr>
-              <w:spacing w:before="25" w:after="25"/>
-              <w:ind w:left="160"/>
-            </w:pPr>
-            <w:r>
-              <w:rPr>
-                <w:rFonts w:ascii="Courier New" w:eastAsia="Courier New" w:hAnsi="Courier New" w:cs="Courier New"/>
-                <w:color w:val="69F0AE"/>
-                <w:sz w:val="19"/>
-                <w:szCs w:val="19"/>
-              </w:rPr>
-              <w:t xml:space="preserve">3. Falls </w:t>
-            </w:r>
-            <w:proofErr w:type="spellStart"/>
-            <w:r>
-              <w:rPr>
-                <w:rFonts w:ascii="Courier New" w:eastAsia="Courier New" w:hAnsi="Courier New" w:cs="Courier New"/>
-                <w:color w:val="69F0AE"/>
-                <w:sz w:val="19"/>
-                <w:szCs w:val="19"/>
-              </w:rPr>
-              <w:t>Won't</w:t>
-            </w:r>
-            <w:proofErr w:type="spellEnd"/>
-            <w:r>
-              <w:rPr>
-                <w:rFonts w:ascii="Courier New" w:eastAsia="Courier New" w:hAnsi="Courier New" w:cs="Courier New"/>
-                <w:color w:val="69F0AE"/>
-                <w:sz w:val="19"/>
-                <w:szCs w:val="19"/>
-              </w:rPr>
-              <w:t>: wann könnte es relevant werden?</w:t>
+              <w:t>3. Falls Won't: wann könnte es relevant werden?</w:t>
             </w:r>
           </w:p>
           <w:p>
@@ -2221,7 +1645,6 @@
               <w:spacing w:before="50" w:after="50"/>
               <w:jc w:val="center"/>
             </w:pPr>
-            <w:proofErr w:type="spellStart"/>
             <w:r>
               <w:rPr>
                 <w:b/>
@@ -2232,7 +1655,6 @@
               </w:rPr>
               <w:t>MoSCoW</w:t>
             </w:r>
-            <w:proofErr w:type="spellEnd"/>
           </w:p>
         </w:tc>
         <w:tc>
@@ -2351,12 +1773,10 @@
               <w:t xml:space="preserve"> </w:t>
             </w:r>
             <w:bookmarkStart w:id="1" w:name="OLE_LINK2"/>
-            <w:proofErr w:type="spellStart"/>
             <w:r>
               <w:t>Must</w:t>
             </w:r>
             <w:bookmarkEnd w:id="1"/>
-            <w:proofErr w:type="spellEnd"/>
           </w:p>
         </w:tc>
         <w:tc>
@@ -2384,37 +1804,7 @@
               <w:t xml:space="preserve"> </w:t>
             </w:r>
             <w:r>
-              <w:t>Pflicht-Input der Safe-</w:t>
-            </w:r>
-            <w:proofErr w:type="spellStart"/>
-            <w:r>
-              <w:t>to</w:t>
-            </w:r>
-            <w:proofErr w:type="spellEnd"/>
-            <w:r>
-              <w:t>-</w:t>
-            </w:r>
-            <w:proofErr w:type="spellStart"/>
-            <w:r>
-              <w:t>Spend</w:t>
-            </w:r>
-            <w:proofErr w:type="spellEnd"/>
-            <w:r>
-              <w:t>-Formel — ohne Fixkosten kein</w:t>
-            </w:r>
-            <w:r>
-              <w:t xml:space="preserve"> </w:t>
-            </w:r>
-            <w:r>
-              <w:t xml:space="preserve">realistischer </w:t>
-            </w:r>
-            <w:proofErr w:type="spellStart"/>
-            <w:r>
-              <w:t>Kernwert</w:t>
-            </w:r>
-            <w:proofErr w:type="spellEnd"/>
-            <w:r>
-              <w:t>.</w:t>
+              <w:t>Pflicht-Input der Safe-to-Spend-Formel — ohne Fixkosten kein realistischer Kernwert.</w:t>
             </w:r>
           </w:p>
         </w:tc>
@@ -2500,11 +1890,9 @@
             <w:r>
               <w:t xml:space="preserve"> </w:t>
             </w:r>
-            <w:proofErr w:type="spellStart"/>
             <w:r>
               <w:t>Must</w:t>
             </w:r>
-            <w:proofErr w:type="spellEnd"/>
           </w:p>
         </w:tc>
         <w:tc>
@@ -2618,11 +2006,9 @@
             <w:r>
               <w:t xml:space="preserve"> </w:t>
             </w:r>
-            <w:proofErr w:type="spellStart"/>
             <w:r>
               <w:t>Must</w:t>
             </w:r>
-            <w:proofErr w:type="spellEnd"/>
           </w:p>
         </w:tc>
         <w:tc>
@@ -2708,21 +2094,8 @@
               <w:t xml:space="preserve"> </w:t>
             </w:r>
             <w:r>
-              <w:t>Safe-</w:t>
-            </w:r>
-            <w:proofErr w:type="spellStart"/>
-            <w:r>
-              <w:t>to</w:t>
-            </w:r>
-            <w:proofErr w:type="spellEnd"/>
-            <w:r>
-              <w:t>-</w:t>
-            </w:r>
-            <w:proofErr w:type="spellStart"/>
-            <w:r>
-              <w:t>Spend</w:t>
-            </w:r>
-            <w:proofErr w:type="spellEnd"/>
+              <w:t>Safe-to-Spend</w:t>
+            </w:r>
           </w:p>
         </w:tc>
         <w:tc>
@@ -2749,11 +2122,9 @@
             <w:r>
               <w:t xml:space="preserve"> </w:t>
             </w:r>
-            <w:proofErr w:type="spellStart"/>
             <w:r>
               <w:t>Must</w:t>
             </w:r>
-            <w:proofErr w:type="spellEnd"/>
           </w:p>
         </w:tc>
         <w:tc>
@@ -2781,13 +2152,8 @@
               <w:t xml:space="preserve"> </w:t>
             </w:r>
             <w:r>
-              <w:t xml:space="preserve">Die Kern-Value-Proposition — entfällt sie, gibt es kein </w:t>
-            </w:r>
-            <w:proofErr w:type="spellStart"/>
-            <w:r>
-              <w:t>BudgetBuddy</w:t>
-            </w:r>
-            <w:proofErr w:type="spellEnd"/>
+              <w:t>Die Kern-Value-Proposition — entfällt sie, gibt es kein BudgetBuddy</w:t>
+            </w:r>
           </w:p>
         </w:tc>
       </w:tr>
@@ -2873,12 +2239,10 @@
               <w:t xml:space="preserve"> </w:t>
             </w:r>
             <w:bookmarkStart w:id="2" w:name="OLE_LINK3"/>
-            <w:proofErr w:type="spellStart"/>
             <w:r>
               <w:t>Should</w:t>
             </w:r>
             <w:bookmarkEnd w:id="2"/>
-            <w:proofErr w:type="spellEnd"/>
           </w:p>
         </w:tc>
         <w:tc>
@@ -2906,15 +2270,7 @@
               <w:t xml:space="preserve"> </w:t>
             </w:r>
             <w:r>
-              <w:t xml:space="preserve">Für realen Einsatz unverzichtbar, in einer Demo-Phase aber mit einem </w:t>
-            </w:r>
-            <w:proofErr w:type="spellStart"/>
-            <w:r>
-              <w:t>hardcoded</w:t>
-            </w:r>
-            <w:proofErr w:type="spellEnd"/>
-            <w:r>
-              <w:t xml:space="preserve"> User überbrückbar.</w:t>
+              <w:t>Für realen Einsatz unverzichtbar, in einer Demo-Phase aber mit einem hardcoded User überbrückbar.</w:t>
             </w:r>
           </w:p>
         </w:tc>
@@ -3000,11 +2356,9 @@
             <w:r>
               <w:t xml:space="preserve"> </w:t>
             </w:r>
-            <w:proofErr w:type="spellStart"/>
             <w:r>
               <w:t>Should</w:t>
             </w:r>
-            <w:proofErr w:type="spellEnd"/>
           </w:p>
         </w:tc>
         <w:tc>
@@ -3028,13 +2382,8 @@
             <w:pPr>
               <w:spacing w:before="80" w:after="80"/>
             </w:pPr>
-            <w:proofErr w:type="spellStart"/>
-            <w:r>
-              <w:t>nDSG</w:t>
-            </w:r>
-            <w:proofErr w:type="spellEnd"/>
-            <w:r>
-              <w:t xml:space="preserve">-pflichtig </w:t>
+            <w:r>
+              <w:t xml:space="preserve">nDSG-pflichtig </w:t>
             </w:r>
             <w:proofErr w:type="gramStart"/>
             <w:r>
@@ -3128,11 +2477,9 @@
             <w:r>
               <w:t xml:space="preserve"> </w:t>
             </w:r>
-            <w:proofErr w:type="spellStart"/>
             <w:r>
               <w:t>Should</w:t>
             </w:r>
-            <w:proofErr w:type="spellEnd"/>
           </w:p>
         </w:tc>
         <w:tc>
@@ -3243,11 +2590,9 @@
             <w:r>
               <w:t xml:space="preserve"> </w:t>
             </w:r>
-            <w:proofErr w:type="spellStart"/>
             <w:r>
               <w:t>Should</w:t>
             </w:r>
-            <w:proofErr w:type="spellEnd"/>
           </w:p>
         </w:tc>
         <w:tc>
@@ -3358,11 +2703,9 @@
             <w:r>
               <w:t xml:space="preserve"> </w:t>
             </w:r>
-            <w:proofErr w:type="spellStart"/>
             <w:r>
               <w:t>Should</w:t>
             </w:r>
-            <w:proofErr w:type="spellEnd"/>
           </w:p>
         </w:tc>
         <w:tc>
@@ -3474,11 +2817,9 @@
             <w:pPr>
               <w:spacing w:before="80" w:after="80"/>
             </w:pPr>
-            <w:proofErr w:type="spellStart"/>
             <w:r>
               <w:t>Could</w:t>
             </w:r>
-            <w:proofErr w:type="spellEnd"/>
           </w:p>
         </w:tc>
         <w:tc>
@@ -3506,31 +2847,7 @@
               <w:t xml:space="preserve"> </w:t>
             </w:r>
             <w:r>
-              <w:t xml:space="preserve">Adressiert Marc gezielt, aber der </w:t>
-            </w:r>
-            <w:proofErr w:type="spellStart"/>
-            <w:r>
-              <w:t>Kernwert</w:t>
-            </w:r>
-            <w:proofErr w:type="spellEnd"/>
-            <w:r>
-              <w:t xml:space="preserve"> (Safe-</w:t>
-            </w:r>
-            <w:proofErr w:type="spellStart"/>
-            <w:r>
-              <w:t>to</w:t>
-            </w:r>
-            <w:proofErr w:type="spellEnd"/>
-            <w:r>
-              <w:t>-</w:t>
-            </w:r>
-            <w:proofErr w:type="spellStart"/>
-            <w:r>
-              <w:t>Spend</w:t>
-            </w:r>
-            <w:proofErr w:type="spellEnd"/>
-            <w:r>
-              <w:t>) funktioniert komplett ohne.</w:t>
+              <w:t>Adressiert Marc gezielt, aber der Kernwert (Safe-to-Spend) funktioniert komplett ohne.</w:t>
             </w:r>
           </w:p>
         </w:tc>
@@ -3624,11 +2941,9 @@
             <w:pPr>
               <w:spacing w:before="80" w:after="80"/>
             </w:pPr>
-            <w:proofErr w:type="spellStart"/>
             <w:r>
               <w:t>Could</w:t>
             </w:r>
-            <w:proofErr w:type="spellEnd"/>
           </w:p>
         </w:tc>
         <w:tc>
@@ -3748,12 +3063,10 @@
               <w:spacing w:before="80" w:after="80"/>
             </w:pPr>
             <w:bookmarkStart w:id="3" w:name="OLE_LINK4"/>
-            <w:proofErr w:type="spellStart"/>
             <w:r>
               <w:t>Could</w:t>
             </w:r>
             <w:bookmarkEnd w:id="3"/>
-            <w:proofErr w:type="spellEnd"/>
           </w:p>
         </w:tc>
         <w:tc>
@@ -3872,11 +3185,9 @@
             <w:pPr>
               <w:spacing w:before="80" w:after="80"/>
             </w:pPr>
-            <w:proofErr w:type="spellStart"/>
             <w:r>
               <w:t>Could</w:t>
             </w:r>
-            <w:proofErr w:type="spellEnd"/>
           </w:p>
         </w:tc>
         <w:tc>
@@ -3969,13 +3280,8 @@
             <w:pPr>
               <w:spacing w:before="80" w:after="80"/>
             </w:pPr>
-            <w:proofErr w:type="spellStart"/>
-            <w:r>
-              <w:t>OpenBanking</w:t>
-            </w:r>
-            <w:proofErr w:type="spellEnd"/>
-            <w:r>
-              <w:t>-Anbindung</w:t>
+            <w:r>
+              <w:t>OpenBanking-Anbindung</w:t>
             </w:r>
           </w:p>
         </w:tc>
@@ -4000,11 +3306,9 @@
             <w:pPr>
               <w:spacing w:before="80" w:after="80"/>
             </w:pPr>
-            <w:proofErr w:type="spellStart"/>
             <w:r>
               <w:t>Won't</w:t>
             </w:r>
-            <w:proofErr w:type="spellEnd"/>
           </w:p>
         </w:tc>
         <w:tc>
@@ -4029,15 +3333,7 @@
               <w:spacing w:before="80" w:after="80"/>
             </w:pPr>
             <w:r>
-              <w:t xml:space="preserve">Erst nach validiertem Product-Market-Fit. Voraussetzungen: FINMA-/Swiss-Open-Banking-Klärung, Vertrag mit SIX </w:t>
-            </w:r>
-            <w:proofErr w:type="spellStart"/>
-            <w:r>
-              <w:t>b.Link</w:t>
-            </w:r>
-            <w:proofErr w:type="spellEnd"/>
-            <w:r>
-              <w:t xml:space="preserve"> oder einer Einzelbank, OAuth2/FAPI-Implementierung — realistisch</w:t>
+              <w:t>Erst nach validiertem Product-Market-Fit. Voraussetzungen: FINMA-/Swiss-Open-Banking-Klärung, Vertrag mit SIX b.Link oder einer Einzelbank, OAuth2/FAPI-Implementierung — realistisch</w:t>
             </w:r>
           </w:p>
           <w:p>
@@ -4205,15 +3501,7 @@
               <w:spacing w:before="240"/>
             </w:pPr>
             <w:r>
-              <w:t xml:space="preserve">1. Einkommen-Erfassung ist nicht eindeutig zugeordnet — US-3 erfasst nur Fixkosten, US-6 verweist auf "Einstellungen", US-14 erlaubt nur das </w:t>
-            </w:r>
-            <w:proofErr w:type="spellStart"/>
-            <w:r>
-              <w:t>Ändern</w:t>
-            </w:r>
-            <w:proofErr w:type="spellEnd"/>
-            <w:r>
-              <w:t>. Wo wird das Einkommen zuerst erfasst? Empfehlung:</w:t>
+              <w:t>1. Einkommen-Erfassung ist nicht eindeutig zugeordnet — US-3 erfasst nur Fixkosten, US-6 verweist auf "Einstellungen", US-14 erlaubt nur das Ändern. Wo wird das Einkommen zuerst erfasst? Empfehlung:</w:t>
             </w:r>
           </w:p>
           <w:p>
@@ -4261,23 +3549,7 @@
               <w:spacing w:before="240"/>
             </w:pPr>
             <w:r>
-              <w:t xml:space="preserve">  4. US-6 "verbleibende Wochen" unterspezifiziert — Kalenderwoche, Rolling 7-Tage oder angebrochene Woche? Bei Monatsmitte ergibt jede Variante einen anderen Safe-</w:t>
-            </w:r>
-            <w:proofErr w:type="spellStart"/>
-            <w:r>
-              <w:t>to</w:t>
-            </w:r>
-            <w:proofErr w:type="spellEnd"/>
-            <w:r>
-              <w:t>-</w:t>
-            </w:r>
-            <w:proofErr w:type="spellStart"/>
-            <w:r>
-              <w:t>Spend</w:t>
-            </w:r>
-            <w:proofErr w:type="spellEnd"/>
-            <w:r>
-              <w:t>-Wert; Definition fehlt.</w:t>
+              <w:t xml:space="preserve">  4. US-6 "verbleibende Wochen" unterspezifiziert — Kalenderwoche, Rolling 7-Tage oder angebrochene Woche? Bei Monatsmitte ergibt jede Variante einen anderen Safe-to-Spend-Wert; Definition fehlt.</w:t>
             </w:r>
           </w:p>
           <w:p>
@@ -4285,23 +3557,7 @@
               <w:spacing w:before="240"/>
             </w:pPr>
             <w:r>
-              <w:t xml:space="preserve">  5. US-4 ↔ US-11 latenter Konflikt — Wenn </w:t>
-            </w:r>
-            <w:proofErr w:type="spellStart"/>
-            <w:r>
-              <w:t>OpenBanking</w:t>
-            </w:r>
-            <w:proofErr w:type="spellEnd"/>
-            <w:r>
-              <w:t xml:space="preserve"> später dazukommt, müssen Duplikat-Erkennung (US-4) und </w:t>
-            </w:r>
-            <w:proofErr w:type="spellStart"/>
-            <w:r>
-              <w:t>Sync</w:t>
-            </w:r>
-            <w:proofErr w:type="spellEnd"/>
-            <w:r>
-              <w:t>-Logik (US-11) koexistieren. Für den MVP irrelevant, aber die Architektur sollte beide</w:t>
+              <w:t xml:space="preserve">  5. US-4 ↔ US-11 latenter Konflikt — Wenn OpenBanking später dazukommt, müssen Duplikat-Erkennung (US-4) und Sync-Logik (US-11) koexistieren. Für den MVP irrelevant, aber die Architektur sollte beide</w:t>
             </w:r>
           </w:p>
           <w:p>
@@ -4317,39 +3573,7 @@
               <w:spacing w:before="240"/>
             </w:pPr>
             <w:r>
-              <w:t xml:space="preserve">  6. </w:t>
-            </w:r>
-            <w:proofErr w:type="spellStart"/>
-            <w:r>
-              <w:t>Must</w:t>
-            </w:r>
-            <w:proofErr w:type="spellEnd"/>
-            <w:r>
-              <w:t xml:space="preserve">-Auswahl steht in Spannung zu US-2 — Strikt gelesen verlangt </w:t>
-            </w:r>
-            <w:proofErr w:type="spellStart"/>
-            <w:r>
-              <w:t>nDSG</w:t>
-            </w:r>
-            <w:proofErr w:type="spellEnd"/>
-            <w:r>
-              <w:t xml:space="preserve">, dass Consent vor jeder Datenverarbeitung erfolgt. In meiner </w:t>
-            </w:r>
-            <w:proofErr w:type="spellStart"/>
-            <w:r>
-              <w:t>Must</w:t>
-            </w:r>
-            <w:proofErr w:type="spellEnd"/>
-            <w:r>
-              <w:t>-Auswahl ist US-2 nur "</w:t>
-            </w:r>
-            <w:proofErr w:type="spellStart"/>
-            <w:r>
-              <w:t>Should</w:t>
-            </w:r>
-            <w:proofErr w:type="spellEnd"/>
-            <w:r>
-              <w:t xml:space="preserve">". Konsequenz: </w:t>
+              <w:t xml:space="preserve">  6. Must-Auswahl steht in Spannung zu US-2 — Strikt gelesen verlangt nDSG, dass Consent vor jeder Datenverarbeitung erfolgt. In meiner Must-Auswahl ist US-2 nur "Should". Konsequenz: </w:t>
             </w:r>
             <w:proofErr w:type="gramStart"/>
             <w:r>
@@ -4624,21 +3848,7 @@
         <w:rPr>
           <w:color w:val="1E293B"/>
         </w:rPr>
-        <w:t xml:space="preserve">Das ist die mächtigste </w:t>
-      </w:r>
-      <w:proofErr w:type="spellStart"/>
-      <w:r>
-        <w:rPr>
-          <w:color w:val="1E293B"/>
-        </w:rPr>
-        <w:t>Requirements</w:t>
-      </w:r>
-      <w:proofErr w:type="spellEnd"/>
-      <w:r>
-        <w:rPr>
-          <w:color w:val="1E293B"/>
-        </w:rPr>
-        <w:t xml:space="preserve">-Technik: Ihr lasst AI bewusst nach allem </w:t>
+        <w:t xml:space="preserve">Das ist die mächtigste Requirements-Technik: Ihr lasst AI bewusst nach allem </w:t>
       </w:r>
       <w:proofErr w:type="gramStart"/>
       <w:r>
@@ -4794,9 +4004,20 @@
                       <w:sz w:val="19"/>
                       <w:szCs w:val="19"/>
                     </w:rPr>
-                    <w:t xml:space="preserve">Hier sind unsere User Stories und </w:t>
-                  </w:r>
-                  <w:proofErr w:type="spellStart"/>
+                    <w:t>Hier sind unsere User Stories und MoSCoW-Priorisierung: [EINFÜGEN]</w:t>
+                  </w:r>
+                </w:p>
+                <w:p>
+                  <w:pPr>
+                    <w:spacing w:before="25" w:after="25"/>
+                    <w:ind w:left="160"/>
+                  </w:pPr>
+                </w:p>
+                <w:p>
+                  <w:pPr>
+                    <w:spacing w:before="25" w:after="25"/>
+                    <w:ind w:left="160"/>
+                  </w:pPr>
                   <w:r>
                     <w:rPr>
                       <w:rFonts w:ascii="Courier New" w:eastAsia="Courier New" w:hAnsi="Courier New" w:cs="Courier New"/>
@@ -4804,59 +4025,57 @@
                       <w:sz w:val="19"/>
                       <w:szCs w:val="19"/>
                     </w:rPr>
-                    <w:t>MoSCoW</w:t>
-                  </w:r>
-                  <w:proofErr w:type="spellEnd"/>
+                    <w:t>Was haben wir NICHT abgedeckt?</w:t>
+                  </w:r>
+                </w:p>
+                <w:p>
+                  <w:pPr>
+                    <w:spacing w:before="25" w:after="25"/>
+                    <w:ind w:left="160"/>
+                    <w:rPr>
+                      <w:lang w:val="fr-CH"/>
+                    </w:rPr>
+                  </w:pPr>
                   <w:r>
                     <w:rPr>
                       <w:rFonts w:ascii="Courier New" w:eastAsia="Courier New" w:hAnsi="Courier New" w:cs="Courier New"/>
                       <w:color w:val="69F0AE"/>
                       <w:sz w:val="19"/>
                       <w:szCs w:val="19"/>
-                    </w:rPr>
-                    <w:t>-Priorisierung: [EINFÜGEN]</w:t>
-                  </w:r>
-                </w:p>
-                <w:p>
-                  <w:pPr>
-                    <w:spacing w:before="25" w:after="25"/>
-                    <w:ind w:left="160"/>
-                  </w:pPr>
-                </w:p>
-                <w:p>
-                  <w:pPr>
-                    <w:spacing w:before="25" w:after="25"/>
-                    <w:ind w:left="160"/>
-                  </w:pPr>
+                      <w:lang w:val="fr-CH"/>
+                    </w:rPr>
+                    <w:t xml:space="preserve">Denke </w:t>
+                  </w:r>
+                  <w:proofErr w:type="gramStart"/>
                   <w:r>
                     <w:rPr>
                       <w:rFonts w:ascii="Courier New" w:eastAsia="Courier New" w:hAnsi="Courier New" w:cs="Courier New"/>
                       <w:color w:val="69F0AE"/>
                       <w:sz w:val="19"/>
                       <w:szCs w:val="19"/>
-                    </w:rPr>
-                    <w:t>Was haben wir NICHT abgedeckt?</w:t>
-                  </w:r>
-                </w:p>
-                <w:p>
-                  <w:pPr>
-                    <w:spacing w:before="25" w:after="25"/>
-                    <w:ind w:left="160"/>
-                  </w:pPr>
+                      <w:lang w:val="fr-CH"/>
+                    </w:rPr>
+                    <w:t>an:</w:t>
+                  </w:r>
+                  <w:proofErr w:type="gramEnd"/>
                   <w:r>
                     <w:rPr>
                       <w:rFonts w:ascii="Courier New" w:eastAsia="Courier New" w:hAnsi="Courier New" w:cs="Courier New"/>
                       <w:color w:val="69F0AE"/>
                       <w:sz w:val="19"/>
                       <w:szCs w:val="19"/>
-                    </w:rPr>
-                    <w:t>Denke an: Error Cases, Edge Cases, Security,</w:t>
+                      <w:lang w:val="fr-CH"/>
+                    </w:rPr>
+                    <w:t xml:space="preserve"> Error Cases, Edge Cases, Security,</w:t>
                   </w:r>
                 </w:p>
                 <w:p>
                   <w:pPr>
                     <w:spacing w:before="25" w:after="25"/>
                     <w:ind w:left="160"/>
+                    <w:rPr>
+                      <w:lang w:val="fr-CH"/>
+                    </w:rPr>
                   </w:pPr>
                   <w:r>
                     <w:rPr>
@@ -4864,6 +4083,7 @@
                       <w:color w:val="69F0AE"/>
                       <w:sz w:val="19"/>
                       <w:szCs w:val="19"/>
+                      <w:lang w:val="fr-CH"/>
                     </w:rPr>
                     <w:t>Performance, Offline-Szenarien, Admin-Flows,</w:t>
                   </w:r>
@@ -4988,6 +4208,16 @@
                   <w:pPr>
                     <w:spacing w:before="240"/>
                   </w:pPr>
+                  <w:r>
+                    <w:rPr>
+                      <w:b/>
+                      <w:bCs/>
+                    </w:rPr>
+                    <w:t>1. Fehlerhafte / unlesbare PDF-Uploads (Error Case)</w:t>
+                  </w:r>
+                  <w:r>
+                    <w:t xml:space="preserve"> Was passiert, wenn das PDF passwortgeschützt ist, ein unbekanntes Format hat oder die Bank das Layout ändert? Ohne Fallback-Logik und klare Fehlermeldungen verliert der User das Vertrauen sofort beim ersten Scheitern.</w:t>
+                  </w:r>
                 </w:p>
               </w:tc>
             </w:tr>
@@ -5012,6 +4242,16 @@
                   <w:pPr>
                     <w:spacing w:before="240"/>
                   </w:pPr>
+                  <w:r>
+                    <w:rPr>
+                      <w:b/>
+                      <w:bCs/>
+                    </w:rPr>
+                    <w:t>2. Falsch kategorisierte Transaktionen (Edge Case)</w:t>
+                  </w:r>
+                  <w:r>
+                    <w:t xml:space="preserve"> Die Auto-Kategorisierung wird Fehler machen. Es fehlt jede Story für manuelle Korrektur oder Lernfeedback. Das ist kritisch, weil die Safe-to-Spend-Zahl direkt davon abhängt — ein falsch kategorisierter Grosseinkauf verfälscht alles.</w:t>
+                  </w:r>
                 </w:p>
               </w:tc>
             </w:tr>
@@ -5036,6 +4276,16 @@
                   <w:pPr>
                     <w:spacing w:before="240"/>
                   </w:pPr>
+                  <w:r>
+                    <w:rPr>
+                      <w:b/>
+                      <w:bCs/>
+                    </w:rPr>
+                    <w:t>3. Datensicherheit &amp; Datenhaltung (Security + Datenschutz)</w:t>
+                  </w:r>
+                  <w:r>
+                    <w:t xml:space="preserve"> Wo liegen die PDF-Daten nach dem Upload? Wie lange? Wer hat Zugriff? Ohne klare Antwort ist die App unter dem nDSG nicht betreibbar — und User mit Bankdaten sind besonders sensibel.</w:t>
+                  </w:r>
                 </w:p>
               </w:tc>
             </w:tr>
@@ -5060,6 +4310,16 @@
                   <w:pPr>
                     <w:spacing w:before="240"/>
                   </w:pPr>
+                  <w:r>
+                    <w:rPr>
+                      <w:b/>
+                      <w:bCs/>
+                    </w:rPr>
+                    <w:t>4. Doppelter PDF-Upload desselben Monats (Edge Case)</w:t>
+                  </w:r>
+                  <w:r>
+                    <w:t xml:space="preserve"> Wenn ein User denselben Kontoauszug zweimal importiert, verdoppeln sich alle Transaktionen — und damit auch die berechneten Ausgaben. Es gibt keine Story für Deduplizierung oder Upload-Validierung.</w:t>
+                  </w:r>
                 </w:p>
               </w:tc>
             </w:tr>
@@ -5084,6 +4344,16 @@
                   <w:pPr>
                     <w:spacing w:before="240"/>
                   </w:pPr>
+                  <w:r>
+                    <w:rPr>
+                      <w:b/>
+                      <w:bCs/>
+                    </w:rPr>
+                    <w:t>5. Mobil-Performance bei grossen Kontoauszügen (Performance)</w:t>
+                  </w:r>
+                  <w:r>
+                    <w:t xml:space="preserve"> Kontoauszüge mit 200+ Transaktionen sind normal. Ohne Pagination, Lazy Loading oder klare Performance-Grenzen kann die App bei einem der Haupt-Nutzungsszenarien (unterwegs, mobil) einfrieren oder abstürzen.</w:t>
+                  </w:r>
                 </w:p>
               </w:tc>
             </w:tr>
@@ -5276,27 +4546,7 @@
                       <w:sz w:val="19"/>
                       <w:szCs w:val="19"/>
                     </w:rPr>
-                    <w:t xml:space="preserve">Welche Acceptance </w:t>
-                  </w:r>
-                  <w:proofErr w:type="spellStart"/>
-                  <w:r>
-                    <w:rPr>
-                      <w:rFonts w:ascii="Courier New" w:eastAsia="Courier New" w:hAnsi="Courier New" w:cs="Courier New"/>
-                      <w:color w:val="69F0AE"/>
-                      <w:sz w:val="19"/>
-                      <w:szCs w:val="19"/>
-                    </w:rPr>
-                    <w:t>Criteria</w:t>
-                  </w:r>
-                  <w:proofErr w:type="spellEnd"/>
-                  <w:r>
-                    <w:rPr>
-                      <w:rFonts w:ascii="Courier New" w:eastAsia="Courier New" w:hAnsi="Courier New" w:cs="Courier New"/>
-                      <w:color w:val="69F0AE"/>
-                      <w:sz w:val="19"/>
-                      <w:szCs w:val="19"/>
-                    </w:rPr>
-                    <w:t xml:space="preserve"> sind inkonsistent?</w:t>
+                    <w:t>Welche Acceptance Criteria sind inkonsistent?</w:t>
                   </w:r>
                 </w:p>
                 <w:p>
@@ -5438,6 +4688,78 @@
                 <w:p>
                   <w:pPr>
                     <w:spacing w:before="240"/>
+                    <w:rPr>
+                      <w:b/>
+                      <w:bCs/>
+                    </w:rPr>
+                  </w:pPr>
+                  <w:r>
+                    <w:rPr>
+                      <w:b/>
+                      <w:bCs/>
+                    </w:rPr>
+                    <w:lastRenderedPageBreak/>
+                    <w:t>1. Stories die sich widersprechen</w:t>
+                  </w:r>
+                </w:p>
+                <w:p>
+                  <w:pPr>
+                    <w:spacing w:before="240"/>
+                  </w:pPr>
+                  <w:r>
+                    <w:rPr>
+                      <w:b/>
+                      <w:bCs/>
+                    </w:rPr>
+                    <w:t>US-1 (Login) ist „Should" — aber US-14 (Passwort ändern) auch</w:t>
+                  </w:r>
+                  <w:r>
+                    <w:t xml:space="preserve"> Die Begründung von US-14 sagt selbst: </w:t>
+                  </w:r>
+                  <w:r>
+                    <w:rPr>
+                      <w:i/>
+                      <w:iCs/>
+                    </w:rPr>
+                    <w:t>„ohne US-1 ist Passwort-Change irrelevant"</w:t>
+                  </w:r>
+                  <w:r>
+                    <w:t>. Trotzdem sind beide gleichrangig als Should eingestuft. Wenn US-1 im Sprint wegfällt, müsste US-14 automatisch auf Won't fallen — das ist nicht modelliert.</w:t>
+                  </w:r>
+                </w:p>
+                <w:p>
+                  <w:pPr>
+                    <w:spacing w:before="240"/>
+                  </w:pPr>
+                  <w:r>
+                    <w:rPr>
+                      <w:b/>
+                      <w:bCs/>
+                    </w:rPr>
+                    <w:t>US-4 (PDF-Upload) ist Must — aber US-8 (Wiederkehrende Ausgaben) braucht 2 Monate Daten</w:t>
+                  </w:r>
+                  <w:r>
+                    <w:t xml:space="preserve"> US-8 ist als Could eingestuft mit der Begründung, es seien „mindestens 2 Monate Daten" nötig. US-4 beschreibt aber nur den Upload eines einzelnen PDFs. Es gibt keine Story für „mehrere PDFs verwalten" — das ist eine Lücke zwischen Must und Could, die niemand füllt.</w:t>
+                  </w:r>
+                </w:p>
+                <w:p>
+                  <w:pPr>
+                    <w:spacing w:before="240"/>
+                  </w:pPr>
+                  <w:r>
+                    <w:rPr>
+                      <w:b/>
+                      <w:bCs/>
+                    </w:rPr>
+                    <w:t>US-12 (Monatswechsel) ist Should — aber US-10 (Monatsvergleich) ist Could</w:t>
+                  </w:r>
+                  <w:r>
+                    <w:t xml:space="preserve"> Monatswechsel-Navigation ohne Vergleichsfunktion ist sinnlos — wofür navigiert man, wenn man nichts vergleichen kann? Die Priorisierung impliziert, dass man Monate wechseln kann aber nichts damit anfangen soll.</w:t>
+                  </w:r>
+                </w:p>
+                <w:p>
+                  <w:pPr>
+                    <w:spacing w:before="240"/>
                   </w:pPr>
                 </w:p>
               </w:tc>
@@ -5462,6 +4784,86 @@
                 <w:p>
                   <w:pPr>
                     <w:spacing w:before="240"/>
+                    <w:rPr>
+                      <w:b/>
+                      <w:bCs/>
+                    </w:rPr>
+                  </w:pPr>
+                  <w:r>
+                    <w:rPr>
+                      <w:b/>
+                      <w:bCs/>
+                    </w:rPr>
+                    <w:t>2. Inkonsistente Acceptance Criteria (implizit)</w:t>
+                  </w:r>
+                </w:p>
+                <w:p>
+                  <w:pPr>
+                    <w:spacing w:before="240"/>
+                  </w:pPr>
+                  <w:r>
+                    <w:rPr>
+                      <w:b/>
+                      <w:bCs/>
+                    </w:rPr>
+                    <w:t>Safe-to-Spend ohne definierten Einkommens-Input</w:t>
+                  </w:r>
+                  <w:r>
+                    <w:t xml:space="preserve"> US-6 (Safe-to-Spend) braucht: Einkommen minus Fixkosten minus variable Ausgaben. Das Einkommen kommt aber woher? Aus dem PDF? Manuell eingegeben? US-14 erwähnt „Einkommen ändern" — das setzt voraus, dass es irgendwo </w:t>
+                  </w:r>
+                  <w:r>
+                    <w:rPr>
+                      <w:i/>
+                      <w:iCs/>
+                    </w:rPr>
+                    <w:t>erfasst</w:t>
+                  </w:r>
+                  <w:r>
+                    <w:t xml:space="preserve"> wird. Diese Erfassungs-Story existiert nicht.</w:t>
+                  </w:r>
+                </w:p>
+                <w:p>
+                  <w:pPr>
+                    <w:spacing w:before="240"/>
+                  </w:pPr>
+                  <w:r>
+                    <w:t>Safe-to-Spend = Einkommen − Fixkosten − variable Ausgaben</w:t>
+                  </w:r>
+                </w:p>
+                <w:p>
+                  <w:pPr>
+                    <w:spacing w:before="240"/>
+                  </w:pPr>
+                  <w:r>
+                    <w:t xml:space="preserve">                    ↑</w:t>
+                  </w:r>
+                </w:p>
+                <w:p>
+                  <w:pPr>
+                    <w:spacing w:before="240"/>
+                  </w:pPr>
+                  <w:r>
+                    <w:t xml:space="preserve">              Wer erfasst das? Keine Story.</w:t>
+                  </w:r>
+                </w:p>
+                <w:p>
+                  <w:pPr>
+                    <w:spacing w:before="240"/>
+                  </w:pPr>
+                  <w:r>
+                    <w:rPr>
+                      <w:b/>
+                      <w:bCs/>
+                    </w:rPr>
+                    <w:t>US-3 (Fixkosten) vs. US-5 (Kategorisierung)</w:t>
+                  </w:r>
+                  <w:r>
+                    <w:t xml:space="preserve"> Fixkosten werden manuell erfasst (US-3). Gleichzeitig kategorisiert US-5 alle Transaktionen automatisch aus dem PDF — inklusive der Fixkosten. Werden Fixkosten doppelt gezählt? Oder überschreibt eine Quelle die andere? Das ist undefiniert.</w:t>
+                  </w:r>
+                </w:p>
+                <w:p>
+                  <w:pPr>
+                    <w:spacing w:before="240"/>
                   </w:pPr>
                 </w:p>
               </w:tc>
@@ -5507,6 +4909,194 @@
                     <w:right w:w="0" w:type="dxa"/>
                   </w:tcMar>
                 </w:tcPr>
+                <w:p>
+                  <w:pPr>
+                    <w:spacing w:before="240"/>
+                    <w:rPr>
+                      <w:b/>
+                      <w:bCs/>
+                    </w:rPr>
+                  </w:pPr>
+                  <w:r>
+                    <w:rPr>
+                      <w:b/>
+                      <w:bCs/>
+                    </w:rPr>
+                    <w:t>3. Implizite Annahmen die nicht stimmen</w:t>
+                  </w:r>
+                </w:p>
+                <w:p>
+                  <w:pPr>
+                    <w:spacing w:before="240"/>
+                  </w:pPr>
+                  <w:r>
+                    <w:rPr>
+                      <w:b/>
+                      <w:bCs/>
+                    </w:rPr>
+                    <w:t>Annahme: Das PDF enthält das Einkommen</w:t>
+                  </w:r>
+                  <w:r>
+                    <w:t xml:space="preserve"> Schweizer Kontoauszüge zeigen Lohneingänge als Transaktion. Das klingt einfach — aber viele User haben mehrere Einkommensquellen, Splitting-Konten oder der Lohn läuft über ein anderes Konto. Die Kategorisierung „das ist mein Einkommen" ist manuell, nicht automatisch lösbar.</w:t>
+                  </w:r>
+                </w:p>
+                <w:p>
+                  <w:pPr>
+                    <w:spacing w:before="240"/>
+                  </w:pPr>
+                  <w:r>
+                    <w:rPr>
+                      <w:b/>
+                      <w:bCs/>
+                    </w:rPr>
+                    <w:t>Annahme: Ein User = ein Konto = ein PDF pro Monat</w:t>
+                  </w:r>
+                  <w:r>
+                    <w:t xml:space="preserve"> Das gesamte Datenmodell setzt dies implizit voraus. Realität: Viele Menschen haben Privat- und Geschäftskonto, Partnerkonto, Sparkonto. Kein einziges dieser Szenarien ist adressiert — und sie würden das Kategorisierungsmodell grundlegend verändern.</w:t>
+                  </w:r>
+                </w:p>
+                <w:p>
+                  <w:pPr>
+                    <w:spacing w:before="240"/>
+                  </w:pPr>
+                  <w:r>
+                    <w:rPr>
+                      <w:b/>
+                      <w:bCs/>
+                    </w:rPr>
+                    <w:t>Annahme: Fixkosten sind stabil</w:t>
+                  </w:r>
+                  <w:r>
+                    <w:t xml:space="preserve"> US-3 erfasst Fixkosten einmalig. Aber Fixkosten ändern sich — Mieterhöhung, neues Abo, Kündigung. US-14 erwähnt nur „Einkommen ändern", nicht Fixkosten. Die Zahl veraltet still und leise, ohne dass der User es merkt.</w:t>
+                  </w:r>
+                </w:p>
+                <w:p>
+                  <w:pPr>
+                    <w:spacing w:before="240"/>
+                  </w:pPr>
+                  <w:r>
+                    <w:pict w14:anchorId="6984BCA9">
+                      <v:rect id="_x0000_i1031" style="width:0;height:1.5pt" o:hralign="center" o:hrstd="t" o:hr="t" fillcolor="#a0a0a0" stroked="f"/>
+                    </w:pict>
+                  </w:r>
+                </w:p>
+                <w:p>
+                  <w:pPr>
+                    <w:spacing w:before="240"/>
+                    <w:rPr>
+                      <w:b/>
+                      <w:bCs/>
+                    </w:rPr>
+                  </w:pPr>
+                  <w:r>
+                    <w:rPr>
+                      <w:b/>
+                      <w:bCs/>
+                    </w:rPr>
+                    <w:t>Zusammenfassung als Dependency-Map</w:t>
+                  </w:r>
+                </w:p>
+                <w:p>
+                  <w:pPr>
+                    <w:spacing w:before="240"/>
+                  </w:pPr>
+                  <w:r>
+                    <w:t>US-4 PDF-Upload</w:t>
+                  </w:r>
+                </w:p>
+                <w:p>
+                  <w:pPr>
+                    <w:spacing w:before="240"/>
+                  </w:pPr>
+                  <w:r>
+                    <w:lastRenderedPageBreak/>
+                    <w:t xml:space="preserve">  └─→ US-5 Kategorisierung</w:t>
+                  </w:r>
+                </w:p>
+                <w:p>
+                  <w:pPr>
+                    <w:spacing w:before="240"/>
+                  </w:pPr>
+                  <w:r>
+                    <w:t xml:space="preserve">        └─→ US-6 Safe-to-Spend ←── Einkommen (keine Story!)</w:t>
+                  </w:r>
+                </w:p>
+                <w:p>
+                  <w:pPr>
+                    <w:spacing w:before="240"/>
+                  </w:pPr>
+                  <w:r>
+                    <w:t xml:space="preserve">                  ↑</w:t>
+                  </w:r>
+                </w:p>
+                <w:p>
+                  <w:pPr>
+                    <w:spacing w:before="240"/>
+                  </w:pPr>
+                  <w:r>
+                    <w:t xml:space="preserve">              US-3 Fixkosten ──→ Konflikt: auch in US-5 kategorisiert?</w:t>
+                  </w:r>
+                </w:p>
+                <w:p>
+                  <w:pPr>
+                    <w:spacing w:before="240"/>
+                  </w:pPr>
+                </w:p>
+                <w:p>
+                  <w:pPr>
+                    <w:spacing w:before="240"/>
+                  </w:pPr>
+                  <w:r>
+                    <w:t>US-1 Login (Should)</w:t>
+                  </w:r>
+                </w:p>
+                <w:p>
+                  <w:pPr>
+                    <w:spacing w:before="240"/>
+                  </w:pPr>
+                  <w:r>
+                    <w:t xml:space="preserve">  └─→ US-14 Passwort/Einkommen (Should) ←── sollte Won't sein ohne US-1</w:t>
+                  </w:r>
+                </w:p>
+                <w:p>
+                  <w:pPr>
+                    <w:spacing w:before="240"/>
+                  </w:pPr>
+                </w:p>
+                <w:p>
+                  <w:pPr>
+                    <w:spacing w:before="240"/>
+                  </w:pPr>
+                  <w:r>
+                    <w:t>US-12 Monatswechsel (Should)</w:t>
+                  </w:r>
+                </w:p>
+                <w:p>
+                  <w:pPr>
+                    <w:spacing w:before="240"/>
+                  </w:pPr>
+                  <w:r>
+                    <w:t xml:space="preserve">  └─→ US-10 Monatsvergleich (Could) ←── Zweck von US-12 unklar ohne US-10</w:t>
+                  </w:r>
+                </w:p>
+                <w:p>
+                  <w:pPr>
+                    <w:spacing w:before="240"/>
+                  </w:pPr>
+                  <w:r>
+                    <w:t xml:space="preserve">Die kritischste Lücke ist die fehlende </w:t>
+                  </w:r>
+                  <w:r>
+                    <w:rPr>
+                      <w:b/>
+                      <w:bCs/>
+                    </w:rPr>
+                    <w:t>Einkommens-Erfassungs-Story</w:t>
+                  </w:r>
+                  <w:r>
+                    <w:t xml:space="preserve"> — sie blockiert die Kernformel, ohne dass es jemandem aufgefallen ist.</w:t>
+                  </w:r>
+                </w:p>
                 <w:p>
                   <w:pPr>
                     <w:spacing w:before="240"/>
@@ -5835,6 +5425,254 @@
                   <w:pPr>
                     <w:spacing w:before="240"/>
                   </w:pPr>
+                  <w:r>
+                    <w:t>Was ich sofort ablehnen würde:</w:t>
+                  </w:r>
+                  <w:r>
+                    <w:br/>
+                  </w:r>
+                  <w:r>
+                    <w:rPr>
+                      <w:b/>
+                      <w:bCs/>
+                    </w:rPr>
+                    <w:t>PDF-Parsing als Kerntechnologie</w:t>
+                  </w:r>
+                </w:p>
+                <w:p>
+                  <w:pPr>
+                    <w:spacing w:before="240"/>
+                  </w:pPr>
+                  <w:r>
+                    <w:t>Das ist das grösste Architektur-Problem. PDF ist kein Datenformat — es ist ein Druckformat. Jede Schweizer Bank hat ein anderes Layout, und die ändern es ohne Ankündigung.</w:t>
+                  </w:r>
+                </w:p>
+                <w:p>
+                  <w:pPr>
+                    <w:spacing w:before="240"/>
+                  </w:pPr>
+                  <w:r>
+                    <w:t>Technische Risiken, die ihr nicht seht:</w:t>
+                  </w:r>
+                  <w:r>
+                    <w:br/>
+                  </w:r>
+                  <w:r>
+                    <w:rPr>
+                      <w:b/>
+                      <w:bCs/>
+                    </w:rPr>
+                    <w:t>1. LLM-Kategorisierung ist nicht deterministisch</w:t>
+                  </w:r>
+                </w:p>
+                <w:p>
+                  <w:pPr>
+                    <w:spacing w:before="240"/>
+                  </w:pPr>
+                  <w:r>
+                    <w:t>Wenn ihr Claude/GPT für die Kategorisierung nutzt:</w:t>
+                  </w:r>
+                </w:p>
+                <w:p>
+                  <w:pPr>
+                    <w:spacing w:before="240"/>
+                  </w:pPr>
+                  <w:r>
+                    <w:t>Gleiche Transaktion, zwei Aufrufe:</w:t>
+                  </w:r>
+                </w:p>
+                <w:p>
+                  <w:pPr>
+                    <w:spacing w:before="240"/>
+                  </w:pPr>
+                  <w:r>
+                    <w:t>"COOP PRONTO 08:15</w:t>
+                  </w:r>
+                  <w:proofErr w:type="gramStart"/>
+                  <w:r>
+                    <w:t>"  →</w:t>
+                  </w:r>
+                  <w:proofErr w:type="gramEnd"/>
+                  <w:r>
+                    <w:t xml:space="preserve">  Lebensmittel</w:t>
+                  </w:r>
+                  <w:proofErr w:type="gramStart"/>
+                  <w:r>
+                    <w:t xml:space="preserve">   (</w:t>
+                  </w:r>
+                  <w:proofErr w:type="gramEnd"/>
+                  <w:r>
+                    <w:t>Aufruf 1)</w:t>
+                  </w:r>
+                </w:p>
+                <w:p>
+                  <w:pPr>
+                    <w:spacing w:before="240"/>
+                  </w:pPr>
+                  <w:r>
+                    <w:t>"COOP PRONTO 08:15</w:t>
+                  </w:r>
+                  <w:proofErr w:type="gramStart"/>
+                  <w:r>
+                    <w:t>"  →</w:t>
+                  </w:r>
+                  <w:proofErr w:type="gramEnd"/>
+                  <w:r>
+                    <w:t xml:space="preserve">  Restaurant  </w:t>
+                  </w:r>
+                  <w:proofErr w:type="gramStart"/>
+                  <w:r>
+                    <w:t xml:space="preserve">   (</w:t>
+                  </w:r>
+                  <w:proofErr w:type="gramEnd"/>
+                  <w:r>
+                    <w:t>Aufruf 2)</w:t>
+                  </w:r>
+                </w:p>
+                <w:p>
+                  <w:pPr>
+                    <w:spacing w:before="240"/>
+                  </w:pPr>
+                  <w:r>
+                    <w:lastRenderedPageBreak/>
+                    <w:t xml:space="preserve">Safe-to-Spend ändert sich bei jedem Reload. User werden </w:t>
+                  </w:r>
+                  <w:proofErr w:type="gramStart"/>
+                  <w:r>
+                    <w:t>das merken</w:t>
+                  </w:r>
+                  <w:proofErr w:type="gramEnd"/>
+                  <w:r>
+                    <w:t xml:space="preserve"> und das Vertrauen ist sofort weg. Ohne deterministischen Cache + Audit-Log ist das nicht produktionsreif.</w:t>
+                  </w:r>
+                </w:p>
+                <w:p>
+                  <w:pPr>
+                    <w:spacing w:before="240"/>
+                  </w:pPr>
+                  <w:r>
+                    <w:rPr>
+                      <w:b/>
+                      <w:bCs/>
+                    </w:rPr>
+                    <w:t>2. Datenschutz ist kein Feature — es ist eine Betriebsbedingung</w:t>
+                  </w:r>
+                </w:p>
+                <w:p>
+                  <w:pPr>
+                    <w:spacing w:before="240"/>
+                  </w:pPr>
+                  <w:r>
+                    <w:t>Bankdaten fallen unter das nDSG. Konkret bedeutet das:</w:t>
+                  </w:r>
+                </w:p>
+                <w:p>
+                  <w:pPr>
+                    <w:numPr>
+                      <w:ilvl w:val="0"/>
+                      <w:numId w:val="3"/>
+                    </w:numPr>
+                    <w:spacing w:before="240"/>
+                  </w:pPr>
+                  <w:r>
+                    <w:t>Ihr müsst dokumentieren wo jedes PDF landet</w:t>
+                  </w:r>
+                </w:p>
+                <w:p>
+                  <w:pPr>
+                    <w:numPr>
+                      <w:ilvl w:val="0"/>
+                      <w:numId w:val="3"/>
+                    </w:numPr>
+                    <w:spacing w:before="240"/>
+                  </w:pPr>
+                  <w:r>
+                    <w:t>Ihr müsst wissen wann es gelöscht wird</w:t>
+                  </w:r>
+                </w:p>
+                <w:p>
+                  <w:pPr>
+                    <w:numPr>
+                      <w:ilvl w:val="0"/>
+                      <w:numId w:val="3"/>
+                    </w:numPr>
+                    <w:spacing w:before="240"/>
+                  </w:pPr>
+                  <w:r>
+                    <w:t>Ihr braucht einen Auftragsbearbeitungsvertrag mit jedem Cloud-Provider</w:t>
+                  </w:r>
+                </w:p>
+                <w:p>
+                  <w:pPr>
+                    <w:numPr>
+                      <w:ilvl w:val="0"/>
+                      <w:numId w:val="3"/>
+                    </w:numPr>
+                    <w:spacing w:before="240"/>
+                  </w:pPr>
+                  <w:r>
+                    <w:t>Bei einem Breach: 72h Meldepflicht beim EDÖB</w:t>
+                  </w:r>
+                </w:p>
+                <w:p>
+                  <w:pPr>
+                    <w:spacing w:before="240"/>
+                  </w:pPr>
+                  <w:r>
+                    <w:t>Eine „statische Zustimmungsseite" (euer Should-Workaround) deckt das nicht ab. Das ist Compliance-Theater.</w:t>
+                  </w:r>
+                </w:p>
+                <w:p>
+                  <w:pPr>
+                    <w:spacing w:before="240"/>
+                  </w:pPr>
+                  <w:r>
+                    <w:rPr>
+                      <w:b/>
+                      <w:bCs/>
+                    </w:rPr>
+                    <w:t>3. Schweizer Bankdaten haben Sonderzeichen die Parser brechen</w:t>
+                  </w:r>
+                </w:p>
+                <w:p>
+                  <w:pPr>
+                    <w:spacing w:before="240"/>
+                  </w:pPr>
+                  <w:r>
+                    <w:t>Häufige Probleme in CH-PDFs:</w:t>
+                  </w:r>
+                </w:p>
+                <w:p>
+                  <w:pPr>
+                    <w:spacing w:before="240"/>
+                  </w:pPr>
+                  <w:r>
+                    <w:t>- Umlaute:       "Zürich Versicherung" → "Z rich Versicherung"</w:t>
+                  </w:r>
+                </w:p>
+                <w:p>
+                  <w:pPr>
+                    <w:spacing w:before="240"/>
+                  </w:pPr>
+                  <w:r>
+                    <w:t>- Trennzeichen:  1'234.50 vs 1.234,50 vs 1234.50</w:t>
+                  </w:r>
+                </w:p>
+                <w:p>
+                  <w:pPr>
+                    <w:spacing w:before="240"/>
+                  </w:pPr>
+                  <w:r>
+                    <w:t>- Mehrzeilig:    Verwendungszweck über 2 Zeilen → wird als 2 Transaktionen gelesen</w:t>
+                  </w:r>
+                </w:p>
+                <w:p>
+                  <w:pPr>
+                    <w:spacing w:before="240"/>
+                  </w:pPr>
+                  <w:r>
+                    <w:t>Kein MVP-Team testet das systematisch. Ihr werdet es von euren ersten echten Usern erfahren.</w:t>
+                  </w:r>
                 </w:p>
               </w:tc>
             </w:tr>
@@ -5859,6 +5697,165 @@
                   <w:pPr>
                     <w:spacing w:before="240"/>
                   </w:pPr>
+                  <w:r>
+                    <w:lastRenderedPageBreak/>
+                    <w:t xml:space="preserve">Was ihr massiv </w:t>
+                  </w:r>
+                  <w:proofErr w:type="gramStart"/>
+                  <w:r>
+                    <w:t>unterschätzt</w:t>
+                  </w:r>
+                  <w:proofErr w:type="gramEnd"/>
+                  <w:r>
+                    <w:t xml:space="preserve"> habt</w:t>
+                  </w:r>
+                  <w:r>
+                    <w:br/>
+                  </w:r>
+                  <w:r>
+                    <w:rPr>
+                      <w:b/>
+                      <w:bCs/>
+                    </w:rPr>
+                    <w:t>1. Den Kategorisierungs-Aufwand</w:t>
+                  </w:r>
+                </w:p>
+                <w:p>
+                  <w:pPr>
+                    <w:spacing w:before="240"/>
+                  </w:pPr>
+                  <w:r>
+                    <w:t>Ihr beschreibt US-5 als eine Story. In Wirklichkeit ist das:</w:t>
+                  </w:r>
+                </w:p>
+                <w:p>
+                  <w:pPr>
+                    <w:spacing w:before="240"/>
+                  </w:pPr>
+                  <w:r>
+                    <w:t>US-5 "Transaktionen kategorisieren" enthält versteckt:</w:t>
+                  </w:r>
+                </w:p>
+                <w:p>
+                  <w:pPr>
+                    <w:spacing w:before="240"/>
+                  </w:pPr>
+                  <w:r>
+                    <w:t xml:space="preserve">  ├── Regelbasierte Kategorisierung (Migros → Lebensmittel)</w:t>
+                  </w:r>
+                </w:p>
+                <w:p>
+                  <w:pPr>
+                    <w:spacing w:before="240"/>
+                  </w:pPr>
+                  <w:r>
+                    <w:t xml:space="preserve">  ├── ML/LLM-Kategorisierung für Unbekanntes</w:t>
+                  </w:r>
+                </w:p>
+                <w:p>
+                  <w:pPr>
+                    <w:spacing w:before="240"/>
+                  </w:pPr>
+                  <w:r>
+                    <w:t xml:space="preserve">  ├── Konfliktauflösung (Fixkosten vs. variable Kosten)</w:t>
+                  </w:r>
+                </w:p>
+                <w:p>
+                  <w:pPr>
+                    <w:spacing w:before="240"/>
+                  </w:pPr>
+                  <w:r>
+                    <w:t xml:space="preserve">  ├── Manuelle Korrektur (fehlt komplett als Story)</w:t>
+                  </w:r>
+                </w:p>
+                <w:p>
+                  <w:pPr>
+                    <w:spacing w:before="240"/>
+                  </w:pPr>
+                  <w:r>
+                    <w:t xml:space="preserve">  ├── Lernfeedback-Loop (fehlt komplett)</w:t>
+                  </w:r>
+                </w:p>
+                <w:p>
+                  <w:pPr>
+                    <w:spacing w:before="240"/>
+                  </w:pPr>
+                  <w:r>
+                    <w:t xml:space="preserve">  └── Qualitätssicherung / Confidence-Score</w:t>
+                  </w:r>
+                </w:p>
+                <w:p>
+                  <w:pPr>
+                    <w:spacing w:before="240"/>
+                  </w:pPr>
+                  <w:r>
+                    <w:t>Das ist 6–8 Wochen Arbeit, nicht eine Story.</w:t>
+                  </w:r>
+                </w:p>
+                <w:p>
+                  <w:pPr>
+                    <w:spacing w:before="240"/>
+                  </w:pPr>
+                  <w:r>
+                    <w:rPr>
+                      <w:b/>
+                      <w:bCs/>
+                    </w:rPr>
+                    <w:t>2. Das Onboarding-Problem</w:t>
+                  </w:r>
+                </w:p>
+                <w:p>
+                  <w:pPr>
+                    <w:spacing w:before="240"/>
+                  </w:pPr>
+                  <w:r>
+                    <w:t>Euer Ablauf ist:</w:t>
+                  </w:r>
+                </w:p>
+                <w:p>
+                  <w:pPr>
+                    <w:spacing w:before="240"/>
+                  </w:pPr>
+                  <w:r>
+                    <w:t>User öffnet App → muss sofort PDF hochladen</w:t>
+                  </w:r>
+                </w:p>
+                <w:p>
+                  <w:pPr>
+                    <w:spacing w:before="240"/>
+                  </w:pPr>
+                  <w:r>
+                    <w:t xml:space="preserve">Niemand hat ein PDF griffbereit. Niemand </w:t>
+                  </w:r>
+                  <w:proofErr w:type="gramStart"/>
+                  <w:r>
+                    <w:t>weiss</w:t>
+                  </w:r>
+                  <w:proofErr w:type="gramEnd"/>
+                  <w:r>
+                    <w:t xml:space="preserve"> wie man ein PDF von e-Banking herunterlädt. Der Drop-off an dieser Stelle wird massiv sein — und ihr habt keine Onboarding-Story.</w:t>
+                  </w:r>
+                </w:p>
+                <w:p>
+                  <w:pPr>
+                    <w:spacing w:before="240"/>
+                  </w:pPr>
+                  <w:r>
+                    <w:rPr>
+                      <w:b/>
+                      <w:bCs/>
+                    </w:rPr>
+                    <w:t>3. Den Support-Aufwand</w:t>
+                  </w:r>
+                </w:p>
+                <w:p>
+                  <w:pPr>
+                    <w:spacing w:before="240"/>
+                  </w:pPr>
+                  <w:r>
+                    <w:lastRenderedPageBreak/>
+                    <w:t>Jeder kaputte Parser erzeugt Support-Tickets. Ohne Admin-Panel, ohne Log-Ansicht, ohne „PDF nochmal verarbeiten"-Funktion sitzt euer Entwickler manuell in der Datenbank. Bei 50 Usern ist das noch machbar. Bei 500 nicht mehr.</w:t>
+                  </w:r>
                 </w:p>
               </w:tc>
             </w:tr>
@@ -5883,6 +5880,153 @@
                   <w:pPr>
                     <w:spacing w:before="240"/>
                   </w:pPr>
+                  <w:r>
+                    <w:lastRenderedPageBreak/>
+                    <w:t xml:space="preserve">Was in der Produktion sofort </w:t>
+                  </w:r>
+                  <w:proofErr w:type="gramStart"/>
+                  <w:r>
+                    <w:t>brechen würde</w:t>
+                  </w:r>
+                  <w:proofErr w:type="gramEnd"/>
+                  <w:r>
+                    <w:br/>
+                  </w:r>
+                  <w:r>
+                    <w:rPr>
+                      <w:b/>
+                      <w:bCs/>
+                    </w:rPr>
+                    <w:t>Szenario 1 — Der erste UBS-User</w:t>
+                  </w:r>
+                </w:p>
+                <w:p>
+                  <w:pPr>
+                    <w:spacing w:before="240"/>
+                  </w:pPr>
+                  <w:r>
+                    <w:t>UBS ändert PDF-Layout →</w:t>
+                  </w:r>
+                </w:p>
+                <w:p>
+                  <w:pPr>
+                    <w:spacing w:before="240"/>
+                  </w:pPr>
+                  <w:r>
+                    <w:t>Parser liest 0 Transaktionen →</w:t>
+                  </w:r>
+                </w:p>
+                <w:p>
+                  <w:pPr>
+                    <w:spacing w:before="240"/>
+                  </w:pPr>
+                  <w:r>
+                    <w:t>Safe-to-Spend = Einkommen (weil nichts abgezogen wird) →</w:t>
+                  </w:r>
+                </w:p>
+                <w:p>
+                  <w:pPr>
+                    <w:spacing w:before="240"/>
+                  </w:pPr>
+                  <w:r>
+                    <w:t>User denkt er hat CHF 8'000 verfügbar →</w:t>
+                  </w:r>
+                </w:p>
+                <w:p>
+                  <w:pPr>
+                    <w:spacing w:before="240"/>
+                  </w:pPr>
+                  <w:r>
+                    <w:t>User gibt Geld aus →</w:t>
+                  </w:r>
+                </w:p>
+                <w:p>
+                  <w:pPr>
+                    <w:spacing w:before="240"/>
+                  </w:pPr>
+                  <w:r>
+                    <w:t>User verliert Vertrauen für immer</w:t>
+                  </w:r>
+                </w:p>
+                <w:p>
+                  <w:pPr>
+                    <w:spacing w:before="240"/>
+                  </w:pPr>
+                  <w:r>
+                    <w:t>Kein Monitoring, kein Alert, kein Fallback ist modelliert.</w:t>
+                  </w:r>
+                </w:p>
+                <w:p>
+                  <w:pPr>
+                    <w:spacing w:before="240"/>
+                  </w:pPr>
+                  <w:r>
+                    <w:rPr>
+                      <w:b/>
+                      <w:bCs/>
+                    </w:rPr>
+                    <w:t>Szenario 2 — Gleichzeitige Uploads</w:t>
+                  </w:r>
+                </w:p>
+                <w:p>
+                  <w:pPr>
+                    <w:spacing w:before="240"/>
+                  </w:pPr>
+                  <w:r>
+                    <w:t>User drückt Upload-Button zweimal →</w:t>
+                  </w:r>
+                </w:p>
+                <w:p>
+                  <w:pPr>
+                    <w:spacing w:before="240"/>
+                  </w:pPr>
+                  <w:r>
+                    <w:t>Zwei parallele Parser-Jobs →</w:t>
+                  </w:r>
+                </w:p>
+                <w:p>
+                  <w:pPr>
+                    <w:spacing w:before="240"/>
+                  </w:pPr>
+                  <w:r>
+                    <w:t>Transaktionen doppelt in DB →</w:t>
+                  </w:r>
+                </w:p>
+                <w:p>
+                  <w:pPr>
+                    <w:spacing w:before="240"/>
+                  </w:pPr>
+                  <w:r>
+                    <w:t>Safe-to-Spend halbiert sich scheinbar →</w:t>
+                  </w:r>
+                </w:p>
+                <w:p>
+                  <w:pPr>
+                    <w:spacing w:before="240"/>
+                  </w:pPr>
+                  <w:r>
+                    <w:t>Keine Deduplizierungs-Logik (wie ich letzte Woche schon angemerkt habe)</w:t>
+                  </w:r>
+                </w:p>
+                <w:p>
+                  <w:pPr>
+                    <w:spacing w:before="240"/>
+                  </w:pPr>
+                  <w:r>
+                    <w:rPr>
+                      <w:b/>
+                      <w:bCs/>
+                    </w:rPr>
+                    <w:t>Szenario 3 — PDF mit 18 Monaten History</w:t>
+                  </w:r>
+                </w:p>
+                <w:p>
+                  <w:pPr>
+                    <w:spacing w:before="240"/>
+                  </w:pPr>
+                  <w:r>
+                    <w:t>Manche Kontoauszüge (z.B. Jahresauszug PostFinance) enthalten alle Transaktionen seit Kontoeröffnung. Euer Parser hat kein Datumsfilter-Konzept. Ihr ladet 3 Jahre Daten in einen Monats-View.</w:t>
+                  </w:r>
                 </w:p>
               </w:tc>
             </w:tr>
@@ -6099,9 +6243,14 @@
                       <w:sz w:val="19"/>
                       <w:szCs w:val="19"/>
                     </w:rPr>
-                    <w:t xml:space="preserve">- Was ist das wahrscheinlichste </w:t>
-                  </w:r>
-                  <w:proofErr w:type="spellStart"/>
+                    <w:t>- Was ist das wahrscheinlichste Failure?</w:t>
+                  </w:r>
+                </w:p>
+                <w:p>
+                  <w:pPr>
+                    <w:spacing w:before="25" w:after="25"/>
+                    <w:ind w:left="160"/>
+                  </w:pPr>
                   <w:r>
                     <w:rPr>
                       <w:rFonts w:ascii="Courier New" w:eastAsia="Courier New" w:hAnsi="Courier New" w:cs="Courier New"/>
@@ -6109,52 +6258,7 @@
                       <w:sz w:val="19"/>
                       <w:szCs w:val="19"/>
                     </w:rPr>
-                    <w:t>Failure</w:t>
-                  </w:r>
-                  <w:proofErr w:type="spellEnd"/>
-                  <w:r>
-                    <w:rPr>
-                      <w:rFonts w:ascii="Courier New" w:eastAsia="Courier New" w:hAnsi="Courier New" w:cs="Courier New"/>
-                      <w:color w:val="69F0AE"/>
-                      <w:sz w:val="19"/>
-                      <w:szCs w:val="19"/>
-                    </w:rPr>
-                    <w:t>?</w:t>
-                  </w:r>
-                </w:p>
-                <w:p>
-                  <w:pPr>
-                    <w:spacing w:before="25" w:after="25"/>
-                    <w:ind w:left="160"/>
-                  </w:pPr>
-                  <w:r>
-                    <w:rPr>
-                      <w:rFonts w:ascii="Courier New" w:eastAsia="Courier New" w:hAnsi="Courier New" w:cs="Courier New"/>
-                      <w:color w:val="69F0AE"/>
-                      <w:sz w:val="19"/>
-                      <w:szCs w:val="19"/>
-                    </w:rPr>
-                    <w:t xml:space="preserve">- Was ist das katastrophalste </w:t>
-                  </w:r>
-                  <w:proofErr w:type="spellStart"/>
-                  <w:r>
-                    <w:rPr>
-                      <w:rFonts w:ascii="Courier New" w:eastAsia="Courier New" w:hAnsi="Courier New" w:cs="Courier New"/>
-                      <w:color w:val="69F0AE"/>
-                      <w:sz w:val="19"/>
-                      <w:szCs w:val="19"/>
-                    </w:rPr>
-                    <w:t>Failure</w:t>
-                  </w:r>
-                  <w:proofErr w:type="spellEnd"/>
-                  <w:r>
-                    <w:rPr>
-                      <w:rFonts w:ascii="Courier New" w:eastAsia="Courier New" w:hAnsi="Courier New" w:cs="Courier New"/>
-                      <w:color w:val="69F0AE"/>
-                      <w:sz w:val="19"/>
-                      <w:szCs w:val="19"/>
-                    </w:rPr>
-                    <w:t>?</w:t>
+                    <w:t>- Was ist das katastrophalste Failure?</w:t>
                   </w:r>
                 </w:p>
                 <w:p>
@@ -7065,7 +7169,6 @@
             <w:pPr>
               <w:spacing w:after="15"/>
             </w:pPr>
-            <w:proofErr w:type="spellStart"/>
             <w:r>
               <w:rPr>
                 <w:b/>
@@ -7074,40 +7177,7 @@
                 <w:sz w:val="26"/>
                 <w:szCs w:val="26"/>
               </w:rPr>
-              <w:t>Requirements</w:t>
-            </w:r>
-            <w:proofErr w:type="spellEnd"/>
-            <w:r>
-              <w:rPr>
-                <w:b/>
-                <w:bCs/>
-                <w:color w:val="FFFFFF"/>
-                <w:sz w:val="26"/>
-                <w:szCs w:val="26"/>
-              </w:rPr>
-              <w:t xml:space="preserve"> </w:t>
-            </w:r>
-            <w:proofErr w:type="spellStart"/>
-            <w:r>
-              <w:rPr>
-                <w:b/>
-                <w:bCs/>
-                <w:color w:val="FFFFFF"/>
-                <w:sz w:val="26"/>
-                <w:szCs w:val="26"/>
-              </w:rPr>
-              <w:t>Document</w:t>
-            </w:r>
-            <w:proofErr w:type="spellEnd"/>
-            <w:r>
-              <w:rPr>
-                <w:b/>
-                <w:bCs/>
-                <w:color w:val="FFFFFF"/>
-                <w:sz w:val="26"/>
-                <w:szCs w:val="26"/>
-              </w:rPr>
-              <w:t xml:space="preserve"> finalisieren</w:t>
+              <w:t>Requirements Document finalisieren</w:t>
             </w:r>
             <w:r>
               <w:rPr>
@@ -7147,35 +7217,7 @@
         <w:rPr>
           <w:color w:val="1E293B"/>
         </w:rPr>
-        <w:t xml:space="preserve">Euer </w:t>
-      </w:r>
-      <w:proofErr w:type="spellStart"/>
-      <w:r>
-        <w:rPr>
-          <w:color w:val="1E293B"/>
-        </w:rPr>
-        <w:t>Requirements</w:t>
-      </w:r>
-      <w:proofErr w:type="spellEnd"/>
-      <w:r>
-        <w:rPr>
-          <w:color w:val="1E293B"/>
-        </w:rPr>
-        <w:t xml:space="preserve"> </w:t>
-      </w:r>
-      <w:proofErr w:type="spellStart"/>
-      <w:r>
-        <w:rPr>
-          <w:color w:val="1E293B"/>
-        </w:rPr>
-        <w:t>Document</w:t>
-      </w:r>
-      <w:proofErr w:type="spellEnd"/>
-      <w:r>
-        <w:rPr>
-          <w:color w:val="1E293B"/>
-        </w:rPr>
-        <w:t xml:space="preserve"> ist die Grundlage für Modul 3 (Architektur). Es muss vollständig und präzise sein.</w:t>
+        <w:t>Euer Requirements Document ist die Grundlage für Modul 3 (Architektur). Es muss vollständig und präzise sein.</w:t>
       </w:r>
     </w:p>
     <w:tbl>
@@ -7559,18 +7601,8 @@
                       <w:sz w:val="19"/>
                       <w:szCs w:val="19"/>
                     </w:rPr>
-                    <w:t xml:space="preserve">Als [X] möchte ich [Y] damit [Z] + Acceptance </w:t>
-                  </w:r>
-                  <w:proofErr w:type="spellStart"/>
-                  <w:r>
-                    <w:rPr>
-                      <w:color w:val="475569"/>
-                      <w:sz w:val="19"/>
-                      <w:szCs w:val="19"/>
-                    </w:rPr>
-                    <w:t>Criteria</w:t>
-                  </w:r>
-                  <w:proofErr w:type="spellEnd"/>
+                    <w:t>Als [X] möchte ich [Y] damit [Z] + Acceptance Criteria</w:t>
+                  </w:r>
                 </w:p>
               </w:tc>
             </w:tr>
@@ -7629,23 +7661,13 @@
                   <w:pPr>
                     <w:spacing w:before="50" w:after="50"/>
                   </w:pPr>
-                  <w:proofErr w:type="spellStart"/>
                   <w:r>
                     <w:rPr>
                       <w:b/>
                       <w:bCs/>
                       <w:color w:val="DC2626"/>
                     </w:rPr>
-                    <w:t>MoSCoW</w:t>
-                  </w:r>
-                  <w:proofErr w:type="spellEnd"/>
-                  <w:r>
-                    <w:rPr>
-                      <w:b/>
-                      <w:bCs/>
-                      <w:color w:val="DC2626"/>
-                    </w:rPr>
-                    <w:t>-Tabelle</w:t>
+                    <w:t>MoSCoW-Tabelle</w:t>
                   </w:r>
                 </w:p>
               </w:tc>
@@ -7839,25 +7861,7 @@
                       <w:bCs/>
                       <w:color w:val="94A3B8"/>
                     </w:rPr>
-                    <w:t xml:space="preserve">Out </w:t>
-                  </w:r>
-                  <w:proofErr w:type="spellStart"/>
-                  <w:r>
-                    <w:rPr>
-                      <w:b/>
-                      <w:bCs/>
-                      <w:color w:val="94A3B8"/>
-                    </w:rPr>
-                    <w:t>of</w:t>
-                  </w:r>
-                  <w:proofErr w:type="spellEnd"/>
-                  <w:r>
-                    <w:rPr>
-                      <w:b/>
-                      <w:bCs/>
-                      <w:color w:val="94A3B8"/>
-                    </w:rPr>
-                    <w:t xml:space="preserve"> Scope</w:t>
+                    <w:t>Out of Scope</w:t>
                   </w:r>
                 </w:p>
               </w:tc>
@@ -7882,41 +7886,13 @@
                   <w:pPr>
                     <w:spacing w:before="50" w:after="50"/>
                   </w:pPr>
-                  <w:proofErr w:type="spellStart"/>
                   <w:r>
                     <w:rPr>
                       <w:color w:val="475569"/>
                       <w:sz w:val="19"/>
                       <w:szCs w:val="19"/>
                     </w:rPr>
-                    <w:t>Won't</w:t>
-                  </w:r>
-                  <w:proofErr w:type="spellEnd"/>
-                  <w:r>
-                    <w:rPr>
-                      <w:color w:val="475569"/>
-                      <w:sz w:val="19"/>
-                      <w:szCs w:val="19"/>
-                    </w:rPr>
-                    <w:t xml:space="preserve"> </w:t>
-                  </w:r>
-                  <w:proofErr w:type="spellStart"/>
-                  <w:r>
-                    <w:rPr>
-                      <w:color w:val="475569"/>
-                      <w:sz w:val="19"/>
-                      <w:szCs w:val="19"/>
-                    </w:rPr>
-                    <w:t>have</w:t>
-                  </w:r>
-                  <w:proofErr w:type="spellEnd"/>
-                  <w:r>
-                    <w:rPr>
-                      <w:color w:val="475569"/>
-                      <w:sz w:val="19"/>
-                      <w:szCs w:val="19"/>
-                    </w:rPr>
-                    <w:t xml:space="preserve"> — mit Begründung warum nicht jetzt</w:t>
+                    <w:t>Won't have — mit Begründung warum nicht jetzt</w:t>
                   </w:r>
                 </w:p>
               </w:tc>
@@ -7994,9 +7970,20 @@
                 <w:sz w:val="19"/>
                 <w:szCs w:val="19"/>
               </w:rPr>
-              <w:t xml:space="preserve">Du bist ein erfahrener </w:t>
-            </w:r>
-            <w:proofErr w:type="spellStart"/>
+              <w:t>Du bist ein erfahrener Product Owner.</w:t>
+            </w:r>
+          </w:p>
+          <w:p>
+            <w:pPr>
+              <w:spacing w:before="25" w:after="25"/>
+              <w:ind w:left="160"/>
+            </w:pPr>
+          </w:p>
+          <w:p>
+            <w:pPr>
+              <w:spacing w:before="25" w:after="25"/>
+              <w:ind w:left="160"/>
+            </w:pPr>
             <w:r>
               <w:rPr>
                 <w:rFonts w:ascii="Courier New" w:eastAsia="Courier New" w:hAnsi="Courier New" w:cs="Courier New"/>
@@ -8004,9 +7991,14 @@
                 <w:sz w:val="19"/>
                 <w:szCs w:val="19"/>
               </w:rPr>
-              <w:t>Product</w:t>
-            </w:r>
-            <w:proofErr w:type="spellEnd"/>
+              <w:t>Hier sind alle unsere Inputs:</w:t>
+            </w:r>
+          </w:p>
+          <w:p>
+            <w:pPr>
+              <w:spacing w:before="25" w:after="25"/>
+              <w:ind w:left="160"/>
+            </w:pPr>
             <w:r>
               <w:rPr>
                 <w:rFonts w:ascii="Courier New" w:eastAsia="Courier New" w:hAnsi="Courier New" w:cs="Courier New"/>
@@ -8014,14 +8006,8 @@
                 <w:sz w:val="19"/>
                 <w:szCs w:val="19"/>
               </w:rPr>
-              <w:t xml:space="preserve"> Owner.</w:t>
-            </w:r>
-          </w:p>
-          <w:p>
-            <w:pPr>
-              <w:spacing w:before="25" w:after="25"/>
-              <w:ind w:left="160"/>
-            </w:pPr>
+              <w:t>- Projektidee: [EINFÜGEN]</w:t>
+            </w:r>
           </w:p>
           <w:p>
             <w:pPr>
@@ -8035,7 +8021,7 @@
                 <w:sz w:val="19"/>
                 <w:szCs w:val="19"/>
               </w:rPr>
-              <w:t>Hier sind alle unsere Inputs:</w:t>
+              <w:t>- Personas: [EINFÜGEN]</w:t>
             </w:r>
           </w:p>
           <w:p>
@@ -8050,7 +8036,7 @@
                 <w:sz w:val="19"/>
                 <w:szCs w:val="19"/>
               </w:rPr>
-              <w:t>- Projektidee: [EINFÜGEN]</w:t>
+              <w:t>- User Stories mit Acceptance Criteria: [EINFÜGEN]</w:t>
             </w:r>
           </w:p>
           <w:p>
@@ -8065,7 +8051,7 @@
                 <w:sz w:val="19"/>
                 <w:szCs w:val="19"/>
               </w:rPr>
-              <w:t>- Personas: [EINFÜGEN]</w:t>
+              <w:t>- MoSCoW-Priorisierung: [EINFÜGEN]</w:t>
             </w:r>
           </w:p>
           <w:p>
@@ -8080,9 +8066,20 @@
                 <w:sz w:val="19"/>
                 <w:szCs w:val="19"/>
               </w:rPr>
-              <w:t xml:space="preserve">- User Stories mit Acceptance </w:t>
-            </w:r>
-            <w:proofErr w:type="spellStart"/>
+              <w:t>- Gefundene Gaps und Risiken: [EINFÜGEN]</w:t>
+            </w:r>
+          </w:p>
+          <w:p>
+            <w:pPr>
+              <w:spacing w:before="25" w:after="25"/>
+              <w:ind w:left="160"/>
+            </w:pPr>
+          </w:p>
+          <w:p>
+            <w:pPr>
+              <w:spacing w:before="25" w:after="25"/>
+              <w:ind w:left="160"/>
+            </w:pPr>
             <w:r>
               <w:rPr>
                 <w:rFonts w:ascii="Courier New" w:eastAsia="Courier New" w:hAnsi="Courier New" w:cs="Courier New"/>
@@ -8090,9 +8087,14 @@
                 <w:sz w:val="19"/>
                 <w:szCs w:val="19"/>
               </w:rPr>
-              <w:t>Criteria</w:t>
-            </w:r>
-            <w:proofErr w:type="spellEnd"/>
+              <w:t>Erstelle daraus ein strukturiertes Requirements Document mit:</w:t>
+            </w:r>
+          </w:p>
+          <w:p>
+            <w:pPr>
+              <w:spacing w:before="25" w:after="25"/>
+              <w:ind w:left="160"/>
+            </w:pPr>
             <w:r>
               <w:rPr>
                 <w:rFonts w:ascii="Courier New" w:eastAsia="Courier New" w:hAnsi="Courier New" w:cs="Courier New"/>
@@ -8100,7 +8102,7 @@
                 <w:sz w:val="19"/>
                 <w:szCs w:val="19"/>
               </w:rPr>
-              <w:t>: [EINFÜGEN]</w:t>
+              <w:t>1. Projektzusammenfassung (3 Sätze — klar, kein Marketing)</w:t>
             </w:r>
           </w:p>
           <w:p>
@@ -8115,9 +8117,9 @@
                 <w:sz w:val="19"/>
                 <w:szCs w:val="19"/>
               </w:rPr>
-              <w:t xml:space="preserve">- </w:t>
-            </w:r>
-            <w:proofErr w:type="spellStart"/>
+              <w:t xml:space="preserve">2. 2 Personas </w:t>
+            </w:r>
+            <w:proofErr w:type="gramStart"/>
             <w:r>
               <w:rPr>
                 <w:rFonts w:ascii="Courier New" w:eastAsia="Courier New" w:hAnsi="Courier New" w:cs="Courier New"/>
@@ -8125,9 +8127,9 @@
                 <w:sz w:val="19"/>
                 <w:szCs w:val="19"/>
               </w:rPr>
-              <w:t>MoSCoW</w:t>
-            </w:r>
-            <w:proofErr w:type="spellEnd"/>
+              <w:t>mit Name</w:t>
+            </w:r>
+            <w:proofErr w:type="gramEnd"/>
             <w:r>
               <w:rPr>
                 <w:rFonts w:ascii="Courier New" w:eastAsia="Courier New" w:hAnsi="Courier New" w:cs="Courier New"/>
@@ -8135,7 +8137,7 @@
                 <w:sz w:val="19"/>
                 <w:szCs w:val="19"/>
               </w:rPr>
-              <w:t>-Priorisierung: [EINFÜGEN]</w:t>
+              <w:t>, Job, Problem, Ziel</w:t>
             </w:r>
           </w:p>
           <w:p>
@@ -8150,14 +8152,8 @@
                 <w:sz w:val="19"/>
                 <w:szCs w:val="19"/>
               </w:rPr>
-              <w:t>- Gefundene Gaps und Risiken: [EINFÜGEN]</w:t>
-            </w:r>
-          </w:p>
-          <w:p>
-            <w:pPr>
-              <w:spacing w:before="25" w:after="25"/>
-              <w:ind w:left="160"/>
-            </w:pPr>
+              <w:t>3. Alle User Stories mit Acceptance Criteria</w:t>
+            </w:r>
           </w:p>
           <w:p>
             <w:pPr>
@@ -8171,9 +8167,14 @@
                 <w:sz w:val="19"/>
                 <w:szCs w:val="19"/>
               </w:rPr>
-              <w:t xml:space="preserve">Erstelle daraus ein strukturiertes </w:t>
-            </w:r>
-            <w:proofErr w:type="spellStart"/>
+              <w:t>4. MoSCoW-Tabelle mit Begründungen</w:t>
+            </w:r>
+          </w:p>
+          <w:p>
+            <w:pPr>
+              <w:spacing w:before="25" w:after="25"/>
+              <w:ind w:left="160"/>
+            </w:pPr>
             <w:r>
               <w:rPr>
                 <w:rFonts w:ascii="Courier New" w:eastAsia="Courier New" w:hAnsi="Courier New" w:cs="Courier New"/>
@@ -8181,9 +8182,14 @@
                 <w:sz w:val="19"/>
                 <w:szCs w:val="19"/>
               </w:rPr>
-              <w:t>Requirements</w:t>
-            </w:r>
-            <w:proofErr w:type="spellEnd"/>
+              <w:t>5. Top 3 offene Risiken die wir klären müssen</w:t>
+            </w:r>
+          </w:p>
+          <w:p>
+            <w:pPr>
+              <w:spacing w:before="25" w:after="25"/>
+              <w:ind w:left="160"/>
+            </w:pPr>
             <w:r>
               <w:rPr>
                 <w:rFonts w:ascii="Courier New" w:eastAsia="Courier New" w:hAnsi="Courier New" w:cs="Courier New"/>
@@ -8191,188 +8197,7 @@
                 <w:sz w:val="19"/>
                 <w:szCs w:val="19"/>
               </w:rPr>
-              <w:t xml:space="preserve"> </w:t>
-            </w:r>
-            <w:proofErr w:type="spellStart"/>
-            <w:r>
-              <w:rPr>
-                <w:rFonts w:ascii="Courier New" w:eastAsia="Courier New" w:hAnsi="Courier New" w:cs="Courier New"/>
-                <w:color w:val="69F0AE"/>
-                <w:sz w:val="19"/>
-                <w:szCs w:val="19"/>
-              </w:rPr>
-              <w:t>Document</w:t>
-            </w:r>
-            <w:proofErr w:type="spellEnd"/>
-            <w:r>
-              <w:rPr>
-                <w:rFonts w:ascii="Courier New" w:eastAsia="Courier New" w:hAnsi="Courier New" w:cs="Courier New"/>
-                <w:color w:val="69F0AE"/>
-                <w:sz w:val="19"/>
-                <w:szCs w:val="19"/>
-              </w:rPr>
-              <w:t xml:space="preserve"> mit:</w:t>
-            </w:r>
-          </w:p>
-          <w:p>
-            <w:pPr>
-              <w:spacing w:before="25" w:after="25"/>
-              <w:ind w:left="160"/>
-            </w:pPr>
-            <w:r>
-              <w:rPr>
-                <w:rFonts w:ascii="Courier New" w:eastAsia="Courier New" w:hAnsi="Courier New" w:cs="Courier New"/>
-                <w:color w:val="69F0AE"/>
-                <w:sz w:val="19"/>
-                <w:szCs w:val="19"/>
-              </w:rPr>
-              <w:t>1. Projektzusammenfassung (3 Sätze — klar, kein Marketing)</w:t>
-            </w:r>
-          </w:p>
-          <w:p>
-            <w:pPr>
-              <w:spacing w:before="25" w:after="25"/>
-              <w:ind w:left="160"/>
-            </w:pPr>
-            <w:r>
-              <w:rPr>
-                <w:rFonts w:ascii="Courier New" w:eastAsia="Courier New" w:hAnsi="Courier New" w:cs="Courier New"/>
-                <w:color w:val="69F0AE"/>
-                <w:sz w:val="19"/>
-                <w:szCs w:val="19"/>
-              </w:rPr>
-              <w:t xml:space="preserve">2. 2 Personas </w:t>
-            </w:r>
-            <w:proofErr w:type="gramStart"/>
-            <w:r>
-              <w:rPr>
-                <w:rFonts w:ascii="Courier New" w:eastAsia="Courier New" w:hAnsi="Courier New" w:cs="Courier New"/>
-                <w:color w:val="69F0AE"/>
-                <w:sz w:val="19"/>
-                <w:szCs w:val="19"/>
-              </w:rPr>
-              <w:t>mit Name</w:t>
-            </w:r>
-            <w:proofErr w:type="gramEnd"/>
-            <w:r>
-              <w:rPr>
-                <w:rFonts w:ascii="Courier New" w:eastAsia="Courier New" w:hAnsi="Courier New" w:cs="Courier New"/>
-                <w:color w:val="69F0AE"/>
-                <w:sz w:val="19"/>
-                <w:szCs w:val="19"/>
-              </w:rPr>
-              <w:t>, Job, Problem, Ziel</w:t>
-            </w:r>
-          </w:p>
-          <w:p>
-            <w:pPr>
-              <w:spacing w:before="25" w:after="25"/>
-              <w:ind w:left="160"/>
-            </w:pPr>
-            <w:r>
-              <w:rPr>
-                <w:rFonts w:ascii="Courier New" w:eastAsia="Courier New" w:hAnsi="Courier New" w:cs="Courier New"/>
-                <w:color w:val="69F0AE"/>
-                <w:sz w:val="19"/>
-                <w:szCs w:val="19"/>
-              </w:rPr>
-              <w:t xml:space="preserve">3. Alle User Stories mit Acceptance </w:t>
-            </w:r>
-            <w:proofErr w:type="spellStart"/>
-            <w:r>
-              <w:rPr>
-                <w:rFonts w:ascii="Courier New" w:eastAsia="Courier New" w:hAnsi="Courier New" w:cs="Courier New"/>
-                <w:color w:val="69F0AE"/>
-                <w:sz w:val="19"/>
-                <w:szCs w:val="19"/>
-              </w:rPr>
-              <w:t>Criteria</w:t>
-            </w:r>
-            <w:proofErr w:type="spellEnd"/>
-          </w:p>
-          <w:p>
-            <w:pPr>
-              <w:spacing w:before="25" w:after="25"/>
-              <w:ind w:left="160"/>
-            </w:pPr>
-            <w:r>
-              <w:rPr>
-                <w:rFonts w:ascii="Courier New" w:eastAsia="Courier New" w:hAnsi="Courier New" w:cs="Courier New"/>
-                <w:color w:val="69F0AE"/>
-                <w:sz w:val="19"/>
-                <w:szCs w:val="19"/>
-              </w:rPr>
-              <w:t xml:space="preserve">4. </w:t>
-            </w:r>
-            <w:proofErr w:type="spellStart"/>
-            <w:r>
-              <w:rPr>
-                <w:rFonts w:ascii="Courier New" w:eastAsia="Courier New" w:hAnsi="Courier New" w:cs="Courier New"/>
-                <w:color w:val="69F0AE"/>
-                <w:sz w:val="19"/>
-                <w:szCs w:val="19"/>
-              </w:rPr>
-              <w:t>MoSCoW</w:t>
-            </w:r>
-            <w:proofErr w:type="spellEnd"/>
-            <w:r>
-              <w:rPr>
-                <w:rFonts w:ascii="Courier New" w:eastAsia="Courier New" w:hAnsi="Courier New" w:cs="Courier New"/>
-                <w:color w:val="69F0AE"/>
-                <w:sz w:val="19"/>
-                <w:szCs w:val="19"/>
-              </w:rPr>
-              <w:t>-Tabelle mit Begründungen</w:t>
-            </w:r>
-          </w:p>
-          <w:p>
-            <w:pPr>
-              <w:spacing w:before="25" w:after="25"/>
-              <w:ind w:left="160"/>
-            </w:pPr>
-            <w:r>
-              <w:rPr>
-                <w:rFonts w:ascii="Courier New" w:eastAsia="Courier New" w:hAnsi="Courier New" w:cs="Courier New"/>
-                <w:color w:val="69F0AE"/>
-                <w:sz w:val="19"/>
-                <w:szCs w:val="19"/>
-              </w:rPr>
-              <w:t>5. Top 3 offene Risiken die wir klären müssen</w:t>
-            </w:r>
-          </w:p>
-          <w:p>
-            <w:pPr>
-              <w:spacing w:before="25" w:after="25"/>
-              <w:ind w:left="160"/>
-            </w:pPr>
-            <w:r>
-              <w:rPr>
-                <w:rFonts w:ascii="Courier New" w:eastAsia="Courier New" w:hAnsi="Courier New" w:cs="Courier New"/>
-                <w:color w:val="69F0AE"/>
-                <w:sz w:val="19"/>
-                <w:szCs w:val="19"/>
-              </w:rPr>
-              <w:t>6. Out-</w:t>
-            </w:r>
-            <w:proofErr w:type="spellStart"/>
-            <w:r>
-              <w:rPr>
-                <w:rFonts w:ascii="Courier New" w:eastAsia="Courier New" w:hAnsi="Courier New" w:cs="Courier New"/>
-                <w:color w:val="69F0AE"/>
-                <w:sz w:val="19"/>
-                <w:szCs w:val="19"/>
-              </w:rPr>
-              <w:t>of</w:t>
-            </w:r>
-            <w:proofErr w:type="spellEnd"/>
-            <w:r>
-              <w:rPr>
-                <w:rFonts w:ascii="Courier New" w:eastAsia="Courier New" w:hAnsi="Courier New" w:cs="Courier New"/>
-                <w:color w:val="69F0AE"/>
-                <w:sz w:val="19"/>
-                <w:szCs w:val="19"/>
-              </w:rPr>
-              <w:t>-Scope Liste</w:t>
+              <w:t>6. Out-of-Scope Liste</w:t>
             </w:r>
           </w:p>
           <w:p>
@@ -8640,25 +8465,7 @@
                       <w:sz w:val="19"/>
                       <w:szCs w:val="19"/>
                     </w:rPr>
-                    <w:t xml:space="preserve">Jede Acceptance </w:t>
-                  </w:r>
-                  <w:proofErr w:type="spellStart"/>
-                  <w:r>
-                    <w:rPr>
-                      <w:color w:val="1E293B"/>
-                      <w:sz w:val="19"/>
-                      <w:szCs w:val="19"/>
-                    </w:rPr>
-                    <w:t>Criteria</w:t>
-                  </w:r>
-                  <w:proofErr w:type="spellEnd"/>
-                  <w:r>
-                    <w:rPr>
-                      <w:color w:val="1E293B"/>
-                      <w:sz w:val="19"/>
-                      <w:szCs w:val="19"/>
-                    </w:rPr>
-                    <w:t xml:space="preserve"> ist testbar (Ja/Nein Frage möglich)</w:t>
+                    <w:t>Jede Acceptance Criteria ist testbar (Ja/Nein Frage möglich)</w:t>
                   </w:r>
                 </w:p>
               </w:tc>
@@ -8724,25 +8531,7 @@
                       <w:sz w:val="19"/>
                       <w:szCs w:val="19"/>
                     </w:rPr>
-                    <w:t>Must-haves sind wirklich '</w:t>
-                  </w:r>
-                  <w:proofErr w:type="spellStart"/>
-                  <w:r>
-                    <w:rPr>
-                      <w:color w:val="1E293B"/>
-                      <w:sz w:val="19"/>
-                      <w:szCs w:val="19"/>
-                    </w:rPr>
-                    <w:t>Must</w:t>
-                  </w:r>
-                  <w:proofErr w:type="spellEnd"/>
-                  <w:r>
-                    <w:rPr>
-                      <w:color w:val="1E293B"/>
-                      <w:sz w:val="19"/>
-                      <w:szCs w:val="19"/>
-                    </w:rPr>
-                    <w:t>' — nicht mehr als 5</w:t>
+                    <w:t>Must-haves sind wirklich 'Must' — nicht mehr als 5</w:t>
                   </w:r>
                 </w:p>
               </w:tc>
@@ -8941,25 +8730,7 @@
                       <w:sz w:val="19"/>
                       <w:szCs w:val="19"/>
                     </w:rPr>
-                    <w:t>Out-</w:t>
-                  </w:r>
-                  <w:proofErr w:type="spellStart"/>
-                  <w:r>
-                    <w:rPr>
-                      <w:color w:val="1E293B"/>
-                      <w:sz w:val="19"/>
-                      <w:szCs w:val="19"/>
-                    </w:rPr>
-                    <w:t>of</w:t>
-                  </w:r>
-                  <w:proofErr w:type="spellEnd"/>
-                  <w:r>
-                    <w:rPr>
-                      <w:color w:val="1E293B"/>
-                      <w:sz w:val="19"/>
-                      <w:szCs w:val="19"/>
-                    </w:rPr>
-                    <w:t>-Scope ist klar definiert — mit Begründung</w:t>
+                    <w:t>Out-of-Scope ist klar definiert — mit Begründung</w:t>
                   </w:r>
                 </w:p>
               </w:tc>
@@ -9950,47 +9721,7 @@
                 <w:sz w:val="19"/>
                 <w:szCs w:val="19"/>
               </w:rPr>
-              <w:t xml:space="preserve">Hier ist unser </w:t>
-            </w:r>
-            <w:proofErr w:type="spellStart"/>
-            <w:r>
-              <w:rPr>
-                <w:rFonts w:ascii="Courier New" w:eastAsia="Courier New" w:hAnsi="Courier New" w:cs="Courier New"/>
-                <w:color w:val="69F0AE"/>
-                <w:sz w:val="19"/>
-                <w:szCs w:val="19"/>
-              </w:rPr>
-              <w:t>Requirements</w:t>
-            </w:r>
-            <w:proofErr w:type="spellEnd"/>
-            <w:r>
-              <w:rPr>
-                <w:rFonts w:ascii="Courier New" w:eastAsia="Courier New" w:hAnsi="Courier New" w:cs="Courier New"/>
-                <w:color w:val="69F0AE"/>
-                <w:sz w:val="19"/>
-                <w:szCs w:val="19"/>
-              </w:rPr>
-              <w:t xml:space="preserve"> </w:t>
-            </w:r>
-            <w:proofErr w:type="spellStart"/>
-            <w:r>
-              <w:rPr>
-                <w:rFonts w:ascii="Courier New" w:eastAsia="Courier New" w:hAnsi="Courier New" w:cs="Courier New"/>
-                <w:color w:val="69F0AE"/>
-                <w:sz w:val="19"/>
-                <w:szCs w:val="19"/>
-              </w:rPr>
-              <w:t>Document</w:t>
-            </w:r>
-            <w:proofErr w:type="spellEnd"/>
-            <w:r>
-              <w:rPr>
-                <w:rFonts w:ascii="Courier New" w:eastAsia="Courier New" w:hAnsi="Courier New" w:cs="Courier New"/>
-                <w:color w:val="69F0AE"/>
-                <w:sz w:val="19"/>
-                <w:szCs w:val="19"/>
-              </w:rPr>
-              <w:t>: [EINFÜGEN]</w:t>
+              <w:t>Hier ist unser Requirements Document: [EINFÜGEN]</w:t>
             </w:r>
           </w:p>
           <w:p>
@@ -10369,21 +10100,7 @@
               <w:rPr>
                 <w:color w:val="1E293B"/>
               </w:rPr>
-              <w:t xml:space="preserve">In Modul 3 — Architektur werden eure </w:t>
-            </w:r>
-            <w:proofErr w:type="spellStart"/>
-            <w:r>
-              <w:rPr>
-                <w:color w:val="1E293B"/>
-              </w:rPr>
-              <w:t>Requirements</w:t>
-            </w:r>
-            <w:proofErr w:type="spellEnd"/>
-            <w:r>
-              <w:rPr>
-                <w:color w:val="1E293B"/>
-              </w:rPr>
-              <w:t xml:space="preserve"> direkt zur Basis für das System Design:</w:t>
+              <w:t>In Modul 3 — Architektur werden eure Requirements direkt zur Basis für das System Design:</w:t>
             </w:r>
           </w:p>
           <w:p>
@@ -10399,21 +10116,7 @@
               <w:rPr>
                 <w:color w:val="1E293B"/>
               </w:rPr>
-              <w:t xml:space="preserve">Aus 'Termin buchen in unter 2 Sekunden' → Caching Layer, </w:t>
-            </w:r>
-            <w:proofErr w:type="spellStart"/>
-            <w:r>
-              <w:rPr>
-                <w:color w:val="1E293B"/>
-              </w:rPr>
-              <w:t>Async</w:t>
-            </w:r>
-            <w:proofErr w:type="spellEnd"/>
-            <w:r>
-              <w:rPr>
-                <w:color w:val="1E293B"/>
-              </w:rPr>
-              <w:t xml:space="preserve"> Queue</w:t>
+              <w:t>Aus 'Termin buchen in unter 2 Sekunden' → Caching Layer, Async Queue</w:t>
             </w:r>
           </w:p>
           <w:p>
@@ -10479,25 +10182,7 @@
                 <w:bCs/>
                 <w:color w:val="1E2761"/>
               </w:rPr>
-              <w:t xml:space="preserve">Je präziser eure </w:t>
-            </w:r>
-            <w:proofErr w:type="spellStart"/>
-            <w:r>
-              <w:rPr>
-                <w:b/>
-                <w:bCs/>
-                <w:color w:val="1E2761"/>
-              </w:rPr>
-              <w:t>Requirements</w:t>
-            </w:r>
-            <w:proofErr w:type="spellEnd"/>
-            <w:r>
-              <w:rPr>
-                <w:b/>
-                <w:bCs/>
-                <w:color w:val="1E2761"/>
-              </w:rPr>
-              <w:t xml:space="preserve"> heute — desto besser eure Architektur in Modul 3.</w:t>
+              <w:t>Je präziser eure Requirements heute — desto besser eure Architektur in Modul 3.</w:t>
             </w:r>
           </w:p>
         </w:tc>
@@ -10531,27 +10216,7 @@
           <w:szCs w:val="17"/>
           <w:lang w:val="fr-CH"/>
         </w:rPr>
-        <w:t xml:space="preserve">CAS ADAI 2026 · BFH Biel · </w:t>
-      </w:r>
-      <w:proofErr w:type="spellStart"/>
-      <w:r>
-        <w:rPr>
-          <w:color w:val="475569"/>
-          <w:sz w:val="17"/>
-          <w:szCs w:val="17"/>
-          <w:lang w:val="fr-CH"/>
-        </w:rPr>
-        <w:t>Modul</w:t>
-      </w:r>
-      <w:proofErr w:type="spellEnd"/>
-      <w:r>
-        <w:rPr>
-          <w:color w:val="475569"/>
-          <w:sz w:val="17"/>
-          <w:szCs w:val="17"/>
-          <w:lang w:val="fr-CH"/>
-        </w:rPr>
-        <w:t xml:space="preserve"> 2 Tag 2 · Ilja Rasin</w:t>
+        <w:t>CAS ADAI 2026 · BFH Biel · Modul 2 Tag 2 · Ilja Rasin</w:t>
       </w:r>
     </w:p>
     <w:sectPr>
@@ -10621,6 +10286,155 @@
     </w:lvl>
   </w:abstractNum>
   <w:abstractNum w:abstractNumId="1" w15:restartNumberingAfterBreak="0">
+    <w:nsid w:val="24336BFC"/>
+    <w:multiLevelType w:val="multilevel"/>
+    <w:tmpl w:val="E544F478"/>
+    <w:lvl w:ilvl="0">
+      <w:start w:val="1"/>
+      <w:numFmt w:val="bullet"/>
+      <w:lvlText w:val=""/>
+      <w:lvlJc w:val="left"/>
+      <w:pPr>
+        <w:tabs>
+          <w:tab w:val="num" w:pos="720"/>
+        </w:tabs>
+        <w:ind w:left="720" w:hanging="360"/>
+      </w:pPr>
+      <w:rPr>
+        <w:rFonts w:ascii="Symbol" w:hAnsi="Symbol" w:hint="default"/>
+        <w:sz w:val="20"/>
+      </w:rPr>
+    </w:lvl>
+    <w:lvl w:ilvl="1" w:tentative="1">
+      <w:start w:val="1"/>
+      <w:numFmt w:val="bullet"/>
+      <w:lvlText w:val="o"/>
+      <w:lvlJc w:val="left"/>
+      <w:pPr>
+        <w:tabs>
+          <w:tab w:val="num" w:pos="1440"/>
+        </w:tabs>
+        <w:ind w:left="1440" w:hanging="360"/>
+      </w:pPr>
+      <w:rPr>
+        <w:rFonts w:ascii="Courier New" w:hAnsi="Courier New" w:hint="default"/>
+        <w:sz w:val="20"/>
+      </w:rPr>
+    </w:lvl>
+    <w:lvl w:ilvl="2" w:tentative="1">
+      <w:start w:val="1"/>
+      <w:numFmt w:val="bullet"/>
+      <w:lvlText w:val=""/>
+      <w:lvlJc w:val="left"/>
+      <w:pPr>
+        <w:tabs>
+          <w:tab w:val="num" w:pos="2160"/>
+        </w:tabs>
+        <w:ind w:left="2160" w:hanging="360"/>
+      </w:pPr>
+      <w:rPr>
+        <w:rFonts w:ascii="Wingdings" w:hAnsi="Wingdings" w:hint="default"/>
+        <w:sz w:val="20"/>
+      </w:rPr>
+    </w:lvl>
+    <w:lvl w:ilvl="3" w:tentative="1">
+      <w:start w:val="1"/>
+      <w:numFmt w:val="bullet"/>
+      <w:lvlText w:val=""/>
+      <w:lvlJc w:val="left"/>
+      <w:pPr>
+        <w:tabs>
+          <w:tab w:val="num" w:pos="2880"/>
+        </w:tabs>
+        <w:ind w:left="2880" w:hanging="360"/>
+      </w:pPr>
+      <w:rPr>
+        <w:rFonts w:ascii="Wingdings" w:hAnsi="Wingdings" w:hint="default"/>
+        <w:sz w:val="20"/>
+      </w:rPr>
+    </w:lvl>
+    <w:lvl w:ilvl="4" w:tentative="1">
+      <w:start w:val="1"/>
+      <w:numFmt w:val="bullet"/>
+      <w:lvlText w:val=""/>
+      <w:lvlJc w:val="left"/>
+      <w:pPr>
+        <w:tabs>
+          <w:tab w:val="num" w:pos="3600"/>
+        </w:tabs>
+        <w:ind w:left="3600" w:hanging="360"/>
+      </w:pPr>
+      <w:rPr>
+        <w:rFonts w:ascii="Wingdings" w:hAnsi="Wingdings" w:hint="default"/>
+        <w:sz w:val="20"/>
+      </w:rPr>
+    </w:lvl>
+    <w:lvl w:ilvl="5" w:tentative="1">
+      <w:start w:val="1"/>
+      <w:numFmt w:val="bullet"/>
+      <w:lvlText w:val=""/>
+      <w:lvlJc w:val="left"/>
+      <w:pPr>
+        <w:tabs>
+          <w:tab w:val="num" w:pos="4320"/>
+        </w:tabs>
+        <w:ind w:left="4320" w:hanging="360"/>
+      </w:pPr>
+      <w:rPr>
+        <w:rFonts w:ascii="Wingdings" w:hAnsi="Wingdings" w:hint="default"/>
+        <w:sz w:val="20"/>
+      </w:rPr>
+    </w:lvl>
+    <w:lvl w:ilvl="6" w:tentative="1">
+      <w:start w:val="1"/>
+      <w:numFmt w:val="bullet"/>
+      <w:lvlText w:val=""/>
+      <w:lvlJc w:val="left"/>
+      <w:pPr>
+        <w:tabs>
+          <w:tab w:val="num" w:pos="5040"/>
+        </w:tabs>
+        <w:ind w:left="5040" w:hanging="360"/>
+      </w:pPr>
+      <w:rPr>
+        <w:rFonts w:ascii="Wingdings" w:hAnsi="Wingdings" w:hint="default"/>
+        <w:sz w:val="20"/>
+      </w:rPr>
+    </w:lvl>
+    <w:lvl w:ilvl="7" w:tentative="1">
+      <w:start w:val="1"/>
+      <w:numFmt w:val="bullet"/>
+      <w:lvlText w:val=""/>
+      <w:lvlJc w:val="left"/>
+      <w:pPr>
+        <w:tabs>
+          <w:tab w:val="num" w:pos="5760"/>
+        </w:tabs>
+        <w:ind w:left="5760" w:hanging="360"/>
+      </w:pPr>
+      <w:rPr>
+        <w:rFonts w:ascii="Wingdings" w:hAnsi="Wingdings" w:hint="default"/>
+        <w:sz w:val="20"/>
+      </w:rPr>
+    </w:lvl>
+    <w:lvl w:ilvl="8" w:tentative="1">
+      <w:start w:val="1"/>
+      <w:numFmt w:val="bullet"/>
+      <w:lvlText w:val=""/>
+      <w:lvlJc w:val="left"/>
+      <w:pPr>
+        <w:tabs>
+          <w:tab w:val="num" w:pos="6480"/>
+        </w:tabs>
+        <w:ind w:left="6480" w:hanging="360"/>
+      </w:pPr>
+      <w:rPr>
+        <w:rFonts w:ascii="Wingdings" w:hAnsi="Wingdings" w:hint="default"/>
+        <w:sz w:val="20"/>
+      </w:rPr>
+    </w:lvl>
+  </w:abstractNum>
+  <w:abstractNum w:abstractNumId="2" w15:restartNumberingAfterBreak="0">
     <w:nsid w:val="3DB4508A"/>
     <w:multiLevelType w:val="hybridMultilevel"/>
     <w:tmpl w:val="4DDAF536"/>
@@ -10706,7 +10520,7 @@
       </w:pPr>
     </w:lvl>
   </w:abstractNum>
-  <w:abstractNum w:abstractNumId="2" w15:restartNumberingAfterBreak="0">
+  <w:abstractNum w:abstractNumId="3" w15:restartNumberingAfterBreak="0">
     <w:nsid w:val="5CF97759"/>
     <w:multiLevelType w:val="hybridMultilevel"/>
     <w:tmpl w:val="C6C85A24"/>
@@ -10761,7 +10575,7 @@
     </w:lvl>
   </w:abstractNum>
   <w:num w:numId="1" w16cid:durableId="1912495968">
-    <w:abstractNumId w:val="1"/>
+    <w:abstractNumId w:val="2"/>
     <w:lvlOverride w:ilvl="0">
       <w:startOverride w:val="1"/>
     </w:lvlOverride>
@@ -10771,6 +10585,9 @@
     <w:lvlOverride w:ilvl="0">
       <w:startOverride w:val="1"/>
     </w:lvlOverride>
+  </w:num>
+  <w:num w:numId="3" w16cid:durableId="491680653">
+    <w:abstractNumId w:val="1"/>
   </w:num>
 </w:numbering>
 </file>
@@ -11255,7 +11072,6 @@
   <w:style w:type="character" w:default="1" w:styleId="Absatz-Standardschriftart">
     <w:name w:val="Default Paragraph Font"/>
     <w:uiPriority w:val="1"/>
-    <w:semiHidden/>
     <w:unhideWhenUsed/>
   </w:style>
   <w:style w:type="table" w:default="1" w:styleId="NormaleTabelle">

--- a/Modul2/ADAI_Modul2_Tag2_Selbststudium.docx
+++ b/Modul2/ADAI_Modul2_Tag2_Selbststudium.docx
@@ -43,18 +43,50 @@
           <w:p>
             <w:pPr>
               <w:spacing w:before="50" w:after="50"/>
-              <w:rPr>
-                <w:lang w:val="fr-CH"/>
-              </w:rPr>
             </w:pPr>
             <w:r>
               <w:rPr>
                 <w:color w:val="0891B2"/>
                 <w:sz w:val="17"/>
                 <w:szCs w:val="17"/>
-                <w:lang w:val="fr-CH"/>
-              </w:rPr>
-              <w:t>CAS Application Development with AI (ADAI) · 2026</w:t>
+              </w:rPr>
+              <w:t xml:space="preserve">CAS </w:t>
+            </w:r>
+            <w:proofErr w:type="spellStart"/>
+            <w:r>
+              <w:rPr>
+                <w:color w:val="0891B2"/>
+                <w:sz w:val="17"/>
+                <w:szCs w:val="17"/>
+              </w:rPr>
+              <w:t>Application</w:t>
+            </w:r>
+            <w:proofErr w:type="spellEnd"/>
+            <w:r>
+              <w:rPr>
+                <w:color w:val="0891B2"/>
+                <w:sz w:val="17"/>
+                <w:szCs w:val="17"/>
+              </w:rPr>
+              <w:t xml:space="preserve"> Development </w:t>
+            </w:r>
+            <w:proofErr w:type="spellStart"/>
+            <w:r>
+              <w:rPr>
+                <w:color w:val="0891B2"/>
+                <w:sz w:val="17"/>
+                <w:szCs w:val="17"/>
+              </w:rPr>
+              <w:t>with</w:t>
+            </w:r>
+            <w:proofErr w:type="spellEnd"/>
+            <w:r>
+              <w:rPr>
+                <w:color w:val="0891B2"/>
+                <w:sz w:val="17"/>
+                <w:szCs w:val="17"/>
+              </w:rPr>
+              <w:t xml:space="preserve"> AI (ADAI) · 2026</w:t>
             </w:r>
           </w:p>
           <w:p>
@@ -85,8 +117,36 @@
                 <w:sz w:val="17"/>
                 <w:szCs w:val="17"/>
               </w:rPr>
-              <w:t xml:space="preserve">  Selbststudium: MoSCoW &amp; Requirements</w:t>
-            </w:r>
+              <w:t xml:space="preserve">  Selbststudium: </w:t>
+            </w:r>
+            <w:proofErr w:type="spellStart"/>
+            <w:r>
+              <w:rPr>
+                <w:color w:val="475569"/>
+                <w:sz w:val="17"/>
+                <w:szCs w:val="17"/>
+              </w:rPr>
+              <w:t>MoSCoW</w:t>
+            </w:r>
+            <w:proofErr w:type="spellEnd"/>
+            <w:r>
+              <w:rPr>
+                <w:color w:val="475569"/>
+                <w:sz w:val="17"/>
+                <w:szCs w:val="17"/>
+              </w:rPr>
+              <w:t xml:space="preserve"> &amp; </w:t>
+            </w:r>
+            <w:proofErr w:type="spellStart"/>
+            <w:r>
+              <w:rPr>
+                <w:color w:val="475569"/>
+                <w:sz w:val="17"/>
+                <w:szCs w:val="17"/>
+              </w:rPr>
+              <w:t>Requirements</w:t>
+            </w:r>
+            <w:proofErr w:type="spellEnd"/>
           </w:p>
         </w:tc>
         <w:tc>
@@ -147,16 +207,48 @@
     <w:p>
       <w:pPr>
         <w:spacing w:before="50" w:after="60"/>
-        <w:rPr>
-          <w:lang w:val="fr-CH"/>
-        </w:rPr>
       </w:pPr>
+      <w:proofErr w:type="spellStart"/>
       <w:r>
         <w:rPr>
           <w:color w:val="475569"/>
-          <w:lang w:val="fr-CH"/>
         </w:rPr>
-        <w:t>MoSCoW · Gaps finden · Requirements Document finalisieren</w:t>
+        <w:t>MoSCoW</w:t>
+      </w:r>
+      <w:proofErr w:type="spellEnd"/>
+      <w:r>
+        <w:rPr>
+          <w:color w:val="475569"/>
+        </w:rPr>
+        <w:t xml:space="preserve"> · Gaps finden · </w:t>
+      </w:r>
+      <w:proofErr w:type="spellStart"/>
+      <w:r>
+        <w:rPr>
+          <w:color w:val="475569"/>
+        </w:rPr>
+        <w:t>Requirements</w:t>
+      </w:r>
+      <w:proofErr w:type="spellEnd"/>
+      <w:r>
+        <w:rPr>
+          <w:color w:val="475569"/>
+        </w:rPr>
+        <w:t xml:space="preserve"> </w:t>
+      </w:r>
+      <w:proofErr w:type="spellStart"/>
+      <w:r>
+        <w:rPr>
+          <w:color w:val="475569"/>
+        </w:rPr>
+        <w:t>Document</w:t>
+      </w:r>
+      <w:proofErr w:type="spellEnd"/>
+      <w:r>
+        <w:rPr>
+          <w:color w:val="475569"/>
+        </w:rPr>
+        <w:t xml:space="preserve"> finalisieren</w:t>
       </w:r>
     </w:p>
     <w:tbl>
@@ -298,6 +390,7 @@
             <w:pPr>
               <w:spacing w:before="50" w:after="50"/>
             </w:pPr>
+            <w:proofErr w:type="spellStart"/>
             <w:r>
               <w:rPr>
                 <w:b/>
@@ -308,6 +401,7 @@
               </w:rPr>
               <w:t>MoSCoW</w:t>
             </w:r>
+            <w:proofErr w:type="spellEnd"/>
           </w:p>
         </w:tc>
         <w:tc>
@@ -481,6 +575,7 @@
             <w:pPr>
               <w:spacing w:before="50" w:after="50"/>
             </w:pPr>
+            <w:proofErr w:type="spellStart"/>
             <w:r>
               <w:rPr>
                 <w:b/>
@@ -489,8 +584,31 @@
                 <w:sz w:val="18"/>
                 <w:szCs w:val="18"/>
               </w:rPr>
-              <w:t>Req. Document</w:t>
-            </w:r>
+              <w:t>Req</w:t>
+            </w:r>
+            <w:proofErr w:type="spellEnd"/>
+            <w:r>
+              <w:rPr>
+                <w:b/>
+                <w:bCs/>
+                <w:color w:val="1E293B"/>
+                <w:sz w:val="18"/>
+                <w:szCs w:val="18"/>
+              </w:rPr>
+              <w:t xml:space="preserve">. </w:t>
+            </w:r>
+            <w:proofErr w:type="spellStart"/>
+            <w:r>
+              <w:rPr>
+                <w:b/>
+                <w:bCs/>
+                <w:color w:val="1E293B"/>
+                <w:sz w:val="18"/>
+                <w:szCs w:val="18"/>
+              </w:rPr>
+              <w:t>Document</w:t>
+            </w:r>
+            <w:proofErr w:type="spellEnd"/>
           </w:p>
         </w:tc>
         <w:tc>
@@ -639,6 +757,7 @@
             <w:pPr>
               <w:spacing w:after="15"/>
             </w:pPr>
+            <w:proofErr w:type="spellStart"/>
             <w:r>
               <w:rPr>
                 <w:b/>
@@ -647,7 +766,18 @@
                 <w:sz w:val="26"/>
                 <w:szCs w:val="26"/>
               </w:rPr>
-              <w:t>MoSCoW-Priorisierung</w:t>
+              <w:t>MoSCoW</w:t>
+            </w:r>
+            <w:proofErr w:type="spellEnd"/>
+            <w:r>
+              <w:rPr>
+                <w:b/>
+                <w:bCs/>
+                <w:color w:val="FFFFFF"/>
+                <w:sz w:val="26"/>
+                <w:szCs w:val="26"/>
+              </w:rPr>
+              <w:t>-Priorisierung</w:t>
             </w:r>
             <w:r>
               <w:rPr>
@@ -747,7 +877,29 @@
                 <w:sz w:val="22"/>
                 <w:szCs w:val="22"/>
               </w:rPr>
-              <w:t>Was bedeutet MoSCoW?</w:t>
+              <w:t xml:space="preserve">Was bedeutet </w:t>
+            </w:r>
+            <w:proofErr w:type="spellStart"/>
+            <w:r>
+              <w:rPr>
+                <w:b/>
+                <w:bCs/>
+                <w:color w:val="FFFFFF"/>
+                <w:sz w:val="22"/>
+                <w:szCs w:val="22"/>
+              </w:rPr>
+              <w:t>MoSCoW</w:t>
+            </w:r>
+            <w:proofErr w:type="spellEnd"/>
+            <w:r>
+              <w:rPr>
+                <w:b/>
+                <w:bCs/>
+                <w:color w:val="FFFFFF"/>
+                <w:sz w:val="22"/>
+                <w:szCs w:val="22"/>
+              </w:rPr>
+              <w:t>?</w:t>
             </w:r>
           </w:p>
         </w:tc>
@@ -850,14 +1002,34 @@
                   <w:pPr>
                     <w:spacing w:before="50" w:after="50"/>
                   </w:pPr>
+                  <w:proofErr w:type="spellStart"/>
                   <w:r>
                     <w:rPr>
                       <w:b/>
                       <w:bCs/>
                       <w:color w:val="DC2626"/>
                     </w:rPr>
-                    <w:t>Must have</w:t>
-                  </w:r>
+                    <w:t>Must</w:t>
+                  </w:r>
+                  <w:proofErr w:type="spellEnd"/>
+                  <w:r>
+                    <w:rPr>
+                      <w:b/>
+                      <w:bCs/>
+                      <w:color w:val="DC2626"/>
+                    </w:rPr>
+                    <w:t xml:space="preserve"> </w:t>
+                  </w:r>
+                  <w:proofErr w:type="spellStart"/>
+                  <w:r>
+                    <w:rPr>
+                      <w:b/>
+                      <w:bCs/>
+                      <w:color w:val="DC2626"/>
+                    </w:rPr>
+                    <w:t>have</w:t>
+                  </w:r>
+                  <w:proofErr w:type="spellEnd"/>
                 </w:p>
               </w:tc>
               <w:tc>
@@ -918,7 +1090,43 @@
                       <w:sz w:val="18"/>
                       <w:szCs w:val="18"/>
                     </w:rPr>
-                    <w:t>Frage: Kann das Produkt ohne das geliefert werden? Nein → Must have.</w:t>
+                    <w:t xml:space="preserve">Frage: Kann das Produkt ohne das geliefert werden? Nein → </w:t>
+                  </w:r>
+                  <w:proofErr w:type="spellStart"/>
+                  <w:r>
+                    <w:rPr>
+                      <w:color w:val="475569"/>
+                      <w:sz w:val="18"/>
+                      <w:szCs w:val="18"/>
+                    </w:rPr>
+                    <w:t>Must</w:t>
+                  </w:r>
+                  <w:proofErr w:type="spellEnd"/>
+                  <w:r>
+                    <w:rPr>
+                      <w:color w:val="475569"/>
+                      <w:sz w:val="18"/>
+                      <w:szCs w:val="18"/>
+                    </w:rPr>
+                    <w:t xml:space="preserve"> </w:t>
+                  </w:r>
+                  <w:proofErr w:type="spellStart"/>
+                  <w:r>
+                    <w:rPr>
+                      <w:color w:val="475569"/>
+                      <w:sz w:val="18"/>
+                      <w:szCs w:val="18"/>
+                    </w:rPr>
+                    <w:t>have</w:t>
+                  </w:r>
+                  <w:proofErr w:type="spellEnd"/>
+                  <w:r>
+                    <w:rPr>
+                      <w:color w:val="475569"/>
+                      <w:sz w:val="18"/>
+                      <w:szCs w:val="18"/>
+                    </w:rPr>
+                    <w:t>.</w:t>
                   </w:r>
                 </w:p>
               </w:tc>
@@ -980,14 +1188,34 @@
                   <w:pPr>
                     <w:spacing w:before="50" w:after="50"/>
                   </w:pPr>
+                  <w:proofErr w:type="spellStart"/>
                   <w:r>
                     <w:rPr>
                       <w:b/>
                       <w:bCs/>
                       <w:color w:val="D97706"/>
                     </w:rPr>
-                    <w:t>Should have</w:t>
-                  </w:r>
+                    <w:t>Should</w:t>
+                  </w:r>
+                  <w:proofErr w:type="spellEnd"/>
+                  <w:r>
+                    <w:rPr>
+                      <w:b/>
+                      <w:bCs/>
+                      <w:color w:val="D97706"/>
+                    </w:rPr>
+                    <w:t xml:space="preserve"> </w:t>
+                  </w:r>
+                  <w:proofErr w:type="spellStart"/>
+                  <w:r>
+                    <w:rPr>
+                      <w:b/>
+                      <w:bCs/>
+                      <w:color w:val="D97706"/>
+                    </w:rPr>
+                    <w:t>have</w:t>
+                  </w:r>
+                  <w:proofErr w:type="spellEnd"/>
                 </w:p>
               </w:tc>
               <w:tc>
@@ -1048,7 +1276,43 @@
                       <w:sz w:val="18"/>
                       <w:szCs w:val="18"/>
                     </w:rPr>
-                    <w:t>Frage: Schadet das Fehlen dem Nutzer stark? Ja → Should have.</w:t>
+                    <w:t xml:space="preserve">Frage: Schadet das Fehlen dem Nutzer stark? Ja → </w:t>
+                  </w:r>
+                  <w:proofErr w:type="spellStart"/>
+                  <w:r>
+                    <w:rPr>
+                      <w:color w:val="475569"/>
+                      <w:sz w:val="18"/>
+                      <w:szCs w:val="18"/>
+                    </w:rPr>
+                    <w:t>Should</w:t>
+                  </w:r>
+                  <w:proofErr w:type="spellEnd"/>
+                  <w:r>
+                    <w:rPr>
+                      <w:color w:val="475569"/>
+                      <w:sz w:val="18"/>
+                      <w:szCs w:val="18"/>
+                    </w:rPr>
+                    <w:t xml:space="preserve"> </w:t>
+                  </w:r>
+                  <w:proofErr w:type="spellStart"/>
+                  <w:r>
+                    <w:rPr>
+                      <w:color w:val="475569"/>
+                      <w:sz w:val="18"/>
+                      <w:szCs w:val="18"/>
+                    </w:rPr>
+                    <w:t>have</w:t>
+                  </w:r>
+                  <w:proofErr w:type="spellEnd"/>
+                  <w:r>
+                    <w:rPr>
+                      <w:color w:val="475569"/>
+                      <w:sz w:val="18"/>
+                      <w:szCs w:val="18"/>
+                    </w:rPr>
+                    <w:t>.</w:t>
                   </w:r>
                 </w:p>
               </w:tc>
@@ -1110,14 +1374,34 @@
                   <w:pPr>
                     <w:spacing w:before="50" w:after="50"/>
                   </w:pPr>
+                  <w:proofErr w:type="spellStart"/>
                   <w:r>
                     <w:rPr>
                       <w:b/>
                       <w:bCs/>
                       <w:color w:val="059669"/>
                     </w:rPr>
-                    <w:t>Could have</w:t>
-                  </w:r>
+                    <w:t>Could</w:t>
+                  </w:r>
+                  <w:proofErr w:type="spellEnd"/>
+                  <w:r>
+                    <w:rPr>
+                      <w:b/>
+                      <w:bCs/>
+                      <w:color w:val="059669"/>
+                    </w:rPr>
+                    <w:t xml:space="preserve"> </w:t>
+                  </w:r>
+                  <w:proofErr w:type="spellStart"/>
+                  <w:r>
+                    <w:rPr>
+                      <w:b/>
+                      <w:bCs/>
+                      <w:color w:val="059669"/>
+                    </w:rPr>
+                    <w:t>have</w:t>
+                  </w:r>
+                  <w:proofErr w:type="spellEnd"/>
                 </w:p>
               </w:tc>
               <w:tc>
@@ -1147,7 +1431,43 @@
                       <w:sz w:val="19"/>
                       <w:szCs w:val="19"/>
                     </w:rPr>
-                    <w:t>Nice-to-have. Kommt wenn Kapazität da ist.</w:t>
+                    <w:t>Nice-</w:t>
+                  </w:r>
+                  <w:proofErr w:type="spellStart"/>
+                  <w:r>
+                    <w:rPr>
+                      <w:color w:val="1E293B"/>
+                      <w:sz w:val="19"/>
+                      <w:szCs w:val="19"/>
+                    </w:rPr>
+                    <w:t>to</w:t>
+                  </w:r>
+                  <w:proofErr w:type="spellEnd"/>
+                  <w:r>
+                    <w:rPr>
+                      <w:color w:val="1E293B"/>
+                      <w:sz w:val="19"/>
+                      <w:szCs w:val="19"/>
+                    </w:rPr>
+                    <w:t>-</w:t>
+                  </w:r>
+                  <w:proofErr w:type="spellStart"/>
+                  <w:r>
+                    <w:rPr>
+                      <w:color w:val="1E293B"/>
+                      <w:sz w:val="19"/>
+                      <w:szCs w:val="19"/>
+                    </w:rPr>
+                    <w:t>have</w:t>
+                  </w:r>
+                  <w:proofErr w:type="spellEnd"/>
+                  <w:r>
+                    <w:rPr>
+                      <w:color w:val="1E293B"/>
+                      <w:sz w:val="19"/>
+                      <w:szCs w:val="19"/>
+                    </w:rPr>
+                    <w:t>. Kommt wenn Kapazität da ist.</w:t>
                   </w:r>
                 </w:p>
               </w:tc>
@@ -1178,7 +1498,25 @@
                       <w:sz w:val="18"/>
                       <w:szCs w:val="18"/>
                     </w:rPr>
-                    <w:t>Frage: Freut Nutzer — würde er es aber nicht vermissen? → Could.</w:t>
+                    <w:t xml:space="preserve">Frage: Freut Nutzer — würde er es aber nicht vermissen? → </w:t>
+                  </w:r>
+                  <w:proofErr w:type="spellStart"/>
+                  <w:r>
+                    <w:rPr>
+                      <w:color w:val="475569"/>
+                      <w:sz w:val="18"/>
+                      <w:szCs w:val="18"/>
+                    </w:rPr>
+                    <w:t>Could</w:t>
+                  </w:r>
+                  <w:proofErr w:type="spellEnd"/>
+                  <w:r>
+                    <w:rPr>
+                      <w:color w:val="475569"/>
+                      <w:sz w:val="18"/>
+                      <w:szCs w:val="18"/>
+                    </w:rPr>
+                    <w:t>.</w:t>
                   </w:r>
                 </w:p>
               </w:tc>
@@ -1240,14 +1578,34 @@
                   <w:pPr>
                     <w:spacing w:before="50" w:after="50"/>
                   </w:pPr>
+                  <w:proofErr w:type="spellStart"/>
                   <w:r>
                     <w:rPr>
                       <w:b/>
                       <w:bCs/>
                       <w:color w:val="7C3AED"/>
                     </w:rPr>
-                    <w:t>Won't have</w:t>
-                  </w:r>
+                    <w:t>Won't</w:t>
+                  </w:r>
+                  <w:proofErr w:type="spellEnd"/>
+                  <w:r>
+                    <w:rPr>
+                      <w:b/>
+                      <w:bCs/>
+                      <w:color w:val="7C3AED"/>
+                    </w:rPr>
+                    <w:t xml:space="preserve"> </w:t>
+                  </w:r>
+                  <w:proofErr w:type="spellStart"/>
+                  <w:r>
+                    <w:rPr>
+                      <w:b/>
+                      <w:bCs/>
+                      <w:color w:val="7C3AED"/>
+                    </w:rPr>
+                    <w:t>have</w:t>
+                  </w:r>
+                  <w:proofErr w:type="spellEnd"/>
                 </w:p>
               </w:tc>
               <w:tc>
@@ -1308,7 +1666,61 @@
                       <w:sz w:val="18"/>
                       <w:szCs w:val="18"/>
                     </w:rPr>
-                    <w:t>Frage: Zu gross für jetzt? → Won't have (this time).</w:t>
+                    <w:t xml:space="preserve">Frage: Zu gross für jetzt? → </w:t>
+                  </w:r>
+                  <w:proofErr w:type="spellStart"/>
+                  <w:r>
+                    <w:rPr>
+                      <w:color w:val="475569"/>
+                      <w:sz w:val="18"/>
+                      <w:szCs w:val="18"/>
+                    </w:rPr>
+                    <w:t>Won't</w:t>
+                  </w:r>
+                  <w:proofErr w:type="spellEnd"/>
+                  <w:r>
+                    <w:rPr>
+                      <w:color w:val="475569"/>
+                      <w:sz w:val="18"/>
+                      <w:szCs w:val="18"/>
+                    </w:rPr>
+                    <w:t xml:space="preserve"> </w:t>
+                  </w:r>
+                  <w:proofErr w:type="spellStart"/>
+                  <w:r>
+                    <w:rPr>
+                      <w:color w:val="475569"/>
+                      <w:sz w:val="18"/>
+                      <w:szCs w:val="18"/>
+                    </w:rPr>
+                    <w:t>have</w:t>
+                  </w:r>
+                  <w:proofErr w:type="spellEnd"/>
+                  <w:r>
+                    <w:rPr>
+                      <w:color w:val="475569"/>
+                      <w:sz w:val="18"/>
+                      <w:szCs w:val="18"/>
+                    </w:rPr>
+                    <w:t xml:space="preserve"> (</w:t>
+                  </w:r>
+                  <w:proofErr w:type="spellStart"/>
+                  <w:r>
+                    <w:rPr>
+                      <w:color w:val="475569"/>
+                      <w:sz w:val="18"/>
+                      <w:szCs w:val="18"/>
+                    </w:rPr>
+                    <w:t>this</w:t>
+                  </w:r>
+                  <w:proofErr w:type="spellEnd"/>
+                  <w:r>
+                    <w:rPr>
+                      <w:color w:val="475569"/>
+                      <w:sz w:val="18"/>
+                      <w:szCs w:val="18"/>
+                    </w:rPr>
+                    <w:t xml:space="preserve"> time).</w:t>
                   </w:r>
                 </w:p>
               </w:tc>
@@ -1333,7 +1745,25 @@
           <w:bCs/>
           <w:color w:val="475569"/>
         </w:rPr>
-        <w:t>Schritt 1 — MoSCoW mit AI erstellen:</w:t>
+        <w:t xml:space="preserve">Schritt 1 — </w:t>
+      </w:r>
+      <w:proofErr w:type="spellStart"/>
+      <w:r>
+        <w:rPr>
+          <w:b/>
+          <w:bCs/>
+          <w:color w:val="475569"/>
+        </w:rPr>
+        <w:t>MoSCoW</w:t>
+      </w:r>
+      <w:proofErr w:type="spellEnd"/>
+      <w:r>
+        <w:rPr>
+          <w:b/>
+          <w:bCs/>
+          <w:color w:val="475569"/>
+        </w:rPr>
+        <w:t xml:space="preserve"> mit AI erstellen:</w:t>
       </w:r>
     </w:p>
     <w:tbl>
@@ -1408,14 +1838,9 @@
                 <w:sz w:val="19"/>
                 <w:szCs w:val="19"/>
               </w:rPr>
-              <w:t>Priorisiere diese nach MoSCoW für ein MVP in 3 Monaten.</w:t>
-            </w:r>
-          </w:p>
-          <w:p>
-            <w:pPr>
-              <w:spacing w:before="25" w:after="25"/>
-              <w:ind w:left="160"/>
-            </w:pPr>
+              <w:t xml:space="preserve">Priorisiere diese nach </w:t>
+            </w:r>
+            <w:proofErr w:type="spellStart"/>
             <w:r>
               <w:rPr>
                 <w:rFonts w:ascii="Courier New" w:eastAsia="Courier New" w:hAnsi="Courier New" w:cs="Courier New"/>
@@ -1423,20 +1848,9 @@
                 <w:sz w:val="19"/>
                 <w:szCs w:val="19"/>
               </w:rPr>
-              <w:t>Team: 2-3 Personen, gemischter Tech-Background.</w:t>
-            </w:r>
-          </w:p>
-          <w:p>
-            <w:pPr>
-              <w:spacing w:before="25" w:after="25"/>
-              <w:ind w:left="160"/>
-            </w:pPr>
-          </w:p>
-          <w:p>
-            <w:pPr>
-              <w:spacing w:before="25" w:after="25"/>
-              <w:ind w:left="160"/>
-            </w:pPr>
+              <w:t>MoSCoW</w:t>
+            </w:r>
+            <w:proofErr w:type="spellEnd"/>
             <w:r>
               <w:rPr>
                 <w:rFonts w:ascii="Courier New" w:eastAsia="Courier New" w:hAnsi="Courier New" w:cs="Courier New"/>
@@ -1444,7 +1858,7 @@
                 <w:sz w:val="19"/>
                 <w:szCs w:val="19"/>
               </w:rPr>
-              <w:t>Für jede Story:</w:t>
+              <w:t xml:space="preserve"> für ein MVP in 3 Monaten.</w:t>
             </w:r>
           </w:p>
           <w:p>
@@ -1459,8 +1873,14 @@
                 <w:sz w:val="19"/>
                 <w:szCs w:val="19"/>
               </w:rPr>
-              <w:t>1. Kategorie (Must / Should / Could / Won't)</w:t>
-            </w:r>
+              <w:t>Team: 2-3 Personen, gemischter Tech-Background.</w:t>
+            </w:r>
+          </w:p>
+          <w:p>
+            <w:pPr>
+              <w:spacing w:before="25" w:after="25"/>
+              <w:ind w:left="160"/>
+            </w:pPr>
           </w:p>
           <w:p>
             <w:pPr>
@@ -1474,7 +1894,7 @@
                 <w:sz w:val="19"/>
                 <w:szCs w:val="19"/>
               </w:rPr>
-              <w:t>2. Begründung in einem Satz</w:t>
+              <w:t>Für jede Story:</w:t>
             </w:r>
           </w:p>
           <w:p>
@@ -1489,7 +1909,137 @@
                 <w:sz w:val="19"/>
                 <w:szCs w:val="19"/>
               </w:rPr>
-              <w:t>3. Falls Won't: wann könnte es relevant werden?</w:t>
+              <w:t>1. Kategorie (</w:t>
+            </w:r>
+            <w:proofErr w:type="spellStart"/>
+            <w:r>
+              <w:rPr>
+                <w:rFonts w:ascii="Courier New" w:eastAsia="Courier New" w:hAnsi="Courier New" w:cs="Courier New"/>
+                <w:color w:val="69F0AE"/>
+                <w:sz w:val="19"/>
+                <w:szCs w:val="19"/>
+              </w:rPr>
+              <w:t>Must</w:t>
+            </w:r>
+            <w:proofErr w:type="spellEnd"/>
+            <w:r>
+              <w:rPr>
+                <w:rFonts w:ascii="Courier New" w:eastAsia="Courier New" w:hAnsi="Courier New" w:cs="Courier New"/>
+                <w:color w:val="69F0AE"/>
+                <w:sz w:val="19"/>
+                <w:szCs w:val="19"/>
+              </w:rPr>
+              <w:t xml:space="preserve"> / </w:t>
+            </w:r>
+            <w:proofErr w:type="spellStart"/>
+            <w:r>
+              <w:rPr>
+                <w:rFonts w:ascii="Courier New" w:eastAsia="Courier New" w:hAnsi="Courier New" w:cs="Courier New"/>
+                <w:color w:val="69F0AE"/>
+                <w:sz w:val="19"/>
+                <w:szCs w:val="19"/>
+              </w:rPr>
+              <w:t>Should</w:t>
+            </w:r>
+            <w:proofErr w:type="spellEnd"/>
+            <w:r>
+              <w:rPr>
+                <w:rFonts w:ascii="Courier New" w:eastAsia="Courier New" w:hAnsi="Courier New" w:cs="Courier New"/>
+                <w:color w:val="69F0AE"/>
+                <w:sz w:val="19"/>
+                <w:szCs w:val="19"/>
+              </w:rPr>
+              <w:t xml:space="preserve"> / </w:t>
+            </w:r>
+            <w:proofErr w:type="spellStart"/>
+            <w:r>
+              <w:rPr>
+                <w:rFonts w:ascii="Courier New" w:eastAsia="Courier New" w:hAnsi="Courier New" w:cs="Courier New"/>
+                <w:color w:val="69F0AE"/>
+                <w:sz w:val="19"/>
+                <w:szCs w:val="19"/>
+              </w:rPr>
+              <w:t>Could</w:t>
+            </w:r>
+            <w:proofErr w:type="spellEnd"/>
+            <w:r>
+              <w:rPr>
+                <w:rFonts w:ascii="Courier New" w:eastAsia="Courier New" w:hAnsi="Courier New" w:cs="Courier New"/>
+                <w:color w:val="69F0AE"/>
+                <w:sz w:val="19"/>
+                <w:szCs w:val="19"/>
+              </w:rPr>
+              <w:t xml:space="preserve"> / </w:t>
+            </w:r>
+            <w:proofErr w:type="spellStart"/>
+            <w:r>
+              <w:rPr>
+                <w:rFonts w:ascii="Courier New" w:eastAsia="Courier New" w:hAnsi="Courier New" w:cs="Courier New"/>
+                <w:color w:val="69F0AE"/>
+                <w:sz w:val="19"/>
+                <w:szCs w:val="19"/>
+              </w:rPr>
+              <w:t>Won't</w:t>
+            </w:r>
+            <w:proofErr w:type="spellEnd"/>
+            <w:r>
+              <w:rPr>
+                <w:rFonts w:ascii="Courier New" w:eastAsia="Courier New" w:hAnsi="Courier New" w:cs="Courier New"/>
+                <w:color w:val="69F0AE"/>
+                <w:sz w:val="19"/>
+                <w:szCs w:val="19"/>
+              </w:rPr>
+              <w:t>)</w:t>
+            </w:r>
+          </w:p>
+          <w:p>
+            <w:pPr>
+              <w:spacing w:before="25" w:after="25"/>
+              <w:ind w:left="160"/>
+            </w:pPr>
+            <w:r>
+              <w:rPr>
+                <w:rFonts w:ascii="Courier New" w:eastAsia="Courier New" w:hAnsi="Courier New" w:cs="Courier New"/>
+                <w:color w:val="69F0AE"/>
+                <w:sz w:val="19"/>
+                <w:szCs w:val="19"/>
+              </w:rPr>
+              <w:t>2. Begründung in einem Satz</w:t>
+            </w:r>
+          </w:p>
+          <w:p>
+            <w:pPr>
+              <w:spacing w:before="25" w:after="25"/>
+              <w:ind w:left="160"/>
+            </w:pPr>
+            <w:r>
+              <w:rPr>
+                <w:rFonts w:ascii="Courier New" w:eastAsia="Courier New" w:hAnsi="Courier New" w:cs="Courier New"/>
+                <w:color w:val="69F0AE"/>
+                <w:sz w:val="19"/>
+                <w:szCs w:val="19"/>
+              </w:rPr>
+              <w:t xml:space="preserve">3. Falls </w:t>
+            </w:r>
+            <w:proofErr w:type="spellStart"/>
+            <w:r>
+              <w:rPr>
+                <w:rFonts w:ascii="Courier New" w:eastAsia="Courier New" w:hAnsi="Courier New" w:cs="Courier New"/>
+                <w:color w:val="69F0AE"/>
+                <w:sz w:val="19"/>
+                <w:szCs w:val="19"/>
+              </w:rPr>
+              <w:t>Won't</w:t>
+            </w:r>
+            <w:proofErr w:type="spellEnd"/>
+            <w:r>
+              <w:rPr>
+                <w:rFonts w:ascii="Courier New" w:eastAsia="Courier New" w:hAnsi="Courier New" w:cs="Courier New"/>
+                <w:color w:val="69F0AE"/>
+                <w:sz w:val="19"/>
+                <w:szCs w:val="19"/>
+              </w:rPr>
+              <w:t>: wann könnte es relevant werden?</w:t>
             </w:r>
           </w:p>
           <w:p>
@@ -1645,6 +2195,7 @@
               <w:spacing w:before="50" w:after="50"/>
               <w:jc w:val="center"/>
             </w:pPr>
+            <w:proofErr w:type="spellStart"/>
             <w:r>
               <w:rPr>
                 <w:b/>
@@ -1655,6 +2206,7 @@
               </w:rPr>
               <w:t>MoSCoW</w:t>
             </w:r>
+            <w:proofErr w:type="spellEnd"/>
           </w:p>
         </w:tc>
         <w:tc>
@@ -1773,10 +2325,12 @@
               <w:t xml:space="preserve"> </w:t>
             </w:r>
             <w:bookmarkStart w:id="1" w:name="OLE_LINK2"/>
+            <w:proofErr w:type="spellStart"/>
             <w:r>
               <w:t>Must</w:t>
             </w:r>
             <w:bookmarkEnd w:id="1"/>
+            <w:proofErr w:type="spellEnd"/>
           </w:p>
         </w:tc>
         <w:tc>
@@ -1804,7 +2358,31 @@
               <w:t xml:space="preserve"> </w:t>
             </w:r>
             <w:r>
-              <w:t>Pflicht-Input der Safe-to-Spend-Formel — ohne Fixkosten kein realistischer Kernwert.</w:t>
+              <w:t>Pflicht-Input der Safe-</w:t>
+            </w:r>
+            <w:proofErr w:type="spellStart"/>
+            <w:r>
+              <w:t>to</w:t>
+            </w:r>
+            <w:proofErr w:type="spellEnd"/>
+            <w:r>
+              <w:t>-</w:t>
+            </w:r>
+            <w:proofErr w:type="spellStart"/>
+            <w:r>
+              <w:t>Spend</w:t>
+            </w:r>
+            <w:proofErr w:type="spellEnd"/>
+            <w:r>
+              <w:t xml:space="preserve">-Formel — ohne Fixkosten kein realistischer </w:t>
+            </w:r>
+            <w:proofErr w:type="spellStart"/>
+            <w:r>
+              <w:t>Kernwert</w:t>
+            </w:r>
+            <w:proofErr w:type="spellEnd"/>
+            <w:r>
+              <w:t>.</w:t>
             </w:r>
           </w:p>
         </w:tc>
@@ -1890,9 +2468,11 @@
             <w:r>
               <w:t xml:space="preserve"> </w:t>
             </w:r>
+            <w:proofErr w:type="spellStart"/>
             <w:r>
               <w:t>Must</w:t>
             </w:r>
+            <w:proofErr w:type="spellEnd"/>
           </w:p>
         </w:tc>
         <w:tc>
@@ -2006,9 +2586,11 @@
             <w:r>
               <w:t xml:space="preserve"> </w:t>
             </w:r>
+            <w:proofErr w:type="spellStart"/>
             <w:r>
               <w:t>Must</w:t>
             </w:r>
+            <w:proofErr w:type="spellEnd"/>
           </w:p>
         </w:tc>
         <w:tc>
@@ -2094,8 +2676,21 @@
               <w:t xml:space="preserve"> </w:t>
             </w:r>
             <w:r>
-              <w:t>Safe-to-Spend</w:t>
-            </w:r>
+              <w:t>Safe-</w:t>
+            </w:r>
+            <w:proofErr w:type="spellStart"/>
+            <w:r>
+              <w:t>to</w:t>
+            </w:r>
+            <w:proofErr w:type="spellEnd"/>
+            <w:r>
+              <w:t>-</w:t>
+            </w:r>
+            <w:proofErr w:type="spellStart"/>
+            <w:r>
+              <w:t>Spend</w:t>
+            </w:r>
+            <w:proofErr w:type="spellEnd"/>
           </w:p>
         </w:tc>
         <w:tc>
@@ -2122,9 +2717,11 @@
             <w:r>
               <w:t xml:space="preserve"> </w:t>
             </w:r>
+            <w:proofErr w:type="spellStart"/>
             <w:r>
               <w:t>Must</w:t>
             </w:r>
+            <w:proofErr w:type="spellEnd"/>
           </w:p>
         </w:tc>
         <w:tc>
@@ -2152,8 +2749,13 @@
               <w:t xml:space="preserve"> </w:t>
             </w:r>
             <w:r>
-              <w:t>Die Kern-Value-Proposition — entfällt sie, gibt es kein BudgetBuddy</w:t>
-            </w:r>
+              <w:t xml:space="preserve">Die Kern-Value-Proposition — entfällt sie, gibt es kein </w:t>
+            </w:r>
+            <w:proofErr w:type="spellStart"/>
+            <w:r>
+              <w:t>BudgetBuddy</w:t>
+            </w:r>
+            <w:proofErr w:type="spellEnd"/>
           </w:p>
         </w:tc>
       </w:tr>
@@ -2239,10 +2841,12 @@
               <w:t xml:space="preserve"> </w:t>
             </w:r>
             <w:bookmarkStart w:id="2" w:name="OLE_LINK3"/>
+            <w:proofErr w:type="spellStart"/>
             <w:r>
               <w:t>Should</w:t>
             </w:r>
             <w:bookmarkEnd w:id="2"/>
+            <w:proofErr w:type="spellEnd"/>
           </w:p>
         </w:tc>
         <w:tc>
@@ -2270,7 +2874,15 @@
               <w:t xml:space="preserve"> </w:t>
             </w:r>
             <w:r>
-              <w:t>Für realen Einsatz unverzichtbar, in einer Demo-Phase aber mit einem hardcoded User überbrückbar.</w:t>
+              <w:t xml:space="preserve">Für realen Einsatz unverzichtbar, in einer Demo-Phase aber mit einem </w:t>
+            </w:r>
+            <w:proofErr w:type="spellStart"/>
+            <w:r>
+              <w:t>hardcoded</w:t>
+            </w:r>
+            <w:proofErr w:type="spellEnd"/>
+            <w:r>
+              <w:t xml:space="preserve"> User überbrückbar.</w:t>
             </w:r>
           </w:p>
         </w:tc>
@@ -2356,9 +2968,11 @@
             <w:r>
               <w:t xml:space="preserve"> </w:t>
             </w:r>
+            <w:proofErr w:type="spellStart"/>
             <w:r>
               <w:t>Should</w:t>
             </w:r>
+            <w:proofErr w:type="spellEnd"/>
           </w:p>
         </w:tc>
         <w:tc>
@@ -2382,8 +2996,13 @@
             <w:pPr>
               <w:spacing w:before="80" w:after="80"/>
             </w:pPr>
-            <w:r>
-              <w:t xml:space="preserve">nDSG-pflichtig </w:t>
+            <w:proofErr w:type="spellStart"/>
+            <w:r>
+              <w:t>nDSG</w:t>
+            </w:r>
+            <w:proofErr w:type="spellEnd"/>
+            <w:r>
+              <w:t xml:space="preserve">-pflichtig </w:t>
             </w:r>
             <w:proofErr w:type="gramStart"/>
             <w:r>
@@ -2477,9 +3096,11 @@
             <w:r>
               <w:t xml:space="preserve"> </w:t>
             </w:r>
+            <w:proofErr w:type="spellStart"/>
             <w:r>
               <w:t>Should</w:t>
             </w:r>
+            <w:proofErr w:type="spellEnd"/>
           </w:p>
         </w:tc>
         <w:tc>
@@ -2590,9 +3211,11 @@
             <w:r>
               <w:t xml:space="preserve"> </w:t>
             </w:r>
+            <w:proofErr w:type="spellStart"/>
             <w:r>
               <w:t>Should</w:t>
             </w:r>
+            <w:proofErr w:type="spellEnd"/>
           </w:p>
         </w:tc>
         <w:tc>
@@ -2703,9 +3326,11 @@
             <w:r>
               <w:t xml:space="preserve"> </w:t>
             </w:r>
+            <w:proofErr w:type="spellStart"/>
             <w:r>
               <w:t>Should</w:t>
             </w:r>
+            <w:proofErr w:type="spellEnd"/>
           </w:p>
         </w:tc>
         <w:tc>
@@ -2817,9 +3442,11 @@
             <w:pPr>
               <w:spacing w:before="80" w:after="80"/>
             </w:pPr>
+            <w:proofErr w:type="spellStart"/>
             <w:r>
               <w:t>Could</w:t>
             </w:r>
+            <w:proofErr w:type="spellEnd"/>
           </w:p>
         </w:tc>
         <w:tc>
@@ -2847,7 +3474,31 @@
               <w:t xml:space="preserve"> </w:t>
             </w:r>
             <w:r>
-              <w:t>Adressiert Marc gezielt, aber der Kernwert (Safe-to-Spend) funktioniert komplett ohne.</w:t>
+              <w:t xml:space="preserve">Adressiert Marc gezielt, aber der </w:t>
+            </w:r>
+            <w:proofErr w:type="spellStart"/>
+            <w:r>
+              <w:t>Kernwert</w:t>
+            </w:r>
+            <w:proofErr w:type="spellEnd"/>
+            <w:r>
+              <w:t xml:space="preserve"> (Safe-</w:t>
+            </w:r>
+            <w:proofErr w:type="spellStart"/>
+            <w:r>
+              <w:t>to</w:t>
+            </w:r>
+            <w:proofErr w:type="spellEnd"/>
+            <w:r>
+              <w:t>-</w:t>
+            </w:r>
+            <w:proofErr w:type="spellStart"/>
+            <w:r>
+              <w:t>Spend</w:t>
+            </w:r>
+            <w:proofErr w:type="spellEnd"/>
+            <w:r>
+              <w:t>) funktioniert komplett ohne.</w:t>
             </w:r>
           </w:p>
         </w:tc>
@@ -2941,9 +3592,11 @@
             <w:pPr>
               <w:spacing w:before="80" w:after="80"/>
             </w:pPr>
+            <w:proofErr w:type="spellStart"/>
             <w:r>
               <w:t>Could</w:t>
             </w:r>
+            <w:proofErr w:type="spellEnd"/>
           </w:p>
         </w:tc>
         <w:tc>
@@ -3063,10 +3716,12 @@
               <w:spacing w:before="80" w:after="80"/>
             </w:pPr>
             <w:bookmarkStart w:id="3" w:name="OLE_LINK4"/>
+            <w:proofErr w:type="spellStart"/>
             <w:r>
               <w:t>Could</w:t>
             </w:r>
             <w:bookmarkEnd w:id="3"/>
+            <w:proofErr w:type="spellEnd"/>
           </w:p>
         </w:tc>
         <w:tc>
@@ -3185,9 +3840,11 @@
             <w:pPr>
               <w:spacing w:before="80" w:after="80"/>
             </w:pPr>
+            <w:proofErr w:type="spellStart"/>
             <w:r>
               <w:t>Could</w:t>
             </w:r>
+            <w:proofErr w:type="spellEnd"/>
           </w:p>
         </w:tc>
         <w:tc>
@@ -3280,8 +3937,13 @@
             <w:pPr>
               <w:spacing w:before="80" w:after="80"/>
             </w:pPr>
-            <w:r>
-              <w:t>OpenBanking-Anbindung</w:t>
+            <w:proofErr w:type="spellStart"/>
+            <w:r>
+              <w:t>OpenBanking</w:t>
+            </w:r>
+            <w:proofErr w:type="spellEnd"/>
+            <w:r>
+              <w:t>-Anbindung</w:t>
             </w:r>
           </w:p>
         </w:tc>
@@ -3306,9 +3968,11 @@
             <w:pPr>
               <w:spacing w:before="80" w:after="80"/>
             </w:pPr>
+            <w:proofErr w:type="spellStart"/>
             <w:r>
               <w:t>Won't</w:t>
             </w:r>
+            <w:proofErr w:type="spellEnd"/>
           </w:p>
         </w:tc>
         <w:tc>
@@ -3333,7 +3997,15 @@
               <w:spacing w:before="80" w:after="80"/>
             </w:pPr>
             <w:r>
-              <w:t>Erst nach validiertem Product-Market-Fit. Voraussetzungen: FINMA-/Swiss-Open-Banking-Klärung, Vertrag mit SIX b.Link oder einer Einzelbank, OAuth2/FAPI-Implementierung — realistisch</w:t>
+              <w:t xml:space="preserve">Erst nach validiertem Product-Market-Fit. Voraussetzungen: FINMA-/Swiss-Open-Banking-Klärung, Vertrag mit SIX </w:t>
+            </w:r>
+            <w:proofErr w:type="spellStart"/>
+            <w:r>
+              <w:t>b.Link</w:t>
+            </w:r>
+            <w:proofErr w:type="spellEnd"/>
+            <w:r>
+              <w:t xml:space="preserve"> oder einer Einzelbank, OAuth2/FAPI-Implementierung — realistisch</w:t>
             </w:r>
           </w:p>
           <w:p>
@@ -3501,7 +4173,15 @@
               <w:spacing w:before="240"/>
             </w:pPr>
             <w:r>
-              <w:t>1. Einkommen-Erfassung ist nicht eindeutig zugeordnet — US-3 erfasst nur Fixkosten, US-6 verweist auf "Einstellungen", US-14 erlaubt nur das Ändern. Wo wird das Einkommen zuerst erfasst? Empfehlung:</w:t>
+              <w:t xml:space="preserve">1. Einkommen-Erfassung ist nicht eindeutig zugeordnet — US-3 erfasst nur Fixkosten, US-6 verweist auf "Einstellungen", US-14 erlaubt nur das </w:t>
+            </w:r>
+            <w:proofErr w:type="spellStart"/>
+            <w:r>
+              <w:t>Ändern</w:t>
+            </w:r>
+            <w:proofErr w:type="spellEnd"/>
+            <w:r>
+              <w:t>. Wo wird das Einkommen zuerst erfasst? Empfehlung:</w:t>
             </w:r>
           </w:p>
           <w:p>
@@ -3549,7 +4229,23 @@
               <w:spacing w:before="240"/>
             </w:pPr>
             <w:r>
-              <w:t xml:space="preserve">  4. US-6 "verbleibende Wochen" unterspezifiziert — Kalenderwoche, Rolling 7-Tage oder angebrochene Woche? Bei Monatsmitte ergibt jede Variante einen anderen Safe-to-Spend-Wert; Definition fehlt.</w:t>
+              <w:t xml:space="preserve">  4. US-6 "verbleibende Wochen" unterspezifiziert — Kalenderwoche, Rolling 7-Tage oder angebrochene Woche? Bei Monatsmitte ergibt jede Variante einen anderen Safe-</w:t>
+            </w:r>
+            <w:proofErr w:type="spellStart"/>
+            <w:r>
+              <w:t>to</w:t>
+            </w:r>
+            <w:proofErr w:type="spellEnd"/>
+            <w:r>
+              <w:t>-</w:t>
+            </w:r>
+            <w:proofErr w:type="spellStart"/>
+            <w:r>
+              <w:t>Spend</w:t>
+            </w:r>
+            <w:proofErr w:type="spellEnd"/>
+            <w:r>
+              <w:t>-Wert; Definition fehlt.</w:t>
             </w:r>
           </w:p>
           <w:p>
@@ -3557,7 +4253,23 @@
               <w:spacing w:before="240"/>
             </w:pPr>
             <w:r>
-              <w:t xml:space="preserve">  5. US-4 ↔ US-11 latenter Konflikt — Wenn OpenBanking später dazukommt, müssen Duplikat-Erkennung (US-4) und Sync-Logik (US-11) koexistieren. Für den MVP irrelevant, aber die Architektur sollte beide</w:t>
+              <w:t xml:space="preserve">  5. US-4 ↔ US-11 latenter Konflikt — Wenn </w:t>
+            </w:r>
+            <w:proofErr w:type="spellStart"/>
+            <w:r>
+              <w:t>OpenBanking</w:t>
+            </w:r>
+            <w:proofErr w:type="spellEnd"/>
+            <w:r>
+              <w:t xml:space="preserve"> später dazukommt, müssen Duplikat-Erkennung (US-4) und </w:t>
+            </w:r>
+            <w:proofErr w:type="spellStart"/>
+            <w:r>
+              <w:t>Sync</w:t>
+            </w:r>
+            <w:proofErr w:type="spellEnd"/>
+            <w:r>
+              <w:t>-Logik (US-11) koexistieren. Für den MVP irrelevant, aber die Architektur sollte beide</w:t>
             </w:r>
           </w:p>
           <w:p>
@@ -3573,7 +4285,39 @@
               <w:spacing w:before="240"/>
             </w:pPr>
             <w:r>
-              <w:t xml:space="preserve">  6. Must-Auswahl steht in Spannung zu US-2 — Strikt gelesen verlangt nDSG, dass Consent vor jeder Datenverarbeitung erfolgt. In meiner Must-Auswahl ist US-2 nur "Should". Konsequenz: </w:t>
+              <w:t xml:space="preserve">  6. </w:t>
+            </w:r>
+            <w:proofErr w:type="spellStart"/>
+            <w:r>
+              <w:t>Must</w:t>
+            </w:r>
+            <w:proofErr w:type="spellEnd"/>
+            <w:r>
+              <w:t xml:space="preserve">-Auswahl steht in Spannung zu US-2 — Strikt gelesen verlangt </w:t>
+            </w:r>
+            <w:proofErr w:type="spellStart"/>
+            <w:r>
+              <w:t>nDSG</w:t>
+            </w:r>
+            <w:proofErr w:type="spellEnd"/>
+            <w:r>
+              <w:t xml:space="preserve">, dass Consent vor jeder Datenverarbeitung erfolgt. In meiner </w:t>
+            </w:r>
+            <w:proofErr w:type="spellStart"/>
+            <w:r>
+              <w:t>Must</w:t>
+            </w:r>
+            <w:proofErr w:type="spellEnd"/>
+            <w:r>
+              <w:t>-Auswahl ist US-2 nur "</w:t>
+            </w:r>
+            <w:proofErr w:type="spellStart"/>
+            <w:r>
+              <w:t>Should</w:t>
+            </w:r>
+            <w:proofErr w:type="spellEnd"/>
+            <w:r>
+              <w:t xml:space="preserve">". Konsequenz: </w:t>
             </w:r>
             <w:proofErr w:type="gramStart"/>
             <w:r>
@@ -3848,7 +4592,21 @@
         <w:rPr>
           <w:color w:val="1E293B"/>
         </w:rPr>
-        <w:t xml:space="preserve">Das ist die mächtigste Requirements-Technik: Ihr lasst AI bewusst nach allem </w:t>
+        <w:t xml:space="preserve">Das ist die mächtigste </w:t>
+      </w:r>
+      <w:proofErr w:type="spellStart"/>
+      <w:r>
+        <w:rPr>
+          <w:color w:val="1E293B"/>
+        </w:rPr>
+        <w:t>Requirements</w:t>
+      </w:r>
+      <w:proofErr w:type="spellEnd"/>
+      <w:r>
+        <w:rPr>
+          <w:color w:val="1E293B"/>
+        </w:rPr>
+        <w:t xml:space="preserve">-Technik: Ihr lasst AI bewusst nach allem </w:t>
       </w:r>
       <w:proofErr w:type="gramStart"/>
       <w:r>
@@ -4004,20 +4762,9 @@
                       <w:sz w:val="19"/>
                       <w:szCs w:val="19"/>
                     </w:rPr>
-                    <w:t>Hier sind unsere User Stories und MoSCoW-Priorisierung: [EINFÜGEN]</w:t>
-                  </w:r>
-                </w:p>
-                <w:p>
-                  <w:pPr>
-                    <w:spacing w:before="25" w:after="25"/>
-                    <w:ind w:left="160"/>
-                  </w:pPr>
-                </w:p>
-                <w:p>
-                  <w:pPr>
-                    <w:spacing w:before="25" w:after="25"/>
-                    <w:ind w:left="160"/>
-                  </w:pPr>
+                    <w:t xml:space="preserve">Hier sind unsere User Stories und </w:t>
+                  </w:r>
+                  <w:proofErr w:type="spellStart"/>
                   <w:r>
                     <w:rPr>
                       <w:rFonts w:ascii="Courier New" w:eastAsia="Courier New" w:hAnsi="Courier New" w:cs="Courier New"/>
@@ -4025,57 +4772,59 @@
                       <w:sz w:val="19"/>
                       <w:szCs w:val="19"/>
                     </w:rPr>
-                    <w:t>Was haben wir NICHT abgedeckt?</w:t>
-                  </w:r>
-                </w:p>
-                <w:p>
-                  <w:pPr>
-                    <w:spacing w:before="25" w:after="25"/>
-                    <w:ind w:left="160"/>
-                    <w:rPr>
-                      <w:lang w:val="fr-CH"/>
-                    </w:rPr>
-                  </w:pPr>
+                    <w:t>MoSCoW</w:t>
+                  </w:r>
+                  <w:proofErr w:type="spellEnd"/>
                   <w:r>
                     <w:rPr>
                       <w:rFonts w:ascii="Courier New" w:eastAsia="Courier New" w:hAnsi="Courier New" w:cs="Courier New"/>
                       <w:color w:val="69F0AE"/>
                       <w:sz w:val="19"/>
                       <w:szCs w:val="19"/>
-                      <w:lang w:val="fr-CH"/>
-                    </w:rPr>
-                    <w:t xml:space="preserve">Denke </w:t>
-                  </w:r>
-                  <w:proofErr w:type="gramStart"/>
+                    </w:rPr>
+                    <w:t>-Priorisierung: [EINFÜGEN]</w:t>
+                  </w:r>
+                </w:p>
+                <w:p>
+                  <w:pPr>
+                    <w:spacing w:before="25" w:after="25"/>
+                    <w:ind w:left="160"/>
+                  </w:pPr>
+                </w:p>
+                <w:p>
+                  <w:pPr>
+                    <w:spacing w:before="25" w:after="25"/>
+                    <w:ind w:left="160"/>
+                  </w:pPr>
                   <w:r>
                     <w:rPr>
                       <w:rFonts w:ascii="Courier New" w:eastAsia="Courier New" w:hAnsi="Courier New" w:cs="Courier New"/>
                       <w:color w:val="69F0AE"/>
                       <w:sz w:val="19"/>
                       <w:szCs w:val="19"/>
-                      <w:lang w:val="fr-CH"/>
-                    </w:rPr>
-                    <w:t>an:</w:t>
-                  </w:r>
-                  <w:proofErr w:type="gramEnd"/>
+                    </w:rPr>
+                    <w:t>Was haben wir NICHT abgedeckt?</w:t>
+                  </w:r>
+                </w:p>
+                <w:p>
+                  <w:pPr>
+                    <w:spacing w:before="25" w:after="25"/>
+                    <w:ind w:left="160"/>
+                  </w:pPr>
                   <w:r>
                     <w:rPr>
                       <w:rFonts w:ascii="Courier New" w:eastAsia="Courier New" w:hAnsi="Courier New" w:cs="Courier New"/>
                       <w:color w:val="69F0AE"/>
                       <w:sz w:val="19"/>
                       <w:szCs w:val="19"/>
-                      <w:lang w:val="fr-CH"/>
-                    </w:rPr>
-                    <w:t xml:space="preserve"> Error Cases, Edge Cases, Security,</w:t>
+                    </w:rPr>
+                    <w:t>Denke an: Error Cases, Edge Cases, Security,</w:t>
                   </w:r>
                 </w:p>
                 <w:p>
                   <w:pPr>
                     <w:spacing w:before="25" w:after="25"/>
                     <w:ind w:left="160"/>
-                    <w:rPr>
-                      <w:lang w:val="fr-CH"/>
-                    </w:rPr>
                   </w:pPr>
                   <w:r>
                     <w:rPr>
@@ -4083,7 +4832,6 @@
                       <w:color w:val="69F0AE"/>
                       <w:sz w:val="19"/>
                       <w:szCs w:val="19"/>
-                      <w:lang w:val="fr-CH"/>
                     </w:rPr>
                     <w:t>Performance, Offline-Szenarien, Admin-Flows,</w:t>
                   </w:r>
@@ -4250,7 +4998,23 @@
                     <w:t>2. Falsch kategorisierte Transaktionen (Edge Case)</w:t>
                   </w:r>
                   <w:r>
-                    <w:t xml:space="preserve"> Die Auto-Kategorisierung wird Fehler machen. Es fehlt jede Story für manuelle Korrektur oder Lernfeedback. Das ist kritisch, weil die Safe-to-Spend-Zahl direkt davon abhängt — ein falsch kategorisierter Grosseinkauf verfälscht alles.</w:t>
+                    <w:t xml:space="preserve"> Die Auto-Kategorisierung wird Fehler machen. Es fehlt jede Story für manuelle Korrektur oder Lernfeedback. Das ist kritisch, weil die Safe-</w:t>
+                  </w:r>
+                  <w:proofErr w:type="spellStart"/>
+                  <w:r>
+                    <w:t>to</w:t>
+                  </w:r>
+                  <w:proofErr w:type="spellEnd"/>
+                  <w:r>
+                    <w:t>-</w:t>
+                  </w:r>
+                  <w:proofErr w:type="spellStart"/>
+                  <w:r>
+                    <w:t>Spend</w:t>
+                  </w:r>
+                  <w:proofErr w:type="spellEnd"/>
+                  <w:r>
+                    <w:t>-Zahl direkt davon abhängt — ein falsch kategorisierter Grosseinkauf verfälscht alles.</w:t>
                   </w:r>
                 </w:p>
               </w:tc>
@@ -4284,7 +5048,15 @@
                     <w:t>3. Datensicherheit &amp; Datenhaltung (Security + Datenschutz)</w:t>
                   </w:r>
                   <w:r>
-                    <w:t xml:space="preserve"> Wo liegen die PDF-Daten nach dem Upload? Wie lange? Wer hat Zugriff? Ohne klare Antwort ist die App unter dem nDSG nicht betreibbar — und User mit Bankdaten sind besonders sensibel.</w:t>
+                    <w:t xml:space="preserve"> Wo liegen die PDF-Daten nach dem Upload? Wie lange? Wer hat Zugriff? Ohne klare Antwort ist die App unter dem </w:t>
+                  </w:r>
+                  <w:proofErr w:type="spellStart"/>
+                  <w:r>
+                    <w:t>nDSG</w:t>
+                  </w:r>
+                  <w:proofErr w:type="spellEnd"/>
+                  <w:r>
+                    <w:t xml:space="preserve"> nicht betreibbar — und User mit Bankdaten sind besonders sensibel.</w:t>
                   </w:r>
                 </w:p>
               </w:tc>
@@ -4318,7 +5090,15 @@
                     <w:t>4. Doppelter PDF-Upload desselben Monats (Edge Case)</w:t>
                   </w:r>
                   <w:r>
-                    <w:t xml:space="preserve"> Wenn ein User denselben Kontoauszug zweimal importiert, verdoppeln sich alle Transaktionen — und damit auch die berechneten Ausgaben. Es gibt keine Story für Deduplizierung oder Upload-Validierung.</w:t>
+                    <w:t xml:space="preserve"> Wenn ein User denselben Kontoauszug zweimal importiert, verdoppeln sich alle Transaktionen — und damit auch die berechneten Ausgaben. Es gibt keine Story für </w:t>
+                  </w:r>
+                  <w:proofErr w:type="spellStart"/>
+                  <w:r>
+                    <w:t>Deduplizierung</w:t>
+                  </w:r>
+                  <w:proofErr w:type="spellEnd"/>
+                  <w:r>
+                    <w:t xml:space="preserve"> oder Upload-Validierung.</w:t>
                   </w:r>
                 </w:p>
               </w:tc>
@@ -4352,7 +5132,31 @@
                     <w:t>5. Mobil-Performance bei grossen Kontoauszügen (Performance)</w:t>
                   </w:r>
                   <w:r>
-                    <w:t xml:space="preserve"> Kontoauszüge mit 200+ Transaktionen sind normal. Ohne Pagination, Lazy Loading oder klare Performance-Grenzen kann die App bei einem der Haupt-Nutzungsszenarien (unterwegs, mobil) einfrieren oder abstürzen.</w:t>
+                    <w:t xml:space="preserve"> Kontoauszüge mit 200+ Transaktionen sind normal. Ohne </w:t>
+                  </w:r>
+                  <w:proofErr w:type="spellStart"/>
+                  <w:r>
+                    <w:t>Pagination</w:t>
+                  </w:r>
+                  <w:proofErr w:type="spellEnd"/>
+                  <w:r>
+                    <w:t xml:space="preserve">, </w:t>
+                  </w:r>
+                  <w:proofErr w:type="spellStart"/>
+                  <w:r>
+                    <w:t>Lazy</w:t>
+                  </w:r>
+                  <w:proofErr w:type="spellEnd"/>
+                  <w:r>
+                    <w:t xml:space="preserve"> </w:t>
+                  </w:r>
+                  <w:proofErr w:type="spellStart"/>
+                  <w:r>
+                    <w:t>Loading</w:t>
+                  </w:r>
+                  <w:proofErr w:type="spellEnd"/>
+                  <w:r>
+                    <w:t xml:space="preserve"> oder klare Performance-Grenzen kann die App bei einem der Haupt-Nutzungsszenarien (unterwegs, mobil) einfrieren oder abstürzen.</w:t>
                   </w:r>
                 </w:p>
               </w:tc>
@@ -4546,7 +5350,27 @@
                       <w:sz w:val="19"/>
                       <w:szCs w:val="19"/>
                     </w:rPr>
-                    <w:t>Welche Acceptance Criteria sind inkonsistent?</w:t>
+                    <w:t xml:space="preserve">Welche Acceptance </w:t>
+                  </w:r>
+                  <w:proofErr w:type="spellStart"/>
+                  <w:r>
+                    <w:rPr>
+                      <w:rFonts w:ascii="Courier New" w:eastAsia="Courier New" w:hAnsi="Courier New" w:cs="Courier New"/>
+                      <w:color w:val="69F0AE"/>
+                      <w:sz w:val="19"/>
+                      <w:szCs w:val="19"/>
+                    </w:rPr>
+                    <w:t>Criteria</w:t>
+                  </w:r>
+                  <w:proofErr w:type="spellEnd"/>
+                  <w:r>
+                    <w:rPr>
+                      <w:rFonts w:ascii="Courier New" w:eastAsia="Courier New" w:hAnsi="Courier New" w:cs="Courier New"/>
+                      <w:color w:val="69F0AE"/>
+                      <w:sz w:val="19"/>
+                      <w:szCs w:val="19"/>
+                    </w:rPr>
+                    <w:t xml:space="preserve"> sind inkonsistent?</w:t>
                   </w:r>
                 </w:p>
                 <w:p>
@@ -4711,7 +5535,23 @@
                       <w:b/>
                       <w:bCs/>
                     </w:rPr>
-                    <w:t>US-1 (Login) ist „Should" — aber US-14 (Passwort ändern) auch</w:t>
+                    <w:t>US-1 (Login) ist „</w:t>
+                  </w:r>
+                  <w:proofErr w:type="spellStart"/>
+                  <w:r>
+                    <w:rPr>
+                      <w:b/>
+                      <w:bCs/>
+                    </w:rPr>
+                    <w:t>Should</w:t>
+                  </w:r>
+                  <w:proofErr w:type="spellEnd"/>
+                  <w:r>
+                    <w:rPr>
+                      <w:b/>
+                      <w:bCs/>
+                    </w:rPr>
+                    <w:t>" — aber US-14 (Passwort ändern) auch</w:t>
                   </w:r>
                   <w:r>
                     <w:t xml:space="preserve"> Die Begründung von US-14 sagt selbst: </w:t>
@@ -4724,7 +5564,23 @@
                     <w:t>„ohne US-1 ist Passwort-Change irrelevant"</w:t>
                   </w:r>
                   <w:r>
-                    <w:t>. Trotzdem sind beide gleichrangig als Should eingestuft. Wenn US-1 im Sprint wegfällt, müsste US-14 automatisch auf Won't fallen — das ist nicht modelliert.</w:t>
+                    <w:t xml:space="preserve">. Trotzdem sind beide gleichrangig als </w:t>
+                  </w:r>
+                  <w:proofErr w:type="spellStart"/>
+                  <w:r>
+                    <w:t>Should</w:t>
+                  </w:r>
+                  <w:proofErr w:type="spellEnd"/>
+                  <w:r>
+                    <w:t xml:space="preserve"> eingestuft. Wenn US-1 im Sprint wegfällt, müsste US-14 automatisch auf </w:t>
+                  </w:r>
+                  <w:proofErr w:type="spellStart"/>
+                  <w:r>
+                    <w:t>Won't</w:t>
+                  </w:r>
+                  <w:proofErr w:type="spellEnd"/>
+                  <w:r>
+                    <w:t xml:space="preserve"> fallen — das ist nicht modelliert.</w:t>
                   </w:r>
                 </w:p>
                 <w:p>
@@ -4736,23 +5592,88 @@
                       <w:b/>
                       <w:bCs/>
                     </w:rPr>
-                    <w:t>US-4 (PDF-Upload) ist Must — aber US-8 (Wiederkehrende Ausgaben) braucht 2 Monate Daten</w:t>
-                  </w:r>
-                  <w:r>
-                    <w:t xml:space="preserve"> US-8 ist als Could eingestuft mit der Begründung, es seien „mindestens 2 Monate Daten" nötig. US-4 beschreibt aber nur den Upload eines einzelnen PDFs. Es gibt keine Story für „mehrere PDFs verwalten" — das ist eine Lücke zwischen Must und Could, die niemand füllt.</w:t>
-                  </w:r>
-                </w:p>
-                <w:p>
-                  <w:pPr>
-                    <w:spacing w:before="240"/>
-                  </w:pPr>
+                    <w:t xml:space="preserve">US-4 (PDF-Upload) ist </w:t>
+                  </w:r>
+                  <w:proofErr w:type="spellStart"/>
                   <w:r>
                     <w:rPr>
                       <w:b/>
                       <w:bCs/>
                     </w:rPr>
-                    <w:t>US-12 (Monatswechsel) ist Should — aber US-10 (Monatsvergleich) ist Could</w:t>
-                  </w:r>
+                    <w:t>Must</w:t>
+                  </w:r>
+                  <w:proofErr w:type="spellEnd"/>
+                  <w:r>
+                    <w:rPr>
+                      <w:b/>
+                      <w:bCs/>
+                    </w:rPr>
+                    <w:t xml:space="preserve"> — aber US-8 (Wiederkehrende Ausgaben) braucht 2 Monate Daten</w:t>
+                  </w:r>
+                  <w:r>
+                    <w:t xml:space="preserve"> US-8 ist als </w:t>
+                  </w:r>
+                  <w:proofErr w:type="spellStart"/>
+                  <w:r>
+                    <w:t>Could</w:t>
+                  </w:r>
+                  <w:proofErr w:type="spellEnd"/>
+                  <w:r>
+                    <w:t xml:space="preserve"> eingestuft mit der Begründung, es seien „mindestens 2 Monate Daten" nötig. US-4 beschreibt aber nur den Upload eines einzelnen PDFs. Es gibt keine Story für „mehrere PDFs verwalten" — das ist eine Lücke zwischen </w:t>
+                  </w:r>
+                  <w:proofErr w:type="spellStart"/>
+                  <w:r>
+                    <w:t>Must</w:t>
+                  </w:r>
+                  <w:proofErr w:type="spellEnd"/>
+                  <w:r>
+                    <w:t xml:space="preserve"> und </w:t>
+                  </w:r>
+                  <w:proofErr w:type="spellStart"/>
+                  <w:r>
+                    <w:t>Could</w:t>
+                  </w:r>
+                  <w:proofErr w:type="spellEnd"/>
+                  <w:r>
+                    <w:t>, die niemand füllt.</w:t>
+                  </w:r>
+                </w:p>
+                <w:p>
+                  <w:pPr>
+                    <w:spacing w:before="240"/>
+                  </w:pPr>
+                  <w:r>
+                    <w:rPr>
+                      <w:b/>
+                      <w:bCs/>
+                    </w:rPr>
+                    <w:t xml:space="preserve">US-12 (Monatswechsel) ist </w:t>
+                  </w:r>
+                  <w:proofErr w:type="spellStart"/>
+                  <w:r>
+                    <w:rPr>
+                      <w:b/>
+                      <w:bCs/>
+                    </w:rPr>
+                    <w:t>Should</w:t>
+                  </w:r>
+                  <w:proofErr w:type="spellEnd"/>
+                  <w:r>
+                    <w:rPr>
+                      <w:b/>
+                      <w:bCs/>
+                    </w:rPr>
+                    <w:t xml:space="preserve"> — aber US-10 (Monatsvergleich) ist </w:t>
+                  </w:r>
+                  <w:proofErr w:type="spellStart"/>
+                  <w:r>
+                    <w:rPr>
+                      <w:b/>
+                      <w:bCs/>
+                    </w:rPr>
+                    <w:t>Could</w:t>
+                  </w:r>
+                  <w:proofErr w:type="spellEnd"/>
                   <w:r>
                     <w:t xml:space="preserve"> Monatswechsel-Navigation ohne Vergleichsfunktion ist sinnlos — wofür navigiert man, wenn man nichts vergleichen kann? Die Priorisierung impliziert, dass man Monate wechseln kann aber nichts damit anfangen soll.</w:t>
                   </w:r>
@@ -4794,22 +5715,86 @@
                       <w:b/>
                       <w:bCs/>
                     </w:rPr>
-                    <w:t>2. Inkonsistente Acceptance Criteria (implizit)</w:t>
-                  </w:r>
-                </w:p>
-                <w:p>
-                  <w:pPr>
-                    <w:spacing w:before="240"/>
-                  </w:pPr>
+                    <w:t xml:space="preserve">2. Inkonsistente Acceptance </w:t>
+                  </w:r>
+                  <w:proofErr w:type="spellStart"/>
                   <w:r>
                     <w:rPr>
                       <w:b/>
                       <w:bCs/>
                     </w:rPr>
-                    <w:t>Safe-to-Spend ohne definierten Einkommens-Input</w:t>
-                  </w:r>
-                  <w:r>
-                    <w:t xml:space="preserve"> US-6 (Safe-to-Spend) braucht: Einkommen minus Fixkosten minus variable Ausgaben. Das Einkommen kommt aber woher? Aus dem PDF? Manuell eingegeben? US-14 erwähnt „Einkommen ändern" — das setzt voraus, dass es irgendwo </w:t>
+                    <w:t>Criteria</w:t>
+                  </w:r>
+                  <w:proofErr w:type="spellEnd"/>
+                  <w:r>
+                    <w:rPr>
+                      <w:b/>
+                      <w:bCs/>
+                    </w:rPr>
+                    <w:t xml:space="preserve"> (implizit)</w:t>
+                  </w:r>
+                </w:p>
+                <w:p>
+                  <w:pPr>
+                    <w:spacing w:before="240"/>
+                  </w:pPr>
+                  <w:r>
+                    <w:rPr>
+                      <w:b/>
+                      <w:bCs/>
+                    </w:rPr>
+                    <w:t>Safe-</w:t>
+                  </w:r>
+                  <w:proofErr w:type="spellStart"/>
+                  <w:r>
+                    <w:rPr>
+                      <w:b/>
+                      <w:bCs/>
+                    </w:rPr>
+                    <w:t>to</w:t>
+                  </w:r>
+                  <w:proofErr w:type="spellEnd"/>
+                  <w:r>
+                    <w:rPr>
+                      <w:b/>
+                      <w:bCs/>
+                    </w:rPr>
+                    <w:t>-</w:t>
+                  </w:r>
+                  <w:proofErr w:type="spellStart"/>
+                  <w:r>
+                    <w:rPr>
+                      <w:b/>
+                      <w:bCs/>
+                    </w:rPr>
+                    <w:t>Spend</w:t>
+                  </w:r>
+                  <w:proofErr w:type="spellEnd"/>
+                  <w:r>
+                    <w:rPr>
+                      <w:b/>
+                      <w:bCs/>
+                    </w:rPr>
+                    <w:t xml:space="preserve"> ohne definierten Einkommens-Input</w:t>
+                  </w:r>
+                  <w:r>
+                    <w:t xml:space="preserve"> US-6 (Safe-</w:t>
+                  </w:r>
+                  <w:proofErr w:type="spellStart"/>
+                  <w:r>
+                    <w:t>to</w:t>
+                  </w:r>
+                  <w:proofErr w:type="spellEnd"/>
+                  <w:r>
+                    <w:t>-</w:t>
+                  </w:r>
+                  <w:proofErr w:type="spellStart"/>
+                  <w:r>
+                    <w:t>Spend</w:t>
+                  </w:r>
+                  <w:proofErr w:type="spellEnd"/>
+                  <w:r>
+                    <w:t xml:space="preserve">) braucht: Einkommen minus Fixkosten minus variable Ausgaben. Das Einkommen kommt aber woher? Aus dem PDF? Manuell eingegeben? US-14 erwähnt „Einkommen ändern" — das setzt voraus, dass es irgendwo </w:t>
                   </w:r>
                   <w:r>
                     <w:rPr>
@@ -4827,7 +5812,23 @@
                     <w:spacing w:before="240"/>
                   </w:pPr>
                   <w:r>
-                    <w:t>Safe-to-Spend = Einkommen − Fixkosten − variable Ausgaben</w:t>
+                    <w:t>Safe-</w:t>
+                  </w:r>
+                  <w:proofErr w:type="spellStart"/>
+                  <w:r>
+                    <w:t>to</w:t>
+                  </w:r>
+                  <w:proofErr w:type="spellEnd"/>
+                  <w:r>
+                    <w:t>-</w:t>
+                  </w:r>
+                  <w:proofErr w:type="spellStart"/>
+                  <w:r>
+                    <w:t>Spend</w:t>
+                  </w:r>
+                  <w:proofErr w:type="spellEnd"/>
+                  <w:r>
+                    <w:t xml:space="preserve"> = Einkommen − Fixkosten − variable Ausgaben</w:t>
                   </w:r>
                 </w:p>
                 <w:p>
@@ -4976,7 +5977,7 @@
                   </w:pPr>
                   <w:r>
                     <w:pict w14:anchorId="6984BCA9">
-                      <v:rect id="_x0000_i1031" style="width:0;height:1.5pt" o:hralign="center" o:hrstd="t" o:hr="t" fillcolor="#a0a0a0" stroked="f"/>
+                      <v:rect id="_x0000_i1025" style="width:0;height:1.5pt" o:hralign="center" o:hrstd="t" o:hr="t" fillcolor="#a0a0a0" stroked="f"/>
                     </w:pict>
                   </w:r>
                 </w:p>
@@ -4993,8 +5994,17 @@
                       <w:b/>
                       <w:bCs/>
                     </w:rPr>
-                    <w:t>Zusammenfassung als Dependency-Map</w:t>
-                  </w:r>
+                    <w:t xml:space="preserve">Zusammenfassung als </w:t>
+                  </w:r>
+                  <w:proofErr w:type="spellStart"/>
+                  <w:r>
+                    <w:rPr>
+                      <w:b/>
+                      <w:bCs/>
+                    </w:rPr>
+                    <w:t>Dependency-Map</w:t>
+                  </w:r>
+                  <w:proofErr w:type="spellEnd"/>
                 </w:p>
                 <w:p>
                   <w:pPr>
@@ -5018,7 +6028,23 @@
                     <w:spacing w:before="240"/>
                   </w:pPr>
                   <w:r>
-                    <w:t xml:space="preserve">        └─→ US-6 Safe-to-Spend ←── Einkommen (keine Story!)</w:t>
+                    <w:t xml:space="preserve">        └─→ US-6 Safe-</w:t>
+                  </w:r>
+                  <w:proofErr w:type="spellStart"/>
+                  <w:r>
+                    <w:t>to</w:t>
+                  </w:r>
+                  <w:proofErr w:type="spellEnd"/>
+                  <w:r>
+                    <w:t>-</w:t>
+                  </w:r>
+                  <w:proofErr w:type="spellStart"/>
+                  <w:r>
+                    <w:t>Spend</w:t>
+                  </w:r>
+                  <w:proofErr w:type="spellEnd"/>
+                  <w:r>
+                    <w:t xml:space="preserve"> ←── Einkommen (keine Story!)</w:t>
                   </w:r>
                 </w:p>
                 <w:p>
@@ -5047,7 +6073,15 @@
                     <w:spacing w:before="240"/>
                   </w:pPr>
                   <w:r>
-                    <w:t>US-1 Login (Should)</w:t>
+                    <w:t>US-1 Login (</w:t>
+                  </w:r>
+                  <w:proofErr w:type="spellStart"/>
+                  <w:r>
+                    <w:t>Should</w:t>
+                  </w:r>
+                  <w:proofErr w:type="spellEnd"/>
+                  <w:r>
+                    <w:t>)</w:t>
                   </w:r>
                 </w:p>
                 <w:p>
@@ -5055,7 +6089,23 @@
                     <w:spacing w:before="240"/>
                   </w:pPr>
                   <w:r>
-                    <w:t xml:space="preserve">  └─→ US-14 Passwort/Einkommen (Should) ←── sollte Won't sein ohne US-1</w:t>
+                    <w:t xml:space="preserve">  └─→ US-14 Passwort/Einkommen (</w:t>
+                  </w:r>
+                  <w:proofErr w:type="spellStart"/>
+                  <w:r>
+                    <w:t>Should</w:t>
+                  </w:r>
+                  <w:proofErr w:type="spellEnd"/>
+                  <w:r>
+                    <w:t xml:space="preserve">) ←── sollte </w:t>
+                  </w:r>
+                  <w:proofErr w:type="spellStart"/>
+                  <w:r>
+                    <w:t>Won't</w:t>
+                  </w:r>
+                  <w:proofErr w:type="spellEnd"/>
+                  <w:r>
+                    <w:t xml:space="preserve"> sein ohne US-1</w:t>
                   </w:r>
                 </w:p>
                 <w:p>
@@ -5068,7 +6118,15 @@
                     <w:spacing w:before="240"/>
                   </w:pPr>
                   <w:r>
-                    <w:t>US-12 Monatswechsel (Should)</w:t>
+                    <w:t>US-12 Monatswechsel (</w:t>
+                  </w:r>
+                  <w:proofErr w:type="spellStart"/>
+                  <w:r>
+                    <w:t>Should</w:t>
+                  </w:r>
+                  <w:proofErr w:type="spellEnd"/>
+                  <w:r>
+                    <w:t>)</w:t>
                   </w:r>
                 </w:p>
                 <w:p>
@@ -5076,7 +6134,15 @@
                     <w:spacing w:before="240"/>
                   </w:pPr>
                   <w:r>
-                    <w:t xml:space="preserve">  └─→ US-10 Monatsvergleich (Could) ←── Zweck von US-12 unklar ohne US-10</w:t>
+                    <w:t xml:space="preserve">  └─→ US-10 Monatsvergleich (</w:t>
+                  </w:r>
+                  <w:proofErr w:type="spellStart"/>
+                  <w:r>
+                    <w:t>Could</w:t>
+                  </w:r>
+                  <w:proofErr w:type="spellEnd"/>
+                  <w:r>
+                    <w:t>) ←── Zweck von US-12 unklar ohne US-10</w:t>
                   </w:r>
                 </w:p>
                 <w:p>
@@ -5436,125 +6502,173 @@
                       <w:b/>
                       <w:bCs/>
                     </w:rPr>
-                    <w:t>PDF-Parsing als Kerntechnologie</w:t>
-                  </w:r>
-                </w:p>
-                <w:p>
-                  <w:pPr>
-                    <w:spacing w:before="240"/>
-                  </w:pPr>
-                  <w:r>
-                    <w:t>Das ist das grösste Architektur-Problem. PDF ist kein Datenformat — es ist ein Druckformat. Jede Schweizer Bank hat ein anderes Layout, und die ändern es ohne Ankündigung.</w:t>
-                  </w:r>
-                </w:p>
-                <w:p>
-                  <w:pPr>
-                    <w:spacing w:before="240"/>
-                  </w:pPr>
-                  <w:r>
-                    <w:t>Technische Risiken, die ihr nicht seht:</w:t>
-                  </w:r>
-                  <w:r>
-                    <w:br/>
-                  </w:r>
+                    <w:t>PDF-</w:t>
+                  </w:r>
+                  <w:proofErr w:type="spellStart"/>
                   <w:r>
                     <w:rPr>
                       <w:b/>
                       <w:bCs/>
                     </w:rPr>
-                    <w:t>1. LLM-Kategorisierung ist nicht deterministisch</w:t>
-                  </w:r>
-                </w:p>
-                <w:p>
-                  <w:pPr>
-                    <w:spacing w:before="240"/>
-                  </w:pPr>
-                  <w:r>
-                    <w:t>Wenn ihr Claude/GPT für die Kategorisierung nutzt:</w:t>
-                  </w:r>
-                </w:p>
-                <w:p>
-                  <w:pPr>
-                    <w:spacing w:before="240"/>
-                  </w:pPr>
-                  <w:r>
-                    <w:t>Gleiche Transaktion, zwei Aufrufe:</w:t>
-                  </w:r>
-                </w:p>
-                <w:p>
-                  <w:pPr>
-                    <w:spacing w:before="240"/>
-                  </w:pPr>
-                  <w:r>
-                    <w:t>"COOP PRONTO 08:15</w:t>
-                  </w:r>
-                  <w:proofErr w:type="gramStart"/>
-                  <w:r>
-                    <w:t>"  →</w:t>
-                  </w:r>
-                  <w:proofErr w:type="gramEnd"/>
-                  <w:r>
-                    <w:t xml:space="preserve">  Lebensmittel</w:t>
-                  </w:r>
-                  <w:proofErr w:type="gramStart"/>
-                  <w:r>
-                    <w:t xml:space="preserve">   (</w:t>
-                  </w:r>
-                  <w:proofErr w:type="gramEnd"/>
-                  <w:r>
-                    <w:t>Aufruf 1)</w:t>
-                  </w:r>
-                </w:p>
-                <w:p>
-                  <w:pPr>
-                    <w:spacing w:before="240"/>
-                  </w:pPr>
-                  <w:r>
-                    <w:t>"COOP PRONTO 08:15</w:t>
-                  </w:r>
-                  <w:proofErr w:type="gramStart"/>
-                  <w:r>
-                    <w:t>"  →</w:t>
-                  </w:r>
-                  <w:proofErr w:type="gramEnd"/>
-                  <w:r>
-                    <w:t xml:space="preserve">  Restaurant  </w:t>
-                  </w:r>
-                  <w:proofErr w:type="gramStart"/>
-                  <w:r>
-                    <w:t xml:space="preserve">   (</w:t>
-                  </w:r>
-                  <w:proofErr w:type="gramEnd"/>
-                  <w:r>
-                    <w:t>Aufruf 2)</w:t>
-                  </w:r>
-                </w:p>
-                <w:p>
-                  <w:pPr>
-                    <w:spacing w:before="240"/>
-                  </w:pPr>
-                  <w:r>
-                    <w:lastRenderedPageBreak/>
-                    <w:t xml:space="preserve">Safe-to-Spend ändert sich bei jedem Reload. User werden </w:t>
-                  </w:r>
-                  <w:proofErr w:type="gramStart"/>
-                  <w:r>
-                    <w:t>das merken</w:t>
-                  </w:r>
-                  <w:proofErr w:type="gramEnd"/>
-                  <w:r>
-                    <w:t xml:space="preserve"> und das Vertrauen ist sofort weg. Ohne deterministischen Cache + Audit-Log ist das nicht produktionsreif.</w:t>
-                  </w:r>
-                </w:p>
-                <w:p>
-                  <w:pPr>
-                    <w:spacing w:before="240"/>
-                  </w:pPr>
+                    <w:t>Parsing</w:t>
+                  </w:r>
+                  <w:proofErr w:type="spellEnd"/>
                   <w:r>
                     <w:rPr>
                       <w:b/>
                       <w:bCs/>
                     </w:rPr>
+                    <w:t xml:space="preserve"> als Kerntechnologie</w:t>
+                  </w:r>
+                </w:p>
+                <w:p>
+                  <w:pPr>
+                    <w:spacing w:before="240"/>
+                  </w:pPr>
+                  <w:r>
+                    <w:t xml:space="preserve">Das ist das grösste Architektur-Problem. PDF ist kein Datenformat — es ist ein Druckformat. Jede Schweizer Bank hat ein anderes Layout, und die </w:t>
+                  </w:r>
+                  <w:proofErr w:type="spellStart"/>
+                  <w:r>
+                    <w:t>ändern</w:t>
+                  </w:r>
+                  <w:proofErr w:type="spellEnd"/>
+                  <w:r>
+                    <w:t xml:space="preserve"> es ohne Ankündigung.</w:t>
+                  </w:r>
+                </w:p>
+                <w:p>
+                  <w:pPr>
+                    <w:spacing w:before="240"/>
+                  </w:pPr>
+                  <w:r>
+                    <w:t>Technische Risiken, die ihr nicht seht:</w:t>
+                  </w:r>
+                  <w:r>
+                    <w:br/>
+                  </w:r>
+                  <w:r>
+                    <w:rPr>
+                      <w:b/>
+                      <w:bCs/>
+                    </w:rPr>
+                    <w:t>1. LLM-Kategorisierung ist nicht deterministisch</w:t>
+                  </w:r>
+                </w:p>
+                <w:p>
+                  <w:pPr>
+                    <w:spacing w:before="240"/>
+                  </w:pPr>
+                  <w:r>
+                    <w:t>Wenn ihr Claude/GPT für die Kategorisierung nutzt:</w:t>
+                  </w:r>
+                </w:p>
+                <w:p>
+                  <w:pPr>
+                    <w:spacing w:before="240"/>
+                  </w:pPr>
+                  <w:r>
+                    <w:t>Gleiche Transaktion, zwei Aufrufe:</w:t>
+                  </w:r>
+                </w:p>
+                <w:p>
+                  <w:pPr>
+                    <w:spacing w:before="240"/>
+                  </w:pPr>
+                  <w:r>
+                    <w:t>"COOP PRONTO 08:15</w:t>
+                  </w:r>
+                  <w:proofErr w:type="gramStart"/>
+                  <w:r>
+                    <w:t>"  →</w:t>
+                  </w:r>
+                  <w:proofErr w:type="gramEnd"/>
+                  <w:r>
+                    <w:t xml:space="preserve">  Lebensmittel</w:t>
+                  </w:r>
+                  <w:proofErr w:type="gramStart"/>
+                  <w:r>
+                    <w:t xml:space="preserve">   (</w:t>
+                  </w:r>
+                  <w:proofErr w:type="gramEnd"/>
+                  <w:r>
+                    <w:t>Aufruf 1)</w:t>
+                  </w:r>
+                </w:p>
+                <w:p>
+                  <w:pPr>
+                    <w:spacing w:before="240"/>
+                  </w:pPr>
+                  <w:r>
+                    <w:t>"COOP PRONTO 08:15</w:t>
+                  </w:r>
+                  <w:proofErr w:type="gramStart"/>
+                  <w:r>
+                    <w:t>"  →</w:t>
+                  </w:r>
+                  <w:proofErr w:type="gramEnd"/>
+                  <w:r>
+                    <w:t xml:space="preserve">  Restaurant  </w:t>
+                  </w:r>
+                  <w:proofErr w:type="gramStart"/>
+                  <w:r>
+                    <w:t xml:space="preserve">   (</w:t>
+                  </w:r>
+                  <w:proofErr w:type="gramEnd"/>
+                  <w:r>
+                    <w:t>Aufruf 2)</w:t>
+                  </w:r>
+                </w:p>
+                <w:p>
+                  <w:pPr>
+                    <w:spacing w:before="240"/>
+                  </w:pPr>
+                  <w:r>
+                    <w:lastRenderedPageBreak/>
+                    <w:t>Safe-</w:t>
+                  </w:r>
+                  <w:proofErr w:type="spellStart"/>
+                  <w:r>
+                    <w:t>to</w:t>
+                  </w:r>
+                  <w:proofErr w:type="spellEnd"/>
+                  <w:r>
+                    <w:t>-</w:t>
+                  </w:r>
+                  <w:proofErr w:type="spellStart"/>
+                  <w:r>
+                    <w:t>Spend</w:t>
+                  </w:r>
+                  <w:proofErr w:type="spellEnd"/>
+                  <w:r>
+                    <w:t xml:space="preserve"> ändert sich bei jedem </w:t>
+                  </w:r>
+                  <w:proofErr w:type="spellStart"/>
+                  <w:r>
+                    <w:t>Reload</w:t>
+                  </w:r>
+                  <w:proofErr w:type="spellEnd"/>
+                  <w:r>
+                    <w:t xml:space="preserve">. User werden </w:t>
+                  </w:r>
+                  <w:proofErr w:type="gramStart"/>
+                  <w:r>
+                    <w:t>das merken</w:t>
+                  </w:r>
+                  <w:proofErr w:type="gramEnd"/>
+                  <w:r>
+                    <w:t xml:space="preserve"> und das Vertrauen ist sofort weg. Ohne deterministischen Cache + Audit-Log ist das nicht produktionsreif.</w:t>
+                  </w:r>
+                </w:p>
+                <w:p>
+                  <w:pPr>
+                    <w:spacing w:before="240"/>
+                  </w:pPr>
+                  <w:r>
+                    <w:rPr>
+                      <w:b/>
+                      <w:bCs/>
+                    </w:rPr>
                     <w:t>2. Datenschutz ist kein Feature — es ist eine Betriebsbedingung</w:t>
                   </w:r>
                 </w:p>
@@ -5563,7 +6677,15 @@
                     <w:spacing w:before="240"/>
                   </w:pPr>
                   <w:r>
-                    <w:t>Bankdaten fallen unter das nDSG. Konkret bedeutet das:</w:t>
+                    <w:t xml:space="preserve">Bankdaten fallen unter das </w:t>
+                  </w:r>
+                  <w:proofErr w:type="spellStart"/>
+                  <w:r>
+                    <w:t>nDSG</w:t>
+                  </w:r>
+                  <w:proofErr w:type="spellEnd"/>
+                  <w:r>
+                    <w:t>. Konkret bedeutet das:</w:t>
                   </w:r>
                 </w:p>
                 <w:p>
@@ -5619,7 +6741,15 @@
                     <w:spacing w:before="240"/>
                   </w:pPr>
                   <w:r>
-                    <w:t>Eine „statische Zustimmungsseite" (euer Should-Workaround) deckt das nicht ab. Das ist Compliance-Theater.</w:t>
+                    <w:t xml:space="preserve">Eine „statische Zustimmungsseite" (euer </w:t>
+                  </w:r>
+                  <w:proofErr w:type="spellStart"/>
+                  <w:r>
+                    <w:t>Should</w:t>
+                  </w:r>
+                  <w:proofErr w:type="spellEnd"/>
+                  <w:r>
+                    <w:t>-Workaround) deckt das nicht ab. Das ist Compliance-Theater.</w:t>
                   </w:r>
                 </w:p>
                 <w:p>
@@ -5647,7 +6777,15 @@
                     <w:spacing w:before="240"/>
                   </w:pPr>
                   <w:r>
-                    <w:t>- Umlaute:       "Zürich Versicherung" → "Z rich Versicherung"</w:t>
+                    <w:t xml:space="preserve">- Umlaute:       "Zürich Versicherung" → "Z </w:t>
+                  </w:r>
+                  <w:proofErr w:type="spellStart"/>
+                  <w:r>
+                    <w:t>rich</w:t>
+                  </w:r>
+                  <w:proofErr w:type="spellEnd"/>
+                  <w:r>
+                    <w:t xml:space="preserve"> Versicherung"</w:t>
                   </w:r>
                 </w:p>
                 <w:p>
@@ -5655,7 +6793,23 @@
                     <w:spacing w:before="240"/>
                   </w:pPr>
                   <w:r>
-                    <w:t>- Trennzeichen:  1'234.50 vs 1.234,50 vs 1234.50</w:t>
+                    <w:t xml:space="preserve">- Trennzeichen:  1'234.50 </w:t>
+                  </w:r>
+                  <w:proofErr w:type="spellStart"/>
+                  <w:r>
+                    <w:t>vs</w:t>
+                  </w:r>
+                  <w:proofErr w:type="spellEnd"/>
+                  <w:r>
+                    <w:t xml:space="preserve"> 1.234,50 </w:t>
+                  </w:r>
+                  <w:proofErr w:type="spellStart"/>
+                  <w:r>
+                    <w:t>vs</w:t>
+                  </w:r>
+                  <w:proofErr w:type="spellEnd"/>
+                  <w:r>
+                    <w:t xml:space="preserve"> 1234.50</w:t>
                   </w:r>
                 </w:p>
                 <w:p>
@@ -5921,7 +7075,23 @@
                     <w:spacing w:before="240"/>
                   </w:pPr>
                   <w:r>
-                    <w:t>Safe-to-Spend = Einkommen (weil nichts abgezogen wird) →</w:t>
+                    <w:t>Safe-</w:t>
+                  </w:r>
+                  <w:proofErr w:type="spellStart"/>
+                  <w:r>
+                    <w:t>to</w:t>
+                  </w:r>
+                  <w:proofErr w:type="spellEnd"/>
+                  <w:r>
+                    <w:t>-</w:t>
+                  </w:r>
+                  <w:proofErr w:type="spellStart"/>
+                  <w:r>
+                    <w:t>Spend</w:t>
+                  </w:r>
+                  <w:proofErr w:type="spellEnd"/>
+                  <w:r>
+                    <w:t xml:space="preserve"> = Einkommen (weil nichts abgezogen wird) →</w:t>
                   </w:r>
                 </w:p>
                 <w:p>
@@ -5953,7 +7123,15 @@
                     <w:spacing w:before="240"/>
                   </w:pPr>
                   <w:r>
-                    <w:t>Kein Monitoring, kein Alert, kein Fallback ist modelliert.</w:t>
+                    <w:t xml:space="preserve">Kein Monitoring, kein Alert, kein </w:t>
+                  </w:r>
+                  <w:proofErr w:type="spellStart"/>
+                  <w:r>
+                    <w:t>Fallback</w:t>
+                  </w:r>
+                  <w:proofErr w:type="spellEnd"/>
+                  <w:r>
+                    <w:t xml:space="preserve"> ist modelliert.</w:t>
                   </w:r>
                 </w:p>
                 <w:p>
@@ -5997,7 +7175,23 @@
                     <w:spacing w:before="240"/>
                   </w:pPr>
                   <w:r>
-                    <w:t>Safe-to-Spend halbiert sich scheinbar →</w:t>
+                    <w:t>Safe-</w:t>
+                  </w:r>
+                  <w:proofErr w:type="spellStart"/>
+                  <w:r>
+                    <w:t>to</w:t>
+                  </w:r>
+                  <w:proofErr w:type="spellEnd"/>
+                  <w:r>
+                    <w:t>-</w:t>
+                  </w:r>
+                  <w:proofErr w:type="spellStart"/>
+                  <w:r>
+                    <w:t>Spend</w:t>
+                  </w:r>
+                  <w:proofErr w:type="spellEnd"/>
+                  <w:r>
+                    <w:t xml:space="preserve"> halbiert sich scheinbar →</w:t>
                   </w:r>
                 </w:p>
                 <w:p>
@@ -6005,7 +7199,15 @@
                     <w:spacing w:before="240"/>
                   </w:pPr>
                   <w:r>
-                    <w:t>Keine Deduplizierungs-Logik (wie ich letzte Woche schon angemerkt habe)</w:t>
+                    <w:t xml:space="preserve">Keine </w:t>
+                  </w:r>
+                  <w:proofErr w:type="spellStart"/>
+                  <w:r>
+                    <w:t>Deduplizierungs</w:t>
+                  </w:r>
+                  <w:proofErr w:type="spellEnd"/>
+                  <w:r>
+                    <w:t>-Logik (wie ich letzte Woche schon angemerkt habe)</w:t>
                   </w:r>
                 </w:p>
                 <w:p>
@@ -6017,8 +7219,17 @@
                       <w:b/>
                       <w:bCs/>
                     </w:rPr>
-                    <w:t>Szenario 3 — PDF mit 18 Monaten History</w:t>
-                  </w:r>
+                    <w:t xml:space="preserve">Szenario 3 — PDF mit 18 Monaten </w:t>
+                  </w:r>
+                  <w:proofErr w:type="spellStart"/>
+                  <w:r>
+                    <w:rPr>
+                      <w:b/>
+                      <w:bCs/>
+                    </w:rPr>
+                    <w:t>History</w:t>
+                  </w:r>
+                  <w:proofErr w:type="spellEnd"/>
                 </w:p>
                 <w:p>
                   <w:pPr>
@@ -6243,14 +7454,9 @@
                       <w:sz w:val="19"/>
                       <w:szCs w:val="19"/>
                     </w:rPr>
-                    <w:t>- Was ist das wahrscheinlichste Failure?</w:t>
-                  </w:r>
-                </w:p>
-                <w:p>
-                  <w:pPr>
-                    <w:spacing w:before="25" w:after="25"/>
-                    <w:ind w:left="160"/>
-                  </w:pPr>
+                    <w:t xml:space="preserve">- Was ist das wahrscheinlichste </w:t>
+                  </w:r>
+                  <w:proofErr w:type="spellStart"/>
                   <w:r>
                     <w:rPr>
                       <w:rFonts w:ascii="Courier New" w:eastAsia="Courier New" w:hAnsi="Courier New" w:cs="Courier New"/>
@@ -6258,7 +7464,52 @@
                       <w:sz w:val="19"/>
                       <w:szCs w:val="19"/>
                     </w:rPr>
-                    <w:t>- Was ist das katastrophalste Failure?</w:t>
+                    <w:t>Failure</w:t>
+                  </w:r>
+                  <w:proofErr w:type="spellEnd"/>
+                  <w:r>
+                    <w:rPr>
+                      <w:rFonts w:ascii="Courier New" w:eastAsia="Courier New" w:hAnsi="Courier New" w:cs="Courier New"/>
+                      <w:color w:val="69F0AE"/>
+                      <w:sz w:val="19"/>
+                      <w:szCs w:val="19"/>
+                    </w:rPr>
+                    <w:t>?</w:t>
+                  </w:r>
+                </w:p>
+                <w:p>
+                  <w:pPr>
+                    <w:spacing w:before="25" w:after="25"/>
+                    <w:ind w:left="160"/>
+                  </w:pPr>
+                  <w:r>
+                    <w:rPr>
+                      <w:rFonts w:ascii="Courier New" w:eastAsia="Courier New" w:hAnsi="Courier New" w:cs="Courier New"/>
+                      <w:color w:val="69F0AE"/>
+                      <w:sz w:val="19"/>
+                      <w:szCs w:val="19"/>
+                    </w:rPr>
+                    <w:t xml:space="preserve">- Was ist das katastrophalste </w:t>
+                  </w:r>
+                  <w:proofErr w:type="spellStart"/>
+                  <w:r>
+                    <w:rPr>
+                      <w:rFonts w:ascii="Courier New" w:eastAsia="Courier New" w:hAnsi="Courier New" w:cs="Courier New"/>
+                      <w:color w:val="69F0AE"/>
+                      <w:sz w:val="19"/>
+                      <w:szCs w:val="19"/>
+                    </w:rPr>
+                    <w:t>Failure</w:t>
+                  </w:r>
+                  <w:proofErr w:type="spellEnd"/>
+                  <w:r>
+                    <w:rPr>
+                      <w:rFonts w:ascii="Courier New" w:eastAsia="Courier New" w:hAnsi="Courier New" w:cs="Courier New"/>
+                      <w:color w:val="69F0AE"/>
+                      <w:sz w:val="19"/>
+                      <w:szCs w:val="19"/>
+                    </w:rPr>
+                    <w:t>?</w:t>
                   </w:r>
                 </w:p>
                 <w:p>
@@ -6374,7 +7625,464 @@
                 <w:p>
                   <w:pPr>
                     <w:spacing w:before="240"/>
-                  </w:pPr>
+                    <w:rPr>
+                      <w:b/>
+                      <w:bCs/>
+                    </w:rPr>
+                  </w:pPr>
+                  <w:r>
+                    <w:rPr>
+                      <w:b/>
+                      <w:bCs/>
+                    </w:rPr>
+                    <w:t xml:space="preserve">Das wahrscheinlichste </w:t>
+                  </w:r>
+                  <w:proofErr w:type="spellStart"/>
+                  <w:r>
+                    <w:rPr>
+                      <w:b/>
+                      <w:bCs/>
+                    </w:rPr>
+                    <w:t>Failure</w:t>
+                  </w:r>
+                  <w:proofErr w:type="spellEnd"/>
+                </w:p>
+                <w:p>
+                  <w:pPr>
+                    <w:spacing w:before="240"/>
+                  </w:pPr>
+                  <w:r>
+                    <w:rPr>
+                      <w:b/>
+                      <w:bCs/>
+                    </w:rPr>
+                    <w:lastRenderedPageBreak/>
+                    <w:t>Der Parser-Death-Spiral</w:t>
+                  </w:r>
+                </w:p>
+                <w:p>
+                  <w:pPr>
+                    <w:spacing w:before="240"/>
+                    <w:rPr>
+                      <w:rFonts w:ascii="Times New Roman" w:eastAsia="Times New Roman" w:hAnsi="Times New Roman" w:cs="Times New Roman"/>
+                      <w:sz w:val="24"/>
+                      <w:szCs w:val="24"/>
+                      <w:lang w:eastAsia="de-CH"/>
+                    </w:rPr>
+                  </w:pPr>
+                  <w:r>
+                    <w:t>Das ist kein ob — es ist ein wann.</w:t>
+                  </w:r>
+                  <w:r>
+                    <w:rPr>
+                      <w:rFonts w:ascii="Times New Roman" w:eastAsia="Times New Roman" w:hAnsi="Times New Roman" w:cs="Times New Roman"/>
+                      <w:sz w:val="24"/>
+                      <w:szCs w:val="24"/>
+                      <w:lang w:eastAsia="de-CH"/>
+                    </w:rPr>
+                    <w:t xml:space="preserve"> </w:t>
+                  </w:r>
+                </w:p>
+                <w:p>
+                  <w:pPr>
+                    <w:spacing w:before="240"/>
+                  </w:pPr>
+                  <w:r>
+                    <w:t>Das Team verbringt ab Monat 2 mehr Zeit mit Parser-Fixes als mit Features. Der Backlog wächst, die Motivation sinkt, der MVP-Scope wird still und leise gestrichen.</w:t>
+                  </w:r>
+                </w:p>
+                <w:p>
+                  <w:pPr>
+                    <w:spacing w:before="240"/>
+                  </w:pPr>
+                  <w:r>
+                    <w:rPr>
+                      <w:b/>
+                      <w:bCs/>
+                    </w:rPr>
+                    <w:t>Wahrscheinlichkeit: 85%</w:t>
+                  </w:r>
+                </w:p>
+                <w:p>
+                  <w:pPr>
+                    <w:spacing w:before="240"/>
+                  </w:pPr>
+                </w:p>
+                <w:p>
+                  <w:pPr>
+                    <w:spacing w:before="240"/>
+                    <w:rPr>
+                      <w:b/>
+                      <w:bCs/>
+                    </w:rPr>
+                  </w:pPr>
+                  <w:r>
+                    <w:rPr>
+                      <w:b/>
+                      <w:bCs/>
+                    </w:rPr>
+                    <w:t xml:space="preserve">Das katastrophalste </w:t>
+                  </w:r>
+                  <w:proofErr w:type="spellStart"/>
+                  <w:r>
+                    <w:rPr>
+                      <w:b/>
+                      <w:bCs/>
+                    </w:rPr>
+                    <w:t>Failure</w:t>
+                  </w:r>
+                  <w:proofErr w:type="spellEnd"/>
+                </w:p>
+                <w:p>
+                  <w:pPr>
+                    <w:spacing w:before="240"/>
+                  </w:pPr>
+                  <w:r>
+                    <w:rPr>
+                      <w:b/>
+                      <w:bCs/>
+                    </w:rPr>
+                    <w:t>Ein Datenleck mit Bankdaten</w:t>
+                  </w:r>
+                </w:p>
+                <w:p>
+                  <w:pPr>
+                    <w:spacing w:before="240"/>
+                  </w:pPr>
+                  <w:r>
+                    <w:t>Bankdaten sind die sensibelsten Personendaten die ein Schweizer Privatnutzer besitzt. Ein einziges Leck würde folgendes auslösen:</w:t>
+                  </w:r>
+                </w:p>
+                <w:p>
+                  <w:pPr>
+                    <w:spacing w:before="240"/>
+                  </w:pPr>
+                  <w:r>
+                    <w:t xml:space="preserve">Das Katastrophale daran: Es braucht keinen Hackerangriff. Ein falsch konfigurierter S3-Bucket, ein vergessenes </w:t>
+                  </w:r>
+                  <w:proofErr w:type="spellStart"/>
+                  <w:r>
+                    <w:t>public-Flag</w:t>
+                  </w:r>
+                  <w:proofErr w:type="spellEnd"/>
+                  <w:r>
+                    <w:t xml:space="preserve">, ein </w:t>
+                  </w:r>
+                  <w:proofErr w:type="spellStart"/>
+                  <w:r>
+                    <w:t>Debug</w:t>
+                  </w:r>
+                  <w:proofErr w:type="spellEnd"/>
+                  <w:r>
+                    <w:t>-Log das Transaktionsdaten ausgibt — das reicht.</w:t>
+                  </w:r>
+                </w:p>
+                <w:p>
+                  <w:pPr>
+                    <w:spacing w:before="240"/>
+                  </w:pPr>
+                  <w:r>
+                    <w:rPr>
+                      <w:b/>
+                      <w:bCs/>
+                    </w:rPr>
+                    <w:t>Wahrscheinlichkeit: 30% im MVP ohne explizites Security-Review</w:t>
+                  </w:r>
+                </w:p>
+                <w:p>
+                  <w:pPr>
+                    <w:spacing w:before="240"/>
+                    <w:rPr>
+                      <w:b/>
+                      <w:bCs/>
+                    </w:rPr>
+                  </w:pPr>
+                  <w:r>
+                    <w:rPr>
+                      <w:b/>
+                      <w:bCs/>
+                    </w:rPr>
+                    <w:t xml:space="preserve">Was ihr </w:t>
+                  </w:r>
+                  <w:proofErr w:type="gramStart"/>
+                  <w:r>
+                    <w:rPr>
+                      <w:b/>
+                      <w:bCs/>
+                    </w:rPr>
+                    <w:t>unterschätzt</w:t>
+                  </w:r>
+                  <w:proofErr w:type="gramEnd"/>
+                  <w:r>
+                    <w:rPr>
+                      <w:b/>
+                      <w:bCs/>
+                    </w:rPr>
+                    <w:t xml:space="preserve"> habt</w:t>
+                  </w:r>
+                </w:p>
+                <w:p>
+                  <w:pPr>
+                    <w:spacing w:before="240"/>
+                  </w:pPr>
+                  <w:r>
+                    <w:rPr>
+                      <w:b/>
+                      <w:bCs/>
+                    </w:rPr>
+                    <w:t>1. Die Psychologie des Geldthemas</w:t>
+                  </w:r>
+                </w:p>
+                <w:p>
+                  <w:pPr>
+                    <w:spacing w:before="240"/>
+                  </w:pPr>
+                  <w:r>
+                    <w:t>Budget-Apps haben eine der höchsten Churn-Raten aller App-Kategorien — nicht wegen schlechter UX, sondern wegen Konfrontation. User öffnen die App, sehen dass sie CHF 800 für Restaurants ausgegeben haben, und löschen sie.</w:t>
+                  </w:r>
+                </w:p>
+                <w:p>
+                  <w:pPr>
+                    <w:spacing w:before="240"/>
+                  </w:pPr>
+                  <w:r>
+                    <w:rPr>
+                      <w:b/>
+                      <w:bCs/>
+                    </w:rPr>
+                    <w:t>2. Den Zeitaufwand für echte Testdaten</w:t>
+                  </w:r>
+                </w:p>
+                <w:p>
+                  <w:pPr>
+                    <w:spacing w:before="240"/>
+                  </w:pPr>
+                  <w:r>
+                    <w:t xml:space="preserve">Ihr könnt keine echten Bankdaten ins </w:t>
+                  </w:r>
+                  <w:proofErr w:type="spellStart"/>
+                  <w:r>
+                    <w:t>Testing</w:t>
+                  </w:r>
+                  <w:proofErr w:type="spellEnd"/>
+                  <w:r>
+                    <w:t xml:space="preserve"> nehmen — DSGVO/</w:t>
+                  </w:r>
+                  <w:proofErr w:type="spellStart"/>
+                  <w:r>
+                    <w:t>nDSG</w:t>
+                  </w:r>
+                  <w:proofErr w:type="spellEnd"/>
+                  <w:r>
+                    <w:t xml:space="preserve">. Also braucht ihr synthetische PDFs </w:t>
+                  </w:r>
+                  <w:proofErr w:type="gramStart"/>
+                  <w:r>
+                    <w:t>die echten Kontoauszügen</w:t>
+                  </w:r>
+                  <w:proofErr w:type="gramEnd"/>
+                  <w:r>
+                    <w:t xml:space="preserve"> entsprechen, für jede unterstützte Bank, in jedem Layout, mit Edge Cases.</w:t>
+                  </w:r>
+                </w:p>
+                <w:p>
+                  <w:pPr>
+                    <w:spacing w:before="240"/>
+                  </w:pPr>
+                  <w:r>
+                    <w:rPr>
+                      <w:b/>
+                      <w:bCs/>
+                    </w:rPr>
+                    <w:t>3. Den regulatorischen Graubereich</w:t>
+                  </w:r>
+                </w:p>
+                <w:p>
+                  <w:pPr>
+                    <w:spacing w:before="240"/>
+                  </w:pPr>
+                  <w:proofErr w:type="spellStart"/>
+                  <w:r>
+                    <w:t>BudgetBuddy</w:t>
+                  </w:r>
+                  <w:proofErr w:type="spellEnd"/>
+                  <w:r>
+                    <w:t xml:space="preserve"> ist (noch) kein Finanzinstitut. Aber:</w:t>
+                  </w:r>
+                </w:p>
+                <w:p>
+                  <w:pPr>
+                    <w:numPr>
+                      <w:ilvl w:val="0"/>
+                      <w:numId w:val="4"/>
+                    </w:numPr>
+                    <w:spacing w:before="240"/>
+                  </w:pPr>
+                  <w:r>
+                    <w:t>Sobald ihr Finanzdaten speichert und aggregiert, wird die FINMA aufmerksam</w:t>
+                  </w:r>
+                </w:p>
+                <w:p>
+                  <w:pPr>
+                    <w:numPr>
+                      <w:ilvl w:val="0"/>
+                      <w:numId w:val="4"/>
+                    </w:numPr>
+                    <w:spacing w:before="240"/>
+                  </w:pPr>
+                  <w:r>
+                    <w:t>Sobald ihr Empfehlungen gebt ("Du könntest mehr sparen"), könnte das als Finanzberatung gelten</w:t>
+                  </w:r>
+                </w:p>
+                <w:p>
+                  <w:pPr>
+                    <w:numPr>
+                      <w:ilvl w:val="0"/>
+                      <w:numId w:val="4"/>
+                    </w:numPr>
+                    <w:spacing w:before="240"/>
+                  </w:pPr>
+                  <w:r>
+                    <w:t>Safe-</w:t>
+                  </w:r>
+                  <w:proofErr w:type="spellStart"/>
+                  <w:r>
+                    <w:t>to</w:t>
+                  </w:r>
+                  <w:proofErr w:type="spellEnd"/>
+                  <w:r>
+                    <w:t>-</w:t>
+                  </w:r>
+                  <w:proofErr w:type="spellStart"/>
+                  <w:r>
+                    <w:t>Spend</w:t>
+                  </w:r>
+                  <w:proofErr w:type="spellEnd"/>
+                  <w:r>
+                    <w:t xml:space="preserve"> als Zahl ist Information — als Handlungsempfehlung ist es regulatorisch grenzwertig</w:t>
+                  </w:r>
+                </w:p>
+                <w:p>
+                  <w:pPr>
+                    <w:spacing w:before="240"/>
+                  </w:pPr>
+                  <w:r>
+                    <w:t>Niemand im Team hat das mit einem Anwalt besprochen.</w:t>
+                  </w:r>
+                </w:p>
+                <w:p>
+                  <w:pPr>
+                    <w:spacing w:before="240"/>
+                    <w:rPr>
+                      <w:b/>
+                      <w:bCs/>
+                    </w:rPr>
+                  </w:pPr>
+                  <w:r>
+                    <w:rPr>
+                      <w:b/>
+                      <w:bCs/>
+                    </w:rPr>
+                    <w:t>Externe Abhängigkeiten die euch blockieren könnten</w:t>
+                  </w:r>
+                </w:p>
+                <w:p>
+                  <w:pPr>
+                    <w:spacing w:before="240"/>
+                  </w:pPr>
+                  <w:r>
+                    <w:rPr>
+                      <w:b/>
+                      <w:bCs/>
+                    </w:rPr>
+                    <w:t>Abhängigkeit 1: Die Banken selbst</w:t>
+                  </w:r>
+                </w:p>
+                <w:p>
+                  <w:pPr>
+                    <w:spacing w:before="240"/>
+                  </w:pPr>
+                  <w:r>
+                    <w:t>Schlimmer: Einige Banken (z.B. Migros Bank) bieten PDFs an die technisch als Bild gescannt sind — kein maschinenlesbarer Text, nur Pixel. OCR auf Bankdaten ist eine eigene Disziplin.</w:t>
+                  </w:r>
+                </w:p>
+                <w:p>
+                  <w:pPr>
+                    <w:spacing w:before="240"/>
+                  </w:pPr>
+                  <w:r>
+                    <w:rPr>
+                      <w:b/>
+                      <w:bCs/>
+                    </w:rPr>
+                    <w:t>Abhängigkeit 2: LLM-Provider</w:t>
+                  </w:r>
+                </w:p>
+                <w:p>
+                  <w:pPr>
+                    <w:spacing w:before="240"/>
+                  </w:pPr>
+                  <w:r>
+                    <w:t>Falls ihr Claude oder GPT für Kategorisierung nutzt:</w:t>
+                  </w:r>
+                </w:p>
+                <w:p>
+                  <w:pPr>
+                    <w:spacing w:before="240"/>
+                  </w:pPr>
+                  <w:r>
+                    <w:lastRenderedPageBreak/>
+                    <w:t>Abhängigkeit 3: App Stores (falls Mobile geplant)</w:t>
+                  </w:r>
+                </w:p>
+                <w:p>
+                  <w:pPr>
+                    <w:spacing w:before="240"/>
+                  </w:pPr>
+                  <w:r>
+                    <w:rPr>
+                      <w:b/>
+                      <w:bCs/>
+                    </w:rPr>
+                    <w:t>Abhängigkeit 4: Euer eigenes Team</w:t>
+                  </w:r>
+                </w:p>
+                <w:p>
+                  <w:pPr>
+                    <w:spacing w:before="240"/>
+                  </w:pPr>
+                  <w:r>
+                    <w:t>Das unterschätzteste Risiko in jedem Startup:</w:t>
+                  </w:r>
+                </w:p>
+                <w:p>
+                  <w:pPr>
+                    <w:spacing w:before="240"/>
+                  </w:pPr>
+                  <w:r>
+                    <w:t>Aktueller Zustand (Annahme): 1-2 Entwickler + 1 Designer + Projektleitung Realistischer Bedarf für den MVP wie beschrieben: └── Backend-Dev mit Security-Erfahrung └── Frontend-Dev └── PDF-</w:t>
+                  </w:r>
+                  <w:proofErr w:type="spellStart"/>
+                  <w:r>
+                    <w:t>Parsing</w:t>
+                  </w:r>
+                  <w:proofErr w:type="spellEnd"/>
+                  <w:r>
+                    <w:t xml:space="preserve">-Spezialist (oder 3 Monate Einarbeitung) └── UX für Onboarding-Flow └── Jemand der Datenschutz verantwortet └── Jemand der Support </w:t>
+                  </w:r>
+                  <w:proofErr w:type="gramStart"/>
+                  <w:r>
+                    <w:t>macht</w:t>
+                  </w:r>
+                  <w:proofErr w:type="gramEnd"/>
+                  <w:r>
+                    <w:t xml:space="preserve"> wenn der Parser </w:t>
+                  </w:r>
+                  <w:proofErr w:type="gramStart"/>
+                  <w:r>
+                    <w:t>bricht</w:t>
+                  </w:r>
+                  <w:proofErr w:type="gramEnd"/>
                 </w:p>
               </w:tc>
             </w:tr>
@@ -7169,6 +8877,7 @@
             <w:pPr>
               <w:spacing w:after="15"/>
             </w:pPr>
+            <w:proofErr w:type="spellStart"/>
             <w:r>
               <w:rPr>
                 <w:b/>
@@ -7177,7 +8886,40 @@
                 <w:sz w:val="26"/>
                 <w:szCs w:val="26"/>
               </w:rPr>
-              <w:t>Requirements Document finalisieren</w:t>
+              <w:t>Requirements</w:t>
+            </w:r>
+            <w:proofErr w:type="spellEnd"/>
+            <w:r>
+              <w:rPr>
+                <w:b/>
+                <w:bCs/>
+                <w:color w:val="FFFFFF"/>
+                <w:sz w:val="26"/>
+                <w:szCs w:val="26"/>
+              </w:rPr>
+              <w:t xml:space="preserve"> </w:t>
+            </w:r>
+            <w:proofErr w:type="spellStart"/>
+            <w:r>
+              <w:rPr>
+                <w:b/>
+                <w:bCs/>
+                <w:color w:val="FFFFFF"/>
+                <w:sz w:val="26"/>
+                <w:szCs w:val="26"/>
+              </w:rPr>
+              <w:t>Document</w:t>
+            </w:r>
+            <w:proofErr w:type="spellEnd"/>
+            <w:r>
+              <w:rPr>
+                <w:b/>
+                <w:bCs/>
+                <w:color w:val="FFFFFF"/>
+                <w:sz w:val="26"/>
+                <w:szCs w:val="26"/>
+              </w:rPr>
+              <w:t xml:space="preserve"> finalisieren</w:t>
             </w:r>
             <w:r>
               <w:rPr>
@@ -7217,7 +8959,35 @@
         <w:rPr>
           <w:color w:val="1E293B"/>
         </w:rPr>
-        <w:t>Euer Requirements Document ist die Grundlage für Modul 3 (Architektur). Es muss vollständig und präzise sein.</w:t>
+        <w:t xml:space="preserve">Euer </w:t>
+      </w:r>
+      <w:proofErr w:type="spellStart"/>
+      <w:r>
+        <w:rPr>
+          <w:color w:val="1E293B"/>
+        </w:rPr>
+        <w:t>Requirements</w:t>
+      </w:r>
+      <w:proofErr w:type="spellEnd"/>
+      <w:r>
+        <w:rPr>
+          <w:color w:val="1E293B"/>
+        </w:rPr>
+        <w:t xml:space="preserve"> </w:t>
+      </w:r>
+      <w:proofErr w:type="spellStart"/>
+      <w:r>
+        <w:rPr>
+          <w:color w:val="1E293B"/>
+        </w:rPr>
+        <w:t>Document</w:t>
+      </w:r>
+      <w:proofErr w:type="spellEnd"/>
+      <w:r>
+        <w:rPr>
+          <w:color w:val="1E293B"/>
+        </w:rPr>
+        <w:t xml:space="preserve"> ist die Grundlage für Modul 3 (Architektur). Es muss vollständig und präzise sein.</w:t>
       </w:r>
     </w:p>
     <w:tbl>
@@ -7601,8 +9371,18 @@
                       <w:sz w:val="19"/>
                       <w:szCs w:val="19"/>
                     </w:rPr>
-                    <w:t>Als [X] möchte ich [Y] damit [Z] + Acceptance Criteria</w:t>
-                  </w:r>
+                    <w:t xml:space="preserve">Als [X] möchte ich [Y] damit [Z] + Acceptance </w:t>
+                  </w:r>
+                  <w:proofErr w:type="spellStart"/>
+                  <w:r>
+                    <w:rPr>
+                      <w:color w:val="475569"/>
+                      <w:sz w:val="19"/>
+                      <w:szCs w:val="19"/>
+                    </w:rPr>
+                    <w:t>Criteria</w:t>
+                  </w:r>
+                  <w:proofErr w:type="spellEnd"/>
                 </w:p>
               </w:tc>
             </w:tr>
@@ -7661,13 +9441,23 @@
                   <w:pPr>
                     <w:spacing w:before="50" w:after="50"/>
                   </w:pPr>
+                  <w:proofErr w:type="spellStart"/>
                   <w:r>
                     <w:rPr>
                       <w:b/>
                       <w:bCs/>
                       <w:color w:val="DC2626"/>
                     </w:rPr>
-                    <w:t>MoSCoW-Tabelle</w:t>
+                    <w:t>MoSCoW</w:t>
+                  </w:r>
+                  <w:proofErr w:type="spellEnd"/>
+                  <w:r>
+                    <w:rPr>
+                      <w:b/>
+                      <w:bCs/>
+                      <w:color w:val="DC2626"/>
+                    </w:rPr>
+                    <w:t>-Tabelle</w:t>
                   </w:r>
                 </w:p>
               </w:tc>
@@ -7861,7 +9651,25 @@
                       <w:bCs/>
                       <w:color w:val="94A3B8"/>
                     </w:rPr>
-                    <w:t>Out of Scope</w:t>
+                    <w:t xml:space="preserve">Out </w:t>
+                  </w:r>
+                  <w:proofErr w:type="spellStart"/>
+                  <w:r>
+                    <w:rPr>
+                      <w:b/>
+                      <w:bCs/>
+                      <w:color w:val="94A3B8"/>
+                    </w:rPr>
+                    <w:t>of</w:t>
+                  </w:r>
+                  <w:proofErr w:type="spellEnd"/>
+                  <w:r>
+                    <w:rPr>
+                      <w:b/>
+                      <w:bCs/>
+                      <w:color w:val="94A3B8"/>
+                    </w:rPr>
+                    <w:t xml:space="preserve"> Scope</w:t>
                   </w:r>
                 </w:p>
               </w:tc>
@@ -7886,13 +9694,41 @@
                   <w:pPr>
                     <w:spacing w:before="50" w:after="50"/>
                   </w:pPr>
+                  <w:proofErr w:type="spellStart"/>
                   <w:r>
                     <w:rPr>
                       <w:color w:val="475569"/>
                       <w:sz w:val="19"/>
                       <w:szCs w:val="19"/>
                     </w:rPr>
-                    <w:t>Won't have — mit Begründung warum nicht jetzt</w:t>
+                    <w:t>Won't</w:t>
+                  </w:r>
+                  <w:proofErr w:type="spellEnd"/>
+                  <w:r>
+                    <w:rPr>
+                      <w:color w:val="475569"/>
+                      <w:sz w:val="19"/>
+                      <w:szCs w:val="19"/>
+                    </w:rPr>
+                    <w:t xml:space="preserve"> </w:t>
+                  </w:r>
+                  <w:proofErr w:type="spellStart"/>
+                  <w:r>
+                    <w:rPr>
+                      <w:color w:val="475569"/>
+                      <w:sz w:val="19"/>
+                      <w:szCs w:val="19"/>
+                    </w:rPr>
+                    <w:t>have</w:t>
+                  </w:r>
+                  <w:proofErr w:type="spellEnd"/>
+                  <w:r>
+                    <w:rPr>
+                      <w:color w:val="475569"/>
+                      <w:sz w:val="19"/>
+                      <w:szCs w:val="19"/>
+                    </w:rPr>
+                    <w:t xml:space="preserve"> — mit Begründung warum nicht jetzt</w:t>
                   </w:r>
                 </w:p>
               </w:tc>
@@ -7970,20 +9806,9 @@
                 <w:sz w:val="19"/>
                 <w:szCs w:val="19"/>
               </w:rPr>
-              <w:t>Du bist ein erfahrener Product Owner.</w:t>
-            </w:r>
-          </w:p>
-          <w:p>
-            <w:pPr>
-              <w:spacing w:before="25" w:after="25"/>
-              <w:ind w:left="160"/>
-            </w:pPr>
-          </w:p>
-          <w:p>
-            <w:pPr>
-              <w:spacing w:before="25" w:after="25"/>
-              <w:ind w:left="160"/>
-            </w:pPr>
+              <w:t xml:space="preserve">Du bist ein erfahrener </w:t>
+            </w:r>
+            <w:proofErr w:type="spellStart"/>
             <w:r>
               <w:rPr>
                 <w:rFonts w:ascii="Courier New" w:eastAsia="Courier New" w:hAnsi="Courier New" w:cs="Courier New"/>
@@ -7991,14 +9816,9 @@
                 <w:sz w:val="19"/>
                 <w:szCs w:val="19"/>
               </w:rPr>
-              <w:t>Hier sind alle unsere Inputs:</w:t>
-            </w:r>
-          </w:p>
-          <w:p>
-            <w:pPr>
-              <w:spacing w:before="25" w:after="25"/>
-              <w:ind w:left="160"/>
-            </w:pPr>
+              <w:t>Product</w:t>
+            </w:r>
+            <w:proofErr w:type="spellEnd"/>
             <w:r>
               <w:rPr>
                 <w:rFonts w:ascii="Courier New" w:eastAsia="Courier New" w:hAnsi="Courier New" w:cs="Courier New"/>
@@ -8006,8 +9826,14 @@
                 <w:sz w:val="19"/>
                 <w:szCs w:val="19"/>
               </w:rPr>
-              <w:t>- Projektidee: [EINFÜGEN]</w:t>
-            </w:r>
+              <w:t xml:space="preserve"> Owner.</w:t>
+            </w:r>
+          </w:p>
+          <w:p>
+            <w:pPr>
+              <w:spacing w:before="25" w:after="25"/>
+              <w:ind w:left="160"/>
+            </w:pPr>
           </w:p>
           <w:p>
             <w:pPr>
@@ -8021,7 +9847,7 @@
                 <w:sz w:val="19"/>
                 <w:szCs w:val="19"/>
               </w:rPr>
-              <w:t>- Personas: [EINFÜGEN]</w:t>
+              <w:t>Hier sind alle unsere Inputs:</w:t>
             </w:r>
           </w:p>
           <w:p>
@@ -8036,7 +9862,7 @@
                 <w:sz w:val="19"/>
                 <w:szCs w:val="19"/>
               </w:rPr>
-              <w:t>- User Stories mit Acceptance Criteria: [EINFÜGEN]</w:t>
+              <w:t>- Projektidee: [EINFÜGEN]</w:t>
             </w:r>
           </w:p>
           <w:p>
@@ -8051,7 +9877,7 @@
                 <w:sz w:val="19"/>
                 <w:szCs w:val="19"/>
               </w:rPr>
-              <w:t>- MoSCoW-Priorisierung: [EINFÜGEN]</w:t>
+              <w:t>- Personas: [EINFÜGEN]</w:t>
             </w:r>
           </w:p>
           <w:p>
@@ -8066,20 +9892,9 @@
                 <w:sz w:val="19"/>
                 <w:szCs w:val="19"/>
               </w:rPr>
-              <w:t>- Gefundene Gaps und Risiken: [EINFÜGEN]</w:t>
-            </w:r>
-          </w:p>
-          <w:p>
-            <w:pPr>
-              <w:spacing w:before="25" w:after="25"/>
-              <w:ind w:left="160"/>
-            </w:pPr>
-          </w:p>
-          <w:p>
-            <w:pPr>
-              <w:spacing w:before="25" w:after="25"/>
-              <w:ind w:left="160"/>
-            </w:pPr>
+              <w:t xml:space="preserve">- User Stories mit Acceptance </w:t>
+            </w:r>
+            <w:proofErr w:type="spellStart"/>
             <w:r>
               <w:rPr>
                 <w:rFonts w:ascii="Courier New" w:eastAsia="Courier New" w:hAnsi="Courier New" w:cs="Courier New"/>
@@ -8087,14 +9902,9 @@
                 <w:sz w:val="19"/>
                 <w:szCs w:val="19"/>
               </w:rPr>
-              <w:t>Erstelle daraus ein strukturiertes Requirements Document mit:</w:t>
-            </w:r>
-          </w:p>
-          <w:p>
-            <w:pPr>
-              <w:spacing w:before="25" w:after="25"/>
-              <w:ind w:left="160"/>
-            </w:pPr>
+              <w:t>Criteria</w:t>
+            </w:r>
+            <w:proofErr w:type="spellEnd"/>
             <w:r>
               <w:rPr>
                 <w:rFonts w:ascii="Courier New" w:eastAsia="Courier New" w:hAnsi="Courier New" w:cs="Courier New"/>
@@ -8102,7 +9912,7 @@
                 <w:sz w:val="19"/>
                 <w:szCs w:val="19"/>
               </w:rPr>
-              <w:t>1. Projektzusammenfassung (3 Sätze — klar, kein Marketing)</w:t>
+              <w:t>: [EINFÜGEN]</w:t>
             </w:r>
           </w:p>
           <w:p>
@@ -8117,9 +9927,9 @@
                 <w:sz w:val="19"/>
                 <w:szCs w:val="19"/>
               </w:rPr>
-              <w:t xml:space="preserve">2. 2 Personas </w:t>
-            </w:r>
-            <w:proofErr w:type="gramStart"/>
+              <w:t xml:space="preserve">- </w:t>
+            </w:r>
+            <w:proofErr w:type="spellStart"/>
             <w:r>
               <w:rPr>
                 <w:rFonts w:ascii="Courier New" w:eastAsia="Courier New" w:hAnsi="Courier New" w:cs="Courier New"/>
@@ -8127,9 +9937,9 @@
                 <w:sz w:val="19"/>
                 <w:szCs w:val="19"/>
               </w:rPr>
-              <w:t>mit Name</w:t>
-            </w:r>
-            <w:proofErr w:type="gramEnd"/>
+              <w:t>MoSCoW</w:t>
+            </w:r>
+            <w:proofErr w:type="spellEnd"/>
             <w:r>
               <w:rPr>
                 <w:rFonts w:ascii="Courier New" w:eastAsia="Courier New" w:hAnsi="Courier New" w:cs="Courier New"/>
@@ -8137,7 +9947,7 @@
                 <w:sz w:val="19"/>
                 <w:szCs w:val="19"/>
               </w:rPr>
-              <w:t>, Job, Problem, Ziel</w:t>
+              <w:t>-Priorisierung: [EINFÜGEN]</w:t>
             </w:r>
           </w:p>
           <w:p>
@@ -8152,8 +9962,14 @@
                 <w:sz w:val="19"/>
                 <w:szCs w:val="19"/>
               </w:rPr>
-              <w:t>3. Alle User Stories mit Acceptance Criteria</w:t>
-            </w:r>
+              <w:t>- Gefundene Gaps und Risiken: [EINFÜGEN]</w:t>
+            </w:r>
+          </w:p>
+          <w:p>
+            <w:pPr>
+              <w:spacing w:before="25" w:after="25"/>
+              <w:ind w:left="160"/>
+            </w:pPr>
           </w:p>
           <w:p>
             <w:pPr>
@@ -8167,14 +9983,9 @@
                 <w:sz w:val="19"/>
                 <w:szCs w:val="19"/>
               </w:rPr>
-              <w:t>4. MoSCoW-Tabelle mit Begründungen</w:t>
-            </w:r>
-          </w:p>
-          <w:p>
-            <w:pPr>
-              <w:spacing w:before="25" w:after="25"/>
-              <w:ind w:left="160"/>
-            </w:pPr>
+              <w:t xml:space="preserve">Erstelle daraus ein strukturiertes </w:t>
+            </w:r>
+            <w:proofErr w:type="spellStart"/>
             <w:r>
               <w:rPr>
                 <w:rFonts w:ascii="Courier New" w:eastAsia="Courier New" w:hAnsi="Courier New" w:cs="Courier New"/>
@@ -8182,14 +9993,9 @@
                 <w:sz w:val="19"/>
                 <w:szCs w:val="19"/>
               </w:rPr>
-              <w:t>5. Top 3 offene Risiken die wir klären müssen</w:t>
-            </w:r>
-          </w:p>
-          <w:p>
-            <w:pPr>
-              <w:spacing w:before="25" w:after="25"/>
-              <w:ind w:left="160"/>
-            </w:pPr>
+              <w:t>Requirements</w:t>
+            </w:r>
+            <w:proofErr w:type="spellEnd"/>
             <w:r>
               <w:rPr>
                 <w:rFonts w:ascii="Courier New" w:eastAsia="Courier New" w:hAnsi="Courier New" w:cs="Courier New"/>
@@ -8197,7 +10003,188 @@
                 <w:sz w:val="19"/>
                 <w:szCs w:val="19"/>
               </w:rPr>
-              <w:t>6. Out-of-Scope Liste</w:t>
+              <w:t xml:space="preserve"> </w:t>
+            </w:r>
+            <w:proofErr w:type="spellStart"/>
+            <w:r>
+              <w:rPr>
+                <w:rFonts w:ascii="Courier New" w:eastAsia="Courier New" w:hAnsi="Courier New" w:cs="Courier New"/>
+                <w:color w:val="69F0AE"/>
+                <w:sz w:val="19"/>
+                <w:szCs w:val="19"/>
+              </w:rPr>
+              <w:t>Document</w:t>
+            </w:r>
+            <w:proofErr w:type="spellEnd"/>
+            <w:r>
+              <w:rPr>
+                <w:rFonts w:ascii="Courier New" w:eastAsia="Courier New" w:hAnsi="Courier New" w:cs="Courier New"/>
+                <w:color w:val="69F0AE"/>
+                <w:sz w:val="19"/>
+                <w:szCs w:val="19"/>
+              </w:rPr>
+              <w:t xml:space="preserve"> mit:</w:t>
+            </w:r>
+          </w:p>
+          <w:p>
+            <w:pPr>
+              <w:spacing w:before="25" w:after="25"/>
+              <w:ind w:left="160"/>
+            </w:pPr>
+            <w:r>
+              <w:rPr>
+                <w:rFonts w:ascii="Courier New" w:eastAsia="Courier New" w:hAnsi="Courier New" w:cs="Courier New"/>
+                <w:color w:val="69F0AE"/>
+                <w:sz w:val="19"/>
+                <w:szCs w:val="19"/>
+              </w:rPr>
+              <w:t>1. Projektzusammenfassung (3 Sätze — klar, kein Marketing)</w:t>
+            </w:r>
+          </w:p>
+          <w:p>
+            <w:pPr>
+              <w:spacing w:before="25" w:after="25"/>
+              <w:ind w:left="160"/>
+            </w:pPr>
+            <w:r>
+              <w:rPr>
+                <w:rFonts w:ascii="Courier New" w:eastAsia="Courier New" w:hAnsi="Courier New" w:cs="Courier New"/>
+                <w:color w:val="69F0AE"/>
+                <w:sz w:val="19"/>
+                <w:szCs w:val="19"/>
+              </w:rPr>
+              <w:t xml:space="preserve">2. 2 Personas </w:t>
+            </w:r>
+            <w:proofErr w:type="gramStart"/>
+            <w:r>
+              <w:rPr>
+                <w:rFonts w:ascii="Courier New" w:eastAsia="Courier New" w:hAnsi="Courier New" w:cs="Courier New"/>
+                <w:color w:val="69F0AE"/>
+                <w:sz w:val="19"/>
+                <w:szCs w:val="19"/>
+              </w:rPr>
+              <w:t>mit Name</w:t>
+            </w:r>
+            <w:proofErr w:type="gramEnd"/>
+            <w:r>
+              <w:rPr>
+                <w:rFonts w:ascii="Courier New" w:eastAsia="Courier New" w:hAnsi="Courier New" w:cs="Courier New"/>
+                <w:color w:val="69F0AE"/>
+                <w:sz w:val="19"/>
+                <w:szCs w:val="19"/>
+              </w:rPr>
+              <w:t>, Job, Problem, Ziel</w:t>
+            </w:r>
+          </w:p>
+          <w:p>
+            <w:pPr>
+              <w:spacing w:before="25" w:after="25"/>
+              <w:ind w:left="160"/>
+            </w:pPr>
+            <w:r>
+              <w:rPr>
+                <w:rFonts w:ascii="Courier New" w:eastAsia="Courier New" w:hAnsi="Courier New" w:cs="Courier New"/>
+                <w:color w:val="69F0AE"/>
+                <w:sz w:val="19"/>
+                <w:szCs w:val="19"/>
+              </w:rPr>
+              <w:t xml:space="preserve">3. Alle User Stories mit Acceptance </w:t>
+            </w:r>
+            <w:proofErr w:type="spellStart"/>
+            <w:r>
+              <w:rPr>
+                <w:rFonts w:ascii="Courier New" w:eastAsia="Courier New" w:hAnsi="Courier New" w:cs="Courier New"/>
+                <w:color w:val="69F0AE"/>
+                <w:sz w:val="19"/>
+                <w:szCs w:val="19"/>
+              </w:rPr>
+              <w:t>Criteria</w:t>
+            </w:r>
+            <w:proofErr w:type="spellEnd"/>
+          </w:p>
+          <w:p>
+            <w:pPr>
+              <w:spacing w:before="25" w:after="25"/>
+              <w:ind w:left="160"/>
+            </w:pPr>
+            <w:r>
+              <w:rPr>
+                <w:rFonts w:ascii="Courier New" w:eastAsia="Courier New" w:hAnsi="Courier New" w:cs="Courier New"/>
+                <w:color w:val="69F0AE"/>
+                <w:sz w:val="19"/>
+                <w:szCs w:val="19"/>
+              </w:rPr>
+              <w:t xml:space="preserve">4. </w:t>
+            </w:r>
+            <w:proofErr w:type="spellStart"/>
+            <w:r>
+              <w:rPr>
+                <w:rFonts w:ascii="Courier New" w:eastAsia="Courier New" w:hAnsi="Courier New" w:cs="Courier New"/>
+                <w:color w:val="69F0AE"/>
+                <w:sz w:val="19"/>
+                <w:szCs w:val="19"/>
+              </w:rPr>
+              <w:t>MoSCoW</w:t>
+            </w:r>
+            <w:proofErr w:type="spellEnd"/>
+            <w:r>
+              <w:rPr>
+                <w:rFonts w:ascii="Courier New" w:eastAsia="Courier New" w:hAnsi="Courier New" w:cs="Courier New"/>
+                <w:color w:val="69F0AE"/>
+                <w:sz w:val="19"/>
+                <w:szCs w:val="19"/>
+              </w:rPr>
+              <w:t>-Tabelle mit Begründungen</w:t>
+            </w:r>
+          </w:p>
+          <w:p>
+            <w:pPr>
+              <w:spacing w:before="25" w:after="25"/>
+              <w:ind w:left="160"/>
+            </w:pPr>
+            <w:r>
+              <w:rPr>
+                <w:rFonts w:ascii="Courier New" w:eastAsia="Courier New" w:hAnsi="Courier New" w:cs="Courier New"/>
+                <w:color w:val="69F0AE"/>
+                <w:sz w:val="19"/>
+                <w:szCs w:val="19"/>
+              </w:rPr>
+              <w:t>5. Top 3 offene Risiken die wir klären müssen</w:t>
+            </w:r>
+          </w:p>
+          <w:p>
+            <w:pPr>
+              <w:spacing w:before="25" w:after="25"/>
+              <w:ind w:left="160"/>
+            </w:pPr>
+            <w:r>
+              <w:rPr>
+                <w:rFonts w:ascii="Courier New" w:eastAsia="Courier New" w:hAnsi="Courier New" w:cs="Courier New"/>
+                <w:color w:val="69F0AE"/>
+                <w:sz w:val="19"/>
+                <w:szCs w:val="19"/>
+              </w:rPr>
+              <w:t>6. Out-</w:t>
+            </w:r>
+            <w:proofErr w:type="spellStart"/>
+            <w:r>
+              <w:rPr>
+                <w:rFonts w:ascii="Courier New" w:eastAsia="Courier New" w:hAnsi="Courier New" w:cs="Courier New"/>
+                <w:color w:val="69F0AE"/>
+                <w:sz w:val="19"/>
+                <w:szCs w:val="19"/>
+              </w:rPr>
+              <w:t>of</w:t>
+            </w:r>
+            <w:proofErr w:type="spellEnd"/>
+            <w:r>
+              <w:rPr>
+                <w:rFonts w:ascii="Courier New" w:eastAsia="Courier New" w:hAnsi="Courier New" w:cs="Courier New"/>
+                <w:color w:val="69F0AE"/>
+                <w:sz w:val="19"/>
+                <w:szCs w:val="19"/>
+              </w:rPr>
+              <w:t>-Scope Liste</w:t>
             </w:r>
           </w:p>
           <w:p>
@@ -8465,7 +10452,25 @@
                       <w:sz w:val="19"/>
                       <w:szCs w:val="19"/>
                     </w:rPr>
-                    <w:t>Jede Acceptance Criteria ist testbar (Ja/Nein Frage möglich)</w:t>
+                    <w:t xml:space="preserve">Jede Acceptance </w:t>
+                  </w:r>
+                  <w:proofErr w:type="spellStart"/>
+                  <w:r>
+                    <w:rPr>
+                      <w:color w:val="1E293B"/>
+                      <w:sz w:val="19"/>
+                      <w:szCs w:val="19"/>
+                    </w:rPr>
+                    <w:t>Criteria</w:t>
+                  </w:r>
+                  <w:proofErr w:type="spellEnd"/>
+                  <w:r>
+                    <w:rPr>
+                      <w:color w:val="1E293B"/>
+                      <w:sz w:val="19"/>
+                      <w:szCs w:val="19"/>
+                    </w:rPr>
+                    <w:t xml:space="preserve"> ist testbar (Ja/Nein Frage möglich)</w:t>
                   </w:r>
                 </w:p>
               </w:tc>
@@ -8531,7 +10536,25 @@
                       <w:sz w:val="19"/>
                       <w:szCs w:val="19"/>
                     </w:rPr>
-                    <w:t>Must-haves sind wirklich 'Must' — nicht mehr als 5</w:t>
+                    <w:t>Must-haves sind wirklich '</w:t>
+                  </w:r>
+                  <w:proofErr w:type="spellStart"/>
+                  <w:r>
+                    <w:rPr>
+                      <w:color w:val="1E293B"/>
+                      <w:sz w:val="19"/>
+                      <w:szCs w:val="19"/>
+                    </w:rPr>
+                    <w:t>Must</w:t>
+                  </w:r>
+                  <w:proofErr w:type="spellEnd"/>
+                  <w:r>
+                    <w:rPr>
+                      <w:color w:val="1E293B"/>
+                      <w:sz w:val="19"/>
+                      <w:szCs w:val="19"/>
+                    </w:rPr>
+                    <w:t>' — nicht mehr als 5</w:t>
                   </w:r>
                 </w:p>
               </w:tc>
@@ -8730,7 +10753,25 @@
                       <w:sz w:val="19"/>
                       <w:szCs w:val="19"/>
                     </w:rPr>
-                    <w:t>Out-of-Scope ist klar definiert — mit Begründung</w:t>
+                    <w:t>Out-</w:t>
+                  </w:r>
+                  <w:proofErr w:type="spellStart"/>
+                  <w:r>
+                    <w:rPr>
+                      <w:color w:val="1E293B"/>
+                      <w:sz w:val="19"/>
+                      <w:szCs w:val="19"/>
+                    </w:rPr>
+                    <w:t>of</w:t>
+                  </w:r>
+                  <w:proofErr w:type="spellEnd"/>
+                  <w:r>
+                    <w:rPr>
+                      <w:color w:val="1E293B"/>
+                      <w:sz w:val="19"/>
+                      <w:szCs w:val="19"/>
+                    </w:rPr>
+                    <w:t>-Scope ist klar definiert — mit Begründung</w:t>
                   </w:r>
                 </w:p>
               </w:tc>
@@ -9721,7 +11762,47 @@
                 <w:sz w:val="19"/>
                 <w:szCs w:val="19"/>
               </w:rPr>
-              <w:t>Hier ist unser Requirements Document: [EINFÜGEN]</w:t>
+              <w:t xml:space="preserve">Hier ist unser </w:t>
+            </w:r>
+            <w:proofErr w:type="spellStart"/>
+            <w:r>
+              <w:rPr>
+                <w:rFonts w:ascii="Courier New" w:eastAsia="Courier New" w:hAnsi="Courier New" w:cs="Courier New"/>
+                <w:color w:val="69F0AE"/>
+                <w:sz w:val="19"/>
+                <w:szCs w:val="19"/>
+              </w:rPr>
+              <w:t>Requirements</w:t>
+            </w:r>
+            <w:proofErr w:type="spellEnd"/>
+            <w:r>
+              <w:rPr>
+                <w:rFonts w:ascii="Courier New" w:eastAsia="Courier New" w:hAnsi="Courier New" w:cs="Courier New"/>
+                <w:color w:val="69F0AE"/>
+                <w:sz w:val="19"/>
+                <w:szCs w:val="19"/>
+              </w:rPr>
+              <w:t xml:space="preserve"> </w:t>
+            </w:r>
+            <w:proofErr w:type="spellStart"/>
+            <w:r>
+              <w:rPr>
+                <w:rFonts w:ascii="Courier New" w:eastAsia="Courier New" w:hAnsi="Courier New" w:cs="Courier New"/>
+                <w:color w:val="69F0AE"/>
+                <w:sz w:val="19"/>
+                <w:szCs w:val="19"/>
+              </w:rPr>
+              <w:t>Document</w:t>
+            </w:r>
+            <w:proofErr w:type="spellEnd"/>
+            <w:r>
+              <w:rPr>
+                <w:rFonts w:ascii="Courier New" w:eastAsia="Courier New" w:hAnsi="Courier New" w:cs="Courier New"/>
+                <w:color w:val="69F0AE"/>
+                <w:sz w:val="19"/>
+                <w:szCs w:val="19"/>
+              </w:rPr>
+              <w:t>: [EINFÜGEN]</w:t>
             </w:r>
           </w:p>
           <w:p>
@@ -10100,7 +12181,21 @@
               <w:rPr>
                 <w:color w:val="1E293B"/>
               </w:rPr>
-              <w:t>In Modul 3 — Architektur werden eure Requirements direkt zur Basis für das System Design:</w:t>
+              <w:t xml:space="preserve">In Modul 3 — Architektur werden eure </w:t>
+            </w:r>
+            <w:proofErr w:type="spellStart"/>
+            <w:r>
+              <w:rPr>
+                <w:color w:val="1E293B"/>
+              </w:rPr>
+              <w:t>Requirements</w:t>
+            </w:r>
+            <w:proofErr w:type="spellEnd"/>
+            <w:r>
+              <w:rPr>
+                <w:color w:val="1E293B"/>
+              </w:rPr>
+              <w:t xml:space="preserve"> direkt zur Basis für das System Design:</w:t>
             </w:r>
           </w:p>
           <w:p>
@@ -10116,7 +12211,21 @@
               <w:rPr>
                 <w:color w:val="1E293B"/>
               </w:rPr>
-              <w:t>Aus 'Termin buchen in unter 2 Sekunden' → Caching Layer, Async Queue</w:t>
+              <w:t xml:space="preserve">Aus 'Termin buchen in unter 2 Sekunden' → Caching Layer, </w:t>
+            </w:r>
+            <w:proofErr w:type="spellStart"/>
+            <w:r>
+              <w:rPr>
+                <w:color w:val="1E293B"/>
+              </w:rPr>
+              <w:t>Async</w:t>
+            </w:r>
+            <w:proofErr w:type="spellEnd"/>
+            <w:r>
+              <w:rPr>
+                <w:color w:val="1E293B"/>
+              </w:rPr>
+              <w:t xml:space="preserve"> Queue</w:t>
             </w:r>
           </w:p>
           <w:p>
@@ -10182,7 +12291,25 @@
                 <w:bCs/>
                 <w:color w:val="1E2761"/>
               </w:rPr>
-              <w:t>Je präziser eure Requirements heute — desto besser eure Architektur in Modul 3.</w:t>
+              <w:t xml:space="preserve">Je präziser eure </w:t>
+            </w:r>
+            <w:proofErr w:type="spellStart"/>
+            <w:r>
+              <w:rPr>
+                <w:b/>
+                <w:bCs/>
+                <w:color w:val="1E2761"/>
+              </w:rPr>
+              <w:t>Requirements</w:t>
+            </w:r>
+            <w:proofErr w:type="spellEnd"/>
+            <w:r>
+              <w:rPr>
+                <w:b/>
+                <w:bCs/>
+                <w:color w:val="1E2761"/>
+              </w:rPr>
+              <w:t xml:space="preserve"> heute — desto besser eure Architektur in Modul 3.</w:t>
             </w:r>
           </w:p>
         </w:tc>
@@ -10214,7 +12341,6 @@
           <w:color w:val="475569"/>
           <w:sz w:val="17"/>
           <w:szCs w:val="17"/>
-          <w:lang w:val="fr-CH"/>
         </w:rPr>
         <w:t>CAS ADAI 2026 · BFH Biel · Modul 2 Tag 2 · Ilja Rasin</w:t>
       </w:r>
@@ -10521,6 +12647,155 @@
     </w:lvl>
   </w:abstractNum>
   <w:abstractNum w:abstractNumId="3" w15:restartNumberingAfterBreak="0">
+    <w:nsid w:val="568C02A5"/>
+    <w:multiLevelType w:val="multilevel"/>
+    <w:tmpl w:val="5EE84464"/>
+    <w:lvl w:ilvl="0">
+      <w:start w:val="1"/>
+      <w:numFmt w:val="bullet"/>
+      <w:lvlText w:val=""/>
+      <w:lvlJc w:val="left"/>
+      <w:pPr>
+        <w:tabs>
+          <w:tab w:val="num" w:pos="720"/>
+        </w:tabs>
+        <w:ind w:left="720" w:hanging="360"/>
+      </w:pPr>
+      <w:rPr>
+        <w:rFonts w:ascii="Symbol" w:hAnsi="Symbol" w:hint="default"/>
+        <w:sz w:val="20"/>
+      </w:rPr>
+    </w:lvl>
+    <w:lvl w:ilvl="1" w:tentative="1">
+      <w:start w:val="1"/>
+      <w:numFmt w:val="bullet"/>
+      <w:lvlText w:val="o"/>
+      <w:lvlJc w:val="left"/>
+      <w:pPr>
+        <w:tabs>
+          <w:tab w:val="num" w:pos="1440"/>
+        </w:tabs>
+        <w:ind w:left="1440" w:hanging="360"/>
+      </w:pPr>
+      <w:rPr>
+        <w:rFonts w:ascii="Courier New" w:hAnsi="Courier New" w:hint="default"/>
+        <w:sz w:val="20"/>
+      </w:rPr>
+    </w:lvl>
+    <w:lvl w:ilvl="2" w:tentative="1">
+      <w:start w:val="1"/>
+      <w:numFmt w:val="bullet"/>
+      <w:lvlText w:val=""/>
+      <w:lvlJc w:val="left"/>
+      <w:pPr>
+        <w:tabs>
+          <w:tab w:val="num" w:pos="2160"/>
+        </w:tabs>
+        <w:ind w:left="2160" w:hanging="360"/>
+      </w:pPr>
+      <w:rPr>
+        <w:rFonts w:ascii="Wingdings" w:hAnsi="Wingdings" w:hint="default"/>
+        <w:sz w:val="20"/>
+      </w:rPr>
+    </w:lvl>
+    <w:lvl w:ilvl="3" w:tentative="1">
+      <w:start w:val="1"/>
+      <w:numFmt w:val="bullet"/>
+      <w:lvlText w:val=""/>
+      <w:lvlJc w:val="left"/>
+      <w:pPr>
+        <w:tabs>
+          <w:tab w:val="num" w:pos="2880"/>
+        </w:tabs>
+        <w:ind w:left="2880" w:hanging="360"/>
+      </w:pPr>
+      <w:rPr>
+        <w:rFonts w:ascii="Wingdings" w:hAnsi="Wingdings" w:hint="default"/>
+        <w:sz w:val="20"/>
+      </w:rPr>
+    </w:lvl>
+    <w:lvl w:ilvl="4" w:tentative="1">
+      <w:start w:val="1"/>
+      <w:numFmt w:val="bullet"/>
+      <w:lvlText w:val=""/>
+      <w:lvlJc w:val="left"/>
+      <w:pPr>
+        <w:tabs>
+          <w:tab w:val="num" w:pos="3600"/>
+        </w:tabs>
+        <w:ind w:left="3600" w:hanging="360"/>
+      </w:pPr>
+      <w:rPr>
+        <w:rFonts w:ascii="Wingdings" w:hAnsi="Wingdings" w:hint="default"/>
+        <w:sz w:val="20"/>
+      </w:rPr>
+    </w:lvl>
+    <w:lvl w:ilvl="5" w:tentative="1">
+      <w:start w:val="1"/>
+      <w:numFmt w:val="bullet"/>
+      <w:lvlText w:val=""/>
+      <w:lvlJc w:val="left"/>
+      <w:pPr>
+        <w:tabs>
+          <w:tab w:val="num" w:pos="4320"/>
+        </w:tabs>
+        <w:ind w:left="4320" w:hanging="360"/>
+      </w:pPr>
+      <w:rPr>
+        <w:rFonts w:ascii="Wingdings" w:hAnsi="Wingdings" w:hint="default"/>
+        <w:sz w:val="20"/>
+      </w:rPr>
+    </w:lvl>
+    <w:lvl w:ilvl="6" w:tentative="1">
+      <w:start w:val="1"/>
+      <w:numFmt w:val="bullet"/>
+      <w:lvlText w:val=""/>
+      <w:lvlJc w:val="left"/>
+      <w:pPr>
+        <w:tabs>
+          <w:tab w:val="num" w:pos="5040"/>
+        </w:tabs>
+        <w:ind w:left="5040" w:hanging="360"/>
+      </w:pPr>
+      <w:rPr>
+        <w:rFonts w:ascii="Wingdings" w:hAnsi="Wingdings" w:hint="default"/>
+        <w:sz w:val="20"/>
+      </w:rPr>
+    </w:lvl>
+    <w:lvl w:ilvl="7" w:tentative="1">
+      <w:start w:val="1"/>
+      <w:numFmt w:val="bullet"/>
+      <w:lvlText w:val=""/>
+      <w:lvlJc w:val="left"/>
+      <w:pPr>
+        <w:tabs>
+          <w:tab w:val="num" w:pos="5760"/>
+        </w:tabs>
+        <w:ind w:left="5760" w:hanging="360"/>
+      </w:pPr>
+      <w:rPr>
+        <w:rFonts w:ascii="Wingdings" w:hAnsi="Wingdings" w:hint="default"/>
+        <w:sz w:val="20"/>
+      </w:rPr>
+    </w:lvl>
+    <w:lvl w:ilvl="8" w:tentative="1">
+      <w:start w:val="1"/>
+      <w:numFmt w:val="bullet"/>
+      <w:lvlText w:val=""/>
+      <w:lvlJc w:val="left"/>
+      <w:pPr>
+        <w:tabs>
+          <w:tab w:val="num" w:pos="6480"/>
+        </w:tabs>
+        <w:ind w:left="6480" w:hanging="360"/>
+      </w:pPr>
+      <w:rPr>
+        <w:rFonts w:ascii="Wingdings" w:hAnsi="Wingdings" w:hint="default"/>
+        <w:sz w:val="20"/>
+      </w:rPr>
+    </w:lvl>
+  </w:abstractNum>
+  <w:abstractNum w:abstractNumId="4" w15:restartNumberingAfterBreak="0">
     <w:nsid w:val="5CF97759"/>
     <w:multiLevelType w:val="hybridMultilevel"/>
     <w:tmpl w:val="C6C85A24"/>
@@ -10588,6 +12863,9 @@
   </w:num>
   <w:num w:numId="3" w16cid:durableId="491680653">
     <w:abstractNumId w:val="1"/>
+  </w:num>
+  <w:num w:numId="4" w16cid:durableId="449473715">
+    <w:abstractNumId w:val="3"/>
   </w:num>
 </w:numbering>
 </file>

--- a/Modul2/ADAI_Modul2_Tag2_Selbststudium.docx
+++ b/Modul2/ADAI_Modul2_Tag2_Selbststudium.docx
@@ -43,50 +43,18 @@
           <w:p>
             <w:pPr>
               <w:spacing w:before="50" w:after="50"/>
+              <w:rPr>
+                <w:lang w:val="fr-CH"/>
+              </w:rPr>
             </w:pPr>
             <w:r>
               <w:rPr>
                 <w:color w:val="0891B2"/>
                 <w:sz w:val="17"/>
                 <w:szCs w:val="17"/>
+                <w:lang w:val="fr-CH"/>
               </w:rPr>
-              <w:t xml:space="preserve">CAS </w:t>
-            </w:r>
-            <w:proofErr w:type="spellStart"/>
-            <w:r>
-              <w:rPr>
-                <w:color w:val="0891B2"/>
-                <w:sz w:val="17"/>
-                <w:szCs w:val="17"/>
-              </w:rPr>
-              <w:t>Application</w:t>
-            </w:r>
-            <w:proofErr w:type="spellEnd"/>
-            <w:r>
-              <w:rPr>
-                <w:color w:val="0891B2"/>
-                <w:sz w:val="17"/>
-                <w:szCs w:val="17"/>
-              </w:rPr>
-              <w:t xml:space="preserve"> Development </w:t>
-            </w:r>
-            <w:proofErr w:type="spellStart"/>
-            <w:r>
-              <w:rPr>
-                <w:color w:val="0891B2"/>
-                <w:sz w:val="17"/>
-                <w:szCs w:val="17"/>
-              </w:rPr>
-              <w:t>with</w:t>
-            </w:r>
-            <w:proofErr w:type="spellEnd"/>
-            <w:r>
-              <w:rPr>
-                <w:color w:val="0891B2"/>
-                <w:sz w:val="17"/>
-                <w:szCs w:val="17"/>
-              </w:rPr>
-              <w:t xml:space="preserve"> AI (ADAI) · 2026</w:t>
+              <w:t>CAS Application Development with AI (ADAI) · 2026</w:t>
             </w:r>
           </w:p>
           <w:p>
@@ -99,54 +67,8 @@
                 <w:sz w:val="17"/>
                 <w:szCs w:val="17"/>
               </w:rPr>
-              <w:t xml:space="preserve">Modul 2 · Tag </w:t>
-            </w:r>
-            <w:proofErr w:type="gramStart"/>
-            <w:r>
-              <w:rPr>
-                <w:color w:val="475569"/>
-                <w:sz w:val="17"/>
-                <w:szCs w:val="17"/>
-              </w:rPr>
-              <w:t>2  —</w:t>
-            </w:r>
-            <w:proofErr w:type="gramEnd"/>
-            <w:r>
-              <w:rPr>
-                <w:color w:val="475569"/>
-                <w:sz w:val="17"/>
-                <w:szCs w:val="17"/>
-              </w:rPr>
-              <w:t xml:space="preserve">  Selbststudium: </w:t>
-            </w:r>
-            <w:proofErr w:type="spellStart"/>
-            <w:r>
-              <w:rPr>
-                <w:color w:val="475569"/>
-                <w:sz w:val="17"/>
-                <w:szCs w:val="17"/>
-              </w:rPr>
-              <w:t>MoSCoW</w:t>
-            </w:r>
-            <w:proofErr w:type="spellEnd"/>
-            <w:r>
-              <w:rPr>
-                <w:color w:val="475569"/>
-                <w:sz w:val="17"/>
-                <w:szCs w:val="17"/>
-              </w:rPr>
-              <w:t xml:space="preserve"> &amp; </w:t>
-            </w:r>
-            <w:proofErr w:type="spellStart"/>
-            <w:r>
-              <w:rPr>
-                <w:color w:val="475569"/>
-                <w:sz w:val="17"/>
-                <w:szCs w:val="17"/>
-              </w:rPr>
-              <w:t>Requirements</w:t>
-            </w:r>
-            <w:proofErr w:type="spellEnd"/>
+              <w:t>Modul 2 · Tag 2  —  Selbststudium: MoSCoW &amp; Requirements</w:t>
+            </w:r>
           </w:p>
         </w:tc>
         <w:tc>
@@ -207,48 +129,16 @@
     <w:p>
       <w:pPr>
         <w:spacing w:before="50" w:after="60"/>
+        <w:rPr>
+          <w:lang w:val="fr-CH"/>
+        </w:rPr>
       </w:pPr>
-      <w:proofErr w:type="spellStart"/>
       <w:r>
         <w:rPr>
           <w:color w:val="475569"/>
+          <w:lang w:val="fr-CH"/>
         </w:rPr>
-        <w:t>MoSCoW</w:t>
-      </w:r>
-      <w:proofErr w:type="spellEnd"/>
-      <w:r>
-        <w:rPr>
-          <w:color w:val="475569"/>
-        </w:rPr>
-        <w:t xml:space="preserve"> · Gaps finden · </w:t>
-      </w:r>
-      <w:proofErr w:type="spellStart"/>
-      <w:r>
-        <w:rPr>
-          <w:color w:val="475569"/>
-        </w:rPr>
-        <w:t>Requirements</w:t>
-      </w:r>
-      <w:proofErr w:type="spellEnd"/>
-      <w:r>
-        <w:rPr>
-          <w:color w:val="475569"/>
-        </w:rPr>
-        <w:t xml:space="preserve"> </w:t>
-      </w:r>
-      <w:proofErr w:type="spellStart"/>
-      <w:r>
-        <w:rPr>
-          <w:color w:val="475569"/>
-        </w:rPr>
-        <w:t>Document</w:t>
-      </w:r>
-      <w:proofErr w:type="spellEnd"/>
-      <w:r>
-        <w:rPr>
-          <w:color w:val="475569"/>
-        </w:rPr>
-        <w:t xml:space="preserve"> finalisieren</w:t>
+        <w:t>MoSCoW · Gaps finden · Requirements Document finalisieren</w:t>
       </w:r>
     </w:p>
     <w:tbl>
@@ -390,7 +280,6 @@
             <w:pPr>
               <w:spacing w:before="50" w:after="50"/>
             </w:pPr>
-            <w:proofErr w:type="spellStart"/>
             <w:r>
               <w:rPr>
                 <w:b/>
@@ -401,7 +290,6 @@
               </w:rPr>
               <w:t>MoSCoW</w:t>
             </w:r>
-            <w:proofErr w:type="spellEnd"/>
           </w:p>
         </w:tc>
         <w:tc>
@@ -575,7 +463,6 @@
             <w:pPr>
               <w:spacing w:before="50" w:after="50"/>
             </w:pPr>
-            <w:proofErr w:type="spellStart"/>
             <w:r>
               <w:rPr>
                 <w:b/>
@@ -584,31 +471,8 @@
                 <w:sz w:val="18"/>
                 <w:szCs w:val="18"/>
               </w:rPr>
-              <w:t>Req</w:t>
-            </w:r>
-            <w:proofErr w:type="spellEnd"/>
-            <w:r>
-              <w:rPr>
-                <w:b/>
-                <w:bCs/>
-                <w:color w:val="1E293B"/>
-                <w:sz w:val="18"/>
-                <w:szCs w:val="18"/>
-              </w:rPr>
-              <w:t xml:space="preserve">. </w:t>
-            </w:r>
-            <w:proofErr w:type="spellStart"/>
-            <w:r>
-              <w:rPr>
-                <w:b/>
-                <w:bCs/>
-                <w:color w:val="1E293B"/>
-                <w:sz w:val="18"/>
-                <w:szCs w:val="18"/>
-              </w:rPr>
-              <w:t>Document</w:t>
-            </w:r>
-            <w:proofErr w:type="spellEnd"/>
+              <w:t>Req. Document</w:t>
+            </w:r>
           </w:p>
         </w:tc>
         <w:tc>
@@ -757,7 +621,6 @@
             <w:pPr>
               <w:spacing w:after="15"/>
             </w:pPr>
-            <w:proofErr w:type="spellStart"/>
             <w:r>
               <w:rPr>
                 <w:b/>
@@ -766,18 +629,7 @@
                 <w:sz w:val="26"/>
                 <w:szCs w:val="26"/>
               </w:rPr>
-              <w:t>MoSCoW</w:t>
-            </w:r>
-            <w:proofErr w:type="spellEnd"/>
-            <w:r>
-              <w:rPr>
-                <w:b/>
-                <w:bCs/>
-                <w:color w:val="FFFFFF"/>
-                <w:sz w:val="26"/>
-                <w:szCs w:val="26"/>
-              </w:rPr>
-              <w:t>-Priorisierung</w:t>
+              <w:t>MoSCoW-Priorisierung</w:t>
             </w:r>
             <w:r>
               <w:rPr>
@@ -798,25 +650,7 @@
                 <w:sz w:val="18"/>
                 <w:szCs w:val="18"/>
               </w:rPr>
-              <w:t xml:space="preserve">Welche User Stories </w:t>
-            </w:r>
-            <w:proofErr w:type="gramStart"/>
-            <w:r>
-              <w:rPr>
-                <w:color w:val="FFFFFF"/>
-                <w:sz w:val="18"/>
-                <w:szCs w:val="18"/>
-              </w:rPr>
-              <w:t>sind</w:t>
-            </w:r>
-            <w:proofErr w:type="gramEnd"/>
-            <w:r>
-              <w:rPr>
-                <w:color w:val="FFFFFF"/>
-                <w:sz w:val="18"/>
-                <w:szCs w:val="18"/>
-              </w:rPr>
-              <w:t xml:space="preserve"> wirklich wichtig — und was kann warten?</w:t>
+              <w:t>Welche User Stories sind wirklich wichtig — und was kann warten?</w:t>
             </w:r>
           </w:p>
         </w:tc>
@@ -877,29 +711,7 @@
                 <w:sz w:val="22"/>
                 <w:szCs w:val="22"/>
               </w:rPr>
-              <w:t xml:space="preserve">Was bedeutet </w:t>
-            </w:r>
-            <w:proofErr w:type="spellStart"/>
-            <w:r>
-              <w:rPr>
-                <w:b/>
-                <w:bCs/>
-                <w:color w:val="FFFFFF"/>
-                <w:sz w:val="22"/>
-                <w:szCs w:val="22"/>
-              </w:rPr>
-              <w:t>MoSCoW</w:t>
-            </w:r>
-            <w:proofErr w:type="spellEnd"/>
-            <w:r>
-              <w:rPr>
-                <w:b/>
-                <w:bCs/>
-                <w:color w:val="FFFFFF"/>
-                <w:sz w:val="22"/>
-                <w:szCs w:val="22"/>
-              </w:rPr>
-              <w:t>?</w:t>
+              <w:t>Was bedeutet MoSCoW?</w:t>
             </w:r>
           </w:p>
         </w:tc>
@@ -1002,34 +814,14 @@
                   <w:pPr>
                     <w:spacing w:before="50" w:after="50"/>
                   </w:pPr>
-                  <w:proofErr w:type="spellStart"/>
                   <w:r>
                     <w:rPr>
                       <w:b/>
                       <w:bCs/>
                       <w:color w:val="DC2626"/>
                     </w:rPr>
-                    <w:t>Must</w:t>
-                  </w:r>
-                  <w:proofErr w:type="spellEnd"/>
-                  <w:r>
-                    <w:rPr>
-                      <w:b/>
-                      <w:bCs/>
-                      <w:color w:val="DC2626"/>
-                    </w:rPr>
-                    <w:t xml:space="preserve"> </w:t>
-                  </w:r>
-                  <w:proofErr w:type="spellStart"/>
-                  <w:r>
-                    <w:rPr>
-                      <w:b/>
-                      <w:bCs/>
-                      <w:color w:val="DC2626"/>
-                    </w:rPr>
-                    <w:t>have</w:t>
-                  </w:r>
-                  <w:proofErr w:type="spellEnd"/>
+                    <w:t>Must have</w:t>
+                  </w:r>
                 </w:p>
               </w:tc>
               <w:tc>
@@ -1090,43 +882,7 @@
                       <w:sz w:val="18"/>
                       <w:szCs w:val="18"/>
                     </w:rPr>
-                    <w:t xml:space="preserve">Frage: Kann das Produkt ohne das geliefert werden? Nein → </w:t>
-                  </w:r>
-                  <w:proofErr w:type="spellStart"/>
-                  <w:r>
-                    <w:rPr>
-                      <w:color w:val="475569"/>
-                      <w:sz w:val="18"/>
-                      <w:szCs w:val="18"/>
-                    </w:rPr>
-                    <w:t>Must</w:t>
-                  </w:r>
-                  <w:proofErr w:type="spellEnd"/>
-                  <w:r>
-                    <w:rPr>
-                      <w:color w:val="475569"/>
-                      <w:sz w:val="18"/>
-                      <w:szCs w:val="18"/>
-                    </w:rPr>
-                    <w:t xml:space="preserve"> </w:t>
-                  </w:r>
-                  <w:proofErr w:type="spellStart"/>
-                  <w:r>
-                    <w:rPr>
-                      <w:color w:val="475569"/>
-                      <w:sz w:val="18"/>
-                      <w:szCs w:val="18"/>
-                    </w:rPr>
-                    <w:t>have</w:t>
-                  </w:r>
-                  <w:proofErr w:type="spellEnd"/>
-                  <w:r>
-                    <w:rPr>
-                      <w:color w:val="475569"/>
-                      <w:sz w:val="18"/>
-                      <w:szCs w:val="18"/>
-                    </w:rPr>
-                    <w:t>.</w:t>
+                    <w:t>Frage: Kann das Produkt ohne das geliefert werden? Nein → Must have.</w:t>
                   </w:r>
                 </w:p>
               </w:tc>
@@ -1188,34 +944,14 @@
                   <w:pPr>
                     <w:spacing w:before="50" w:after="50"/>
                   </w:pPr>
-                  <w:proofErr w:type="spellStart"/>
                   <w:r>
                     <w:rPr>
                       <w:b/>
                       <w:bCs/>
                       <w:color w:val="D97706"/>
                     </w:rPr>
-                    <w:t>Should</w:t>
-                  </w:r>
-                  <w:proofErr w:type="spellEnd"/>
-                  <w:r>
-                    <w:rPr>
-                      <w:b/>
-                      <w:bCs/>
-                      <w:color w:val="D97706"/>
-                    </w:rPr>
-                    <w:t xml:space="preserve"> </w:t>
-                  </w:r>
-                  <w:proofErr w:type="spellStart"/>
-                  <w:r>
-                    <w:rPr>
-                      <w:b/>
-                      <w:bCs/>
-                      <w:color w:val="D97706"/>
-                    </w:rPr>
-                    <w:t>have</w:t>
-                  </w:r>
-                  <w:proofErr w:type="spellEnd"/>
+                    <w:t>Should have</w:t>
+                  </w:r>
                 </w:p>
               </w:tc>
               <w:tc>
@@ -1276,43 +1012,7 @@
                       <w:sz w:val="18"/>
                       <w:szCs w:val="18"/>
                     </w:rPr>
-                    <w:t xml:space="preserve">Frage: Schadet das Fehlen dem Nutzer stark? Ja → </w:t>
-                  </w:r>
-                  <w:proofErr w:type="spellStart"/>
-                  <w:r>
-                    <w:rPr>
-                      <w:color w:val="475569"/>
-                      <w:sz w:val="18"/>
-                      <w:szCs w:val="18"/>
-                    </w:rPr>
-                    <w:t>Should</w:t>
-                  </w:r>
-                  <w:proofErr w:type="spellEnd"/>
-                  <w:r>
-                    <w:rPr>
-                      <w:color w:val="475569"/>
-                      <w:sz w:val="18"/>
-                      <w:szCs w:val="18"/>
-                    </w:rPr>
-                    <w:t xml:space="preserve"> </w:t>
-                  </w:r>
-                  <w:proofErr w:type="spellStart"/>
-                  <w:r>
-                    <w:rPr>
-                      <w:color w:val="475569"/>
-                      <w:sz w:val="18"/>
-                      <w:szCs w:val="18"/>
-                    </w:rPr>
-                    <w:t>have</w:t>
-                  </w:r>
-                  <w:proofErr w:type="spellEnd"/>
-                  <w:r>
-                    <w:rPr>
-                      <w:color w:val="475569"/>
-                      <w:sz w:val="18"/>
-                      <w:szCs w:val="18"/>
-                    </w:rPr>
-                    <w:t>.</w:t>
+                    <w:t>Frage: Schadet das Fehlen dem Nutzer stark? Ja → Should have.</w:t>
                   </w:r>
                 </w:p>
               </w:tc>
@@ -1374,34 +1074,14 @@
                   <w:pPr>
                     <w:spacing w:before="50" w:after="50"/>
                   </w:pPr>
-                  <w:proofErr w:type="spellStart"/>
                   <w:r>
                     <w:rPr>
                       <w:b/>
                       <w:bCs/>
                       <w:color w:val="059669"/>
                     </w:rPr>
-                    <w:t>Could</w:t>
-                  </w:r>
-                  <w:proofErr w:type="spellEnd"/>
-                  <w:r>
-                    <w:rPr>
-                      <w:b/>
-                      <w:bCs/>
-                      <w:color w:val="059669"/>
-                    </w:rPr>
-                    <w:t xml:space="preserve"> </w:t>
-                  </w:r>
-                  <w:proofErr w:type="spellStart"/>
-                  <w:r>
-                    <w:rPr>
-                      <w:b/>
-                      <w:bCs/>
-                      <w:color w:val="059669"/>
-                    </w:rPr>
-                    <w:t>have</w:t>
-                  </w:r>
-                  <w:proofErr w:type="spellEnd"/>
+                    <w:t>Could have</w:t>
+                  </w:r>
                 </w:p>
               </w:tc>
               <w:tc>
@@ -1431,43 +1111,7 @@
                       <w:sz w:val="19"/>
                       <w:szCs w:val="19"/>
                     </w:rPr>
-                    <w:t>Nice-</w:t>
-                  </w:r>
-                  <w:proofErr w:type="spellStart"/>
-                  <w:r>
-                    <w:rPr>
-                      <w:color w:val="1E293B"/>
-                      <w:sz w:val="19"/>
-                      <w:szCs w:val="19"/>
-                    </w:rPr>
-                    <w:t>to</w:t>
-                  </w:r>
-                  <w:proofErr w:type="spellEnd"/>
-                  <w:r>
-                    <w:rPr>
-                      <w:color w:val="1E293B"/>
-                      <w:sz w:val="19"/>
-                      <w:szCs w:val="19"/>
-                    </w:rPr>
-                    <w:t>-</w:t>
-                  </w:r>
-                  <w:proofErr w:type="spellStart"/>
-                  <w:r>
-                    <w:rPr>
-                      <w:color w:val="1E293B"/>
-                      <w:sz w:val="19"/>
-                      <w:szCs w:val="19"/>
-                    </w:rPr>
-                    <w:t>have</w:t>
-                  </w:r>
-                  <w:proofErr w:type="spellEnd"/>
-                  <w:r>
-                    <w:rPr>
-                      <w:color w:val="1E293B"/>
-                      <w:sz w:val="19"/>
-                      <w:szCs w:val="19"/>
-                    </w:rPr>
-                    <w:t>. Kommt wenn Kapazität da ist.</w:t>
+                    <w:t>Nice-to-have. Kommt wenn Kapazität da ist.</w:t>
                   </w:r>
                 </w:p>
               </w:tc>
@@ -1498,25 +1142,7 @@
                       <w:sz w:val="18"/>
                       <w:szCs w:val="18"/>
                     </w:rPr>
-                    <w:t xml:space="preserve">Frage: Freut Nutzer — würde er es aber nicht vermissen? → </w:t>
-                  </w:r>
-                  <w:proofErr w:type="spellStart"/>
-                  <w:r>
-                    <w:rPr>
-                      <w:color w:val="475569"/>
-                      <w:sz w:val="18"/>
-                      <w:szCs w:val="18"/>
-                    </w:rPr>
-                    <w:t>Could</w:t>
-                  </w:r>
-                  <w:proofErr w:type="spellEnd"/>
-                  <w:r>
-                    <w:rPr>
-                      <w:color w:val="475569"/>
-                      <w:sz w:val="18"/>
-                      <w:szCs w:val="18"/>
-                    </w:rPr>
-                    <w:t>.</w:t>
+                    <w:t>Frage: Freut Nutzer — würde er es aber nicht vermissen? → Could.</w:t>
                   </w:r>
                 </w:p>
               </w:tc>
@@ -1578,34 +1204,14 @@
                   <w:pPr>
                     <w:spacing w:before="50" w:after="50"/>
                   </w:pPr>
-                  <w:proofErr w:type="spellStart"/>
                   <w:r>
                     <w:rPr>
                       <w:b/>
                       <w:bCs/>
                       <w:color w:val="7C3AED"/>
                     </w:rPr>
-                    <w:t>Won't</w:t>
-                  </w:r>
-                  <w:proofErr w:type="spellEnd"/>
-                  <w:r>
-                    <w:rPr>
-                      <w:b/>
-                      <w:bCs/>
-                      <w:color w:val="7C3AED"/>
-                    </w:rPr>
-                    <w:t xml:space="preserve"> </w:t>
-                  </w:r>
-                  <w:proofErr w:type="spellStart"/>
-                  <w:r>
-                    <w:rPr>
-                      <w:b/>
-                      <w:bCs/>
-                      <w:color w:val="7C3AED"/>
-                    </w:rPr>
-                    <w:t>have</w:t>
-                  </w:r>
-                  <w:proofErr w:type="spellEnd"/>
+                    <w:t>Won't have</w:t>
+                  </w:r>
                 </w:p>
               </w:tc>
               <w:tc>
@@ -1666,61 +1272,7 @@
                       <w:sz w:val="18"/>
                       <w:szCs w:val="18"/>
                     </w:rPr>
-                    <w:t xml:space="preserve">Frage: Zu gross für jetzt? → </w:t>
-                  </w:r>
-                  <w:proofErr w:type="spellStart"/>
-                  <w:r>
-                    <w:rPr>
-                      <w:color w:val="475569"/>
-                      <w:sz w:val="18"/>
-                      <w:szCs w:val="18"/>
-                    </w:rPr>
-                    <w:t>Won't</w:t>
-                  </w:r>
-                  <w:proofErr w:type="spellEnd"/>
-                  <w:r>
-                    <w:rPr>
-                      <w:color w:val="475569"/>
-                      <w:sz w:val="18"/>
-                      <w:szCs w:val="18"/>
-                    </w:rPr>
-                    <w:t xml:space="preserve"> </w:t>
-                  </w:r>
-                  <w:proofErr w:type="spellStart"/>
-                  <w:r>
-                    <w:rPr>
-                      <w:color w:val="475569"/>
-                      <w:sz w:val="18"/>
-                      <w:szCs w:val="18"/>
-                    </w:rPr>
-                    <w:t>have</w:t>
-                  </w:r>
-                  <w:proofErr w:type="spellEnd"/>
-                  <w:r>
-                    <w:rPr>
-                      <w:color w:val="475569"/>
-                      <w:sz w:val="18"/>
-                      <w:szCs w:val="18"/>
-                    </w:rPr>
-                    <w:t xml:space="preserve"> (</w:t>
-                  </w:r>
-                  <w:proofErr w:type="spellStart"/>
-                  <w:r>
-                    <w:rPr>
-                      <w:color w:val="475569"/>
-                      <w:sz w:val="18"/>
-                      <w:szCs w:val="18"/>
-                    </w:rPr>
-                    <w:t>this</w:t>
-                  </w:r>
-                  <w:proofErr w:type="spellEnd"/>
-                  <w:r>
-                    <w:rPr>
-                      <w:color w:val="475569"/>
-                      <w:sz w:val="18"/>
-                      <w:szCs w:val="18"/>
-                    </w:rPr>
-                    <w:t xml:space="preserve"> time).</w:t>
+                    <w:t>Frage: Zu gross für jetzt? → Won't have (this time).</w:t>
                   </w:r>
                 </w:p>
               </w:tc>
@@ -1745,25 +1297,7 @@
           <w:bCs/>
           <w:color w:val="475569"/>
         </w:rPr>
-        <w:t xml:space="preserve">Schritt 1 — </w:t>
-      </w:r>
-      <w:proofErr w:type="spellStart"/>
-      <w:r>
-        <w:rPr>
-          <w:b/>
-          <w:bCs/>
-          <w:color w:val="475569"/>
-        </w:rPr>
-        <w:t>MoSCoW</w:t>
-      </w:r>
-      <w:proofErr w:type="spellEnd"/>
-      <w:r>
-        <w:rPr>
-          <w:b/>
-          <w:bCs/>
-          <w:color w:val="475569"/>
-        </w:rPr>
-        <w:t xml:space="preserve"> mit AI erstellen:</w:t>
+        <w:t>Schritt 1 — MoSCoW mit AI erstellen:</w:t>
       </w:r>
     </w:p>
     <w:tbl>
@@ -1838,27 +1372,7 @@
                 <w:sz w:val="19"/>
                 <w:szCs w:val="19"/>
               </w:rPr>
-              <w:t xml:space="preserve">Priorisiere diese nach </w:t>
-            </w:r>
-            <w:proofErr w:type="spellStart"/>
-            <w:r>
-              <w:rPr>
-                <w:rFonts w:ascii="Courier New" w:eastAsia="Courier New" w:hAnsi="Courier New" w:cs="Courier New"/>
-                <w:color w:val="69F0AE"/>
-                <w:sz w:val="19"/>
-                <w:szCs w:val="19"/>
-              </w:rPr>
-              <w:t>MoSCoW</w:t>
-            </w:r>
-            <w:proofErr w:type="spellEnd"/>
-            <w:r>
-              <w:rPr>
-                <w:rFonts w:ascii="Courier New" w:eastAsia="Courier New" w:hAnsi="Courier New" w:cs="Courier New"/>
-                <w:color w:val="69F0AE"/>
-                <w:sz w:val="19"/>
-                <w:szCs w:val="19"/>
-              </w:rPr>
-              <w:t xml:space="preserve"> für ein MVP in 3 Monaten.</w:t>
+              <w:t>Priorisiere diese nach MoSCoW für ein MVP in 3 Monaten.</w:t>
             </w:r>
           </w:p>
           <w:p>
@@ -1909,87 +1423,7 @@
                 <w:sz w:val="19"/>
                 <w:szCs w:val="19"/>
               </w:rPr>
-              <w:t>1. Kategorie (</w:t>
-            </w:r>
-            <w:proofErr w:type="spellStart"/>
-            <w:r>
-              <w:rPr>
-                <w:rFonts w:ascii="Courier New" w:eastAsia="Courier New" w:hAnsi="Courier New" w:cs="Courier New"/>
-                <w:color w:val="69F0AE"/>
-                <w:sz w:val="19"/>
-                <w:szCs w:val="19"/>
-              </w:rPr>
-              <w:t>Must</w:t>
-            </w:r>
-            <w:proofErr w:type="spellEnd"/>
-            <w:r>
-              <w:rPr>
-                <w:rFonts w:ascii="Courier New" w:eastAsia="Courier New" w:hAnsi="Courier New" w:cs="Courier New"/>
-                <w:color w:val="69F0AE"/>
-                <w:sz w:val="19"/>
-                <w:szCs w:val="19"/>
-              </w:rPr>
-              <w:t xml:space="preserve"> / </w:t>
-            </w:r>
-            <w:proofErr w:type="spellStart"/>
-            <w:r>
-              <w:rPr>
-                <w:rFonts w:ascii="Courier New" w:eastAsia="Courier New" w:hAnsi="Courier New" w:cs="Courier New"/>
-                <w:color w:val="69F0AE"/>
-                <w:sz w:val="19"/>
-                <w:szCs w:val="19"/>
-              </w:rPr>
-              <w:t>Should</w:t>
-            </w:r>
-            <w:proofErr w:type="spellEnd"/>
-            <w:r>
-              <w:rPr>
-                <w:rFonts w:ascii="Courier New" w:eastAsia="Courier New" w:hAnsi="Courier New" w:cs="Courier New"/>
-                <w:color w:val="69F0AE"/>
-                <w:sz w:val="19"/>
-                <w:szCs w:val="19"/>
-              </w:rPr>
-              <w:t xml:space="preserve"> / </w:t>
-            </w:r>
-            <w:proofErr w:type="spellStart"/>
-            <w:r>
-              <w:rPr>
-                <w:rFonts w:ascii="Courier New" w:eastAsia="Courier New" w:hAnsi="Courier New" w:cs="Courier New"/>
-                <w:color w:val="69F0AE"/>
-                <w:sz w:val="19"/>
-                <w:szCs w:val="19"/>
-              </w:rPr>
-              <w:t>Could</w:t>
-            </w:r>
-            <w:proofErr w:type="spellEnd"/>
-            <w:r>
-              <w:rPr>
-                <w:rFonts w:ascii="Courier New" w:eastAsia="Courier New" w:hAnsi="Courier New" w:cs="Courier New"/>
-                <w:color w:val="69F0AE"/>
-                <w:sz w:val="19"/>
-                <w:szCs w:val="19"/>
-              </w:rPr>
-              <w:t xml:space="preserve"> / </w:t>
-            </w:r>
-            <w:proofErr w:type="spellStart"/>
-            <w:r>
-              <w:rPr>
-                <w:rFonts w:ascii="Courier New" w:eastAsia="Courier New" w:hAnsi="Courier New" w:cs="Courier New"/>
-                <w:color w:val="69F0AE"/>
-                <w:sz w:val="19"/>
-                <w:szCs w:val="19"/>
-              </w:rPr>
-              <w:t>Won't</w:t>
-            </w:r>
-            <w:proofErr w:type="spellEnd"/>
-            <w:r>
-              <w:rPr>
-                <w:rFonts w:ascii="Courier New" w:eastAsia="Courier New" w:hAnsi="Courier New" w:cs="Courier New"/>
-                <w:color w:val="69F0AE"/>
-                <w:sz w:val="19"/>
-                <w:szCs w:val="19"/>
-              </w:rPr>
-              <w:t>)</w:t>
+              <w:t>1. Kategorie (Must / Should / Could / Won't)</w:t>
             </w:r>
           </w:p>
           <w:p>
@@ -2019,27 +1453,7 @@
                 <w:sz w:val="19"/>
                 <w:szCs w:val="19"/>
               </w:rPr>
-              <w:t xml:space="preserve">3. Falls </w:t>
-            </w:r>
-            <w:proofErr w:type="spellStart"/>
-            <w:r>
-              <w:rPr>
-                <w:rFonts w:ascii="Courier New" w:eastAsia="Courier New" w:hAnsi="Courier New" w:cs="Courier New"/>
-                <w:color w:val="69F0AE"/>
-                <w:sz w:val="19"/>
-                <w:szCs w:val="19"/>
-              </w:rPr>
-              <w:t>Won't</w:t>
-            </w:r>
-            <w:proofErr w:type="spellEnd"/>
-            <w:r>
-              <w:rPr>
-                <w:rFonts w:ascii="Courier New" w:eastAsia="Courier New" w:hAnsi="Courier New" w:cs="Courier New"/>
-                <w:color w:val="69F0AE"/>
-                <w:sz w:val="19"/>
-                <w:szCs w:val="19"/>
-              </w:rPr>
-              <w:t>: wann könnte es relevant werden?</w:t>
+              <w:t>3. Falls Won't: wann könnte es relevant werden?</w:t>
             </w:r>
           </w:p>
           <w:p>
@@ -2195,7 +1609,6 @@
               <w:spacing w:before="50" w:after="50"/>
               <w:jc w:val="center"/>
             </w:pPr>
-            <w:proofErr w:type="spellStart"/>
             <w:r>
               <w:rPr>
                 <w:b/>
@@ -2206,7 +1619,6 @@
               </w:rPr>
               <w:t>MoSCoW</w:t>
             </w:r>
-            <w:proofErr w:type="spellEnd"/>
           </w:p>
         </w:tc>
         <w:tc>
@@ -2325,12 +1737,10 @@
               <w:t xml:space="preserve"> </w:t>
             </w:r>
             <w:bookmarkStart w:id="1" w:name="OLE_LINK2"/>
-            <w:proofErr w:type="spellStart"/>
             <w:r>
               <w:t>Must</w:t>
             </w:r>
             <w:bookmarkEnd w:id="1"/>
-            <w:proofErr w:type="spellEnd"/>
           </w:p>
         </w:tc>
         <w:tc>
@@ -2358,31 +1768,7 @@
               <w:t xml:space="preserve"> </w:t>
             </w:r>
             <w:r>
-              <w:t>Pflicht-Input der Safe-</w:t>
-            </w:r>
-            <w:proofErr w:type="spellStart"/>
-            <w:r>
-              <w:t>to</w:t>
-            </w:r>
-            <w:proofErr w:type="spellEnd"/>
-            <w:r>
-              <w:t>-</w:t>
-            </w:r>
-            <w:proofErr w:type="spellStart"/>
-            <w:r>
-              <w:t>Spend</w:t>
-            </w:r>
-            <w:proofErr w:type="spellEnd"/>
-            <w:r>
-              <w:t xml:space="preserve">-Formel — ohne Fixkosten kein realistischer </w:t>
-            </w:r>
-            <w:proofErr w:type="spellStart"/>
-            <w:r>
-              <w:t>Kernwert</w:t>
-            </w:r>
-            <w:proofErr w:type="spellEnd"/>
-            <w:r>
-              <w:t>.</w:t>
+              <w:t>Pflicht-Input der Safe-to-Spend-Formel — ohne Fixkosten kein realistischer Kernwert.</w:t>
             </w:r>
           </w:p>
         </w:tc>
@@ -2468,11 +1854,9 @@
             <w:r>
               <w:t xml:space="preserve"> </w:t>
             </w:r>
-            <w:proofErr w:type="spellStart"/>
             <w:r>
               <w:t>Must</w:t>
             </w:r>
-            <w:proofErr w:type="spellEnd"/>
           </w:p>
         </w:tc>
         <w:tc>
@@ -2586,11 +1970,9 @@
             <w:r>
               <w:t xml:space="preserve"> </w:t>
             </w:r>
-            <w:proofErr w:type="spellStart"/>
             <w:r>
               <w:t>Must</w:t>
             </w:r>
-            <w:proofErr w:type="spellEnd"/>
           </w:p>
         </w:tc>
         <w:tc>
@@ -2676,21 +2058,8 @@
               <w:t xml:space="preserve"> </w:t>
             </w:r>
             <w:r>
-              <w:t>Safe-</w:t>
-            </w:r>
-            <w:proofErr w:type="spellStart"/>
-            <w:r>
-              <w:t>to</w:t>
-            </w:r>
-            <w:proofErr w:type="spellEnd"/>
-            <w:r>
-              <w:t>-</w:t>
-            </w:r>
-            <w:proofErr w:type="spellStart"/>
-            <w:r>
-              <w:t>Spend</w:t>
-            </w:r>
-            <w:proofErr w:type="spellEnd"/>
+              <w:t>Safe-to-Spend</w:t>
+            </w:r>
           </w:p>
         </w:tc>
         <w:tc>
@@ -2717,11 +2086,9 @@
             <w:r>
               <w:t xml:space="preserve"> </w:t>
             </w:r>
-            <w:proofErr w:type="spellStart"/>
             <w:r>
               <w:t>Must</w:t>
             </w:r>
-            <w:proofErr w:type="spellEnd"/>
           </w:p>
         </w:tc>
         <w:tc>
@@ -2749,13 +2116,8 @@
               <w:t xml:space="preserve"> </w:t>
             </w:r>
             <w:r>
-              <w:t xml:space="preserve">Die Kern-Value-Proposition — entfällt sie, gibt es kein </w:t>
-            </w:r>
-            <w:proofErr w:type="spellStart"/>
-            <w:r>
-              <w:t>BudgetBuddy</w:t>
-            </w:r>
-            <w:proofErr w:type="spellEnd"/>
+              <w:t>Die Kern-Value-Proposition — entfällt sie, gibt es kein BudgetBuddy</w:t>
+            </w:r>
           </w:p>
         </w:tc>
       </w:tr>
@@ -2841,12 +2203,10 @@
               <w:t xml:space="preserve"> </w:t>
             </w:r>
             <w:bookmarkStart w:id="2" w:name="OLE_LINK3"/>
-            <w:proofErr w:type="spellStart"/>
             <w:r>
               <w:t>Should</w:t>
             </w:r>
             <w:bookmarkEnd w:id="2"/>
-            <w:proofErr w:type="spellEnd"/>
           </w:p>
         </w:tc>
         <w:tc>
@@ -2874,15 +2234,7 @@
               <w:t xml:space="preserve"> </w:t>
             </w:r>
             <w:r>
-              <w:t xml:space="preserve">Für realen Einsatz unverzichtbar, in einer Demo-Phase aber mit einem </w:t>
-            </w:r>
-            <w:proofErr w:type="spellStart"/>
-            <w:r>
-              <w:t>hardcoded</w:t>
-            </w:r>
-            <w:proofErr w:type="spellEnd"/>
-            <w:r>
-              <w:t xml:space="preserve"> User überbrückbar.</w:t>
+              <w:t>Für realen Einsatz unverzichtbar, in einer Demo-Phase aber mit einem hardcoded User überbrückbar.</w:t>
             </w:r>
           </w:p>
         </w:tc>
@@ -2968,11 +2320,9 @@
             <w:r>
               <w:t xml:space="preserve"> </w:t>
             </w:r>
-            <w:proofErr w:type="spellStart"/>
             <w:r>
               <w:t>Should</w:t>
             </w:r>
-            <w:proofErr w:type="spellEnd"/>
           </w:p>
         </w:tc>
         <w:tc>
@@ -2996,21 +2346,8 @@
             <w:pPr>
               <w:spacing w:before="80" w:after="80"/>
             </w:pPr>
-            <w:proofErr w:type="spellStart"/>
-            <w:r>
-              <w:t>nDSG</w:t>
-            </w:r>
-            <w:proofErr w:type="spellEnd"/>
-            <w:r>
-              <w:t xml:space="preserve">-pflichtig </w:t>
-            </w:r>
-            <w:proofErr w:type="gramStart"/>
-            <w:r>
-              <w:t>sobald</w:t>
-            </w:r>
-            <w:proofErr w:type="gramEnd"/>
-            <w:r>
-              <w:t xml:space="preserve"> echte User-Daten verarbeitet werden — als statische Zustimmungsseite günstig nachrüstbar.</w:t>
+            <w:r>
+              <w:t>nDSG-pflichtig sobald echte User-Daten verarbeitet werden — als statische Zustimmungsseite günstig nachrüstbar.</w:t>
             </w:r>
           </w:p>
         </w:tc>
@@ -3096,11 +2433,9 @@
             <w:r>
               <w:t xml:space="preserve"> </w:t>
             </w:r>
-            <w:proofErr w:type="spellStart"/>
             <w:r>
               <w:t>Should</w:t>
             </w:r>
-            <w:proofErr w:type="spellEnd"/>
           </w:p>
         </w:tc>
         <w:tc>
@@ -3211,11 +2546,9 @@
             <w:r>
               <w:t xml:space="preserve"> </w:t>
             </w:r>
-            <w:proofErr w:type="spellStart"/>
             <w:r>
               <w:t>Should</w:t>
             </w:r>
-            <w:proofErr w:type="spellEnd"/>
           </w:p>
         </w:tc>
         <w:tc>
@@ -3326,11 +2659,9 @@
             <w:r>
               <w:t xml:space="preserve"> </w:t>
             </w:r>
-            <w:proofErr w:type="spellStart"/>
             <w:r>
               <w:t>Should</w:t>
             </w:r>
-            <w:proofErr w:type="spellEnd"/>
           </w:p>
         </w:tc>
         <w:tc>
@@ -3442,11 +2773,9 @@
             <w:pPr>
               <w:spacing w:before="80" w:after="80"/>
             </w:pPr>
-            <w:proofErr w:type="spellStart"/>
             <w:r>
               <w:t>Could</w:t>
             </w:r>
-            <w:proofErr w:type="spellEnd"/>
           </w:p>
         </w:tc>
         <w:tc>
@@ -3474,31 +2803,7 @@
               <w:t xml:space="preserve"> </w:t>
             </w:r>
             <w:r>
-              <w:t xml:space="preserve">Adressiert Marc gezielt, aber der </w:t>
-            </w:r>
-            <w:proofErr w:type="spellStart"/>
-            <w:r>
-              <w:t>Kernwert</w:t>
-            </w:r>
-            <w:proofErr w:type="spellEnd"/>
-            <w:r>
-              <w:t xml:space="preserve"> (Safe-</w:t>
-            </w:r>
-            <w:proofErr w:type="spellStart"/>
-            <w:r>
-              <w:t>to</w:t>
-            </w:r>
-            <w:proofErr w:type="spellEnd"/>
-            <w:r>
-              <w:t>-</w:t>
-            </w:r>
-            <w:proofErr w:type="spellStart"/>
-            <w:r>
-              <w:t>Spend</w:t>
-            </w:r>
-            <w:proofErr w:type="spellEnd"/>
-            <w:r>
-              <w:t>) funktioniert komplett ohne.</w:t>
+              <w:t>Adressiert Marc gezielt, aber der Kernwert (Safe-to-Spend) funktioniert komplett ohne.</w:t>
             </w:r>
           </w:p>
         </w:tc>
@@ -3592,11 +2897,9 @@
             <w:pPr>
               <w:spacing w:before="80" w:after="80"/>
             </w:pPr>
-            <w:proofErr w:type="spellStart"/>
             <w:r>
               <w:t>Could</w:t>
             </w:r>
-            <w:proofErr w:type="spellEnd"/>
           </w:p>
         </w:tc>
         <w:tc>
@@ -3716,12 +3019,10 @@
               <w:spacing w:before="80" w:after="80"/>
             </w:pPr>
             <w:bookmarkStart w:id="3" w:name="OLE_LINK4"/>
-            <w:proofErr w:type="spellStart"/>
             <w:r>
               <w:t>Could</w:t>
             </w:r>
             <w:bookmarkEnd w:id="3"/>
-            <w:proofErr w:type="spellEnd"/>
           </w:p>
         </w:tc>
         <w:tc>
@@ -3840,11 +3141,9 @@
             <w:pPr>
               <w:spacing w:before="80" w:after="80"/>
             </w:pPr>
-            <w:proofErr w:type="spellStart"/>
             <w:r>
               <w:t>Could</w:t>
             </w:r>
-            <w:proofErr w:type="spellEnd"/>
           </w:p>
         </w:tc>
         <w:tc>
@@ -3937,13 +3236,8 @@
             <w:pPr>
               <w:spacing w:before="80" w:after="80"/>
             </w:pPr>
-            <w:proofErr w:type="spellStart"/>
-            <w:r>
-              <w:t>OpenBanking</w:t>
-            </w:r>
-            <w:proofErr w:type="spellEnd"/>
-            <w:r>
-              <w:t>-Anbindung</w:t>
+            <w:r>
+              <w:t>OpenBanking-Anbindung</w:t>
             </w:r>
           </w:p>
         </w:tc>
@@ -3968,11 +3262,9 @@
             <w:pPr>
               <w:spacing w:before="80" w:after="80"/>
             </w:pPr>
-            <w:proofErr w:type="spellStart"/>
             <w:r>
               <w:t>Won't</w:t>
             </w:r>
-            <w:proofErr w:type="spellEnd"/>
           </w:p>
         </w:tc>
         <w:tc>
@@ -3997,15 +3289,7 @@
               <w:spacing w:before="80" w:after="80"/>
             </w:pPr>
             <w:r>
-              <w:t xml:space="preserve">Erst nach validiertem Product-Market-Fit. Voraussetzungen: FINMA-/Swiss-Open-Banking-Klärung, Vertrag mit SIX </w:t>
-            </w:r>
-            <w:proofErr w:type="spellStart"/>
-            <w:r>
-              <w:t>b.Link</w:t>
-            </w:r>
-            <w:proofErr w:type="spellEnd"/>
-            <w:r>
-              <w:t xml:space="preserve"> oder einer Einzelbank, OAuth2/FAPI-Implementierung — realistisch</w:t>
+              <w:t>Erst nach validiertem Product-Market-Fit. Voraussetzungen: FINMA-/Swiss-Open-Banking-Klärung, Vertrag mit SIX b.Link oder einer Einzelbank, OAuth2/FAPI-Implementierung — realistisch</w:t>
             </w:r>
           </w:p>
           <w:p>
@@ -4068,24 +3352,13 @@
               <w:spacing w:before="60" w:after="60"/>
             </w:pPr>
             <w:r>
-              <w:t>⚠</w:t>
-            </w:r>
-            <w:proofErr w:type="gramStart"/>
-            <w:r>
-              <w:t xml:space="preserve">️  </w:t>
+              <w:t xml:space="preserve">⚠️  </w:t>
             </w:r>
             <w:r>
               <w:rPr>
                 <w:color w:val="DC2626"/>
               </w:rPr>
-              <w:t>AI</w:t>
-            </w:r>
-            <w:proofErr w:type="gramEnd"/>
-            <w:r>
-              <w:rPr>
-                <w:color w:val="DC2626"/>
-              </w:rPr>
-              <w:t xml:space="preserve"> macht Vorschläge — ihr entscheidet. Business-Kontext kennt nur ihr. Jede Entscheidung muss euer Team vertreten können.</w:t>
+              <w:t>AI macht Vorschläge — ihr entscheidet. Business-Kontext kennt nur ihr. Jede Entscheidung muss euer Team vertreten können.</w:t>
             </w:r>
           </w:p>
         </w:tc>
@@ -4173,15 +3446,7 @@
               <w:spacing w:before="240"/>
             </w:pPr>
             <w:r>
-              <w:t xml:space="preserve">1. Einkommen-Erfassung ist nicht eindeutig zugeordnet — US-3 erfasst nur Fixkosten, US-6 verweist auf "Einstellungen", US-14 erlaubt nur das </w:t>
-            </w:r>
-            <w:proofErr w:type="spellStart"/>
-            <w:r>
-              <w:t>Ändern</w:t>
-            </w:r>
-            <w:proofErr w:type="spellEnd"/>
-            <w:r>
-              <w:t>. Wo wird das Einkommen zuerst erfasst? Empfehlung:</w:t>
+              <w:t>1. Einkommen-Erfassung ist nicht eindeutig zugeordnet — US-3 erfasst nur Fixkosten, US-6 verweist auf "Einstellungen", US-14 erlaubt nur das Ändern. Wo wird das Einkommen zuerst erfasst? Empfehlung:</w:t>
             </w:r>
           </w:p>
           <w:p>
@@ -4229,23 +3494,7 @@
               <w:spacing w:before="240"/>
             </w:pPr>
             <w:r>
-              <w:t xml:space="preserve">  4. US-6 "verbleibende Wochen" unterspezifiziert — Kalenderwoche, Rolling 7-Tage oder angebrochene Woche? Bei Monatsmitte ergibt jede Variante einen anderen Safe-</w:t>
-            </w:r>
-            <w:proofErr w:type="spellStart"/>
-            <w:r>
-              <w:t>to</w:t>
-            </w:r>
-            <w:proofErr w:type="spellEnd"/>
-            <w:r>
-              <w:t>-</w:t>
-            </w:r>
-            <w:proofErr w:type="spellStart"/>
-            <w:r>
-              <w:t>Spend</w:t>
-            </w:r>
-            <w:proofErr w:type="spellEnd"/>
-            <w:r>
-              <w:t>-Wert; Definition fehlt.</w:t>
+              <w:t xml:space="preserve">  4. US-6 "verbleibende Wochen" unterspezifiziert — Kalenderwoche, Rolling 7-Tage oder angebrochene Woche? Bei Monatsmitte ergibt jede Variante einen anderen Safe-to-Spend-Wert; Definition fehlt.</w:t>
             </w:r>
           </w:p>
           <w:p>
@@ -4253,23 +3502,7 @@
               <w:spacing w:before="240"/>
             </w:pPr>
             <w:r>
-              <w:t xml:space="preserve">  5. US-4 ↔ US-11 latenter Konflikt — Wenn </w:t>
-            </w:r>
-            <w:proofErr w:type="spellStart"/>
-            <w:r>
-              <w:t>OpenBanking</w:t>
-            </w:r>
-            <w:proofErr w:type="spellEnd"/>
-            <w:r>
-              <w:t xml:space="preserve"> später dazukommt, müssen Duplikat-Erkennung (US-4) und </w:t>
-            </w:r>
-            <w:proofErr w:type="spellStart"/>
-            <w:r>
-              <w:t>Sync</w:t>
-            </w:r>
-            <w:proofErr w:type="spellEnd"/>
-            <w:r>
-              <w:t>-Logik (US-11) koexistieren. Für den MVP irrelevant, aber die Architektur sollte beide</w:t>
+              <w:t xml:space="preserve">  5. US-4 ↔ US-11 latenter Konflikt — Wenn OpenBanking später dazukommt, müssen Duplikat-Erkennung (US-4) und Sync-Logik (US-11) koexistieren. Für den MVP irrelevant, aber die Architektur sollte beide</w:t>
             </w:r>
           </w:p>
           <w:p>
@@ -4285,47 +3518,7 @@
               <w:spacing w:before="240"/>
             </w:pPr>
             <w:r>
-              <w:t xml:space="preserve">  6. </w:t>
-            </w:r>
-            <w:proofErr w:type="spellStart"/>
-            <w:r>
-              <w:t>Must</w:t>
-            </w:r>
-            <w:proofErr w:type="spellEnd"/>
-            <w:r>
-              <w:t xml:space="preserve">-Auswahl steht in Spannung zu US-2 — Strikt gelesen verlangt </w:t>
-            </w:r>
-            <w:proofErr w:type="spellStart"/>
-            <w:r>
-              <w:t>nDSG</w:t>
-            </w:r>
-            <w:proofErr w:type="spellEnd"/>
-            <w:r>
-              <w:t xml:space="preserve">, dass Consent vor jeder Datenverarbeitung erfolgt. In meiner </w:t>
-            </w:r>
-            <w:proofErr w:type="spellStart"/>
-            <w:r>
-              <w:t>Must</w:t>
-            </w:r>
-            <w:proofErr w:type="spellEnd"/>
-            <w:r>
-              <w:t>-Auswahl ist US-2 nur "</w:t>
-            </w:r>
-            <w:proofErr w:type="spellStart"/>
-            <w:r>
-              <w:t>Should</w:t>
-            </w:r>
-            <w:proofErr w:type="spellEnd"/>
-            <w:r>
-              <w:t xml:space="preserve">". Konsequenz: </w:t>
-            </w:r>
-            <w:proofErr w:type="gramStart"/>
-            <w:r>
-              <w:t>solange</w:t>
-            </w:r>
-            <w:proofErr w:type="gramEnd"/>
-            <w:r>
-              <w:t xml:space="preserve"> US-2</w:t>
+              <w:t xml:space="preserve">  6. Must-Auswahl steht in Spannung zu US-2 — Strikt gelesen verlangt nDSG, dass Consent vor jeder Datenverarbeitung erfolgt. In meiner Must-Auswahl ist US-2 nur "Should". Konsequenz: solange US-2</w:t>
             </w:r>
           </w:p>
           <w:p>
@@ -4434,7 +3627,6 @@
             <w:pPr>
               <w:spacing w:before="60" w:after="60"/>
             </w:pPr>
-            <w:proofErr w:type="gramStart"/>
             <w:r>
               <w:t xml:space="preserve">💡  </w:t>
             </w:r>
@@ -4442,14 +3634,7 @@
               <w:rPr>
                 <w:color w:val="1E293B"/>
               </w:rPr>
-              <w:t>Wenn</w:t>
-            </w:r>
-            <w:proofErr w:type="gramEnd"/>
-            <w:r>
-              <w:rPr>
-                <w:color w:val="1E293B"/>
-              </w:rPr>
-              <w:t xml:space="preserve"> ihr mehr als 4-5 Must-haves habt — seid kritischer. Ein echter MVP hat maximal 3-4 Must-have Stories.</w:t>
+              <w:t>Wenn ihr mehr als 4-5 Must-haves habt — seid kritischer. Ein echter MVP hat maximal 3-4 Must-have Stories.</w:t>
             </w:r>
           </w:p>
         </w:tc>
@@ -4592,35 +3777,7 @@
         <w:rPr>
           <w:color w:val="1E293B"/>
         </w:rPr>
-        <w:t xml:space="preserve">Das ist die mächtigste </w:t>
-      </w:r>
-      <w:proofErr w:type="spellStart"/>
-      <w:r>
-        <w:rPr>
-          <w:color w:val="1E293B"/>
-        </w:rPr>
-        <w:t>Requirements</w:t>
-      </w:r>
-      <w:proofErr w:type="spellEnd"/>
-      <w:r>
-        <w:rPr>
-          <w:color w:val="1E293B"/>
-        </w:rPr>
-        <w:t xml:space="preserve">-Technik: Ihr lasst AI bewusst nach allem </w:t>
-      </w:r>
-      <w:proofErr w:type="gramStart"/>
-      <w:r>
-        <w:rPr>
-          <w:color w:val="1E293B"/>
-        </w:rPr>
-        <w:t>suchen</w:t>
-      </w:r>
-      <w:proofErr w:type="gramEnd"/>
-      <w:r>
-        <w:rPr>
-          <w:color w:val="1E293B"/>
-        </w:rPr>
-        <w:t xml:space="preserve"> was fehlt, falsch ist oder schiefgehen könnte.</w:t>
+        <w:t>Das ist die mächtigste Requirements-Technik: Ihr lasst AI bewusst nach allem suchen was fehlt, falsch ist oder schiefgehen könnte.</w:t>
       </w:r>
     </w:p>
     <w:p/>
@@ -4762,9 +3919,20 @@
                       <w:sz w:val="19"/>
                       <w:szCs w:val="19"/>
                     </w:rPr>
-                    <w:t xml:space="preserve">Hier sind unsere User Stories und </w:t>
-                  </w:r>
-                  <w:proofErr w:type="spellStart"/>
+                    <w:t>Hier sind unsere User Stories und MoSCoW-Priorisierung: [EINFÜGEN]</w:t>
+                  </w:r>
+                </w:p>
+                <w:p>
+                  <w:pPr>
+                    <w:spacing w:before="25" w:after="25"/>
+                    <w:ind w:left="160"/>
+                  </w:pPr>
+                </w:p>
+                <w:p>
+                  <w:pPr>
+                    <w:spacing w:before="25" w:after="25"/>
+                    <w:ind w:left="160"/>
+                  </w:pPr>
                   <w:r>
                     <w:rPr>
                       <w:rFonts w:ascii="Courier New" w:eastAsia="Courier New" w:hAnsi="Courier New" w:cs="Courier New"/>
@@ -4772,29 +3940,35 @@
                       <w:sz w:val="19"/>
                       <w:szCs w:val="19"/>
                     </w:rPr>
-                    <w:t>MoSCoW</w:t>
-                  </w:r>
-                  <w:proofErr w:type="spellEnd"/>
+                    <w:t>Was haben wir NICHT abgedeckt?</w:t>
+                  </w:r>
+                </w:p>
+                <w:p>
+                  <w:pPr>
+                    <w:spacing w:before="25" w:after="25"/>
+                    <w:ind w:left="160"/>
+                    <w:rPr>
+                      <w:lang w:val="fr-CH"/>
+                    </w:rPr>
+                  </w:pPr>
                   <w:r>
                     <w:rPr>
                       <w:rFonts w:ascii="Courier New" w:eastAsia="Courier New" w:hAnsi="Courier New" w:cs="Courier New"/>
                       <w:color w:val="69F0AE"/>
                       <w:sz w:val="19"/>
                       <w:szCs w:val="19"/>
-                    </w:rPr>
-                    <w:t>-Priorisierung: [EINFÜGEN]</w:t>
+                      <w:lang w:val="fr-CH"/>
+                    </w:rPr>
+                    <w:t>Denke an: Error Cases, Edge Cases, Security,</w:t>
                   </w:r>
                 </w:p>
                 <w:p>
                   <w:pPr>
                     <w:spacing w:before="25" w:after="25"/>
                     <w:ind w:left="160"/>
-                  </w:pPr>
-                </w:p>
-                <w:p>
-                  <w:pPr>
-                    <w:spacing w:before="25" w:after="25"/>
-                    <w:ind w:left="160"/>
+                    <w:rPr>
+                      <w:lang w:val="fr-CH"/>
+                    </w:rPr>
                   </w:pPr>
                   <w:r>
                     <w:rPr>
@@ -4802,36 +3976,7 @@
                       <w:color w:val="69F0AE"/>
                       <w:sz w:val="19"/>
                       <w:szCs w:val="19"/>
-                    </w:rPr>
-                    <w:t>Was haben wir NICHT abgedeckt?</w:t>
-                  </w:r>
-                </w:p>
-                <w:p>
-                  <w:pPr>
-                    <w:spacing w:before="25" w:after="25"/>
-                    <w:ind w:left="160"/>
-                  </w:pPr>
-                  <w:r>
-                    <w:rPr>
-                      <w:rFonts w:ascii="Courier New" w:eastAsia="Courier New" w:hAnsi="Courier New" w:cs="Courier New"/>
-                      <w:color w:val="69F0AE"/>
-                      <w:sz w:val="19"/>
-                      <w:szCs w:val="19"/>
-                    </w:rPr>
-                    <w:t>Denke an: Error Cases, Edge Cases, Security,</w:t>
-                  </w:r>
-                </w:p>
-                <w:p>
-                  <w:pPr>
-                    <w:spacing w:before="25" w:after="25"/>
-                    <w:ind w:left="160"/>
-                  </w:pPr>
-                  <w:r>
-                    <w:rPr>
-                      <w:rFonts w:ascii="Courier New" w:eastAsia="Courier New" w:hAnsi="Courier New" w:cs="Courier New"/>
-                      <w:color w:val="69F0AE"/>
-                      <w:sz w:val="19"/>
-                      <w:szCs w:val="19"/>
+                      <w:lang w:val="fr-CH"/>
                     </w:rPr>
                     <w:t>Performance, Offline-Szenarien, Admin-Flows,</w:t>
                   </w:r>
@@ -4998,23 +4143,7 @@
                     <w:t>2. Falsch kategorisierte Transaktionen (Edge Case)</w:t>
                   </w:r>
                   <w:r>
-                    <w:t xml:space="preserve"> Die Auto-Kategorisierung wird Fehler machen. Es fehlt jede Story für manuelle Korrektur oder Lernfeedback. Das ist kritisch, weil die Safe-</w:t>
-                  </w:r>
-                  <w:proofErr w:type="spellStart"/>
-                  <w:r>
-                    <w:t>to</w:t>
-                  </w:r>
-                  <w:proofErr w:type="spellEnd"/>
-                  <w:r>
-                    <w:t>-</w:t>
-                  </w:r>
-                  <w:proofErr w:type="spellStart"/>
-                  <w:r>
-                    <w:t>Spend</w:t>
-                  </w:r>
-                  <w:proofErr w:type="spellEnd"/>
-                  <w:r>
-                    <w:t>-Zahl direkt davon abhängt — ein falsch kategorisierter Grosseinkauf verfälscht alles.</w:t>
+                    <w:t xml:space="preserve"> Die Auto-Kategorisierung wird Fehler machen. Es fehlt jede Story für manuelle Korrektur oder Lernfeedback. Das ist kritisch, weil die Safe-to-Spend-Zahl direkt davon abhängt — ein falsch kategorisierter Grosseinkauf verfälscht alles.</w:t>
                   </w:r>
                 </w:p>
               </w:tc>
@@ -5048,15 +4177,7 @@
                     <w:t>3. Datensicherheit &amp; Datenhaltung (Security + Datenschutz)</w:t>
                   </w:r>
                   <w:r>
-                    <w:t xml:space="preserve"> Wo liegen die PDF-Daten nach dem Upload? Wie lange? Wer hat Zugriff? Ohne klare Antwort ist die App unter dem </w:t>
-                  </w:r>
-                  <w:proofErr w:type="spellStart"/>
-                  <w:r>
-                    <w:t>nDSG</w:t>
-                  </w:r>
-                  <w:proofErr w:type="spellEnd"/>
-                  <w:r>
-                    <w:t xml:space="preserve"> nicht betreibbar — und User mit Bankdaten sind besonders sensibel.</w:t>
+                    <w:t xml:space="preserve"> Wo liegen die PDF-Daten nach dem Upload? Wie lange? Wer hat Zugriff? Ohne klare Antwort ist die App unter dem nDSG nicht betreibbar — und User mit Bankdaten sind besonders sensibel.</w:t>
                   </w:r>
                 </w:p>
               </w:tc>
@@ -5090,15 +4211,7 @@
                     <w:t>4. Doppelter PDF-Upload desselben Monats (Edge Case)</w:t>
                   </w:r>
                   <w:r>
-                    <w:t xml:space="preserve"> Wenn ein User denselben Kontoauszug zweimal importiert, verdoppeln sich alle Transaktionen — und damit auch die berechneten Ausgaben. Es gibt keine Story für </w:t>
-                  </w:r>
-                  <w:proofErr w:type="spellStart"/>
-                  <w:r>
-                    <w:t>Deduplizierung</w:t>
-                  </w:r>
-                  <w:proofErr w:type="spellEnd"/>
-                  <w:r>
-                    <w:t xml:space="preserve"> oder Upload-Validierung.</w:t>
+                    <w:t xml:space="preserve"> Wenn ein User denselben Kontoauszug zweimal importiert, verdoppeln sich alle Transaktionen — und damit auch die berechneten Ausgaben. Es gibt keine Story für Deduplizierung oder Upload-Validierung.</w:t>
                   </w:r>
                 </w:p>
               </w:tc>
@@ -5132,31 +4245,7 @@
                     <w:t>5. Mobil-Performance bei grossen Kontoauszügen (Performance)</w:t>
                   </w:r>
                   <w:r>
-                    <w:t xml:space="preserve"> Kontoauszüge mit 200+ Transaktionen sind normal. Ohne </w:t>
-                  </w:r>
-                  <w:proofErr w:type="spellStart"/>
-                  <w:r>
-                    <w:t>Pagination</w:t>
-                  </w:r>
-                  <w:proofErr w:type="spellEnd"/>
-                  <w:r>
-                    <w:t xml:space="preserve">, </w:t>
-                  </w:r>
-                  <w:proofErr w:type="spellStart"/>
-                  <w:r>
-                    <w:t>Lazy</w:t>
-                  </w:r>
-                  <w:proofErr w:type="spellEnd"/>
-                  <w:r>
-                    <w:t xml:space="preserve"> </w:t>
-                  </w:r>
-                  <w:proofErr w:type="spellStart"/>
-                  <w:r>
-                    <w:t>Loading</w:t>
-                  </w:r>
-                  <w:proofErr w:type="spellEnd"/>
-                  <w:r>
-                    <w:t xml:space="preserve"> oder klare Performance-Grenzen kann die App bei einem der Haupt-Nutzungsszenarien (unterwegs, mobil) einfrieren oder abstürzen.</w:t>
+                    <w:t xml:space="preserve"> Kontoauszüge mit 200+ Transaktionen sind normal. Ohne Pagination, Lazy Loading oder klare Performance-Grenzen kann die App bei einem der Haupt-Nutzungsszenarien (unterwegs, mobil) einfrieren oder abstürzen.</w:t>
                   </w:r>
                 </w:p>
               </w:tc>
@@ -5350,9 +4439,14 @@
                       <w:sz w:val="19"/>
                       <w:szCs w:val="19"/>
                     </w:rPr>
-                    <w:t xml:space="preserve">Welche Acceptance </w:t>
-                  </w:r>
-                  <w:proofErr w:type="spellStart"/>
+                    <w:t>Welche Acceptance Criteria sind inkonsistent?</w:t>
+                  </w:r>
+                </w:p>
+                <w:p>
+                  <w:pPr>
+                    <w:spacing w:before="25" w:after="25"/>
+                    <w:ind w:left="160"/>
+                  </w:pPr>
                   <w:r>
                     <w:rPr>
                       <w:rFonts w:ascii="Courier New" w:eastAsia="Courier New" w:hAnsi="Courier New" w:cs="Courier New"/>
@@ -5360,52 +4454,7 @@
                       <w:sz w:val="19"/>
                       <w:szCs w:val="19"/>
                     </w:rPr>
-                    <w:t>Criteria</w:t>
-                  </w:r>
-                  <w:proofErr w:type="spellEnd"/>
-                  <w:r>
-                    <w:rPr>
-                      <w:rFonts w:ascii="Courier New" w:eastAsia="Courier New" w:hAnsi="Courier New" w:cs="Courier New"/>
-                      <w:color w:val="69F0AE"/>
-                      <w:sz w:val="19"/>
-                      <w:szCs w:val="19"/>
-                    </w:rPr>
-                    <w:t xml:space="preserve"> sind inkonsistent?</w:t>
-                  </w:r>
-                </w:p>
-                <w:p>
-                  <w:pPr>
-                    <w:spacing w:before="25" w:after="25"/>
-                    <w:ind w:left="160"/>
-                  </w:pPr>
-                  <w:r>
-                    <w:rPr>
-                      <w:rFonts w:ascii="Courier New" w:eastAsia="Courier New" w:hAnsi="Courier New" w:cs="Courier New"/>
-                      <w:color w:val="69F0AE"/>
-                      <w:sz w:val="19"/>
-                      <w:szCs w:val="19"/>
-                    </w:rPr>
-                    <w:t xml:space="preserve">Wo haben wir implizite </w:t>
-                  </w:r>
-                  <w:proofErr w:type="gramStart"/>
-                  <w:r>
-                    <w:rPr>
-                      <w:rFonts w:ascii="Courier New" w:eastAsia="Courier New" w:hAnsi="Courier New" w:cs="Courier New"/>
-                      <w:color w:val="69F0AE"/>
-                      <w:sz w:val="19"/>
-                      <w:szCs w:val="19"/>
-                    </w:rPr>
-                    <w:t>Annahmen</w:t>
-                  </w:r>
-                  <w:proofErr w:type="gramEnd"/>
-                  <w:r>
-                    <w:rPr>
-                      <w:rFonts w:ascii="Courier New" w:eastAsia="Courier New" w:hAnsi="Courier New" w:cs="Courier New"/>
-                      <w:color w:val="69F0AE"/>
-                      <w:sz w:val="19"/>
-                      <w:szCs w:val="19"/>
-                    </w:rPr>
-                    <w:t xml:space="preserve"> die nicht stimmen?</w:t>
+                    <w:t>Wo haben wir implizite Annahmen die nicht stimmen?</w:t>
                   </w:r>
                 </w:p>
                 <w:p>
@@ -5535,145 +4584,48 @@
                       <w:b/>
                       <w:bCs/>
                     </w:rPr>
-                    <w:t>US-1 (Login) ist „</w:t>
-                  </w:r>
-                  <w:proofErr w:type="spellStart"/>
+                    <w:t>US-1 (Login) ist „Should" — aber US-14 (Passwort ändern) auch</w:t>
+                  </w:r>
+                  <w:r>
+                    <w:t xml:space="preserve"> Die Begründung von US-14 sagt selbst: </w:t>
+                  </w:r>
+                  <w:r>
+                    <w:rPr>
+                      <w:i/>
+                      <w:iCs/>
+                    </w:rPr>
+                    <w:t>„ohne US-1 ist Passwort-Change irrelevant"</w:t>
+                  </w:r>
+                  <w:r>
+                    <w:t>. Trotzdem sind beide gleichrangig als Should eingestuft. Wenn US-1 im Sprint wegfällt, müsste US-14 automatisch auf Won't fallen — das ist nicht modelliert.</w:t>
+                  </w:r>
+                </w:p>
+                <w:p>
+                  <w:pPr>
+                    <w:spacing w:before="240"/>
+                  </w:pPr>
                   <w:r>
                     <w:rPr>
                       <w:b/>
                       <w:bCs/>
                     </w:rPr>
-                    <w:t>Should</w:t>
-                  </w:r>
-                  <w:proofErr w:type="spellEnd"/>
+                    <w:t>US-4 (PDF-Upload) ist Must — aber US-8 (Wiederkehrende Ausgaben) braucht 2 Monate Daten</w:t>
+                  </w:r>
+                  <w:r>
+                    <w:t xml:space="preserve"> US-8 ist als Could eingestuft mit der Begründung, es seien „mindestens 2 Monate Daten" nötig. US-4 beschreibt aber nur den Upload eines einzelnen PDFs. Es gibt keine Story für „mehrere PDFs verwalten" — das ist eine Lücke zwischen Must und Could, die niemand füllt.</w:t>
+                  </w:r>
+                </w:p>
+                <w:p>
+                  <w:pPr>
+                    <w:spacing w:before="240"/>
+                  </w:pPr>
                   <w:r>
                     <w:rPr>
                       <w:b/>
                       <w:bCs/>
                     </w:rPr>
-                    <w:t>" — aber US-14 (Passwort ändern) auch</w:t>
-                  </w:r>
-                  <w:r>
-                    <w:t xml:space="preserve"> Die Begründung von US-14 sagt selbst: </w:t>
-                  </w:r>
-                  <w:r>
-                    <w:rPr>
-                      <w:i/>
-                      <w:iCs/>
-                    </w:rPr>
-                    <w:t>„ohne US-1 ist Passwort-Change irrelevant"</w:t>
-                  </w:r>
-                  <w:r>
-                    <w:t xml:space="preserve">. Trotzdem sind beide gleichrangig als </w:t>
-                  </w:r>
-                  <w:proofErr w:type="spellStart"/>
-                  <w:r>
-                    <w:t>Should</w:t>
-                  </w:r>
-                  <w:proofErr w:type="spellEnd"/>
-                  <w:r>
-                    <w:t xml:space="preserve"> eingestuft. Wenn US-1 im Sprint wegfällt, müsste US-14 automatisch auf </w:t>
-                  </w:r>
-                  <w:proofErr w:type="spellStart"/>
-                  <w:r>
-                    <w:t>Won't</w:t>
-                  </w:r>
-                  <w:proofErr w:type="spellEnd"/>
-                  <w:r>
-                    <w:t xml:space="preserve"> fallen — das ist nicht modelliert.</w:t>
-                  </w:r>
-                </w:p>
-                <w:p>
-                  <w:pPr>
-                    <w:spacing w:before="240"/>
-                  </w:pPr>
-                  <w:r>
-                    <w:rPr>
-                      <w:b/>
-                      <w:bCs/>
-                    </w:rPr>
-                    <w:t xml:space="preserve">US-4 (PDF-Upload) ist </w:t>
-                  </w:r>
-                  <w:proofErr w:type="spellStart"/>
-                  <w:r>
-                    <w:rPr>
-                      <w:b/>
-                      <w:bCs/>
-                    </w:rPr>
-                    <w:t>Must</w:t>
-                  </w:r>
-                  <w:proofErr w:type="spellEnd"/>
-                  <w:r>
-                    <w:rPr>
-                      <w:b/>
-                      <w:bCs/>
-                    </w:rPr>
-                    <w:t xml:space="preserve"> — aber US-8 (Wiederkehrende Ausgaben) braucht 2 Monate Daten</w:t>
-                  </w:r>
-                  <w:r>
-                    <w:t xml:space="preserve"> US-8 ist als </w:t>
-                  </w:r>
-                  <w:proofErr w:type="spellStart"/>
-                  <w:r>
-                    <w:t>Could</w:t>
-                  </w:r>
-                  <w:proofErr w:type="spellEnd"/>
-                  <w:r>
-                    <w:t xml:space="preserve"> eingestuft mit der Begründung, es seien „mindestens 2 Monate Daten" nötig. US-4 beschreibt aber nur den Upload eines einzelnen PDFs. Es gibt keine Story für „mehrere PDFs verwalten" — das ist eine Lücke zwischen </w:t>
-                  </w:r>
-                  <w:proofErr w:type="spellStart"/>
-                  <w:r>
-                    <w:t>Must</w:t>
-                  </w:r>
-                  <w:proofErr w:type="spellEnd"/>
-                  <w:r>
-                    <w:t xml:space="preserve"> und </w:t>
-                  </w:r>
-                  <w:proofErr w:type="spellStart"/>
-                  <w:r>
-                    <w:t>Could</w:t>
-                  </w:r>
-                  <w:proofErr w:type="spellEnd"/>
-                  <w:r>
-                    <w:t>, die niemand füllt.</w:t>
-                  </w:r>
-                </w:p>
-                <w:p>
-                  <w:pPr>
-                    <w:spacing w:before="240"/>
-                  </w:pPr>
-                  <w:r>
-                    <w:rPr>
-                      <w:b/>
-                      <w:bCs/>
-                    </w:rPr>
-                    <w:t xml:space="preserve">US-12 (Monatswechsel) ist </w:t>
-                  </w:r>
-                  <w:proofErr w:type="spellStart"/>
-                  <w:r>
-                    <w:rPr>
-                      <w:b/>
-                      <w:bCs/>
-                    </w:rPr>
-                    <w:t>Should</w:t>
-                  </w:r>
-                  <w:proofErr w:type="spellEnd"/>
-                  <w:r>
-                    <w:rPr>
-                      <w:b/>
-                      <w:bCs/>
-                    </w:rPr>
-                    <w:t xml:space="preserve"> — aber US-10 (Monatsvergleich) ist </w:t>
-                  </w:r>
-                  <w:proofErr w:type="spellStart"/>
-                  <w:r>
-                    <w:rPr>
-                      <w:b/>
-                      <w:bCs/>
-                    </w:rPr>
-                    <w:t>Could</w:t>
-                  </w:r>
-                  <w:proofErr w:type="spellEnd"/>
+                    <w:t>US-12 (Monatswechsel) ist Should — aber US-10 (Monatsvergleich) ist Could</w:t>
+                  </w:r>
                   <w:r>
                     <w:t xml:space="preserve"> Monatswechsel-Navigation ohne Vergleichsfunktion ist sinnlos — wofür navigiert man, wenn man nichts vergleichen kann? Die Priorisierung impliziert, dass man Monate wechseln kann aber nichts damit anfangen soll.</w:t>
                   </w:r>
@@ -5715,86 +4667,22 @@
                       <w:b/>
                       <w:bCs/>
                     </w:rPr>
-                    <w:t xml:space="preserve">2. Inkonsistente Acceptance </w:t>
-                  </w:r>
-                  <w:proofErr w:type="spellStart"/>
+                    <w:t>2. Inkonsistente Acceptance Criteria (implizit)</w:t>
+                  </w:r>
+                </w:p>
+                <w:p>
+                  <w:pPr>
+                    <w:spacing w:before="240"/>
+                  </w:pPr>
                   <w:r>
                     <w:rPr>
                       <w:b/>
                       <w:bCs/>
                     </w:rPr>
-                    <w:t>Criteria</w:t>
-                  </w:r>
-                  <w:proofErr w:type="spellEnd"/>
-                  <w:r>
-                    <w:rPr>
-                      <w:b/>
-                      <w:bCs/>
-                    </w:rPr>
-                    <w:t xml:space="preserve"> (implizit)</w:t>
-                  </w:r>
-                </w:p>
-                <w:p>
-                  <w:pPr>
-                    <w:spacing w:before="240"/>
-                  </w:pPr>
-                  <w:r>
-                    <w:rPr>
-                      <w:b/>
-                      <w:bCs/>
-                    </w:rPr>
-                    <w:t>Safe-</w:t>
-                  </w:r>
-                  <w:proofErr w:type="spellStart"/>
-                  <w:r>
-                    <w:rPr>
-                      <w:b/>
-                      <w:bCs/>
-                    </w:rPr>
-                    <w:t>to</w:t>
-                  </w:r>
-                  <w:proofErr w:type="spellEnd"/>
-                  <w:r>
-                    <w:rPr>
-                      <w:b/>
-                      <w:bCs/>
-                    </w:rPr>
-                    <w:t>-</w:t>
-                  </w:r>
-                  <w:proofErr w:type="spellStart"/>
-                  <w:r>
-                    <w:rPr>
-                      <w:b/>
-                      <w:bCs/>
-                    </w:rPr>
-                    <w:t>Spend</w:t>
-                  </w:r>
-                  <w:proofErr w:type="spellEnd"/>
-                  <w:r>
-                    <w:rPr>
-                      <w:b/>
-                      <w:bCs/>
-                    </w:rPr>
-                    <w:t xml:space="preserve"> ohne definierten Einkommens-Input</w:t>
-                  </w:r>
-                  <w:r>
-                    <w:t xml:space="preserve"> US-6 (Safe-</w:t>
-                  </w:r>
-                  <w:proofErr w:type="spellStart"/>
-                  <w:r>
-                    <w:t>to</w:t>
-                  </w:r>
-                  <w:proofErr w:type="spellEnd"/>
-                  <w:r>
-                    <w:t>-</w:t>
-                  </w:r>
-                  <w:proofErr w:type="spellStart"/>
-                  <w:r>
-                    <w:t>Spend</w:t>
-                  </w:r>
-                  <w:proofErr w:type="spellEnd"/>
-                  <w:r>
-                    <w:t xml:space="preserve">) braucht: Einkommen minus Fixkosten minus variable Ausgaben. Das Einkommen kommt aber woher? Aus dem PDF? Manuell eingegeben? US-14 erwähnt „Einkommen ändern" — das setzt voraus, dass es irgendwo </w:t>
+                    <w:t>Safe-to-Spend ohne definierten Einkommens-Input</w:t>
+                  </w:r>
+                  <w:r>
+                    <w:t xml:space="preserve"> US-6 (Safe-to-Spend) braucht: Einkommen minus Fixkosten minus variable Ausgaben. Das Einkommen kommt aber woher? Aus dem PDF? Manuell eingegeben? US-14 erwähnt „Einkommen ändern" — das setzt voraus, dass es irgendwo </w:t>
                   </w:r>
                   <w:r>
                     <w:rPr>
@@ -5812,23 +4700,7 @@
                     <w:spacing w:before="240"/>
                   </w:pPr>
                   <w:r>
-                    <w:t>Safe-</w:t>
-                  </w:r>
-                  <w:proofErr w:type="spellStart"/>
-                  <w:r>
-                    <w:t>to</w:t>
-                  </w:r>
-                  <w:proofErr w:type="spellEnd"/>
-                  <w:r>
-                    <w:t>-</w:t>
-                  </w:r>
-                  <w:proofErr w:type="spellStart"/>
-                  <w:r>
-                    <w:t>Spend</w:t>
-                  </w:r>
-                  <w:proofErr w:type="spellEnd"/>
-                  <w:r>
-                    <w:t xml:space="preserve"> = Einkommen − Fixkosten − variable Ausgaben</w:t>
+                    <w:t>Safe-to-Spend = Einkommen − Fixkosten − variable Ausgaben</w:t>
                   </w:r>
                 </w:p>
                 <w:p>
@@ -5994,17 +4866,8 @@
                       <w:b/>
                       <w:bCs/>
                     </w:rPr>
-                    <w:t xml:space="preserve">Zusammenfassung als </w:t>
-                  </w:r>
-                  <w:proofErr w:type="spellStart"/>
-                  <w:r>
-                    <w:rPr>
-                      <w:b/>
-                      <w:bCs/>
-                    </w:rPr>
-                    <w:t>Dependency-Map</w:t>
-                  </w:r>
-                  <w:proofErr w:type="spellEnd"/>
+                    <w:t>Zusammenfassung als Dependency-Map</w:t>
+                  </w:r>
                 </w:p>
                 <w:p>
                   <w:pPr>
@@ -6028,23 +4891,7 @@
                     <w:spacing w:before="240"/>
                   </w:pPr>
                   <w:r>
-                    <w:t xml:space="preserve">        └─→ US-6 Safe-</w:t>
-                  </w:r>
-                  <w:proofErr w:type="spellStart"/>
-                  <w:r>
-                    <w:t>to</w:t>
-                  </w:r>
-                  <w:proofErr w:type="spellEnd"/>
-                  <w:r>
-                    <w:t>-</w:t>
-                  </w:r>
-                  <w:proofErr w:type="spellStart"/>
-                  <w:r>
-                    <w:t>Spend</w:t>
-                  </w:r>
-                  <w:proofErr w:type="spellEnd"/>
-                  <w:r>
-                    <w:t xml:space="preserve"> ←── Einkommen (keine Story!)</w:t>
+                    <w:t xml:space="preserve">        └─→ US-6 Safe-to-Spend ←── Einkommen (keine Story!)</w:t>
                   </w:r>
                 </w:p>
                 <w:p>
@@ -6073,76 +4920,36 @@
                     <w:spacing w:before="240"/>
                   </w:pPr>
                   <w:r>
-                    <w:t>US-1 Login (</w:t>
-                  </w:r>
-                  <w:proofErr w:type="spellStart"/>
-                  <w:r>
-                    <w:t>Should</w:t>
-                  </w:r>
-                  <w:proofErr w:type="spellEnd"/>
-                  <w:r>
-                    <w:t>)</w:t>
-                  </w:r>
-                </w:p>
-                <w:p>
-                  <w:pPr>
-                    <w:spacing w:before="240"/>
-                  </w:pPr>
-                  <w:r>
-                    <w:t xml:space="preserve">  └─→ US-14 Passwort/Einkommen (</w:t>
-                  </w:r>
-                  <w:proofErr w:type="spellStart"/>
-                  <w:r>
-                    <w:t>Should</w:t>
-                  </w:r>
-                  <w:proofErr w:type="spellEnd"/>
-                  <w:r>
-                    <w:t xml:space="preserve">) ←── sollte </w:t>
-                  </w:r>
-                  <w:proofErr w:type="spellStart"/>
-                  <w:r>
-                    <w:t>Won't</w:t>
-                  </w:r>
-                  <w:proofErr w:type="spellEnd"/>
-                  <w:r>
-                    <w:t xml:space="preserve"> sein ohne US-1</w:t>
-                  </w:r>
-                </w:p>
-                <w:p>
-                  <w:pPr>
-                    <w:spacing w:before="240"/>
-                  </w:pPr>
-                </w:p>
-                <w:p>
-                  <w:pPr>
-                    <w:spacing w:before="240"/>
-                  </w:pPr>
-                  <w:r>
-                    <w:t>US-12 Monatswechsel (</w:t>
-                  </w:r>
-                  <w:proofErr w:type="spellStart"/>
-                  <w:r>
-                    <w:t>Should</w:t>
-                  </w:r>
-                  <w:proofErr w:type="spellEnd"/>
-                  <w:r>
-                    <w:t>)</w:t>
-                  </w:r>
-                </w:p>
-                <w:p>
-                  <w:pPr>
-                    <w:spacing w:before="240"/>
-                  </w:pPr>
-                  <w:r>
-                    <w:t xml:space="preserve">  └─→ US-10 Monatsvergleich (</w:t>
-                  </w:r>
-                  <w:proofErr w:type="spellStart"/>
-                  <w:r>
-                    <w:t>Could</w:t>
-                  </w:r>
-                  <w:proofErr w:type="spellEnd"/>
-                  <w:r>
-                    <w:t>) ←── Zweck von US-12 unklar ohne US-10</w:t>
+                    <w:t>US-1 Login (Should)</w:t>
+                  </w:r>
+                </w:p>
+                <w:p>
+                  <w:pPr>
+                    <w:spacing w:before="240"/>
+                  </w:pPr>
+                  <w:r>
+                    <w:t xml:space="preserve">  └─→ US-14 Passwort/Einkommen (Should) ←── sollte Won't sein ohne US-1</w:t>
+                  </w:r>
+                </w:p>
+                <w:p>
+                  <w:pPr>
+                    <w:spacing w:before="240"/>
+                  </w:pPr>
+                </w:p>
+                <w:p>
+                  <w:pPr>
+                    <w:spacing w:before="240"/>
+                  </w:pPr>
+                  <w:r>
+                    <w:t>US-12 Monatswechsel (Should)</w:t>
+                  </w:r>
+                </w:p>
+                <w:p>
+                  <w:pPr>
+                    <w:spacing w:before="240"/>
+                  </w:pPr>
+                  <w:r>
+                    <w:t xml:space="preserve">  └─→ US-10 Monatsvergleich (Could) ←── Zweck von US-12 unklar ohne US-10</w:t>
                   </w:r>
                 </w:p>
                 <w:p>
@@ -6502,173 +5309,85 @@
                       <w:b/>
                       <w:bCs/>
                     </w:rPr>
-                    <w:t>PDF-</w:t>
-                  </w:r>
-                  <w:proofErr w:type="spellStart"/>
+                    <w:t>PDF-Parsing als Kerntechnologie</w:t>
+                  </w:r>
+                </w:p>
+                <w:p>
+                  <w:pPr>
+                    <w:spacing w:before="240"/>
+                  </w:pPr>
+                  <w:r>
+                    <w:t>Das ist das grösste Architektur-Problem. PDF ist kein Datenformat — es ist ein Druckformat. Jede Schweizer Bank hat ein anderes Layout, und die ändern es ohne Ankündigung.</w:t>
+                  </w:r>
+                </w:p>
+                <w:p>
+                  <w:pPr>
+                    <w:spacing w:before="240"/>
+                  </w:pPr>
+                  <w:r>
+                    <w:t>Technische Risiken, die ihr nicht seht:</w:t>
+                  </w:r>
+                  <w:r>
+                    <w:br/>
+                  </w:r>
                   <w:r>
                     <w:rPr>
                       <w:b/>
                       <w:bCs/>
                     </w:rPr>
-                    <w:t>Parsing</w:t>
-                  </w:r>
-                  <w:proofErr w:type="spellEnd"/>
+                    <w:t>1. LLM-Kategorisierung ist nicht deterministisch</w:t>
+                  </w:r>
+                </w:p>
+                <w:p>
+                  <w:pPr>
+                    <w:spacing w:before="240"/>
+                  </w:pPr>
+                  <w:r>
+                    <w:t>Wenn ihr Claude/GPT für die Kategorisierung nutzt:</w:t>
+                  </w:r>
+                </w:p>
+                <w:p>
+                  <w:pPr>
+                    <w:spacing w:before="240"/>
+                  </w:pPr>
+                  <w:r>
+                    <w:t>Gleiche Transaktion, zwei Aufrufe:</w:t>
+                  </w:r>
+                </w:p>
+                <w:p>
+                  <w:pPr>
+                    <w:spacing w:before="240"/>
+                  </w:pPr>
+                  <w:r>
+                    <w:t>"COOP PRONTO 08:15"  →  Lebensmittel   (Aufruf 1)</w:t>
+                  </w:r>
+                </w:p>
+                <w:p>
+                  <w:pPr>
+                    <w:spacing w:before="240"/>
+                  </w:pPr>
+                  <w:r>
+                    <w:t>"COOP PRONTO 08:15"  →  Restaurant     (Aufruf 2)</w:t>
+                  </w:r>
+                </w:p>
+                <w:p>
+                  <w:pPr>
+                    <w:spacing w:before="240"/>
+                  </w:pPr>
+                  <w:r>
+                    <w:lastRenderedPageBreak/>
+                    <w:t>Safe-to-Spend ändert sich bei jedem Reload. User werden das merken und das Vertrauen ist sofort weg. Ohne deterministischen Cache + Audit-Log ist das nicht produktionsreif.</w:t>
+                  </w:r>
+                </w:p>
+                <w:p>
+                  <w:pPr>
+                    <w:spacing w:before="240"/>
+                  </w:pPr>
                   <w:r>
                     <w:rPr>
                       <w:b/>
                       <w:bCs/>
                     </w:rPr>
-                    <w:t xml:space="preserve"> als Kerntechnologie</w:t>
-                  </w:r>
-                </w:p>
-                <w:p>
-                  <w:pPr>
-                    <w:spacing w:before="240"/>
-                  </w:pPr>
-                  <w:r>
-                    <w:t xml:space="preserve">Das ist das grösste Architektur-Problem. PDF ist kein Datenformat — es ist ein Druckformat. Jede Schweizer Bank hat ein anderes Layout, und die </w:t>
-                  </w:r>
-                  <w:proofErr w:type="spellStart"/>
-                  <w:r>
-                    <w:t>ändern</w:t>
-                  </w:r>
-                  <w:proofErr w:type="spellEnd"/>
-                  <w:r>
-                    <w:t xml:space="preserve"> es ohne Ankündigung.</w:t>
-                  </w:r>
-                </w:p>
-                <w:p>
-                  <w:pPr>
-                    <w:spacing w:before="240"/>
-                  </w:pPr>
-                  <w:r>
-                    <w:t>Technische Risiken, die ihr nicht seht:</w:t>
-                  </w:r>
-                  <w:r>
-                    <w:br/>
-                  </w:r>
-                  <w:r>
-                    <w:rPr>
-                      <w:b/>
-                      <w:bCs/>
-                    </w:rPr>
-                    <w:t>1. LLM-Kategorisierung ist nicht deterministisch</w:t>
-                  </w:r>
-                </w:p>
-                <w:p>
-                  <w:pPr>
-                    <w:spacing w:before="240"/>
-                  </w:pPr>
-                  <w:r>
-                    <w:t>Wenn ihr Claude/GPT für die Kategorisierung nutzt:</w:t>
-                  </w:r>
-                </w:p>
-                <w:p>
-                  <w:pPr>
-                    <w:spacing w:before="240"/>
-                  </w:pPr>
-                  <w:r>
-                    <w:t>Gleiche Transaktion, zwei Aufrufe:</w:t>
-                  </w:r>
-                </w:p>
-                <w:p>
-                  <w:pPr>
-                    <w:spacing w:before="240"/>
-                  </w:pPr>
-                  <w:r>
-                    <w:t>"COOP PRONTO 08:15</w:t>
-                  </w:r>
-                  <w:proofErr w:type="gramStart"/>
-                  <w:r>
-                    <w:t>"  →</w:t>
-                  </w:r>
-                  <w:proofErr w:type="gramEnd"/>
-                  <w:r>
-                    <w:t xml:space="preserve">  Lebensmittel</w:t>
-                  </w:r>
-                  <w:proofErr w:type="gramStart"/>
-                  <w:r>
-                    <w:t xml:space="preserve">   (</w:t>
-                  </w:r>
-                  <w:proofErr w:type="gramEnd"/>
-                  <w:r>
-                    <w:t>Aufruf 1)</w:t>
-                  </w:r>
-                </w:p>
-                <w:p>
-                  <w:pPr>
-                    <w:spacing w:before="240"/>
-                  </w:pPr>
-                  <w:r>
-                    <w:t>"COOP PRONTO 08:15</w:t>
-                  </w:r>
-                  <w:proofErr w:type="gramStart"/>
-                  <w:r>
-                    <w:t>"  →</w:t>
-                  </w:r>
-                  <w:proofErr w:type="gramEnd"/>
-                  <w:r>
-                    <w:t xml:space="preserve">  Restaurant  </w:t>
-                  </w:r>
-                  <w:proofErr w:type="gramStart"/>
-                  <w:r>
-                    <w:t xml:space="preserve">   (</w:t>
-                  </w:r>
-                  <w:proofErr w:type="gramEnd"/>
-                  <w:r>
-                    <w:t>Aufruf 2)</w:t>
-                  </w:r>
-                </w:p>
-                <w:p>
-                  <w:pPr>
-                    <w:spacing w:before="240"/>
-                  </w:pPr>
-                  <w:r>
-                    <w:lastRenderedPageBreak/>
-                    <w:t>Safe-</w:t>
-                  </w:r>
-                  <w:proofErr w:type="spellStart"/>
-                  <w:r>
-                    <w:t>to</w:t>
-                  </w:r>
-                  <w:proofErr w:type="spellEnd"/>
-                  <w:r>
-                    <w:t>-</w:t>
-                  </w:r>
-                  <w:proofErr w:type="spellStart"/>
-                  <w:r>
-                    <w:t>Spend</w:t>
-                  </w:r>
-                  <w:proofErr w:type="spellEnd"/>
-                  <w:r>
-                    <w:t xml:space="preserve"> ändert sich bei jedem </w:t>
-                  </w:r>
-                  <w:proofErr w:type="spellStart"/>
-                  <w:r>
-                    <w:t>Reload</w:t>
-                  </w:r>
-                  <w:proofErr w:type="spellEnd"/>
-                  <w:r>
-                    <w:t xml:space="preserve">. User werden </w:t>
-                  </w:r>
-                  <w:proofErr w:type="gramStart"/>
-                  <w:r>
-                    <w:t>das merken</w:t>
-                  </w:r>
-                  <w:proofErr w:type="gramEnd"/>
-                  <w:r>
-                    <w:t xml:space="preserve"> und das Vertrauen ist sofort weg. Ohne deterministischen Cache + Audit-Log ist das nicht produktionsreif.</w:t>
-                  </w:r>
-                </w:p>
-                <w:p>
-                  <w:pPr>
-                    <w:spacing w:before="240"/>
-                  </w:pPr>
-                  <w:r>
-                    <w:rPr>
-                      <w:b/>
-                      <w:bCs/>
-                    </w:rPr>
                     <w:t>2. Datenschutz ist kein Feature — es ist eine Betriebsbedingung</w:t>
                   </w:r>
                 </w:p>
@@ -6677,15 +5396,7 @@
                     <w:spacing w:before="240"/>
                   </w:pPr>
                   <w:r>
-                    <w:t xml:space="preserve">Bankdaten fallen unter das </w:t>
-                  </w:r>
-                  <w:proofErr w:type="spellStart"/>
-                  <w:r>
-                    <w:t>nDSG</w:t>
-                  </w:r>
-                  <w:proofErr w:type="spellEnd"/>
-                  <w:r>
-                    <w:t>. Konkret bedeutet das:</w:t>
+                    <w:t>Bankdaten fallen unter das nDSG. Konkret bedeutet das:</w:t>
                   </w:r>
                 </w:p>
                 <w:p>
@@ -6741,15 +5452,7 @@
                     <w:spacing w:before="240"/>
                   </w:pPr>
                   <w:r>
-                    <w:t xml:space="preserve">Eine „statische Zustimmungsseite" (euer </w:t>
-                  </w:r>
-                  <w:proofErr w:type="spellStart"/>
-                  <w:r>
-                    <w:t>Should</w:t>
-                  </w:r>
-                  <w:proofErr w:type="spellEnd"/>
-                  <w:r>
-                    <w:t>-Workaround) deckt das nicht ab. Das ist Compliance-Theater.</w:t>
+                    <w:t>Eine „statische Zustimmungsseite" (euer Should-Workaround) deckt das nicht ab. Das ist Compliance-Theater.</w:t>
                   </w:r>
                 </w:p>
                 <w:p>
@@ -6777,39 +5480,15 @@
                     <w:spacing w:before="240"/>
                   </w:pPr>
                   <w:r>
-                    <w:t xml:space="preserve">- Umlaute:       "Zürich Versicherung" → "Z </w:t>
-                  </w:r>
-                  <w:proofErr w:type="spellStart"/>
-                  <w:r>
-                    <w:t>rich</w:t>
-                  </w:r>
-                  <w:proofErr w:type="spellEnd"/>
-                  <w:r>
-                    <w:t xml:space="preserve"> Versicherung"</w:t>
-                  </w:r>
-                </w:p>
-                <w:p>
-                  <w:pPr>
-                    <w:spacing w:before="240"/>
-                  </w:pPr>
-                  <w:r>
-                    <w:t xml:space="preserve">- Trennzeichen:  1'234.50 </w:t>
-                  </w:r>
-                  <w:proofErr w:type="spellStart"/>
-                  <w:r>
-                    <w:t>vs</w:t>
-                  </w:r>
-                  <w:proofErr w:type="spellEnd"/>
-                  <w:r>
-                    <w:t xml:space="preserve"> 1.234,50 </w:t>
-                  </w:r>
-                  <w:proofErr w:type="spellStart"/>
-                  <w:r>
-                    <w:t>vs</w:t>
-                  </w:r>
-                  <w:proofErr w:type="spellEnd"/>
-                  <w:r>
-                    <w:t xml:space="preserve"> 1234.50</w:t>
+                    <w:t>- Umlaute:       "Zürich Versicherung" → "Z rich Versicherung"</w:t>
+                  </w:r>
+                </w:p>
+                <w:p>
+                  <w:pPr>
+                    <w:spacing w:before="240"/>
+                  </w:pPr>
+                  <w:r>
+                    <w:t>- Trennzeichen:  1'234.50 vs 1.234,50 vs 1234.50</w:t>
                   </w:r>
                 </w:p>
                 <w:p>
@@ -6853,15 +5532,7 @@
                   </w:pPr>
                   <w:r>
                     <w:lastRenderedPageBreak/>
-                    <w:t xml:space="preserve">Was ihr massiv </w:t>
-                  </w:r>
-                  <w:proofErr w:type="gramStart"/>
-                  <w:r>
-                    <w:t>unterschätzt</w:t>
-                  </w:r>
-                  <w:proofErr w:type="gramEnd"/>
-                  <w:r>
-                    <w:t xml:space="preserve"> habt</w:t>
+                    <w:t>Was ihr massiv unterschätzt habt</w:t>
                   </w:r>
                   <w:r>
                     <w:br/>
@@ -6979,15 +5650,7 @@
                     <w:spacing w:before="240"/>
                   </w:pPr>
                   <w:r>
-                    <w:t xml:space="preserve">Niemand hat ein PDF griffbereit. Niemand </w:t>
-                  </w:r>
-                  <w:proofErr w:type="gramStart"/>
-                  <w:r>
-                    <w:t>weiss</w:t>
-                  </w:r>
-                  <w:proofErr w:type="gramEnd"/>
-                  <w:r>
-                    <w:t xml:space="preserve"> wie man ein PDF von e-Banking herunterlädt. Der Drop-off an dieser Stelle wird massiv sein — und ihr habt keine Onboarding-Story.</w:t>
+                    <w:t>Niemand hat ein PDF griffbereit. Niemand weiss wie man ein PDF von e-Banking herunterlädt. Der Drop-off an dieser Stelle wird massiv sein — und ihr habt keine Onboarding-Story.</w:t>
                   </w:r>
                 </w:p>
                 <w:p>
@@ -7036,13 +5699,8 @@
                   </w:pPr>
                   <w:r>
                     <w:lastRenderedPageBreak/>
-                    <w:t xml:space="preserve">Was in der Produktion sofort </w:t>
-                  </w:r>
-                  <w:proofErr w:type="gramStart"/>
-                  <w:r>
-                    <w:t>brechen würde</w:t>
-                  </w:r>
-                  <w:proofErr w:type="gramEnd"/>
+                    <w:t>Was in der Produktion sofort brechen würde</w:t>
+                  </w:r>
                   <w:r>
                     <w:br/>
                   </w:r>
@@ -7075,23 +5733,7 @@
                     <w:spacing w:before="240"/>
                   </w:pPr>
                   <w:r>
-                    <w:t>Safe-</w:t>
-                  </w:r>
-                  <w:proofErr w:type="spellStart"/>
-                  <w:r>
-                    <w:t>to</w:t>
-                  </w:r>
-                  <w:proofErr w:type="spellEnd"/>
-                  <w:r>
-                    <w:t>-</w:t>
-                  </w:r>
-                  <w:proofErr w:type="spellStart"/>
-                  <w:r>
-                    <w:t>Spend</w:t>
-                  </w:r>
-                  <w:proofErr w:type="spellEnd"/>
-                  <w:r>
-                    <w:t xml:space="preserve"> = Einkommen (weil nichts abgezogen wird) →</w:t>
+                    <w:t>Safe-to-Spend = Einkommen (weil nichts abgezogen wird) →</w:t>
                   </w:r>
                 </w:p>
                 <w:p>
@@ -7123,15 +5765,7 @@
                     <w:spacing w:before="240"/>
                   </w:pPr>
                   <w:r>
-                    <w:t xml:space="preserve">Kein Monitoring, kein Alert, kein </w:t>
-                  </w:r>
-                  <w:proofErr w:type="spellStart"/>
-                  <w:r>
-                    <w:t>Fallback</w:t>
-                  </w:r>
-                  <w:proofErr w:type="spellEnd"/>
-                  <w:r>
-                    <w:t xml:space="preserve"> ist modelliert.</w:t>
+                    <w:t>Kein Monitoring, kein Alert, kein Fallback ist modelliert.</w:t>
                   </w:r>
                 </w:p>
                 <w:p>
@@ -7175,39 +5809,15 @@
                     <w:spacing w:before="240"/>
                   </w:pPr>
                   <w:r>
-                    <w:t>Safe-</w:t>
-                  </w:r>
-                  <w:proofErr w:type="spellStart"/>
-                  <w:r>
-                    <w:t>to</w:t>
-                  </w:r>
-                  <w:proofErr w:type="spellEnd"/>
-                  <w:r>
-                    <w:t>-</w:t>
-                  </w:r>
-                  <w:proofErr w:type="spellStart"/>
-                  <w:r>
-                    <w:t>Spend</w:t>
-                  </w:r>
-                  <w:proofErr w:type="spellEnd"/>
-                  <w:r>
-                    <w:t xml:space="preserve"> halbiert sich scheinbar →</w:t>
-                  </w:r>
-                </w:p>
-                <w:p>
-                  <w:pPr>
-                    <w:spacing w:before="240"/>
-                  </w:pPr>
-                  <w:r>
-                    <w:t xml:space="preserve">Keine </w:t>
-                  </w:r>
-                  <w:proofErr w:type="spellStart"/>
-                  <w:r>
-                    <w:t>Deduplizierungs</w:t>
-                  </w:r>
-                  <w:proofErr w:type="spellEnd"/>
-                  <w:r>
-                    <w:t>-Logik (wie ich letzte Woche schon angemerkt habe)</w:t>
+                    <w:t>Safe-to-Spend halbiert sich scheinbar →</w:t>
+                  </w:r>
+                </w:p>
+                <w:p>
+                  <w:pPr>
+                    <w:spacing w:before="240"/>
+                  </w:pPr>
+                  <w:r>
+                    <w:t>Keine Deduplizierungs-Logik (wie ich letzte Woche schon angemerkt habe)</w:t>
                   </w:r>
                 </w:p>
                 <w:p>
@@ -7219,17 +5829,8 @@
                       <w:b/>
                       <w:bCs/>
                     </w:rPr>
-                    <w:t xml:space="preserve">Szenario 3 — PDF mit 18 Monaten </w:t>
-                  </w:r>
-                  <w:proofErr w:type="spellStart"/>
-                  <w:r>
-                    <w:rPr>
-                      <w:b/>
-                      <w:bCs/>
-                    </w:rPr>
-                    <w:t>History</w:t>
-                  </w:r>
-                  <w:proofErr w:type="spellEnd"/>
+                    <w:t>Szenario 3 — PDF mit 18 Monaten History</w:t>
+                  </w:r>
                 </w:p>
                 <w:p>
                   <w:pPr>
@@ -7454,9 +6055,14 @@
                       <w:sz w:val="19"/>
                       <w:szCs w:val="19"/>
                     </w:rPr>
-                    <w:t xml:space="preserve">- Was ist das wahrscheinlichste </w:t>
-                  </w:r>
-                  <w:proofErr w:type="spellStart"/>
+                    <w:t>- Was ist das wahrscheinlichste Failure?</w:t>
+                  </w:r>
+                </w:p>
+                <w:p>
+                  <w:pPr>
+                    <w:spacing w:before="25" w:after="25"/>
+                    <w:ind w:left="160"/>
+                  </w:pPr>
                   <w:r>
                     <w:rPr>
                       <w:rFonts w:ascii="Courier New" w:eastAsia="Courier New" w:hAnsi="Courier New" w:cs="Courier New"/>
@@ -7464,52 +6070,7 @@
                       <w:sz w:val="19"/>
                       <w:szCs w:val="19"/>
                     </w:rPr>
-                    <w:t>Failure</w:t>
-                  </w:r>
-                  <w:proofErr w:type="spellEnd"/>
-                  <w:r>
-                    <w:rPr>
-                      <w:rFonts w:ascii="Courier New" w:eastAsia="Courier New" w:hAnsi="Courier New" w:cs="Courier New"/>
-                      <w:color w:val="69F0AE"/>
-                      <w:sz w:val="19"/>
-                      <w:szCs w:val="19"/>
-                    </w:rPr>
-                    <w:t>?</w:t>
-                  </w:r>
-                </w:p>
-                <w:p>
-                  <w:pPr>
-                    <w:spacing w:before="25" w:after="25"/>
-                    <w:ind w:left="160"/>
-                  </w:pPr>
-                  <w:r>
-                    <w:rPr>
-                      <w:rFonts w:ascii="Courier New" w:eastAsia="Courier New" w:hAnsi="Courier New" w:cs="Courier New"/>
-                      <w:color w:val="69F0AE"/>
-                      <w:sz w:val="19"/>
-                      <w:szCs w:val="19"/>
-                    </w:rPr>
-                    <w:t xml:space="preserve">- Was ist das katastrophalste </w:t>
-                  </w:r>
-                  <w:proofErr w:type="spellStart"/>
-                  <w:r>
-                    <w:rPr>
-                      <w:rFonts w:ascii="Courier New" w:eastAsia="Courier New" w:hAnsi="Courier New" w:cs="Courier New"/>
-                      <w:color w:val="69F0AE"/>
-                      <w:sz w:val="19"/>
-                      <w:szCs w:val="19"/>
-                    </w:rPr>
-                    <w:t>Failure</w:t>
-                  </w:r>
-                  <w:proofErr w:type="spellEnd"/>
-                  <w:r>
-                    <w:rPr>
-                      <w:rFonts w:ascii="Courier New" w:eastAsia="Courier New" w:hAnsi="Courier New" w:cs="Courier New"/>
-                      <w:color w:val="69F0AE"/>
-                      <w:sz w:val="19"/>
-                      <w:szCs w:val="19"/>
-                    </w:rPr>
-                    <w:t>?</w:t>
+                    <w:t>- Was ist das katastrophalste Failure?</w:t>
                   </w:r>
                 </w:p>
                 <w:p>
@@ -7635,17 +6196,8 @@
                       <w:b/>
                       <w:bCs/>
                     </w:rPr>
-                    <w:t xml:space="preserve">Das wahrscheinlichste </w:t>
-                  </w:r>
-                  <w:proofErr w:type="spellStart"/>
-                  <w:r>
-                    <w:rPr>
-                      <w:b/>
-                      <w:bCs/>
-                    </w:rPr>
-                    <w:t>Failure</w:t>
-                  </w:r>
-                  <w:proofErr w:type="spellEnd"/>
+                    <w:t>Das wahrscheinlichste Failure</w:t>
+                  </w:r>
                 </w:p>
                 <w:p>
                   <w:pPr>
@@ -7721,17 +6273,36 @@
                       <w:b/>
                       <w:bCs/>
                     </w:rPr>
-                    <w:t xml:space="preserve">Das katastrophalste </w:t>
-                  </w:r>
-                  <w:proofErr w:type="spellStart"/>
+                    <w:t>Das katastrophalste Failure</w:t>
+                  </w:r>
+                </w:p>
+                <w:p>
+                  <w:pPr>
+                    <w:spacing w:before="240"/>
+                  </w:pPr>
                   <w:r>
                     <w:rPr>
                       <w:b/>
                       <w:bCs/>
                     </w:rPr>
-                    <w:t>Failure</w:t>
-                  </w:r>
-                  <w:proofErr w:type="spellEnd"/>
+                    <w:t>Ein Datenleck mit Bankdaten</w:t>
+                  </w:r>
+                </w:p>
+                <w:p>
+                  <w:pPr>
+                    <w:spacing w:before="240"/>
+                  </w:pPr>
+                  <w:r>
+                    <w:t>Bankdaten sind die sensibelsten Personendaten die ein Schweizer Privatnutzer besitzt. Ein einziges Leck würde folgendes auslösen:</w:t>
+                  </w:r>
+                </w:p>
+                <w:p>
+                  <w:pPr>
+                    <w:spacing w:before="240"/>
+                  </w:pPr>
+                  <w:r>
+                    <w:t>Das Katastrophale daran: Es braucht keinen Hackerangriff. Ein falsch konfigurierter S3-Bucket, ein vergessenes public-Flag, ein Debug-Log das Transaktionsdaten ausgibt — das reicht.</w:t>
+                  </w:r>
                 </w:p>
                 <w:p>
                   <w:pPr>
@@ -7742,158 +6313,74 @@
                       <w:b/>
                       <w:bCs/>
                     </w:rPr>
-                    <w:t>Ein Datenleck mit Bankdaten</w:t>
-                  </w:r>
-                </w:p>
-                <w:p>
-                  <w:pPr>
-                    <w:spacing w:before="240"/>
-                  </w:pPr>
-                  <w:r>
-                    <w:t>Bankdaten sind die sensibelsten Personendaten die ein Schweizer Privatnutzer besitzt. Ein einziges Leck würde folgendes auslösen:</w:t>
-                  </w:r>
-                </w:p>
-                <w:p>
-                  <w:pPr>
-                    <w:spacing w:before="240"/>
-                  </w:pPr>
-                  <w:r>
-                    <w:t xml:space="preserve">Das Katastrophale daran: Es braucht keinen Hackerangriff. Ein falsch konfigurierter S3-Bucket, ein vergessenes </w:t>
-                  </w:r>
-                  <w:proofErr w:type="spellStart"/>
-                  <w:r>
-                    <w:t>public-Flag</w:t>
-                  </w:r>
-                  <w:proofErr w:type="spellEnd"/>
-                  <w:r>
-                    <w:t xml:space="preserve">, ein </w:t>
-                  </w:r>
-                  <w:proofErr w:type="spellStart"/>
-                  <w:r>
-                    <w:t>Debug</w:t>
-                  </w:r>
-                  <w:proofErr w:type="spellEnd"/>
-                  <w:r>
-                    <w:t>-Log das Transaktionsdaten ausgibt — das reicht.</w:t>
-                  </w:r>
-                </w:p>
-                <w:p>
-                  <w:pPr>
-                    <w:spacing w:before="240"/>
-                  </w:pPr>
-                  <w:r>
+                    <w:t>Wahrscheinlichkeit: 30% im MVP ohne explizites Security-Review</w:t>
+                  </w:r>
+                </w:p>
+                <w:p>
+                  <w:pPr>
+                    <w:spacing w:before="240"/>
                     <w:rPr>
                       <w:b/>
                       <w:bCs/>
                     </w:rPr>
-                    <w:t>Wahrscheinlichkeit: 30% im MVP ohne explizites Security-Review</w:t>
-                  </w:r>
-                </w:p>
-                <w:p>
-                  <w:pPr>
-                    <w:spacing w:before="240"/>
+                  </w:pPr>
+                  <w:r>
                     <w:rPr>
                       <w:b/>
                       <w:bCs/>
                     </w:rPr>
+                    <w:t>Was ihr unterschätzt habt</w:t>
+                  </w:r>
+                </w:p>
+                <w:p>
+                  <w:pPr>
+                    <w:spacing w:before="240"/>
                   </w:pPr>
                   <w:r>
                     <w:rPr>
                       <w:b/>
                       <w:bCs/>
                     </w:rPr>
-                    <w:t xml:space="preserve">Was ihr </w:t>
-                  </w:r>
-                  <w:proofErr w:type="gramStart"/>
+                    <w:t>1. Die Psychologie des Geldthemas</w:t>
+                  </w:r>
+                </w:p>
+                <w:p>
+                  <w:pPr>
+                    <w:spacing w:before="240"/>
+                  </w:pPr>
+                  <w:r>
+                    <w:t>Budget-Apps haben eine der höchsten Churn-Raten aller App-Kategorien — nicht wegen schlechter UX, sondern wegen Konfrontation. User öffnen die App, sehen dass sie CHF 800 für Restaurants ausgegeben haben, und löschen sie.</w:t>
+                  </w:r>
+                </w:p>
+                <w:p>
+                  <w:pPr>
+                    <w:spacing w:before="240"/>
+                  </w:pPr>
                   <w:r>
                     <w:rPr>
                       <w:b/>
                       <w:bCs/>
                     </w:rPr>
-                    <w:t>unterschätzt</w:t>
-                  </w:r>
-                  <w:proofErr w:type="gramEnd"/>
+                    <w:t>2. Den Zeitaufwand für echte Testdaten</w:t>
+                  </w:r>
+                </w:p>
+                <w:p>
+                  <w:pPr>
+                    <w:spacing w:before="240"/>
+                  </w:pPr>
+                  <w:r>
+                    <w:t>Ihr könnt keine echten Bankdaten ins Testing nehmen — DSGVO/nDSG. Also braucht ihr synthetische PDFs die echten Kontoauszügen entsprechen, für jede unterstützte Bank, in jedem Layout, mit Edge Cases.</w:t>
+                  </w:r>
+                </w:p>
+                <w:p>
+                  <w:pPr>
+                    <w:spacing w:before="240"/>
+                  </w:pPr>
                   <w:r>
                     <w:rPr>
                       <w:b/>
                       <w:bCs/>
                     </w:rPr>
-                    <w:t xml:space="preserve"> habt</w:t>
-                  </w:r>
-                </w:p>
-                <w:p>
-                  <w:pPr>
-                    <w:spacing w:before="240"/>
-                  </w:pPr>
-                  <w:r>
-                    <w:rPr>
-                      <w:b/>
-                      <w:bCs/>
-                    </w:rPr>
-                    <w:t>1. Die Psychologie des Geldthemas</w:t>
-                  </w:r>
-                </w:p>
-                <w:p>
-                  <w:pPr>
-                    <w:spacing w:before="240"/>
-                  </w:pPr>
-                  <w:r>
-                    <w:t>Budget-Apps haben eine der höchsten Churn-Raten aller App-Kategorien — nicht wegen schlechter UX, sondern wegen Konfrontation. User öffnen die App, sehen dass sie CHF 800 für Restaurants ausgegeben haben, und löschen sie.</w:t>
-                  </w:r>
-                </w:p>
-                <w:p>
-                  <w:pPr>
-                    <w:spacing w:before="240"/>
-                  </w:pPr>
-                  <w:r>
-                    <w:rPr>
-                      <w:b/>
-                      <w:bCs/>
-                    </w:rPr>
-                    <w:t>2. Den Zeitaufwand für echte Testdaten</w:t>
-                  </w:r>
-                </w:p>
-                <w:p>
-                  <w:pPr>
-                    <w:spacing w:before="240"/>
-                  </w:pPr>
-                  <w:r>
-                    <w:t xml:space="preserve">Ihr könnt keine echten Bankdaten ins </w:t>
-                  </w:r>
-                  <w:proofErr w:type="spellStart"/>
-                  <w:r>
-                    <w:t>Testing</w:t>
-                  </w:r>
-                  <w:proofErr w:type="spellEnd"/>
-                  <w:r>
-                    <w:t xml:space="preserve"> nehmen — DSGVO/</w:t>
-                  </w:r>
-                  <w:proofErr w:type="spellStart"/>
-                  <w:r>
-                    <w:t>nDSG</w:t>
-                  </w:r>
-                  <w:proofErr w:type="spellEnd"/>
-                  <w:r>
-                    <w:t xml:space="preserve">. Also braucht ihr synthetische PDFs </w:t>
-                  </w:r>
-                  <w:proofErr w:type="gramStart"/>
-                  <w:r>
-                    <w:t>die echten Kontoauszügen</w:t>
-                  </w:r>
-                  <w:proofErr w:type="gramEnd"/>
-                  <w:r>
-                    <w:t xml:space="preserve"> entsprechen, für jede unterstützte Bank, in jedem Layout, mit Edge Cases.</w:t>
-                  </w:r>
-                </w:p>
-                <w:p>
-                  <w:pPr>
-                    <w:spacing w:before="240"/>
-                  </w:pPr>
-                  <w:r>
-                    <w:rPr>
-                      <w:b/>
-                      <w:bCs/>
-                    </w:rPr>
                     <w:t>3. Den regulatorischen Graubereich</w:t>
                   </w:r>
                 </w:p>
@@ -7901,13 +6388,8 @@
                   <w:pPr>
                     <w:spacing w:before="240"/>
                   </w:pPr>
-                  <w:proofErr w:type="spellStart"/>
-                  <w:r>
-                    <w:t>BudgetBuddy</w:t>
-                  </w:r>
-                  <w:proofErr w:type="spellEnd"/>
-                  <w:r>
-                    <w:t xml:space="preserve"> ist (noch) kein Finanzinstitut. Aber:</w:t>
+                  <w:r>
+                    <w:t>BudgetBuddy ist (noch) kein Finanzinstitut. Aber:</w:t>
                   </w:r>
                 </w:p>
                 <w:p>
@@ -7943,23 +6425,7 @@
                     <w:spacing w:before="240"/>
                   </w:pPr>
                   <w:r>
-                    <w:t>Safe-</w:t>
-                  </w:r>
-                  <w:proofErr w:type="spellStart"/>
-                  <w:r>
-                    <w:t>to</w:t>
-                  </w:r>
-                  <w:proofErr w:type="spellEnd"/>
-                  <w:r>
-                    <w:t>-</w:t>
-                  </w:r>
-                  <w:proofErr w:type="spellStart"/>
-                  <w:r>
-                    <w:t>Spend</w:t>
-                  </w:r>
-                  <w:proofErr w:type="spellEnd"/>
-                  <w:r>
-                    <w:t xml:space="preserve"> als Zahl ist Information — als Handlungsempfehlung ist es regulatorisch grenzwertig</w:t>
+                    <w:t>Safe-to-Spend als Zahl ist Information — als Handlungsempfehlung ist es regulatorisch grenzwertig</w:t>
                   </w:r>
                 </w:p>
                 <w:p>
@@ -8060,29 +6526,8 @@
                     <w:spacing w:before="240"/>
                   </w:pPr>
                   <w:r>
-                    <w:t>Aktueller Zustand (Annahme): 1-2 Entwickler + 1 Designer + Projektleitung Realistischer Bedarf für den MVP wie beschrieben: └── Backend-Dev mit Security-Erfahrung └── Frontend-Dev └── PDF-</w:t>
-                  </w:r>
-                  <w:proofErr w:type="spellStart"/>
-                  <w:r>
-                    <w:t>Parsing</w:t>
-                  </w:r>
-                  <w:proofErr w:type="spellEnd"/>
-                  <w:r>
-                    <w:t xml:space="preserve">-Spezialist (oder 3 Monate Einarbeitung) └── UX für Onboarding-Flow └── Jemand der Datenschutz verantwortet └── Jemand der Support </w:t>
-                  </w:r>
-                  <w:proofErr w:type="gramStart"/>
-                  <w:r>
-                    <w:t>macht</w:t>
-                  </w:r>
-                  <w:proofErr w:type="gramEnd"/>
-                  <w:r>
-                    <w:t xml:space="preserve"> wenn der Parser </w:t>
-                  </w:r>
-                  <w:proofErr w:type="gramStart"/>
-                  <w:r>
-                    <w:t>bricht</w:t>
-                  </w:r>
-                  <w:proofErr w:type="gramEnd"/>
+                    <w:t>Aktueller Zustand (Annahme): 1-2 Entwickler + 1 Designer + Projektleitung Realistischer Bedarf für den MVP wie beschrieben: └── Backend-Dev mit Security-Erfahrung └── Frontend-Dev └── PDF-Parsing-Spezialist (oder 3 Monate Einarbeitung) └── UX für Onboarding-Flow └── Jemand der Datenschutz verantwortet └── Jemand der Support macht wenn der Parser bricht</w:t>
+                  </w:r>
                 </w:p>
               </w:tc>
             </w:tr>
@@ -8322,6 +6767,105 @@
                   <w:pPr>
                     <w:spacing w:before="240"/>
                   </w:pPr>
+                  <w:r>
+                    <w:t>Wir werden im Nachgang noch einige der User Stories überarbeiten.</w:t>
+                  </w:r>
+                </w:p>
+                <w:p>
+                  <w:pPr>
+                    <w:spacing w:before="240"/>
+                  </w:pPr>
+                  <w:r>
+                    <w:t>US-4 ergänzen: Als Upload: Anzahl Transaktionen dem User anzeigen, damit dieser es verifizieren kann.</w:t>
+                  </w:r>
+                </w:p>
+                <w:p>
+                  <w:pPr>
+                    <w:spacing w:before="240"/>
+                  </w:pPr>
+                  <w:r>
+                    <w:t xml:space="preserve">               - PDF pro Monat</w:t>
+                  </w:r>
+                </w:p>
+                <w:p>
+                  <w:pPr>
+                    <w:spacing w:before="240"/>
+                  </w:pPr>
+                  <w:r>
+                    <w:tab/>
+                  </w:r>
+                  <w:r>
+                    <w:tab/>
+                  </w:r>
+                  <w:r>
+                    <w:tab/>
+                    <w:t xml:space="preserve">   - mehrere PDFs möglich</w:t>
+                  </w:r>
+                </w:p>
+                <w:p>
+                  <w:pPr>
+                    <w:spacing w:before="240"/>
+                  </w:pPr>
+                </w:p>
+                <w:p>
+                  <w:pPr>
+                    <w:spacing w:before="240"/>
+                  </w:pPr>
+                  <w:r>
+                    <w:t>Datensicherheit &amp; Datenhaltung: PDF werden nicht abgelegt</w:t>
+                  </w:r>
+                </w:p>
+                <w:p>
+                  <w:pPr>
+                    <w:spacing w:before="240"/>
+                  </w:pPr>
+                </w:p>
+                <w:p>
+                  <w:pPr>
+                    <w:spacing w:before="240"/>
+                  </w:pPr>
+                  <w:r>
+                    <w:t>Doppelter PDF Upload: Evtl. Hash von einem PDF speichern.</w:t>
+                  </w:r>
+                </w:p>
+                <w:p>
+                  <w:pPr>
+                    <w:spacing w:before="240"/>
+                  </w:pPr>
+                </w:p>
+                <w:p>
+                  <w:pPr>
+                    <w:spacing w:before="240"/>
+                  </w:pPr>
+                  <w:r>
+                    <w:t>US-14: Einkommen muss nicht eingegeben werden</w:t>
+                  </w:r>
+                </w:p>
+                <w:p>
+                  <w:pPr>
+                    <w:spacing w:before="240"/>
+                  </w:pPr>
+                </w:p>
+                <w:p>
+                  <w:pPr>
+                    <w:spacing w:before="240"/>
+                  </w:pPr>
+                  <w:r>
+                    <w:t>US-3 und US-6 überarbeiten, sollte selber erkannt werden</w:t>
+                  </w:r>
+                </w:p>
+                <w:p>
+                  <w:pPr>
+                    <w:spacing w:before="240"/>
+                  </w:pPr>
+                </w:p>
+                <w:p>
+                  <w:pPr>
+                    <w:spacing w:before="240"/>
+                  </w:pPr>
+                  <w:r>
+                    <w:t>US-5: Teilweise statisch, erst die übrigen mittels KI</w:t>
+                  </w:r>
                 </w:p>
               </w:tc>
             </w:tr>
@@ -8455,6 +6999,9 @@
                   <w:pPr>
                     <w:spacing w:before="240"/>
                   </w:pPr>
+                  <w:r>
+                    <w:t>Keine neuen User Stories</w:t>
+                  </w:r>
                 </w:p>
               </w:tc>
             </w:tr>
@@ -8564,6 +7111,9 @@
                   <w:pPr>
                     <w:spacing w:before="240"/>
                   </w:pPr>
+                  <w:r>
+                    <w:t>US für Passwort ändern nur noch Could, weil US für Login Should</w:t>
+                  </w:r>
                 </w:p>
               </w:tc>
             </w:tr>
@@ -8767,7 +7317,6 @@
             <w:pPr>
               <w:spacing w:before="60" w:after="60"/>
             </w:pPr>
-            <w:proofErr w:type="gramStart"/>
             <w:r>
               <w:t xml:space="preserve">💡  </w:t>
             </w:r>
@@ -8775,14 +7324,7 @@
               <w:rPr>
                 <w:color w:val="1E293B"/>
               </w:rPr>
-              <w:t>Keine</w:t>
-            </w:r>
-            <w:proofErr w:type="gramEnd"/>
-            <w:r>
-              <w:rPr>
-                <w:color w:val="1E293B"/>
-              </w:rPr>
-              <w:t xml:space="preserve"> Arbeit in der Mittagspause. Wer erschöpft ist, macht schlechtere Entscheidungen. Comeback um 13:00 Uhr.</w:t>
+              <w:t>Keine Arbeit in der Mittagspause. Wer erschöpft ist, macht schlechtere Entscheidungen. Comeback um 13:00 Uhr.</w:t>
             </w:r>
           </w:p>
         </w:tc>
@@ -8877,7 +7419,6 @@
             <w:pPr>
               <w:spacing w:after="15"/>
             </w:pPr>
-            <w:proofErr w:type="spellStart"/>
             <w:r>
               <w:rPr>
                 <w:b/>
@@ -8886,40 +7427,7 @@
                 <w:sz w:val="26"/>
                 <w:szCs w:val="26"/>
               </w:rPr>
-              <w:t>Requirements</w:t>
-            </w:r>
-            <w:proofErr w:type="spellEnd"/>
-            <w:r>
-              <w:rPr>
-                <w:b/>
-                <w:bCs/>
-                <w:color w:val="FFFFFF"/>
-                <w:sz w:val="26"/>
-                <w:szCs w:val="26"/>
-              </w:rPr>
-              <w:t xml:space="preserve"> </w:t>
-            </w:r>
-            <w:proofErr w:type="spellStart"/>
-            <w:r>
-              <w:rPr>
-                <w:b/>
-                <w:bCs/>
-                <w:color w:val="FFFFFF"/>
-                <w:sz w:val="26"/>
-                <w:szCs w:val="26"/>
-              </w:rPr>
-              <w:t>Document</w:t>
-            </w:r>
-            <w:proofErr w:type="spellEnd"/>
-            <w:r>
-              <w:rPr>
-                <w:b/>
-                <w:bCs/>
-                <w:color w:val="FFFFFF"/>
-                <w:sz w:val="26"/>
-                <w:szCs w:val="26"/>
-              </w:rPr>
-              <w:t xml:space="preserve"> finalisieren</w:t>
+              <w:t>Requirements Document finalisieren</w:t>
             </w:r>
             <w:r>
               <w:rPr>
@@ -8959,35 +7467,7 @@
         <w:rPr>
           <w:color w:val="1E293B"/>
         </w:rPr>
-        <w:t xml:space="preserve">Euer </w:t>
-      </w:r>
-      <w:proofErr w:type="spellStart"/>
-      <w:r>
-        <w:rPr>
-          <w:color w:val="1E293B"/>
-        </w:rPr>
-        <w:t>Requirements</w:t>
-      </w:r>
-      <w:proofErr w:type="spellEnd"/>
-      <w:r>
-        <w:rPr>
-          <w:color w:val="1E293B"/>
-        </w:rPr>
-        <w:t xml:space="preserve"> </w:t>
-      </w:r>
-      <w:proofErr w:type="spellStart"/>
-      <w:r>
-        <w:rPr>
-          <w:color w:val="1E293B"/>
-        </w:rPr>
-        <w:t>Document</w:t>
-      </w:r>
-      <w:proofErr w:type="spellEnd"/>
-      <w:r>
-        <w:rPr>
-          <w:color w:val="1E293B"/>
-        </w:rPr>
-        <w:t xml:space="preserve"> ist die Grundlage für Modul 3 (Architektur). Es muss vollständig und präzise sein.</w:t>
+        <w:t>Euer Requirements Document ist die Grundlage für Modul 3 (Architektur). Es muss vollständig und präzise sein.</w:t>
       </w:r>
     </w:p>
     <w:tbl>
@@ -9371,18 +7851,8 @@
                       <w:sz w:val="19"/>
                       <w:szCs w:val="19"/>
                     </w:rPr>
-                    <w:t xml:space="preserve">Als [X] möchte ich [Y] damit [Z] + Acceptance </w:t>
-                  </w:r>
-                  <w:proofErr w:type="spellStart"/>
-                  <w:r>
-                    <w:rPr>
-                      <w:color w:val="475569"/>
-                      <w:sz w:val="19"/>
-                      <w:szCs w:val="19"/>
-                    </w:rPr>
-                    <w:t>Criteria</w:t>
-                  </w:r>
-                  <w:proofErr w:type="spellEnd"/>
+                    <w:t>Als [X] möchte ich [Y] damit [Z] + Acceptance Criteria</w:t>
+                  </w:r>
                 </w:p>
               </w:tc>
             </w:tr>
@@ -9441,23 +7911,13 @@
                   <w:pPr>
                     <w:spacing w:before="50" w:after="50"/>
                   </w:pPr>
-                  <w:proofErr w:type="spellStart"/>
                   <w:r>
                     <w:rPr>
                       <w:b/>
                       <w:bCs/>
                       <w:color w:val="DC2626"/>
                     </w:rPr>
-                    <w:t>MoSCoW</w:t>
-                  </w:r>
-                  <w:proofErr w:type="spellEnd"/>
-                  <w:r>
-                    <w:rPr>
-                      <w:b/>
-                      <w:bCs/>
-                      <w:color w:val="DC2626"/>
-                    </w:rPr>
-                    <w:t>-Tabelle</w:t>
+                    <w:t>MoSCoW-Tabelle</w:t>
                   </w:r>
                 </w:p>
               </w:tc>
@@ -9651,25 +8111,7 @@
                       <w:bCs/>
                       <w:color w:val="94A3B8"/>
                     </w:rPr>
-                    <w:t xml:space="preserve">Out </w:t>
-                  </w:r>
-                  <w:proofErr w:type="spellStart"/>
-                  <w:r>
-                    <w:rPr>
-                      <w:b/>
-                      <w:bCs/>
-                      <w:color w:val="94A3B8"/>
-                    </w:rPr>
-                    <w:t>of</w:t>
-                  </w:r>
-                  <w:proofErr w:type="spellEnd"/>
-                  <w:r>
-                    <w:rPr>
-                      <w:b/>
-                      <w:bCs/>
-                      <w:color w:val="94A3B8"/>
-                    </w:rPr>
-                    <w:t xml:space="preserve"> Scope</w:t>
+                    <w:t>Out of Scope</w:t>
                   </w:r>
                 </w:p>
               </w:tc>
@@ -9694,41 +8136,13 @@
                   <w:pPr>
                     <w:spacing w:before="50" w:after="50"/>
                   </w:pPr>
-                  <w:proofErr w:type="spellStart"/>
                   <w:r>
                     <w:rPr>
                       <w:color w:val="475569"/>
                       <w:sz w:val="19"/>
                       <w:szCs w:val="19"/>
                     </w:rPr>
-                    <w:t>Won't</w:t>
-                  </w:r>
-                  <w:proofErr w:type="spellEnd"/>
-                  <w:r>
-                    <w:rPr>
-                      <w:color w:val="475569"/>
-                      <w:sz w:val="19"/>
-                      <w:szCs w:val="19"/>
-                    </w:rPr>
-                    <w:t xml:space="preserve"> </w:t>
-                  </w:r>
-                  <w:proofErr w:type="spellStart"/>
-                  <w:r>
-                    <w:rPr>
-                      <w:color w:val="475569"/>
-                      <w:sz w:val="19"/>
-                      <w:szCs w:val="19"/>
-                    </w:rPr>
-                    <w:t>have</w:t>
-                  </w:r>
-                  <w:proofErr w:type="spellEnd"/>
-                  <w:r>
-                    <w:rPr>
-                      <w:color w:val="475569"/>
-                      <w:sz w:val="19"/>
-                      <w:szCs w:val="19"/>
-                    </w:rPr>
-                    <w:t xml:space="preserve"> — mit Begründung warum nicht jetzt</w:t>
+                    <w:t>Won't have — mit Begründung warum nicht jetzt</w:t>
                   </w:r>
                 </w:p>
               </w:tc>
@@ -9806,27 +8220,7 @@
                 <w:sz w:val="19"/>
                 <w:szCs w:val="19"/>
               </w:rPr>
-              <w:t xml:space="preserve">Du bist ein erfahrener </w:t>
-            </w:r>
-            <w:proofErr w:type="spellStart"/>
-            <w:r>
-              <w:rPr>
-                <w:rFonts w:ascii="Courier New" w:eastAsia="Courier New" w:hAnsi="Courier New" w:cs="Courier New"/>
-                <w:color w:val="69F0AE"/>
-                <w:sz w:val="19"/>
-                <w:szCs w:val="19"/>
-              </w:rPr>
-              <w:t>Product</w:t>
-            </w:r>
-            <w:proofErr w:type="spellEnd"/>
-            <w:r>
-              <w:rPr>
-                <w:rFonts w:ascii="Courier New" w:eastAsia="Courier New" w:hAnsi="Courier New" w:cs="Courier New"/>
-                <w:color w:val="69F0AE"/>
-                <w:sz w:val="19"/>
-                <w:szCs w:val="19"/>
-              </w:rPr>
-              <w:t xml:space="preserve"> Owner.</w:t>
+              <w:t>Du bist ein erfahrener Product Owner.</w:t>
             </w:r>
           </w:p>
           <w:p>
@@ -9892,9 +8286,14 @@
                 <w:sz w:val="19"/>
                 <w:szCs w:val="19"/>
               </w:rPr>
-              <w:t xml:space="preserve">- User Stories mit Acceptance </w:t>
-            </w:r>
-            <w:proofErr w:type="spellStart"/>
+              <w:t>- User Stories mit Acceptance Criteria: [EINFÜGEN]</w:t>
+            </w:r>
+          </w:p>
+          <w:p>
+            <w:pPr>
+              <w:spacing w:before="25" w:after="25"/>
+              <w:ind w:left="160"/>
+            </w:pPr>
             <w:r>
               <w:rPr>
                 <w:rFonts w:ascii="Courier New" w:eastAsia="Courier New" w:hAnsi="Courier New" w:cs="Courier New"/>
@@ -9902,52 +8301,7 @@
                 <w:sz w:val="19"/>
                 <w:szCs w:val="19"/>
               </w:rPr>
-              <w:t>Criteria</w:t>
-            </w:r>
-            <w:proofErr w:type="spellEnd"/>
-            <w:r>
-              <w:rPr>
-                <w:rFonts w:ascii="Courier New" w:eastAsia="Courier New" w:hAnsi="Courier New" w:cs="Courier New"/>
-                <w:color w:val="69F0AE"/>
-                <w:sz w:val="19"/>
-                <w:szCs w:val="19"/>
-              </w:rPr>
-              <w:t>: [EINFÜGEN]</w:t>
-            </w:r>
-          </w:p>
-          <w:p>
-            <w:pPr>
-              <w:spacing w:before="25" w:after="25"/>
-              <w:ind w:left="160"/>
-            </w:pPr>
-            <w:r>
-              <w:rPr>
-                <w:rFonts w:ascii="Courier New" w:eastAsia="Courier New" w:hAnsi="Courier New" w:cs="Courier New"/>
-                <w:color w:val="69F0AE"/>
-                <w:sz w:val="19"/>
-                <w:szCs w:val="19"/>
-              </w:rPr>
-              <w:t xml:space="preserve">- </w:t>
-            </w:r>
-            <w:proofErr w:type="spellStart"/>
-            <w:r>
-              <w:rPr>
-                <w:rFonts w:ascii="Courier New" w:eastAsia="Courier New" w:hAnsi="Courier New" w:cs="Courier New"/>
-                <w:color w:val="69F0AE"/>
-                <w:sz w:val="19"/>
-                <w:szCs w:val="19"/>
-              </w:rPr>
-              <w:t>MoSCoW</w:t>
-            </w:r>
-            <w:proofErr w:type="spellEnd"/>
-            <w:r>
-              <w:rPr>
-                <w:rFonts w:ascii="Courier New" w:eastAsia="Courier New" w:hAnsi="Courier New" w:cs="Courier New"/>
-                <w:color w:val="69F0AE"/>
-                <w:sz w:val="19"/>
-                <w:szCs w:val="19"/>
-              </w:rPr>
-              <w:t>-Priorisierung: [EINFÜGEN]</w:t>
+              <w:t>- MoSCoW-Priorisierung: [EINFÜGEN]</w:t>
             </w:r>
           </w:p>
           <w:p>
@@ -9983,47 +8337,7 @@
                 <w:sz w:val="19"/>
                 <w:szCs w:val="19"/>
               </w:rPr>
-              <w:t xml:space="preserve">Erstelle daraus ein strukturiertes </w:t>
-            </w:r>
-            <w:proofErr w:type="spellStart"/>
-            <w:r>
-              <w:rPr>
-                <w:rFonts w:ascii="Courier New" w:eastAsia="Courier New" w:hAnsi="Courier New" w:cs="Courier New"/>
-                <w:color w:val="69F0AE"/>
-                <w:sz w:val="19"/>
-                <w:szCs w:val="19"/>
-              </w:rPr>
-              <w:t>Requirements</w:t>
-            </w:r>
-            <w:proofErr w:type="spellEnd"/>
-            <w:r>
-              <w:rPr>
-                <w:rFonts w:ascii="Courier New" w:eastAsia="Courier New" w:hAnsi="Courier New" w:cs="Courier New"/>
-                <w:color w:val="69F0AE"/>
-                <w:sz w:val="19"/>
-                <w:szCs w:val="19"/>
-              </w:rPr>
-              <w:t xml:space="preserve"> </w:t>
-            </w:r>
-            <w:proofErr w:type="spellStart"/>
-            <w:r>
-              <w:rPr>
-                <w:rFonts w:ascii="Courier New" w:eastAsia="Courier New" w:hAnsi="Courier New" w:cs="Courier New"/>
-                <w:color w:val="69F0AE"/>
-                <w:sz w:val="19"/>
-                <w:szCs w:val="19"/>
-              </w:rPr>
-              <w:t>Document</w:t>
-            </w:r>
-            <w:proofErr w:type="spellEnd"/>
-            <w:r>
-              <w:rPr>
-                <w:rFonts w:ascii="Courier New" w:eastAsia="Courier New" w:hAnsi="Courier New" w:cs="Courier New"/>
-                <w:color w:val="69F0AE"/>
-                <w:sz w:val="19"/>
-                <w:szCs w:val="19"/>
-              </w:rPr>
-              <w:t xml:space="preserve"> mit:</w:t>
+              <w:t>Erstelle daraus ein strukturiertes Requirements Document mit:</w:t>
             </w:r>
           </w:p>
           <w:p>
@@ -10053,9 +8367,14 @@
                 <w:sz w:val="19"/>
                 <w:szCs w:val="19"/>
               </w:rPr>
-              <w:t xml:space="preserve">2. 2 Personas </w:t>
-            </w:r>
-            <w:proofErr w:type="gramStart"/>
+              <w:t>2. 2 Personas mit Name, Job, Problem, Ziel</w:t>
+            </w:r>
+          </w:p>
+          <w:p>
+            <w:pPr>
+              <w:spacing w:before="25" w:after="25"/>
+              <w:ind w:left="160"/>
+            </w:pPr>
             <w:r>
               <w:rPr>
                 <w:rFonts w:ascii="Courier New" w:eastAsia="Courier New" w:hAnsi="Courier New" w:cs="Courier New"/>
@@ -10063,9 +8382,14 @@
                 <w:sz w:val="19"/>
                 <w:szCs w:val="19"/>
               </w:rPr>
-              <w:t>mit Name</w:t>
-            </w:r>
-            <w:proofErr w:type="gramEnd"/>
+              <w:t>3. Alle User Stories mit Acceptance Criteria</w:t>
+            </w:r>
+          </w:p>
+          <w:p>
+            <w:pPr>
+              <w:spacing w:before="25" w:after="25"/>
+              <w:ind w:left="160"/>
+            </w:pPr>
             <w:r>
               <w:rPr>
                 <w:rFonts w:ascii="Courier New" w:eastAsia="Courier New" w:hAnsi="Courier New" w:cs="Courier New"/>
@@ -10073,68 +8397,7 @@
                 <w:sz w:val="19"/>
                 <w:szCs w:val="19"/>
               </w:rPr>
-              <w:t>, Job, Problem, Ziel</w:t>
-            </w:r>
-          </w:p>
-          <w:p>
-            <w:pPr>
-              <w:spacing w:before="25" w:after="25"/>
-              <w:ind w:left="160"/>
-            </w:pPr>
-            <w:r>
-              <w:rPr>
-                <w:rFonts w:ascii="Courier New" w:eastAsia="Courier New" w:hAnsi="Courier New" w:cs="Courier New"/>
-                <w:color w:val="69F0AE"/>
-                <w:sz w:val="19"/>
-                <w:szCs w:val="19"/>
-              </w:rPr>
-              <w:t xml:space="preserve">3. Alle User Stories mit Acceptance </w:t>
-            </w:r>
-            <w:proofErr w:type="spellStart"/>
-            <w:r>
-              <w:rPr>
-                <w:rFonts w:ascii="Courier New" w:eastAsia="Courier New" w:hAnsi="Courier New" w:cs="Courier New"/>
-                <w:color w:val="69F0AE"/>
-                <w:sz w:val="19"/>
-                <w:szCs w:val="19"/>
-              </w:rPr>
-              <w:t>Criteria</w:t>
-            </w:r>
-            <w:proofErr w:type="spellEnd"/>
-          </w:p>
-          <w:p>
-            <w:pPr>
-              <w:spacing w:before="25" w:after="25"/>
-              <w:ind w:left="160"/>
-            </w:pPr>
-            <w:r>
-              <w:rPr>
-                <w:rFonts w:ascii="Courier New" w:eastAsia="Courier New" w:hAnsi="Courier New" w:cs="Courier New"/>
-                <w:color w:val="69F0AE"/>
-                <w:sz w:val="19"/>
-                <w:szCs w:val="19"/>
-              </w:rPr>
-              <w:t xml:space="preserve">4. </w:t>
-            </w:r>
-            <w:proofErr w:type="spellStart"/>
-            <w:r>
-              <w:rPr>
-                <w:rFonts w:ascii="Courier New" w:eastAsia="Courier New" w:hAnsi="Courier New" w:cs="Courier New"/>
-                <w:color w:val="69F0AE"/>
-                <w:sz w:val="19"/>
-                <w:szCs w:val="19"/>
-              </w:rPr>
-              <w:t>MoSCoW</w:t>
-            </w:r>
-            <w:proofErr w:type="spellEnd"/>
-            <w:r>
-              <w:rPr>
-                <w:rFonts w:ascii="Courier New" w:eastAsia="Courier New" w:hAnsi="Courier New" w:cs="Courier New"/>
-                <w:color w:val="69F0AE"/>
-                <w:sz w:val="19"/>
-                <w:szCs w:val="19"/>
-              </w:rPr>
-              <w:t>-Tabelle mit Begründungen</w:t>
+              <w:t>4. MoSCoW-Tabelle mit Begründungen</w:t>
             </w:r>
           </w:p>
           <w:p>
@@ -10164,27 +8427,7 @@
                 <w:sz w:val="19"/>
                 <w:szCs w:val="19"/>
               </w:rPr>
-              <w:t>6. Out-</w:t>
-            </w:r>
-            <w:proofErr w:type="spellStart"/>
-            <w:r>
-              <w:rPr>
-                <w:rFonts w:ascii="Courier New" w:eastAsia="Courier New" w:hAnsi="Courier New" w:cs="Courier New"/>
-                <w:color w:val="69F0AE"/>
-                <w:sz w:val="19"/>
-                <w:szCs w:val="19"/>
-              </w:rPr>
-              <w:t>of</w:t>
-            </w:r>
-            <w:proofErr w:type="spellEnd"/>
-            <w:r>
-              <w:rPr>
-                <w:rFonts w:ascii="Courier New" w:eastAsia="Courier New" w:hAnsi="Courier New" w:cs="Courier New"/>
-                <w:color w:val="69F0AE"/>
-                <w:sz w:val="19"/>
-                <w:szCs w:val="19"/>
-              </w:rPr>
-              <w:t>-Scope Liste</w:t>
+              <w:t>6. Out-of-Scope Liste</w:t>
             </w:r>
           </w:p>
           <w:p>
@@ -10452,25 +8695,7 @@
                       <w:sz w:val="19"/>
                       <w:szCs w:val="19"/>
                     </w:rPr>
-                    <w:t xml:space="preserve">Jede Acceptance </w:t>
-                  </w:r>
-                  <w:proofErr w:type="spellStart"/>
-                  <w:r>
-                    <w:rPr>
-                      <w:color w:val="1E293B"/>
-                      <w:sz w:val="19"/>
-                      <w:szCs w:val="19"/>
-                    </w:rPr>
-                    <w:t>Criteria</w:t>
-                  </w:r>
-                  <w:proofErr w:type="spellEnd"/>
-                  <w:r>
-                    <w:rPr>
-                      <w:color w:val="1E293B"/>
-                      <w:sz w:val="19"/>
-                      <w:szCs w:val="19"/>
-                    </w:rPr>
-                    <w:t xml:space="preserve"> ist testbar (Ja/Nein Frage möglich)</w:t>
+                    <w:t>Jede Acceptance Criteria ist testbar (Ja/Nein Frage möglich)</w:t>
                   </w:r>
                 </w:p>
               </w:tc>
@@ -10536,25 +8761,7 @@
                       <w:sz w:val="19"/>
                       <w:szCs w:val="19"/>
                     </w:rPr>
-                    <w:t>Must-haves sind wirklich '</w:t>
-                  </w:r>
-                  <w:proofErr w:type="spellStart"/>
-                  <w:r>
-                    <w:rPr>
-                      <w:color w:val="1E293B"/>
-                      <w:sz w:val="19"/>
-                      <w:szCs w:val="19"/>
-                    </w:rPr>
-                    <w:t>Must</w:t>
-                  </w:r>
-                  <w:proofErr w:type="spellEnd"/>
-                  <w:r>
-                    <w:rPr>
-                      <w:color w:val="1E293B"/>
-                      <w:sz w:val="19"/>
-                      <w:szCs w:val="19"/>
-                    </w:rPr>
-                    <w:t>' — nicht mehr als 5</w:t>
+                    <w:t>Must-haves sind wirklich 'Must' — nicht mehr als 5</w:t>
                   </w:r>
                 </w:p>
               </w:tc>
@@ -10753,25 +8960,7 @@
                       <w:sz w:val="19"/>
                       <w:szCs w:val="19"/>
                     </w:rPr>
-                    <w:t>Out-</w:t>
-                  </w:r>
-                  <w:proofErr w:type="spellStart"/>
-                  <w:r>
-                    <w:rPr>
-                      <w:color w:val="1E293B"/>
-                      <w:sz w:val="19"/>
-                      <w:szCs w:val="19"/>
-                    </w:rPr>
-                    <w:t>of</w:t>
-                  </w:r>
-                  <w:proofErr w:type="spellEnd"/>
-                  <w:r>
-                    <w:rPr>
-                      <w:color w:val="1E293B"/>
-                      <w:sz w:val="19"/>
-                      <w:szCs w:val="19"/>
-                    </w:rPr>
-                    <w:t>-Scope ist klar definiert — mit Begründung</w:t>
+                    <w:t>Out-of-Scope ist klar definiert — mit Begründung</w:t>
                   </w:r>
                 </w:p>
               </w:tc>
@@ -11511,21 +9700,7 @@
               <w:rPr>
                 <w:color w:val="1E293B"/>
               </w:rPr>
-              <w:t xml:space="preserve">Was hat AI </w:t>
-            </w:r>
-            <w:proofErr w:type="gramStart"/>
-            <w:r>
-              <w:rPr>
-                <w:color w:val="1E293B"/>
-              </w:rPr>
-              <w:t>gefunden</w:t>
-            </w:r>
-            <w:proofErr w:type="gramEnd"/>
-            <w:r>
-              <w:rPr>
-                <w:color w:val="1E293B"/>
-              </w:rPr>
-              <w:t xml:space="preserve"> das ihr vergessen hattet?</w:t>
+              <w:t>Was hat AI gefunden das ihr vergessen hattet?</w:t>
             </w:r>
           </w:p>
         </w:tc>
@@ -11727,9 +9902,14 @@
                 <w:sz w:val="19"/>
                 <w:szCs w:val="19"/>
               </w:rPr>
-              <w:t xml:space="preserve">Wir haben 5 </w:t>
-            </w:r>
-            <w:proofErr w:type="gramStart"/>
+              <w:t>Wir haben 5 Minuten um unser Projekt zu präsentieren.</w:t>
+            </w:r>
+          </w:p>
+          <w:p>
+            <w:pPr>
+              <w:spacing w:before="25" w:after="25"/>
+              <w:ind w:left="160"/>
+            </w:pPr>
             <w:r>
               <w:rPr>
                 <w:rFonts w:ascii="Courier New" w:eastAsia="Courier New" w:hAnsi="Courier New" w:cs="Courier New"/>
@@ -11737,9 +9917,20 @@
                 <w:sz w:val="19"/>
                 <w:szCs w:val="19"/>
               </w:rPr>
-              <w:t>Minuten</w:t>
-            </w:r>
-            <w:proofErr w:type="gramEnd"/>
+              <w:t>Hier ist unser Requirements Document: [EINFÜGEN]</w:t>
+            </w:r>
+          </w:p>
+          <w:p>
+            <w:pPr>
+              <w:spacing w:before="25" w:after="25"/>
+              <w:ind w:left="160"/>
+            </w:pPr>
+          </w:p>
+          <w:p>
+            <w:pPr>
+              <w:spacing w:before="25" w:after="25"/>
+              <w:ind w:left="160"/>
+            </w:pPr>
             <w:r>
               <w:rPr>
                 <w:rFonts w:ascii="Courier New" w:eastAsia="Courier New" w:hAnsi="Courier New" w:cs="Courier New"/>
@@ -11747,103 +9938,7 @@
                 <w:sz w:val="19"/>
                 <w:szCs w:val="19"/>
               </w:rPr>
-              <w:t xml:space="preserve"> um unser Projekt zu präsentieren.</w:t>
-            </w:r>
-          </w:p>
-          <w:p>
-            <w:pPr>
-              <w:spacing w:before="25" w:after="25"/>
-              <w:ind w:left="160"/>
-            </w:pPr>
-            <w:r>
-              <w:rPr>
-                <w:rFonts w:ascii="Courier New" w:eastAsia="Courier New" w:hAnsi="Courier New" w:cs="Courier New"/>
-                <w:color w:val="69F0AE"/>
-                <w:sz w:val="19"/>
-                <w:szCs w:val="19"/>
-              </w:rPr>
-              <w:t xml:space="preserve">Hier ist unser </w:t>
-            </w:r>
-            <w:proofErr w:type="spellStart"/>
-            <w:r>
-              <w:rPr>
-                <w:rFonts w:ascii="Courier New" w:eastAsia="Courier New" w:hAnsi="Courier New" w:cs="Courier New"/>
-                <w:color w:val="69F0AE"/>
-                <w:sz w:val="19"/>
-                <w:szCs w:val="19"/>
-              </w:rPr>
-              <w:t>Requirements</w:t>
-            </w:r>
-            <w:proofErr w:type="spellEnd"/>
-            <w:r>
-              <w:rPr>
-                <w:rFonts w:ascii="Courier New" w:eastAsia="Courier New" w:hAnsi="Courier New" w:cs="Courier New"/>
-                <w:color w:val="69F0AE"/>
-                <w:sz w:val="19"/>
-                <w:szCs w:val="19"/>
-              </w:rPr>
-              <w:t xml:space="preserve"> </w:t>
-            </w:r>
-            <w:proofErr w:type="spellStart"/>
-            <w:r>
-              <w:rPr>
-                <w:rFonts w:ascii="Courier New" w:eastAsia="Courier New" w:hAnsi="Courier New" w:cs="Courier New"/>
-                <w:color w:val="69F0AE"/>
-                <w:sz w:val="19"/>
-                <w:szCs w:val="19"/>
-              </w:rPr>
-              <w:t>Document</w:t>
-            </w:r>
-            <w:proofErr w:type="spellEnd"/>
-            <w:r>
-              <w:rPr>
-                <w:rFonts w:ascii="Courier New" w:eastAsia="Courier New" w:hAnsi="Courier New" w:cs="Courier New"/>
-                <w:color w:val="69F0AE"/>
-                <w:sz w:val="19"/>
-                <w:szCs w:val="19"/>
-              </w:rPr>
-              <w:t>: [EINFÜGEN]</w:t>
-            </w:r>
-          </w:p>
-          <w:p>
-            <w:pPr>
-              <w:spacing w:before="25" w:after="25"/>
-              <w:ind w:left="160"/>
-            </w:pPr>
-          </w:p>
-          <w:p>
-            <w:pPr>
-              <w:spacing w:before="25" w:after="25"/>
-              <w:ind w:left="160"/>
-            </w:pPr>
-            <w:r>
-              <w:rPr>
-                <w:rFonts w:ascii="Courier New" w:eastAsia="Courier New" w:hAnsi="Courier New" w:cs="Courier New"/>
-                <w:color w:val="69F0AE"/>
-                <w:sz w:val="19"/>
-                <w:szCs w:val="19"/>
-              </w:rPr>
-              <w:t xml:space="preserve">Was sind die 5 wichtigsten </w:t>
-            </w:r>
-            <w:proofErr w:type="gramStart"/>
-            <w:r>
-              <w:rPr>
-                <w:rFonts w:ascii="Courier New" w:eastAsia="Courier New" w:hAnsi="Courier New" w:cs="Courier New"/>
-                <w:color w:val="69F0AE"/>
-                <w:sz w:val="19"/>
-                <w:szCs w:val="19"/>
-              </w:rPr>
-              <w:t>Punkte</w:t>
-            </w:r>
-            <w:proofErr w:type="gramEnd"/>
-            <w:r>
-              <w:rPr>
-                <w:rFonts w:ascii="Courier New" w:eastAsia="Courier New" w:hAnsi="Courier New" w:cs="Courier New"/>
-                <w:color w:val="69F0AE"/>
-                <w:sz w:val="19"/>
-                <w:szCs w:val="19"/>
-              </w:rPr>
-              <w:t xml:space="preserve"> die wir ansprechen müssen?</w:t>
+              <w:t>Was sind die 5 wichtigsten Punkte die wir ansprechen müssen?</w:t>
             </w:r>
           </w:p>
           <w:p>
@@ -11888,27 +9983,7 @@
                 <w:sz w:val="19"/>
                 <w:szCs w:val="19"/>
               </w:rPr>
-              <w:t xml:space="preserve">Was sollten wir NICHT </w:t>
-            </w:r>
-            <w:proofErr w:type="gramStart"/>
-            <w:r>
-              <w:rPr>
-                <w:rFonts w:ascii="Courier New" w:eastAsia="Courier New" w:hAnsi="Courier New" w:cs="Courier New"/>
-                <w:color w:val="69F0AE"/>
-                <w:sz w:val="19"/>
-                <w:szCs w:val="19"/>
-              </w:rPr>
-              <w:t>sagen</w:t>
-            </w:r>
-            <w:proofErr w:type="gramEnd"/>
-            <w:r>
-              <w:rPr>
-                <w:rFonts w:ascii="Courier New" w:eastAsia="Courier New" w:hAnsi="Courier New" w:cs="Courier New"/>
-                <w:color w:val="69F0AE"/>
-                <w:sz w:val="19"/>
-                <w:szCs w:val="19"/>
-              </w:rPr>
-              <w:t xml:space="preserve"> um nicht Zeit zu verlieren?</w:t>
+              <w:t>Was sollten wir NICHT sagen um nicht Zeit zu verlieren?</w:t>
             </w:r>
           </w:p>
         </w:tc>
@@ -12181,21 +10256,7 @@
               <w:rPr>
                 <w:color w:val="1E293B"/>
               </w:rPr>
-              <w:t xml:space="preserve">In Modul 3 — Architektur werden eure </w:t>
-            </w:r>
-            <w:proofErr w:type="spellStart"/>
-            <w:r>
-              <w:rPr>
-                <w:color w:val="1E293B"/>
-              </w:rPr>
-              <w:t>Requirements</w:t>
-            </w:r>
-            <w:proofErr w:type="spellEnd"/>
-            <w:r>
-              <w:rPr>
-                <w:color w:val="1E293B"/>
-              </w:rPr>
-              <w:t xml:space="preserve"> direkt zur Basis für das System Design:</w:t>
+              <w:t>In Modul 3 — Architektur werden eure Requirements direkt zur Basis für das System Design:</w:t>
             </w:r>
           </w:p>
           <w:p>
@@ -12211,21 +10272,7 @@
               <w:rPr>
                 <w:color w:val="1E293B"/>
               </w:rPr>
-              <w:t xml:space="preserve">Aus 'Termin buchen in unter 2 Sekunden' → Caching Layer, </w:t>
-            </w:r>
-            <w:proofErr w:type="spellStart"/>
-            <w:r>
-              <w:rPr>
-                <w:color w:val="1E293B"/>
-              </w:rPr>
-              <w:t>Async</w:t>
-            </w:r>
-            <w:proofErr w:type="spellEnd"/>
-            <w:r>
-              <w:rPr>
-                <w:color w:val="1E293B"/>
-              </w:rPr>
-              <w:t xml:space="preserve"> Queue</w:t>
+              <w:t>Aus 'Termin buchen in unter 2 Sekunden' → Caching Layer, Async Queue</w:t>
             </w:r>
           </w:p>
           <w:p>
@@ -12291,25 +10338,7 @@
                 <w:bCs/>
                 <w:color w:val="1E2761"/>
               </w:rPr>
-              <w:t xml:space="preserve">Je präziser eure </w:t>
-            </w:r>
-            <w:proofErr w:type="spellStart"/>
-            <w:r>
-              <w:rPr>
-                <w:b/>
-                <w:bCs/>
-                <w:color w:val="1E2761"/>
-              </w:rPr>
-              <w:t>Requirements</w:t>
-            </w:r>
-            <w:proofErr w:type="spellEnd"/>
-            <w:r>
-              <w:rPr>
-                <w:b/>
-                <w:bCs/>
-                <w:color w:val="1E2761"/>
-              </w:rPr>
-              <w:t xml:space="preserve"> heute — desto besser eure Architektur in Modul 3.</w:t>
+              <w:t>Je präziser eure Requirements heute — desto besser eure Architektur in Modul 3.</w:t>
             </w:r>
           </w:p>
         </w:tc>
@@ -12341,6 +10370,7 @@
           <w:color w:val="475569"/>
           <w:sz w:val="17"/>
           <w:szCs w:val="17"/>
+          <w:lang w:val="fr-CH"/>
         </w:rPr>
         <w:t>CAS ADAI 2026 · BFH Biel · Modul 2 Tag 2 · Ilja Rasin</w:t>
       </w:r>
@@ -13350,6 +11380,7 @@
   <w:style w:type="character" w:default="1" w:styleId="Absatz-Standardschriftart">
     <w:name w:val="Default Paragraph Font"/>
     <w:uiPriority w:val="1"/>
+    <w:semiHidden/>
     <w:unhideWhenUsed/>
   </w:style>
   <w:style w:type="table" w:default="1" w:styleId="NormaleTabelle">

--- a/Modul2/ADAI_Modul2_Tag2_Selbststudium.docx
+++ b/Modul2/ADAI_Modul2_Tag2_Selbststudium.docx
@@ -10070,6 +10070,15 @@
             <w:pPr>
               <w:spacing w:before="240"/>
             </w:pPr>
+            <w:r>
+              <w:t xml:space="preserve">Was hat AI gefunden, das ihr vergessen hattet? Einige neue User Stories (zu viele Must), </w:t>
+            </w:r>
+            <w:r>
+              <w:t>Feedbackloop bei Kategorisierung</w:t>
+            </w:r>
+            <w:r>
+              <w:t xml:space="preserve"> (Verbesserung)</w:t>
+            </w:r>
           </w:p>
         </w:tc>
       </w:tr>
@@ -10094,6 +10103,9 @@
             <w:pPr>
               <w:spacing w:before="240"/>
             </w:pPr>
+            <w:r>
+              <w:t>Grösstes Risiko: Korrektes Parsen der PDFs =&gt; Plan B: Feedback an User (z.B. Anzahl gefundene Transaktionen anzeigen zur Kontrolle)</w:t>
+            </w:r>
           </w:p>
         </w:tc>
       </w:tr>
@@ -10118,6 +10130,9 @@
             <w:pPr>
               <w:spacing w:before="240"/>
             </w:pPr>
+            <w:r>
+              <w:t>Was bleibt noch offen? Einige User Stories müssen wir noch einmal überarbeiten.</w:t>
+            </w:r>
           </w:p>
         </w:tc>
       </w:tr>
